--- a/agreements/1. Move in Form - quantity.docx
+++ b/agreements/1. Move in Form - quantity.docx
@@ -815,6 +815,7 @@
           <w:spacing w:val="-11"/>
           <w:u w:val="single"/>
         </w:rPr>
+        <w:pageBreakBefore/>
       </w:pPr>
       <w:r>
         <w:rPr>
@@ -8731,13 +8732,139 @@
       </w:pPr>
     </w:p>
     <w:sectPr>
+      <w:headerReference w:type="first" r:id="rIdNestHeader"/>
       <w:type w:val="continuous"/>
       <w:pgSz w:w="12240" w:h="15840"/>
-      <w:pgMar w:top="1040" w:right="1080" w:bottom="280" w:left="1440" w:header="720" w:footer="720" w:gutter="0"/>
+      <w:pgMar w:top="1040" w:right="1080" w:bottom="280" w:left="1440" w:header="1300" w:footer="720" w:gutter="0"/>
       <w:cols w:space="720"/>
+      <w:titlePg/>
     </w:sectPr>
   </w:body>
 </w:document>
+</file>
+
+<file path=word/nest-header.xml><?xml version="1.0" encoding="utf-8"?>
+<w:hdr xmlns:m="http://schemas.openxmlformats.org/officeDocument/2006/math" xmlns:mc="http://schemas.openxmlformats.org/markup-compatibility/2006" xmlns:mo="http://schemas.microsoft.com/office/mac/office/2008/main" xmlns:mv="urn:schemas-microsoft-com:mac:vml" xmlns:o="urn:schemas-microsoft-com:office:office" xmlns:r="http://schemas.openxmlformats.org/officeDocument/2006/relationships" xmlns:v="urn:schemas-microsoft-com:vml" xmlns:w10="urn:schemas-microsoft-com:office:word" xmlns:w14="http://schemas.microsoft.com/office/word/2010/wordml" xmlns:w="http://schemas.openxmlformats.org/wordprocessingml/2006/main" xmlns:wne="http://schemas.microsoft.com/office/word/2006/wordml" xmlns:wp14="http://schemas.microsoft.com/office/word/2010/wordprocessingDrawing" xmlns:wp="http://schemas.openxmlformats.org/drawingml/2006/wordprocessingDrawing" xmlns:wpc="http://schemas.microsoft.com/office/word/2010/wordprocessingCanvas" xmlns:wpg="http://schemas.microsoft.com/office/word/2010/wordprocessingGroup" xmlns:wpi="http://schemas.microsoft.com/office/word/2010/wordprocessingInk" xmlns:wps="http://schemas.microsoft.com/office/word/2010/wordprocessingShape" mc:Ignorable="w14 wp14">
+  <w:p>
+    <w:pPr>
+      <w:pStyle w:val="Header"/>
+      <w:spacing w:after="200"/>
+      <w:jc w:val="center"/>
+    </w:pPr>
+    <w:r>
+      <w:drawing>
+        <wp:inline xmlns:a="http://schemas.openxmlformats.org/drawingml/2006/main" xmlns:pic="http://schemas.openxmlformats.org/drawingml/2006/picture">
+          <wp:extent cx="889000" cy="762000"/>
+          <wp:docPr id="1" name="Picture 1"/>
+          <wp:cNvGraphicFramePr>
+            <a:graphicFrameLocks noChangeAspect="1"/>
+          </wp:cNvGraphicFramePr>
+          <a:graphic>
+            <a:graphicData uri="http://schemas.openxmlformats.org/drawingml/2006/picture">
+              <pic:pic>
+                <pic:nvPicPr>
+                  <pic:cNvPr id="0" name="business_card.jpg"/>
+                  <pic:cNvPicPr/>
+                </pic:nvPicPr>
+                <pic:blipFill>
+                  <a:blip r:embed="rId1"/>
+                  <a:srcRect l="67619" t="16667" r="6190" b="44167"/>
+                  <a:stretch>
+                    <a:fillRect/>
+                  </a:stretch>
+                </pic:blipFill>
+                <pic:spPr>
+                  <a:xfrm>
+                    <a:off x="0" y="0"/>
+                    <a:ext cx="889000" cy="762000"/>
+                  </a:xfrm>
+                  <a:prstGeom prst="rect"/>
+                </pic:spPr>
+              </pic:pic>
+            </a:graphicData>
+          </a:graphic>
+        </wp:inline>
+      </w:drawing>
+    </w:r>
+  </w:p>
+  <w:p>
+    <w:pPr>
+      <w:spacing w:after="40" w:line="240" w:lineRule="auto"/>
+      <w:jc w:val="center"/>
+    </w:pPr>
+    <w:bookmarkStart w:id="2" w:name="NestHeader_name"/>
+    <w:r>
+      <w:rPr>
+        <w:rFonts w:ascii="Arial" w:hAnsi="Arial"/>
+        <w:b/>
+        <w:sz w:val="22"/>
+      </w:rPr>
+      <w:t>NEST &amp; NOOK PROPERTY CARE</w:t>
+    </w:r>
+    <w:bookmarkEnd w:id="2"/>
+  </w:p>
+  <w:p>
+    <w:pPr>
+      <w:spacing w:after="40" w:line="240" w:lineRule="auto"/>
+      <w:jc w:val="center"/>
+    </w:pPr>
+    <w:bookmarkStart w:id="3" w:name="NestHeader_registration"/>
+    <w:r>
+      <w:rPr>
+        <w:rFonts w:ascii="Arial" w:hAnsi="Arial"/>
+        <w:b/>
+        <w:sz w:val="24"/>
+      </w:rPr>
+      <w:t>202603156166 (KT0615852-M)</w:t>
+    </w:r>
+    <w:bookmarkEnd w:id="3"/>
+  </w:p>
+  <w:p>
+    <w:pPr>
+      <w:spacing w:after="40" w:line="240" w:lineRule="auto"/>
+      <w:jc w:val="center"/>
+    </w:pPr>
+    <w:bookmarkStart w:id="4" w:name="NestHeader_address"/>
+    <w:r>
+      <w:rPr>
+        <w:rFonts w:ascii="Times New Roman" w:hAnsi="Times New Roman"/>
+        <w:b/>
+        <w:sz w:val="21"/>
+      </w:rPr>
+      <w:t>#16-03, Trellis Residences, 80100, J.B, Johor.</w:t>
+    </w:r>
+    <w:bookmarkEnd w:id="4"/>
+  </w:p>
+  <w:p>
+    <w:pPr>
+      <w:spacing w:after="40" w:line="240" w:lineRule="auto"/>
+      <w:jc w:val="center"/>
+    </w:pPr>
+    <w:bookmarkStart w:id="5" w:name="NestHeader_phone"/>
+    <w:r>
+      <w:rPr>
+        <w:rFonts w:ascii="Times New Roman" w:hAnsi="Times New Roman"/>
+        <w:b/>
+        <w:sz w:val="23"/>
+      </w:rPr>
+      <w:t>TEL NO.: +60111-3380335</w:t>
+    </w:r>
+    <w:bookmarkEnd w:id="5"/>
+  </w:p>
+  <w:p>
+    <w:pPr>
+      <w:spacing w:after="240" w:line="20" w:lineRule="exact"/>
+      <w:pBdr>
+        <w:bottom w:val="single" w:sz="4" w:space="1" w:color="000000"/>
+      </w:pBdr>
+    </w:pPr>
+    <w:r>
+      <w:rPr>
+        <w:sz w:val="2"/>
+      </w:rPr>
+    </w:r>
+  </w:p>
+</w:hdr>
 </file>
 
 <file path=word/numbering.xml><?xml version="1.0" encoding="utf-8"?>

--- a/agreements/1. Move in Form - quantity.docx
+++ b/agreements/1. Move in Form - quantity.docx
@@ -808,6 +808,7 @@
     <w:p>
       <w:pPr>
         <w:pStyle w:val="Heading1"/>
+        <w:pageBreakBefore/>
         <w:spacing w:line="216" w:lineRule="exact"/>
         <w:ind w:left="40" w:right="27"/>
         <w:jc w:val="center"/>
@@ -815,13 +816,13 @@
           <w:spacing w:val="-11"/>
           <w:u w:val="single"/>
         </w:rPr>
-        <w:pageBreakBefore/>
       </w:pPr>
       <w:r>
         <w:rPr>
           <w:spacing w:val="-11"/>
           <w:u w:val="single"/>
         </w:rPr>
+        <w:lastRenderedPageBreak/>
         <w:t>CHECK-IN</w:t>
       </w:r>
     </w:p>
@@ -962,29 +963,7 @@
                                       <w:sz w:val="20"/>
                                       <w:szCs w:val="20"/>
                                     </w:rPr>
-                                    <w:t xml:space="preserve">Qty</w:t>
-                                  </w:r>
-                                  <w:r>
-                                    <w:rPr>
-                                      <w:rFonts w:ascii="Times New Roman" w:hAnsi="Times New Roman" w:cs="Times New Roman"/>
-                                      <w:b/>
-                                      <w:bCs/>
-                                      <w:spacing w:val="-15"/>
-                                      <w:sz w:val="20"/>
-                                      <w:szCs w:val="20"/>
-                                    </w:rPr>
-                                    <w:t xml:space="preserve"/>
-                                  </w:r>
-                                  <w:r>
-                                    <w:rPr>
-                                      <w:rFonts w:ascii="Times New Roman" w:hAnsi="Times New Roman" w:cs="Times New Roman"/>
-                                      <w:b/>
-                                      <w:bCs/>
-                                      <w:spacing w:val="-2"/>
-                                      <w:sz w:val="20"/>
-                                      <w:szCs w:val="20"/>
-                                    </w:rPr>
-                                    <w:t/>
+                                    <w:t>Qty</w:t>
                                   </w:r>
                                 </w:p>
                               </w:tc>
@@ -1184,7 +1163,7 @@
                                       <w:sz w:val="20"/>
                                       <w:szCs w:val="20"/>
                                     </w:rPr>
-                                    <w:t xml:space="preserve">-</w:t>
+                                    <w:t>-</w:t>
                                   </w:r>
                                 </w:p>
                               </w:tc>
@@ -1208,7 +1187,7 @@
                                       <w:sz w:val="20"/>
                                       <w:szCs w:val="20"/>
                                     </w:rPr>
-                                    <w:t xml:space="preserve">-</w:t>
+                                    <w:t>-</w:t>
                                   </w:r>
                                 </w:p>
                               </w:tc>
@@ -1232,7 +1211,7 @@
                                       <w:sz w:val="20"/>
                                       <w:szCs w:val="20"/>
                                     </w:rPr>
-                                    <w:t xml:space="preserve">-</w:t>
+                                    <w:t>-</w:t>
                                   </w:r>
                                 </w:p>
                               </w:tc>
@@ -1255,7 +1234,7 @@
                                       <w:sz w:val="20"/>
                                       <w:szCs w:val="20"/>
                                     </w:rPr>
-                                    <w:t xml:space="preserve">-</w:t>
+                                    <w:t>-</w:t>
                                   </w:r>
                                 </w:p>
                               </w:tc>
@@ -1310,7 +1289,7 @@
                                       <w:sz w:val="20"/>
                                       <w:szCs w:val="20"/>
                                     </w:rPr>
-                                    <w:t xml:space="preserve">1</w:t>
+                                    <w:t>1</w:t>
                                   </w:r>
                                 </w:p>
                               </w:tc>
@@ -1334,7 +1313,7 @@
                                       <w:sz w:val="20"/>
                                       <w:szCs w:val="20"/>
                                     </w:rPr>
-                                    <w:t xml:space="preserve">YES</w:t>
+                                    <w:t>YES</w:t>
                                   </w:r>
                                 </w:p>
                               </w:tc>
@@ -1358,7 +1337,7 @@
                                       <w:sz w:val="20"/>
                                       <w:szCs w:val="20"/>
                                     </w:rPr>
-                                    <w:t xml:space="preserve">-</w:t>
+                                    <w:t>-</w:t>
                                   </w:r>
                                 </w:p>
                               </w:tc>
@@ -1381,7 +1360,7 @@
                                       <w:sz w:val="20"/>
                                       <w:szCs w:val="20"/>
                                     </w:rPr>
-                                    <w:t xml:space="preserve">-</w:t>
+                                    <w:t>-</w:t>
                                   </w:r>
                                 </w:p>
                               </w:tc>
@@ -1438,7 +1417,7 @@
                                       <w:szCs w:val="20"/>
                                       <w:lang w:eastAsia="zh-CN"/>
                                     </w:rPr>
-                                    <w:t xml:space="preserve">1</w:t>
+                                    <w:t>1</w:t>
                                   </w:r>
                                 </w:p>
                               </w:tc>
@@ -1464,7 +1443,7 @@
                                       <w:szCs w:val="20"/>
                                       <w:lang w:eastAsia="zh-CN"/>
                                     </w:rPr>
-                                    <w:t xml:space="preserve">YES</w:t>
+                                    <w:t>YES</w:t>
                                   </w:r>
                                 </w:p>
                               </w:tc>
@@ -1488,7 +1467,7 @@
                                       <w:sz w:val="20"/>
                                       <w:szCs w:val="20"/>
                                     </w:rPr>
-                                    <w:t xml:space="preserve">-</w:t>
+                                    <w:t>-</w:t>
                                   </w:r>
                                 </w:p>
                               </w:tc>
@@ -1514,7 +1493,7 @@
                                       <w:szCs w:val="20"/>
                                       <w:lang w:eastAsia="zh-CN"/>
                                     </w:rPr>
-                                    <w:t xml:space="preserve">-</w:t>
+                                    <w:t>-</w:t>
                                   </w:r>
                                 </w:p>
                               </w:tc>
@@ -1571,22 +1550,38 @@
                                       <w:sz w:val="20"/>
                                       <w:szCs w:val="20"/>
                                     </w:rPr>
-                                    <w:t xml:space="preserve">1</w:t>
-                                  </w:r>
-                                  <w:r>
-                                    <w:rPr>
-                                      <w:rFonts w:ascii="Times New Roman" w:hAnsi="Times New Roman" w:cs="Times New Roman" w:hint="eastAsia"/>
+                                    <w:t>1</w:t>
+                                  </w:r>
+                                </w:p>
+                              </w:tc>
+                              <w:tc>
+                                <w:tcPr>
+                                  <w:tcW w:w="1620" w:type="dxa"/>
+                                </w:tcPr>
+                                <w:p>
+                                  <w:pPr>
+                                    <w:pStyle w:val="TableParagraph"/>
+                                    <w:jc w:val="center"/>
+                                    <w:rPr>
+                                      <w:rFonts w:ascii="Times New Roman" w:hAnsi="Times New Roman" w:cs="Times New Roman"/>
                                       <w:sz w:val="20"/>
                                       <w:szCs w:val="20"/>
                                       <w:lang w:eastAsia="zh-CN"/>
                                     </w:rPr>
-                                    <w:t/>
-                                  </w:r>
-                                </w:p>
-                              </w:tc>
-                              <w:tc>
-                                <w:tcPr>
-                                  <w:tcW w:w="1620" w:type="dxa"/>
+                                  </w:pPr>
+                                  <w:r>
+                                    <w:rPr>
+                                      <w:rFonts w:ascii="Times New Roman" w:hAnsi="Times New Roman" w:cs="Times New Roman"/>
+                                      <w:sz w:val="20"/>
+                                      <w:szCs w:val="20"/>
+                                    </w:rPr>
+                                    <w:t>YES</w:t>
+                                  </w:r>
+                                </w:p>
+                              </w:tc>
+                              <w:tc>
+                                <w:tcPr>
+                                  <w:tcW w:w="990" w:type="dxa"/>
                                 </w:tcPr>
                                 <w:p>
                                   <w:pPr>
@@ -1596,49 +1591,15 @@
                                       <w:rFonts w:ascii="Times New Roman" w:hAnsi="Times New Roman" w:cs="Times New Roman"/>
                                       <w:sz w:val="20"/>
                                       <w:szCs w:val="20"/>
-                                      <w:lang w:eastAsia="zh-CN"/>
-                                    </w:rPr>
-                                  </w:pPr>
-                                  <w:r>
-                                    <w:rPr>
-                                      <w:rFonts w:ascii="Times New Roman" w:hAnsi="Times New Roman" w:cs="Times New Roman"/>
-                                      <w:sz w:val="20"/>
-                                      <w:szCs w:val="20"/>
-                                    </w:rPr>
-                                    <w:t xml:space="preserve">YES</w:t>
-                                  </w:r>
-                                  <w:r>
-                                    <w:rPr>
-                                      <w:rFonts w:ascii="Times New Roman" w:hAnsi="Times New Roman" w:cs="Times New Roman" w:hint="eastAsia"/>
-                                      <w:sz w:val="20"/>
-                                      <w:szCs w:val="20"/>
-                                      <w:lang w:eastAsia="zh-CN"/>
-                                    </w:rPr>
-                                    <w:t/>
-                                  </w:r>
-                                </w:p>
-                              </w:tc>
-                              <w:tc>
-                                <w:tcPr>
-                                  <w:tcW w:w="990" w:type="dxa"/>
-                                </w:tcPr>
-                                <w:p>
-                                  <w:pPr>
-                                    <w:pStyle w:val="TableParagraph"/>
-                                    <w:jc w:val="center"/>
-                                    <w:rPr>
-                                      <w:rFonts w:ascii="Times New Roman" w:hAnsi="Times New Roman" w:cs="Times New Roman"/>
-                                      <w:sz w:val="20"/>
-                                      <w:szCs w:val="20"/>
-                                    </w:rPr>
-                                  </w:pPr>
-                                  <w:r>
-                                    <w:rPr>
-                                      <w:rFonts w:ascii="Times New Roman" w:hAnsi="Times New Roman" w:cs="Times New Roman"/>
-                                      <w:sz w:val="20"/>
-                                      <w:szCs w:val="20"/>
-                                    </w:rPr>
-                                    <w:t xml:space="preserve">-</w:t>
+                                    </w:rPr>
+                                  </w:pPr>
+                                  <w:r>
+                                    <w:rPr>
+                                      <w:rFonts w:ascii="Times New Roman" w:hAnsi="Times New Roman" w:cs="Times New Roman"/>
+                                      <w:sz w:val="20"/>
+                                      <w:szCs w:val="20"/>
+                                    </w:rPr>
+                                    <w:t>-</w:t>
                                   </w:r>
                                 </w:p>
                               </w:tc>
@@ -1661,7 +1622,7 @@
                                       <w:sz w:val="20"/>
                                       <w:szCs w:val="20"/>
                                     </w:rPr>
-                                    <w:t xml:space="preserve">-</w:t>
+                                    <w:t>-</w:t>
                                   </w:r>
                                 </w:p>
                               </w:tc>
@@ -1806,7 +1767,7 @@
                                       <w:sz w:val="20"/>
                                       <w:szCs w:val="20"/>
                                     </w:rPr>
-                                    <w:t xml:space="preserve">1</w:t>
+                                    <w:t>1</w:t>
                                   </w:r>
                                 </w:p>
                               </w:tc>
@@ -1830,7 +1791,7 @@
                                       <w:sz w:val="20"/>
                                       <w:szCs w:val="20"/>
                                     </w:rPr>
-                                    <w:t xml:space="preserve">YES</w:t>
+                                    <w:t>YES</w:t>
                                   </w:r>
                                 </w:p>
                               </w:tc>
@@ -1854,7 +1815,7 @@
                                       <w:sz w:val="20"/>
                                       <w:szCs w:val="20"/>
                                     </w:rPr>
-                                    <w:t xml:space="preserve">-</w:t>
+                                    <w:t>-</w:t>
                                   </w:r>
                                 </w:p>
                               </w:tc>
@@ -1878,7 +1839,7 @@
                                       <w:sz w:val="20"/>
                                       <w:szCs w:val="20"/>
                                     </w:rPr>
-                                    <w:t xml:space="preserve">-</w:t>
+                                    <w:t>-</w:t>
                                   </w:r>
                                 </w:p>
                               </w:tc>
@@ -1934,7 +1895,7 @@
                                       <w:szCs w:val="20"/>
                                       <w:lang w:eastAsia="zh-CN"/>
                                     </w:rPr>
-                                    <w:t xml:space="preserve">1</w:t>
+                                    <w:t>1</w:t>
                                   </w:r>
                                 </w:p>
                               </w:tc>
@@ -1960,7 +1921,7 @@
                                       <w:szCs w:val="20"/>
                                       <w:lang w:eastAsia="zh-CN"/>
                                     </w:rPr>
-                                    <w:t xml:space="preserve">YES</w:t>
+                                    <w:t>YES</w:t>
                                   </w:r>
                                 </w:p>
                               </w:tc>
@@ -1984,7 +1945,7 @@
                                       <w:sz w:val="20"/>
                                       <w:szCs w:val="20"/>
                                     </w:rPr>
-                                    <w:t xml:space="preserve">-</w:t>
+                                    <w:t>-</w:t>
                                   </w:r>
                                 </w:p>
                               </w:tc>
@@ -2007,7 +1968,7 @@
                                       <w:sz w:val="20"/>
                                       <w:szCs w:val="20"/>
                                     </w:rPr>
-                                    <w:t xml:space="preserve">-</w:t>
+                                    <w:t>-</w:t>
                                   </w:r>
                                 </w:p>
                               </w:tc>
@@ -2064,7 +2025,7 @@
                                       <w:szCs w:val="20"/>
                                       <w:lang w:eastAsia="zh-CN"/>
                                     </w:rPr>
-                                    <w:t xml:space="preserve">1</w:t>
+                                    <w:t>1</w:t>
                                   </w:r>
                                 </w:p>
                               </w:tc>
@@ -2090,7 +2051,7 @@
                                       <w:szCs w:val="20"/>
                                       <w:lang w:eastAsia="zh-CN"/>
                                     </w:rPr>
-                                    <w:t xml:space="preserve">YES</w:t>
+                                    <w:t>YES</w:t>
                                   </w:r>
                                 </w:p>
                               </w:tc>
@@ -2114,7 +2075,7 @@
                                       <w:sz w:val="20"/>
                                       <w:szCs w:val="20"/>
                                     </w:rPr>
-                                    <w:t xml:space="preserve">-</w:t>
+                                    <w:t>-</w:t>
                                   </w:r>
                                 </w:p>
                               </w:tc>
@@ -2137,7 +2098,7 @@
                                       <w:sz w:val="20"/>
                                       <w:szCs w:val="20"/>
                                     </w:rPr>
-                                    <w:t xml:space="preserve">-</w:t>
+                                    <w:t>-</w:t>
                                   </w:r>
                                 </w:p>
                               </w:tc>
@@ -2192,7 +2153,7 @@
                                       <w:sz w:val="20"/>
                                       <w:szCs w:val="20"/>
                                     </w:rPr>
-                                    <w:t xml:space="preserve">1</w:t>
+                                    <w:t>1</w:t>
                                   </w:r>
                                 </w:p>
                               </w:tc>
@@ -2216,7 +2177,7 @@
                                       <w:sz w:val="20"/>
                                       <w:szCs w:val="20"/>
                                     </w:rPr>
-                                    <w:t xml:space="preserve">YES</w:t>
+                                    <w:t>YES</w:t>
                                   </w:r>
                                 </w:p>
                               </w:tc>
@@ -2240,7 +2201,7 @@
                                       <w:sz w:val="20"/>
                                       <w:szCs w:val="20"/>
                                     </w:rPr>
-                                    <w:t xml:space="preserve">-</w:t>
+                                    <w:t>-</w:t>
                                   </w:r>
                                 </w:p>
                               </w:tc>
@@ -2263,7 +2224,7 @@
                                       <w:sz w:val="20"/>
                                       <w:szCs w:val="20"/>
                                     </w:rPr>
-                                    <w:t xml:space="preserve">-</w:t>
+                                    <w:t>-</w:t>
                                   </w:r>
                                 </w:p>
                               </w:tc>
@@ -2318,7 +2279,7 @@
                                       <w:sz w:val="20"/>
                                       <w:szCs w:val="20"/>
                                     </w:rPr>
-                                    <w:t xml:space="preserve">1</w:t>
+                                    <w:t>1</w:t>
                                   </w:r>
                                 </w:p>
                               </w:tc>
@@ -2342,7 +2303,7 @@
                                       <w:sz w:val="20"/>
                                       <w:szCs w:val="20"/>
                                     </w:rPr>
-                                    <w:t xml:space="preserve">YES</w:t>
+                                    <w:t>YES</w:t>
                                   </w:r>
                                 </w:p>
                               </w:tc>
@@ -2366,7 +2327,7 @@
                                       <w:sz w:val="20"/>
                                       <w:szCs w:val="20"/>
                                     </w:rPr>
-                                    <w:t xml:space="preserve">-</w:t>
+                                    <w:t>-</w:t>
                                   </w:r>
                                 </w:p>
                               </w:tc>
@@ -2389,7 +2350,7 @@
                                       <w:sz w:val="20"/>
                                       <w:szCs w:val="20"/>
                                     </w:rPr>
-                                    <w:t xml:space="preserve">-</w:t>
+                                    <w:t>-</w:t>
                                   </w:r>
                                 </w:p>
                               </w:tc>
@@ -2443,7 +2404,7 @@
                                       <w:sz w:val="20"/>
                                       <w:szCs w:val="20"/>
                                     </w:rPr>
-                                    <w:t xml:space="preserve">1</w:t>
+                                    <w:t>1</w:t>
                                   </w:r>
                                 </w:p>
                               </w:tc>
@@ -2467,7 +2428,7 @@
                                       <w:sz w:val="20"/>
                                       <w:szCs w:val="20"/>
                                     </w:rPr>
-                                    <w:t xml:space="preserve">YES</w:t>
+                                    <w:t>YES</w:t>
                                   </w:r>
                                 </w:p>
                               </w:tc>
@@ -2491,7 +2452,7 @@
                                       <w:sz w:val="20"/>
                                       <w:szCs w:val="20"/>
                                     </w:rPr>
-                                    <w:t xml:space="preserve">-</w:t>
+                                    <w:t>-</w:t>
                                   </w:r>
                                 </w:p>
                               </w:tc>
@@ -2515,7 +2476,7 @@
                                       <w:sz w:val="20"/>
                                       <w:szCs w:val="20"/>
                                     </w:rPr>
-                                    <w:t xml:space="preserve">-</w:t>
+                                    <w:t>-</w:t>
                                   </w:r>
                                 </w:p>
                               </w:tc>
@@ -2588,7 +2549,7 @@
                                       <w:sz w:val="20"/>
                                       <w:szCs w:val="20"/>
                                     </w:rPr>
-                                    <w:t xml:space="preserve">1</w:t>
+                                    <w:t>1</w:t>
                                   </w:r>
                                 </w:p>
                               </w:tc>
@@ -2612,7 +2573,7 @@
                                       <w:sz w:val="20"/>
                                       <w:szCs w:val="20"/>
                                     </w:rPr>
-                                    <w:t xml:space="preserve">YES</w:t>
+                                    <w:t>YES</w:t>
                                   </w:r>
                                 </w:p>
                               </w:tc>
@@ -2636,7 +2597,7 @@
                                       <w:sz w:val="20"/>
                                       <w:szCs w:val="20"/>
                                     </w:rPr>
-                                    <w:t xml:space="preserve">-</w:t>
+                                    <w:t>-</w:t>
                                   </w:r>
                                 </w:p>
                               </w:tc>
@@ -2659,7 +2620,7 @@
                                       <w:sz w:val="20"/>
                                       <w:szCs w:val="20"/>
                                     </w:rPr>
-                                    <w:t xml:space="preserve">-</w:t>
+                                    <w:t>-</w:t>
                                   </w:r>
                                 </w:p>
                               </w:tc>
@@ -2717,7 +2678,7 @@
                                       <w:szCs w:val="20"/>
                                       <w:lang w:eastAsia="zh-CN"/>
                                     </w:rPr>
-                                    <w:t xml:space="preserve">1</w:t>
+                                    <w:t>1</w:t>
                                   </w:r>
                                 </w:p>
                               </w:tc>
@@ -2743,7 +2704,7 @@
                                       <w:szCs w:val="20"/>
                                       <w:lang w:eastAsia="zh-CN"/>
                                     </w:rPr>
-                                    <w:t xml:space="preserve">YES</w:t>
+                                    <w:t>YES</w:t>
                                   </w:r>
                                 </w:p>
                               </w:tc>
@@ -2767,7 +2728,7 @@
                                       <w:sz w:val="20"/>
                                       <w:szCs w:val="20"/>
                                     </w:rPr>
-                                    <w:t xml:space="preserve">-</w:t>
+                                    <w:t>-</w:t>
                                   </w:r>
                                 </w:p>
                               </w:tc>
@@ -2790,7 +2751,7 @@
                                       <w:sz w:val="20"/>
                                       <w:szCs w:val="20"/>
                                     </w:rPr>
-                                    <w:t xml:space="preserve">-</w:t>
+                                    <w:t>-</w:t>
                                   </w:r>
                                 </w:p>
                               </w:tc>
@@ -2864,7 +2825,7 @@
                                       <w:szCs w:val="20"/>
                                       <w:lang w:eastAsia="zh-CN"/>
                                     </w:rPr>
-                                    <w:t xml:space="preserve">1</w:t>
+                                    <w:t>1</w:t>
                                   </w:r>
                                 </w:p>
                               </w:tc>
@@ -2890,7 +2851,7 @@
                                       <w:szCs w:val="20"/>
                                       <w:lang w:eastAsia="zh-CN"/>
                                     </w:rPr>
-                                    <w:t xml:space="preserve">YES</w:t>
+                                    <w:t>YES</w:t>
                                   </w:r>
                                 </w:p>
                               </w:tc>
@@ -2914,7 +2875,7 @@
                                       <w:sz w:val="20"/>
                                       <w:szCs w:val="20"/>
                                     </w:rPr>
-                                    <w:t xml:space="preserve">-</w:t>
+                                    <w:t>-</w:t>
                                   </w:r>
                                 </w:p>
                               </w:tc>
@@ -2937,7 +2898,7 @@
                                       <w:sz w:val="20"/>
                                       <w:szCs w:val="20"/>
                                     </w:rPr>
-                                    <w:t xml:space="preserve">-</w:t>
+                                    <w:t>-</w:t>
                                   </w:r>
                                 </w:p>
                               </w:tc>
@@ -2992,7 +2953,7 @@
                                       <w:sz w:val="20"/>
                                       <w:szCs w:val="20"/>
                                     </w:rPr>
-                                    <w:t xml:space="preserve">1</w:t>
+                                    <w:t>1</w:t>
                                   </w:r>
                                 </w:p>
                               </w:tc>
@@ -3016,7 +2977,7 @@
                                       <w:sz w:val="20"/>
                                       <w:szCs w:val="20"/>
                                     </w:rPr>
-                                    <w:t xml:space="preserve">YES</w:t>
+                                    <w:t>YES</w:t>
                                   </w:r>
                                 </w:p>
                               </w:tc>
@@ -3040,7 +3001,7 @@
                                       <w:sz w:val="20"/>
                                       <w:szCs w:val="20"/>
                                     </w:rPr>
-                                    <w:t xml:space="preserve">-</w:t>
+                                    <w:t>-</w:t>
                                   </w:r>
                                 </w:p>
                               </w:tc>
@@ -3063,7 +3024,7 @@
                                       <w:sz w:val="20"/>
                                       <w:szCs w:val="20"/>
                                     </w:rPr>
-                                    <w:t xml:space="preserve">-</w:t>
+                                    <w:t>-</w:t>
                                   </w:r>
                                 </w:p>
                               </w:tc>
@@ -3135,7 +3096,7 @@
                                       <w:sz w:val="20"/>
                                       <w:szCs w:val="20"/>
                                     </w:rPr>
-                                    <w:t xml:space="preserve">1</w:t>
+                                    <w:t>1</w:t>
                                   </w:r>
                                 </w:p>
                               </w:tc>
@@ -3159,7 +3120,7 @@
                                       <w:sz w:val="20"/>
                                       <w:szCs w:val="20"/>
                                     </w:rPr>
-                                    <w:t xml:space="preserve">YES</w:t>
+                                    <w:t>YES</w:t>
                                   </w:r>
                                 </w:p>
                               </w:tc>
@@ -3183,7 +3144,7 @@
                                       <w:sz w:val="20"/>
                                       <w:szCs w:val="20"/>
                                     </w:rPr>
-                                    <w:t xml:space="preserve">-</w:t>
+                                    <w:t>-</w:t>
                                   </w:r>
                                 </w:p>
                               </w:tc>
@@ -3206,7 +3167,7 @@
                                       <w:sz w:val="20"/>
                                       <w:szCs w:val="20"/>
                                     </w:rPr>
-                                    <w:t xml:space="preserve">-</w:t>
+                                    <w:t>-</w:t>
                                   </w:r>
                                 </w:p>
                               </w:tc>
@@ -3279,7 +3240,7 @@
                                       <w:sz w:val="20"/>
                                       <w:szCs w:val="20"/>
                                     </w:rPr>
-                                    <w:t xml:space="preserve">1</w:t>
+                                    <w:t>1</w:t>
                                   </w:r>
                                 </w:p>
                               </w:tc>
@@ -3303,7 +3264,7 @@
                                       <w:sz w:val="20"/>
                                       <w:szCs w:val="20"/>
                                     </w:rPr>
-                                    <w:t xml:space="preserve">YES</w:t>
+                                    <w:t>YES</w:t>
                                   </w:r>
                                 </w:p>
                               </w:tc>
@@ -3327,7 +3288,7 @@
                                       <w:sz w:val="20"/>
                                       <w:szCs w:val="20"/>
                                     </w:rPr>
-                                    <w:t xml:space="preserve">-</w:t>
+                                    <w:t>-</w:t>
                                   </w:r>
                                 </w:p>
                               </w:tc>
@@ -3350,7 +3311,7 @@
                                       <w:sz w:val="20"/>
                                       <w:szCs w:val="20"/>
                                     </w:rPr>
-                                    <w:t xml:space="preserve">-</w:t>
+                                    <w:t>-</w:t>
                                   </w:r>
                                 </w:p>
                               </w:tc>
@@ -3422,7 +3383,7 @@
                                       <w:sz w:val="20"/>
                                       <w:szCs w:val="20"/>
                                     </w:rPr>
-                                    <w:t xml:space="preserve">1</w:t>
+                                    <w:t>1</w:t>
                                   </w:r>
                                 </w:p>
                               </w:tc>
@@ -3446,7 +3407,7 @@
                                       <w:sz w:val="20"/>
                                       <w:szCs w:val="20"/>
                                     </w:rPr>
-                                    <w:t xml:space="preserve">YES</w:t>
+                                    <w:t>YES</w:t>
                                   </w:r>
                                 </w:p>
                               </w:tc>
@@ -3470,7 +3431,7 @@
                                       <w:sz w:val="20"/>
                                       <w:szCs w:val="20"/>
                                     </w:rPr>
-                                    <w:t xml:space="preserve">-</w:t>
+                                    <w:t>-</w:t>
                                   </w:r>
                                 </w:p>
                               </w:tc>
@@ -3493,7 +3454,7 @@
                                       <w:sz w:val="20"/>
                                       <w:szCs w:val="20"/>
                                     </w:rPr>
-                                    <w:t xml:space="preserve">-</w:t>
+                                    <w:t>-</w:t>
                                   </w:r>
                                 </w:p>
                               </w:tc>
@@ -3566,22 +3527,38 @@
                                       <w:sz w:val="20"/>
                                       <w:szCs w:val="20"/>
                                     </w:rPr>
-                                    <w:t xml:space="preserve">1</w:t>
-                                  </w:r>
-                                  <w:r>
+                                    <w:t>1</w:t>
+                                  </w:r>
+                                </w:p>
+                              </w:tc>
+                              <w:tc>
+                                <w:tcPr>
+                                  <w:tcW w:w="1620" w:type="dxa"/>
+                                </w:tcPr>
+                                <w:p>
+                                  <w:pPr>
+                                    <w:pStyle w:val="TableParagraph"/>
+                                    <w:jc w:val="center"/>
                                     <w:rPr>
                                       <w:rFonts w:ascii="Times New Roman" w:hAnsi="Times New Roman" w:cs="Times New Roman"/>
                                       <w:sz w:val="20"/>
                                       <w:szCs w:val="20"/>
                                       <w:lang w:eastAsia="zh-CN"/>
                                     </w:rPr>
-                                    <w:t/>
-                                  </w:r>
-                                </w:p>
-                              </w:tc>
-                              <w:tc>
-                                <w:tcPr>
-                                  <w:tcW w:w="1620" w:type="dxa"/>
+                                  </w:pPr>
+                                  <w:r>
+                                    <w:rPr>
+                                      <w:rFonts w:ascii="Times New Roman" w:hAnsi="Times New Roman" w:cs="Times New Roman"/>
+                                      <w:sz w:val="20"/>
+                                      <w:szCs w:val="20"/>
+                                    </w:rPr>
+                                    <w:t>YES</w:t>
+                                  </w:r>
+                                </w:p>
+                              </w:tc>
+                              <w:tc>
+                                <w:tcPr>
+                                  <w:tcW w:w="990" w:type="dxa"/>
                                 </w:tcPr>
                                 <w:p>
                                   <w:pPr>
@@ -3591,6 +3568,30 @@
                                       <w:rFonts w:ascii="Times New Roman" w:hAnsi="Times New Roman" w:cs="Times New Roman"/>
                                       <w:sz w:val="20"/>
                                       <w:szCs w:val="20"/>
+                                    </w:rPr>
+                                  </w:pPr>
+                                  <w:r>
+                                    <w:rPr>
+                                      <w:rFonts w:ascii="Times New Roman" w:hAnsi="Times New Roman" w:cs="Times New Roman"/>
+                                      <w:sz w:val="20"/>
+                                      <w:szCs w:val="20"/>
+                                    </w:rPr>
+                                    <w:t>-</w:t>
+                                  </w:r>
+                                </w:p>
+                              </w:tc>
+                              <w:tc>
+                                <w:tcPr>
+                                  <w:tcW w:w="3630" w:type="dxa"/>
+                                </w:tcPr>
+                                <w:p>
+                                  <w:pPr>
+                                    <w:pStyle w:val="TableParagraph"/>
+                                    <w:jc w:val="center"/>
+                                    <w:rPr>
+                                      <w:rFonts w:ascii="Times New Roman" w:hAnsi="Times New Roman" w:cs="Times New Roman"/>
+                                      <w:sz w:val="20"/>
+                                      <w:szCs w:val="20"/>
                                       <w:lang w:eastAsia="zh-CN"/>
                                     </w:rPr>
                                   </w:pPr>
@@ -3599,76 +3600,9 @@
                                       <w:rFonts w:ascii="Times New Roman" w:hAnsi="Times New Roman" w:cs="Times New Roman"/>
                                       <w:sz w:val="20"/>
                                       <w:szCs w:val="20"/>
-                                    </w:rPr>
-                                    <w:t xml:space="preserve">YES</w:t>
-                                  </w:r>
-                                  <w:r>
-                                    <w:rPr>
-                                      <w:rFonts w:ascii="Times New Roman" w:hAnsi="Times New Roman" w:cs="Times New Roman"/>
-                                      <w:sz w:val="20"/>
-                                      <w:szCs w:val="20"/>
                                       <w:lang w:eastAsia="zh-CN"/>
                                     </w:rPr>
-                                    <w:t/>
-                                  </w:r>
-                                </w:p>
-                              </w:tc>
-                              <w:tc>
-                                <w:tcPr>
-                                  <w:tcW w:w="990" w:type="dxa"/>
-                                </w:tcPr>
-                                <w:p>
-                                  <w:pPr>
-                                    <w:pStyle w:val="TableParagraph"/>
-                                    <w:jc w:val="center"/>
-                                    <w:rPr>
-                                      <w:rFonts w:ascii="Times New Roman" w:hAnsi="Times New Roman" w:cs="Times New Roman"/>
-                                      <w:sz w:val="20"/>
-                                      <w:szCs w:val="20"/>
-                                    </w:rPr>
-                                  </w:pPr>
-                                  <w:r>
-                                    <w:rPr>
-                                      <w:rFonts w:ascii="Times New Roman" w:hAnsi="Times New Roman" w:cs="Times New Roman"/>
-                                      <w:sz w:val="20"/>
-                                      <w:szCs w:val="20"/>
-                                    </w:rPr>
-                                    <w:t xml:space="preserve">-</w:t>
-                                  </w:r>
-                                </w:p>
-                              </w:tc>
-                              <w:tc>
-                                <w:tcPr>
-                                  <w:tcW w:w="3630" w:type="dxa"/>
-                                </w:tcPr>
-                                <w:p>
-                                  <w:pPr>
-                                    <w:pStyle w:val="TableParagraph"/>
-                                    <w:jc w:val="center"/>
-                                    <w:rPr>
-                                      <w:rFonts w:ascii="Times New Roman" w:hAnsi="Times New Roman" w:cs="Times New Roman"/>
-                                      <w:sz w:val="20"/>
-                                      <w:szCs w:val="20"/>
-                                      <w:lang w:eastAsia="zh-CN"/>
-                                    </w:rPr>
-                                  </w:pPr>
-                                  <w:r>
-                                    <w:rPr>
-                                      <w:rFonts w:ascii="Times New Roman" w:hAnsi="Times New Roman" w:cs="Times New Roman"/>
-                                      <w:sz w:val="20"/>
-                                      <w:szCs w:val="20"/>
-                                      <w:lang w:eastAsia="zh-CN"/>
-                                    </w:rPr>
-                                    <w:t xml:space="preserve">-</w:t>
-                                  </w:r>
-                                  <w:r>
-                                    <w:rPr>
-                                      <w:rFonts w:ascii="Times New Roman" w:hAnsi="Times New Roman" w:cs="Times New Roman"/>
-                                      <w:sz w:val="20"/>
-                                      <w:szCs w:val="20"/>
-                                      <w:lang w:eastAsia="zh-CN"/>
-                                    </w:rPr>
-                                    <w:t/>
+                                    <w:t>-</w:t>
                                   </w:r>
                                 </w:p>
                               </w:tc>
@@ -3740,15 +3674,7 @@
                                       <w:sz w:val="20"/>
                                       <w:szCs w:val="20"/>
                                     </w:rPr>
-                                    <w:t xml:space="preserve">1</w:t>
-                                  </w:r>
-                                  <w:r>
-                                    <w:rPr>
-                                      <w:rFonts w:ascii="Times New Roman" w:hAnsi="Times New Roman" w:cs="Times New Roman"/>
-                                      <w:sz w:val="20"/>
-                                      <w:szCs w:val="20"/>
-                                    </w:rPr>
-                                    <w:t/>
+                                    <w:t>1</w:t>
                                   </w:r>
                                 </w:p>
                               </w:tc>
@@ -3772,15 +3698,7 @@
                                       <w:sz w:val="20"/>
                                       <w:szCs w:val="20"/>
                                     </w:rPr>
-                                    <w:t xml:space="preserve">YES</w:t>
-                                  </w:r>
-                                  <w:r>
-                                    <w:rPr>
-                                      <w:rFonts w:ascii="Times New Roman" w:hAnsi="Times New Roman" w:cs="Times New Roman"/>
-                                      <w:sz w:val="20"/>
-                                      <w:szCs w:val="20"/>
-                                    </w:rPr>
-                                    <w:t/>
+                                    <w:t>YES</w:t>
                                   </w:r>
                                 </w:p>
                               </w:tc>
@@ -3804,7 +3722,7 @@
                                       <w:sz w:val="20"/>
                                       <w:szCs w:val="20"/>
                                     </w:rPr>
-                                    <w:t xml:space="preserve">-</w:t>
+                                    <w:t>-</w:t>
                                   </w:r>
                                 </w:p>
                               </w:tc>
@@ -3827,7 +3745,7 @@
                                       <w:sz w:val="20"/>
                                       <w:szCs w:val="20"/>
                                     </w:rPr>
-                                    <w:t xml:space="preserve">-</w:t>
+                                    <w:t>-</w:t>
                                   </w:r>
                                 </w:p>
                               </w:tc>
@@ -3881,7 +3799,7 @@
                                       <w:sz w:val="20"/>
                                       <w:szCs w:val="20"/>
                                     </w:rPr>
-                                    <w:t xml:space="preserve">1</w:t>
+                                    <w:t>1</w:t>
                                   </w:r>
                                 </w:p>
                               </w:tc>
@@ -3905,7 +3823,7 @@
                                       <w:sz w:val="20"/>
                                       <w:szCs w:val="20"/>
                                     </w:rPr>
-                                    <w:t xml:space="preserve">YES</w:t>
+                                    <w:t>YES</w:t>
                                   </w:r>
                                 </w:p>
                               </w:tc>
@@ -3929,7 +3847,7 @@
                                       <w:sz w:val="20"/>
                                       <w:szCs w:val="20"/>
                                     </w:rPr>
-                                    <w:t xml:space="preserve">-</w:t>
+                                    <w:t>-</w:t>
                                   </w:r>
                                 </w:p>
                               </w:tc>
@@ -3952,7 +3870,7 @@
                                       <w:sz w:val="20"/>
                                       <w:szCs w:val="20"/>
                                     </w:rPr>
-                                    <w:t xml:space="preserve">-</w:t>
+                                    <w:t>-</w:t>
                                   </w:r>
                                 </w:p>
                               </w:tc>
@@ -4033,7 +3951,7 @@
                                       <w:sz w:val="20"/>
                                       <w:szCs w:val="20"/>
                                     </w:rPr>
-                                    <w:t xml:space="preserve">-</w:t>
+                                    <w:t>-</w:t>
                                   </w:r>
                                 </w:p>
                               </w:tc>
@@ -4057,7 +3975,7 @@
                                       <w:sz w:val="20"/>
                                       <w:szCs w:val="20"/>
                                     </w:rPr>
-                                    <w:t xml:space="preserve">-</w:t>
+                                    <w:t>-</w:t>
                                   </w:r>
                                 </w:p>
                               </w:tc>
@@ -4081,7 +3999,7 @@
                                       <w:sz w:val="20"/>
                                       <w:szCs w:val="20"/>
                                     </w:rPr>
-                                    <w:t xml:space="preserve">-</w:t>
+                                    <w:t>-</w:t>
                                   </w:r>
                                 </w:p>
                               </w:tc>
@@ -4104,7 +4022,7 @@
                                       <w:sz w:val="20"/>
                                       <w:szCs w:val="20"/>
                                     </w:rPr>
-                                    <w:t xml:space="preserve">-</w:t>
+                                    <w:t>-</w:t>
                                   </w:r>
                                 </w:p>
                               </w:tc>
@@ -4226,29 +4144,7 @@
                                 <w:sz w:val="20"/>
                                 <w:szCs w:val="20"/>
                               </w:rPr>
-                              <w:t xml:space="preserve">Qty</w:t>
-                            </w:r>
-                            <w:r>
-                              <w:rPr>
-                                <w:rFonts w:ascii="Times New Roman" w:hAnsi="Times New Roman" w:cs="Times New Roman"/>
-                                <w:b/>
-                                <w:bCs/>
-                                <w:spacing w:val="-15"/>
-                                <w:sz w:val="20"/>
-                                <w:szCs w:val="20"/>
-                              </w:rPr>
-                              <w:t xml:space="preserve"/>
-                            </w:r>
-                            <w:r>
-                              <w:rPr>
-                                <w:rFonts w:ascii="Times New Roman" w:hAnsi="Times New Roman" w:cs="Times New Roman"/>
-                                <w:b/>
-                                <w:bCs/>
-                                <w:spacing w:val="-2"/>
-                                <w:sz w:val="20"/>
-                                <w:szCs w:val="20"/>
-                              </w:rPr>
-                              <w:t/>
+                              <w:t>Qty</w:t>
                             </w:r>
                           </w:p>
                         </w:tc>
@@ -4448,7 +4344,7 @@
                                 <w:sz w:val="20"/>
                                 <w:szCs w:val="20"/>
                               </w:rPr>
-                              <w:t xml:space="preserve">-</w:t>
+                              <w:t>-</w:t>
                             </w:r>
                           </w:p>
                         </w:tc>
@@ -4472,7 +4368,7 @@
                                 <w:sz w:val="20"/>
                                 <w:szCs w:val="20"/>
                               </w:rPr>
-                              <w:t xml:space="preserve">-</w:t>
+                              <w:t>-</w:t>
                             </w:r>
                           </w:p>
                         </w:tc>
@@ -4496,7 +4392,7 @@
                                 <w:sz w:val="20"/>
                                 <w:szCs w:val="20"/>
                               </w:rPr>
-                              <w:t xml:space="preserve">-</w:t>
+                              <w:t>-</w:t>
                             </w:r>
                           </w:p>
                         </w:tc>
@@ -4519,7 +4415,7 @@
                                 <w:sz w:val="20"/>
                                 <w:szCs w:val="20"/>
                               </w:rPr>
-                              <w:t xml:space="preserve">-</w:t>
+                              <w:t>-</w:t>
                             </w:r>
                           </w:p>
                         </w:tc>
@@ -4574,7 +4470,7 @@
                                 <w:sz w:val="20"/>
                                 <w:szCs w:val="20"/>
                               </w:rPr>
-                              <w:t xml:space="preserve">1</w:t>
+                              <w:t>1</w:t>
                             </w:r>
                           </w:p>
                         </w:tc>
@@ -4598,7 +4494,7 @@
                                 <w:sz w:val="20"/>
                                 <w:szCs w:val="20"/>
                               </w:rPr>
-                              <w:t xml:space="preserve">YES</w:t>
+                              <w:t>YES</w:t>
                             </w:r>
                           </w:p>
                         </w:tc>
@@ -4622,7 +4518,7 @@
                                 <w:sz w:val="20"/>
                                 <w:szCs w:val="20"/>
                               </w:rPr>
-                              <w:t xml:space="preserve">-</w:t>
+                              <w:t>-</w:t>
                             </w:r>
                           </w:p>
                         </w:tc>
@@ -4645,7 +4541,7 @@
                                 <w:sz w:val="20"/>
                                 <w:szCs w:val="20"/>
                               </w:rPr>
-                              <w:t xml:space="preserve">-</w:t>
+                              <w:t>-</w:t>
                             </w:r>
                           </w:p>
                         </w:tc>
@@ -4702,7 +4598,7 @@
                                 <w:szCs w:val="20"/>
                                 <w:lang w:eastAsia="zh-CN"/>
                               </w:rPr>
-                              <w:t xml:space="preserve">1</w:t>
+                              <w:t>1</w:t>
                             </w:r>
                           </w:p>
                         </w:tc>
@@ -4728,7 +4624,7 @@
                                 <w:szCs w:val="20"/>
                                 <w:lang w:eastAsia="zh-CN"/>
                               </w:rPr>
-                              <w:t xml:space="preserve">YES</w:t>
+                              <w:t>YES</w:t>
                             </w:r>
                           </w:p>
                         </w:tc>
@@ -4752,7 +4648,7 @@
                                 <w:sz w:val="20"/>
                                 <w:szCs w:val="20"/>
                               </w:rPr>
-                              <w:t xml:space="preserve">-</w:t>
+                              <w:t>-</w:t>
                             </w:r>
                           </w:p>
                         </w:tc>
@@ -4778,7 +4674,7 @@
                                 <w:szCs w:val="20"/>
                                 <w:lang w:eastAsia="zh-CN"/>
                               </w:rPr>
-                              <w:t xml:space="preserve">-</w:t>
+                              <w:t>-</w:t>
                             </w:r>
                           </w:p>
                         </w:tc>
@@ -4835,22 +4731,38 @@
                                 <w:sz w:val="20"/>
                                 <w:szCs w:val="20"/>
                               </w:rPr>
-                              <w:t xml:space="preserve">1</w:t>
-                            </w:r>
-                            <w:r>
-                              <w:rPr>
-                                <w:rFonts w:ascii="Times New Roman" w:hAnsi="Times New Roman" w:cs="Times New Roman" w:hint="eastAsia"/>
+                              <w:t>1</w:t>
+                            </w:r>
+                          </w:p>
+                        </w:tc>
+                        <w:tc>
+                          <w:tcPr>
+                            <w:tcW w:w="1620" w:type="dxa"/>
+                          </w:tcPr>
+                          <w:p>
+                            <w:pPr>
+                              <w:pStyle w:val="TableParagraph"/>
+                              <w:jc w:val="center"/>
+                              <w:rPr>
+                                <w:rFonts w:ascii="Times New Roman" w:hAnsi="Times New Roman" w:cs="Times New Roman"/>
                                 <w:sz w:val="20"/>
                                 <w:szCs w:val="20"/>
                                 <w:lang w:eastAsia="zh-CN"/>
                               </w:rPr>
-                              <w:t/>
-                            </w:r>
-                          </w:p>
-                        </w:tc>
-                        <w:tc>
-                          <w:tcPr>
-                            <w:tcW w:w="1620" w:type="dxa"/>
+                            </w:pPr>
+                            <w:r>
+                              <w:rPr>
+                                <w:rFonts w:ascii="Times New Roman" w:hAnsi="Times New Roman" w:cs="Times New Roman"/>
+                                <w:sz w:val="20"/>
+                                <w:szCs w:val="20"/>
+                              </w:rPr>
+                              <w:t>YES</w:t>
+                            </w:r>
+                          </w:p>
+                        </w:tc>
+                        <w:tc>
+                          <w:tcPr>
+                            <w:tcW w:w="990" w:type="dxa"/>
                           </w:tcPr>
                           <w:p>
                             <w:pPr>
@@ -4860,49 +4772,15 @@
                                 <w:rFonts w:ascii="Times New Roman" w:hAnsi="Times New Roman" w:cs="Times New Roman"/>
                                 <w:sz w:val="20"/>
                                 <w:szCs w:val="20"/>
-                                <w:lang w:eastAsia="zh-CN"/>
-                              </w:rPr>
-                            </w:pPr>
-                            <w:r>
-                              <w:rPr>
-                                <w:rFonts w:ascii="Times New Roman" w:hAnsi="Times New Roman" w:cs="Times New Roman"/>
-                                <w:sz w:val="20"/>
-                                <w:szCs w:val="20"/>
-                              </w:rPr>
-                              <w:t xml:space="preserve">YES</w:t>
-                            </w:r>
-                            <w:r>
-                              <w:rPr>
-                                <w:rFonts w:ascii="Times New Roman" w:hAnsi="Times New Roman" w:cs="Times New Roman" w:hint="eastAsia"/>
-                                <w:sz w:val="20"/>
-                                <w:szCs w:val="20"/>
-                                <w:lang w:eastAsia="zh-CN"/>
-                              </w:rPr>
-                              <w:t/>
-                            </w:r>
-                          </w:p>
-                        </w:tc>
-                        <w:tc>
-                          <w:tcPr>
-                            <w:tcW w:w="990" w:type="dxa"/>
-                          </w:tcPr>
-                          <w:p>
-                            <w:pPr>
-                              <w:pStyle w:val="TableParagraph"/>
-                              <w:jc w:val="center"/>
-                              <w:rPr>
-                                <w:rFonts w:ascii="Times New Roman" w:hAnsi="Times New Roman" w:cs="Times New Roman"/>
-                                <w:sz w:val="20"/>
-                                <w:szCs w:val="20"/>
-                              </w:rPr>
-                            </w:pPr>
-                            <w:r>
-                              <w:rPr>
-                                <w:rFonts w:ascii="Times New Roman" w:hAnsi="Times New Roman" w:cs="Times New Roman"/>
-                                <w:sz w:val="20"/>
-                                <w:szCs w:val="20"/>
-                              </w:rPr>
-                              <w:t xml:space="preserve">-</w:t>
+                              </w:rPr>
+                            </w:pPr>
+                            <w:r>
+                              <w:rPr>
+                                <w:rFonts w:ascii="Times New Roman" w:hAnsi="Times New Roman" w:cs="Times New Roman"/>
+                                <w:sz w:val="20"/>
+                                <w:szCs w:val="20"/>
+                              </w:rPr>
+                              <w:t>-</w:t>
                             </w:r>
                           </w:p>
                         </w:tc>
@@ -4925,7 +4803,7 @@
                                 <w:sz w:val="20"/>
                                 <w:szCs w:val="20"/>
                               </w:rPr>
-                              <w:t xml:space="preserve">-</w:t>
+                              <w:t>-</w:t>
                             </w:r>
                           </w:p>
                         </w:tc>
@@ -5070,7 +4948,7 @@
                                 <w:sz w:val="20"/>
                                 <w:szCs w:val="20"/>
                               </w:rPr>
-                              <w:t xml:space="preserve">1</w:t>
+                              <w:t>1</w:t>
                             </w:r>
                           </w:p>
                         </w:tc>
@@ -5094,7 +4972,7 @@
                                 <w:sz w:val="20"/>
                                 <w:szCs w:val="20"/>
                               </w:rPr>
-                              <w:t xml:space="preserve">YES</w:t>
+                              <w:t>YES</w:t>
                             </w:r>
                           </w:p>
                         </w:tc>
@@ -5118,7 +4996,7 @@
                                 <w:sz w:val="20"/>
                                 <w:szCs w:val="20"/>
                               </w:rPr>
-                              <w:t xml:space="preserve">-</w:t>
+                              <w:t>-</w:t>
                             </w:r>
                           </w:p>
                         </w:tc>
@@ -5142,7 +5020,7 @@
                                 <w:sz w:val="20"/>
                                 <w:szCs w:val="20"/>
                               </w:rPr>
-                              <w:t xml:space="preserve">-</w:t>
+                              <w:t>-</w:t>
                             </w:r>
                           </w:p>
                         </w:tc>
@@ -5198,7 +5076,7 @@
                                 <w:szCs w:val="20"/>
                                 <w:lang w:eastAsia="zh-CN"/>
                               </w:rPr>
-                              <w:t xml:space="preserve">1</w:t>
+                              <w:t>1</w:t>
                             </w:r>
                           </w:p>
                         </w:tc>
@@ -5224,7 +5102,7 @@
                                 <w:szCs w:val="20"/>
                                 <w:lang w:eastAsia="zh-CN"/>
                               </w:rPr>
-                              <w:t xml:space="preserve">YES</w:t>
+                              <w:t>YES</w:t>
                             </w:r>
                           </w:p>
                         </w:tc>
@@ -5248,7 +5126,7 @@
                                 <w:sz w:val="20"/>
                                 <w:szCs w:val="20"/>
                               </w:rPr>
-                              <w:t xml:space="preserve">-</w:t>
+                              <w:t>-</w:t>
                             </w:r>
                           </w:p>
                         </w:tc>
@@ -5271,7 +5149,7 @@
                                 <w:sz w:val="20"/>
                                 <w:szCs w:val="20"/>
                               </w:rPr>
-                              <w:t xml:space="preserve">-</w:t>
+                              <w:t>-</w:t>
                             </w:r>
                           </w:p>
                         </w:tc>
@@ -5328,7 +5206,7 @@
                                 <w:szCs w:val="20"/>
                                 <w:lang w:eastAsia="zh-CN"/>
                               </w:rPr>
-                              <w:t xml:space="preserve">1</w:t>
+                              <w:t>1</w:t>
                             </w:r>
                           </w:p>
                         </w:tc>
@@ -5354,7 +5232,7 @@
                                 <w:szCs w:val="20"/>
                                 <w:lang w:eastAsia="zh-CN"/>
                               </w:rPr>
-                              <w:t xml:space="preserve">YES</w:t>
+                              <w:t>YES</w:t>
                             </w:r>
                           </w:p>
                         </w:tc>
@@ -5378,7 +5256,7 @@
                                 <w:sz w:val="20"/>
                                 <w:szCs w:val="20"/>
                               </w:rPr>
-                              <w:t xml:space="preserve">-</w:t>
+                              <w:t>-</w:t>
                             </w:r>
                           </w:p>
                         </w:tc>
@@ -5401,7 +5279,7 @@
                                 <w:sz w:val="20"/>
                                 <w:szCs w:val="20"/>
                               </w:rPr>
-                              <w:t xml:space="preserve">-</w:t>
+                              <w:t>-</w:t>
                             </w:r>
                           </w:p>
                         </w:tc>
@@ -5456,7 +5334,7 @@
                                 <w:sz w:val="20"/>
                                 <w:szCs w:val="20"/>
                               </w:rPr>
-                              <w:t xml:space="preserve">1</w:t>
+                              <w:t>1</w:t>
                             </w:r>
                           </w:p>
                         </w:tc>
@@ -5480,7 +5358,7 @@
                                 <w:sz w:val="20"/>
                                 <w:szCs w:val="20"/>
                               </w:rPr>
-                              <w:t xml:space="preserve">YES</w:t>
+                              <w:t>YES</w:t>
                             </w:r>
                           </w:p>
                         </w:tc>
@@ -5504,7 +5382,7 @@
                                 <w:sz w:val="20"/>
                                 <w:szCs w:val="20"/>
                               </w:rPr>
-                              <w:t xml:space="preserve">-</w:t>
+                              <w:t>-</w:t>
                             </w:r>
                           </w:p>
                         </w:tc>
@@ -5527,7 +5405,7 @@
                                 <w:sz w:val="20"/>
                                 <w:szCs w:val="20"/>
                               </w:rPr>
-                              <w:t xml:space="preserve">-</w:t>
+                              <w:t>-</w:t>
                             </w:r>
                           </w:p>
                         </w:tc>
@@ -5582,7 +5460,7 @@
                                 <w:sz w:val="20"/>
                                 <w:szCs w:val="20"/>
                               </w:rPr>
-                              <w:t xml:space="preserve">1</w:t>
+                              <w:t>1</w:t>
                             </w:r>
                           </w:p>
                         </w:tc>
@@ -5606,7 +5484,7 @@
                                 <w:sz w:val="20"/>
                                 <w:szCs w:val="20"/>
                               </w:rPr>
-                              <w:t xml:space="preserve">YES</w:t>
+                              <w:t>YES</w:t>
                             </w:r>
                           </w:p>
                         </w:tc>
@@ -5630,7 +5508,7 @@
                                 <w:sz w:val="20"/>
                                 <w:szCs w:val="20"/>
                               </w:rPr>
-                              <w:t xml:space="preserve">-</w:t>
+                              <w:t>-</w:t>
                             </w:r>
                           </w:p>
                         </w:tc>
@@ -5653,7 +5531,7 @@
                                 <w:sz w:val="20"/>
                                 <w:szCs w:val="20"/>
                               </w:rPr>
-                              <w:t xml:space="preserve">-</w:t>
+                              <w:t>-</w:t>
                             </w:r>
                           </w:p>
                         </w:tc>
@@ -5707,7 +5585,7 @@
                                 <w:sz w:val="20"/>
                                 <w:szCs w:val="20"/>
                               </w:rPr>
-                              <w:t xml:space="preserve">1</w:t>
+                              <w:t>1</w:t>
                             </w:r>
                           </w:p>
                         </w:tc>
@@ -5731,7 +5609,7 @@
                                 <w:sz w:val="20"/>
                                 <w:szCs w:val="20"/>
                               </w:rPr>
-                              <w:t xml:space="preserve">YES</w:t>
+                              <w:t>YES</w:t>
                             </w:r>
                           </w:p>
                         </w:tc>
@@ -5755,7 +5633,7 @@
                                 <w:sz w:val="20"/>
                                 <w:szCs w:val="20"/>
                               </w:rPr>
-                              <w:t xml:space="preserve">-</w:t>
+                              <w:t>-</w:t>
                             </w:r>
                           </w:p>
                         </w:tc>
@@ -5779,7 +5657,7 @@
                                 <w:sz w:val="20"/>
                                 <w:szCs w:val="20"/>
                               </w:rPr>
-                              <w:t xml:space="preserve">-</w:t>
+                              <w:t>-</w:t>
                             </w:r>
                           </w:p>
                         </w:tc>
@@ -5852,7 +5730,7 @@
                                 <w:sz w:val="20"/>
                                 <w:szCs w:val="20"/>
                               </w:rPr>
-                              <w:t xml:space="preserve">1</w:t>
+                              <w:t>1</w:t>
                             </w:r>
                           </w:p>
                         </w:tc>
@@ -5876,7 +5754,7 @@
                                 <w:sz w:val="20"/>
                                 <w:szCs w:val="20"/>
                               </w:rPr>
-                              <w:t xml:space="preserve">YES</w:t>
+                              <w:t>YES</w:t>
                             </w:r>
                           </w:p>
                         </w:tc>
@@ -5900,7 +5778,7 @@
                                 <w:sz w:val="20"/>
                                 <w:szCs w:val="20"/>
                               </w:rPr>
-                              <w:t xml:space="preserve">-</w:t>
+                              <w:t>-</w:t>
                             </w:r>
                           </w:p>
                         </w:tc>
@@ -5923,7 +5801,7 @@
                                 <w:sz w:val="20"/>
                                 <w:szCs w:val="20"/>
                               </w:rPr>
-                              <w:t xml:space="preserve">-</w:t>
+                              <w:t>-</w:t>
                             </w:r>
                           </w:p>
                         </w:tc>
@@ -5981,7 +5859,7 @@
                                 <w:szCs w:val="20"/>
                                 <w:lang w:eastAsia="zh-CN"/>
                               </w:rPr>
-                              <w:t xml:space="preserve">1</w:t>
+                              <w:t>1</w:t>
                             </w:r>
                           </w:p>
                         </w:tc>
@@ -6007,7 +5885,7 @@
                                 <w:szCs w:val="20"/>
                                 <w:lang w:eastAsia="zh-CN"/>
                               </w:rPr>
-                              <w:t xml:space="preserve">YES</w:t>
+                              <w:t>YES</w:t>
                             </w:r>
                           </w:p>
                         </w:tc>
@@ -6031,7 +5909,7 @@
                                 <w:sz w:val="20"/>
                                 <w:szCs w:val="20"/>
                               </w:rPr>
-                              <w:t xml:space="preserve">-</w:t>
+                              <w:t>-</w:t>
                             </w:r>
                           </w:p>
                         </w:tc>
@@ -6054,7 +5932,7 @@
                                 <w:sz w:val="20"/>
                                 <w:szCs w:val="20"/>
                               </w:rPr>
-                              <w:t xml:space="preserve">-</w:t>
+                              <w:t>-</w:t>
                             </w:r>
                           </w:p>
                         </w:tc>
@@ -6128,7 +6006,7 @@
                                 <w:szCs w:val="20"/>
                                 <w:lang w:eastAsia="zh-CN"/>
                               </w:rPr>
-                              <w:t xml:space="preserve">1</w:t>
+                              <w:t>1</w:t>
                             </w:r>
                           </w:p>
                         </w:tc>
@@ -6154,7 +6032,7 @@
                                 <w:szCs w:val="20"/>
                                 <w:lang w:eastAsia="zh-CN"/>
                               </w:rPr>
-                              <w:t xml:space="preserve">YES</w:t>
+                              <w:t>YES</w:t>
                             </w:r>
                           </w:p>
                         </w:tc>
@@ -6178,7 +6056,7 @@
                                 <w:sz w:val="20"/>
                                 <w:szCs w:val="20"/>
                               </w:rPr>
-                              <w:t xml:space="preserve">-</w:t>
+                              <w:t>-</w:t>
                             </w:r>
                           </w:p>
                         </w:tc>
@@ -6201,7 +6079,7 @@
                                 <w:sz w:val="20"/>
                                 <w:szCs w:val="20"/>
                               </w:rPr>
-                              <w:t xml:space="preserve">-</w:t>
+                              <w:t>-</w:t>
                             </w:r>
                           </w:p>
                         </w:tc>
@@ -6256,7 +6134,7 @@
                                 <w:sz w:val="20"/>
                                 <w:szCs w:val="20"/>
                               </w:rPr>
-                              <w:t xml:space="preserve">1</w:t>
+                              <w:t>1</w:t>
                             </w:r>
                           </w:p>
                         </w:tc>
@@ -6280,7 +6158,7 @@
                                 <w:sz w:val="20"/>
                                 <w:szCs w:val="20"/>
                               </w:rPr>
-                              <w:t xml:space="preserve">YES</w:t>
+                              <w:t>YES</w:t>
                             </w:r>
                           </w:p>
                         </w:tc>
@@ -6304,7 +6182,7 @@
                                 <w:sz w:val="20"/>
                                 <w:szCs w:val="20"/>
                               </w:rPr>
-                              <w:t xml:space="preserve">-</w:t>
+                              <w:t>-</w:t>
                             </w:r>
                           </w:p>
                         </w:tc>
@@ -6327,7 +6205,7 @@
                                 <w:sz w:val="20"/>
                                 <w:szCs w:val="20"/>
                               </w:rPr>
-                              <w:t xml:space="preserve">-</w:t>
+                              <w:t>-</w:t>
                             </w:r>
                           </w:p>
                         </w:tc>
@@ -6399,7 +6277,7 @@
                                 <w:sz w:val="20"/>
                                 <w:szCs w:val="20"/>
                               </w:rPr>
-                              <w:t xml:space="preserve">1</w:t>
+                              <w:t>1</w:t>
                             </w:r>
                           </w:p>
                         </w:tc>
@@ -6423,7 +6301,7 @@
                                 <w:sz w:val="20"/>
                                 <w:szCs w:val="20"/>
                               </w:rPr>
-                              <w:t xml:space="preserve">YES</w:t>
+                              <w:t>YES</w:t>
                             </w:r>
                           </w:p>
                         </w:tc>
@@ -6447,7 +6325,7 @@
                                 <w:sz w:val="20"/>
                                 <w:szCs w:val="20"/>
                               </w:rPr>
-                              <w:t xml:space="preserve">-</w:t>
+                              <w:t>-</w:t>
                             </w:r>
                           </w:p>
                         </w:tc>
@@ -6470,7 +6348,7 @@
                                 <w:sz w:val="20"/>
                                 <w:szCs w:val="20"/>
                               </w:rPr>
-                              <w:t xml:space="preserve">-</w:t>
+                              <w:t>-</w:t>
                             </w:r>
                           </w:p>
                         </w:tc>
@@ -6543,7 +6421,7 @@
                                 <w:sz w:val="20"/>
                                 <w:szCs w:val="20"/>
                               </w:rPr>
-                              <w:t xml:space="preserve">1</w:t>
+                              <w:t>1</w:t>
                             </w:r>
                           </w:p>
                         </w:tc>
@@ -6567,7 +6445,7 @@
                                 <w:sz w:val="20"/>
                                 <w:szCs w:val="20"/>
                               </w:rPr>
-                              <w:t xml:space="preserve">YES</w:t>
+                              <w:t>YES</w:t>
                             </w:r>
                           </w:p>
                         </w:tc>
@@ -6591,7 +6469,7 @@
                                 <w:sz w:val="20"/>
                                 <w:szCs w:val="20"/>
                               </w:rPr>
-                              <w:t xml:space="preserve">-</w:t>
+                              <w:t>-</w:t>
                             </w:r>
                           </w:p>
                         </w:tc>
@@ -6614,7 +6492,7 @@
                                 <w:sz w:val="20"/>
                                 <w:szCs w:val="20"/>
                               </w:rPr>
-                              <w:t xml:space="preserve">-</w:t>
+                              <w:t>-</w:t>
                             </w:r>
                           </w:p>
                         </w:tc>
@@ -6686,7 +6564,7 @@
                                 <w:sz w:val="20"/>
                                 <w:szCs w:val="20"/>
                               </w:rPr>
-                              <w:t xml:space="preserve">1</w:t>
+                              <w:t>1</w:t>
                             </w:r>
                           </w:p>
                         </w:tc>
@@ -6710,7 +6588,7 @@
                                 <w:sz w:val="20"/>
                                 <w:szCs w:val="20"/>
                               </w:rPr>
-                              <w:t xml:space="preserve">YES</w:t>
+                              <w:t>YES</w:t>
                             </w:r>
                           </w:p>
                         </w:tc>
@@ -6734,7 +6612,7 @@
                                 <w:sz w:val="20"/>
                                 <w:szCs w:val="20"/>
                               </w:rPr>
-                              <w:t xml:space="preserve">-</w:t>
+                              <w:t>-</w:t>
                             </w:r>
                           </w:p>
                         </w:tc>
@@ -6757,7 +6635,7 @@
                                 <w:sz w:val="20"/>
                                 <w:szCs w:val="20"/>
                               </w:rPr>
-                              <w:t xml:space="preserve">-</w:t>
+                              <w:t>-</w:t>
                             </w:r>
                           </w:p>
                         </w:tc>
@@ -6830,22 +6708,38 @@
                                 <w:sz w:val="20"/>
                                 <w:szCs w:val="20"/>
                               </w:rPr>
-                              <w:t xml:space="preserve">1</w:t>
-                            </w:r>
-                            <w:r>
+                              <w:t>1</w:t>
+                            </w:r>
+                          </w:p>
+                        </w:tc>
+                        <w:tc>
+                          <w:tcPr>
+                            <w:tcW w:w="1620" w:type="dxa"/>
+                          </w:tcPr>
+                          <w:p>
+                            <w:pPr>
+                              <w:pStyle w:val="TableParagraph"/>
+                              <w:jc w:val="center"/>
                               <w:rPr>
                                 <w:rFonts w:ascii="Times New Roman" w:hAnsi="Times New Roman" w:cs="Times New Roman"/>
                                 <w:sz w:val="20"/>
                                 <w:szCs w:val="20"/>
                                 <w:lang w:eastAsia="zh-CN"/>
                               </w:rPr>
-                              <w:t/>
-                            </w:r>
-                          </w:p>
-                        </w:tc>
-                        <w:tc>
-                          <w:tcPr>
-                            <w:tcW w:w="1620" w:type="dxa"/>
+                            </w:pPr>
+                            <w:r>
+                              <w:rPr>
+                                <w:rFonts w:ascii="Times New Roman" w:hAnsi="Times New Roman" w:cs="Times New Roman"/>
+                                <w:sz w:val="20"/>
+                                <w:szCs w:val="20"/>
+                              </w:rPr>
+                              <w:t>YES</w:t>
+                            </w:r>
+                          </w:p>
+                        </w:tc>
+                        <w:tc>
+                          <w:tcPr>
+                            <w:tcW w:w="990" w:type="dxa"/>
                           </w:tcPr>
                           <w:p>
                             <w:pPr>
@@ -6855,6 +6749,30 @@
                                 <w:rFonts w:ascii="Times New Roman" w:hAnsi="Times New Roman" w:cs="Times New Roman"/>
                                 <w:sz w:val="20"/>
                                 <w:szCs w:val="20"/>
+                              </w:rPr>
+                            </w:pPr>
+                            <w:r>
+                              <w:rPr>
+                                <w:rFonts w:ascii="Times New Roman" w:hAnsi="Times New Roman" w:cs="Times New Roman"/>
+                                <w:sz w:val="20"/>
+                                <w:szCs w:val="20"/>
+                              </w:rPr>
+                              <w:t>-</w:t>
+                            </w:r>
+                          </w:p>
+                        </w:tc>
+                        <w:tc>
+                          <w:tcPr>
+                            <w:tcW w:w="3630" w:type="dxa"/>
+                          </w:tcPr>
+                          <w:p>
+                            <w:pPr>
+                              <w:pStyle w:val="TableParagraph"/>
+                              <w:jc w:val="center"/>
+                              <w:rPr>
+                                <w:rFonts w:ascii="Times New Roman" w:hAnsi="Times New Roman" w:cs="Times New Roman"/>
+                                <w:sz w:val="20"/>
+                                <w:szCs w:val="20"/>
                                 <w:lang w:eastAsia="zh-CN"/>
                               </w:rPr>
                             </w:pPr>
@@ -6863,76 +6781,9 @@
                                 <w:rFonts w:ascii="Times New Roman" w:hAnsi="Times New Roman" w:cs="Times New Roman"/>
                                 <w:sz w:val="20"/>
                                 <w:szCs w:val="20"/>
-                              </w:rPr>
-                              <w:t xml:space="preserve">YES</w:t>
-                            </w:r>
-                            <w:r>
-                              <w:rPr>
-                                <w:rFonts w:ascii="Times New Roman" w:hAnsi="Times New Roman" w:cs="Times New Roman"/>
-                                <w:sz w:val="20"/>
-                                <w:szCs w:val="20"/>
                                 <w:lang w:eastAsia="zh-CN"/>
                               </w:rPr>
-                              <w:t/>
-                            </w:r>
-                          </w:p>
-                        </w:tc>
-                        <w:tc>
-                          <w:tcPr>
-                            <w:tcW w:w="990" w:type="dxa"/>
-                          </w:tcPr>
-                          <w:p>
-                            <w:pPr>
-                              <w:pStyle w:val="TableParagraph"/>
-                              <w:jc w:val="center"/>
-                              <w:rPr>
-                                <w:rFonts w:ascii="Times New Roman" w:hAnsi="Times New Roman" w:cs="Times New Roman"/>
-                                <w:sz w:val="20"/>
-                                <w:szCs w:val="20"/>
-                              </w:rPr>
-                            </w:pPr>
-                            <w:r>
-                              <w:rPr>
-                                <w:rFonts w:ascii="Times New Roman" w:hAnsi="Times New Roman" w:cs="Times New Roman"/>
-                                <w:sz w:val="20"/>
-                                <w:szCs w:val="20"/>
-                              </w:rPr>
-                              <w:t xml:space="preserve">-</w:t>
-                            </w:r>
-                          </w:p>
-                        </w:tc>
-                        <w:tc>
-                          <w:tcPr>
-                            <w:tcW w:w="3630" w:type="dxa"/>
-                          </w:tcPr>
-                          <w:p>
-                            <w:pPr>
-                              <w:pStyle w:val="TableParagraph"/>
-                              <w:jc w:val="center"/>
-                              <w:rPr>
-                                <w:rFonts w:ascii="Times New Roman" w:hAnsi="Times New Roman" w:cs="Times New Roman"/>
-                                <w:sz w:val="20"/>
-                                <w:szCs w:val="20"/>
-                                <w:lang w:eastAsia="zh-CN"/>
-                              </w:rPr>
-                            </w:pPr>
-                            <w:r>
-                              <w:rPr>
-                                <w:rFonts w:ascii="Times New Roman" w:hAnsi="Times New Roman" w:cs="Times New Roman"/>
-                                <w:sz w:val="20"/>
-                                <w:szCs w:val="20"/>
-                                <w:lang w:eastAsia="zh-CN"/>
-                              </w:rPr>
-                              <w:t xml:space="preserve">-</w:t>
-                            </w:r>
-                            <w:r>
-                              <w:rPr>
-                                <w:rFonts w:ascii="Times New Roman" w:hAnsi="Times New Roman" w:cs="Times New Roman"/>
-                                <w:sz w:val="20"/>
-                                <w:szCs w:val="20"/>
-                                <w:lang w:eastAsia="zh-CN"/>
-                              </w:rPr>
-                              <w:t/>
+                              <w:t>-</w:t>
                             </w:r>
                           </w:p>
                         </w:tc>
@@ -7004,15 +6855,7 @@
                                 <w:sz w:val="20"/>
                                 <w:szCs w:val="20"/>
                               </w:rPr>
-                              <w:t xml:space="preserve">1</w:t>
-                            </w:r>
-                            <w:r>
-                              <w:rPr>
-                                <w:rFonts w:ascii="Times New Roman" w:hAnsi="Times New Roman" w:cs="Times New Roman"/>
-                                <w:sz w:val="20"/>
-                                <w:szCs w:val="20"/>
-                              </w:rPr>
-                              <w:t/>
+                              <w:t>1</w:t>
                             </w:r>
                           </w:p>
                         </w:tc>
@@ -7036,15 +6879,7 @@
                                 <w:sz w:val="20"/>
                                 <w:szCs w:val="20"/>
                               </w:rPr>
-                              <w:t xml:space="preserve">YES</w:t>
-                            </w:r>
-                            <w:r>
-                              <w:rPr>
-                                <w:rFonts w:ascii="Times New Roman" w:hAnsi="Times New Roman" w:cs="Times New Roman"/>
-                                <w:sz w:val="20"/>
-                                <w:szCs w:val="20"/>
-                              </w:rPr>
-                              <w:t/>
+                              <w:t>YES</w:t>
                             </w:r>
                           </w:p>
                         </w:tc>
@@ -7068,7 +6903,7 @@
                                 <w:sz w:val="20"/>
                                 <w:szCs w:val="20"/>
                               </w:rPr>
-                              <w:t xml:space="preserve">-</w:t>
+                              <w:t>-</w:t>
                             </w:r>
                           </w:p>
                         </w:tc>
@@ -7091,7 +6926,7 @@
                                 <w:sz w:val="20"/>
                                 <w:szCs w:val="20"/>
                               </w:rPr>
-                              <w:t xml:space="preserve">-</w:t>
+                              <w:t>-</w:t>
                             </w:r>
                           </w:p>
                         </w:tc>
@@ -7145,7 +6980,7 @@
                                 <w:sz w:val="20"/>
                                 <w:szCs w:val="20"/>
                               </w:rPr>
-                              <w:t xml:space="preserve">1</w:t>
+                              <w:t>1</w:t>
                             </w:r>
                           </w:p>
                         </w:tc>
@@ -7169,7 +7004,7 @@
                                 <w:sz w:val="20"/>
                                 <w:szCs w:val="20"/>
                               </w:rPr>
-                              <w:t xml:space="preserve">YES</w:t>
+                              <w:t>YES</w:t>
                             </w:r>
                           </w:p>
                         </w:tc>
@@ -7193,7 +7028,7 @@
                                 <w:sz w:val="20"/>
                                 <w:szCs w:val="20"/>
                               </w:rPr>
-                              <w:t xml:space="preserve">-</w:t>
+                              <w:t>-</w:t>
                             </w:r>
                           </w:p>
                         </w:tc>
@@ -7216,7 +7051,7 @@
                                 <w:sz w:val="20"/>
                                 <w:szCs w:val="20"/>
                               </w:rPr>
-                              <w:t xml:space="preserve">-</w:t>
+                              <w:t>-</w:t>
                             </w:r>
                           </w:p>
                         </w:tc>
@@ -7297,7 +7132,7 @@
                                 <w:sz w:val="20"/>
                                 <w:szCs w:val="20"/>
                               </w:rPr>
-                              <w:t xml:space="preserve">-</w:t>
+                              <w:t>-</w:t>
                             </w:r>
                           </w:p>
                         </w:tc>
@@ -7321,7 +7156,7 @@
                                 <w:sz w:val="20"/>
                                 <w:szCs w:val="20"/>
                               </w:rPr>
-                              <w:t xml:space="preserve">-</w:t>
+                              <w:t>-</w:t>
                             </w:r>
                           </w:p>
                         </w:tc>
@@ -7345,7 +7180,7 @@
                                 <w:sz w:val="20"/>
                                 <w:szCs w:val="20"/>
                               </w:rPr>
-                              <w:t xml:space="preserve">-</w:t>
+                              <w:t>-</w:t>
                             </w:r>
                           </w:p>
                         </w:tc>
@@ -7368,7 +7203,7 @@
                                 <w:sz w:val="20"/>
                                 <w:szCs w:val="20"/>
                               </w:rPr>
-                              <w:t xml:space="preserve">-</w:t>
+                              <w:t>-</w:t>
                             </w:r>
                           </w:p>
                         </w:tc>
@@ -7536,7 +7371,7 @@
           </mc:Choice>
           <mc:Fallback>
             <w:pict>
-              <v:line w14:anchorId="59F6490B" id="Straight Connector 3" o:spid="_x0000_s1026" style="position:absolute;flip:y;z-index:487588864;visibility:visible;mso-wrap-style:square;mso-wrap-distance-left:9pt;mso-wrap-distance-top:0;mso-wrap-distance-right:9pt;mso-wrap-distance-bottom:0;mso-position-horizontal:absolute;mso-position-horizontal-relative:text;mso-position-vertical:absolute;mso-position-vertical-relative:text" from="-4.2pt,5.25pt" to="4.8pt,13.65pt" o:gfxdata="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" strokecolor="black [3040]"/>
+              <v:line w14:anchorId="10D0485A" id="Straight Connector 3" o:spid="_x0000_s1026" style="position:absolute;flip:y;z-index:487588864;visibility:visible;mso-wrap-style:square;mso-wrap-distance-left:9pt;mso-wrap-distance-top:0;mso-wrap-distance-right:9pt;mso-wrap-distance-bottom:0;mso-position-horizontal:absolute;mso-position-horizontal-relative:text;mso-position-vertical:absolute;mso-position-vertical-relative:text" from="-4.2pt,5.25pt" to="4.8pt,13.65pt" o:gfxdata="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" strokecolor="black [3040]"/>
             </w:pict>
           </mc:Fallback>
         </mc:AlternateContent>
@@ -8277,28 +8112,129 @@
         <w:spacing w:before="1"/>
         <w:ind w:left="5330"/>
         <w:rPr>
+          <w:rFonts w:ascii="Cambria" w:hAnsi="Cambria" w:cs="Cambria"/>
+          <w:sz w:val="20"/>
+          <w:lang w:eastAsia="zh-CN"/>
+        </w:rPr>
+      </w:pPr>
+      <w:r>
+        <w:rPr>
           <w:rFonts w:ascii="Cambria" w:eastAsia="Cambria" w:hAnsi="Cambria" w:cs="Cambria"/>
+          <w:noProof/>
           <w:sz w:val="20"/>
         </w:rPr>
-      </w:pPr>
-    </w:p>
-    <w:p>
-      <w:pPr>
-        <w:spacing w:before="180"/>
+        <w:drawing>
+          <wp:anchor distT="0" distB="0" distL="114300" distR="114300" simplePos="0" relativeHeight="251660288" behindDoc="1" locked="0" layoutInCell="1" allowOverlap="1" wp14:anchorId="66A9265C" wp14:editId="5C013A69">
+            <wp:simplePos x="0" y="0"/>
+            <wp:positionH relativeFrom="column">
+              <wp:posOffset>4554311</wp:posOffset>
+            </wp:positionH>
+            <wp:positionV relativeFrom="paragraph">
+              <wp:posOffset>36013</wp:posOffset>
+            </wp:positionV>
+            <wp:extent cx="760730" cy="772795"/>
+            <wp:effectExtent l="0" t="0" r="1270" b="8255"/>
+            <wp:wrapNone/>
+            <wp:docPr id="158468785" name="Picture 5"/>
+            <wp:cNvGraphicFramePr>
+              <a:graphicFrameLocks xmlns:a="http://schemas.openxmlformats.org/drawingml/2006/main" noChangeAspect="1"/>
+            </wp:cNvGraphicFramePr>
+            <a:graphic xmlns:a="http://schemas.openxmlformats.org/drawingml/2006/main">
+              <a:graphicData uri="http://schemas.openxmlformats.org/drawingml/2006/picture">
+                <pic:pic xmlns:pic="http://schemas.openxmlformats.org/drawingml/2006/picture">
+                  <pic:nvPicPr>
+                    <pic:cNvPr id="0" name="Picture 2"/>
+                    <pic:cNvPicPr>
+                      <a:picLocks noChangeAspect="1" noChangeArrowheads="1"/>
+                    </pic:cNvPicPr>
+                  </pic:nvPicPr>
+                  <pic:blipFill>
+                    <a:blip r:embed="rId7" cstate="print">
+                      <a:extLst>
+                        <a:ext uri="{28A0092B-C50C-407E-A947-70E740481C1C}">
+                          <a14:useLocalDpi xmlns:a14="http://schemas.microsoft.com/office/drawing/2010/main" val="0"/>
+                        </a:ext>
+                      </a:extLst>
+                    </a:blip>
+                    <a:srcRect/>
+                    <a:stretch>
+                      <a:fillRect/>
+                    </a:stretch>
+                  </pic:blipFill>
+                  <pic:spPr bwMode="auto">
+                    <a:xfrm>
+                      <a:off x="0" y="0"/>
+                      <a:ext cx="760730" cy="772795"/>
+                    </a:xfrm>
+                    <a:prstGeom prst="rect">
+                      <a:avLst/>
+                    </a:prstGeom>
+                    <a:noFill/>
+                    <a:ln>
+                      <a:noFill/>
+                    </a:ln>
+                  </pic:spPr>
+                </pic:pic>
+              </a:graphicData>
+            </a:graphic>
+          </wp:anchor>
+        </w:drawing>
+      </w:r>
+      <w:r>
         <w:rPr>
           <w:rFonts w:ascii="Cambria" w:eastAsia="Cambria" w:hAnsi="Cambria" w:cs="Cambria"/>
+          <w:noProof/>
           <w:sz w:val="20"/>
         </w:rPr>
-      </w:pPr>
-    </w:p>
-    <w:p>
-      <w:pPr>
-        <w:spacing w:before="180"/>
-        <w:rPr>
-          <w:rFonts w:ascii="Cambria" w:eastAsia="Cambria" w:hAnsi="Cambria" w:cs="Cambria"/>
-          <w:sz w:val="20"/>
-        </w:rPr>
-      </w:pPr>
+        <w:drawing>
+          <wp:inline distT="0" distB="0" distL="0" distR="0" wp14:anchorId="600C27C1" wp14:editId="2BEAB9A4">
+            <wp:extent cx="1425384" cy="800100"/>
+            <wp:effectExtent l="0" t="0" r="0" b="0"/>
+            <wp:docPr id="216268787" name="Picture 7"/>
+            <wp:cNvGraphicFramePr>
+              <a:graphicFrameLocks xmlns:a="http://schemas.openxmlformats.org/drawingml/2006/main" noChangeAspect="1"/>
+            </wp:cNvGraphicFramePr>
+            <a:graphic xmlns:a="http://schemas.openxmlformats.org/drawingml/2006/main">
+              <a:graphicData uri="http://schemas.openxmlformats.org/drawingml/2006/picture">
+                <pic:pic xmlns:pic="http://schemas.openxmlformats.org/drawingml/2006/picture">
+                  <pic:nvPicPr>
+                    <pic:cNvPr id="0" name="Picture 4"/>
+                    <pic:cNvPicPr>
+                      <a:picLocks noChangeAspect="1" noChangeArrowheads="1"/>
+                    </pic:cNvPicPr>
+                  </pic:nvPicPr>
+                  <pic:blipFill>
+                    <a:blip r:embed="rId8" cstate="print">
+                      <a:extLst>
+                        <a:ext uri="{28A0092B-C50C-407E-A947-70E740481C1C}">
+                          <a14:useLocalDpi xmlns:a14="http://schemas.microsoft.com/office/drawing/2010/main" val="0"/>
+                        </a:ext>
+                      </a:extLst>
+                    </a:blip>
+                    <a:srcRect/>
+                    <a:stretch>
+                      <a:fillRect/>
+                    </a:stretch>
+                  </pic:blipFill>
+                  <pic:spPr bwMode="auto">
+                    <a:xfrm>
+                      <a:off x="0" y="0"/>
+                      <a:ext cx="1439379" cy="807956"/>
+                    </a:xfrm>
+                    <a:prstGeom prst="rect">
+                      <a:avLst/>
+                    </a:prstGeom>
+                    <a:noFill/>
+                    <a:ln>
+                      <a:noFill/>
+                    </a:ln>
+                  </pic:spPr>
+                </pic:pic>
+              </a:graphicData>
+            </a:graphic>
+          </wp:inline>
+        </w:drawing>
+      </w:r>
     </w:p>
     <w:p>
       <w:pPr>
@@ -8337,7 +8273,17 @@
           <w:spacing w:val="49"/>
           <w:sz w:val="20"/>
         </w:rPr>
-        <w:t xml:space="preserve">    </w:t>
+        <w:t xml:space="preserve">  </w:t>
+      </w:r>
+      <w:proofErr w:type="gramStart"/>
+      <w:r>
+        <w:rPr>
+          <w:rFonts w:ascii="Cambria" w:eastAsia="Cambria" w:hAnsi="Cambria" w:cs="Cambria"/>
+          <w:b/>
+          <w:spacing w:val="49"/>
+          <w:sz w:val="20"/>
+        </w:rPr>
+        <w:t xml:space="preserve">  </w:t>
       </w:r>
       <w:r>
         <w:rPr>
@@ -8348,6 +8294,7 @@
         </w:rPr>
         <w:t>:</w:t>
       </w:r>
+      <w:proofErr w:type="gramEnd"/>
       <w:r>
         <w:rPr>
           <w:rFonts w:ascii="Cambria" w:eastAsia="Cambria" w:hAnsi="Cambria" w:cs="Cambria"/>
@@ -8382,7 +8329,17 @@
           <w:spacing w:val="49"/>
           <w:sz w:val="20"/>
         </w:rPr>
-        <w:t xml:space="preserve">   </w:t>
+        <w:t xml:space="preserve"> </w:t>
+      </w:r>
+      <w:proofErr w:type="gramStart"/>
+      <w:r>
+        <w:rPr>
+          <w:rFonts w:ascii="Cambria" w:eastAsia="Cambria" w:hAnsi="Cambria" w:cs="Cambria"/>
+          <w:b/>
+          <w:spacing w:val="49"/>
+          <w:sz w:val="20"/>
+        </w:rPr>
+        <w:t xml:space="preserve">  </w:t>
       </w:r>
       <w:r>
         <w:rPr>
@@ -8391,7 +8348,17 @@
           <w:spacing w:val="-10"/>
           <w:sz w:val="20"/>
         </w:rPr>
-        <w:t xml:space="preserve">: </w:t>
+        <w:t>:</w:t>
+      </w:r>
+      <w:proofErr w:type="gramEnd"/>
+      <w:r>
+        <w:rPr>
+          <w:rFonts w:ascii="Cambria" w:eastAsia="Cambria" w:hAnsi="Cambria" w:cs="Cambria"/>
+          <w:b/>
+          <w:spacing w:val="-10"/>
+          <w:sz w:val="20"/>
+        </w:rPr>
+        <w:t xml:space="preserve"> </w:t>
       </w:r>
       <w:r>
         <w:rPr>
@@ -8506,7 +8473,17 @@
           <w:spacing w:val="-5"/>
           <w:sz w:val="20"/>
         </w:rPr>
-        <w:t xml:space="preserve">   </w:t>
+        <w:t xml:space="preserve"> </w:t>
+      </w:r>
+      <w:proofErr w:type="gramStart"/>
+      <w:r>
+        <w:rPr>
+          <w:rFonts w:ascii="Cambria" w:eastAsia="Cambria" w:hAnsi="Cambria" w:cs="Cambria"/>
+          <w:b/>
+          <w:spacing w:val="-5"/>
+          <w:sz w:val="20"/>
+        </w:rPr>
+        <w:t xml:space="preserve">  </w:t>
       </w:r>
       <w:r>
         <w:rPr>
@@ -8515,7 +8492,17 @@
           <w:spacing w:val="-10"/>
           <w:sz w:val="20"/>
         </w:rPr>
-        <w:t xml:space="preserve">: </w:t>
+        <w:t>:</w:t>
+      </w:r>
+      <w:proofErr w:type="gramEnd"/>
+      <w:r>
+        <w:rPr>
+          <w:rFonts w:ascii="Cambria" w:eastAsia="Cambria" w:hAnsi="Cambria" w:cs="Cambria"/>
+          <w:b/>
+          <w:spacing w:val="-10"/>
+          <w:sz w:val="20"/>
+        </w:rPr>
+        <w:t xml:space="preserve"> </w:t>
       </w:r>
       <w:r>
         <w:rPr>
@@ -8578,7 +8565,16 @@
           <w:b/>
           <w:sz w:val="20"/>
         </w:rPr>
-        <w:t xml:space="preserve">        </w:t>
+        <w:t xml:space="preserve">      </w:t>
+      </w:r>
+      <w:proofErr w:type="gramStart"/>
+      <w:r>
+        <w:rPr>
+          <w:rFonts w:ascii="Cambria" w:eastAsia="Cambria" w:hAnsi="Cambria" w:cs="Cambria"/>
+          <w:b/>
+          <w:sz w:val="20"/>
+        </w:rPr>
+        <w:t xml:space="preserve">  </w:t>
       </w:r>
       <w:r>
         <w:rPr>
@@ -8587,7 +8583,17 @@
           <w:spacing w:val="-10"/>
           <w:sz w:val="20"/>
         </w:rPr>
-        <w:t xml:space="preserve">: </w:t>
+        <w:t>:</w:t>
+      </w:r>
+      <w:proofErr w:type="gramEnd"/>
+      <w:r>
+        <w:rPr>
+          <w:rFonts w:ascii="Cambria" w:eastAsia="Cambria" w:hAnsi="Cambria" w:cs="Cambria"/>
+          <w:b/>
+          <w:spacing w:val="-10"/>
+          <w:sz w:val="20"/>
+        </w:rPr>
+        <w:t xml:space="preserve"> </w:t>
       </w:r>
       <w:r>
         <w:rPr>
@@ -8662,6 +8668,7 @@
         </w:rPr>
         <w:t>Date</w:t>
       </w:r>
+      <w:proofErr w:type="gramStart"/>
       <w:r>
         <w:rPr>
           <w:rFonts w:ascii="Cambria" w:eastAsia="Cambria" w:hAnsi="Cambria" w:cs="Cambria"/>
@@ -8678,7 +8685,17 @@
           <w:spacing w:val="-10"/>
           <w:sz w:val="20"/>
         </w:rPr>
-        <w:t xml:space="preserve">: </w:t>
+        <w:t>:</w:t>
+      </w:r>
+      <w:proofErr w:type="gramEnd"/>
+      <w:r>
+        <w:rPr>
+          <w:rFonts w:ascii="Cambria" w:eastAsia="Cambria" w:hAnsi="Cambria" w:cs="Cambria"/>
+          <w:b/>
+          <w:spacing w:val="-10"/>
+          <w:sz w:val="20"/>
+        </w:rPr>
+        <w:t xml:space="preserve"> </w:t>
       </w:r>
       <w:r>
         <w:rPr>
@@ -8732,7 +8749,7 @@
       </w:pPr>
     </w:p>
     <w:sectPr>
-      <w:headerReference w:type="first" r:id="rIdNestHeader"/>
+      <w:headerReference w:type="first" r:id="rId9"/>
       <w:type w:val="continuous"/>
       <w:pgSz w:w="12240" w:h="15840"/>
       <w:pgMar w:top="1040" w:right="1080" w:bottom="280" w:left="1440" w:header="1300" w:footer="720" w:gutter="0"/>
@@ -8743,25 +8760,66 @@
 </w:document>
 </file>
 
-<file path=word/nest-header.xml><?xml version="1.0" encoding="utf-8"?>
-<w:hdr xmlns:m="http://schemas.openxmlformats.org/officeDocument/2006/math" xmlns:mc="http://schemas.openxmlformats.org/markup-compatibility/2006" xmlns:mo="http://schemas.microsoft.com/office/mac/office/2008/main" xmlns:mv="urn:schemas-microsoft-com:mac:vml" xmlns:o="urn:schemas-microsoft-com:office:office" xmlns:r="http://schemas.openxmlformats.org/officeDocument/2006/relationships" xmlns:v="urn:schemas-microsoft-com:vml" xmlns:w10="urn:schemas-microsoft-com:office:word" xmlns:w14="http://schemas.microsoft.com/office/word/2010/wordml" xmlns:w="http://schemas.openxmlformats.org/wordprocessingml/2006/main" xmlns:wne="http://schemas.microsoft.com/office/word/2006/wordml" xmlns:wp14="http://schemas.microsoft.com/office/word/2010/wordprocessingDrawing" xmlns:wp="http://schemas.openxmlformats.org/drawingml/2006/wordprocessingDrawing" xmlns:wpc="http://schemas.microsoft.com/office/word/2010/wordprocessingCanvas" xmlns:wpg="http://schemas.microsoft.com/office/word/2010/wordprocessingGroup" xmlns:wpi="http://schemas.microsoft.com/office/word/2010/wordprocessingInk" xmlns:wps="http://schemas.microsoft.com/office/word/2010/wordprocessingShape" mc:Ignorable="w14 wp14">
+<file path=word/endnotes.xml><?xml version="1.0" encoding="utf-8"?>
+<w:endnotes xmlns:wpc="http://schemas.microsoft.com/office/word/2010/wordprocessingCanvas" xmlns:cx="http://schemas.microsoft.com/office/drawing/2014/chartex" xmlns:cx1="http://schemas.microsoft.com/office/drawing/2015/9/8/chartex" xmlns:cx2="http://schemas.microsoft.com/office/drawing/2015/10/21/chartex" xmlns:cx3="http://schemas.microsoft.com/office/drawing/2016/5/9/chartex" xmlns:cx4="http://schemas.microsoft.com/office/drawing/2016/5/10/chartex" xmlns:cx5="http://schemas.microsoft.com/office/drawing/2016/5/11/chartex" xmlns:cx6="http://schemas.microsoft.com/office/drawing/2016/5/12/chartex" xmlns:cx7="http://schemas.microsoft.com/office/drawing/2016/5/13/chartex" xmlns:cx8="http://schemas.microsoft.com/office/drawing/2016/5/14/chartex" xmlns:mc="http://schemas.openxmlformats.org/markup-compatibility/2006" xmlns:aink="http://schemas.microsoft.com/office/drawing/2016/ink" xmlns:am3d="http://schemas.microsoft.com/office/drawing/2017/model3d" xmlns:o="urn:schemas-microsoft-com:office:office" xmlns:oel="http://schemas.microsoft.com/office/2019/extlst" xmlns:r="http://schemas.openxmlformats.org/officeDocument/2006/relationships" xmlns:m="http://schemas.openxmlformats.org/officeDocument/2006/math" xmlns:v="urn:schemas-microsoft-com:vml" xmlns:wp14="http://schemas.microsoft.com/office/word/2010/wordprocessingDrawing" xmlns:wp="http://schemas.openxmlformats.org/drawingml/2006/wordprocessingDrawing" xmlns:w10="urn:schemas-microsoft-com:office:word" xmlns:w="http://schemas.openxmlformats.org/wordprocessingml/2006/main" xmlns:w14="http://schemas.microsoft.com/office/word/2010/wordml" xmlns:w15="http://schemas.microsoft.com/office/word/2012/wordml" xmlns:w16cex="http://schemas.microsoft.com/office/word/2018/wordml/cex" xmlns:w16cid="http://schemas.microsoft.com/office/word/2016/wordml/cid" xmlns:w16="http://schemas.microsoft.com/office/word/2018/wordml" xmlns:w16du="http://schemas.microsoft.com/office/word/2023/wordml/word16du" xmlns:w16sdtdh="http://schemas.microsoft.com/office/word/2020/wordml/sdtdatahash" xmlns:w16sdtfl="http://schemas.microsoft.com/office/word/2024/wordml/sdtformatlock" xmlns:w16se="http://schemas.microsoft.com/office/word/2015/wordml/symex" xmlns:wpg="http://schemas.microsoft.com/office/word/2010/wordprocessingGroup" xmlns:wpi="http://schemas.microsoft.com/office/word/2010/wordprocessingInk" xmlns:wne="http://schemas.microsoft.com/office/word/2006/wordml" xmlns:wps="http://schemas.microsoft.com/office/word/2010/wordprocessingShape" mc:Ignorable="w14 w15 w16se w16cid w16 w16cex w16sdtdh w16sdtfl w16du wp14">
+  <w:endnote w:type="separator" w:id="-1">
+    <w:p>
+      <w:r>
+        <w:separator/>
+      </w:r>
+    </w:p>
+  </w:endnote>
+  <w:endnote w:type="continuationSeparator" w:id="0">
+    <w:p>
+      <w:r>
+        <w:continuationSeparator/>
+      </w:r>
+    </w:p>
+  </w:endnote>
+</w:endnotes>
+</file>
+
+<file path=word/footnotes.xml><?xml version="1.0" encoding="utf-8"?>
+<w:footnotes xmlns:wpc="http://schemas.microsoft.com/office/word/2010/wordprocessingCanvas" xmlns:cx="http://schemas.microsoft.com/office/drawing/2014/chartex" xmlns:cx1="http://schemas.microsoft.com/office/drawing/2015/9/8/chartex" xmlns:cx2="http://schemas.microsoft.com/office/drawing/2015/10/21/chartex" xmlns:cx3="http://schemas.microsoft.com/office/drawing/2016/5/9/chartex" xmlns:cx4="http://schemas.microsoft.com/office/drawing/2016/5/10/chartex" xmlns:cx5="http://schemas.microsoft.com/office/drawing/2016/5/11/chartex" xmlns:cx6="http://schemas.microsoft.com/office/drawing/2016/5/12/chartex" xmlns:cx7="http://schemas.microsoft.com/office/drawing/2016/5/13/chartex" xmlns:cx8="http://schemas.microsoft.com/office/drawing/2016/5/14/chartex" xmlns:mc="http://schemas.openxmlformats.org/markup-compatibility/2006" xmlns:aink="http://schemas.microsoft.com/office/drawing/2016/ink" xmlns:am3d="http://schemas.microsoft.com/office/drawing/2017/model3d" xmlns:o="urn:schemas-microsoft-com:office:office" xmlns:oel="http://schemas.microsoft.com/office/2019/extlst" xmlns:r="http://schemas.openxmlformats.org/officeDocument/2006/relationships" xmlns:m="http://schemas.openxmlformats.org/officeDocument/2006/math" xmlns:v="urn:schemas-microsoft-com:vml" xmlns:wp14="http://schemas.microsoft.com/office/word/2010/wordprocessingDrawing" xmlns:wp="http://schemas.openxmlformats.org/drawingml/2006/wordprocessingDrawing" xmlns:w10="urn:schemas-microsoft-com:office:word" xmlns:w="http://schemas.openxmlformats.org/wordprocessingml/2006/main" xmlns:w14="http://schemas.microsoft.com/office/word/2010/wordml" xmlns:w15="http://schemas.microsoft.com/office/word/2012/wordml" xmlns:w16cex="http://schemas.microsoft.com/office/word/2018/wordml/cex" xmlns:w16cid="http://schemas.microsoft.com/office/word/2016/wordml/cid" xmlns:w16="http://schemas.microsoft.com/office/word/2018/wordml" xmlns:w16du="http://schemas.microsoft.com/office/word/2023/wordml/word16du" xmlns:w16sdtdh="http://schemas.microsoft.com/office/word/2020/wordml/sdtdatahash" xmlns:w16sdtfl="http://schemas.microsoft.com/office/word/2024/wordml/sdtformatlock" xmlns:w16se="http://schemas.microsoft.com/office/word/2015/wordml/symex" xmlns:wpg="http://schemas.microsoft.com/office/word/2010/wordprocessingGroup" xmlns:wpi="http://schemas.microsoft.com/office/word/2010/wordprocessingInk" xmlns:wne="http://schemas.microsoft.com/office/word/2006/wordml" xmlns:wps="http://schemas.microsoft.com/office/word/2010/wordprocessingShape" mc:Ignorable="w14 w15 w16se w16cid w16 w16cex w16sdtdh w16sdtfl w16du wp14">
+  <w:footnote w:type="separator" w:id="-1">
+    <w:p>
+      <w:r>
+        <w:separator/>
+      </w:r>
+    </w:p>
+  </w:footnote>
+  <w:footnote w:type="continuationSeparator" w:id="0">
+    <w:p>
+      <w:r>
+        <w:continuationSeparator/>
+      </w:r>
+    </w:p>
+  </w:footnote>
+</w:footnotes>
+</file>
+
+<file path=word/header1.xml><?xml version="1.0" encoding="utf-8"?>
+<w:hdr xmlns:wpc="http://schemas.microsoft.com/office/word/2010/wordprocessingCanvas" xmlns:cx="http://schemas.microsoft.com/office/drawing/2014/chartex" xmlns:cx1="http://schemas.microsoft.com/office/drawing/2015/9/8/chartex" xmlns:cx2="http://schemas.microsoft.com/office/drawing/2015/10/21/chartex" xmlns:cx3="http://schemas.microsoft.com/office/drawing/2016/5/9/chartex" xmlns:cx4="http://schemas.microsoft.com/office/drawing/2016/5/10/chartex" xmlns:cx5="http://schemas.microsoft.com/office/drawing/2016/5/11/chartex" xmlns:cx6="http://schemas.microsoft.com/office/drawing/2016/5/12/chartex" xmlns:cx7="http://schemas.microsoft.com/office/drawing/2016/5/13/chartex" xmlns:cx8="http://schemas.microsoft.com/office/drawing/2016/5/14/chartex" xmlns:mc="http://schemas.openxmlformats.org/markup-compatibility/2006" xmlns:aink="http://schemas.microsoft.com/office/drawing/2016/ink" xmlns:am3d="http://schemas.microsoft.com/office/drawing/2017/model3d" xmlns:o="urn:schemas-microsoft-com:office:office" xmlns:oel="http://schemas.microsoft.com/office/2019/extlst" xmlns:r="http://schemas.openxmlformats.org/officeDocument/2006/relationships" xmlns:m="http://schemas.openxmlformats.org/officeDocument/2006/math" xmlns:v="urn:schemas-microsoft-com:vml" xmlns:wp14="http://schemas.microsoft.com/office/word/2010/wordprocessingDrawing" xmlns:wp="http://schemas.openxmlformats.org/drawingml/2006/wordprocessingDrawing" xmlns:w10="urn:schemas-microsoft-com:office:word" xmlns:w="http://schemas.openxmlformats.org/wordprocessingml/2006/main" xmlns:w14="http://schemas.microsoft.com/office/word/2010/wordml" xmlns:w15="http://schemas.microsoft.com/office/word/2012/wordml" xmlns:w16cex="http://schemas.microsoft.com/office/word/2018/wordml/cex" xmlns:w16cid="http://schemas.microsoft.com/office/word/2016/wordml/cid" xmlns:w16="http://schemas.microsoft.com/office/word/2018/wordml" xmlns:w16du="http://schemas.microsoft.com/office/word/2023/wordml/word16du" xmlns:w16sdtdh="http://schemas.microsoft.com/office/word/2020/wordml/sdtdatahash" xmlns:w16sdtfl="http://schemas.microsoft.com/office/word/2024/wordml/sdtformatlock" xmlns:w16se="http://schemas.microsoft.com/office/word/2015/wordml/symex" xmlns:wpg="http://schemas.microsoft.com/office/word/2010/wordprocessingGroup" xmlns:wpi="http://schemas.microsoft.com/office/word/2010/wordprocessingInk" xmlns:wne="http://schemas.microsoft.com/office/word/2006/wordml" xmlns:wps="http://schemas.microsoft.com/office/word/2010/wordprocessingShape" mc:Ignorable="w14 w15 w16se w16cid w16 w16cex w16sdtdh w16sdtfl w16du wp14">
   <w:p>
     <w:pPr>
-      <w:pStyle w:val="Header"/>
       <w:spacing w:after="200"/>
       <w:jc w:val="center"/>
     </w:pPr>
     <w:r>
+      <w:rPr>
+        <w:noProof/>
+      </w:rPr>
       <w:drawing>
-        <wp:inline xmlns:a="http://schemas.openxmlformats.org/drawingml/2006/main" xmlns:pic="http://schemas.openxmlformats.org/drawingml/2006/picture">
+        <wp:inline distT="0" distB="0" distL="0" distR="0" wp14:anchorId="66186BA8" wp14:editId="51E7063D">
           <wp:extent cx="889000" cy="762000"/>
-          <wp:docPr id="1" name="Picture 1"/>
+          <wp:effectExtent l="0" t="0" r="0" b="0"/>
+          <wp:docPr id="906555684" name="Picture 906555684"/>
           <wp:cNvGraphicFramePr>
-            <a:graphicFrameLocks noChangeAspect="1"/>
+            <a:graphicFrameLocks xmlns:a="http://schemas.openxmlformats.org/drawingml/2006/main" noChangeAspect="1"/>
           </wp:cNvGraphicFramePr>
-          <a:graphic>
+          <a:graphic xmlns:a="http://schemas.openxmlformats.org/drawingml/2006/main">
             <a:graphicData uri="http://schemas.openxmlformats.org/drawingml/2006/picture">
-              <pic:pic>
+              <pic:pic xmlns:pic="http://schemas.openxmlformats.org/drawingml/2006/picture">
                 <pic:nvPicPr>
                   <pic:cNvPr id="0" name="business_card.jpg"/>
                   <pic:cNvPicPr/>
@@ -8778,7 +8836,9 @@
                     <a:off x="0" y="0"/>
                     <a:ext cx="889000" cy="762000"/>
                   </a:xfrm>
-                  <a:prstGeom prst="rect"/>
+                  <a:prstGeom prst="rect">
+                    <a:avLst/>
+                  </a:prstGeom>
                 </pic:spPr>
               </pic:pic>
             </a:graphicData>
@@ -8789,26 +8849,25 @@
   </w:p>
   <w:p>
     <w:pPr>
-      <w:spacing w:after="40" w:line="240" w:lineRule="auto"/>
+      <w:spacing w:after="40"/>
       <w:jc w:val="center"/>
     </w:pPr>
-    <w:bookmarkStart w:id="2" w:name="NestHeader_name"/>
+    <w:bookmarkStart w:id="0" w:name="NestHeader_name"/>
     <w:r>
       <w:rPr>
         <w:rFonts w:ascii="Arial" w:hAnsi="Arial"/>
         <w:b/>
-        <w:sz w:val="22"/>
       </w:rPr>
       <w:t>NEST &amp; NOOK PROPERTY CARE</w:t>
     </w:r>
-    <w:bookmarkEnd w:id="2"/>
+    <w:bookmarkEnd w:id="0"/>
   </w:p>
   <w:p>
     <w:pPr>
-      <w:spacing w:after="40" w:line="240" w:lineRule="auto"/>
+      <w:spacing w:after="40"/>
       <w:jc w:val="center"/>
     </w:pPr>
-    <w:bookmarkStart w:id="3" w:name="NestHeader_registration"/>
+    <w:bookmarkStart w:id="1" w:name="NestHeader_registration"/>
     <w:r>
       <w:rPr>
         <w:rFonts w:ascii="Arial" w:hAnsi="Arial"/>
@@ -8817,14 +8876,14 @@
       </w:rPr>
       <w:t>202603156166 (KT0615852-M)</w:t>
     </w:r>
-    <w:bookmarkEnd w:id="3"/>
+    <w:bookmarkEnd w:id="1"/>
   </w:p>
   <w:p>
     <w:pPr>
-      <w:spacing w:after="40" w:line="240" w:lineRule="auto"/>
+      <w:spacing w:after="40"/>
       <w:jc w:val="center"/>
     </w:pPr>
-    <w:bookmarkStart w:id="4" w:name="NestHeader_address"/>
+    <w:bookmarkStart w:id="2" w:name="NestHeader_address"/>
     <w:r>
       <w:rPr>
         <w:rFonts w:ascii="Times New Roman" w:hAnsi="Times New Roman"/>
@@ -8833,14 +8892,14 @@
       </w:rPr>
       <w:t>#16-03, Trellis Residences, 80100, J.B, Johor.</w:t>
     </w:r>
-    <w:bookmarkEnd w:id="4"/>
+    <w:bookmarkEnd w:id="2"/>
   </w:p>
   <w:p>
     <w:pPr>
-      <w:spacing w:after="40" w:line="240" w:lineRule="auto"/>
+      <w:spacing w:after="40"/>
       <w:jc w:val="center"/>
     </w:pPr>
-    <w:bookmarkStart w:id="5" w:name="NestHeader_phone"/>
+    <w:bookmarkStart w:id="3" w:name="NestHeader_phone"/>
     <w:r>
       <w:rPr>
         <w:rFonts w:ascii="Times New Roman" w:hAnsi="Times New Roman"/>
@@ -8849,20 +8908,15 @@
       </w:rPr>
       <w:t>TEL NO.: +60111-3380335</w:t>
     </w:r>
-    <w:bookmarkEnd w:id="5"/>
+    <w:bookmarkEnd w:id="3"/>
   </w:p>
   <w:p>
     <w:pPr>
-      <w:spacing w:after="240" w:line="20" w:lineRule="exact"/>
       <w:pBdr>
         <w:bottom w:val="single" w:sz="4" w:space="1" w:color="000000"/>
       </w:pBdr>
+      <w:spacing w:after="240" w:line="20" w:lineRule="exact"/>
     </w:pPr>
-    <w:r>
-      <w:rPr>
-        <w:sz w:val="2"/>
-      </w:rPr>
-    </w:r>
   </w:p>
 </w:hdr>
 </file>

--- a/agreements/1. Move in Form - quantity.docx
+++ b/agreements/1. Move in Form - quantity.docx
@@ -75,6 +75,9 @@
         <w:gridCol w:w="2898"/>
       </w:tblGrid>
       <w:tr>
+        <w:trPr>
+          <w:trHeight w:val="296"/>
+        </w:trPr>
         <w:tc>
           <w:tcPr>
             <w:tcW w:w="1987" w:type="dxa"/>
@@ -128,6 +131,7 @@
                 <w:lang w:eastAsia="zh-TW"/>
               </w:rPr>
             </w:pPr>
+            <w:bookmarkStart w:id="0" w:name="NNF_1_2862_286_19_1_B"/>
             <w:r>
               <w:rPr>
                 <w:rFonts w:eastAsiaTheme="minorEastAsia"/>
@@ -138,8 +142,9 @@
                 <w:szCs w:val="20"/>
                 <w:lang w:eastAsia="zh-TW"/>
               </w:rPr>
-              <w:t>DI CHIA SENG</w:t>
+              <w:t>{{tenant_name}}</w:t>
             </w:r>
+            <w:bookmarkEnd w:id="0"/>
           </w:p>
         </w:tc>
         <w:tc>
@@ -185,6 +190,7 @@
                 <w:szCs w:val="20"/>
               </w:rPr>
             </w:pPr>
+            <w:bookmarkStart w:id="1" w:name="NNF_2_2777_286_19_1_B"/>
             <w:r>
               <w:rPr>
                 <w:b w:val="0"/>
@@ -193,12 +199,16 @@
                 <w:sz w:val="20"/>
                 <w:szCs w:val="20"/>
               </w:rPr>
-              <w:t>961004-01-5879</w:t>
+              <w:t>{{tenant_id}}</w:t>
             </w:r>
+            <w:bookmarkEnd w:id="1"/>
           </w:p>
         </w:tc>
       </w:tr>
       <w:tr>
+        <w:trPr>
+          <w:trHeight w:val="298"/>
+        </w:trPr>
         <w:tc>
           <w:tcPr>
             <w:tcW w:w="1987" w:type="dxa"/>
@@ -242,6 +252,7 @@
                 <w:szCs w:val="20"/>
               </w:rPr>
             </w:pPr>
+            <w:bookmarkStart w:id="2" w:name="NNF_3_2862_288_19_1_B"/>
             <w:r>
               <w:rPr>
                 <w:b w:val="0"/>
@@ -250,8 +261,9 @@
                 <w:sz w:val="20"/>
                 <w:szCs w:val="20"/>
               </w:rPr>
-              <w:t>MALAYSIAN</w:t>
+              <w:t>{{nationality}}</w:t>
             </w:r>
+            <w:bookmarkEnd w:id="2"/>
           </w:p>
         </w:tc>
         <w:tc>
@@ -297,6 +309,7 @@
                 <w:szCs w:val="20"/>
               </w:rPr>
             </w:pPr>
+            <w:bookmarkStart w:id="3" w:name="NNF_4_2777_288_19_1_B"/>
             <w:r>
               <w:rPr>
                 <w:b w:val="0"/>
@@ -305,22 +318,16 @@
                 <w:sz w:val="20"/>
                 <w:szCs w:val="20"/>
               </w:rPr>
-              <w:t xml:space="preserve">+60 </w:t>
+              <w:t>{{phone}}</w:t>
             </w:r>
-            <w:r>
-              <w:rPr>
-                <w:b w:val="0"/>
-                <w:bCs w:val="0"/>
-                <w:spacing w:val="-6"/>
-                <w:sz w:val="20"/>
-                <w:szCs w:val="20"/>
-              </w:rPr>
-              <w:t>11-1073 5879</w:t>
-            </w:r>
+            <w:bookmarkEnd w:id="3"/>
           </w:p>
         </w:tc>
       </w:tr>
       <w:tr>
+        <w:trPr>
+          <w:trHeight w:val="295"/>
+        </w:trPr>
         <w:tc>
           <w:tcPr>
             <w:tcW w:w="1987" w:type="dxa"/>
@@ -366,6 +373,7 @@
                 <w:lang w:eastAsia="zh-CN"/>
               </w:rPr>
             </w:pPr>
+            <w:bookmarkStart w:id="4" w:name="NNF_5_2862_285_19_1_B"/>
             <w:r>
               <w:rPr>
                 <w:rFonts w:eastAsia="SimSun"/>
@@ -376,8 +384,9 @@
                 <w:szCs w:val="20"/>
                 <w:lang w:eastAsia="zh-CN"/>
               </w:rPr>
-              <w:t>Dichiaseng96@gmail.com</w:t>
+              <w:t>{{email}}</w:t>
             </w:r>
+            <w:bookmarkEnd w:id="4"/>
           </w:p>
         </w:tc>
         <w:tc>
@@ -425,6 +434,7 @@
                 <w:lang w:eastAsia="zh-CN"/>
               </w:rPr>
             </w:pPr>
+            <w:bookmarkStart w:id="5" w:name="NNF_6_2777_285_19_1_B"/>
             <w:r>
               <w:rPr>
                 <w:rFonts w:eastAsia="SimSun"/>
@@ -435,12 +445,16 @@
                 <w:szCs w:val="20"/>
                 <w:lang w:eastAsia="zh-CN"/>
               </w:rPr>
-              <w:t>Software Developer</w:t>
+              <w:t>{{occupation}}</w:t>
             </w:r>
+            <w:bookmarkEnd w:id="5"/>
           </w:p>
         </w:tc>
       </w:tr>
       <w:tr>
+        <w:trPr>
+          <w:trHeight w:val="298"/>
+        </w:trPr>
         <w:tc>
           <w:tcPr>
             <w:tcW w:w="1987" w:type="dxa"/>
@@ -484,6 +498,18 @@
                 <w:szCs w:val="20"/>
               </w:rPr>
             </w:pPr>
+            <w:bookmarkStart w:id="6" w:name="NNF_7_2862_288_19_1_B"/>
+            <w:r>
+              <w:rPr>
+                <w:b w:val="0"/>
+                <w:bCs w:val="0"/>
+                <w:spacing w:val="-6"/>
+                <w:sz w:val="20"/>
+                <w:szCs w:val="20"/>
+              </w:rPr>
+              <w:t>{{employer}}</w:t>
+            </w:r>
+            <w:bookmarkEnd w:id="6"/>
           </w:p>
         </w:tc>
         <w:tc>
@@ -529,6 +555,7 @@
                 <w:szCs w:val="20"/>
               </w:rPr>
             </w:pPr>
+            <w:bookmarkStart w:id="7" w:name="NNF_8_2777_288_19_1_B"/>
             <w:r>
               <w:rPr>
                 <w:b w:val="0"/>
@@ -537,8 +564,9 @@
                 <w:sz w:val="20"/>
                 <w:szCs w:val="20"/>
               </w:rPr>
-              <w:t>NA</w:t>
+              <w:t>{{vehicle}}</w:t>
             </w:r>
+            <w:bookmarkEnd w:id="7"/>
           </w:p>
         </w:tc>
       </w:tr>
@@ -609,6 +637,9 @@
         <w:gridCol w:w="2898"/>
       </w:tblGrid>
       <w:tr>
+        <w:trPr>
+          <w:trHeight w:val="295"/>
+        </w:trPr>
         <w:tc>
           <w:tcPr>
             <w:tcW w:w="1958" w:type="dxa"/>
@@ -654,6 +685,20 @@
                 <w:lang w:eastAsia="zh-CN"/>
               </w:rPr>
             </w:pPr>
+            <w:bookmarkStart w:id="8" w:name="NNF_9_2862_285_19_1_B"/>
+            <w:r>
+              <w:rPr>
+                <w:rFonts w:eastAsia="SimSun"/>
+                <w:b w:val="0"/>
+                <w:bCs w:val="0"/>
+                <w:spacing w:val="-6"/>
+                <w:sz w:val="20"/>
+                <w:szCs w:val="20"/>
+                <w:lang w:eastAsia="zh-CN"/>
+              </w:rPr>
+              <w:t>{{emergency_name}}</w:t>
+            </w:r>
+            <w:bookmarkEnd w:id="8"/>
           </w:p>
         </w:tc>
         <w:tc>
@@ -699,10 +744,25 @@
                 <w:szCs w:val="20"/>
               </w:rPr>
             </w:pPr>
+            <w:bookmarkStart w:id="9" w:name="NNF_10_2777_285_19_1_B"/>
+            <w:r>
+              <w:rPr>
+                <w:b w:val="0"/>
+                <w:bCs w:val="0"/>
+                <w:spacing w:val="-6"/>
+                <w:sz w:val="20"/>
+                <w:szCs w:val="20"/>
+              </w:rPr>
+              <w:t>{{emergency_id}}</w:t>
+            </w:r>
+            <w:bookmarkEnd w:id="9"/>
           </w:p>
         </w:tc>
       </w:tr>
       <w:tr>
+        <w:trPr>
+          <w:trHeight w:val="298"/>
+        </w:trPr>
         <w:tc>
           <w:tcPr>
             <w:tcW w:w="1958" w:type="dxa"/>
@@ -748,6 +808,20 @@
                 <w:lang w:eastAsia="zh-CN"/>
               </w:rPr>
             </w:pPr>
+            <w:bookmarkStart w:id="10" w:name="NNF_11_2862_288_19_1_B"/>
+            <w:r>
+              <w:rPr>
+                <w:rFonts w:eastAsia="SimSun"/>
+                <w:b w:val="0"/>
+                <w:bCs w:val="0"/>
+                <w:spacing w:val="-6"/>
+                <w:sz w:val="20"/>
+                <w:szCs w:val="20"/>
+                <w:lang w:eastAsia="zh-CN"/>
+              </w:rPr>
+              <w:t>{{emergency_relationship}}</w:t>
+            </w:r>
+            <w:bookmarkEnd w:id="10"/>
           </w:p>
         </w:tc>
         <w:tc>
@@ -793,6 +867,18 @@
                 <w:szCs w:val="20"/>
               </w:rPr>
             </w:pPr>
+            <w:bookmarkStart w:id="11" w:name="NNF_12_2777_288_19_1_B"/>
+            <w:r>
+              <w:rPr>
+                <w:b w:val="0"/>
+                <w:bCs w:val="0"/>
+                <w:spacing w:val="-6"/>
+                <w:sz w:val="20"/>
+                <w:szCs w:val="20"/>
+              </w:rPr>
+              <w:t>{{emergency_phone}}</w:t>
+            </w:r>
+            <w:bookmarkEnd w:id="11"/>
           </w:p>
         </w:tc>
       </w:tr>
@@ -804,6 +890,67 @@
         <w:ind w:left="40" w:right="27"/>
         <w:jc w:val="center"/>
       </w:pPr>
+      <w:r>
+        <w:rPr>
+          <w:noProof/>
+        </w:rPr>
+        <w:drawing>
+          <wp:anchor distT="0" distB="0" distL="114300" distR="114300" simplePos="0" relativeHeight="251658752" behindDoc="1" locked="0" layoutInCell="1" allowOverlap="1" wp14:anchorId="4117EB9B" wp14:editId="60654992">
+            <wp:simplePos x="0" y="0"/>
+            <wp:positionH relativeFrom="column">
+              <wp:posOffset>4653643</wp:posOffset>
+            </wp:positionH>
+            <wp:positionV relativeFrom="page">
+              <wp:posOffset>8986157</wp:posOffset>
+            </wp:positionV>
+            <wp:extent cx="1303020" cy="730250"/>
+            <wp:effectExtent l="0" t="0" r="0" b="0"/>
+            <wp:wrapNone/>
+            <wp:docPr id="263861726" name="Picture 1"/>
+            <wp:cNvGraphicFramePr>
+              <a:graphicFrameLocks xmlns:a="http://schemas.openxmlformats.org/drawingml/2006/main" noChangeAspect="1"/>
+            </wp:cNvGraphicFramePr>
+            <a:graphic xmlns:a="http://schemas.openxmlformats.org/drawingml/2006/main">
+              <a:graphicData uri="http://schemas.openxmlformats.org/drawingml/2006/picture">
+                <pic:pic xmlns:pic="http://schemas.openxmlformats.org/drawingml/2006/picture">
+                  <pic:nvPicPr>
+                    <pic:cNvPr id="263861726" name="Picture 1"/>
+                    <pic:cNvPicPr>
+                      <a:picLocks noChangeAspect="1"/>
+                    </pic:cNvPicPr>
+                  </pic:nvPicPr>
+                  <pic:blipFill>
+                    <a:blip r:embed="rId7" cstate="print">
+                      <a:extLst>
+                        <a:ext uri="{28A0092B-C50C-407E-A947-70E740481C1C}">
+                          <a14:useLocalDpi xmlns:a14="http://schemas.microsoft.com/office/drawing/2010/main" val="0"/>
+                        </a:ext>
+                      </a:extLst>
+                    </a:blip>
+                    <a:srcRect/>
+                    <a:stretch>
+                      <a:fillRect/>
+                    </a:stretch>
+                  </pic:blipFill>
+                  <pic:spPr bwMode="auto">
+                    <a:xfrm>
+                      <a:off x="0" y="0"/>
+                      <a:ext cx="1303020" cy="730250"/>
+                    </a:xfrm>
+                    <a:prstGeom prst="rect">
+                      <a:avLst/>
+                    </a:prstGeom>
+                    <a:noFill/>
+                    <a:ln>
+                      <a:noFill/>
+                    </a:ln>
+                  </pic:spPr>
+                </pic:pic>
+              </a:graphicData>
+            </a:graphic>
+          </wp:anchor>
+        </w:drawing>
+      </w:r>
     </w:p>
     <w:p>
       <w:pPr>
@@ -846,7 +993,7 @@
         <mc:AlternateContent>
           <mc:Choice Requires="wps">
             <w:drawing>
-              <wp:anchor distT="0" distB="0" distL="0" distR="0" simplePos="0" relativeHeight="251658240" behindDoc="0" locked="0" layoutInCell="1" allowOverlap="1" wp14:anchorId="4861BFE0" wp14:editId="0F4407C0">
+              <wp:anchor distT="0" distB="0" distL="0" distR="0" simplePos="0" relativeHeight="251652608" behindDoc="0" locked="0" layoutInCell="1" allowOverlap="1" wp14:anchorId="4861BFE0" wp14:editId="450268D7">
                 <wp:simplePos x="0" y="0"/>
                 <wp:positionH relativeFrom="page">
                   <wp:posOffset>822960</wp:posOffset>
@@ -1157,14 +1304,29 @@
                                       <w:szCs w:val="20"/>
                                     </w:rPr>
                                   </w:pPr>
-                                  <w:r>
-                                    <w:rPr>
-                                      <w:rFonts w:ascii="Times New Roman" w:hAnsi="Times New Roman" w:cs="Times New Roman"/>
-                                      <w:sz w:val="20"/>
-                                      <w:szCs w:val="20"/>
-                                    </w:rPr>
-                                    <w:t>-</w:t>
-                                  </w:r>
+                                  <w:bookmarkStart w:id="12" w:name="NNF_13_480_252_19_1_B"/>
+                                  <w:r>
+                                    <w:rPr>
+                                      <w:rFonts w:ascii="Times New Roman" w:hAnsi="Times New Roman" w:cs="Times New Roman"/>
+                                      <w:w w:val="82"/>
+                                      <w:sz w:val="20"/>
+                                      <w:szCs w:val="20"/>
+                                      <w:fitText w:val="480" w:id="1013"/>
+                                    </w:rPr>
+                                    <w:t>{{q0}</w:t>
+                                  </w:r>
+                                  <w:r>
+                                    <w:rPr>
+                                      <w:rFonts w:ascii="Times New Roman" w:hAnsi="Times New Roman" w:cs="Times New Roman"/>
+                                      <w:spacing w:val="1"/>
+                                      <w:w w:val="82"/>
+                                      <w:sz w:val="20"/>
+                                      <w:szCs w:val="20"/>
+                                      <w:fitText w:val="480" w:id="1013"/>
+                                    </w:rPr>
+                                    <w:t>}</w:t>
+                                  </w:r>
+                                  <w:bookmarkEnd w:id="12"/>
                                 </w:p>
                               </w:tc>
                               <w:tc>
@@ -1181,14 +1343,28 @@
                                       <w:szCs w:val="20"/>
                                     </w:rPr>
                                   </w:pPr>
-                                  <w:r>
-                                    <w:rPr>
-                                      <w:rFonts w:ascii="Times New Roman" w:hAnsi="Times New Roman" w:cs="Times New Roman"/>
-                                      <w:sz w:val="20"/>
-                                      <w:szCs w:val="20"/>
-                                    </w:rPr>
-                                    <w:t>-</w:t>
-                                  </w:r>
+                                  <w:bookmarkStart w:id="13" w:name="NNF_14_1500_252_19_1_B"/>
+                                  <w:r>
+                                    <w:rPr>
+                                      <w:rFonts w:ascii="Times New Roman" w:hAnsi="Times New Roman" w:cs="Times New Roman"/>
+                                      <w:spacing w:val="183"/>
+                                      <w:sz w:val="20"/>
+                                      <w:szCs w:val="20"/>
+                                      <w:fitText w:val="1500" w:id="1014"/>
+                                    </w:rPr>
+                                    <w:t>{{g0}</w:t>
+                                  </w:r>
+                                  <w:r>
+                                    <w:rPr>
+                                      <w:rFonts w:ascii="Times New Roman" w:hAnsi="Times New Roman" w:cs="Times New Roman"/>
+                                      <w:spacing w:val="2"/>
+                                      <w:sz w:val="20"/>
+                                      <w:szCs w:val="20"/>
+                                      <w:fitText w:val="1500" w:id="1014"/>
+                                    </w:rPr>
+                                    <w:t>}</w:t>
+                                  </w:r>
+                                  <w:bookmarkEnd w:id="13"/>
                                 </w:p>
                               </w:tc>
                               <w:tc>
@@ -1205,14 +1381,28 @@
                                       <w:szCs w:val="20"/>
                                     </w:rPr>
                                   </w:pPr>
-                                  <w:r>
-                                    <w:rPr>
-                                      <w:rFonts w:ascii="Times New Roman" w:hAnsi="Times New Roman" w:cs="Times New Roman"/>
-                                      <w:sz w:val="20"/>
-                                      <w:szCs w:val="20"/>
-                                    </w:rPr>
-                                    <w:t>-</w:t>
-                                  </w:r>
+                                  <w:bookmarkStart w:id="14" w:name="NNF_15_869_252_19_1_B"/>
+                                  <w:r>
+                                    <w:rPr>
+                                      <w:rFonts w:ascii="Times New Roman" w:hAnsi="Times New Roman" w:cs="Times New Roman"/>
+                                      <w:spacing w:val="57"/>
+                                      <w:sz w:val="20"/>
+                                      <w:szCs w:val="20"/>
+                                      <w:fitText w:val="869" w:id="1015"/>
+                                    </w:rPr>
+                                    <w:t>{{b0}</w:t>
+                                  </w:r>
+                                  <w:r>
+                                    <w:rPr>
+                                      <w:rFonts w:ascii="Times New Roman" w:hAnsi="Times New Roman" w:cs="Times New Roman"/>
+                                      <w:spacing w:val="1"/>
+                                      <w:sz w:val="20"/>
+                                      <w:szCs w:val="20"/>
+                                      <w:fitText w:val="869" w:id="1015"/>
+                                    </w:rPr>
+                                    <w:t>}</w:t>
+                                  </w:r>
+                                  <w:bookmarkEnd w:id="14"/>
                                 </w:p>
                               </w:tc>
                               <w:tc>
@@ -1228,14 +1418,16 @@
                                       <w:szCs w:val="20"/>
                                     </w:rPr>
                                   </w:pPr>
-                                  <w:r>
-                                    <w:rPr>
-                                      <w:rFonts w:ascii="Times New Roman" w:hAnsi="Times New Roman" w:cs="Times New Roman"/>
-                                      <w:sz w:val="20"/>
-                                      <w:szCs w:val="20"/>
-                                    </w:rPr>
-                                    <w:t>-</w:t>
-                                  </w:r>
+                                  <w:bookmarkStart w:id="15" w:name="NNF_16_3512_252_19_0_B"/>
+                                  <w:r>
+                                    <w:rPr>
+                                      <w:rFonts w:ascii="Times New Roman" w:hAnsi="Times New Roman" w:cs="Times New Roman"/>
+                                      <w:sz w:val="20"/>
+                                      <w:szCs w:val="20"/>
+                                    </w:rPr>
+                                    <w:t>{{r0}}</w:t>
+                                  </w:r>
+                                  <w:bookmarkEnd w:id="15"/>
                                 </w:p>
                               </w:tc>
                             </w:tr>
@@ -1283,14 +1475,29 @@
                                       <w:szCs w:val="20"/>
                                     </w:rPr>
                                   </w:pPr>
-                                  <w:r>
-                                    <w:rPr>
-                                      <w:rFonts w:ascii="Times New Roman" w:hAnsi="Times New Roman" w:cs="Times New Roman"/>
-                                      <w:sz w:val="20"/>
-                                      <w:szCs w:val="20"/>
-                                    </w:rPr>
-                                    <w:t>1</w:t>
-                                  </w:r>
+                                  <w:bookmarkStart w:id="16" w:name="NNF_17_480_230_19_1_B"/>
+                                  <w:r>
+                                    <w:rPr>
+                                      <w:rFonts w:ascii="Times New Roman" w:hAnsi="Times New Roman" w:cs="Times New Roman"/>
+                                      <w:w w:val="82"/>
+                                      <w:sz w:val="20"/>
+                                      <w:szCs w:val="20"/>
+                                      <w:fitText w:val="480" w:id="1017"/>
+                                    </w:rPr>
+                                    <w:t>{{q1}</w:t>
+                                  </w:r>
+                                  <w:r>
+                                    <w:rPr>
+                                      <w:rFonts w:ascii="Times New Roman" w:hAnsi="Times New Roman" w:cs="Times New Roman"/>
+                                      <w:spacing w:val="1"/>
+                                      <w:w w:val="82"/>
+                                      <w:sz w:val="20"/>
+                                      <w:szCs w:val="20"/>
+                                      <w:fitText w:val="480" w:id="1017"/>
+                                    </w:rPr>
+                                    <w:t>}</w:t>
+                                  </w:r>
+                                  <w:bookmarkEnd w:id="16"/>
                                 </w:p>
                               </w:tc>
                               <w:tc>
@@ -1307,14 +1514,28 @@
                                       <w:szCs w:val="20"/>
                                     </w:rPr>
                                   </w:pPr>
-                                  <w:r>
-                                    <w:rPr>
-                                      <w:rFonts w:ascii="Times New Roman" w:hAnsi="Times New Roman" w:cs="Times New Roman"/>
-                                      <w:sz w:val="20"/>
-                                      <w:szCs w:val="20"/>
-                                    </w:rPr>
-                                    <w:t>YES</w:t>
-                                  </w:r>
+                                  <w:bookmarkStart w:id="17" w:name="NNF_18_1500_230_19_1_B"/>
+                                  <w:r>
+                                    <w:rPr>
+                                      <w:rFonts w:ascii="Times New Roman" w:hAnsi="Times New Roman" w:cs="Times New Roman"/>
+                                      <w:spacing w:val="183"/>
+                                      <w:sz w:val="20"/>
+                                      <w:szCs w:val="20"/>
+                                      <w:fitText w:val="1500" w:id="1018"/>
+                                    </w:rPr>
+                                    <w:t>{{g1}</w:t>
+                                  </w:r>
+                                  <w:r>
+                                    <w:rPr>
+                                      <w:rFonts w:ascii="Times New Roman" w:hAnsi="Times New Roman" w:cs="Times New Roman"/>
+                                      <w:spacing w:val="2"/>
+                                      <w:sz w:val="20"/>
+                                      <w:szCs w:val="20"/>
+                                      <w:fitText w:val="1500" w:id="1018"/>
+                                    </w:rPr>
+                                    <w:t>}</w:t>
+                                  </w:r>
+                                  <w:bookmarkEnd w:id="17"/>
                                 </w:p>
                               </w:tc>
                               <w:tc>
@@ -1331,14 +1552,28 @@
                                       <w:szCs w:val="20"/>
                                     </w:rPr>
                                   </w:pPr>
-                                  <w:r>
-                                    <w:rPr>
-                                      <w:rFonts w:ascii="Times New Roman" w:hAnsi="Times New Roman" w:cs="Times New Roman"/>
-                                      <w:sz w:val="20"/>
-                                      <w:szCs w:val="20"/>
-                                    </w:rPr>
-                                    <w:t>-</w:t>
-                                  </w:r>
+                                  <w:bookmarkStart w:id="18" w:name="NNF_19_869_230_19_1_B"/>
+                                  <w:r>
+                                    <w:rPr>
+                                      <w:rFonts w:ascii="Times New Roman" w:hAnsi="Times New Roman" w:cs="Times New Roman"/>
+                                      <w:spacing w:val="57"/>
+                                      <w:sz w:val="20"/>
+                                      <w:szCs w:val="20"/>
+                                      <w:fitText w:val="869" w:id="1019"/>
+                                    </w:rPr>
+                                    <w:t>{{b1}</w:t>
+                                  </w:r>
+                                  <w:r>
+                                    <w:rPr>
+                                      <w:rFonts w:ascii="Times New Roman" w:hAnsi="Times New Roman" w:cs="Times New Roman"/>
+                                      <w:spacing w:val="1"/>
+                                      <w:sz w:val="20"/>
+                                      <w:szCs w:val="20"/>
+                                      <w:fitText w:val="869" w:id="1019"/>
+                                    </w:rPr>
+                                    <w:t>}</w:t>
+                                  </w:r>
+                                  <w:bookmarkEnd w:id="18"/>
                                 </w:p>
                               </w:tc>
                               <w:tc>
@@ -1354,14 +1589,16 @@
                                       <w:szCs w:val="20"/>
                                     </w:rPr>
                                   </w:pPr>
-                                  <w:r>
-                                    <w:rPr>
-                                      <w:rFonts w:ascii="Times New Roman" w:hAnsi="Times New Roman" w:cs="Times New Roman"/>
-                                      <w:sz w:val="20"/>
-                                      <w:szCs w:val="20"/>
-                                    </w:rPr>
-                                    <w:t>-</w:t>
-                                  </w:r>
+                                  <w:bookmarkStart w:id="19" w:name="NNF_20_3512_230_19_0_B"/>
+                                  <w:r>
+                                    <w:rPr>
+                                      <w:rFonts w:ascii="Times New Roman" w:hAnsi="Times New Roman" w:cs="Times New Roman"/>
+                                      <w:sz w:val="20"/>
+                                      <w:szCs w:val="20"/>
+                                    </w:rPr>
+                                    <w:t>{{r1}}</w:t>
+                                  </w:r>
+                                  <w:bookmarkEnd w:id="19"/>
                                 </w:p>
                               </w:tc>
                             </w:tr>
@@ -1410,15 +1647,31 @@
                                       <w:lang w:eastAsia="zh-CN"/>
                                     </w:rPr>
                                   </w:pPr>
+                                  <w:bookmarkStart w:id="20" w:name="NNF_21_480_230_19_1_B"/>
                                   <w:r>
                                     <w:rPr>
                                       <w:rFonts w:ascii="Times New Roman" w:hAnsi="Times New Roman" w:cs="Times New Roman" w:hint="eastAsia"/>
-                                      <w:sz w:val="20"/>
-                                      <w:szCs w:val="20"/>
+                                      <w:w w:val="82"/>
+                                      <w:sz w:val="20"/>
+                                      <w:szCs w:val="20"/>
+                                      <w:fitText w:val="480" w:id="1021"/>
                                       <w:lang w:eastAsia="zh-CN"/>
                                     </w:rPr>
-                                    <w:t>1</w:t>
-                                  </w:r>
+                                    <w:t>{{q2}</w:t>
+                                  </w:r>
+                                  <w:r>
+                                    <w:rPr>
+                                      <w:rFonts w:ascii="Times New Roman" w:hAnsi="Times New Roman" w:cs="Times New Roman" w:hint="eastAsia"/>
+                                      <w:spacing w:val="1"/>
+                                      <w:w w:val="82"/>
+                                      <w:sz w:val="20"/>
+                                      <w:szCs w:val="20"/>
+                                      <w:fitText w:val="480" w:id="1021"/>
+                                      <w:lang w:eastAsia="zh-CN"/>
+                                    </w:rPr>
+                                    <w:t>}</w:t>
+                                  </w:r>
+                                  <w:bookmarkEnd w:id="20"/>
                                 </w:p>
                               </w:tc>
                               <w:tc>
@@ -1436,15 +1689,30 @@
                                       <w:lang w:eastAsia="zh-CN"/>
                                     </w:rPr>
                                   </w:pPr>
+                                  <w:bookmarkStart w:id="21" w:name="NNF_22_1500_230_19_1_B"/>
                                   <w:r>
                                     <w:rPr>
                                       <w:rFonts w:ascii="Times New Roman" w:hAnsi="Times New Roman" w:cs="Times New Roman" w:hint="eastAsia"/>
-                                      <w:sz w:val="20"/>
-                                      <w:szCs w:val="20"/>
+                                      <w:spacing w:val="183"/>
+                                      <w:sz w:val="20"/>
+                                      <w:szCs w:val="20"/>
+                                      <w:fitText w:val="1500" w:id="1022"/>
                                       <w:lang w:eastAsia="zh-CN"/>
                                     </w:rPr>
-                                    <w:t>YES</w:t>
-                                  </w:r>
+                                    <w:t>{{g2}</w:t>
+                                  </w:r>
+                                  <w:r>
+                                    <w:rPr>
+                                      <w:rFonts w:ascii="Times New Roman" w:hAnsi="Times New Roman" w:cs="Times New Roman" w:hint="eastAsia"/>
+                                      <w:spacing w:val="2"/>
+                                      <w:sz w:val="20"/>
+                                      <w:szCs w:val="20"/>
+                                      <w:fitText w:val="1500" w:id="1022"/>
+                                      <w:lang w:eastAsia="zh-CN"/>
+                                    </w:rPr>
+                                    <w:t>}</w:t>
+                                  </w:r>
+                                  <w:bookmarkEnd w:id="21"/>
                                 </w:p>
                               </w:tc>
                               <w:tc>
@@ -1461,14 +1729,28 @@
                                       <w:szCs w:val="20"/>
                                     </w:rPr>
                                   </w:pPr>
-                                  <w:r>
-                                    <w:rPr>
-                                      <w:rFonts w:ascii="Times New Roman" w:hAnsi="Times New Roman" w:cs="Times New Roman"/>
-                                      <w:sz w:val="20"/>
-                                      <w:szCs w:val="20"/>
-                                    </w:rPr>
-                                    <w:t>-</w:t>
-                                  </w:r>
+                                  <w:bookmarkStart w:id="22" w:name="NNF_23_869_230_19_1_B"/>
+                                  <w:r>
+                                    <w:rPr>
+                                      <w:rFonts w:ascii="Times New Roman" w:hAnsi="Times New Roman" w:cs="Times New Roman"/>
+                                      <w:spacing w:val="57"/>
+                                      <w:sz w:val="20"/>
+                                      <w:szCs w:val="20"/>
+                                      <w:fitText w:val="869" w:id="1023"/>
+                                    </w:rPr>
+                                    <w:t>{{b2}</w:t>
+                                  </w:r>
+                                  <w:r>
+                                    <w:rPr>
+                                      <w:rFonts w:ascii="Times New Roman" w:hAnsi="Times New Roman" w:cs="Times New Roman"/>
+                                      <w:spacing w:val="1"/>
+                                      <w:sz w:val="20"/>
+                                      <w:szCs w:val="20"/>
+                                      <w:fitText w:val="869" w:id="1023"/>
+                                    </w:rPr>
+                                    <w:t>}</w:t>
+                                  </w:r>
+                                  <w:bookmarkEnd w:id="22"/>
                                 </w:p>
                               </w:tc>
                               <w:tc>
@@ -1486,6 +1768,7 @@
                                       <w:lang w:eastAsia="zh-CN"/>
                                     </w:rPr>
                                   </w:pPr>
+                                  <w:bookmarkStart w:id="23" w:name="NNF_24_3512_230_19_0_B"/>
                                   <w:r>
                                     <w:rPr>
                                       <w:rFonts w:ascii="Times New Roman" w:hAnsi="Times New Roman" w:cs="Times New Roman"/>
@@ -1493,8 +1776,9 @@
                                       <w:szCs w:val="20"/>
                                       <w:lang w:eastAsia="zh-CN"/>
                                     </w:rPr>
-                                    <w:t>-</w:t>
-                                  </w:r>
+                                    <w:t>{{r2}}</w:t>
+                                  </w:r>
+                                  <w:bookmarkEnd w:id="23"/>
                                 </w:p>
                               </w:tc>
                             </w:tr>
@@ -1544,14 +1828,29 @@
                                       <w:lang w:eastAsia="zh-CN"/>
                                     </w:rPr>
                                   </w:pPr>
-                                  <w:r>
-                                    <w:rPr>
-                                      <w:rFonts w:ascii="Times New Roman" w:hAnsi="Times New Roman" w:cs="Times New Roman"/>
-                                      <w:sz w:val="20"/>
-                                      <w:szCs w:val="20"/>
-                                    </w:rPr>
-                                    <w:t>1</w:t>
-                                  </w:r>
+                                  <w:bookmarkStart w:id="24" w:name="NNF_25_480_230_19_1_B"/>
+                                  <w:r>
+                                    <w:rPr>
+                                      <w:rFonts w:ascii="Times New Roman" w:hAnsi="Times New Roman" w:cs="Times New Roman"/>
+                                      <w:w w:val="82"/>
+                                      <w:sz w:val="20"/>
+                                      <w:szCs w:val="20"/>
+                                      <w:fitText w:val="480" w:id="1025"/>
+                                    </w:rPr>
+                                    <w:t>{{q3}</w:t>
+                                  </w:r>
+                                  <w:r>
+                                    <w:rPr>
+                                      <w:rFonts w:ascii="Times New Roman" w:hAnsi="Times New Roman" w:cs="Times New Roman"/>
+                                      <w:spacing w:val="1"/>
+                                      <w:w w:val="82"/>
+                                      <w:sz w:val="20"/>
+                                      <w:szCs w:val="20"/>
+                                      <w:fitText w:val="480" w:id="1025"/>
+                                    </w:rPr>
+                                    <w:t>}</w:t>
+                                  </w:r>
+                                  <w:bookmarkEnd w:id="24"/>
                                 </w:p>
                               </w:tc>
                               <w:tc>
@@ -1569,14 +1868,28 @@
                                       <w:lang w:eastAsia="zh-CN"/>
                                     </w:rPr>
                                   </w:pPr>
-                                  <w:r>
-                                    <w:rPr>
-                                      <w:rFonts w:ascii="Times New Roman" w:hAnsi="Times New Roman" w:cs="Times New Roman"/>
-                                      <w:sz w:val="20"/>
-                                      <w:szCs w:val="20"/>
-                                    </w:rPr>
-                                    <w:t>YES</w:t>
-                                  </w:r>
+                                  <w:bookmarkStart w:id="25" w:name="NNF_26_1500_230_19_1_B"/>
+                                  <w:r>
+                                    <w:rPr>
+                                      <w:rFonts w:ascii="Times New Roman" w:hAnsi="Times New Roman" w:cs="Times New Roman"/>
+                                      <w:spacing w:val="183"/>
+                                      <w:sz w:val="20"/>
+                                      <w:szCs w:val="20"/>
+                                      <w:fitText w:val="1500" w:id="1026"/>
+                                    </w:rPr>
+                                    <w:t>{{g3}</w:t>
+                                  </w:r>
+                                  <w:r>
+                                    <w:rPr>
+                                      <w:rFonts w:ascii="Times New Roman" w:hAnsi="Times New Roman" w:cs="Times New Roman"/>
+                                      <w:spacing w:val="2"/>
+                                      <w:sz w:val="20"/>
+                                      <w:szCs w:val="20"/>
+                                      <w:fitText w:val="1500" w:id="1026"/>
+                                    </w:rPr>
+                                    <w:t>}</w:t>
+                                  </w:r>
+                                  <w:bookmarkEnd w:id="25"/>
                                 </w:p>
                               </w:tc>
                               <w:tc>
@@ -1593,14 +1906,28 @@
                                       <w:szCs w:val="20"/>
                                     </w:rPr>
                                   </w:pPr>
-                                  <w:r>
-                                    <w:rPr>
-                                      <w:rFonts w:ascii="Times New Roman" w:hAnsi="Times New Roman" w:cs="Times New Roman"/>
-                                      <w:sz w:val="20"/>
-                                      <w:szCs w:val="20"/>
-                                    </w:rPr>
-                                    <w:t>-</w:t>
-                                  </w:r>
+                                  <w:bookmarkStart w:id="26" w:name="NNF_27_869_230_19_1_B"/>
+                                  <w:r>
+                                    <w:rPr>
+                                      <w:rFonts w:ascii="Times New Roman" w:hAnsi="Times New Roman" w:cs="Times New Roman"/>
+                                      <w:spacing w:val="57"/>
+                                      <w:sz w:val="20"/>
+                                      <w:szCs w:val="20"/>
+                                      <w:fitText w:val="869" w:id="1027"/>
+                                    </w:rPr>
+                                    <w:t>{{b3}</w:t>
+                                  </w:r>
+                                  <w:r>
+                                    <w:rPr>
+                                      <w:rFonts w:ascii="Times New Roman" w:hAnsi="Times New Roman" w:cs="Times New Roman"/>
+                                      <w:spacing w:val="1"/>
+                                      <w:sz w:val="20"/>
+                                      <w:szCs w:val="20"/>
+                                      <w:fitText w:val="869" w:id="1027"/>
+                                    </w:rPr>
+                                    <w:t>}</w:t>
+                                  </w:r>
+                                  <w:bookmarkEnd w:id="26"/>
                                 </w:p>
                               </w:tc>
                               <w:tc>
@@ -1616,14 +1943,16 @@
                                       <w:szCs w:val="20"/>
                                     </w:rPr>
                                   </w:pPr>
-                                  <w:r>
-                                    <w:rPr>
-                                      <w:rFonts w:ascii="Times New Roman" w:hAnsi="Times New Roman" w:cs="Times New Roman"/>
-                                      <w:sz w:val="20"/>
-                                      <w:szCs w:val="20"/>
-                                    </w:rPr>
-                                    <w:t>-</w:t>
-                                  </w:r>
+                                  <w:bookmarkStart w:id="27" w:name="NNF_28_3512_230_19_0_B"/>
+                                  <w:r>
+                                    <w:rPr>
+                                      <w:rFonts w:ascii="Times New Roman" w:hAnsi="Times New Roman" w:cs="Times New Roman"/>
+                                      <w:sz w:val="20"/>
+                                      <w:szCs w:val="20"/>
+                                    </w:rPr>
+                                    <w:t>{{r3}}</w:t>
+                                  </w:r>
+                                  <w:bookmarkEnd w:id="27"/>
                                 </w:p>
                               </w:tc>
                             </w:tr>
@@ -1667,57 +1996,35 @@
                                 <w:p>
                                   <w:pPr>
                                     <w:pStyle w:val="TableParagraph"/>
-                                    <w:numPr>
-                                      <w:ilvl w:val="0"/>
-                                      <w:numId w:val="1"/>
-                                    </w:numPr>
-                                    <w:tabs>
-                                      <w:tab w:val="left" w:pos="313"/>
-                                    </w:tabs>
                                     <w:spacing w:line="223" w:lineRule="exact"/>
-                                    <w:ind w:left="313" w:hanging="309"/>
                                     <w:rPr>
                                       <w:rFonts w:ascii="Times New Roman" w:hAnsi="Times New Roman" w:cs="Times New Roman"/>
                                       <w:sz w:val="20"/>
                                       <w:szCs w:val="20"/>
                                     </w:rPr>
                                   </w:pPr>
-                                  <w:r>
-                                    <w:rPr>
-                                      <w:rFonts w:ascii="Times New Roman" w:hAnsi="Times New Roman" w:cs="Times New Roman"/>
-                                      <w:sz w:val="20"/>
-                                      <w:szCs w:val="20"/>
-                                    </w:rPr>
-                                    <w:t xml:space="preserve">with </w:t>
-                                  </w:r>
-                                  <w:r>
-                                    <w:rPr>
-                                      <w:rFonts w:ascii="Times New Roman" w:hAnsi="Times New Roman" w:cs="Times New Roman"/>
-                                      <w:spacing w:val="-2"/>
-                                      <w:sz w:val="20"/>
-                                      <w:szCs w:val="20"/>
-                                    </w:rPr>
-                                    <w:t>drawer</w:t>
-                                  </w:r>
+                                  <w:bookmarkStart w:id="28" w:name="NNF_29_3100_260_20_0_B"/>
+                                  <w:r>
+                                    <w:rPr>
+                                      <w:rFonts w:ascii="Times New Roman" w:hAnsi="Times New Roman" w:cs="Times New Roman"/>
+                                      <w:sz w:val="20"/>
+                                      <w:szCs w:val="20"/>
+                                    </w:rPr>
+                                    <w:t>{{drawer_with}} with drawer</w:t>
+                                  </w:r>
+                                  <w:bookmarkEnd w:id="28"/>
                                 </w:p>
                                 <w:p>
                                   <w:pPr>
                                     <w:pStyle w:val="TableParagraph"/>
-                                    <w:numPr>
-                                      <w:ilvl w:val="0"/>
-                                      <w:numId w:val="1"/>
-                                    </w:numPr>
-                                    <w:tabs>
-                                      <w:tab w:val="left" w:pos="292"/>
-                                    </w:tabs>
                                     <w:spacing w:line="233" w:lineRule="exact"/>
-                                    <w:ind w:left="292" w:hanging="288"/>
                                     <w:rPr>
                                       <w:rFonts w:ascii="Times New Roman" w:hAnsi="Times New Roman" w:cs="Times New Roman"/>
                                       <w:sz w:val="20"/>
                                       <w:szCs w:val="20"/>
                                     </w:rPr>
                                   </w:pPr>
+                                  <w:bookmarkStart w:id="29" w:name="NNF_30_3100_260_20_0_B"/>
                                   <w:r>
                                     <w:rPr>
                                       <w:rFonts w:ascii="Times New Roman" w:hAnsi="Times New Roman" w:cs="Times New Roman"/>
@@ -1725,26 +2032,9 @@
                                       <w:sz w:val="20"/>
                                       <w:szCs w:val="20"/>
                                     </w:rPr>
-                                    <w:t>without</w:t>
-                                  </w:r>
-                                  <w:r>
-                                    <w:rPr>
-                                      <w:rFonts w:ascii="Times New Roman" w:hAnsi="Times New Roman" w:cs="Times New Roman"/>
-                                      <w:spacing w:val="-13"/>
-                                      <w:sz w:val="20"/>
-                                      <w:szCs w:val="20"/>
-                                    </w:rPr>
-                                    <w:t xml:space="preserve"> </w:t>
-                                  </w:r>
-                                  <w:r>
-                                    <w:rPr>
-                                      <w:rFonts w:ascii="Times New Roman" w:hAnsi="Times New Roman" w:cs="Times New Roman"/>
-                                      <w:spacing w:val="-2"/>
-                                      <w:sz w:val="20"/>
-                                      <w:szCs w:val="20"/>
-                                    </w:rPr>
-                                    <w:t>drawer</w:t>
-                                  </w:r>
+                                    <w:t>{{drawer_without}} without drawer</w:t>
+                                  </w:r>
+                                  <w:bookmarkEnd w:id="29"/>
                                 </w:p>
                               </w:tc>
                               <w:tc>
@@ -1761,14 +2051,29 @@
                                       <w:szCs w:val="20"/>
                                     </w:rPr>
                                   </w:pPr>
-                                  <w:r>
-                                    <w:rPr>
-                                      <w:rFonts w:ascii="Times New Roman" w:hAnsi="Times New Roman" w:cs="Times New Roman"/>
-                                      <w:sz w:val="20"/>
-                                      <w:szCs w:val="20"/>
-                                    </w:rPr>
-                                    <w:t>1</w:t>
-                                  </w:r>
+                                  <w:bookmarkStart w:id="30" w:name="NNF_31_480_928_19_1_B"/>
+                                  <w:r>
+                                    <w:rPr>
+                                      <w:rFonts w:ascii="Times New Roman" w:hAnsi="Times New Roman" w:cs="Times New Roman"/>
+                                      <w:w w:val="82"/>
+                                      <w:sz w:val="20"/>
+                                      <w:szCs w:val="20"/>
+                                      <w:fitText w:val="480" w:id="1031"/>
+                                    </w:rPr>
+                                    <w:t>{{q4}</w:t>
+                                  </w:r>
+                                  <w:r>
+                                    <w:rPr>
+                                      <w:rFonts w:ascii="Times New Roman" w:hAnsi="Times New Roman" w:cs="Times New Roman"/>
+                                      <w:spacing w:val="1"/>
+                                      <w:w w:val="82"/>
+                                      <w:sz w:val="20"/>
+                                      <w:szCs w:val="20"/>
+                                      <w:fitText w:val="480" w:id="1031"/>
+                                    </w:rPr>
+                                    <w:t>}</w:t>
+                                  </w:r>
+                                  <w:bookmarkEnd w:id="30"/>
                                 </w:p>
                               </w:tc>
                               <w:tc>
@@ -1785,14 +2090,28 @@
                                       <w:szCs w:val="20"/>
                                     </w:rPr>
                                   </w:pPr>
-                                  <w:r>
-                                    <w:rPr>
-                                      <w:rFonts w:ascii="Times New Roman" w:hAnsi="Times New Roman" w:cs="Times New Roman"/>
-                                      <w:sz w:val="20"/>
-                                      <w:szCs w:val="20"/>
-                                    </w:rPr>
-                                    <w:t>YES</w:t>
-                                  </w:r>
+                                  <w:bookmarkStart w:id="31" w:name="NNF_32_1500_928_19_1_B"/>
+                                  <w:r>
+                                    <w:rPr>
+                                      <w:rFonts w:ascii="Times New Roman" w:hAnsi="Times New Roman" w:cs="Times New Roman"/>
+                                      <w:spacing w:val="183"/>
+                                      <w:sz w:val="20"/>
+                                      <w:szCs w:val="20"/>
+                                      <w:fitText w:val="1500" w:id="1032"/>
+                                    </w:rPr>
+                                    <w:t>{{g4}</w:t>
+                                  </w:r>
+                                  <w:r>
+                                    <w:rPr>
+                                      <w:rFonts w:ascii="Times New Roman" w:hAnsi="Times New Roman" w:cs="Times New Roman"/>
+                                      <w:spacing w:val="2"/>
+                                      <w:sz w:val="20"/>
+                                      <w:szCs w:val="20"/>
+                                      <w:fitText w:val="1500" w:id="1032"/>
+                                    </w:rPr>
+                                    <w:t>}</w:t>
+                                  </w:r>
+                                  <w:bookmarkEnd w:id="31"/>
                                 </w:p>
                               </w:tc>
                               <w:tc>
@@ -1809,14 +2128,28 @@
                                       <w:szCs w:val="20"/>
                                     </w:rPr>
                                   </w:pPr>
-                                  <w:r>
-                                    <w:rPr>
-                                      <w:rFonts w:ascii="Times New Roman" w:hAnsi="Times New Roman" w:cs="Times New Roman"/>
-                                      <w:sz w:val="20"/>
-                                      <w:szCs w:val="20"/>
-                                    </w:rPr>
-                                    <w:t>-</w:t>
-                                  </w:r>
+                                  <w:bookmarkStart w:id="32" w:name="NNF_33_869_928_19_1_B"/>
+                                  <w:r>
+                                    <w:rPr>
+                                      <w:rFonts w:ascii="Times New Roman" w:hAnsi="Times New Roman" w:cs="Times New Roman"/>
+                                      <w:spacing w:val="57"/>
+                                      <w:sz w:val="20"/>
+                                      <w:szCs w:val="20"/>
+                                      <w:fitText w:val="869" w:id="1033"/>
+                                    </w:rPr>
+                                    <w:t>{{b4}</w:t>
+                                  </w:r>
+                                  <w:r>
+                                    <w:rPr>
+                                      <w:rFonts w:ascii="Times New Roman" w:hAnsi="Times New Roman" w:cs="Times New Roman"/>
+                                      <w:spacing w:val="1"/>
+                                      <w:sz w:val="20"/>
+                                      <w:szCs w:val="20"/>
+                                      <w:fitText w:val="869" w:id="1033"/>
+                                    </w:rPr>
+                                    <w:t>}</w:t>
+                                  </w:r>
+                                  <w:bookmarkEnd w:id="32"/>
                                 </w:p>
                               </w:tc>
                               <w:tc>
@@ -1833,14 +2166,16 @@
                                       <w:szCs w:val="20"/>
                                     </w:rPr>
                                   </w:pPr>
-                                  <w:r>
-                                    <w:rPr>
-                                      <w:rFonts w:ascii="Times New Roman" w:hAnsi="Times New Roman" w:cs="Times New Roman"/>
-                                      <w:sz w:val="20"/>
-                                      <w:szCs w:val="20"/>
-                                    </w:rPr>
-                                    <w:t>-</w:t>
-                                  </w:r>
+                                  <w:bookmarkStart w:id="33" w:name="NNF_34_3512_928_19_0_B"/>
+                                  <w:r>
+                                    <w:rPr>
+                                      <w:rFonts w:ascii="Times New Roman" w:hAnsi="Times New Roman" w:cs="Times New Roman"/>
+                                      <w:sz w:val="20"/>
+                                      <w:szCs w:val="20"/>
+                                    </w:rPr>
+                                    <w:t>{{r4}}</w:t>
+                                  </w:r>
+                                  <w:bookmarkEnd w:id="33"/>
                                 </w:p>
                               </w:tc>
                             </w:tr>
@@ -1888,15 +2223,31 @@
                                       <w:lang w:eastAsia="zh-CN"/>
                                     </w:rPr>
                                   </w:pPr>
-                                  <w:r>
-                                    <w:rPr>
-                                      <w:rFonts w:ascii="Times New Roman" w:hAnsi="Times New Roman" w:cs="Times New Roman"/>
-                                      <w:sz w:val="20"/>
-                                      <w:szCs w:val="20"/>
+                                  <w:bookmarkStart w:id="34" w:name="NNF_35_480_237_19_1_B"/>
+                                  <w:r>
+                                    <w:rPr>
+                                      <w:rFonts w:ascii="Times New Roman" w:hAnsi="Times New Roman" w:cs="Times New Roman"/>
+                                      <w:w w:val="82"/>
+                                      <w:sz w:val="20"/>
+                                      <w:szCs w:val="20"/>
+                                      <w:fitText w:val="480" w:id="1035"/>
                                       <w:lang w:eastAsia="zh-CN"/>
                                     </w:rPr>
-                                    <w:t>1</w:t>
-                                  </w:r>
+                                    <w:t>{{q5}</w:t>
+                                  </w:r>
+                                  <w:r>
+                                    <w:rPr>
+                                      <w:rFonts w:ascii="Times New Roman" w:hAnsi="Times New Roman" w:cs="Times New Roman"/>
+                                      <w:spacing w:val="1"/>
+                                      <w:w w:val="82"/>
+                                      <w:sz w:val="20"/>
+                                      <w:szCs w:val="20"/>
+                                      <w:fitText w:val="480" w:id="1035"/>
+                                      <w:lang w:eastAsia="zh-CN"/>
+                                    </w:rPr>
+                                    <w:t>}</w:t>
+                                  </w:r>
+                                  <w:bookmarkEnd w:id="34"/>
                                 </w:p>
                               </w:tc>
                               <w:tc>
@@ -1914,15 +2265,30 @@
                                       <w:lang w:eastAsia="zh-CN"/>
                                     </w:rPr>
                                   </w:pPr>
-                                  <w:r>
-                                    <w:rPr>
-                                      <w:rFonts w:ascii="Times New Roman" w:hAnsi="Times New Roman" w:cs="Times New Roman"/>
-                                      <w:sz w:val="20"/>
-                                      <w:szCs w:val="20"/>
+                                  <w:bookmarkStart w:id="35" w:name="NNF_36_1500_237_19_1_B"/>
+                                  <w:r>
+                                    <w:rPr>
+                                      <w:rFonts w:ascii="Times New Roman" w:hAnsi="Times New Roman" w:cs="Times New Roman"/>
+                                      <w:spacing w:val="183"/>
+                                      <w:sz w:val="20"/>
+                                      <w:szCs w:val="20"/>
+                                      <w:fitText w:val="1500" w:id="1036"/>
                                       <w:lang w:eastAsia="zh-CN"/>
                                     </w:rPr>
-                                    <w:t>YES</w:t>
-                                  </w:r>
+                                    <w:t>{{g5}</w:t>
+                                  </w:r>
+                                  <w:r>
+                                    <w:rPr>
+                                      <w:rFonts w:ascii="Times New Roman" w:hAnsi="Times New Roman" w:cs="Times New Roman"/>
+                                      <w:spacing w:val="2"/>
+                                      <w:sz w:val="20"/>
+                                      <w:szCs w:val="20"/>
+                                      <w:fitText w:val="1500" w:id="1036"/>
+                                      <w:lang w:eastAsia="zh-CN"/>
+                                    </w:rPr>
+                                    <w:t>}</w:t>
+                                  </w:r>
+                                  <w:bookmarkEnd w:id="35"/>
                                 </w:p>
                               </w:tc>
                               <w:tc>
@@ -1939,14 +2305,28 @@
                                       <w:szCs w:val="20"/>
                                     </w:rPr>
                                   </w:pPr>
-                                  <w:r>
-                                    <w:rPr>
-                                      <w:rFonts w:ascii="Times New Roman" w:hAnsi="Times New Roman" w:cs="Times New Roman"/>
-                                      <w:sz w:val="20"/>
-                                      <w:szCs w:val="20"/>
-                                    </w:rPr>
-                                    <w:t>-</w:t>
-                                  </w:r>
+                                  <w:bookmarkStart w:id="36" w:name="NNF_37_869_237_19_1_B"/>
+                                  <w:r>
+                                    <w:rPr>
+                                      <w:rFonts w:ascii="Times New Roman" w:hAnsi="Times New Roman" w:cs="Times New Roman"/>
+                                      <w:spacing w:val="57"/>
+                                      <w:sz w:val="20"/>
+                                      <w:szCs w:val="20"/>
+                                      <w:fitText w:val="869" w:id="1037"/>
+                                    </w:rPr>
+                                    <w:t>{{b5}</w:t>
+                                  </w:r>
+                                  <w:r>
+                                    <w:rPr>
+                                      <w:rFonts w:ascii="Times New Roman" w:hAnsi="Times New Roman" w:cs="Times New Roman"/>
+                                      <w:spacing w:val="1"/>
+                                      <w:sz w:val="20"/>
+                                      <w:szCs w:val="20"/>
+                                      <w:fitText w:val="869" w:id="1037"/>
+                                    </w:rPr>
+                                    <w:t>}</w:t>
+                                  </w:r>
+                                  <w:bookmarkEnd w:id="36"/>
                                 </w:p>
                               </w:tc>
                               <w:tc>
@@ -1962,14 +2342,16 @@
                                       <w:szCs w:val="20"/>
                                     </w:rPr>
                                   </w:pPr>
-                                  <w:r>
-                                    <w:rPr>
-                                      <w:rFonts w:ascii="Times New Roman" w:hAnsi="Times New Roman" w:cs="Times New Roman"/>
-                                      <w:sz w:val="20"/>
-                                      <w:szCs w:val="20"/>
-                                    </w:rPr>
-                                    <w:t>-</w:t>
-                                  </w:r>
+                                  <w:bookmarkStart w:id="37" w:name="NNF_38_3512_237_19_0_B"/>
+                                  <w:r>
+                                    <w:rPr>
+                                      <w:rFonts w:ascii="Times New Roman" w:hAnsi="Times New Roman" w:cs="Times New Roman"/>
+                                      <w:sz w:val="20"/>
+                                      <w:szCs w:val="20"/>
+                                    </w:rPr>
+                                    <w:t>{{r5}}</w:t>
+                                  </w:r>
+                                  <w:bookmarkEnd w:id="37"/>
                                 </w:p>
                               </w:tc>
                             </w:tr>
@@ -2018,15 +2400,31 @@
                                       <w:lang w:eastAsia="zh-CN"/>
                                     </w:rPr>
                                   </w:pPr>
+                                  <w:bookmarkStart w:id="38" w:name="NNF_39_480_230_19_1_B"/>
                                   <w:r>
                                     <w:rPr>
                                       <w:rFonts w:ascii="Times New Roman" w:hAnsi="Times New Roman" w:cs="Times New Roman" w:hint="eastAsia"/>
-                                      <w:sz w:val="20"/>
-                                      <w:szCs w:val="20"/>
+                                      <w:w w:val="82"/>
+                                      <w:sz w:val="20"/>
+                                      <w:szCs w:val="20"/>
+                                      <w:fitText w:val="480" w:id="1039"/>
                                       <w:lang w:eastAsia="zh-CN"/>
                                     </w:rPr>
-                                    <w:t>1</w:t>
-                                  </w:r>
+                                    <w:t>{{q6}</w:t>
+                                  </w:r>
+                                  <w:r>
+                                    <w:rPr>
+                                      <w:rFonts w:ascii="Times New Roman" w:hAnsi="Times New Roman" w:cs="Times New Roman" w:hint="eastAsia"/>
+                                      <w:spacing w:val="1"/>
+                                      <w:w w:val="82"/>
+                                      <w:sz w:val="20"/>
+                                      <w:szCs w:val="20"/>
+                                      <w:fitText w:val="480" w:id="1039"/>
+                                      <w:lang w:eastAsia="zh-CN"/>
+                                    </w:rPr>
+                                    <w:t>}</w:t>
+                                  </w:r>
+                                  <w:bookmarkEnd w:id="38"/>
                                 </w:p>
                               </w:tc>
                               <w:tc>
@@ -2044,15 +2442,30 @@
                                       <w:lang w:eastAsia="zh-CN"/>
                                     </w:rPr>
                                   </w:pPr>
+                                  <w:bookmarkStart w:id="39" w:name="NNF_40_1500_230_19_1_B"/>
                                   <w:r>
                                     <w:rPr>
                                       <w:rFonts w:ascii="Times New Roman" w:hAnsi="Times New Roman" w:cs="Times New Roman" w:hint="eastAsia"/>
-                                      <w:sz w:val="20"/>
-                                      <w:szCs w:val="20"/>
+                                      <w:spacing w:val="183"/>
+                                      <w:sz w:val="20"/>
+                                      <w:szCs w:val="20"/>
+                                      <w:fitText w:val="1500" w:id="1040"/>
                                       <w:lang w:eastAsia="zh-CN"/>
                                     </w:rPr>
-                                    <w:t>YES</w:t>
-                                  </w:r>
+                                    <w:t>{{g6}</w:t>
+                                  </w:r>
+                                  <w:r>
+                                    <w:rPr>
+                                      <w:rFonts w:ascii="Times New Roman" w:hAnsi="Times New Roman" w:cs="Times New Roman" w:hint="eastAsia"/>
+                                      <w:spacing w:val="2"/>
+                                      <w:sz w:val="20"/>
+                                      <w:szCs w:val="20"/>
+                                      <w:fitText w:val="1500" w:id="1040"/>
+                                      <w:lang w:eastAsia="zh-CN"/>
+                                    </w:rPr>
+                                    <w:t>}</w:t>
+                                  </w:r>
+                                  <w:bookmarkEnd w:id="39"/>
                                 </w:p>
                               </w:tc>
                               <w:tc>
@@ -2069,14 +2482,28 @@
                                       <w:szCs w:val="20"/>
                                     </w:rPr>
                                   </w:pPr>
-                                  <w:r>
-                                    <w:rPr>
-                                      <w:rFonts w:ascii="Times New Roman" w:hAnsi="Times New Roman" w:cs="Times New Roman"/>
-                                      <w:sz w:val="20"/>
-                                      <w:szCs w:val="20"/>
-                                    </w:rPr>
-                                    <w:t>-</w:t>
-                                  </w:r>
+                                  <w:bookmarkStart w:id="40" w:name="NNF_41_869_230_19_1_B"/>
+                                  <w:r>
+                                    <w:rPr>
+                                      <w:rFonts w:ascii="Times New Roman" w:hAnsi="Times New Roman" w:cs="Times New Roman"/>
+                                      <w:spacing w:val="57"/>
+                                      <w:sz w:val="20"/>
+                                      <w:szCs w:val="20"/>
+                                      <w:fitText w:val="869" w:id="1041"/>
+                                    </w:rPr>
+                                    <w:t>{{b6}</w:t>
+                                  </w:r>
+                                  <w:r>
+                                    <w:rPr>
+                                      <w:rFonts w:ascii="Times New Roman" w:hAnsi="Times New Roman" w:cs="Times New Roman"/>
+                                      <w:spacing w:val="1"/>
+                                      <w:sz w:val="20"/>
+                                      <w:szCs w:val="20"/>
+                                      <w:fitText w:val="869" w:id="1041"/>
+                                    </w:rPr>
+                                    <w:t>}</w:t>
+                                  </w:r>
+                                  <w:bookmarkEnd w:id="40"/>
                                 </w:p>
                               </w:tc>
                               <w:tc>
@@ -2092,14 +2519,16 @@
                                       <w:szCs w:val="20"/>
                                     </w:rPr>
                                   </w:pPr>
-                                  <w:r>
-                                    <w:rPr>
-                                      <w:rFonts w:ascii="Times New Roman" w:hAnsi="Times New Roman" w:cs="Times New Roman"/>
-                                      <w:sz w:val="20"/>
-                                      <w:szCs w:val="20"/>
-                                    </w:rPr>
-                                    <w:t>-</w:t>
-                                  </w:r>
+                                  <w:bookmarkStart w:id="41" w:name="NNF_42_3512_230_19_0_B"/>
+                                  <w:r>
+                                    <w:rPr>
+                                      <w:rFonts w:ascii="Times New Roman" w:hAnsi="Times New Roman" w:cs="Times New Roman"/>
+                                      <w:sz w:val="20"/>
+                                      <w:szCs w:val="20"/>
+                                    </w:rPr>
+                                    <w:t>{{r6}}</w:t>
+                                  </w:r>
+                                  <w:bookmarkEnd w:id="41"/>
                                 </w:p>
                               </w:tc>
                             </w:tr>
@@ -2147,14 +2576,29 @@
                                       <w:szCs w:val="20"/>
                                     </w:rPr>
                                   </w:pPr>
-                                  <w:r>
-                                    <w:rPr>
-                                      <w:rFonts w:ascii="Times New Roman" w:hAnsi="Times New Roman" w:cs="Times New Roman"/>
-                                      <w:sz w:val="20"/>
-                                      <w:szCs w:val="20"/>
-                                    </w:rPr>
-                                    <w:t>1</w:t>
-                                  </w:r>
+                                  <w:bookmarkStart w:id="42" w:name="NNF_43_480_247_19_1_B"/>
+                                  <w:r>
+                                    <w:rPr>
+                                      <w:rFonts w:ascii="Times New Roman" w:hAnsi="Times New Roman" w:cs="Times New Roman"/>
+                                      <w:w w:val="82"/>
+                                      <w:sz w:val="20"/>
+                                      <w:szCs w:val="20"/>
+                                      <w:fitText w:val="480" w:id="1043"/>
+                                    </w:rPr>
+                                    <w:t>{{q7}</w:t>
+                                  </w:r>
+                                  <w:r>
+                                    <w:rPr>
+                                      <w:rFonts w:ascii="Times New Roman" w:hAnsi="Times New Roman" w:cs="Times New Roman"/>
+                                      <w:spacing w:val="1"/>
+                                      <w:w w:val="82"/>
+                                      <w:sz w:val="20"/>
+                                      <w:szCs w:val="20"/>
+                                      <w:fitText w:val="480" w:id="1043"/>
+                                    </w:rPr>
+                                    <w:t>}</w:t>
+                                  </w:r>
+                                  <w:bookmarkEnd w:id="42"/>
                                 </w:p>
                               </w:tc>
                               <w:tc>
@@ -2171,14 +2615,28 @@
                                       <w:szCs w:val="20"/>
                                     </w:rPr>
                                   </w:pPr>
-                                  <w:r>
-                                    <w:rPr>
-                                      <w:rFonts w:ascii="Times New Roman" w:hAnsi="Times New Roman" w:cs="Times New Roman"/>
-                                      <w:sz w:val="20"/>
-                                      <w:szCs w:val="20"/>
-                                    </w:rPr>
-                                    <w:t>YES</w:t>
-                                  </w:r>
+                                  <w:bookmarkStart w:id="43" w:name="NNF_44_1500_247_19_1_B"/>
+                                  <w:r>
+                                    <w:rPr>
+                                      <w:rFonts w:ascii="Times New Roman" w:hAnsi="Times New Roman" w:cs="Times New Roman"/>
+                                      <w:spacing w:val="183"/>
+                                      <w:sz w:val="20"/>
+                                      <w:szCs w:val="20"/>
+                                      <w:fitText w:val="1500" w:id="1044"/>
+                                    </w:rPr>
+                                    <w:t>{{g7}</w:t>
+                                  </w:r>
+                                  <w:r>
+                                    <w:rPr>
+                                      <w:rFonts w:ascii="Times New Roman" w:hAnsi="Times New Roman" w:cs="Times New Roman"/>
+                                      <w:spacing w:val="2"/>
+                                      <w:sz w:val="20"/>
+                                      <w:szCs w:val="20"/>
+                                      <w:fitText w:val="1500" w:id="1044"/>
+                                    </w:rPr>
+                                    <w:t>}</w:t>
+                                  </w:r>
+                                  <w:bookmarkEnd w:id="43"/>
                                 </w:p>
                               </w:tc>
                               <w:tc>
@@ -2195,14 +2653,28 @@
                                       <w:szCs w:val="20"/>
                                     </w:rPr>
                                   </w:pPr>
-                                  <w:r>
-                                    <w:rPr>
-                                      <w:rFonts w:ascii="Times New Roman" w:hAnsi="Times New Roman" w:cs="Times New Roman"/>
-                                      <w:sz w:val="20"/>
-                                      <w:szCs w:val="20"/>
-                                    </w:rPr>
-                                    <w:t>-</w:t>
-                                  </w:r>
+                                  <w:bookmarkStart w:id="44" w:name="NNF_45_869_247_19_1_B"/>
+                                  <w:r>
+                                    <w:rPr>
+                                      <w:rFonts w:ascii="Times New Roman" w:hAnsi="Times New Roman" w:cs="Times New Roman"/>
+                                      <w:spacing w:val="57"/>
+                                      <w:sz w:val="20"/>
+                                      <w:szCs w:val="20"/>
+                                      <w:fitText w:val="869" w:id="1045"/>
+                                    </w:rPr>
+                                    <w:t>{{b7}</w:t>
+                                  </w:r>
+                                  <w:r>
+                                    <w:rPr>
+                                      <w:rFonts w:ascii="Times New Roman" w:hAnsi="Times New Roman" w:cs="Times New Roman"/>
+                                      <w:spacing w:val="1"/>
+                                      <w:sz w:val="20"/>
+                                      <w:szCs w:val="20"/>
+                                      <w:fitText w:val="869" w:id="1045"/>
+                                    </w:rPr>
+                                    <w:t>}</w:t>
+                                  </w:r>
+                                  <w:bookmarkEnd w:id="44"/>
                                 </w:p>
                               </w:tc>
                               <w:tc>
@@ -2218,14 +2690,16 @@
                                       <w:szCs w:val="20"/>
                                     </w:rPr>
                                   </w:pPr>
-                                  <w:r>
-                                    <w:rPr>
-                                      <w:rFonts w:ascii="Times New Roman" w:hAnsi="Times New Roman" w:cs="Times New Roman"/>
-                                      <w:sz w:val="20"/>
-                                      <w:szCs w:val="20"/>
-                                    </w:rPr>
-                                    <w:t>-</w:t>
-                                  </w:r>
+                                  <w:bookmarkStart w:id="45" w:name="NNF_46_3512_247_19_0_B"/>
+                                  <w:r>
+                                    <w:rPr>
+                                      <w:rFonts w:ascii="Times New Roman" w:hAnsi="Times New Roman" w:cs="Times New Roman"/>
+                                      <w:sz w:val="20"/>
+                                      <w:szCs w:val="20"/>
+                                    </w:rPr>
+                                    <w:t>{{r7}}</w:t>
+                                  </w:r>
+                                  <w:bookmarkEnd w:id="45"/>
                                 </w:p>
                               </w:tc>
                             </w:tr>
@@ -2273,14 +2747,29 @@
                                       <w:szCs w:val="20"/>
                                     </w:rPr>
                                   </w:pPr>
-                                  <w:r>
-                                    <w:rPr>
-                                      <w:rFonts w:ascii="Times New Roman" w:hAnsi="Times New Roman" w:cs="Times New Roman"/>
-                                      <w:sz w:val="20"/>
-                                      <w:szCs w:val="20"/>
-                                    </w:rPr>
-                                    <w:t>1</w:t>
-                                  </w:r>
+                                  <w:bookmarkStart w:id="46" w:name="NNF_47_480_230_19_1_B"/>
+                                  <w:r>
+                                    <w:rPr>
+                                      <w:rFonts w:ascii="Times New Roman" w:hAnsi="Times New Roman" w:cs="Times New Roman"/>
+                                      <w:w w:val="82"/>
+                                      <w:sz w:val="20"/>
+                                      <w:szCs w:val="20"/>
+                                      <w:fitText w:val="480" w:id="1047"/>
+                                    </w:rPr>
+                                    <w:t>{{q8}</w:t>
+                                  </w:r>
+                                  <w:r>
+                                    <w:rPr>
+                                      <w:rFonts w:ascii="Times New Roman" w:hAnsi="Times New Roman" w:cs="Times New Roman"/>
+                                      <w:spacing w:val="1"/>
+                                      <w:w w:val="82"/>
+                                      <w:sz w:val="20"/>
+                                      <w:szCs w:val="20"/>
+                                      <w:fitText w:val="480" w:id="1047"/>
+                                    </w:rPr>
+                                    <w:t>}</w:t>
+                                  </w:r>
+                                  <w:bookmarkEnd w:id="46"/>
                                 </w:p>
                               </w:tc>
                               <w:tc>
@@ -2297,14 +2786,28 @@
                                       <w:szCs w:val="20"/>
                                     </w:rPr>
                                   </w:pPr>
-                                  <w:r>
-                                    <w:rPr>
-                                      <w:rFonts w:ascii="Times New Roman" w:hAnsi="Times New Roman" w:cs="Times New Roman"/>
-                                      <w:sz w:val="20"/>
-                                      <w:szCs w:val="20"/>
-                                    </w:rPr>
-                                    <w:t>YES</w:t>
-                                  </w:r>
+                                  <w:bookmarkStart w:id="47" w:name="NNF_48_1500_230_19_1_B"/>
+                                  <w:r>
+                                    <w:rPr>
+                                      <w:rFonts w:ascii="Times New Roman" w:hAnsi="Times New Roman" w:cs="Times New Roman"/>
+                                      <w:spacing w:val="183"/>
+                                      <w:sz w:val="20"/>
+                                      <w:szCs w:val="20"/>
+                                      <w:fitText w:val="1500" w:id="1048"/>
+                                    </w:rPr>
+                                    <w:t>{{g8}</w:t>
+                                  </w:r>
+                                  <w:r>
+                                    <w:rPr>
+                                      <w:rFonts w:ascii="Times New Roman" w:hAnsi="Times New Roman" w:cs="Times New Roman"/>
+                                      <w:spacing w:val="2"/>
+                                      <w:sz w:val="20"/>
+                                      <w:szCs w:val="20"/>
+                                      <w:fitText w:val="1500" w:id="1048"/>
+                                    </w:rPr>
+                                    <w:t>}</w:t>
+                                  </w:r>
+                                  <w:bookmarkEnd w:id="47"/>
                                 </w:p>
                               </w:tc>
                               <w:tc>
@@ -2321,14 +2824,28 @@
                                       <w:szCs w:val="20"/>
                                     </w:rPr>
                                   </w:pPr>
-                                  <w:r>
-                                    <w:rPr>
-                                      <w:rFonts w:ascii="Times New Roman" w:hAnsi="Times New Roman" w:cs="Times New Roman"/>
-                                      <w:sz w:val="20"/>
-                                      <w:szCs w:val="20"/>
-                                    </w:rPr>
-                                    <w:t>-</w:t>
-                                  </w:r>
+                                  <w:bookmarkStart w:id="48" w:name="NNF_49_869_230_19_1_B"/>
+                                  <w:r>
+                                    <w:rPr>
+                                      <w:rFonts w:ascii="Times New Roman" w:hAnsi="Times New Roman" w:cs="Times New Roman"/>
+                                      <w:spacing w:val="57"/>
+                                      <w:sz w:val="20"/>
+                                      <w:szCs w:val="20"/>
+                                      <w:fitText w:val="869" w:id="1049"/>
+                                    </w:rPr>
+                                    <w:t>{{b8}</w:t>
+                                  </w:r>
+                                  <w:r>
+                                    <w:rPr>
+                                      <w:rFonts w:ascii="Times New Roman" w:hAnsi="Times New Roman" w:cs="Times New Roman"/>
+                                      <w:spacing w:val="1"/>
+                                      <w:sz w:val="20"/>
+                                      <w:szCs w:val="20"/>
+                                      <w:fitText w:val="869" w:id="1049"/>
+                                    </w:rPr>
+                                    <w:t>}</w:t>
+                                  </w:r>
+                                  <w:bookmarkEnd w:id="48"/>
                                 </w:p>
                               </w:tc>
                               <w:tc>
@@ -2344,14 +2861,16 @@
                                       <w:szCs w:val="20"/>
                                     </w:rPr>
                                   </w:pPr>
-                                  <w:r>
-                                    <w:rPr>
-                                      <w:rFonts w:ascii="Times New Roman" w:hAnsi="Times New Roman" w:cs="Times New Roman"/>
-                                      <w:sz w:val="20"/>
-                                      <w:szCs w:val="20"/>
-                                    </w:rPr>
-                                    <w:t>-</w:t>
-                                  </w:r>
+                                  <w:bookmarkStart w:id="49" w:name="NNF_50_3512_230_19_0_B"/>
+                                  <w:r>
+                                    <w:rPr>
+                                      <w:rFonts w:ascii="Times New Roman" w:hAnsi="Times New Roman" w:cs="Times New Roman"/>
+                                      <w:sz w:val="20"/>
+                                      <w:szCs w:val="20"/>
+                                    </w:rPr>
+                                    <w:t>{{r8}}</w:t>
+                                  </w:r>
+                                  <w:bookmarkEnd w:id="49"/>
                                 </w:p>
                               </w:tc>
                             </w:tr>
@@ -2398,14 +2917,29 @@
                                       <w:szCs w:val="20"/>
                                     </w:rPr>
                                   </w:pPr>
-                                  <w:r>
-                                    <w:rPr>
-                                      <w:rFonts w:ascii="Times New Roman" w:hAnsi="Times New Roman" w:cs="Times New Roman"/>
-                                      <w:sz w:val="20"/>
-                                      <w:szCs w:val="20"/>
-                                    </w:rPr>
-                                    <w:t>1</w:t>
-                                  </w:r>
+                                  <w:bookmarkStart w:id="50" w:name="NNF_51_480_230_19_1_B"/>
+                                  <w:r>
+                                    <w:rPr>
+                                      <w:rFonts w:ascii="Times New Roman" w:hAnsi="Times New Roman" w:cs="Times New Roman"/>
+                                      <w:w w:val="82"/>
+                                      <w:sz w:val="20"/>
+                                      <w:szCs w:val="20"/>
+                                      <w:fitText w:val="480" w:id="1051"/>
+                                    </w:rPr>
+                                    <w:t>{{q9}</w:t>
+                                  </w:r>
+                                  <w:r>
+                                    <w:rPr>
+                                      <w:rFonts w:ascii="Times New Roman" w:hAnsi="Times New Roman" w:cs="Times New Roman"/>
+                                      <w:spacing w:val="1"/>
+                                      <w:w w:val="82"/>
+                                      <w:sz w:val="20"/>
+                                      <w:szCs w:val="20"/>
+                                      <w:fitText w:val="480" w:id="1051"/>
+                                    </w:rPr>
+                                    <w:t>}</w:t>
+                                  </w:r>
+                                  <w:bookmarkEnd w:id="50"/>
                                 </w:p>
                               </w:tc>
                               <w:tc>
@@ -2422,14 +2956,28 @@
                                       <w:szCs w:val="20"/>
                                     </w:rPr>
                                   </w:pPr>
-                                  <w:r>
-                                    <w:rPr>
-                                      <w:rFonts w:ascii="Times New Roman" w:hAnsi="Times New Roman" w:cs="Times New Roman"/>
-                                      <w:sz w:val="20"/>
-                                      <w:szCs w:val="20"/>
-                                    </w:rPr>
-                                    <w:t>YES</w:t>
-                                  </w:r>
+                                  <w:bookmarkStart w:id="51" w:name="NNF_52_1500_230_19_1_B"/>
+                                  <w:r>
+                                    <w:rPr>
+                                      <w:rFonts w:ascii="Times New Roman" w:hAnsi="Times New Roman" w:cs="Times New Roman"/>
+                                      <w:spacing w:val="183"/>
+                                      <w:sz w:val="20"/>
+                                      <w:szCs w:val="20"/>
+                                      <w:fitText w:val="1500" w:id="1052"/>
+                                    </w:rPr>
+                                    <w:t>{{g9}</w:t>
+                                  </w:r>
+                                  <w:r>
+                                    <w:rPr>
+                                      <w:rFonts w:ascii="Times New Roman" w:hAnsi="Times New Roman" w:cs="Times New Roman"/>
+                                      <w:spacing w:val="2"/>
+                                      <w:sz w:val="20"/>
+                                      <w:szCs w:val="20"/>
+                                      <w:fitText w:val="1500" w:id="1052"/>
+                                    </w:rPr>
+                                    <w:t>}</w:t>
+                                  </w:r>
+                                  <w:bookmarkEnd w:id="51"/>
                                 </w:p>
                               </w:tc>
                               <w:tc>
@@ -2446,14 +2994,28 @@
                                       <w:szCs w:val="20"/>
                                     </w:rPr>
                                   </w:pPr>
-                                  <w:r>
-                                    <w:rPr>
-                                      <w:rFonts w:ascii="Times New Roman" w:hAnsi="Times New Roman" w:cs="Times New Roman"/>
-                                      <w:sz w:val="20"/>
-                                      <w:szCs w:val="20"/>
-                                    </w:rPr>
-                                    <w:t>-</w:t>
-                                  </w:r>
+                                  <w:bookmarkStart w:id="52" w:name="NNF_53_869_230_19_1_B"/>
+                                  <w:r>
+                                    <w:rPr>
+                                      <w:rFonts w:ascii="Times New Roman" w:hAnsi="Times New Roman" w:cs="Times New Roman"/>
+                                      <w:spacing w:val="57"/>
+                                      <w:sz w:val="20"/>
+                                      <w:szCs w:val="20"/>
+                                      <w:fitText w:val="869" w:id="1053"/>
+                                    </w:rPr>
+                                    <w:t>{{b9}</w:t>
+                                  </w:r>
+                                  <w:r>
+                                    <w:rPr>
+                                      <w:rFonts w:ascii="Times New Roman" w:hAnsi="Times New Roman" w:cs="Times New Roman"/>
+                                      <w:spacing w:val="1"/>
+                                      <w:sz w:val="20"/>
+                                      <w:szCs w:val="20"/>
+                                      <w:fitText w:val="869" w:id="1053"/>
+                                    </w:rPr>
+                                    <w:t>}</w:t>
+                                  </w:r>
+                                  <w:bookmarkEnd w:id="52"/>
                                 </w:p>
                               </w:tc>
                               <w:tc>
@@ -2470,14 +3032,16 @@
                                       <w:szCs w:val="20"/>
                                     </w:rPr>
                                   </w:pPr>
-                                  <w:r>
-                                    <w:rPr>
-                                      <w:rFonts w:ascii="Times New Roman" w:hAnsi="Times New Roman" w:cs="Times New Roman"/>
-                                      <w:sz w:val="20"/>
-                                      <w:szCs w:val="20"/>
-                                    </w:rPr>
-                                    <w:t>-</w:t>
-                                  </w:r>
+                                  <w:bookmarkStart w:id="53" w:name="NNF_54_3512_230_19_0_B"/>
+                                  <w:r>
+                                    <w:rPr>
+                                      <w:rFonts w:ascii="Times New Roman" w:hAnsi="Times New Roman" w:cs="Times New Roman"/>
+                                      <w:sz w:val="20"/>
+                                      <w:szCs w:val="20"/>
+                                    </w:rPr>
+                                    <w:t>{{r9}}</w:t>
+                                  </w:r>
+                                  <w:bookmarkEnd w:id="53"/>
                                 </w:p>
                               </w:tc>
                             </w:tr>
@@ -2543,14 +3107,29 @@
                                       <w:szCs w:val="20"/>
                                     </w:rPr>
                                   </w:pPr>
-                                  <w:r>
-                                    <w:rPr>
-                                      <w:rFonts w:ascii="Times New Roman" w:hAnsi="Times New Roman" w:cs="Times New Roman"/>
-                                      <w:sz w:val="20"/>
-                                      <w:szCs w:val="20"/>
-                                    </w:rPr>
-                                    <w:t>1</w:t>
-                                  </w:r>
+                                  <w:bookmarkStart w:id="54" w:name="NNF_55_480_231_19_1_B"/>
+                                  <w:r>
+                                    <w:rPr>
+                                      <w:rFonts w:ascii="Times New Roman" w:hAnsi="Times New Roman" w:cs="Times New Roman"/>
+                                      <w:w w:val="70"/>
+                                      <w:sz w:val="20"/>
+                                      <w:szCs w:val="20"/>
+                                      <w:fitText w:val="480" w:id="1055"/>
+                                    </w:rPr>
+                                    <w:t>{{q10}</w:t>
+                                  </w:r>
+                                  <w:r>
+                                    <w:rPr>
+                                      <w:rFonts w:ascii="Times New Roman" w:hAnsi="Times New Roman" w:cs="Times New Roman"/>
+                                      <w:spacing w:val="1"/>
+                                      <w:w w:val="70"/>
+                                      <w:sz w:val="20"/>
+                                      <w:szCs w:val="20"/>
+                                      <w:fitText w:val="480" w:id="1055"/>
+                                    </w:rPr>
+                                    <w:t>}</w:t>
+                                  </w:r>
+                                  <w:bookmarkEnd w:id="54"/>
                                 </w:p>
                               </w:tc>
                               <w:tc>
@@ -2567,14 +3146,28 @@
                                       <w:szCs w:val="20"/>
                                     </w:rPr>
                                   </w:pPr>
-                                  <w:r>
-                                    <w:rPr>
-                                      <w:rFonts w:ascii="Times New Roman" w:hAnsi="Times New Roman" w:cs="Times New Roman"/>
-                                      <w:sz w:val="20"/>
-                                      <w:szCs w:val="20"/>
-                                    </w:rPr>
-                                    <w:t>YES</w:t>
-                                  </w:r>
+                                  <w:bookmarkStart w:id="55" w:name="NNF_56_1500_231_19_1_B"/>
+                                  <w:r>
+                                    <w:rPr>
+                                      <w:rFonts w:ascii="Times New Roman" w:hAnsi="Times New Roman" w:cs="Times New Roman"/>
+                                      <w:spacing w:val="136"/>
+                                      <w:sz w:val="20"/>
+                                      <w:szCs w:val="20"/>
+                                      <w:fitText w:val="1500" w:id="1056"/>
+                                    </w:rPr>
+                                    <w:t>{{g10}</w:t>
+                                  </w:r>
+                                  <w:r>
+                                    <w:rPr>
+                                      <w:rFonts w:ascii="Times New Roman" w:hAnsi="Times New Roman" w:cs="Times New Roman"/>
+                                      <w:spacing w:val="1"/>
+                                      <w:sz w:val="20"/>
+                                      <w:szCs w:val="20"/>
+                                      <w:fitText w:val="1500" w:id="1056"/>
+                                    </w:rPr>
+                                    <w:t>}</w:t>
+                                  </w:r>
+                                  <w:bookmarkEnd w:id="55"/>
                                 </w:p>
                               </w:tc>
                               <w:tc>
@@ -2591,14 +3184,28 @@
                                       <w:szCs w:val="20"/>
                                     </w:rPr>
                                   </w:pPr>
-                                  <w:r>
-                                    <w:rPr>
-                                      <w:rFonts w:ascii="Times New Roman" w:hAnsi="Times New Roman" w:cs="Times New Roman"/>
-                                      <w:sz w:val="20"/>
-                                      <w:szCs w:val="20"/>
-                                    </w:rPr>
-                                    <w:t>-</w:t>
-                                  </w:r>
+                                  <w:bookmarkStart w:id="56" w:name="NNF_57_869_231_19_1_B"/>
+                                  <w:r>
+                                    <w:rPr>
+                                      <w:rFonts w:ascii="Times New Roman" w:hAnsi="Times New Roman" w:cs="Times New Roman"/>
+                                      <w:spacing w:val="30"/>
+                                      <w:sz w:val="20"/>
+                                      <w:szCs w:val="20"/>
+                                      <w:fitText w:val="869" w:id="1057"/>
+                                    </w:rPr>
+                                    <w:t>{{b10}</w:t>
+                                  </w:r>
+                                  <w:r>
+                                    <w:rPr>
+                                      <w:rFonts w:ascii="Times New Roman" w:hAnsi="Times New Roman" w:cs="Times New Roman"/>
+                                      <w:spacing w:val="6"/>
+                                      <w:sz w:val="20"/>
+                                      <w:szCs w:val="20"/>
+                                      <w:fitText w:val="869" w:id="1057"/>
+                                    </w:rPr>
+                                    <w:t>}</w:t>
+                                  </w:r>
+                                  <w:bookmarkEnd w:id="56"/>
                                 </w:p>
                               </w:tc>
                               <w:tc>
@@ -2614,14 +3221,16 @@
                                       <w:szCs w:val="20"/>
                                     </w:rPr>
                                   </w:pPr>
-                                  <w:r>
-                                    <w:rPr>
-                                      <w:rFonts w:ascii="Times New Roman" w:hAnsi="Times New Roman" w:cs="Times New Roman"/>
-                                      <w:sz w:val="20"/>
-                                      <w:szCs w:val="20"/>
-                                    </w:rPr>
-                                    <w:t>-</w:t>
-                                  </w:r>
+                                  <w:bookmarkStart w:id="57" w:name="NNF_58_3512_231_19_0_B"/>
+                                  <w:r>
+                                    <w:rPr>
+                                      <w:rFonts w:ascii="Times New Roman" w:hAnsi="Times New Roman" w:cs="Times New Roman"/>
+                                      <w:sz w:val="20"/>
+                                      <w:szCs w:val="20"/>
+                                    </w:rPr>
+                                    <w:t>{{r10}}</w:t>
+                                  </w:r>
+                                  <w:bookmarkEnd w:id="57"/>
                                 </w:p>
                               </w:tc>
                             </w:tr>
@@ -2671,15 +3280,31 @@
                                       <w:lang w:eastAsia="zh-CN"/>
                                     </w:rPr>
                                   </w:pPr>
+                                  <w:bookmarkStart w:id="58" w:name="NNF_59_480_230_19_1_B"/>
                                   <w:r>
                                     <w:rPr>
                                       <w:rFonts w:ascii="Times New Roman" w:hAnsi="Times New Roman" w:cs="Times New Roman" w:hint="eastAsia"/>
-                                      <w:sz w:val="20"/>
-                                      <w:szCs w:val="20"/>
+                                      <w:w w:val="70"/>
+                                      <w:sz w:val="20"/>
+                                      <w:szCs w:val="20"/>
+                                      <w:fitText w:val="480" w:id="1059"/>
                                       <w:lang w:eastAsia="zh-CN"/>
                                     </w:rPr>
-                                    <w:t>1</w:t>
-                                  </w:r>
+                                    <w:t>{{q11}</w:t>
+                                  </w:r>
+                                  <w:r>
+                                    <w:rPr>
+                                      <w:rFonts w:ascii="Times New Roman" w:hAnsi="Times New Roman" w:cs="Times New Roman" w:hint="eastAsia"/>
+                                      <w:spacing w:val="1"/>
+                                      <w:w w:val="70"/>
+                                      <w:sz w:val="20"/>
+                                      <w:szCs w:val="20"/>
+                                      <w:fitText w:val="480" w:id="1059"/>
+                                      <w:lang w:eastAsia="zh-CN"/>
+                                    </w:rPr>
+                                    <w:t>}</w:t>
+                                  </w:r>
+                                  <w:bookmarkEnd w:id="58"/>
                                 </w:p>
                               </w:tc>
                               <w:tc>
@@ -2697,15 +3322,30 @@
                                       <w:lang w:eastAsia="zh-CN"/>
                                     </w:rPr>
                                   </w:pPr>
+                                  <w:bookmarkStart w:id="59" w:name="NNF_60_1500_230_19_1_B"/>
                                   <w:r>
                                     <w:rPr>
                                       <w:rFonts w:ascii="Times New Roman" w:hAnsi="Times New Roman" w:cs="Times New Roman" w:hint="eastAsia"/>
-                                      <w:sz w:val="20"/>
-                                      <w:szCs w:val="20"/>
+                                      <w:spacing w:val="136"/>
+                                      <w:sz w:val="20"/>
+                                      <w:szCs w:val="20"/>
+                                      <w:fitText w:val="1500" w:id="1060"/>
                                       <w:lang w:eastAsia="zh-CN"/>
                                     </w:rPr>
-                                    <w:t>YES</w:t>
-                                  </w:r>
+                                    <w:t>{{g11}</w:t>
+                                  </w:r>
+                                  <w:r>
+                                    <w:rPr>
+                                      <w:rFonts w:ascii="Times New Roman" w:hAnsi="Times New Roman" w:cs="Times New Roman" w:hint="eastAsia"/>
+                                      <w:spacing w:val="1"/>
+                                      <w:sz w:val="20"/>
+                                      <w:szCs w:val="20"/>
+                                      <w:fitText w:val="1500" w:id="1060"/>
+                                      <w:lang w:eastAsia="zh-CN"/>
+                                    </w:rPr>
+                                    <w:t>}</w:t>
+                                  </w:r>
+                                  <w:bookmarkEnd w:id="59"/>
                                 </w:p>
                               </w:tc>
                               <w:tc>
@@ -2722,14 +3362,28 @@
                                       <w:szCs w:val="20"/>
                                     </w:rPr>
                                   </w:pPr>
-                                  <w:r>
-                                    <w:rPr>
-                                      <w:rFonts w:ascii="Times New Roman" w:hAnsi="Times New Roman" w:cs="Times New Roman"/>
-                                      <w:sz w:val="20"/>
-                                      <w:szCs w:val="20"/>
-                                    </w:rPr>
-                                    <w:t>-</w:t>
-                                  </w:r>
+                                  <w:bookmarkStart w:id="60" w:name="NNF_61_869_230_19_1_B"/>
+                                  <w:r>
+                                    <w:rPr>
+                                      <w:rFonts w:ascii="Times New Roman" w:hAnsi="Times New Roman" w:cs="Times New Roman"/>
+                                      <w:spacing w:val="30"/>
+                                      <w:sz w:val="20"/>
+                                      <w:szCs w:val="20"/>
+                                      <w:fitText w:val="869" w:id="1061"/>
+                                    </w:rPr>
+                                    <w:t>{{b11}</w:t>
+                                  </w:r>
+                                  <w:r>
+                                    <w:rPr>
+                                      <w:rFonts w:ascii="Times New Roman" w:hAnsi="Times New Roman" w:cs="Times New Roman"/>
+                                      <w:spacing w:val="6"/>
+                                      <w:sz w:val="20"/>
+                                      <w:szCs w:val="20"/>
+                                      <w:fitText w:val="869" w:id="1061"/>
+                                    </w:rPr>
+                                    <w:t>}</w:t>
+                                  </w:r>
+                                  <w:bookmarkEnd w:id="60"/>
                                 </w:p>
                               </w:tc>
                               <w:tc>
@@ -2745,14 +3399,16 @@
                                       <w:szCs w:val="20"/>
                                     </w:rPr>
                                   </w:pPr>
-                                  <w:r>
-                                    <w:rPr>
-                                      <w:rFonts w:ascii="Times New Roman" w:hAnsi="Times New Roman" w:cs="Times New Roman"/>
-                                      <w:sz w:val="20"/>
-                                      <w:szCs w:val="20"/>
-                                    </w:rPr>
-                                    <w:t>-</w:t>
-                                  </w:r>
+                                  <w:bookmarkStart w:id="61" w:name="NNF_62_3512_230_19_0_B"/>
+                                  <w:r>
+                                    <w:rPr>
+                                      <w:rFonts w:ascii="Times New Roman" w:hAnsi="Times New Roman" w:cs="Times New Roman"/>
+                                      <w:sz w:val="20"/>
+                                      <w:szCs w:val="20"/>
+                                    </w:rPr>
+                                    <w:t>{{r11}}</w:t>
+                                  </w:r>
+                                  <w:bookmarkEnd w:id="61"/>
                                 </w:p>
                               </w:tc>
                             </w:tr>
@@ -2818,15 +3474,31 @@
                                       <w:lang w:eastAsia="zh-CN"/>
                                     </w:rPr>
                                   </w:pPr>
+                                  <w:bookmarkStart w:id="62" w:name="NNF_63_480_230_19_1_B"/>
                                   <w:r>
                                     <w:rPr>
                                       <w:rFonts w:ascii="Times New Roman" w:hAnsi="Times New Roman" w:cs="Times New Roman" w:hint="eastAsia"/>
-                                      <w:sz w:val="20"/>
-                                      <w:szCs w:val="20"/>
+                                      <w:w w:val="70"/>
+                                      <w:sz w:val="20"/>
+                                      <w:szCs w:val="20"/>
+                                      <w:fitText w:val="480" w:id="1063"/>
                                       <w:lang w:eastAsia="zh-CN"/>
                                     </w:rPr>
-                                    <w:t>1</w:t>
-                                  </w:r>
+                                    <w:t>{{q12}</w:t>
+                                  </w:r>
+                                  <w:r>
+                                    <w:rPr>
+                                      <w:rFonts w:ascii="Times New Roman" w:hAnsi="Times New Roman" w:cs="Times New Roman" w:hint="eastAsia"/>
+                                      <w:spacing w:val="1"/>
+                                      <w:w w:val="70"/>
+                                      <w:sz w:val="20"/>
+                                      <w:szCs w:val="20"/>
+                                      <w:fitText w:val="480" w:id="1063"/>
+                                      <w:lang w:eastAsia="zh-CN"/>
+                                    </w:rPr>
+                                    <w:t>}</w:t>
+                                  </w:r>
+                                  <w:bookmarkEnd w:id="62"/>
                                 </w:p>
                               </w:tc>
                               <w:tc>
@@ -2844,15 +3516,30 @@
                                       <w:lang w:eastAsia="zh-CN"/>
                                     </w:rPr>
                                   </w:pPr>
+                                  <w:bookmarkStart w:id="63" w:name="NNF_64_1500_230_19_1_B"/>
                                   <w:r>
                                     <w:rPr>
                                       <w:rFonts w:ascii="Times New Roman" w:hAnsi="Times New Roman" w:cs="Times New Roman" w:hint="eastAsia"/>
-                                      <w:sz w:val="20"/>
-                                      <w:szCs w:val="20"/>
+                                      <w:spacing w:val="136"/>
+                                      <w:sz w:val="20"/>
+                                      <w:szCs w:val="20"/>
+                                      <w:fitText w:val="1500" w:id="1064"/>
                                       <w:lang w:eastAsia="zh-CN"/>
                                     </w:rPr>
-                                    <w:t>YES</w:t>
-                                  </w:r>
+                                    <w:t>{{g12}</w:t>
+                                  </w:r>
+                                  <w:r>
+                                    <w:rPr>
+                                      <w:rFonts w:ascii="Times New Roman" w:hAnsi="Times New Roman" w:cs="Times New Roman" w:hint="eastAsia"/>
+                                      <w:spacing w:val="1"/>
+                                      <w:sz w:val="20"/>
+                                      <w:szCs w:val="20"/>
+                                      <w:fitText w:val="1500" w:id="1064"/>
+                                      <w:lang w:eastAsia="zh-CN"/>
+                                    </w:rPr>
+                                    <w:t>}</w:t>
+                                  </w:r>
+                                  <w:bookmarkEnd w:id="63"/>
                                 </w:p>
                               </w:tc>
                               <w:tc>
@@ -2869,14 +3556,28 @@
                                       <w:szCs w:val="20"/>
                                     </w:rPr>
                                   </w:pPr>
-                                  <w:r>
-                                    <w:rPr>
-                                      <w:rFonts w:ascii="Times New Roman" w:hAnsi="Times New Roman" w:cs="Times New Roman"/>
-                                      <w:sz w:val="20"/>
-                                      <w:szCs w:val="20"/>
-                                    </w:rPr>
-                                    <w:t>-</w:t>
-                                  </w:r>
+                                  <w:bookmarkStart w:id="64" w:name="NNF_65_869_230_19_1_B"/>
+                                  <w:r>
+                                    <w:rPr>
+                                      <w:rFonts w:ascii="Times New Roman" w:hAnsi="Times New Roman" w:cs="Times New Roman"/>
+                                      <w:spacing w:val="30"/>
+                                      <w:sz w:val="20"/>
+                                      <w:szCs w:val="20"/>
+                                      <w:fitText w:val="869" w:id="1065"/>
+                                    </w:rPr>
+                                    <w:t>{{b12}</w:t>
+                                  </w:r>
+                                  <w:r>
+                                    <w:rPr>
+                                      <w:rFonts w:ascii="Times New Roman" w:hAnsi="Times New Roman" w:cs="Times New Roman"/>
+                                      <w:spacing w:val="6"/>
+                                      <w:sz w:val="20"/>
+                                      <w:szCs w:val="20"/>
+                                      <w:fitText w:val="869" w:id="1065"/>
+                                    </w:rPr>
+                                    <w:t>}</w:t>
+                                  </w:r>
+                                  <w:bookmarkEnd w:id="64"/>
                                 </w:p>
                               </w:tc>
                               <w:tc>
@@ -2892,14 +3593,16 @@
                                       <w:szCs w:val="20"/>
                                     </w:rPr>
                                   </w:pPr>
-                                  <w:r>
-                                    <w:rPr>
-                                      <w:rFonts w:ascii="Times New Roman" w:hAnsi="Times New Roman" w:cs="Times New Roman"/>
-                                      <w:sz w:val="20"/>
-                                      <w:szCs w:val="20"/>
-                                    </w:rPr>
-                                    <w:t>-</w:t>
-                                  </w:r>
+                                  <w:bookmarkStart w:id="65" w:name="NNF_66_3512_230_19_0_B"/>
+                                  <w:r>
+                                    <w:rPr>
+                                      <w:rFonts w:ascii="Times New Roman" w:hAnsi="Times New Roman" w:cs="Times New Roman"/>
+                                      <w:sz w:val="20"/>
+                                      <w:szCs w:val="20"/>
+                                    </w:rPr>
+                                    <w:t>{{r12}}</w:t>
+                                  </w:r>
+                                  <w:bookmarkEnd w:id="65"/>
                                 </w:p>
                               </w:tc>
                             </w:tr>
@@ -2947,14 +3650,29 @@
                                       <w:szCs w:val="20"/>
                                     </w:rPr>
                                   </w:pPr>
-                                  <w:r>
-                                    <w:rPr>
-                                      <w:rFonts w:ascii="Times New Roman" w:hAnsi="Times New Roman" w:cs="Times New Roman"/>
-                                      <w:sz w:val="20"/>
-                                      <w:szCs w:val="20"/>
-                                    </w:rPr>
-                                    <w:t>1</w:t>
-                                  </w:r>
+                                  <w:bookmarkStart w:id="66" w:name="NNF_67_480_249_19_1_B"/>
+                                  <w:r>
+                                    <w:rPr>
+                                      <w:rFonts w:ascii="Times New Roman" w:hAnsi="Times New Roman" w:cs="Times New Roman"/>
+                                      <w:w w:val="70"/>
+                                      <w:sz w:val="20"/>
+                                      <w:szCs w:val="20"/>
+                                      <w:fitText w:val="480" w:id="1067"/>
+                                    </w:rPr>
+                                    <w:t>{{q13}</w:t>
+                                  </w:r>
+                                  <w:r>
+                                    <w:rPr>
+                                      <w:rFonts w:ascii="Times New Roman" w:hAnsi="Times New Roman" w:cs="Times New Roman"/>
+                                      <w:spacing w:val="1"/>
+                                      <w:w w:val="70"/>
+                                      <w:sz w:val="20"/>
+                                      <w:szCs w:val="20"/>
+                                      <w:fitText w:val="480" w:id="1067"/>
+                                    </w:rPr>
+                                    <w:t>}</w:t>
+                                  </w:r>
+                                  <w:bookmarkEnd w:id="66"/>
                                 </w:p>
                               </w:tc>
                               <w:tc>
@@ -2971,14 +3689,28 @@
                                       <w:szCs w:val="20"/>
                                     </w:rPr>
                                   </w:pPr>
-                                  <w:r>
-                                    <w:rPr>
-                                      <w:rFonts w:ascii="Times New Roman" w:hAnsi="Times New Roman" w:cs="Times New Roman"/>
-                                      <w:sz w:val="20"/>
-                                      <w:szCs w:val="20"/>
-                                    </w:rPr>
-                                    <w:t>YES</w:t>
-                                  </w:r>
+                                  <w:bookmarkStart w:id="67" w:name="NNF_68_1500_249_19_1_B"/>
+                                  <w:r>
+                                    <w:rPr>
+                                      <w:rFonts w:ascii="Times New Roman" w:hAnsi="Times New Roman" w:cs="Times New Roman"/>
+                                      <w:spacing w:val="136"/>
+                                      <w:sz w:val="20"/>
+                                      <w:szCs w:val="20"/>
+                                      <w:fitText w:val="1500" w:id="1068"/>
+                                    </w:rPr>
+                                    <w:t>{{g13}</w:t>
+                                  </w:r>
+                                  <w:r>
+                                    <w:rPr>
+                                      <w:rFonts w:ascii="Times New Roman" w:hAnsi="Times New Roman" w:cs="Times New Roman"/>
+                                      <w:spacing w:val="1"/>
+                                      <w:sz w:val="20"/>
+                                      <w:szCs w:val="20"/>
+                                      <w:fitText w:val="1500" w:id="1068"/>
+                                    </w:rPr>
+                                    <w:t>}</w:t>
+                                  </w:r>
+                                  <w:bookmarkEnd w:id="67"/>
                                 </w:p>
                               </w:tc>
                               <w:tc>
@@ -2995,14 +3727,28 @@
                                       <w:szCs w:val="20"/>
                                     </w:rPr>
                                   </w:pPr>
-                                  <w:r>
-                                    <w:rPr>
-                                      <w:rFonts w:ascii="Times New Roman" w:hAnsi="Times New Roman" w:cs="Times New Roman"/>
-                                      <w:sz w:val="20"/>
-                                      <w:szCs w:val="20"/>
-                                    </w:rPr>
-                                    <w:t>-</w:t>
-                                  </w:r>
+                                  <w:bookmarkStart w:id="68" w:name="NNF_69_869_249_19_1_B"/>
+                                  <w:r>
+                                    <w:rPr>
+                                      <w:rFonts w:ascii="Times New Roman" w:hAnsi="Times New Roman" w:cs="Times New Roman"/>
+                                      <w:spacing w:val="30"/>
+                                      <w:sz w:val="20"/>
+                                      <w:szCs w:val="20"/>
+                                      <w:fitText w:val="869" w:id="1069"/>
+                                    </w:rPr>
+                                    <w:t>{{b13}</w:t>
+                                  </w:r>
+                                  <w:r>
+                                    <w:rPr>
+                                      <w:rFonts w:ascii="Times New Roman" w:hAnsi="Times New Roman" w:cs="Times New Roman"/>
+                                      <w:spacing w:val="6"/>
+                                      <w:sz w:val="20"/>
+                                      <w:szCs w:val="20"/>
+                                      <w:fitText w:val="869" w:id="1069"/>
+                                    </w:rPr>
+                                    <w:t>}</w:t>
+                                  </w:r>
+                                  <w:bookmarkEnd w:id="68"/>
                                 </w:p>
                               </w:tc>
                               <w:tc>
@@ -3018,14 +3764,16 @@
                                       <w:szCs w:val="20"/>
                                     </w:rPr>
                                   </w:pPr>
-                                  <w:r>
-                                    <w:rPr>
-                                      <w:rFonts w:ascii="Times New Roman" w:hAnsi="Times New Roman" w:cs="Times New Roman"/>
-                                      <w:sz w:val="20"/>
-                                      <w:szCs w:val="20"/>
-                                    </w:rPr>
-                                    <w:t>-</w:t>
-                                  </w:r>
+                                  <w:bookmarkStart w:id="69" w:name="NNF_70_3512_249_19_0_B"/>
+                                  <w:r>
+                                    <w:rPr>
+                                      <w:rFonts w:ascii="Times New Roman" w:hAnsi="Times New Roman" w:cs="Times New Roman"/>
+                                      <w:sz w:val="20"/>
+                                      <w:szCs w:val="20"/>
+                                    </w:rPr>
+                                    <w:t>{{r13}}</w:t>
+                                  </w:r>
+                                  <w:bookmarkEnd w:id="69"/>
                                 </w:p>
                               </w:tc>
                             </w:tr>
@@ -3090,14 +3838,29 @@
                                       <w:szCs w:val="20"/>
                                     </w:rPr>
                                   </w:pPr>
-                                  <w:r>
-                                    <w:rPr>
-                                      <w:rFonts w:ascii="Times New Roman" w:hAnsi="Times New Roman" w:cs="Times New Roman"/>
-                                      <w:sz w:val="20"/>
-                                      <w:szCs w:val="20"/>
-                                    </w:rPr>
-                                    <w:t>1</w:t>
-                                  </w:r>
+                                  <w:bookmarkStart w:id="70" w:name="NNF_71_480_230_19_1_B"/>
+                                  <w:r>
+                                    <w:rPr>
+                                      <w:rFonts w:ascii="Times New Roman" w:hAnsi="Times New Roman" w:cs="Times New Roman"/>
+                                      <w:w w:val="70"/>
+                                      <w:sz w:val="20"/>
+                                      <w:szCs w:val="20"/>
+                                      <w:fitText w:val="480" w:id="1071"/>
+                                    </w:rPr>
+                                    <w:t>{{q14}</w:t>
+                                  </w:r>
+                                  <w:r>
+                                    <w:rPr>
+                                      <w:rFonts w:ascii="Times New Roman" w:hAnsi="Times New Roman" w:cs="Times New Roman"/>
+                                      <w:spacing w:val="1"/>
+                                      <w:w w:val="70"/>
+                                      <w:sz w:val="20"/>
+                                      <w:szCs w:val="20"/>
+                                      <w:fitText w:val="480" w:id="1071"/>
+                                    </w:rPr>
+                                    <w:t>}</w:t>
+                                  </w:r>
+                                  <w:bookmarkEnd w:id="70"/>
                                 </w:p>
                               </w:tc>
                               <w:tc>
@@ -3114,14 +3877,28 @@
                                       <w:szCs w:val="20"/>
                                     </w:rPr>
                                   </w:pPr>
-                                  <w:r>
-                                    <w:rPr>
-                                      <w:rFonts w:ascii="Times New Roman" w:hAnsi="Times New Roman" w:cs="Times New Roman"/>
-                                      <w:sz w:val="20"/>
-                                      <w:szCs w:val="20"/>
-                                    </w:rPr>
-                                    <w:t>YES</w:t>
-                                  </w:r>
+                                  <w:bookmarkStart w:id="71" w:name="NNF_72_1500_230_19_1_B"/>
+                                  <w:r>
+                                    <w:rPr>
+                                      <w:rFonts w:ascii="Times New Roman" w:hAnsi="Times New Roman" w:cs="Times New Roman"/>
+                                      <w:spacing w:val="136"/>
+                                      <w:sz w:val="20"/>
+                                      <w:szCs w:val="20"/>
+                                      <w:fitText w:val="1500" w:id="1072"/>
+                                    </w:rPr>
+                                    <w:t>{{g14}</w:t>
+                                  </w:r>
+                                  <w:r>
+                                    <w:rPr>
+                                      <w:rFonts w:ascii="Times New Roman" w:hAnsi="Times New Roman" w:cs="Times New Roman"/>
+                                      <w:spacing w:val="1"/>
+                                      <w:sz w:val="20"/>
+                                      <w:szCs w:val="20"/>
+                                      <w:fitText w:val="1500" w:id="1072"/>
+                                    </w:rPr>
+                                    <w:t>}</w:t>
+                                  </w:r>
+                                  <w:bookmarkEnd w:id="71"/>
                                 </w:p>
                               </w:tc>
                               <w:tc>
@@ -3138,14 +3915,28 @@
                                       <w:szCs w:val="20"/>
                                     </w:rPr>
                                   </w:pPr>
-                                  <w:r>
-                                    <w:rPr>
-                                      <w:rFonts w:ascii="Times New Roman" w:hAnsi="Times New Roman" w:cs="Times New Roman"/>
-                                      <w:sz w:val="20"/>
-                                      <w:szCs w:val="20"/>
-                                    </w:rPr>
-                                    <w:t>-</w:t>
-                                  </w:r>
+                                  <w:bookmarkStart w:id="72" w:name="NNF_73_869_230_19_1_B"/>
+                                  <w:r>
+                                    <w:rPr>
+                                      <w:rFonts w:ascii="Times New Roman" w:hAnsi="Times New Roman" w:cs="Times New Roman"/>
+                                      <w:spacing w:val="30"/>
+                                      <w:sz w:val="20"/>
+                                      <w:szCs w:val="20"/>
+                                      <w:fitText w:val="869" w:id="1073"/>
+                                    </w:rPr>
+                                    <w:t>{{b14}</w:t>
+                                  </w:r>
+                                  <w:r>
+                                    <w:rPr>
+                                      <w:rFonts w:ascii="Times New Roman" w:hAnsi="Times New Roman" w:cs="Times New Roman"/>
+                                      <w:spacing w:val="6"/>
+                                      <w:sz w:val="20"/>
+                                      <w:szCs w:val="20"/>
+                                      <w:fitText w:val="869" w:id="1073"/>
+                                    </w:rPr>
+                                    <w:t>}</w:t>
+                                  </w:r>
+                                  <w:bookmarkEnd w:id="72"/>
                                 </w:p>
                               </w:tc>
                               <w:tc>
@@ -3161,14 +3952,16 @@
                                       <w:szCs w:val="20"/>
                                     </w:rPr>
                                   </w:pPr>
-                                  <w:r>
-                                    <w:rPr>
-                                      <w:rFonts w:ascii="Times New Roman" w:hAnsi="Times New Roman" w:cs="Times New Roman"/>
-                                      <w:sz w:val="20"/>
-                                      <w:szCs w:val="20"/>
-                                    </w:rPr>
-                                    <w:t>-</w:t>
-                                  </w:r>
+                                  <w:bookmarkStart w:id="73" w:name="NNF_74_3512_230_19_0_B"/>
+                                  <w:r>
+                                    <w:rPr>
+                                      <w:rFonts w:ascii="Times New Roman" w:hAnsi="Times New Roman" w:cs="Times New Roman"/>
+                                      <w:sz w:val="20"/>
+                                      <w:szCs w:val="20"/>
+                                    </w:rPr>
+                                    <w:t>{{r14}}</w:t>
+                                  </w:r>
+                                  <w:bookmarkEnd w:id="73"/>
                                 </w:p>
                               </w:tc>
                             </w:tr>
@@ -3234,14 +4027,29 @@
                                       <w:szCs w:val="20"/>
                                     </w:rPr>
                                   </w:pPr>
-                                  <w:r>
-                                    <w:rPr>
-                                      <w:rFonts w:ascii="Times New Roman" w:hAnsi="Times New Roman" w:cs="Times New Roman"/>
-                                      <w:sz w:val="20"/>
-                                      <w:szCs w:val="20"/>
-                                    </w:rPr>
-                                    <w:t>1</w:t>
-                                  </w:r>
+                                  <w:bookmarkStart w:id="74" w:name="NNF_75_480_230_19_1_B"/>
+                                  <w:r>
+                                    <w:rPr>
+                                      <w:rFonts w:ascii="Times New Roman" w:hAnsi="Times New Roman" w:cs="Times New Roman"/>
+                                      <w:w w:val="70"/>
+                                      <w:sz w:val="20"/>
+                                      <w:szCs w:val="20"/>
+                                      <w:fitText w:val="480" w:id="1075"/>
+                                    </w:rPr>
+                                    <w:t>{{q15}</w:t>
+                                  </w:r>
+                                  <w:r>
+                                    <w:rPr>
+                                      <w:rFonts w:ascii="Times New Roman" w:hAnsi="Times New Roman" w:cs="Times New Roman"/>
+                                      <w:spacing w:val="1"/>
+                                      <w:w w:val="70"/>
+                                      <w:sz w:val="20"/>
+                                      <w:szCs w:val="20"/>
+                                      <w:fitText w:val="480" w:id="1075"/>
+                                    </w:rPr>
+                                    <w:t>}</w:t>
+                                  </w:r>
+                                  <w:bookmarkEnd w:id="74"/>
                                 </w:p>
                               </w:tc>
                               <w:tc>
@@ -3258,14 +4066,28 @@
                                       <w:szCs w:val="20"/>
                                     </w:rPr>
                                   </w:pPr>
-                                  <w:r>
-                                    <w:rPr>
-                                      <w:rFonts w:ascii="Times New Roman" w:hAnsi="Times New Roman" w:cs="Times New Roman"/>
-                                      <w:sz w:val="20"/>
-                                      <w:szCs w:val="20"/>
-                                    </w:rPr>
-                                    <w:t>YES</w:t>
-                                  </w:r>
+                                  <w:bookmarkStart w:id="75" w:name="NNF_76_1500_230_19_1_B"/>
+                                  <w:r>
+                                    <w:rPr>
+                                      <w:rFonts w:ascii="Times New Roman" w:hAnsi="Times New Roman" w:cs="Times New Roman"/>
+                                      <w:spacing w:val="136"/>
+                                      <w:sz w:val="20"/>
+                                      <w:szCs w:val="20"/>
+                                      <w:fitText w:val="1500" w:id="1076"/>
+                                    </w:rPr>
+                                    <w:t>{{g15}</w:t>
+                                  </w:r>
+                                  <w:r>
+                                    <w:rPr>
+                                      <w:rFonts w:ascii="Times New Roman" w:hAnsi="Times New Roman" w:cs="Times New Roman"/>
+                                      <w:spacing w:val="1"/>
+                                      <w:sz w:val="20"/>
+                                      <w:szCs w:val="20"/>
+                                      <w:fitText w:val="1500" w:id="1076"/>
+                                    </w:rPr>
+                                    <w:t>}</w:t>
+                                  </w:r>
+                                  <w:bookmarkEnd w:id="75"/>
                                 </w:p>
                               </w:tc>
                               <w:tc>
@@ -3282,14 +4104,28 @@
                                       <w:szCs w:val="20"/>
                                     </w:rPr>
                                   </w:pPr>
-                                  <w:r>
-                                    <w:rPr>
-                                      <w:rFonts w:ascii="Times New Roman" w:hAnsi="Times New Roman" w:cs="Times New Roman"/>
-                                      <w:sz w:val="20"/>
-                                      <w:szCs w:val="20"/>
-                                    </w:rPr>
-                                    <w:t>-</w:t>
-                                  </w:r>
+                                  <w:bookmarkStart w:id="76" w:name="NNF_77_869_230_19_1_B"/>
+                                  <w:r>
+                                    <w:rPr>
+                                      <w:rFonts w:ascii="Times New Roman" w:hAnsi="Times New Roman" w:cs="Times New Roman"/>
+                                      <w:spacing w:val="30"/>
+                                      <w:sz w:val="20"/>
+                                      <w:szCs w:val="20"/>
+                                      <w:fitText w:val="869" w:id="1077"/>
+                                    </w:rPr>
+                                    <w:t>{{b15}</w:t>
+                                  </w:r>
+                                  <w:r>
+                                    <w:rPr>
+                                      <w:rFonts w:ascii="Times New Roman" w:hAnsi="Times New Roman" w:cs="Times New Roman"/>
+                                      <w:spacing w:val="6"/>
+                                      <w:sz w:val="20"/>
+                                      <w:szCs w:val="20"/>
+                                      <w:fitText w:val="869" w:id="1077"/>
+                                    </w:rPr>
+                                    <w:t>}</w:t>
+                                  </w:r>
+                                  <w:bookmarkEnd w:id="76"/>
                                 </w:p>
                               </w:tc>
                               <w:tc>
@@ -3305,14 +4141,16 @@
                                       <w:szCs w:val="20"/>
                                     </w:rPr>
                                   </w:pPr>
-                                  <w:r>
-                                    <w:rPr>
-                                      <w:rFonts w:ascii="Times New Roman" w:hAnsi="Times New Roman" w:cs="Times New Roman"/>
-                                      <w:sz w:val="20"/>
-                                      <w:szCs w:val="20"/>
-                                    </w:rPr>
-                                    <w:t>-</w:t>
-                                  </w:r>
+                                  <w:bookmarkStart w:id="77" w:name="NNF_78_3512_230_19_0_B"/>
+                                  <w:r>
+                                    <w:rPr>
+                                      <w:rFonts w:ascii="Times New Roman" w:hAnsi="Times New Roman" w:cs="Times New Roman"/>
+                                      <w:sz w:val="20"/>
+                                      <w:szCs w:val="20"/>
+                                    </w:rPr>
+                                    <w:t>{{r15}}</w:t>
+                                  </w:r>
+                                  <w:bookmarkEnd w:id="77"/>
                                 </w:p>
                               </w:tc>
                             </w:tr>
@@ -3377,14 +4215,29 @@
                                       <w:szCs w:val="20"/>
                                     </w:rPr>
                                   </w:pPr>
-                                  <w:r>
-                                    <w:rPr>
-                                      <w:rFonts w:ascii="Times New Roman" w:hAnsi="Times New Roman" w:cs="Times New Roman"/>
-                                      <w:sz w:val="20"/>
-                                      <w:szCs w:val="20"/>
-                                    </w:rPr>
-                                    <w:t>1</w:t>
-                                  </w:r>
+                                  <w:bookmarkStart w:id="78" w:name="NNF_79_480_230_19_1_B"/>
+                                  <w:r>
+                                    <w:rPr>
+                                      <w:rFonts w:ascii="Times New Roman" w:hAnsi="Times New Roman" w:cs="Times New Roman"/>
+                                      <w:w w:val="70"/>
+                                      <w:sz w:val="20"/>
+                                      <w:szCs w:val="20"/>
+                                      <w:fitText w:val="480" w:id="1079"/>
+                                    </w:rPr>
+                                    <w:t>{{q16}</w:t>
+                                  </w:r>
+                                  <w:r>
+                                    <w:rPr>
+                                      <w:rFonts w:ascii="Times New Roman" w:hAnsi="Times New Roman" w:cs="Times New Roman"/>
+                                      <w:spacing w:val="1"/>
+                                      <w:w w:val="70"/>
+                                      <w:sz w:val="20"/>
+                                      <w:szCs w:val="20"/>
+                                      <w:fitText w:val="480" w:id="1079"/>
+                                    </w:rPr>
+                                    <w:t>}</w:t>
+                                  </w:r>
+                                  <w:bookmarkEnd w:id="78"/>
                                 </w:p>
                               </w:tc>
                               <w:tc>
@@ -3401,14 +4254,28 @@
                                       <w:szCs w:val="20"/>
                                     </w:rPr>
                                   </w:pPr>
-                                  <w:r>
-                                    <w:rPr>
-                                      <w:rFonts w:ascii="Times New Roman" w:hAnsi="Times New Roman" w:cs="Times New Roman"/>
-                                      <w:sz w:val="20"/>
-                                      <w:szCs w:val="20"/>
-                                    </w:rPr>
-                                    <w:t>YES</w:t>
-                                  </w:r>
+                                  <w:bookmarkStart w:id="79" w:name="NNF_80_1500_230_19_1_B"/>
+                                  <w:r>
+                                    <w:rPr>
+                                      <w:rFonts w:ascii="Times New Roman" w:hAnsi="Times New Roman" w:cs="Times New Roman"/>
+                                      <w:spacing w:val="136"/>
+                                      <w:sz w:val="20"/>
+                                      <w:szCs w:val="20"/>
+                                      <w:fitText w:val="1500" w:id="1080"/>
+                                    </w:rPr>
+                                    <w:t>{{g16}</w:t>
+                                  </w:r>
+                                  <w:r>
+                                    <w:rPr>
+                                      <w:rFonts w:ascii="Times New Roman" w:hAnsi="Times New Roman" w:cs="Times New Roman"/>
+                                      <w:spacing w:val="1"/>
+                                      <w:sz w:val="20"/>
+                                      <w:szCs w:val="20"/>
+                                      <w:fitText w:val="1500" w:id="1080"/>
+                                    </w:rPr>
+                                    <w:t>}</w:t>
+                                  </w:r>
+                                  <w:bookmarkEnd w:id="79"/>
                                 </w:p>
                               </w:tc>
                               <w:tc>
@@ -3425,14 +4292,28 @@
                                       <w:szCs w:val="20"/>
                                     </w:rPr>
                                   </w:pPr>
-                                  <w:r>
-                                    <w:rPr>
-                                      <w:rFonts w:ascii="Times New Roman" w:hAnsi="Times New Roman" w:cs="Times New Roman"/>
-                                      <w:sz w:val="20"/>
-                                      <w:szCs w:val="20"/>
-                                    </w:rPr>
-                                    <w:t>-</w:t>
-                                  </w:r>
+                                  <w:bookmarkStart w:id="80" w:name="NNF_81_869_230_19_1_B"/>
+                                  <w:r>
+                                    <w:rPr>
+                                      <w:rFonts w:ascii="Times New Roman" w:hAnsi="Times New Roman" w:cs="Times New Roman"/>
+                                      <w:spacing w:val="30"/>
+                                      <w:sz w:val="20"/>
+                                      <w:szCs w:val="20"/>
+                                      <w:fitText w:val="869" w:id="1081"/>
+                                    </w:rPr>
+                                    <w:t>{{b16}</w:t>
+                                  </w:r>
+                                  <w:r>
+                                    <w:rPr>
+                                      <w:rFonts w:ascii="Times New Roman" w:hAnsi="Times New Roman" w:cs="Times New Roman"/>
+                                      <w:spacing w:val="6"/>
+                                      <w:sz w:val="20"/>
+                                      <w:szCs w:val="20"/>
+                                      <w:fitText w:val="869" w:id="1081"/>
+                                    </w:rPr>
+                                    <w:t>}</w:t>
+                                  </w:r>
+                                  <w:bookmarkEnd w:id="80"/>
                                 </w:p>
                               </w:tc>
                               <w:tc>
@@ -3448,14 +4329,16 @@
                                       <w:szCs w:val="20"/>
                                     </w:rPr>
                                   </w:pPr>
-                                  <w:r>
-                                    <w:rPr>
-                                      <w:rFonts w:ascii="Times New Roman" w:hAnsi="Times New Roman" w:cs="Times New Roman"/>
-                                      <w:sz w:val="20"/>
-                                      <w:szCs w:val="20"/>
-                                    </w:rPr>
-                                    <w:t>-</w:t>
-                                  </w:r>
+                                  <w:bookmarkStart w:id="81" w:name="NNF_82_3512_230_19_0_B"/>
+                                  <w:r>
+                                    <w:rPr>
+                                      <w:rFonts w:ascii="Times New Roman" w:hAnsi="Times New Roman" w:cs="Times New Roman"/>
+                                      <w:sz w:val="20"/>
+                                      <w:szCs w:val="20"/>
+                                    </w:rPr>
+                                    <w:t>{{r16}}</w:t>
+                                  </w:r>
+                                  <w:bookmarkEnd w:id="81"/>
                                 </w:p>
                               </w:tc>
                             </w:tr>
@@ -3521,14 +4404,29 @@
                                       <w:lang w:eastAsia="zh-CN"/>
                                     </w:rPr>
                                   </w:pPr>
-                                  <w:r>
-                                    <w:rPr>
-                                      <w:rFonts w:ascii="Times New Roman" w:hAnsi="Times New Roman" w:cs="Times New Roman"/>
-                                      <w:sz w:val="20"/>
-                                      <w:szCs w:val="20"/>
-                                    </w:rPr>
-                                    <w:t>1</w:t>
-                                  </w:r>
+                                  <w:bookmarkStart w:id="82" w:name="NNF_83_480_247_19_1_B"/>
+                                  <w:r>
+                                    <w:rPr>
+                                      <w:rFonts w:ascii="Times New Roman" w:hAnsi="Times New Roman" w:cs="Times New Roman"/>
+                                      <w:w w:val="70"/>
+                                      <w:sz w:val="20"/>
+                                      <w:szCs w:val="20"/>
+                                      <w:fitText w:val="480" w:id="1083"/>
+                                    </w:rPr>
+                                    <w:t>{{q17}</w:t>
+                                  </w:r>
+                                  <w:r>
+                                    <w:rPr>
+                                      <w:rFonts w:ascii="Times New Roman" w:hAnsi="Times New Roman" w:cs="Times New Roman"/>
+                                      <w:spacing w:val="1"/>
+                                      <w:w w:val="70"/>
+                                      <w:sz w:val="20"/>
+                                      <w:szCs w:val="20"/>
+                                      <w:fitText w:val="480" w:id="1083"/>
+                                    </w:rPr>
+                                    <w:t>}</w:t>
+                                  </w:r>
+                                  <w:bookmarkEnd w:id="82"/>
                                 </w:p>
                               </w:tc>
                               <w:tc>
@@ -3546,14 +4444,28 @@
                                       <w:lang w:eastAsia="zh-CN"/>
                                     </w:rPr>
                                   </w:pPr>
-                                  <w:r>
-                                    <w:rPr>
-                                      <w:rFonts w:ascii="Times New Roman" w:hAnsi="Times New Roman" w:cs="Times New Roman"/>
-                                      <w:sz w:val="20"/>
-                                      <w:szCs w:val="20"/>
-                                    </w:rPr>
-                                    <w:t>YES</w:t>
-                                  </w:r>
+                                  <w:bookmarkStart w:id="83" w:name="NNF_84_1500_247_19_1_B"/>
+                                  <w:r>
+                                    <w:rPr>
+                                      <w:rFonts w:ascii="Times New Roman" w:hAnsi="Times New Roman" w:cs="Times New Roman"/>
+                                      <w:spacing w:val="136"/>
+                                      <w:sz w:val="20"/>
+                                      <w:szCs w:val="20"/>
+                                      <w:fitText w:val="1500" w:id="1084"/>
+                                    </w:rPr>
+                                    <w:t>{{g17}</w:t>
+                                  </w:r>
+                                  <w:r>
+                                    <w:rPr>
+                                      <w:rFonts w:ascii="Times New Roman" w:hAnsi="Times New Roman" w:cs="Times New Roman"/>
+                                      <w:spacing w:val="1"/>
+                                      <w:sz w:val="20"/>
+                                      <w:szCs w:val="20"/>
+                                      <w:fitText w:val="1500" w:id="1084"/>
+                                    </w:rPr>
+                                    <w:t>}</w:t>
+                                  </w:r>
+                                  <w:bookmarkEnd w:id="83"/>
                                 </w:p>
                               </w:tc>
                               <w:tc>
@@ -3570,14 +4482,28 @@
                                       <w:szCs w:val="20"/>
                                     </w:rPr>
                                   </w:pPr>
-                                  <w:r>
-                                    <w:rPr>
-                                      <w:rFonts w:ascii="Times New Roman" w:hAnsi="Times New Roman" w:cs="Times New Roman"/>
-                                      <w:sz w:val="20"/>
-                                      <w:szCs w:val="20"/>
-                                    </w:rPr>
-                                    <w:t>-</w:t>
-                                  </w:r>
+                                  <w:bookmarkStart w:id="84" w:name="NNF_85_869_247_19_1_B"/>
+                                  <w:r>
+                                    <w:rPr>
+                                      <w:rFonts w:ascii="Times New Roman" w:hAnsi="Times New Roman" w:cs="Times New Roman"/>
+                                      <w:spacing w:val="30"/>
+                                      <w:sz w:val="20"/>
+                                      <w:szCs w:val="20"/>
+                                      <w:fitText w:val="869" w:id="1085"/>
+                                    </w:rPr>
+                                    <w:t>{{b17}</w:t>
+                                  </w:r>
+                                  <w:r>
+                                    <w:rPr>
+                                      <w:rFonts w:ascii="Times New Roman" w:hAnsi="Times New Roman" w:cs="Times New Roman"/>
+                                      <w:spacing w:val="6"/>
+                                      <w:sz w:val="20"/>
+                                      <w:szCs w:val="20"/>
+                                      <w:fitText w:val="869" w:id="1085"/>
+                                    </w:rPr>
+                                    <w:t>}</w:t>
+                                  </w:r>
+                                  <w:bookmarkEnd w:id="84"/>
                                 </w:p>
                               </w:tc>
                               <w:tc>
@@ -3595,6 +4521,7 @@
                                       <w:lang w:eastAsia="zh-CN"/>
                                     </w:rPr>
                                   </w:pPr>
+                                  <w:bookmarkStart w:id="85" w:name="NNF_86_3512_247_19_0_B"/>
                                   <w:r>
                                     <w:rPr>
                                       <w:rFonts w:ascii="Times New Roman" w:hAnsi="Times New Roman" w:cs="Times New Roman"/>
@@ -3602,8 +4529,9 @@
                                       <w:szCs w:val="20"/>
                                       <w:lang w:eastAsia="zh-CN"/>
                                     </w:rPr>
-                                    <w:t>-</w:t>
-                                  </w:r>
+                                    <w:t>{{r17}}</w:t>
+                                  </w:r>
+                                  <w:bookmarkEnd w:id="85"/>
                                 </w:p>
                               </w:tc>
                             </w:tr>
@@ -3668,14 +4596,29 @@
                                       <w:szCs w:val="20"/>
                                     </w:rPr>
                                   </w:pPr>
-                                  <w:r>
-                                    <w:rPr>
-                                      <w:rFonts w:ascii="Times New Roman" w:hAnsi="Times New Roman" w:cs="Times New Roman"/>
-                                      <w:sz w:val="20"/>
-                                      <w:szCs w:val="20"/>
-                                    </w:rPr>
-                                    <w:t>1</w:t>
-                                  </w:r>
+                                  <w:bookmarkStart w:id="86" w:name="NNF_87_480_230_19_1_B"/>
+                                  <w:r>
+                                    <w:rPr>
+                                      <w:rFonts w:ascii="Times New Roman" w:hAnsi="Times New Roman" w:cs="Times New Roman"/>
+                                      <w:w w:val="70"/>
+                                      <w:sz w:val="20"/>
+                                      <w:szCs w:val="20"/>
+                                      <w:fitText w:val="480" w:id="1087"/>
+                                    </w:rPr>
+                                    <w:t>{{q18}</w:t>
+                                  </w:r>
+                                  <w:r>
+                                    <w:rPr>
+                                      <w:rFonts w:ascii="Times New Roman" w:hAnsi="Times New Roman" w:cs="Times New Roman"/>
+                                      <w:spacing w:val="1"/>
+                                      <w:w w:val="70"/>
+                                      <w:sz w:val="20"/>
+                                      <w:szCs w:val="20"/>
+                                      <w:fitText w:val="480" w:id="1087"/>
+                                    </w:rPr>
+                                    <w:t>}</w:t>
+                                  </w:r>
+                                  <w:bookmarkEnd w:id="86"/>
                                 </w:p>
                               </w:tc>
                               <w:tc>
@@ -3692,14 +4635,28 @@
                                       <w:szCs w:val="20"/>
                                     </w:rPr>
                                   </w:pPr>
-                                  <w:r>
-                                    <w:rPr>
-                                      <w:rFonts w:ascii="Times New Roman" w:hAnsi="Times New Roman" w:cs="Times New Roman"/>
-                                      <w:sz w:val="20"/>
-                                      <w:szCs w:val="20"/>
-                                    </w:rPr>
-                                    <w:t>YES</w:t>
-                                  </w:r>
+                                  <w:bookmarkStart w:id="87" w:name="NNF_88_1500_230_19_1_B"/>
+                                  <w:r>
+                                    <w:rPr>
+                                      <w:rFonts w:ascii="Times New Roman" w:hAnsi="Times New Roman" w:cs="Times New Roman"/>
+                                      <w:spacing w:val="136"/>
+                                      <w:sz w:val="20"/>
+                                      <w:szCs w:val="20"/>
+                                      <w:fitText w:val="1500" w:id="1088"/>
+                                    </w:rPr>
+                                    <w:t>{{g18}</w:t>
+                                  </w:r>
+                                  <w:r>
+                                    <w:rPr>
+                                      <w:rFonts w:ascii="Times New Roman" w:hAnsi="Times New Roman" w:cs="Times New Roman"/>
+                                      <w:spacing w:val="1"/>
+                                      <w:sz w:val="20"/>
+                                      <w:szCs w:val="20"/>
+                                      <w:fitText w:val="1500" w:id="1088"/>
+                                    </w:rPr>
+                                    <w:t>}</w:t>
+                                  </w:r>
+                                  <w:bookmarkEnd w:id="87"/>
                                 </w:p>
                               </w:tc>
                               <w:tc>
@@ -3716,14 +4673,28 @@
                                       <w:szCs w:val="20"/>
                                     </w:rPr>
                                   </w:pPr>
-                                  <w:r>
-                                    <w:rPr>
-                                      <w:rFonts w:ascii="Times New Roman" w:hAnsi="Times New Roman" w:cs="Times New Roman"/>
-                                      <w:sz w:val="20"/>
-                                      <w:szCs w:val="20"/>
-                                    </w:rPr>
-                                    <w:t>-</w:t>
-                                  </w:r>
+                                  <w:bookmarkStart w:id="88" w:name="NNF_89_869_230_19_1_B"/>
+                                  <w:r>
+                                    <w:rPr>
+                                      <w:rFonts w:ascii="Times New Roman" w:hAnsi="Times New Roman" w:cs="Times New Roman"/>
+                                      <w:spacing w:val="30"/>
+                                      <w:sz w:val="20"/>
+                                      <w:szCs w:val="20"/>
+                                      <w:fitText w:val="869" w:id="1089"/>
+                                    </w:rPr>
+                                    <w:t>{{b18}</w:t>
+                                  </w:r>
+                                  <w:r>
+                                    <w:rPr>
+                                      <w:rFonts w:ascii="Times New Roman" w:hAnsi="Times New Roman" w:cs="Times New Roman"/>
+                                      <w:spacing w:val="6"/>
+                                      <w:sz w:val="20"/>
+                                      <w:szCs w:val="20"/>
+                                      <w:fitText w:val="869" w:id="1089"/>
+                                    </w:rPr>
+                                    <w:t>}</w:t>
+                                  </w:r>
+                                  <w:bookmarkEnd w:id="88"/>
                                 </w:p>
                               </w:tc>
                               <w:tc>
@@ -3739,14 +4710,16 @@
                                       <w:szCs w:val="20"/>
                                     </w:rPr>
                                   </w:pPr>
-                                  <w:r>
-                                    <w:rPr>
-                                      <w:rFonts w:ascii="Times New Roman" w:hAnsi="Times New Roman" w:cs="Times New Roman"/>
-                                      <w:sz w:val="20"/>
-                                      <w:szCs w:val="20"/>
-                                    </w:rPr>
-                                    <w:t>-</w:t>
-                                  </w:r>
+                                  <w:bookmarkStart w:id="89" w:name="NNF_90_3512_230_19_0_B"/>
+                                  <w:r>
+                                    <w:rPr>
+                                      <w:rFonts w:ascii="Times New Roman" w:hAnsi="Times New Roman" w:cs="Times New Roman"/>
+                                      <w:sz w:val="20"/>
+                                      <w:szCs w:val="20"/>
+                                    </w:rPr>
+                                    <w:t>{{r18}}</w:t>
+                                  </w:r>
+                                  <w:bookmarkEnd w:id="89"/>
                                 </w:p>
                               </w:tc>
                             </w:tr>
@@ -3793,14 +4766,29 @@
                                       <w:szCs w:val="20"/>
                                     </w:rPr>
                                   </w:pPr>
-                                  <w:r>
-                                    <w:rPr>
-                                      <w:rFonts w:ascii="Times New Roman" w:hAnsi="Times New Roman" w:cs="Times New Roman"/>
-                                      <w:sz w:val="20"/>
-                                      <w:szCs w:val="20"/>
-                                    </w:rPr>
-                                    <w:t>1</w:t>
-                                  </w:r>
+                                  <w:bookmarkStart w:id="90" w:name="NNF_91_480_230_19_1_B"/>
+                                  <w:r>
+                                    <w:rPr>
+                                      <w:rFonts w:ascii="Times New Roman" w:hAnsi="Times New Roman" w:cs="Times New Roman"/>
+                                      <w:w w:val="70"/>
+                                      <w:sz w:val="20"/>
+                                      <w:szCs w:val="20"/>
+                                      <w:fitText w:val="480" w:id="1091"/>
+                                    </w:rPr>
+                                    <w:t>{{q19}</w:t>
+                                  </w:r>
+                                  <w:r>
+                                    <w:rPr>
+                                      <w:rFonts w:ascii="Times New Roman" w:hAnsi="Times New Roman" w:cs="Times New Roman"/>
+                                      <w:spacing w:val="1"/>
+                                      <w:w w:val="70"/>
+                                      <w:sz w:val="20"/>
+                                      <w:szCs w:val="20"/>
+                                      <w:fitText w:val="480" w:id="1091"/>
+                                    </w:rPr>
+                                    <w:t>}</w:t>
+                                  </w:r>
+                                  <w:bookmarkEnd w:id="90"/>
                                 </w:p>
                               </w:tc>
                               <w:tc>
@@ -3817,14 +4805,28 @@
                                       <w:szCs w:val="20"/>
                                     </w:rPr>
                                   </w:pPr>
-                                  <w:r>
-                                    <w:rPr>
-                                      <w:rFonts w:ascii="Times New Roman" w:hAnsi="Times New Roman" w:cs="Times New Roman"/>
-                                      <w:sz w:val="20"/>
-                                      <w:szCs w:val="20"/>
-                                    </w:rPr>
-                                    <w:t>YES</w:t>
-                                  </w:r>
+                                  <w:bookmarkStart w:id="91" w:name="NNF_92_1500_230_19_1_B"/>
+                                  <w:r>
+                                    <w:rPr>
+                                      <w:rFonts w:ascii="Times New Roman" w:hAnsi="Times New Roman" w:cs="Times New Roman"/>
+                                      <w:spacing w:val="136"/>
+                                      <w:sz w:val="20"/>
+                                      <w:szCs w:val="20"/>
+                                      <w:fitText w:val="1500" w:id="1092"/>
+                                    </w:rPr>
+                                    <w:t>{{g19}</w:t>
+                                  </w:r>
+                                  <w:r>
+                                    <w:rPr>
+                                      <w:rFonts w:ascii="Times New Roman" w:hAnsi="Times New Roman" w:cs="Times New Roman"/>
+                                      <w:spacing w:val="1"/>
+                                      <w:sz w:val="20"/>
+                                      <w:szCs w:val="20"/>
+                                      <w:fitText w:val="1500" w:id="1092"/>
+                                    </w:rPr>
+                                    <w:t>}</w:t>
+                                  </w:r>
+                                  <w:bookmarkEnd w:id="91"/>
                                 </w:p>
                               </w:tc>
                               <w:tc>
@@ -3841,14 +4843,28 @@
                                       <w:szCs w:val="20"/>
                                     </w:rPr>
                                   </w:pPr>
-                                  <w:r>
-                                    <w:rPr>
-                                      <w:rFonts w:ascii="Times New Roman" w:hAnsi="Times New Roman" w:cs="Times New Roman"/>
-                                      <w:sz w:val="20"/>
-                                      <w:szCs w:val="20"/>
-                                    </w:rPr>
-                                    <w:t>-</w:t>
-                                  </w:r>
+                                  <w:bookmarkStart w:id="92" w:name="NNF_93_869_230_19_1_B"/>
+                                  <w:r>
+                                    <w:rPr>
+                                      <w:rFonts w:ascii="Times New Roman" w:hAnsi="Times New Roman" w:cs="Times New Roman"/>
+                                      <w:spacing w:val="30"/>
+                                      <w:sz w:val="20"/>
+                                      <w:szCs w:val="20"/>
+                                      <w:fitText w:val="869" w:id="1093"/>
+                                    </w:rPr>
+                                    <w:t>{{b19}</w:t>
+                                  </w:r>
+                                  <w:r>
+                                    <w:rPr>
+                                      <w:rFonts w:ascii="Times New Roman" w:hAnsi="Times New Roman" w:cs="Times New Roman"/>
+                                      <w:spacing w:val="6"/>
+                                      <w:sz w:val="20"/>
+                                      <w:szCs w:val="20"/>
+                                      <w:fitText w:val="869" w:id="1093"/>
+                                    </w:rPr>
+                                    <w:t>}</w:t>
+                                  </w:r>
+                                  <w:bookmarkEnd w:id="92"/>
                                 </w:p>
                               </w:tc>
                               <w:tc>
@@ -3864,14 +4880,16 @@
                                       <w:szCs w:val="20"/>
                                     </w:rPr>
                                   </w:pPr>
-                                  <w:r>
-                                    <w:rPr>
-                                      <w:rFonts w:ascii="Times New Roman" w:hAnsi="Times New Roman" w:cs="Times New Roman"/>
-                                      <w:sz w:val="20"/>
-                                      <w:szCs w:val="20"/>
-                                    </w:rPr>
-                                    <w:t>-</w:t>
-                                  </w:r>
+                                  <w:bookmarkStart w:id="93" w:name="NNF_94_3512_230_19_0_B"/>
+                                  <w:r>
+                                    <w:rPr>
+                                      <w:rFonts w:ascii="Times New Roman" w:hAnsi="Times New Roman" w:cs="Times New Roman"/>
+                                      <w:sz w:val="20"/>
+                                      <w:szCs w:val="20"/>
+                                    </w:rPr>
+                                    <w:t>{{r19}}</w:t>
+                                  </w:r>
+                                  <w:bookmarkEnd w:id="93"/>
                                 </w:p>
                               </w:tc>
                             </w:tr>
@@ -4016,14 +5034,16 @@
                                       <w:szCs w:val="20"/>
                                     </w:rPr>
                                   </w:pPr>
-                                  <w:r>
-                                    <w:rPr>
-                                      <w:rFonts w:ascii="Times New Roman" w:hAnsi="Times New Roman" w:cs="Times New Roman"/>
-                                      <w:sz w:val="20"/>
-                                      <w:szCs w:val="20"/>
-                                    </w:rPr>
-                                    <w:t>-</w:t>
-                                  </w:r>
+                                  <w:bookmarkStart w:id="94" w:name="NNF_95_3512_238_19_0_B"/>
+                                  <w:r>
+                                    <w:rPr>
+                                      <w:rFonts w:ascii="Times New Roman" w:hAnsi="Times New Roman" w:cs="Times New Roman"/>
+                                      <w:sz w:val="20"/>
+                                      <w:szCs w:val="20"/>
+                                    </w:rPr>
+                                    <w:t>{{meter_reading}}</w:t>
+                                  </w:r>
+                                  <w:bookmarkEnd w:id="94"/>
                                 </w:p>
                               </w:tc>
                             </w:tr>
@@ -4056,7 +5076,7 @@
                 <v:stroke joinstyle="miter"/>
                 <v:path gradientshapeok="t" o:connecttype="rect"/>
               </v:shapetype>
-              <v:shape id="Textbox 1" o:spid="_x0000_s1026" type="#_x0000_t202" style="position:absolute;left:0;text-align:left;margin-left:64.8pt;margin-top:9.7pt;width:504.6pt;height:306pt;z-index:251658240;visibility:visible;mso-wrap-style:square;mso-width-percent:0;mso-height-percent:0;mso-wrap-distance-left:0;mso-wrap-distance-top:0;mso-wrap-distance-right:0;mso-wrap-distance-bottom:0;mso-position-horizontal:absolute;mso-position-horizontal-relative:page;mso-position-vertical:absolute;mso-position-vertical-relative:text;mso-width-percent:0;mso-height-percent:0;mso-width-relative:margin;mso-height-relative:margin;v-text-anchor:top" o:gfxdata="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" filled="f" stroked="f">
+              <v:shape id="Textbox 1" o:spid="_x0000_s1026" type="#_x0000_t202" style="position:absolute;left:0;text-align:left;margin-left:64.8pt;margin-top:9.7pt;width:504.6pt;height:306pt;z-index:251652608;visibility:visible;mso-wrap-style:square;mso-width-percent:0;mso-height-percent:0;mso-wrap-distance-left:0;mso-wrap-distance-top:0;mso-wrap-distance-right:0;mso-wrap-distance-bottom:0;mso-position-horizontal:absolute;mso-position-horizontal-relative:page;mso-position-vertical:absolute;mso-position-vertical-relative:text;mso-width-percent:0;mso-height-percent:0;mso-width-relative:margin;mso-height-relative:margin;v-text-anchor:top" o:gfxdata="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" filled="f" stroked="f">
                 <v:textbox inset="0,0,0,0">
                   <w:txbxContent>
                     <w:tbl>
@@ -4338,14 +5358,29 @@
                                 <w:szCs w:val="20"/>
                               </w:rPr>
                             </w:pPr>
-                            <w:r>
-                              <w:rPr>
-                                <w:rFonts w:ascii="Times New Roman" w:hAnsi="Times New Roman" w:cs="Times New Roman"/>
-                                <w:sz w:val="20"/>
-                                <w:szCs w:val="20"/>
-                              </w:rPr>
-                              <w:t>-</w:t>
-                            </w:r>
+                            <w:bookmarkStart w:id="95" w:name="NNF_13_480_252_19_1_B"/>
+                            <w:r>
+                              <w:rPr>
+                                <w:rFonts w:ascii="Times New Roman" w:hAnsi="Times New Roman" w:cs="Times New Roman"/>
+                                <w:w w:val="82"/>
+                                <w:sz w:val="20"/>
+                                <w:szCs w:val="20"/>
+                                <w:fitText w:val="480" w:id="1013"/>
+                              </w:rPr>
+                              <w:t>{{q0}</w:t>
+                            </w:r>
+                            <w:r>
+                              <w:rPr>
+                                <w:rFonts w:ascii="Times New Roman" w:hAnsi="Times New Roman" w:cs="Times New Roman"/>
+                                <w:spacing w:val="1"/>
+                                <w:w w:val="82"/>
+                                <w:sz w:val="20"/>
+                                <w:szCs w:val="20"/>
+                                <w:fitText w:val="480" w:id="1013"/>
+                              </w:rPr>
+                              <w:t>}</w:t>
+                            </w:r>
+                            <w:bookmarkEnd w:id="95"/>
                           </w:p>
                         </w:tc>
                         <w:tc>
@@ -4362,14 +5397,28 @@
                                 <w:szCs w:val="20"/>
                               </w:rPr>
                             </w:pPr>
-                            <w:r>
-                              <w:rPr>
-                                <w:rFonts w:ascii="Times New Roman" w:hAnsi="Times New Roman" w:cs="Times New Roman"/>
-                                <w:sz w:val="20"/>
-                                <w:szCs w:val="20"/>
-                              </w:rPr>
-                              <w:t>-</w:t>
-                            </w:r>
+                            <w:bookmarkStart w:id="96" w:name="NNF_14_1500_252_19_1_B"/>
+                            <w:r>
+                              <w:rPr>
+                                <w:rFonts w:ascii="Times New Roman" w:hAnsi="Times New Roman" w:cs="Times New Roman"/>
+                                <w:spacing w:val="183"/>
+                                <w:sz w:val="20"/>
+                                <w:szCs w:val="20"/>
+                                <w:fitText w:val="1500" w:id="1014"/>
+                              </w:rPr>
+                              <w:t>{{g0}</w:t>
+                            </w:r>
+                            <w:r>
+                              <w:rPr>
+                                <w:rFonts w:ascii="Times New Roman" w:hAnsi="Times New Roman" w:cs="Times New Roman"/>
+                                <w:spacing w:val="2"/>
+                                <w:sz w:val="20"/>
+                                <w:szCs w:val="20"/>
+                                <w:fitText w:val="1500" w:id="1014"/>
+                              </w:rPr>
+                              <w:t>}</w:t>
+                            </w:r>
+                            <w:bookmarkEnd w:id="96"/>
                           </w:p>
                         </w:tc>
                         <w:tc>
@@ -4386,14 +5435,28 @@
                                 <w:szCs w:val="20"/>
                               </w:rPr>
                             </w:pPr>
-                            <w:r>
-                              <w:rPr>
-                                <w:rFonts w:ascii="Times New Roman" w:hAnsi="Times New Roman" w:cs="Times New Roman"/>
-                                <w:sz w:val="20"/>
-                                <w:szCs w:val="20"/>
-                              </w:rPr>
-                              <w:t>-</w:t>
-                            </w:r>
+                            <w:bookmarkStart w:id="97" w:name="NNF_15_869_252_19_1_B"/>
+                            <w:r>
+                              <w:rPr>
+                                <w:rFonts w:ascii="Times New Roman" w:hAnsi="Times New Roman" w:cs="Times New Roman"/>
+                                <w:spacing w:val="57"/>
+                                <w:sz w:val="20"/>
+                                <w:szCs w:val="20"/>
+                                <w:fitText w:val="869" w:id="1015"/>
+                              </w:rPr>
+                              <w:t>{{b0}</w:t>
+                            </w:r>
+                            <w:r>
+                              <w:rPr>
+                                <w:rFonts w:ascii="Times New Roman" w:hAnsi="Times New Roman" w:cs="Times New Roman"/>
+                                <w:spacing w:val="1"/>
+                                <w:sz w:val="20"/>
+                                <w:szCs w:val="20"/>
+                                <w:fitText w:val="869" w:id="1015"/>
+                              </w:rPr>
+                              <w:t>}</w:t>
+                            </w:r>
+                            <w:bookmarkEnd w:id="97"/>
                           </w:p>
                         </w:tc>
                         <w:tc>
@@ -4409,14 +5472,16 @@
                                 <w:szCs w:val="20"/>
                               </w:rPr>
                             </w:pPr>
-                            <w:r>
-                              <w:rPr>
-                                <w:rFonts w:ascii="Times New Roman" w:hAnsi="Times New Roman" w:cs="Times New Roman"/>
-                                <w:sz w:val="20"/>
-                                <w:szCs w:val="20"/>
-                              </w:rPr>
-                              <w:t>-</w:t>
-                            </w:r>
+                            <w:bookmarkStart w:id="98" w:name="NNF_16_3512_252_19_0_B"/>
+                            <w:r>
+                              <w:rPr>
+                                <w:rFonts w:ascii="Times New Roman" w:hAnsi="Times New Roman" w:cs="Times New Roman"/>
+                                <w:sz w:val="20"/>
+                                <w:szCs w:val="20"/>
+                              </w:rPr>
+                              <w:t>{{r0}}</w:t>
+                            </w:r>
+                            <w:bookmarkEnd w:id="98"/>
                           </w:p>
                         </w:tc>
                       </w:tr>
@@ -4464,14 +5529,29 @@
                                 <w:szCs w:val="20"/>
                               </w:rPr>
                             </w:pPr>
-                            <w:r>
-                              <w:rPr>
-                                <w:rFonts w:ascii="Times New Roman" w:hAnsi="Times New Roman" w:cs="Times New Roman"/>
-                                <w:sz w:val="20"/>
-                                <w:szCs w:val="20"/>
-                              </w:rPr>
-                              <w:t>1</w:t>
-                            </w:r>
+                            <w:bookmarkStart w:id="99" w:name="NNF_17_480_230_19_1_B"/>
+                            <w:r>
+                              <w:rPr>
+                                <w:rFonts w:ascii="Times New Roman" w:hAnsi="Times New Roman" w:cs="Times New Roman"/>
+                                <w:w w:val="82"/>
+                                <w:sz w:val="20"/>
+                                <w:szCs w:val="20"/>
+                                <w:fitText w:val="480" w:id="1017"/>
+                              </w:rPr>
+                              <w:t>{{q1}</w:t>
+                            </w:r>
+                            <w:r>
+                              <w:rPr>
+                                <w:rFonts w:ascii="Times New Roman" w:hAnsi="Times New Roman" w:cs="Times New Roman"/>
+                                <w:spacing w:val="1"/>
+                                <w:w w:val="82"/>
+                                <w:sz w:val="20"/>
+                                <w:szCs w:val="20"/>
+                                <w:fitText w:val="480" w:id="1017"/>
+                              </w:rPr>
+                              <w:t>}</w:t>
+                            </w:r>
+                            <w:bookmarkEnd w:id="99"/>
                           </w:p>
                         </w:tc>
                         <w:tc>
@@ -4488,14 +5568,28 @@
                                 <w:szCs w:val="20"/>
                               </w:rPr>
                             </w:pPr>
-                            <w:r>
-                              <w:rPr>
-                                <w:rFonts w:ascii="Times New Roman" w:hAnsi="Times New Roman" w:cs="Times New Roman"/>
-                                <w:sz w:val="20"/>
-                                <w:szCs w:val="20"/>
-                              </w:rPr>
-                              <w:t>YES</w:t>
-                            </w:r>
+                            <w:bookmarkStart w:id="100" w:name="NNF_18_1500_230_19_1_B"/>
+                            <w:r>
+                              <w:rPr>
+                                <w:rFonts w:ascii="Times New Roman" w:hAnsi="Times New Roman" w:cs="Times New Roman"/>
+                                <w:spacing w:val="183"/>
+                                <w:sz w:val="20"/>
+                                <w:szCs w:val="20"/>
+                                <w:fitText w:val="1500" w:id="1018"/>
+                              </w:rPr>
+                              <w:t>{{g1}</w:t>
+                            </w:r>
+                            <w:r>
+                              <w:rPr>
+                                <w:rFonts w:ascii="Times New Roman" w:hAnsi="Times New Roman" w:cs="Times New Roman"/>
+                                <w:spacing w:val="2"/>
+                                <w:sz w:val="20"/>
+                                <w:szCs w:val="20"/>
+                                <w:fitText w:val="1500" w:id="1018"/>
+                              </w:rPr>
+                              <w:t>}</w:t>
+                            </w:r>
+                            <w:bookmarkEnd w:id="100"/>
                           </w:p>
                         </w:tc>
                         <w:tc>
@@ -4512,14 +5606,28 @@
                                 <w:szCs w:val="20"/>
                               </w:rPr>
                             </w:pPr>
-                            <w:r>
-                              <w:rPr>
-                                <w:rFonts w:ascii="Times New Roman" w:hAnsi="Times New Roman" w:cs="Times New Roman"/>
-                                <w:sz w:val="20"/>
-                                <w:szCs w:val="20"/>
-                              </w:rPr>
-                              <w:t>-</w:t>
-                            </w:r>
+                            <w:bookmarkStart w:id="101" w:name="NNF_19_869_230_19_1_B"/>
+                            <w:r>
+                              <w:rPr>
+                                <w:rFonts w:ascii="Times New Roman" w:hAnsi="Times New Roman" w:cs="Times New Roman"/>
+                                <w:spacing w:val="57"/>
+                                <w:sz w:val="20"/>
+                                <w:szCs w:val="20"/>
+                                <w:fitText w:val="869" w:id="1019"/>
+                              </w:rPr>
+                              <w:t>{{b1}</w:t>
+                            </w:r>
+                            <w:r>
+                              <w:rPr>
+                                <w:rFonts w:ascii="Times New Roman" w:hAnsi="Times New Roman" w:cs="Times New Roman"/>
+                                <w:spacing w:val="1"/>
+                                <w:sz w:val="20"/>
+                                <w:szCs w:val="20"/>
+                                <w:fitText w:val="869" w:id="1019"/>
+                              </w:rPr>
+                              <w:t>}</w:t>
+                            </w:r>
+                            <w:bookmarkEnd w:id="101"/>
                           </w:p>
                         </w:tc>
                         <w:tc>
@@ -4535,14 +5643,16 @@
                                 <w:szCs w:val="20"/>
                               </w:rPr>
                             </w:pPr>
-                            <w:r>
-                              <w:rPr>
-                                <w:rFonts w:ascii="Times New Roman" w:hAnsi="Times New Roman" w:cs="Times New Roman"/>
-                                <w:sz w:val="20"/>
-                                <w:szCs w:val="20"/>
-                              </w:rPr>
-                              <w:t>-</w:t>
-                            </w:r>
+                            <w:bookmarkStart w:id="102" w:name="NNF_20_3512_230_19_0_B"/>
+                            <w:r>
+                              <w:rPr>
+                                <w:rFonts w:ascii="Times New Roman" w:hAnsi="Times New Roman" w:cs="Times New Roman"/>
+                                <w:sz w:val="20"/>
+                                <w:szCs w:val="20"/>
+                              </w:rPr>
+                              <w:t>{{r1}}</w:t>
+                            </w:r>
+                            <w:bookmarkEnd w:id="102"/>
                           </w:p>
                         </w:tc>
                       </w:tr>
@@ -4591,15 +5701,31 @@
                                 <w:lang w:eastAsia="zh-CN"/>
                               </w:rPr>
                             </w:pPr>
+                            <w:bookmarkStart w:id="103" w:name="NNF_21_480_230_19_1_B"/>
                             <w:r>
                               <w:rPr>
                                 <w:rFonts w:ascii="Times New Roman" w:hAnsi="Times New Roman" w:cs="Times New Roman" w:hint="eastAsia"/>
-                                <w:sz w:val="20"/>
-                                <w:szCs w:val="20"/>
+                                <w:w w:val="82"/>
+                                <w:sz w:val="20"/>
+                                <w:szCs w:val="20"/>
+                                <w:fitText w:val="480" w:id="1021"/>
                                 <w:lang w:eastAsia="zh-CN"/>
                               </w:rPr>
-                              <w:t>1</w:t>
-                            </w:r>
+                              <w:t>{{q2}</w:t>
+                            </w:r>
+                            <w:r>
+                              <w:rPr>
+                                <w:rFonts w:ascii="Times New Roman" w:hAnsi="Times New Roman" w:cs="Times New Roman" w:hint="eastAsia"/>
+                                <w:spacing w:val="1"/>
+                                <w:w w:val="82"/>
+                                <w:sz w:val="20"/>
+                                <w:szCs w:val="20"/>
+                                <w:fitText w:val="480" w:id="1021"/>
+                                <w:lang w:eastAsia="zh-CN"/>
+                              </w:rPr>
+                              <w:t>}</w:t>
+                            </w:r>
+                            <w:bookmarkEnd w:id="103"/>
                           </w:p>
                         </w:tc>
                         <w:tc>
@@ -4617,15 +5743,30 @@
                                 <w:lang w:eastAsia="zh-CN"/>
                               </w:rPr>
                             </w:pPr>
+                            <w:bookmarkStart w:id="104" w:name="NNF_22_1500_230_19_1_B"/>
                             <w:r>
                               <w:rPr>
                                 <w:rFonts w:ascii="Times New Roman" w:hAnsi="Times New Roman" w:cs="Times New Roman" w:hint="eastAsia"/>
-                                <w:sz w:val="20"/>
-                                <w:szCs w:val="20"/>
+                                <w:spacing w:val="183"/>
+                                <w:sz w:val="20"/>
+                                <w:szCs w:val="20"/>
+                                <w:fitText w:val="1500" w:id="1022"/>
                                 <w:lang w:eastAsia="zh-CN"/>
                               </w:rPr>
-                              <w:t>YES</w:t>
-                            </w:r>
+                              <w:t>{{g2}</w:t>
+                            </w:r>
+                            <w:r>
+                              <w:rPr>
+                                <w:rFonts w:ascii="Times New Roman" w:hAnsi="Times New Roman" w:cs="Times New Roman" w:hint="eastAsia"/>
+                                <w:spacing w:val="2"/>
+                                <w:sz w:val="20"/>
+                                <w:szCs w:val="20"/>
+                                <w:fitText w:val="1500" w:id="1022"/>
+                                <w:lang w:eastAsia="zh-CN"/>
+                              </w:rPr>
+                              <w:t>}</w:t>
+                            </w:r>
+                            <w:bookmarkEnd w:id="104"/>
                           </w:p>
                         </w:tc>
                         <w:tc>
@@ -4642,14 +5783,28 @@
                                 <w:szCs w:val="20"/>
                               </w:rPr>
                             </w:pPr>
-                            <w:r>
-                              <w:rPr>
-                                <w:rFonts w:ascii="Times New Roman" w:hAnsi="Times New Roman" w:cs="Times New Roman"/>
-                                <w:sz w:val="20"/>
-                                <w:szCs w:val="20"/>
-                              </w:rPr>
-                              <w:t>-</w:t>
-                            </w:r>
+                            <w:bookmarkStart w:id="105" w:name="NNF_23_869_230_19_1_B"/>
+                            <w:r>
+                              <w:rPr>
+                                <w:rFonts w:ascii="Times New Roman" w:hAnsi="Times New Roman" w:cs="Times New Roman"/>
+                                <w:spacing w:val="57"/>
+                                <w:sz w:val="20"/>
+                                <w:szCs w:val="20"/>
+                                <w:fitText w:val="869" w:id="1023"/>
+                              </w:rPr>
+                              <w:t>{{b2}</w:t>
+                            </w:r>
+                            <w:r>
+                              <w:rPr>
+                                <w:rFonts w:ascii="Times New Roman" w:hAnsi="Times New Roman" w:cs="Times New Roman"/>
+                                <w:spacing w:val="1"/>
+                                <w:sz w:val="20"/>
+                                <w:szCs w:val="20"/>
+                                <w:fitText w:val="869" w:id="1023"/>
+                              </w:rPr>
+                              <w:t>}</w:t>
+                            </w:r>
+                            <w:bookmarkEnd w:id="105"/>
                           </w:p>
                         </w:tc>
                         <w:tc>
@@ -4667,6 +5822,7 @@
                                 <w:lang w:eastAsia="zh-CN"/>
                               </w:rPr>
                             </w:pPr>
+                            <w:bookmarkStart w:id="106" w:name="NNF_24_3512_230_19_0_B"/>
                             <w:r>
                               <w:rPr>
                                 <w:rFonts w:ascii="Times New Roman" w:hAnsi="Times New Roman" w:cs="Times New Roman"/>
@@ -4674,8 +5830,9 @@
                                 <w:szCs w:val="20"/>
                                 <w:lang w:eastAsia="zh-CN"/>
                               </w:rPr>
-                              <w:t>-</w:t>
-                            </w:r>
+                              <w:t>{{r2}}</w:t>
+                            </w:r>
+                            <w:bookmarkEnd w:id="106"/>
                           </w:p>
                         </w:tc>
                       </w:tr>
@@ -4725,14 +5882,29 @@
                                 <w:lang w:eastAsia="zh-CN"/>
                               </w:rPr>
                             </w:pPr>
-                            <w:r>
-                              <w:rPr>
-                                <w:rFonts w:ascii="Times New Roman" w:hAnsi="Times New Roman" w:cs="Times New Roman"/>
-                                <w:sz w:val="20"/>
-                                <w:szCs w:val="20"/>
-                              </w:rPr>
-                              <w:t>1</w:t>
-                            </w:r>
+                            <w:bookmarkStart w:id="107" w:name="NNF_25_480_230_19_1_B"/>
+                            <w:r>
+                              <w:rPr>
+                                <w:rFonts w:ascii="Times New Roman" w:hAnsi="Times New Roman" w:cs="Times New Roman"/>
+                                <w:w w:val="82"/>
+                                <w:sz w:val="20"/>
+                                <w:szCs w:val="20"/>
+                                <w:fitText w:val="480" w:id="1025"/>
+                              </w:rPr>
+                              <w:t>{{q3}</w:t>
+                            </w:r>
+                            <w:r>
+                              <w:rPr>
+                                <w:rFonts w:ascii="Times New Roman" w:hAnsi="Times New Roman" w:cs="Times New Roman"/>
+                                <w:spacing w:val="1"/>
+                                <w:w w:val="82"/>
+                                <w:sz w:val="20"/>
+                                <w:szCs w:val="20"/>
+                                <w:fitText w:val="480" w:id="1025"/>
+                              </w:rPr>
+                              <w:t>}</w:t>
+                            </w:r>
+                            <w:bookmarkEnd w:id="107"/>
                           </w:p>
                         </w:tc>
                         <w:tc>
@@ -4750,14 +5922,28 @@
                                 <w:lang w:eastAsia="zh-CN"/>
                               </w:rPr>
                             </w:pPr>
-                            <w:r>
-                              <w:rPr>
-                                <w:rFonts w:ascii="Times New Roman" w:hAnsi="Times New Roman" w:cs="Times New Roman"/>
-                                <w:sz w:val="20"/>
-                                <w:szCs w:val="20"/>
-                              </w:rPr>
-                              <w:t>YES</w:t>
-                            </w:r>
+                            <w:bookmarkStart w:id="108" w:name="NNF_26_1500_230_19_1_B"/>
+                            <w:r>
+                              <w:rPr>
+                                <w:rFonts w:ascii="Times New Roman" w:hAnsi="Times New Roman" w:cs="Times New Roman"/>
+                                <w:spacing w:val="183"/>
+                                <w:sz w:val="20"/>
+                                <w:szCs w:val="20"/>
+                                <w:fitText w:val="1500" w:id="1026"/>
+                              </w:rPr>
+                              <w:t>{{g3}</w:t>
+                            </w:r>
+                            <w:r>
+                              <w:rPr>
+                                <w:rFonts w:ascii="Times New Roman" w:hAnsi="Times New Roman" w:cs="Times New Roman"/>
+                                <w:spacing w:val="2"/>
+                                <w:sz w:val="20"/>
+                                <w:szCs w:val="20"/>
+                                <w:fitText w:val="1500" w:id="1026"/>
+                              </w:rPr>
+                              <w:t>}</w:t>
+                            </w:r>
+                            <w:bookmarkEnd w:id="108"/>
                           </w:p>
                         </w:tc>
                         <w:tc>
@@ -4774,14 +5960,28 @@
                                 <w:szCs w:val="20"/>
                               </w:rPr>
                             </w:pPr>
-                            <w:r>
-                              <w:rPr>
-                                <w:rFonts w:ascii="Times New Roman" w:hAnsi="Times New Roman" w:cs="Times New Roman"/>
-                                <w:sz w:val="20"/>
-                                <w:szCs w:val="20"/>
-                              </w:rPr>
-                              <w:t>-</w:t>
-                            </w:r>
+                            <w:bookmarkStart w:id="109" w:name="NNF_27_869_230_19_1_B"/>
+                            <w:r>
+                              <w:rPr>
+                                <w:rFonts w:ascii="Times New Roman" w:hAnsi="Times New Roman" w:cs="Times New Roman"/>
+                                <w:spacing w:val="57"/>
+                                <w:sz w:val="20"/>
+                                <w:szCs w:val="20"/>
+                                <w:fitText w:val="869" w:id="1027"/>
+                              </w:rPr>
+                              <w:t>{{b3}</w:t>
+                            </w:r>
+                            <w:r>
+                              <w:rPr>
+                                <w:rFonts w:ascii="Times New Roman" w:hAnsi="Times New Roman" w:cs="Times New Roman"/>
+                                <w:spacing w:val="1"/>
+                                <w:sz w:val="20"/>
+                                <w:szCs w:val="20"/>
+                                <w:fitText w:val="869" w:id="1027"/>
+                              </w:rPr>
+                              <w:t>}</w:t>
+                            </w:r>
+                            <w:bookmarkEnd w:id="109"/>
                           </w:p>
                         </w:tc>
                         <w:tc>
@@ -4797,14 +5997,16 @@
                                 <w:szCs w:val="20"/>
                               </w:rPr>
                             </w:pPr>
-                            <w:r>
-                              <w:rPr>
-                                <w:rFonts w:ascii="Times New Roman" w:hAnsi="Times New Roman" w:cs="Times New Roman"/>
-                                <w:sz w:val="20"/>
-                                <w:szCs w:val="20"/>
-                              </w:rPr>
-                              <w:t>-</w:t>
-                            </w:r>
+                            <w:bookmarkStart w:id="110" w:name="NNF_28_3512_230_19_0_B"/>
+                            <w:r>
+                              <w:rPr>
+                                <w:rFonts w:ascii="Times New Roman" w:hAnsi="Times New Roman" w:cs="Times New Roman"/>
+                                <w:sz w:val="20"/>
+                                <w:szCs w:val="20"/>
+                              </w:rPr>
+                              <w:t>{{r3}}</w:t>
+                            </w:r>
+                            <w:bookmarkEnd w:id="110"/>
                           </w:p>
                         </w:tc>
                       </w:tr>
@@ -4848,57 +6050,35 @@
                           <w:p>
                             <w:pPr>
                               <w:pStyle w:val="TableParagraph"/>
-                              <w:numPr>
-                                <w:ilvl w:val="0"/>
-                                <w:numId w:val="1"/>
-                              </w:numPr>
-                              <w:tabs>
-                                <w:tab w:val="left" w:pos="313"/>
-                              </w:tabs>
                               <w:spacing w:line="223" w:lineRule="exact"/>
-                              <w:ind w:left="313" w:hanging="309"/>
                               <w:rPr>
                                 <w:rFonts w:ascii="Times New Roman" w:hAnsi="Times New Roman" w:cs="Times New Roman"/>
                                 <w:sz w:val="20"/>
                                 <w:szCs w:val="20"/>
                               </w:rPr>
                             </w:pPr>
-                            <w:r>
-                              <w:rPr>
-                                <w:rFonts w:ascii="Times New Roman" w:hAnsi="Times New Roman" w:cs="Times New Roman"/>
-                                <w:sz w:val="20"/>
-                                <w:szCs w:val="20"/>
-                              </w:rPr>
-                              <w:t xml:space="preserve">with </w:t>
-                            </w:r>
-                            <w:r>
-                              <w:rPr>
-                                <w:rFonts w:ascii="Times New Roman" w:hAnsi="Times New Roman" w:cs="Times New Roman"/>
-                                <w:spacing w:val="-2"/>
-                                <w:sz w:val="20"/>
-                                <w:szCs w:val="20"/>
-                              </w:rPr>
-                              <w:t>drawer</w:t>
-                            </w:r>
+                            <w:bookmarkStart w:id="111" w:name="NNF_29_3100_260_20_0_B"/>
+                            <w:r>
+                              <w:rPr>
+                                <w:rFonts w:ascii="Times New Roman" w:hAnsi="Times New Roman" w:cs="Times New Roman"/>
+                                <w:sz w:val="20"/>
+                                <w:szCs w:val="20"/>
+                              </w:rPr>
+                              <w:t>{{drawer_with}} with drawer</w:t>
+                            </w:r>
+                            <w:bookmarkEnd w:id="111"/>
                           </w:p>
                           <w:p>
                             <w:pPr>
                               <w:pStyle w:val="TableParagraph"/>
-                              <w:numPr>
-                                <w:ilvl w:val="0"/>
-                                <w:numId w:val="1"/>
-                              </w:numPr>
-                              <w:tabs>
-                                <w:tab w:val="left" w:pos="292"/>
-                              </w:tabs>
                               <w:spacing w:line="233" w:lineRule="exact"/>
-                              <w:ind w:left="292" w:hanging="288"/>
                               <w:rPr>
                                 <w:rFonts w:ascii="Times New Roman" w:hAnsi="Times New Roman" w:cs="Times New Roman"/>
                                 <w:sz w:val="20"/>
                                 <w:szCs w:val="20"/>
                               </w:rPr>
                             </w:pPr>
+                            <w:bookmarkStart w:id="112" w:name="NNF_30_3100_260_20_0_B"/>
                             <w:r>
                               <w:rPr>
                                 <w:rFonts w:ascii="Times New Roman" w:hAnsi="Times New Roman" w:cs="Times New Roman"/>
@@ -4906,26 +6086,9 @@
                                 <w:sz w:val="20"/>
                                 <w:szCs w:val="20"/>
                               </w:rPr>
-                              <w:t>without</w:t>
-                            </w:r>
-                            <w:r>
-                              <w:rPr>
-                                <w:rFonts w:ascii="Times New Roman" w:hAnsi="Times New Roman" w:cs="Times New Roman"/>
-                                <w:spacing w:val="-13"/>
-                                <w:sz w:val="20"/>
-                                <w:szCs w:val="20"/>
-                              </w:rPr>
-                              <w:t xml:space="preserve"> </w:t>
-                            </w:r>
-                            <w:r>
-                              <w:rPr>
-                                <w:rFonts w:ascii="Times New Roman" w:hAnsi="Times New Roman" w:cs="Times New Roman"/>
-                                <w:spacing w:val="-2"/>
-                                <w:sz w:val="20"/>
-                                <w:szCs w:val="20"/>
-                              </w:rPr>
-                              <w:t>drawer</w:t>
-                            </w:r>
+                              <w:t>{{drawer_without}} without drawer</w:t>
+                            </w:r>
+                            <w:bookmarkEnd w:id="112"/>
                           </w:p>
                         </w:tc>
                         <w:tc>
@@ -4942,14 +6105,29 @@
                                 <w:szCs w:val="20"/>
                               </w:rPr>
                             </w:pPr>
-                            <w:r>
-                              <w:rPr>
-                                <w:rFonts w:ascii="Times New Roman" w:hAnsi="Times New Roman" w:cs="Times New Roman"/>
-                                <w:sz w:val="20"/>
-                                <w:szCs w:val="20"/>
-                              </w:rPr>
-                              <w:t>1</w:t>
-                            </w:r>
+                            <w:bookmarkStart w:id="113" w:name="NNF_31_480_928_19_1_B"/>
+                            <w:r>
+                              <w:rPr>
+                                <w:rFonts w:ascii="Times New Roman" w:hAnsi="Times New Roman" w:cs="Times New Roman"/>
+                                <w:w w:val="82"/>
+                                <w:sz w:val="20"/>
+                                <w:szCs w:val="20"/>
+                                <w:fitText w:val="480" w:id="1031"/>
+                              </w:rPr>
+                              <w:t>{{q4}</w:t>
+                            </w:r>
+                            <w:r>
+                              <w:rPr>
+                                <w:rFonts w:ascii="Times New Roman" w:hAnsi="Times New Roman" w:cs="Times New Roman"/>
+                                <w:spacing w:val="1"/>
+                                <w:w w:val="82"/>
+                                <w:sz w:val="20"/>
+                                <w:szCs w:val="20"/>
+                                <w:fitText w:val="480" w:id="1031"/>
+                              </w:rPr>
+                              <w:t>}</w:t>
+                            </w:r>
+                            <w:bookmarkEnd w:id="113"/>
                           </w:p>
                         </w:tc>
                         <w:tc>
@@ -4966,14 +6144,28 @@
                                 <w:szCs w:val="20"/>
                               </w:rPr>
                             </w:pPr>
-                            <w:r>
-                              <w:rPr>
-                                <w:rFonts w:ascii="Times New Roman" w:hAnsi="Times New Roman" w:cs="Times New Roman"/>
-                                <w:sz w:val="20"/>
-                                <w:szCs w:val="20"/>
-                              </w:rPr>
-                              <w:t>YES</w:t>
-                            </w:r>
+                            <w:bookmarkStart w:id="114" w:name="NNF_32_1500_928_19_1_B"/>
+                            <w:r>
+                              <w:rPr>
+                                <w:rFonts w:ascii="Times New Roman" w:hAnsi="Times New Roman" w:cs="Times New Roman"/>
+                                <w:spacing w:val="183"/>
+                                <w:sz w:val="20"/>
+                                <w:szCs w:val="20"/>
+                                <w:fitText w:val="1500" w:id="1032"/>
+                              </w:rPr>
+                              <w:t>{{g4}</w:t>
+                            </w:r>
+                            <w:r>
+                              <w:rPr>
+                                <w:rFonts w:ascii="Times New Roman" w:hAnsi="Times New Roman" w:cs="Times New Roman"/>
+                                <w:spacing w:val="2"/>
+                                <w:sz w:val="20"/>
+                                <w:szCs w:val="20"/>
+                                <w:fitText w:val="1500" w:id="1032"/>
+                              </w:rPr>
+                              <w:t>}</w:t>
+                            </w:r>
+                            <w:bookmarkEnd w:id="114"/>
                           </w:p>
                         </w:tc>
                         <w:tc>
@@ -4990,14 +6182,28 @@
                                 <w:szCs w:val="20"/>
                               </w:rPr>
                             </w:pPr>
-                            <w:r>
-                              <w:rPr>
-                                <w:rFonts w:ascii="Times New Roman" w:hAnsi="Times New Roman" w:cs="Times New Roman"/>
-                                <w:sz w:val="20"/>
-                                <w:szCs w:val="20"/>
-                              </w:rPr>
-                              <w:t>-</w:t>
-                            </w:r>
+                            <w:bookmarkStart w:id="115" w:name="NNF_33_869_928_19_1_B"/>
+                            <w:r>
+                              <w:rPr>
+                                <w:rFonts w:ascii="Times New Roman" w:hAnsi="Times New Roman" w:cs="Times New Roman"/>
+                                <w:spacing w:val="57"/>
+                                <w:sz w:val="20"/>
+                                <w:szCs w:val="20"/>
+                                <w:fitText w:val="869" w:id="1033"/>
+                              </w:rPr>
+                              <w:t>{{b4}</w:t>
+                            </w:r>
+                            <w:r>
+                              <w:rPr>
+                                <w:rFonts w:ascii="Times New Roman" w:hAnsi="Times New Roman" w:cs="Times New Roman"/>
+                                <w:spacing w:val="1"/>
+                                <w:sz w:val="20"/>
+                                <w:szCs w:val="20"/>
+                                <w:fitText w:val="869" w:id="1033"/>
+                              </w:rPr>
+                              <w:t>}</w:t>
+                            </w:r>
+                            <w:bookmarkEnd w:id="115"/>
                           </w:p>
                         </w:tc>
                         <w:tc>
@@ -5014,14 +6220,16 @@
                                 <w:szCs w:val="20"/>
                               </w:rPr>
                             </w:pPr>
-                            <w:r>
-                              <w:rPr>
-                                <w:rFonts w:ascii="Times New Roman" w:hAnsi="Times New Roman" w:cs="Times New Roman"/>
-                                <w:sz w:val="20"/>
-                                <w:szCs w:val="20"/>
-                              </w:rPr>
-                              <w:t>-</w:t>
-                            </w:r>
+                            <w:bookmarkStart w:id="116" w:name="NNF_34_3512_928_19_0_B"/>
+                            <w:r>
+                              <w:rPr>
+                                <w:rFonts w:ascii="Times New Roman" w:hAnsi="Times New Roman" w:cs="Times New Roman"/>
+                                <w:sz w:val="20"/>
+                                <w:szCs w:val="20"/>
+                              </w:rPr>
+                              <w:t>{{r4}}</w:t>
+                            </w:r>
+                            <w:bookmarkEnd w:id="116"/>
                           </w:p>
                         </w:tc>
                       </w:tr>
@@ -5069,15 +6277,31 @@
                                 <w:lang w:eastAsia="zh-CN"/>
                               </w:rPr>
                             </w:pPr>
-                            <w:r>
-                              <w:rPr>
-                                <w:rFonts w:ascii="Times New Roman" w:hAnsi="Times New Roman" w:cs="Times New Roman"/>
-                                <w:sz w:val="20"/>
-                                <w:szCs w:val="20"/>
+                            <w:bookmarkStart w:id="117" w:name="NNF_35_480_237_19_1_B"/>
+                            <w:r>
+                              <w:rPr>
+                                <w:rFonts w:ascii="Times New Roman" w:hAnsi="Times New Roman" w:cs="Times New Roman"/>
+                                <w:w w:val="82"/>
+                                <w:sz w:val="20"/>
+                                <w:szCs w:val="20"/>
+                                <w:fitText w:val="480" w:id="1035"/>
                                 <w:lang w:eastAsia="zh-CN"/>
                               </w:rPr>
-                              <w:t>1</w:t>
-                            </w:r>
+                              <w:t>{{q5}</w:t>
+                            </w:r>
+                            <w:r>
+                              <w:rPr>
+                                <w:rFonts w:ascii="Times New Roman" w:hAnsi="Times New Roman" w:cs="Times New Roman"/>
+                                <w:spacing w:val="1"/>
+                                <w:w w:val="82"/>
+                                <w:sz w:val="20"/>
+                                <w:szCs w:val="20"/>
+                                <w:fitText w:val="480" w:id="1035"/>
+                                <w:lang w:eastAsia="zh-CN"/>
+                              </w:rPr>
+                              <w:t>}</w:t>
+                            </w:r>
+                            <w:bookmarkEnd w:id="117"/>
                           </w:p>
                         </w:tc>
                         <w:tc>
@@ -5095,15 +6319,30 @@
                                 <w:lang w:eastAsia="zh-CN"/>
                               </w:rPr>
                             </w:pPr>
-                            <w:r>
-                              <w:rPr>
-                                <w:rFonts w:ascii="Times New Roman" w:hAnsi="Times New Roman" w:cs="Times New Roman"/>
-                                <w:sz w:val="20"/>
-                                <w:szCs w:val="20"/>
+                            <w:bookmarkStart w:id="118" w:name="NNF_36_1500_237_19_1_B"/>
+                            <w:r>
+                              <w:rPr>
+                                <w:rFonts w:ascii="Times New Roman" w:hAnsi="Times New Roman" w:cs="Times New Roman"/>
+                                <w:spacing w:val="183"/>
+                                <w:sz w:val="20"/>
+                                <w:szCs w:val="20"/>
+                                <w:fitText w:val="1500" w:id="1036"/>
                                 <w:lang w:eastAsia="zh-CN"/>
                               </w:rPr>
-                              <w:t>YES</w:t>
-                            </w:r>
+                              <w:t>{{g5}</w:t>
+                            </w:r>
+                            <w:r>
+                              <w:rPr>
+                                <w:rFonts w:ascii="Times New Roman" w:hAnsi="Times New Roman" w:cs="Times New Roman"/>
+                                <w:spacing w:val="2"/>
+                                <w:sz w:val="20"/>
+                                <w:szCs w:val="20"/>
+                                <w:fitText w:val="1500" w:id="1036"/>
+                                <w:lang w:eastAsia="zh-CN"/>
+                              </w:rPr>
+                              <w:t>}</w:t>
+                            </w:r>
+                            <w:bookmarkEnd w:id="118"/>
                           </w:p>
                         </w:tc>
                         <w:tc>
@@ -5120,14 +6359,28 @@
                                 <w:szCs w:val="20"/>
                               </w:rPr>
                             </w:pPr>
-                            <w:r>
-                              <w:rPr>
-                                <w:rFonts w:ascii="Times New Roman" w:hAnsi="Times New Roman" w:cs="Times New Roman"/>
-                                <w:sz w:val="20"/>
-                                <w:szCs w:val="20"/>
-                              </w:rPr>
-                              <w:t>-</w:t>
-                            </w:r>
+                            <w:bookmarkStart w:id="119" w:name="NNF_37_869_237_19_1_B"/>
+                            <w:r>
+                              <w:rPr>
+                                <w:rFonts w:ascii="Times New Roman" w:hAnsi="Times New Roman" w:cs="Times New Roman"/>
+                                <w:spacing w:val="57"/>
+                                <w:sz w:val="20"/>
+                                <w:szCs w:val="20"/>
+                                <w:fitText w:val="869" w:id="1037"/>
+                              </w:rPr>
+                              <w:t>{{b5}</w:t>
+                            </w:r>
+                            <w:r>
+                              <w:rPr>
+                                <w:rFonts w:ascii="Times New Roman" w:hAnsi="Times New Roman" w:cs="Times New Roman"/>
+                                <w:spacing w:val="1"/>
+                                <w:sz w:val="20"/>
+                                <w:szCs w:val="20"/>
+                                <w:fitText w:val="869" w:id="1037"/>
+                              </w:rPr>
+                              <w:t>}</w:t>
+                            </w:r>
+                            <w:bookmarkEnd w:id="119"/>
                           </w:p>
                         </w:tc>
                         <w:tc>
@@ -5143,14 +6396,16 @@
                                 <w:szCs w:val="20"/>
                               </w:rPr>
                             </w:pPr>
-                            <w:r>
-                              <w:rPr>
-                                <w:rFonts w:ascii="Times New Roman" w:hAnsi="Times New Roman" w:cs="Times New Roman"/>
-                                <w:sz w:val="20"/>
-                                <w:szCs w:val="20"/>
-                              </w:rPr>
-                              <w:t>-</w:t>
-                            </w:r>
+                            <w:bookmarkStart w:id="120" w:name="NNF_38_3512_237_19_0_B"/>
+                            <w:r>
+                              <w:rPr>
+                                <w:rFonts w:ascii="Times New Roman" w:hAnsi="Times New Roman" w:cs="Times New Roman"/>
+                                <w:sz w:val="20"/>
+                                <w:szCs w:val="20"/>
+                              </w:rPr>
+                              <w:t>{{r5}}</w:t>
+                            </w:r>
+                            <w:bookmarkEnd w:id="120"/>
                           </w:p>
                         </w:tc>
                       </w:tr>
@@ -5199,15 +6454,31 @@
                                 <w:lang w:eastAsia="zh-CN"/>
                               </w:rPr>
                             </w:pPr>
+                            <w:bookmarkStart w:id="121" w:name="NNF_39_480_230_19_1_B"/>
                             <w:r>
                               <w:rPr>
                                 <w:rFonts w:ascii="Times New Roman" w:hAnsi="Times New Roman" w:cs="Times New Roman" w:hint="eastAsia"/>
-                                <w:sz w:val="20"/>
-                                <w:szCs w:val="20"/>
+                                <w:w w:val="82"/>
+                                <w:sz w:val="20"/>
+                                <w:szCs w:val="20"/>
+                                <w:fitText w:val="480" w:id="1039"/>
                                 <w:lang w:eastAsia="zh-CN"/>
                               </w:rPr>
-                              <w:t>1</w:t>
-                            </w:r>
+                              <w:t>{{q6}</w:t>
+                            </w:r>
+                            <w:r>
+                              <w:rPr>
+                                <w:rFonts w:ascii="Times New Roman" w:hAnsi="Times New Roman" w:cs="Times New Roman" w:hint="eastAsia"/>
+                                <w:spacing w:val="1"/>
+                                <w:w w:val="82"/>
+                                <w:sz w:val="20"/>
+                                <w:szCs w:val="20"/>
+                                <w:fitText w:val="480" w:id="1039"/>
+                                <w:lang w:eastAsia="zh-CN"/>
+                              </w:rPr>
+                              <w:t>}</w:t>
+                            </w:r>
+                            <w:bookmarkEnd w:id="121"/>
                           </w:p>
                         </w:tc>
                         <w:tc>
@@ -5225,15 +6496,30 @@
                                 <w:lang w:eastAsia="zh-CN"/>
                               </w:rPr>
                             </w:pPr>
+                            <w:bookmarkStart w:id="122" w:name="NNF_40_1500_230_19_1_B"/>
                             <w:r>
                               <w:rPr>
                                 <w:rFonts w:ascii="Times New Roman" w:hAnsi="Times New Roman" w:cs="Times New Roman" w:hint="eastAsia"/>
-                                <w:sz w:val="20"/>
-                                <w:szCs w:val="20"/>
+                                <w:spacing w:val="183"/>
+                                <w:sz w:val="20"/>
+                                <w:szCs w:val="20"/>
+                                <w:fitText w:val="1500" w:id="1040"/>
                                 <w:lang w:eastAsia="zh-CN"/>
                               </w:rPr>
-                              <w:t>YES</w:t>
-                            </w:r>
+                              <w:t>{{g6}</w:t>
+                            </w:r>
+                            <w:r>
+                              <w:rPr>
+                                <w:rFonts w:ascii="Times New Roman" w:hAnsi="Times New Roman" w:cs="Times New Roman" w:hint="eastAsia"/>
+                                <w:spacing w:val="2"/>
+                                <w:sz w:val="20"/>
+                                <w:szCs w:val="20"/>
+                                <w:fitText w:val="1500" w:id="1040"/>
+                                <w:lang w:eastAsia="zh-CN"/>
+                              </w:rPr>
+                              <w:t>}</w:t>
+                            </w:r>
+                            <w:bookmarkEnd w:id="122"/>
                           </w:p>
                         </w:tc>
                         <w:tc>
@@ -5250,14 +6536,28 @@
                                 <w:szCs w:val="20"/>
                               </w:rPr>
                             </w:pPr>
-                            <w:r>
-                              <w:rPr>
-                                <w:rFonts w:ascii="Times New Roman" w:hAnsi="Times New Roman" w:cs="Times New Roman"/>
-                                <w:sz w:val="20"/>
-                                <w:szCs w:val="20"/>
-                              </w:rPr>
-                              <w:t>-</w:t>
-                            </w:r>
+                            <w:bookmarkStart w:id="123" w:name="NNF_41_869_230_19_1_B"/>
+                            <w:r>
+                              <w:rPr>
+                                <w:rFonts w:ascii="Times New Roman" w:hAnsi="Times New Roman" w:cs="Times New Roman"/>
+                                <w:spacing w:val="57"/>
+                                <w:sz w:val="20"/>
+                                <w:szCs w:val="20"/>
+                                <w:fitText w:val="869" w:id="1041"/>
+                              </w:rPr>
+                              <w:t>{{b6}</w:t>
+                            </w:r>
+                            <w:r>
+                              <w:rPr>
+                                <w:rFonts w:ascii="Times New Roman" w:hAnsi="Times New Roman" w:cs="Times New Roman"/>
+                                <w:spacing w:val="1"/>
+                                <w:sz w:val="20"/>
+                                <w:szCs w:val="20"/>
+                                <w:fitText w:val="869" w:id="1041"/>
+                              </w:rPr>
+                              <w:t>}</w:t>
+                            </w:r>
+                            <w:bookmarkEnd w:id="123"/>
                           </w:p>
                         </w:tc>
                         <w:tc>
@@ -5273,14 +6573,16 @@
                                 <w:szCs w:val="20"/>
                               </w:rPr>
                             </w:pPr>
-                            <w:r>
-                              <w:rPr>
-                                <w:rFonts w:ascii="Times New Roman" w:hAnsi="Times New Roman" w:cs="Times New Roman"/>
-                                <w:sz w:val="20"/>
-                                <w:szCs w:val="20"/>
-                              </w:rPr>
-                              <w:t>-</w:t>
-                            </w:r>
+                            <w:bookmarkStart w:id="124" w:name="NNF_42_3512_230_19_0_B"/>
+                            <w:r>
+                              <w:rPr>
+                                <w:rFonts w:ascii="Times New Roman" w:hAnsi="Times New Roman" w:cs="Times New Roman"/>
+                                <w:sz w:val="20"/>
+                                <w:szCs w:val="20"/>
+                              </w:rPr>
+                              <w:t>{{r6}}</w:t>
+                            </w:r>
+                            <w:bookmarkEnd w:id="124"/>
                           </w:p>
                         </w:tc>
                       </w:tr>
@@ -5328,14 +6630,29 @@
                                 <w:szCs w:val="20"/>
                               </w:rPr>
                             </w:pPr>
-                            <w:r>
-                              <w:rPr>
-                                <w:rFonts w:ascii="Times New Roman" w:hAnsi="Times New Roman" w:cs="Times New Roman"/>
-                                <w:sz w:val="20"/>
-                                <w:szCs w:val="20"/>
-                              </w:rPr>
-                              <w:t>1</w:t>
-                            </w:r>
+                            <w:bookmarkStart w:id="125" w:name="NNF_43_480_247_19_1_B"/>
+                            <w:r>
+                              <w:rPr>
+                                <w:rFonts w:ascii="Times New Roman" w:hAnsi="Times New Roman" w:cs="Times New Roman"/>
+                                <w:w w:val="82"/>
+                                <w:sz w:val="20"/>
+                                <w:szCs w:val="20"/>
+                                <w:fitText w:val="480" w:id="1043"/>
+                              </w:rPr>
+                              <w:t>{{q7}</w:t>
+                            </w:r>
+                            <w:r>
+                              <w:rPr>
+                                <w:rFonts w:ascii="Times New Roman" w:hAnsi="Times New Roman" w:cs="Times New Roman"/>
+                                <w:spacing w:val="1"/>
+                                <w:w w:val="82"/>
+                                <w:sz w:val="20"/>
+                                <w:szCs w:val="20"/>
+                                <w:fitText w:val="480" w:id="1043"/>
+                              </w:rPr>
+                              <w:t>}</w:t>
+                            </w:r>
+                            <w:bookmarkEnd w:id="125"/>
                           </w:p>
                         </w:tc>
                         <w:tc>
@@ -5352,14 +6669,28 @@
                                 <w:szCs w:val="20"/>
                               </w:rPr>
                             </w:pPr>
-                            <w:r>
-                              <w:rPr>
-                                <w:rFonts w:ascii="Times New Roman" w:hAnsi="Times New Roman" w:cs="Times New Roman"/>
-                                <w:sz w:val="20"/>
-                                <w:szCs w:val="20"/>
-                              </w:rPr>
-                              <w:t>YES</w:t>
-                            </w:r>
+                            <w:bookmarkStart w:id="126" w:name="NNF_44_1500_247_19_1_B"/>
+                            <w:r>
+                              <w:rPr>
+                                <w:rFonts w:ascii="Times New Roman" w:hAnsi="Times New Roman" w:cs="Times New Roman"/>
+                                <w:spacing w:val="183"/>
+                                <w:sz w:val="20"/>
+                                <w:szCs w:val="20"/>
+                                <w:fitText w:val="1500" w:id="1044"/>
+                              </w:rPr>
+                              <w:t>{{g7}</w:t>
+                            </w:r>
+                            <w:r>
+                              <w:rPr>
+                                <w:rFonts w:ascii="Times New Roman" w:hAnsi="Times New Roman" w:cs="Times New Roman"/>
+                                <w:spacing w:val="2"/>
+                                <w:sz w:val="20"/>
+                                <w:szCs w:val="20"/>
+                                <w:fitText w:val="1500" w:id="1044"/>
+                              </w:rPr>
+                              <w:t>}</w:t>
+                            </w:r>
+                            <w:bookmarkEnd w:id="126"/>
                           </w:p>
                         </w:tc>
                         <w:tc>
@@ -5376,14 +6707,28 @@
                                 <w:szCs w:val="20"/>
                               </w:rPr>
                             </w:pPr>
-                            <w:r>
-                              <w:rPr>
-                                <w:rFonts w:ascii="Times New Roman" w:hAnsi="Times New Roman" w:cs="Times New Roman"/>
-                                <w:sz w:val="20"/>
-                                <w:szCs w:val="20"/>
-                              </w:rPr>
-                              <w:t>-</w:t>
-                            </w:r>
+                            <w:bookmarkStart w:id="127" w:name="NNF_45_869_247_19_1_B"/>
+                            <w:r>
+                              <w:rPr>
+                                <w:rFonts w:ascii="Times New Roman" w:hAnsi="Times New Roman" w:cs="Times New Roman"/>
+                                <w:spacing w:val="57"/>
+                                <w:sz w:val="20"/>
+                                <w:szCs w:val="20"/>
+                                <w:fitText w:val="869" w:id="1045"/>
+                              </w:rPr>
+                              <w:t>{{b7}</w:t>
+                            </w:r>
+                            <w:r>
+                              <w:rPr>
+                                <w:rFonts w:ascii="Times New Roman" w:hAnsi="Times New Roman" w:cs="Times New Roman"/>
+                                <w:spacing w:val="1"/>
+                                <w:sz w:val="20"/>
+                                <w:szCs w:val="20"/>
+                                <w:fitText w:val="869" w:id="1045"/>
+                              </w:rPr>
+                              <w:t>}</w:t>
+                            </w:r>
+                            <w:bookmarkEnd w:id="127"/>
                           </w:p>
                         </w:tc>
                         <w:tc>
@@ -5399,14 +6744,16 @@
                                 <w:szCs w:val="20"/>
                               </w:rPr>
                             </w:pPr>
-                            <w:r>
-                              <w:rPr>
-                                <w:rFonts w:ascii="Times New Roman" w:hAnsi="Times New Roman" w:cs="Times New Roman"/>
-                                <w:sz w:val="20"/>
-                                <w:szCs w:val="20"/>
-                              </w:rPr>
-                              <w:t>-</w:t>
-                            </w:r>
+                            <w:bookmarkStart w:id="128" w:name="NNF_46_3512_247_19_0_B"/>
+                            <w:r>
+                              <w:rPr>
+                                <w:rFonts w:ascii="Times New Roman" w:hAnsi="Times New Roman" w:cs="Times New Roman"/>
+                                <w:sz w:val="20"/>
+                                <w:szCs w:val="20"/>
+                              </w:rPr>
+                              <w:t>{{r7}}</w:t>
+                            </w:r>
+                            <w:bookmarkEnd w:id="128"/>
                           </w:p>
                         </w:tc>
                       </w:tr>
@@ -5454,14 +6801,29 @@
                                 <w:szCs w:val="20"/>
                               </w:rPr>
                             </w:pPr>
-                            <w:r>
-                              <w:rPr>
-                                <w:rFonts w:ascii="Times New Roman" w:hAnsi="Times New Roman" w:cs="Times New Roman"/>
-                                <w:sz w:val="20"/>
-                                <w:szCs w:val="20"/>
-                              </w:rPr>
-                              <w:t>1</w:t>
-                            </w:r>
+                            <w:bookmarkStart w:id="129" w:name="NNF_47_480_230_19_1_B"/>
+                            <w:r>
+                              <w:rPr>
+                                <w:rFonts w:ascii="Times New Roman" w:hAnsi="Times New Roman" w:cs="Times New Roman"/>
+                                <w:w w:val="82"/>
+                                <w:sz w:val="20"/>
+                                <w:szCs w:val="20"/>
+                                <w:fitText w:val="480" w:id="1047"/>
+                              </w:rPr>
+                              <w:t>{{q8}</w:t>
+                            </w:r>
+                            <w:r>
+                              <w:rPr>
+                                <w:rFonts w:ascii="Times New Roman" w:hAnsi="Times New Roman" w:cs="Times New Roman"/>
+                                <w:spacing w:val="1"/>
+                                <w:w w:val="82"/>
+                                <w:sz w:val="20"/>
+                                <w:szCs w:val="20"/>
+                                <w:fitText w:val="480" w:id="1047"/>
+                              </w:rPr>
+                              <w:t>}</w:t>
+                            </w:r>
+                            <w:bookmarkEnd w:id="129"/>
                           </w:p>
                         </w:tc>
                         <w:tc>
@@ -5478,14 +6840,28 @@
                                 <w:szCs w:val="20"/>
                               </w:rPr>
                             </w:pPr>
-                            <w:r>
-                              <w:rPr>
-                                <w:rFonts w:ascii="Times New Roman" w:hAnsi="Times New Roman" w:cs="Times New Roman"/>
-                                <w:sz w:val="20"/>
-                                <w:szCs w:val="20"/>
-                              </w:rPr>
-                              <w:t>YES</w:t>
-                            </w:r>
+                            <w:bookmarkStart w:id="130" w:name="NNF_48_1500_230_19_1_B"/>
+                            <w:r>
+                              <w:rPr>
+                                <w:rFonts w:ascii="Times New Roman" w:hAnsi="Times New Roman" w:cs="Times New Roman"/>
+                                <w:spacing w:val="183"/>
+                                <w:sz w:val="20"/>
+                                <w:szCs w:val="20"/>
+                                <w:fitText w:val="1500" w:id="1048"/>
+                              </w:rPr>
+                              <w:t>{{g8}</w:t>
+                            </w:r>
+                            <w:r>
+                              <w:rPr>
+                                <w:rFonts w:ascii="Times New Roman" w:hAnsi="Times New Roman" w:cs="Times New Roman"/>
+                                <w:spacing w:val="2"/>
+                                <w:sz w:val="20"/>
+                                <w:szCs w:val="20"/>
+                                <w:fitText w:val="1500" w:id="1048"/>
+                              </w:rPr>
+                              <w:t>}</w:t>
+                            </w:r>
+                            <w:bookmarkEnd w:id="130"/>
                           </w:p>
                         </w:tc>
                         <w:tc>
@@ -5502,14 +6878,28 @@
                                 <w:szCs w:val="20"/>
                               </w:rPr>
                             </w:pPr>
-                            <w:r>
-                              <w:rPr>
-                                <w:rFonts w:ascii="Times New Roman" w:hAnsi="Times New Roman" w:cs="Times New Roman"/>
-                                <w:sz w:val="20"/>
-                                <w:szCs w:val="20"/>
-                              </w:rPr>
-                              <w:t>-</w:t>
-                            </w:r>
+                            <w:bookmarkStart w:id="131" w:name="NNF_49_869_230_19_1_B"/>
+                            <w:r>
+                              <w:rPr>
+                                <w:rFonts w:ascii="Times New Roman" w:hAnsi="Times New Roman" w:cs="Times New Roman"/>
+                                <w:spacing w:val="57"/>
+                                <w:sz w:val="20"/>
+                                <w:szCs w:val="20"/>
+                                <w:fitText w:val="869" w:id="1049"/>
+                              </w:rPr>
+                              <w:t>{{b8}</w:t>
+                            </w:r>
+                            <w:r>
+                              <w:rPr>
+                                <w:rFonts w:ascii="Times New Roman" w:hAnsi="Times New Roman" w:cs="Times New Roman"/>
+                                <w:spacing w:val="1"/>
+                                <w:sz w:val="20"/>
+                                <w:szCs w:val="20"/>
+                                <w:fitText w:val="869" w:id="1049"/>
+                              </w:rPr>
+                              <w:t>}</w:t>
+                            </w:r>
+                            <w:bookmarkEnd w:id="131"/>
                           </w:p>
                         </w:tc>
                         <w:tc>
@@ -5525,14 +6915,16 @@
                                 <w:szCs w:val="20"/>
                               </w:rPr>
                             </w:pPr>
-                            <w:r>
-                              <w:rPr>
-                                <w:rFonts w:ascii="Times New Roman" w:hAnsi="Times New Roman" w:cs="Times New Roman"/>
-                                <w:sz w:val="20"/>
-                                <w:szCs w:val="20"/>
-                              </w:rPr>
-                              <w:t>-</w:t>
-                            </w:r>
+                            <w:bookmarkStart w:id="132" w:name="NNF_50_3512_230_19_0_B"/>
+                            <w:r>
+                              <w:rPr>
+                                <w:rFonts w:ascii="Times New Roman" w:hAnsi="Times New Roman" w:cs="Times New Roman"/>
+                                <w:sz w:val="20"/>
+                                <w:szCs w:val="20"/>
+                              </w:rPr>
+                              <w:t>{{r8}}</w:t>
+                            </w:r>
+                            <w:bookmarkEnd w:id="132"/>
                           </w:p>
                         </w:tc>
                       </w:tr>
@@ -5579,14 +6971,29 @@
                                 <w:szCs w:val="20"/>
                               </w:rPr>
                             </w:pPr>
-                            <w:r>
-                              <w:rPr>
-                                <w:rFonts w:ascii="Times New Roman" w:hAnsi="Times New Roman" w:cs="Times New Roman"/>
-                                <w:sz w:val="20"/>
-                                <w:szCs w:val="20"/>
-                              </w:rPr>
-                              <w:t>1</w:t>
-                            </w:r>
+                            <w:bookmarkStart w:id="133" w:name="NNF_51_480_230_19_1_B"/>
+                            <w:r>
+                              <w:rPr>
+                                <w:rFonts w:ascii="Times New Roman" w:hAnsi="Times New Roman" w:cs="Times New Roman"/>
+                                <w:w w:val="82"/>
+                                <w:sz w:val="20"/>
+                                <w:szCs w:val="20"/>
+                                <w:fitText w:val="480" w:id="1051"/>
+                              </w:rPr>
+                              <w:t>{{q9}</w:t>
+                            </w:r>
+                            <w:r>
+                              <w:rPr>
+                                <w:rFonts w:ascii="Times New Roman" w:hAnsi="Times New Roman" w:cs="Times New Roman"/>
+                                <w:spacing w:val="1"/>
+                                <w:w w:val="82"/>
+                                <w:sz w:val="20"/>
+                                <w:szCs w:val="20"/>
+                                <w:fitText w:val="480" w:id="1051"/>
+                              </w:rPr>
+                              <w:t>}</w:t>
+                            </w:r>
+                            <w:bookmarkEnd w:id="133"/>
                           </w:p>
                         </w:tc>
                         <w:tc>
@@ -5603,14 +7010,28 @@
                                 <w:szCs w:val="20"/>
                               </w:rPr>
                             </w:pPr>
-                            <w:r>
-                              <w:rPr>
-                                <w:rFonts w:ascii="Times New Roman" w:hAnsi="Times New Roman" w:cs="Times New Roman"/>
-                                <w:sz w:val="20"/>
-                                <w:szCs w:val="20"/>
-                              </w:rPr>
-                              <w:t>YES</w:t>
-                            </w:r>
+                            <w:bookmarkStart w:id="134" w:name="NNF_52_1500_230_19_1_B"/>
+                            <w:r>
+                              <w:rPr>
+                                <w:rFonts w:ascii="Times New Roman" w:hAnsi="Times New Roman" w:cs="Times New Roman"/>
+                                <w:spacing w:val="183"/>
+                                <w:sz w:val="20"/>
+                                <w:szCs w:val="20"/>
+                                <w:fitText w:val="1500" w:id="1052"/>
+                              </w:rPr>
+                              <w:t>{{g9}</w:t>
+                            </w:r>
+                            <w:r>
+                              <w:rPr>
+                                <w:rFonts w:ascii="Times New Roman" w:hAnsi="Times New Roman" w:cs="Times New Roman"/>
+                                <w:spacing w:val="2"/>
+                                <w:sz w:val="20"/>
+                                <w:szCs w:val="20"/>
+                                <w:fitText w:val="1500" w:id="1052"/>
+                              </w:rPr>
+                              <w:t>}</w:t>
+                            </w:r>
+                            <w:bookmarkEnd w:id="134"/>
                           </w:p>
                         </w:tc>
                         <w:tc>
@@ -5627,14 +7048,28 @@
                                 <w:szCs w:val="20"/>
                               </w:rPr>
                             </w:pPr>
-                            <w:r>
-                              <w:rPr>
-                                <w:rFonts w:ascii="Times New Roman" w:hAnsi="Times New Roman" w:cs="Times New Roman"/>
-                                <w:sz w:val="20"/>
-                                <w:szCs w:val="20"/>
-                              </w:rPr>
-                              <w:t>-</w:t>
-                            </w:r>
+                            <w:bookmarkStart w:id="135" w:name="NNF_53_869_230_19_1_B"/>
+                            <w:r>
+                              <w:rPr>
+                                <w:rFonts w:ascii="Times New Roman" w:hAnsi="Times New Roman" w:cs="Times New Roman"/>
+                                <w:spacing w:val="57"/>
+                                <w:sz w:val="20"/>
+                                <w:szCs w:val="20"/>
+                                <w:fitText w:val="869" w:id="1053"/>
+                              </w:rPr>
+                              <w:t>{{b9}</w:t>
+                            </w:r>
+                            <w:r>
+                              <w:rPr>
+                                <w:rFonts w:ascii="Times New Roman" w:hAnsi="Times New Roman" w:cs="Times New Roman"/>
+                                <w:spacing w:val="1"/>
+                                <w:sz w:val="20"/>
+                                <w:szCs w:val="20"/>
+                                <w:fitText w:val="869" w:id="1053"/>
+                              </w:rPr>
+                              <w:t>}</w:t>
+                            </w:r>
+                            <w:bookmarkEnd w:id="135"/>
                           </w:p>
                         </w:tc>
                         <w:tc>
@@ -5651,14 +7086,16 @@
                                 <w:szCs w:val="20"/>
                               </w:rPr>
                             </w:pPr>
-                            <w:r>
-                              <w:rPr>
-                                <w:rFonts w:ascii="Times New Roman" w:hAnsi="Times New Roman" w:cs="Times New Roman"/>
-                                <w:sz w:val="20"/>
-                                <w:szCs w:val="20"/>
-                              </w:rPr>
-                              <w:t>-</w:t>
-                            </w:r>
+                            <w:bookmarkStart w:id="136" w:name="NNF_54_3512_230_19_0_B"/>
+                            <w:r>
+                              <w:rPr>
+                                <w:rFonts w:ascii="Times New Roman" w:hAnsi="Times New Roman" w:cs="Times New Roman"/>
+                                <w:sz w:val="20"/>
+                                <w:szCs w:val="20"/>
+                              </w:rPr>
+                              <w:t>{{r9}}</w:t>
+                            </w:r>
+                            <w:bookmarkEnd w:id="136"/>
                           </w:p>
                         </w:tc>
                       </w:tr>
@@ -5724,14 +7161,29 @@
                                 <w:szCs w:val="20"/>
                               </w:rPr>
                             </w:pPr>
-                            <w:r>
-                              <w:rPr>
-                                <w:rFonts w:ascii="Times New Roman" w:hAnsi="Times New Roman" w:cs="Times New Roman"/>
-                                <w:sz w:val="20"/>
-                                <w:szCs w:val="20"/>
-                              </w:rPr>
-                              <w:t>1</w:t>
-                            </w:r>
+                            <w:bookmarkStart w:id="137" w:name="NNF_55_480_231_19_1_B"/>
+                            <w:r>
+                              <w:rPr>
+                                <w:rFonts w:ascii="Times New Roman" w:hAnsi="Times New Roman" w:cs="Times New Roman"/>
+                                <w:w w:val="70"/>
+                                <w:sz w:val="20"/>
+                                <w:szCs w:val="20"/>
+                                <w:fitText w:val="480" w:id="1055"/>
+                              </w:rPr>
+                              <w:t>{{q10}</w:t>
+                            </w:r>
+                            <w:r>
+                              <w:rPr>
+                                <w:rFonts w:ascii="Times New Roman" w:hAnsi="Times New Roman" w:cs="Times New Roman"/>
+                                <w:spacing w:val="1"/>
+                                <w:w w:val="70"/>
+                                <w:sz w:val="20"/>
+                                <w:szCs w:val="20"/>
+                                <w:fitText w:val="480" w:id="1055"/>
+                              </w:rPr>
+                              <w:t>}</w:t>
+                            </w:r>
+                            <w:bookmarkEnd w:id="137"/>
                           </w:p>
                         </w:tc>
                         <w:tc>
@@ -5748,14 +7200,28 @@
                                 <w:szCs w:val="20"/>
                               </w:rPr>
                             </w:pPr>
-                            <w:r>
-                              <w:rPr>
-                                <w:rFonts w:ascii="Times New Roman" w:hAnsi="Times New Roman" w:cs="Times New Roman"/>
-                                <w:sz w:val="20"/>
-                                <w:szCs w:val="20"/>
-                              </w:rPr>
-                              <w:t>YES</w:t>
-                            </w:r>
+                            <w:bookmarkStart w:id="138" w:name="NNF_56_1500_231_19_1_B"/>
+                            <w:r>
+                              <w:rPr>
+                                <w:rFonts w:ascii="Times New Roman" w:hAnsi="Times New Roman" w:cs="Times New Roman"/>
+                                <w:spacing w:val="136"/>
+                                <w:sz w:val="20"/>
+                                <w:szCs w:val="20"/>
+                                <w:fitText w:val="1500" w:id="1056"/>
+                              </w:rPr>
+                              <w:t>{{g10}</w:t>
+                            </w:r>
+                            <w:r>
+                              <w:rPr>
+                                <w:rFonts w:ascii="Times New Roman" w:hAnsi="Times New Roman" w:cs="Times New Roman"/>
+                                <w:spacing w:val="1"/>
+                                <w:sz w:val="20"/>
+                                <w:szCs w:val="20"/>
+                                <w:fitText w:val="1500" w:id="1056"/>
+                              </w:rPr>
+                              <w:t>}</w:t>
+                            </w:r>
+                            <w:bookmarkEnd w:id="138"/>
                           </w:p>
                         </w:tc>
                         <w:tc>
@@ -5772,14 +7238,28 @@
                                 <w:szCs w:val="20"/>
                               </w:rPr>
                             </w:pPr>
-                            <w:r>
-                              <w:rPr>
-                                <w:rFonts w:ascii="Times New Roman" w:hAnsi="Times New Roman" w:cs="Times New Roman"/>
-                                <w:sz w:val="20"/>
-                                <w:szCs w:val="20"/>
-                              </w:rPr>
-                              <w:t>-</w:t>
-                            </w:r>
+                            <w:bookmarkStart w:id="139" w:name="NNF_57_869_231_19_1_B"/>
+                            <w:r>
+                              <w:rPr>
+                                <w:rFonts w:ascii="Times New Roman" w:hAnsi="Times New Roman" w:cs="Times New Roman"/>
+                                <w:spacing w:val="30"/>
+                                <w:sz w:val="20"/>
+                                <w:szCs w:val="20"/>
+                                <w:fitText w:val="869" w:id="1057"/>
+                              </w:rPr>
+                              <w:t>{{b10}</w:t>
+                            </w:r>
+                            <w:r>
+                              <w:rPr>
+                                <w:rFonts w:ascii="Times New Roman" w:hAnsi="Times New Roman" w:cs="Times New Roman"/>
+                                <w:spacing w:val="6"/>
+                                <w:sz w:val="20"/>
+                                <w:szCs w:val="20"/>
+                                <w:fitText w:val="869" w:id="1057"/>
+                              </w:rPr>
+                              <w:t>}</w:t>
+                            </w:r>
+                            <w:bookmarkEnd w:id="139"/>
                           </w:p>
                         </w:tc>
                         <w:tc>
@@ -5795,14 +7275,16 @@
                                 <w:szCs w:val="20"/>
                               </w:rPr>
                             </w:pPr>
-                            <w:r>
-                              <w:rPr>
-                                <w:rFonts w:ascii="Times New Roman" w:hAnsi="Times New Roman" w:cs="Times New Roman"/>
-                                <w:sz w:val="20"/>
-                                <w:szCs w:val="20"/>
-                              </w:rPr>
-                              <w:t>-</w:t>
-                            </w:r>
+                            <w:bookmarkStart w:id="140" w:name="NNF_58_3512_231_19_0_B"/>
+                            <w:r>
+                              <w:rPr>
+                                <w:rFonts w:ascii="Times New Roman" w:hAnsi="Times New Roman" w:cs="Times New Roman"/>
+                                <w:sz w:val="20"/>
+                                <w:szCs w:val="20"/>
+                              </w:rPr>
+                              <w:t>{{r10}}</w:t>
+                            </w:r>
+                            <w:bookmarkEnd w:id="140"/>
                           </w:p>
                         </w:tc>
                       </w:tr>
@@ -5852,15 +7334,31 @@
                                 <w:lang w:eastAsia="zh-CN"/>
                               </w:rPr>
                             </w:pPr>
+                            <w:bookmarkStart w:id="141" w:name="NNF_59_480_230_19_1_B"/>
                             <w:r>
                               <w:rPr>
                                 <w:rFonts w:ascii="Times New Roman" w:hAnsi="Times New Roman" w:cs="Times New Roman" w:hint="eastAsia"/>
-                                <w:sz w:val="20"/>
-                                <w:szCs w:val="20"/>
+                                <w:w w:val="70"/>
+                                <w:sz w:val="20"/>
+                                <w:szCs w:val="20"/>
+                                <w:fitText w:val="480" w:id="1059"/>
                                 <w:lang w:eastAsia="zh-CN"/>
                               </w:rPr>
-                              <w:t>1</w:t>
-                            </w:r>
+                              <w:t>{{q11}</w:t>
+                            </w:r>
+                            <w:r>
+                              <w:rPr>
+                                <w:rFonts w:ascii="Times New Roman" w:hAnsi="Times New Roman" w:cs="Times New Roman" w:hint="eastAsia"/>
+                                <w:spacing w:val="1"/>
+                                <w:w w:val="70"/>
+                                <w:sz w:val="20"/>
+                                <w:szCs w:val="20"/>
+                                <w:fitText w:val="480" w:id="1059"/>
+                                <w:lang w:eastAsia="zh-CN"/>
+                              </w:rPr>
+                              <w:t>}</w:t>
+                            </w:r>
+                            <w:bookmarkEnd w:id="141"/>
                           </w:p>
                         </w:tc>
                         <w:tc>
@@ -5878,15 +7376,30 @@
                                 <w:lang w:eastAsia="zh-CN"/>
                               </w:rPr>
                             </w:pPr>
+                            <w:bookmarkStart w:id="142" w:name="NNF_60_1500_230_19_1_B"/>
                             <w:r>
                               <w:rPr>
                                 <w:rFonts w:ascii="Times New Roman" w:hAnsi="Times New Roman" w:cs="Times New Roman" w:hint="eastAsia"/>
-                                <w:sz w:val="20"/>
-                                <w:szCs w:val="20"/>
+                                <w:spacing w:val="136"/>
+                                <w:sz w:val="20"/>
+                                <w:szCs w:val="20"/>
+                                <w:fitText w:val="1500" w:id="1060"/>
                                 <w:lang w:eastAsia="zh-CN"/>
                               </w:rPr>
-                              <w:t>YES</w:t>
-                            </w:r>
+                              <w:t>{{g11}</w:t>
+                            </w:r>
+                            <w:r>
+                              <w:rPr>
+                                <w:rFonts w:ascii="Times New Roman" w:hAnsi="Times New Roman" w:cs="Times New Roman" w:hint="eastAsia"/>
+                                <w:spacing w:val="1"/>
+                                <w:sz w:val="20"/>
+                                <w:szCs w:val="20"/>
+                                <w:fitText w:val="1500" w:id="1060"/>
+                                <w:lang w:eastAsia="zh-CN"/>
+                              </w:rPr>
+                              <w:t>}</w:t>
+                            </w:r>
+                            <w:bookmarkEnd w:id="142"/>
                           </w:p>
                         </w:tc>
                         <w:tc>
@@ -5903,14 +7416,28 @@
                                 <w:szCs w:val="20"/>
                               </w:rPr>
                             </w:pPr>
-                            <w:r>
-                              <w:rPr>
-                                <w:rFonts w:ascii="Times New Roman" w:hAnsi="Times New Roman" w:cs="Times New Roman"/>
-                                <w:sz w:val="20"/>
-                                <w:szCs w:val="20"/>
-                              </w:rPr>
-                              <w:t>-</w:t>
-                            </w:r>
+                            <w:bookmarkStart w:id="143" w:name="NNF_61_869_230_19_1_B"/>
+                            <w:r>
+                              <w:rPr>
+                                <w:rFonts w:ascii="Times New Roman" w:hAnsi="Times New Roman" w:cs="Times New Roman"/>
+                                <w:spacing w:val="30"/>
+                                <w:sz w:val="20"/>
+                                <w:szCs w:val="20"/>
+                                <w:fitText w:val="869" w:id="1061"/>
+                              </w:rPr>
+                              <w:t>{{b11}</w:t>
+                            </w:r>
+                            <w:r>
+                              <w:rPr>
+                                <w:rFonts w:ascii="Times New Roman" w:hAnsi="Times New Roman" w:cs="Times New Roman"/>
+                                <w:spacing w:val="6"/>
+                                <w:sz w:val="20"/>
+                                <w:szCs w:val="20"/>
+                                <w:fitText w:val="869" w:id="1061"/>
+                              </w:rPr>
+                              <w:t>}</w:t>
+                            </w:r>
+                            <w:bookmarkEnd w:id="143"/>
                           </w:p>
                         </w:tc>
                         <w:tc>
@@ -5926,14 +7453,16 @@
                                 <w:szCs w:val="20"/>
                               </w:rPr>
                             </w:pPr>
-                            <w:r>
-                              <w:rPr>
-                                <w:rFonts w:ascii="Times New Roman" w:hAnsi="Times New Roman" w:cs="Times New Roman"/>
-                                <w:sz w:val="20"/>
-                                <w:szCs w:val="20"/>
-                              </w:rPr>
-                              <w:t>-</w:t>
-                            </w:r>
+                            <w:bookmarkStart w:id="144" w:name="NNF_62_3512_230_19_0_B"/>
+                            <w:r>
+                              <w:rPr>
+                                <w:rFonts w:ascii="Times New Roman" w:hAnsi="Times New Roman" w:cs="Times New Roman"/>
+                                <w:sz w:val="20"/>
+                                <w:szCs w:val="20"/>
+                              </w:rPr>
+                              <w:t>{{r11}}</w:t>
+                            </w:r>
+                            <w:bookmarkEnd w:id="144"/>
                           </w:p>
                         </w:tc>
                       </w:tr>
@@ -5999,15 +7528,31 @@
                                 <w:lang w:eastAsia="zh-CN"/>
                               </w:rPr>
                             </w:pPr>
+                            <w:bookmarkStart w:id="145" w:name="NNF_63_480_230_19_1_B"/>
                             <w:r>
                               <w:rPr>
                                 <w:rFonts w:ascii="Times New Roman" w:hAnsi="Times New Roman" w:cs="Times New Roman" w:hint="eastAsia"/>
-                                <w:sz w:val="20"/>
-                                <w:szCs w:val="20"/>
+                                <w:w w:val="70"/>
+                                <w:sz w:val="20"/>
+                                <w:szCs w:val="20"/>
+                                <w:fitText w:val="480" w:id="1063"/>
                                 <w:lang w:eastAsia="zh-CN"/>
                               </w:rPr>
-                              <w:t>1</w:t>
-                            </w:r>
+                              <w:t>{{q12}</w:t>
+                            </w:r>
+                            <w:r>
+                              <w:rPr>
+                                <w:rFonts w:ascii="Times New Roman" w:hAnsi="Times New Roman" w:cs="Times New Roman" w:hint="eastAsia"/>
+                                <w:spacing w:val="1"/>
+                                <w:w w:val="70"/>
+                                <w:sz w:val="20"/>
+                                <w:szCs w:val="20"/>
+                                <w:fitText w:val="480" w:id="1063"/>
+                                <w:lang w:eastAsia="zh-CN"/>
+                              </w:rPr>
+                              <w:t>}</w:t>
+                            </w:r>
+                            <w:bookmarkEnd w:id="145"/>
                           </w:p>
                         </w:tc>
                         <w:tc>
@@ -6025,15 +7570,30 @@
                                 <w:lang w:eastAsia="zh-CN"/>
                               </w:rPr>
                             </w:pPr>
+                            <w:bookmarkStart w:id="146" w:name="NNF_64_1500_230_19_1_B"/>
                             <w:r>
                               <w:rPr>
                                 <w:rFonts w:ascii="Times New Roman" w:hAnsi="Times New Roman" w:cs="Times New Roman" w:hint="eastAsia"/>
-                                <w:sz w:val="20"/>
-                                <w:szCs w:val="20"/>
+                                <w:spacing w:val="136"/>
+                                <w:sz w:val="20"/>
+                                <w:szCs w:val="20"/>
+                                <w:fitText w:val="1500" w:id="1064"/>
                                 <w:lang w:eastAsia="zh-CN"/>
                               </w:rPr>
-                              <w:t>YES</w:t>
-                            </w:r>
+                              <w:t>{{g12}</w:t>
+                            </w:r>
+                            <w:r>
+                              <w:rPr>
+                                <w:rFonts w:ascii="Times New Roman" w:hAnsi="Times New Roman" w:cs="Times New Roman" w:hint="eastAsia"/>
+                                <w:spacing w:val="1"/>
+                                <w:sz w:val="20"/>
+                                <w:szCs w:val="20"/>
+                                <w:fitText w:val="1500" w:id="1064"/>
+                                <w:lang w:eastAsia="zh-CN"/>
+                              </w:rPr>
+                              <w:t>}</w:t>
+                            </w:r>
+                            <w:bookmarkEnd w:id="146"/>
                           </w:p>
                         </w:tc>
                         <w:tc>
@@ -6050,14 +7610,28 @@
                                 <w:szCs w:val="20"/>
                               </w:rPr>
                             </w:pPr>
-                            <w:r>
-                              <w:rPr>
-                                <w:rFonts w:ascii="Times New Roman" w:hAnsi="Times New Roman" w:cs="Times New Roman"/>
-                                <w:sz w:val="20"/>
-                                <w:szCs w:val="20"/>
-                              </w:rPr>
-                              <w:t>-</w:t>
-                            </w:r>
+                            <w:bookmarkStart w:id="147" w:name="NNF_65_869_230_19_1_B"/>
+                            <w:r>
+                              <w:rPr>
+                                <w:rFonts w:ascii="Times New Roman" w:hAnsi="Times New Roman" w:cs="Times New Roman"/>
+                                <w:spacing w:val="30"/>
+                                <w:sz w:val="20"/>
+                                <w:szCs w:val="20"/>
+                                <w:fitText w:val="869" w:id="1065"/>
+                              </w:rPr>
+                              <w:t>{{b12}</w:t>
+                            </w:r>
+                            <w:r>
+                              <w:rPr>
+                                <w:rFonts w:ascii="Times New Roman" w:hAnsi="Times New Roman" w:cs="Times New Roman"/>
+                                <w:spacing w:val="6"/>
+                                <w:sz w:val="20"/>
+                                <w:szCs w:val="20"/>
+                                <w:fitText w:val="869" w:id="1065"/>
+                              </w:rPr>
+                              <w:t>}</w:t>
+                            </w:r>
+                            <w:bookmarkEnd w:id="147"/>
                           </w:p>
                         </w:tc>
                         <w:tc>
@@ -6073,14 +7647,16 @@
                                 <w:szCs w:val="20"/>
                               </w:rPr>
                             </w:pPr>
-                            <w:r>
-                              <w:rPr>
-                                <w:rFonts w:ascii="Times New Roman" w:hAnsi="Times New Roman" w:cs="Times New Roman"/>
-                                <w:sz w:val="20"/>
-                                <w:szCs w:val="20"/>
-                              </w:rPr>
-                              <w:t>-</w:t>
-                            </w:r>
+                            <w:bookmarkStart w:id="148" w:name="NNF_66_3512_230_19_0_B"/>
+                            <w:r>
+                              <w:rPr>
+                                <w:rFonts w:ascii="Times New Roman" w:hAnsi="Times New Roman" w:cs="Times New Roman"/>
+                                <w:sz w:val="20"/>
+                                <w:szCs w:val="20"/>
+                              </w:rPr>
+                              <w:t>{{r12}}</w:t>
+                            </w:r>
+                            <w:bookmarkEnd w:id="148"/>
                           </w:p>
                         </w:tc>
                       </w:tr>
@@ -6128,14 +7704,29 @@
                                 <w:szCs w:val="20"/>
                               </w:rPr>
                             </w:pPr>
-                            <w:r>
-                              <w:rPr>
-                                <w:rFonts w:ascii="Times New Roman" w:hAnsi="Times New Roman" w:cs="Times New Roman"/>
-                                <w:sz w:val="20"/>
-                                <w:szCs w:val="20"/>
-                              </w:rPr>
-                              <w:t>1</w:t>
-                            </w:r>
+                            <w:bookmarkStart w:id="149" w:name="NNF_67_480_249_19_1_B"/>
+                            <w:r>
+                              <w:rPr>
+                                <w:rFonts w:ascii="Times New Roman" w:hAnsi="Times New Roman" w:cs="Times New Roman"/>
+                                <w:w w:val="70"/>
+                                <w:sz w:val="20"/>
+                                <w:szCs w:val="20"/>
+                                <w:fitText w:val="480" w:id="1067"/>
+                              </w:rPr>
+                              <w:t>{{q13}</w:t>
+                            </w:r>
+                            <w:r>
+                              <w:rPr>
+                                <w:rFonts w:ascii="Times New Roman" w:hAnsi="Times New Roman" w:cs="Times New Roman"/>
+                                <w:spacing w:val="1"/>
+                                <w:w w:val="70"/>
+                                <w:sz w:val="20"/>
+                                <w:szCs w:val="20"/>
+                                <w:fitText w:val="480" w:id="1067"/>
+                              </w:rPr>
+                              <w:t>}</w:t>
+                            </w:r>
+                            <w:bookmarkEnd w:id="149"/>
                           </w:p>
                         </w:tc>
                         <w:tc>
@@ -6152,14 +7743,28 @@
                                 <w:szCs w:val="20"/>
                               </w:rPr>
                             </w:pPr>
-                            <w:r>
-                              <w:rPr>
-                                <w:rFonts w:ascii="Times New Roman" w:hAnsi="Times New Roman" w:cs="Times New Roman"/>
-                                <w:sz w:val="20"/>
-                                <w:szCs w:val="20"/>
-                              </w:rPr>
-                              <w:t>YES</w:t>
-                            </w:r>
+                            <w:bookmarkStart w:id="150" w:name="NNF_68_1500_249_19_1_B"/>
+                            <w:r>
+                              <w:rPr>
+                                <w:rFonts w:ascii="Times New Roman" w:hAnsi="Times New Roman" w:cs="Times New Roman"/>
+                                <w:spacing w:val="136"/>
+                                <w:sz w:val="20"/>
+                                <w:szCs w:val="20"/>
+                                <w:fitText w:val="1500" w:id="1068"/>
+                              </w:rPr>
+                              <w:t>{{g13}</w:t>
+                            </w:r>
+                            <w:r>
+                              <w:rPr>
+                                <w:rFonts w:ascii="Times New Roman" w:hAnsi="Times New Roman" w:cs="Times New Roman"/>
+                                <w:spacing w:val="1"/>
+                                <w:sz w:val="20"/>
+                                <w:szCs w:val="20"/>
+                                <w:fitText w:val="1500" w:id="1068"/>
+                              </w:rPr>
+                              <w:t>}</w:t>
+                            </w:r>
+                            <w:bookmarkEnd w:id="150"/>
                           </w:p>
                         </w:tc>
                         <w:tc>
@@ -6176,14 +7781,28 @@
                                 <w:szCs w:val="20"/>
                               </w:rPr>
                             </w:pPr>
-                            <w:r>
-                              <w:rPr>
-                                <w:rFonts w:ascii="Times New Roman" w:hAnsi="Times New Roman" w:cs="Times New Roman"/>
-                                <w:sz w:val="20"/>
-                                <w:szCs w:val="20"/>
-                              </w:rPr>
-                              <w:t>-</w:t>
-                            </w:r>
+                            <w:bookmarkStart w:id="151" w:name="NNF_69_869_249_19_1_B"/>
+                            <w:r>
+                              <w:rPr>
+                                <w:rFonts w:ascii="Times New Roman" w:hAnsi="Times New Roman" w:cs="Times New Roman"/>
+                                <w:spacing w:val="30"/>
+                                <w:sz w:val="20"/>
+                                <w:szCs w:val="20"/>
+                                <w:fitText w:val="869" w:id="1069"/>
+                              </w:rPr>
+                              <w:t>{{b13}</w:t>
+                            </w:r>
+                            <w:r>
+                              <w:rPr>
+                                <w:rFonts w:ascii="Times New Roman" w:hAnsi="Times New Roman" w:cs="Times New Roman"/>
+                                <w:spacing w:val="6"/>
+                                <w:sz w:val="20"/>
+                                <w:szCs w:val="20"/>
+                                <w:fitText w:val="869" w:id="1069"/>
+                              </w:rPr>
+                              <w:t>}</w:t>
+                            </w:r>
+                            <w:bookmarkEnd w:id="151"/>
                           </w:p>
                         </w:tc>
                         <w:tc>
@@ -6199,14 +7818,16 @@
                                 <w:szCs w:val="20"/>
                               </w:rPr>
                             </w:pPr>
-                            <w:r>
-                              <w:rPr>
-                                <w:rFonts w:ascii="Times New Roman" w:hAnsi="Times New Roman" w:cs="Times New Roman"/>
-                                <w:sz w:val="20"/>
-                                <w:szCs w:val="20"/>
-                              </w:rPr>
-                              <w:t>-</w:t>
-                            </w:r>
+                            <w:bookmarkStart w:id="152" w:name="NNF_70_3512_249_19_0_B"/>
+                            <w:r>
+                              <w:rPr>
+                                <w:rFonts w:ascii="Times New Roman" w:hAnsi="Times New Roman" w:cs="Times New Roman"/>
+                                <w:sz w:val="20"/>
+                                <w:szCs w:val="20"/>
+                              </w:rPr>
+                              <w:t>{{r13}}</w:t>
+                            </w:r>
+                            <w:bookmarkEnd w:id="152"/>
                           </w:p>
                         </w:tc>
                       </w:tr>
@@ -6271,14 +7892,29 @@
                                 <w:szCs w:val="20"/>
                               </w:rPr>
                             </w:pPr>
-                            <w:r>
-                              <w:rPr>
-                                <w:rFonts w:ascii="Times New Roman" w:hAnsi="Times New Roman" w:cs="Times New Roman"/>
-                                <w:sz w:val="20"/>
-                                <w:szCs w:val="20"/>
-                              </w:rPr>
-                              <w:t>1</w:t>
-                            </w:r>
+                            <w:bookmarkStart w:id="153" w:name="NNF_71_480_230_19_1_B"/>
+                            <w:r>
+                              <w:rPr>
+                                <w:rFonts w:ascii="Times New Roman" w:hAnsi="Times New Roman" w:cs="Times New Roman"/>
+                                <w:w w:val="70"/>
+                                <w:sz w:val="20"/>
+                                <w:szCs w:val="20"/>
+                                <w:fitText w:val="480" w:id="1071"/>
+                              </w:rPr>
+                              <w:t>{{q14}</w:t>
+                            </w:r>
+                            <w:r>
+                              <w:rPr>
+                                <w:rFonts w:ascii="Times New Roman" w:hAnsi="Times New Roman" w:cs="Times New Roman"/>
+                                <w:spacing w:val="1"/>
+                                <w:w w:val="70"/>
+                                <w:sz w:val="20"/>
+                                <w:szCs w:val="20"/>
+                                <w:fitText w:val="480" w:id="1071"/>
+                              </w:rPr>
+                              <w:t>}</w:t>
+                            </w:r>
+                            <w:bookmarkEnd w:id="153"/>
                           </w:p>
                         </w:tc>
                         <w:tc>
@@ -6295,14 +7931,28 @@
                                 <w:szCs w:val="20"/>
                               </w:rPr>
                             </w:pPr>
-                            <w:r>
-                              <w:rPr>
-                                <w:rFonts w:ascii="Times New Roman" w:hAnsi="Times New Roman" w:cs="Times New Roman"/>
-                                <w:sz w:val="20"/>
-                                <w:szCs w:val="20"/>
-                              </w:rPr>
-                              <w:t>YES</w:t>
-                            </w:r>
+                            <w:bookmarkStart w:id="154" w:name="NNF_72_1500_230_19_1_B"/>
+                            <w:r>
+                              <w:rPr>
+                                <w:rFonts w:ascii="Times New Roman" w:hAnsi="Times New Roman" w:cs="Times New Roman"/>
+                                <w:spacing w:val="136"/>
+                                <w:sz w:val="20"/>
+                                <w:szCs w:val="20"/>
+                                <w:fitText w:val="1500" w:id="1072"/>
+                              </w:rPr>
+                              <w:t>{{g14}</w:t>
+                            </w:r>
+                            <w:r>
+                              <w:rPr>
+                                <w:rFonts w:ascii="Times New Roman" w:hAnsi="Times New Roman" w:cs="Times New Roman"/>
+                                <w:spacing w:val="1"/>
+                                <w:sz w:val="20"/>
+                                <w:szCs w:val="20"/>
+                                <w:fitText w:val="1500" w:id="1072"/>
+                              </w:rPr>
+                              <w:t>}</w:t>
+                            </w:r>
+                            <w:bookmarkEnd w:id="154"/>
                           </w:p>
                         </w:tc>
                         <w:tc>
@@ -6319,14 +7969,28 @@
                                 <w:szCs w:val="20"/>
                               </w:rPr>
                             </w:pPr>
-                            <w:r>
-                              <w:rPr>
-                                <w:rFonts w:ascii="Times New Roman" w:hAnsi="Times New Roman" w:cs="Times New Roman"/>
-                                <w:sz w:val="20"/>
-                                <w:szCs w:val="20"/>
-                              </w:rPr>
-                              <w:t>-</w:t>
-                            </w:r>
+                            <w:bookmarkStart w:id="155" w:name="NNF_73_869_230_19_1_B"/>
+                            <w:r>
+                              <w:rPr>
+                                <w:rFonts w:ascii="Times New Roman" w:hAnsi="Times New Roman" w:cs="Times New Roman"/>
+                                <w:spacing w:val="30"/>
+                                <w:sz w:val="20"/>
+                                <w:szCs w:val="20"/>
+                                <w:fitText w:val="869" w:id="1073"/>
+                              </w:rPr>
+                              <w:t>{{b14}</w:t>
+                            </w:r>
+                            <w:r>
+                              <w:rPr>
+                                <w:rFonts w:ascii="Times New Roman" w:hAnsi="Times New Roman" w:cs="Times New Roman"/>
+                                <w:spacing w:val="6"/>
+                                <w:sz w:val="20"/>
+                                <w:szCs w:val="20"/>
+                                <w:fitText w:val="869" w:id="1073"/>
+                              </w:rPr>
+                              <w:t>}</w:t>
+                            </w:r>
+                            <w:bookmarkEnd w:id="155"/>
                           </w:p>
                         </w:tc>
                         <w:tc>
@@ -6342,14 +8006,16 @@
                                 <w:szCs w:val="20"/>
                               </w:rPr>
                             </w:pPr>
-                            <w:r>
-                              <w:rPr>
-                                <w:rFonts w:ascii="Times New Roman" w:hAnsi="Times New Roman" w:cs="Times New Roman"/>
-                                <w:sz w:val="20"/>
-                                <w:szCs w:val="20"/>
-                              </w:rPr>
-                              <w:t>-</w:t>
-                            </w:r>
+                            <w:bookmarkStart w:id="156" w:name="NNF_74_3512_230_19_0_B"/>
+                            <w:r>
+                              <w:rPr>
+                                <w:rFonts w:ascii="Times New Roman" w:hAnsi="Times New Roman" w:cs="Times New Roman"/>
+                                <w:sz w:val="20"/>
+                                <w:szCs w:val="20"/>
+                              </w:rPr>
+                              <w:t>{{r14}}</w:t>
+                            </w:r>
+                            <w:bookmarkEnd w:id="156"/>
                           </w:p>
                         </w:tc>
                       </w:tr>
@@ -6415,14 +8081,29 @@
                                 <w:szCs w:val="20"/>
                               </w:rPr>
                             </w:pPr>
-                            <w:r>
-                              <w:rPr>
-                                <w:rFonts w:ascii="Times New Roman" w:hAnsi="Times New Roman" w:cs="Times New Roman"/>
-                                <w:sz w:val="20"/>
-                                <w:szCs w:val="20"/>
-                              </w:rPr>
-                              <w:t>1</w:t>
-                            </w:r>
+                            <w:bookmarkStart w:id="157" w:name="NNF_75_480_230_19_1_B"/>
+                            <w:r>
+                              <w:rPr>
+                                <w:rFonts w:ascii="Times New Roman" w:hAnsi="Times New Roman" w:cs="Times New Roman"/>
+                                <w:w w:val="70"/>
+                                <w:sz w:val="20"/>
+                                <w:szCs w:val="20"/>
+                                <w:fitText w:val="480" w:id="1075"/>
+                              </w:rPr>
+                              <w:t>{{q15}</w:t>
+                            </w:r>
+                            <w:r>
+                              <w:rPr>
+                                <w:rFonts w:ascii="Times New Roman" w:hAnsi="Times New Roman" w:cs="Times New Roman"/>
+                                <w:spacing w:val="1"/>
+                                <w:w w:val="70"/>
+                                <w:sz w:val="20"/>
+                                <w:szCs w:val="20"/>
+                                <w:fitText w:val="480" w:id="1075"/>
+                              </w:rPr>
+                              <w:t>}</w:t>
+                            </w:r>
+                            <w:bookmarkEnd w:id="157"/>
                           </w:p>
                         </w:tc>
                         <w:tc>
@@ -6439,14 +8120,28 @@
                                 <w:szCs w:val="20"/>
                               </w:rPr>
                             </w:pPr>
-                            <w:r>
-                              <w:rPr>
-                                <w:rFonts w:ascii="Times New Roman" w:hAnsi="Times New Roman" w:cs="Times New Roman"/>
-                                <w:sz w:val="20"/>
-                                <w:szCs w:val="20"/>
-                              </w:rPr>
-                              <w:t>YES</w:t>
-                            </w:r>
+                            <w:bookmarkStart w:id="158" w:name="NNF_76_1500_230_19_1_B"/>
+                            <w:r>
+                              <w:rPr>
+                                <w:rFonts w:ascii="Times New Roman" w:hAnsi="Times New Roman" w:cs="Times New Roman"/>
+                                <w:spacing w:val="136"/>
+                                <w:sz w:val="20"/>
+                                <w:szCs w:val="20"/>
+                                <w:fitText w:val="1500" w:id="1076"/>
+                              </w:rPr>
+                              <w:t>{{g15}</w:t>
+                            </w:r>
+                            <w:r>
+                              <w:rPr>
+                                <w:rFonts w:ascii="Times New Roman" w:hAnsi="Times New Roman" w:cs="Times New Roman"/>
+                                <w:spacing w:val="1"/>
+                                <w:sz w:val="20"/>
+                                <w:szCs w:val="20"/>
+                                <w:fitText w:val="1500" w:id="1076"/>
+                              </w:rPr>
+                              <w:t>}</w:t>
+                            </w:r>
+                            <w:bookmarkEnd w:id="158"/>
                           </w:p>
                         </w:tc>
                         <w:tc>
@@ -6463,14 +8158,28 @@
                                 <w:szCs w:val="20"/>
                               </w:rPr>
                             </w:pPr>
-                            <w:r>
-                              <w:rPr>
-                                <w:rFonts w:ascii="Times New Roman" w:hAnsi="Times New Roman" w:cs="Times New Roman"/>
-                                <w:sz w:val="20"/>
-                                <w:szCs w:val="20"/>
-                              </w:rPr>
-                              <w:t>-</w:t>
-                            </w:r>
+                            <w:bookmarkStart w:id="159" w:name="NNF_77_869_230_19_1_B"/>
+                            <w:r>
+                              <w:rPr>
+                                <w:rFonts w:ascii="Times New Roman" w:hAnsi="Times New Roman" w:cs="Times New Roman"/>
+                                <w:spacing w:val="30"/>
+                                <w:sz w:val="20"/>
+                                <w:szCs w:val="20"/>
+                                <w:fitText w:val="869" w:id="1077"/>
+                              </w:rPr>
+                              <w:t>{{b15}</w:t>
+                            </w:r>
+                            <w:r>
+                              <w:rPr>
+                                <w:rFonts w:ascii="Times New Roman" w:hAnsi="Times New Roman" w:cs="Times New Roman"/>
+                                <w:spacing w:val="6"/>
+                                <w:sz w:val="20"/>
+                                <w:szCs w:val="20"/>
+                                <w:fitText w:val="869" w:id="1077"/>
+                              </w:rPr>
+                              <w:t>}</w:t>
+                            </w:r>
+                            <w:bookmarkEnd w:id="159"/>
                           </w:p>
                         </w:tc>
                         <w:tc>
@@ -6486,14 +8195,16 @@
                                 <w:szCs w:val="20"/>
                               </w:rPr>
                             </w:pPr>
-                            <w:r>
-                              <w:rPr>
-                                <w:rFonts w:ascii="Times New Roman" w:hAnsi="Times New Roman" w:cs="Times New Roman"/>
-                                <w:sz w:val="20"/>
-                                <w:szCs w:val="20"/>
-                              </w:rPr>
-                              <w:t>-</w:t>
-                            </w:r>
+                            <w:bookmarkStart w:id="160" w:name="NNF_78_3512_230_19_0_B"/>
+                            <w:r>
+                              <w:rPr>
+                                <w:rFonts w:ascii="Times New Roman" w:hAnsi="Times New Roman" w:cs="Times New Roman"/>
+                                <w:sz w:val="20"/>
+                                <w:szCs w:val="20"/>
+                              </w:rPr>
+                              <w:t>{{r15}}</w:t>
+                            </w:r>
+                            <w:bookmarkEnd w:id="160"/>
                           </w:p>
                         </w:tc>
                       </w:tr>
@@ -6558,14 +8269,29 @@
                                 <w:szCs w:val="20"/>
                               </w:rPr>
                             </w:pPr>
-                            <w:r>
-                              <w:rPr>
-                                <w:rFonts w:ascii="Times New Roman" w:hAnsi="Times New Roman" w:cs="Times New Roman"/>
-                                <w:sz w:val="20"/>
-                                <w:szCs w:val="20"/>
-                              </w:rPr>
-                              <w:t>1</w:t>
-                            </w:r>
+                            <w:bookmarkStart w:id="161" w:name="NNF_79_480_230_19_1_B"/>
+                            <w:r>
+                              <w:rPr>
+                                <w:rFonts w:ascii="Times New Roman" w:hAnsi="Times New Roman" w:cs="Times New Roman"/>
+                                <w:w w:val="70"/>
+                                <w:sz w:val="20"/>
+                                <w:szCs w:val="20"/>
+                                <w:fitText w:val="480" w:id="1079"/>
+                              </w:rPr>
+                              <w:t>{{q16}</w:t>
+                            </w:r>
+                            <w:r>
+                              <w:rPr>
+                                <w:rFonts w:ascii="Times New Roman" w:hAnsi="Times New Roman" w:cs="Times New Roman"/>
+                                <w:spacing w:val="1"/>
+                                <w:w w:val="70"/>
+                                <w:sz w:val="20"/>
+                                <w:szCs w:val="20"/>
+                                <w:fitText w:val="480" w:id="1079"/>
+                              </w:rPr>
+                              <w:t>}</w:t>
+                            </w:r>
+                            <w:bookmarkEnd w:id="161"/>
                           </w:p>
                         </w:tc>
                         <w:tc>
@@ -6582,14 +8308,28 @@
                                 <w:szCs w:val="20"/>
                               </w:rPr>
                             </w:pPr>
-                            <w:r>
-                              <w:rPr>
-                                <w:rFonts w:ascii="Times New Roman" w:hAnsi="Times New Roman" w:cs="Times New Roman"/>
-                                <w:sz w:val="20"/>
-                                <w:szCs w:val="20"/>
-                              </w:rPr>
-                              <w:t>YES</w:t>
-                            </w:r>
+                            <w:bookmarkStart w:id="162" w:name="NNF_80_1500_230_19_1_B"/>
+                            <w:r>
+                              <w:rPr>
+                                <w:rFonts w:ascii="Times New Roman" w:hAnsi="Times New Roman" w:cs="Times New Roman"/>
+                                <w:spacing w:val="136"/>
+                                <w:sz w:val="20"/>
+                                <w:szCs w:val="20"/>
+                                <w:fitText w:val="1500" w:id="1080"/>
+                              </w:rPr>
+                              <w:t>{{g16}</w:t>
+                            </w:r>
+                            <w:r>
+                              <w:rPr>
+                                <w:rFonts w:ascii="Times New Roman" w:hAnsi="Times New Roman" w:cs="Times New Roman"/>
+                                <w:spacing w:val="1"/>
+                                <w:sz w:val="20"/>
+                                <w:szCs w:val="20"/>
+                                <w:fitText w:val="1500" w:id="1080"/>
+                              </w:rPr>
+                              <w:t>}</w:t>
+                            </w:r>
+                            <w:bookmarkEnd w:id="162"/>
                           </w:p>
                         </w:tc>
                         <w:tc>
@@ -6606,14 +8346,28 @@
                                 <w:szCs w:val="20"/>
                               </w:rPr>
                             </w:pPr>
-                            <w:r>
-                              <w:rPr>
-                                <w:rFonts w:ascii="Times New Roman" w:hAnsi="Times New Roman" w:cs="Times New Roman"/>
-                                <w:sz w:val="20"/>
-                                <w:szCs w:val="20"/>
-                              </w:rPr>
-                              <w:t>-</w:t>
-                            </w:r>
+                            <w:bookmarkStart w:id="163" w:name="NNF_81_869_230_19_1_B"/>
+                            <w:r>
+                              <w:rPr>
+                                <w:rFonts w:ascii="Times New Roman" w:hAnsi="Times New Roman" w:cs="Times New Roman"/>
+                                <w:spacing w:val="30"/>
+                                <w:sz w:val="20"/>
+                                <w:szCs w:val="20"/>
+                                <w:fitText w:val="869" w:id="1081"/>
+                              </w:rPr>
+                              <w:t>{{b16}</w:t>
+                            </w:r>
+                            <w:r>
+                              <w:rPr>
+                                <w:rFonts w:ascii="Times New Roman" w:hAnsi="Times New Roman" w:cs="Times New Roman"/>
+                                <w:spacing w:val="6"/>
+                                <w:sz w:val="20"/>
+                                <w:szCs w:val="20"/>
+                                <w:fitText w:val="869" w:id="1081"/>
+                              </w:rPr>
+                              <w:t>}</w:t>
+                            </w:r>
+                            <w:bookmarkEnd w:id="163"/>
                           </w:p>
                         </w:tc>
                         <w:tc>
@@ -6629,14 +8383,16 @@
                                 <w:szCs w:val="20"/>
                               </w:rPr>
                             </w:pPr>
-                            <w:r>
-                              <w:rPr>
-                                <w:rFonts w:ascii="Times New Roman" w:hAnsi="Times New Roman" w:cs="Times New Roman"/>
-                                <w:sz w:val="20"/>
-                                <w:szCs w:val="20"/>
-                              </w:rPr>
-                              <w:t>-</w:t>
-                            </w:r>
+                            <w:bookmarkStart w:id="164" w:name="NNF_82_3512_230_19_0_B"/>
+                            <w:r>
+                              <w:rPr>
+                                <w:rFonts w:ascii="Times New Roman" w:hAnsi="Times New Roman" w:cs="Times New Roman"/>
+                                <w:sz w:val="20"/>
+                                <w:szCs w:val="20"/>
+                              </w:rPr>
+                              <w:t>{{r16}}</w:t>
+                            </w:r>
+                            <w:bookmarkEnd w:id="164"/>
                           </w:p>
                         </w:tc>
                       </w:tr>
@@ -6702,14 +8458,29 @@
                                 <w:lang w:eastAsia="zh-CN"/>
                               </w:rPr>
                             </w:pPr>
-                            <w:r>
-                              <w:rPr>
-                                <w:rFonts w:ascii="Times New Roman" w:hAnsi="Times New Roman" w:cs="Times New Roman"/>
-                                <w:sz w:val="20"/>
-                                <w:szCs w:val="20"/>
-                              </w:rPr>
-                              <w:t>1</w:t>
-                            </w:r>
+                            <w:bookmarkStart w:id="165" w:name="NNF_83_480_247_19_1_B"/>
+                            <w:r>
+                              <w:rPr>
+                                <w:rFonts w:ascii="Times New Roman" w:hAnsi="Times New Roman" w:cs="Times New Roman"/>
+                                <w:w w:val="70"/>
+                                <w:sz w:val="20"/>
+                                <w:szCs w:val="20"/>
+                                <w:fitText w:val="480" w:id="1083"/>
+                              </w:rPr>
+                              <w:t>{{q17}</w:t>
+                            </w:r>
+                            <w:r>
+                              <w:rPr>
+                                <w:rFonts w:ascii="Times New Roman" w:hAnsi="Times New Roman" w:cs="Times New Roman"/>
+                                <w:spacing w:val="1"/>
+                                <w:w w:val="70"/>
+                                <w:sz w:val="20"/>
+                                <w:szCs w:val="20"/>
+                                <w:fitText w:val="480" w:id="1083"/>
+                              </w:rPr>
+                              <w:t>}</w:t>
+                            </w:r>
+                            <w:bookmarkEnd w:id="165"/>
                           </w:p>
                         </w:tc>
                         <w:tc>
@@ -6727,14 +8498,28 @@
                                 <w:lang w:eastAsia="zh-CN"/>
                               </w:rPr>
                             </w:pPr>
-                            <w:r>
-                              <w:rPr>
-                                <w:rFonts w:ascii="Times New Roman" w:hAnsi="Times New Roman" w:cs="Times New Roman"/>
-                                <w:sz w:val="20"/>
-                                <w:szCs w:val="20"/>
-                              </w:rPr>
-                              <w:t>YES</w:t>
-                            </w:r>
+                            <w:bookmarkStart w:id="166" w:name="NNF_84_1500_247_19_1_B"/>
+                            <w:r>
+                              <w:rPr>
+                                <w:rFonts w:ascii="Times New Roman" w:hAnsi="Times New Roman" w:cs="Times New Roman"/>
+                                <w:spacing w:val="136"/>
+                                <w:sz w:val="20"/>
+                                <w:szCs w:val="20"/>
+                                <w:fitText w:val="1500" w:id="1084"/>
+                              </w:rPr>
+                              <w:t>{{g17}</w:t>
+                            </w:r>
+                            <w:r>
+                              <w:rPr>
+                                <w:rFonts w:ascii="Times New Roman" w:hAnsi="Times New Roman" w:cs="Times New Roman"/>
+                                <w:spacing w:val="1"/>
+                                <w:sz w:val="20"/>
+                                <w:szCs w:val="20"/>
+                                <w:fitText w:val="1500" w:id="1084"/>
+                              </w:rPr>
+                              <w:t>}</w:t>
+                            </w:r>
+                            <w:bookmarkEnd w:id="166"/>
                           </w:p>
                         </w:tc>
                         <w:tc>
@@ -6751,14 +8536,28 @@
                                 <w:szCs w:val="20"/>
                               </w:rPr>
                             </w:pPr>
-                            <w:r>
-                              <w:rPr>
-                                <w:rFonts w:ascii="Times New Roman" w:hAnsi="Times New Roman" w:cs="Times New Roman"/>
-                                <w:sz w:val="20"/>
-                                <w:szCs w:val="20"/>
-                              </w:rPr>
-                              <w:t>-</w:t>
-                            </w:r>
+                            <w:bookmarkStart w:id="167" w:name="NNF_85_869_247_19_1_B"/>
+                            <w:r>
+                              <w:rPr>
+                                <w:rFonts w:ascii="Times New Roman" w:hAnsi="Times New Roman" w:cs="Times New Roman"/>
+                                <w:spacing w:val="30"/>
+                                <w:sz w:val="20"/>
+                                <w:szCs w:val="20"/>
+                                <w:fitText w:val="869" w:id="1085"/>
+                              </w:rPr>
+                              <w:t>{{b17}</w:t>
+                            </w:r>
+                            <w:r>
+                              <w:rPr>
+                                <w:rFonts w:ascii="Times New Roman" w:hAnsi="Times New Roman" w:cs="Times New Roman"/>
+                                <w:spacing w:val="6"/>
+                                <w:sz w:val="20"/>
+                                <w:szCs w:val="20"/>
+                                <w:fitText w:val="869" w:id="1085"/>
+                              </w:rPr>
+                              <w:t>}</w:t>
+                            </w:r>
+                            <w:bookmarkEnd w:id="167"/>
                           </w:p>
                         </w:tc>
                         <w:tc>
@@ -6776,6 +8575,7 @@
                                 <w:lang w:eastAsia="zh-CN"/>
                               </w:rPr>
                             </w:pPr>
+                            <w:bookmarkStart w:id="168" w:name="NNF_86_3512_247_19_0_B"/>
                             <w:r>
                               <w:rPr>
                                 <w:rFonts w:ascii="Times New Roman" w:hAnsi="Times New Roman" w:cs="Times New Roman"/>
@@ -6783,8 +8583,9 @@
                                 <w:szCs w:val="20"/>
                                 <w:lang w:eastAsia="zh-CN"/>
                               </w:rPr>
-                              <w:t>-</w:t>
-                            </w:r>
+                              <w:t>{{r17}}</w:t>
+                            </w:r>
+                            <w:bookmarkEnd w:id="168"/>
                           </w:p>
                         </w:tc>
                       </w:tr>
@@ -6849,14 +8650,29 @@
                                 <w:szCs w:val="20"/>
                               </w:rPr>
                             </w:pPr>
-                            <w:r>
-                              <w:rPr>
-                                <w:rFonts w:ascii="Times New Roman" w:hAnsi="Times New Roman" w:cs="Times New Roman"/>
-                                <w:sz w:val="20"/>
-                                <w:szCs w:val="20"/>
-                              </w:rPr>
-                              <w:t>1</w:t>
-                            </w:r>
+                            <w:bookmarkStart w:id="169" w:name="NNF_87_480_230_19_1_B"/>
+                            <w:r>
+                              <w:rPr>
+                                <w:rFonts w:ascii="Times New Roman" w:hAnsi="Times New Roman" w:cs="Times New Roman"/>
+                                <w:w w:val="70"/>
+                                <w:sz w:val="20"/>
+                                <w:szCs w:val="20"/>
+                                <w:fitText w:val="480" w:id="1087"/>
+                              </w:rPr>
+                              <w:t>{{q18}</w:t>
+                            </w:r>
+                            <w:r>
+                              <w:rPr>
+                                <w:rFonts w:ascii="Times New Roman" w:hAnsi="Times New Roman" w:cs="Times New Roman"/>
+                                <w:spacing w:val="1"/>
+                                <w:w w:val="70"/>
+                                <w:sz w:val="20"/>
+                                <w:szCs w:val="20"/>
+                                <w:fitText w:val="480" w:id="1087"/>
+                              </w:rPr>
+                              <w:t>}</w:t>
+                            </w:r>
+                            <w:bookmarkEnd w:id="169"/>
                           </w:p>
                         </w:tc>
                         <w:tc>
@@ -6873,14 +8689,28 @@
                                 <w:szCs w:val="20"/>
                               </w:rPr>
                             </w:pPr>
-                            <w:r>
-                              <w:rPr>
-                                <w:rFonts w:ascii="Times New Roman" w:hAnsi="Times New Roman" w:cs="Times New Roman"/>
-                                <w:sz w:val="20"/>
-                                <w:szCs w:val="20"/>
-                              </w:rPr>
-                              <w:t>YES</w:t>
-                            </w:r>
+                            <w:bookmarkStart w:id="170" w:name="NNF_88_1500_230_19_1_B"/>
+                            <w:r>
+                              <w:rPr>
+                                <w:rFonts w:ascii="Times New Roman" w:hAnsi="Times New Roman" w:cs="Times New Roman"/>
+                                <w:spacing w:val="136"/>
+                                <w:sz w:val="20"/>
+                                <w:szCs w:val="20"/>
+                                <w:fitText w:val="1500" w:id="1088"/>
+                              </w:rPr>
+                              <w:t>{{g18}</w:t>
+                            </w:r>
+                            <w:r>
+                              <w:rPr>
+                                <w:rFonts w:ascii="Times New Roman" w:hAnsi="Times New Roman" w:cs="Times New Roman"/>
+                                <w:spacing w:val="1"/>
+                                <w:sz w:val="20"/>
+                                <w:szCs w:val="20"/>
+                                <w:fitText w:val="1500" w:id="1088"/>
+                              </w:rPr>
+                              <w:t>}</w:t>
+                            </w:r>
+                            <w:bookmarkEnd w:id="170"/>
                           </w:p>
                         </w:tc>
                         <w:tc>
@@ -6897,14 +8727,28 @@
                                 <w:szCs w:val="20"/>
                               </w:rPr>
                             </w:pPr>
-                            <w:r>
-                              <w:rPr>
-                                <w:rFonts w:ascii="Times New Roman" w:hAnsi="Times New Roman" w:cs="Times New Roman"/>
-                                <w:sz w:val="20"/>
-                                <w:szCs w:val="20"/>
-                              </w:rPr>
-                              <w:t>-</w:t>
-                            </w:r>
+                            <w:bookmarkStart w:id="171" w:name="NNF_89_869_230_19_1_B"/>
+                            <w:r>
+                              <w:rPr>
+                                <w:rFonts w:ascii="Times New Roman" w:hAnsi="Times New Roman" w:cs="Times New Roman"/>
+                                <w:spacing w:val="30"/>
+                                <w:sz w:val="20"/>
+                                <w:szCs w:val="20"/>
+                                <w:fitText w:val="869" w:id="1089"/>
+                              </w:rPr>
+                              <w:t>{{b18}</w:t>
+                            </w:r>
+                            <w:r>
+                              <w:rPr>
+                                <w:rFonts w:ascii="Times New Roman" w:hAnsi="Times New Roman" w:cs="Times New Roman"/>
+                                <w:spacing w:val="6"/>
+                                <w:sz w:val="20"/>
+                                <w:szCs w:val="20"/>
+                                <w:fitText w:val="869" w:id="1089"/>
+                              </w:rPr>
+                              <w:t>}</w:t>
+                            </w:r>
+                            <w:bookmarkEnd w:id="171"/>
                           </w:p>
                         </w:tc>
                         <w:tc>
@@ -6920,14 +8764,16 @@
                                 <w:szCs w:val="20"/>
                               </w:rPr>
                             </w:pPr>
-                            <w:r>
-                              <w:rPr>
-                                <w:rFonts w:ascii="Times New Roman" w:hAnsi="Times New Roman" w:cs="Times New Roman"/>
-                                <w:sz w:val="20"/>
-                                <w:szCs w:val="20"/>
-                              </w:rPr>
-                              <w:t>-</w:t>
-                            </w:r>
+                            <w:bookmarkStart w:id="172" w:name="NNF_90_3512_230_19_0_B"/>
+                            <w:r>
+                              <w:rPr>
+                                <w:rFonts w:ascii="Times New Roman" w:hAnsi="Times New Roman" w:cs="Times New Roman"/>
+                                <w:sz w:val="20"/>
+                                <w:szCs w:val="20"/>
+                              </w:rPr>
+                              <w:t>{{r18}}</w:t>
+                            </w:r>
+                            <w:bookmarkEnd w:id="172"/>
                           </w:p>
                         </w:tc>
                       </w:tr>
@@ -6974,14 +8820,29 @@
                                 <w:szCs w:val="20"/>
                               </w:rPr>
                             </w:pPr>
-                            <w:r>
-                              <w:rPr>
-                                <w:rFonts w:ascii="Times New Roman" w:hAnsi="Times New Roman" w:cs="Times New Roman"/>
-                                <w:sz w:val="20"/>
-                                <w:szCs w:val="20"/>
-                              </w:rPr>
-                              <w:t>1</w:t>
-                            </w:r>
+                            <w:bookmarkStart w:id="173" w:name="NNF_91_480_230_19_1_B"/>
+                            <w:r>
+                              <w:rPr>
+                                <w:rFonts w:ascii="Times New Roman" w:hAnsi="Times New Roman" w:cs="Times New Roman"/>
+                                <w:w w:val="70"/>
+                                <w:sz w:val="20"/>
+                                <w:szCs w:val="20"/>
+                                <w:fitText w:val="480" w:id="1091"/>
+                              </w:rPr>
+                              <w:t>{{q19}</w:t>
+                            </w:r>
+                            <w:r>
+                              <w:rPr>
+                                <w:rFonts w:ascii="Times New Roman" w:hAnsi="Times New Roman" w:cs="Times New Roman"/>
+                                <w:spacing w:val="1"/>
+                                <w:w w:val="70"/>
+                                <w:sz w:val="20"/>
+                                <w:szCs w:val="20"/>
+                                <w:fitText w:val="480" w:id="1091"/>
+                              </w:rPr>
+                              <w:t>}</w:t>
+                            </w:r>
+                            <w:bookmarkEnd w:id="173"/>
                           </w:p>
                         </w:tc>
                         <w:tc>
@@ -6998,14 +8859,28 @@
                                 <w:szCs w:val="20"/>
                               </w:rPr>
                             </w:pPr>
-                            <w:r>
-                              <w:rPr>
-                                <w:rFonts w:ascii="Times New Roman" w:hAnsi="Times New Roman" w:cs="Times New Roman"/>
-                                <w:sz w:val="20"/>
-                                <w:szCs w:val="20"/>
-                              </w:rPr>
-                              <w:t>YES</w:t>
-                            </w:r>
+                            <w:bookmarkStart w:id="174" w:name="NNF_92_1500_230_19_1_B"/>
+                            <w:r>
+                              <w:rPr>
+                                <w:rFonts w:ascii="Times New Roman" w:hAnsi="Times New Roman" w:cs="Times New Roman"/>
+                                <w:spacing w:val="136"/>
+                                <w:sz w:val="20"/>
+                                <w:szCs w:val="20"/>
+                                <w:fitText w:val="1500" w:id="1092"/>
+                              </w:rPr>
+                              <w:t>{{g19}</w:t>
+                            </w:r>
+                            <w:r>
+                              <w:rPr>
+                                <w:rFonts w:ascii="Times New Roman" w:hAnsi="Times New Roman" w:cs="Times New Roman"/>
+                                <w:spacing w:val="1"/>
+                                <w:sz w:val="20"/>
+                                <w:szCs w:val="20"/>
+                                <w:fitText w:val="1500" w:id="1092"/>
+                              </w:rPr>
+                              <w:t>}</w:t>
+                            </w:r>
+                            <w:bookmarkEnd w:id="174"/>
                           </w:p>
                         </w:tc>
                         <w:tc>
@@ -7022,14 +8897,28 @@
                                 <w:szCs w:val="20"/>
                               </w:rPr>
                             </w:pPr>
-                            <w:r>
-                              <w:rPr>
-                                <w:rFonts w:ascii="Times New Roman" w:hAnsi="Times New Roman" w:cs="Times New Roman"/>
-                                <w:sz w:val="20"/>
-                                <w:szCs w:val="20"/>
-                              </w:rPr>
-                              <w:t>-</w:t>
-                            </w:r>
+                            <w:bookmarkStart w:id="175" w:name="NNF_93_869_230_19_1_B"/>
+                            <w:r>
+                              <w:rPr>
+                                <w:rFonts w:ascii="Times New Roman" w:hAnsi="Times New Roman" w:cs="Times New Roman"/>
+                                <w:spacing w:val="30"/>
+                                <w:sz w:val="20"/>
+                                <w:szCs w:val="20"/>
+                                <w:fitText w:val="869" w:id="1093"/>
+                              </w:rPr>
+                              <w:t>{{b19}</w:t>
+                            </w:r>
+                            <w:r>
+                              <w:rPr>
+                                <w:rFonts w:ascii="Times New Roman" w:hAnsi="Times New Roman" w:cs="Times New Roman"/>
+                                <w:spacing w:val="6"/>
+                                <w:sz w:val="20"/>
+                                <w:szCs w:val="20"/>
+                                <w:fitText w:val="869" w:id="1093"/>
+                              </w:rPr>
+                              <w:t>}</w:t>
+                            </w:r>
+                            <w:bookmarkEnd w:id="175"/>
                           </w:p>
                         </w:tc>
                         <w:tc>
@@ -7045,14 +8934,16 @@
                                 <w:szCs w:val="20"/>
                               </w:rPr>
                             </w:pPr>
-                            <w:r>
-                              <w:rPr>
-                                <w:rFonts w:ascii="Times New Roman" w:hAnsi="Times New Roman" w:cs="Times New Roman"/>
-                                <w:sz w:val="20"/>
-                                <w:szCs w:val="20"/>
-                              </w:rPr>
-                              <w:t>-</w:t>
-                            </w:r>
+                            <w:bookmarkStart w:id="176" w:name="NNF_94_3512_230_19_0_B"/>
+                            <w:r>
+                              <w:rPr>
+                                <w:rFonts w:ascii="Times New Roman" w:hAnsi="Times New Roman" w:cs="Times New Roman"/>
+                                <w:sz w:val="20"/>
+                                <w:szCs w:val="20"/>
+                              </w:rPr>
+                              <w:t>{{r19}}</w:t>
+                            </w:r>
+                            <w:bookmarkEnd w:id="176"/>
                           </w:p>
                         </w:tc>
                       </w:tr>
@@ -7197,14 +9088,16 @@
                                 <w:szCs w:val="20"/>
                               </w:rPr>
                             </w:pPr>
-                            <w:r>
-                              <w:rPr>
-                                <w:rFonts w:ascii="Times New Roman" w:hAnsi="Times New Roman" w:cs="Times New Roman"/>
-                                <w:sz w:val="20"/>
-                                <w:szCs w:val="20"/>
-                              </w:rPr>
-                              <w:t>-</w:t>
-                            </w:r>
+                            <w:bookmarkStart w:id="177" w:name="NNF_95_3512_238_19_0_B"/>
+                            <w:r>
+                              <w:rPr>
+                                <w:rFonts w:ascii="Times New Roman" w:hAnsi="Times New Roman" w:cs="Times New Roman"/>
+                                <w:sz w:val="20"/>
+                                <w:szCs w:val="20"/>
+                              </w:rPr>
+                              <w:t>{{meter_reading}}</w:t>
+                            </w:r>
+                            <w:bookmarkEnd w:id="177"/>
                           </w:p>
                         </w:tc>
                       </w:tr>
@@ -7312,70 +9205,6 @@
       <w:pPr>
         <w:pStyle w:val="Title"/>
       </w:pPr>
-      <w:r>
-        <w:rPr>
-          <w:b/>
-          <w:bCs/>
-          <w:noProof/>
-          <w:spacing w:val="-5"/>
-        </w:rPr>
-        <mc:AlternateContent>
-          <mc:Choice Requires="wps">
-            <w:drawing>
-              <wp:anchor distT="0" distB="0" distL="114300" distR="114300" simplePos="0" relativeHeight="487588864" behindDoc="0" locked="0" layoutInCell="1" allowOverlap="1" wp14:anchorId="6FCB8A26" wp14:editId="2520FC37">
-                <wp:simplePos x="0" y="0"/>
-                <wp:positionH relativeFrom="column">
-                  <wp:posOffset>-53340</wp:posOffset>
-                </wp:positionH>
-                <wp:positionV relativeFrom="paragraph">
-                  <wp:posOffset>66675</wp:posOffset>
-                </wp:positionV>
-                <wp:extent cx="114300" cy="106680"/>
-                <wp:effectExtent l="0" t="0" r="19050" b="26670"/>
-                <wp:wrapNone/>
-                <wp:docPr id="1989307575" name="Straight Connector 3"/>
-                <wp:cNvGraphicFramePr/>
-                <a:graphic xmlns:a="http://schemas.openxmlformats.org/drawingml/2006/main">
-                  <a:graphicData uri="http://schemas.microsoft.com/office/word/2010/wordprocessingShape">
-                    <wps:wsp>
-                      <wps:cNvCnPr/>
-                      <wps:spPr>
-                        <a:xfrm flipV="1">
-                          <a:off x="0" y="0"/>
-                          <a:ext cx="114300" cy="106680"/>
-                        </a:xfrm>
-                        <a:prstGeom prst="line">
-                          <a:avLst/>
-                        </a:prstGeom>
-                      </wps:spPr>
-                      <wps:style>
-                        <a:lnRef idx="1">
-                          <a:schemeClr val="dk1"/>
-                        </a:lnRef>
-                        <a:fillRef idx="0">
-                          <a:schemeClr val="dk1"/>
-                        </a:fillRef>
-                        <a:effectRef idx="0">
-                          <a:schemeClr val="dk1"/>
-                        </a:effectRef>
-                        <a:fontRef idx="minor">
-                          <a:schemeClr val="tx1"/>
-                        </a:fontRef>
-                      </wps:style>
-                      <wps:bodyPr/>
-                    </wps:wsp>
-                  </a:graphicData>
-                </a:graphic>
-              </wp:anchor>
-            </w:drawing>
-          </mc:Choice>
-          <mc:Fallback>
-            <w:pict>
-              <v:line w14:anchorId="10D0485A" id="Straight Connector 3" o:spid="_x0000_s1026" style="position:absolute;flip:y;z-index:487588864;visibility:visible;mso-wrap-style:square;mso-wrap-distance-left:9pt;mso-wrap-distance-top:0;mso-wrap-distance-right:9pt;mso-wrap-distance-bottom:0;mso-position-horizontal:absolute;mso-position-horizontal-relative:text;mso-position-vertical:absolute;mso-position-vertical-relative:text" from="-4.2pt,5.25pt" to="4.8pt,13.65pt" o:gfxdata="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" strokecolor="black [3040]"/>
-            </w:pict>
-          </mc:Fallback>
-        </mc:AlternateContent>
-      </w:r>
     </w:p>
     <w:p>
       <w:pPr>
@@ -7498,7 +9327,7 @@
         <mc:AlternateContent>
           <mc:Choice Requires="wps">
             <w:drawing>
-              <wp:anchor distT="0" distB="0" distL="0" distR="0" simplePos="0" relativeHeight="487587840" behindDoc="1" locked="0" layoutInCell="1" allowOverlap="1" wp14:anchorId="5F67BC36" wp14:editId="29AC4314">
+              <wp:anchor distT="0" distB="0" distL="0" distR="0" simplePos="0" relativeHeight="251654656" behindDoc="1" locked="0" layoutInCell="1" allowOverlap="1" wp14:anchorId="5F67BC36" wp14:editId="161A3125">
                 <wp:simplePos x="0" y="0"/>
                 <wp:positionH relativeFrom="page">
                   <wp:posOffset>2374264</wp:posOffset>
@@ -7545,6 +9374,7 @@
                                 <w:rFonts w:ascii="SimSun"/>
                               </w:rPr>
                             </w:pPr>
+                            <w:bookmarkStart w:id="178" w:name="NNF_179_5160_480_18_0_K"/>
                             <w:r>
                               <w:rPr>
                                 <w:rFonts w:ascii="SimSun"/>
@@ -7646,8 +9476,9 @@
                               <w:rPr>
                                 <w:rFonts w:ascii="SimSun"/>
                               </w:rPr>
-                              <w:t>NEST &amp; NOOK PROPERTY CARE</w:t>
-                            </w:r>
+                              <w:t>{{company.account_name}}</w:t>
+                            </w:r>
+                            <w:bookmarkEnd w:id="178"/>
                           </w:p>
                           <w:p>
                             <w:pPr>
@@ -7658,6 +9489,7 @@
                                 <w:rFonts w:ascii="SimSun"/>
                               </w:rPr>
                             </w:pPr>
+                            <w:bookmarkStart w:id="179" w:name="NNF_180_5160_208_18_0_K"/>
                             <w:r>
                               <w:rPr>
                                 <w:rFonts w:ascii="SimSun"/>
@@ -7689,8 +9521,9 @@
                                 <w:rFonts w:ascii="SimSun"/>
                                 <w:spacing w:val="-2"/>
                               </w:rPr>
-                              <w:t>7101403930</w:t>
-                            </w:r>
+                              <w:t>{{company.account_number}}</w:t>
+                            </w:r>
+                            <w:bookmarkEnd w:id="179"/>
                           </w:p>
                           <w:p>
                             <w:pPr>
@@ -7704,6 +9537,7 @@
                                 <w:rFonts w:ascii="SimSun"/>
                               </w:rPr>
                             </w:pPr>
+                            <w:bookmarkStart w:id="180" w:name="NNF_181_4440_208_18_0_K"/>
                             <w:r>
                               <w:rPr>
                                 <w:rFonts w:ascii="SimSun"/>
@@ -7721,8 +9555,9 @@
                               <w:rPr>
                                 <w:rFonts w:ascii="SimSun"/>
                               </w:rPr>
-                              <w:t>OCBC BANK</w:t>
-                            </w:r>
+                              <w:t>{{company.bank}}</w:t>
+                            </w:r>
+                            <w:bookmarkEnd w:id="180"/>
                           </w:p>
                         </w:txbxContent>
                       </wps:txbx>
@@ -7737,7 +9572,7 @@
           </mc:Choice>
           <mc:Fallback>
             <w:pict>
-              <v:shape w14:anchorId="5F67BC36" id="Textbox 2" o:spid="_x0000_s1027" type="#_x0000_t202" style="position:absolute;margin-left:186.95pt;margin-top:19.6pt;width:270.95pt;height:54.95pt;z-index:-15728640;visibility:visible;mso-wrap-style:square;mso-wrap-distance-left:0;mso-wrap-distance-top:0;mso-wrap-distance-right:0;mso-wrap-distance-bottom:0;mso-position-horizontal:absolute;mso-position-horizontal-relative:page;mso-position-vertical:absolute;mso-position-vertical-relative:text;v-text-anchor:top" o:gfxdata="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" filled="f" strokeweight=".48pt">
+              <v:shape w14:anchorId="5F67BC36" id="Textbox 2" o:spid="_x0000_s1027" type="#_x0000_t202" style="position:absolute;margin-left:186.95pt;margin-top:19.6pt;width:270.95pt;height:54.95pt;z-index:-251661824;visibility:visible;mso-wrap-style:square;mso-wrap-distance-left:0;mso-wrap-distance-top:0;mso-wrap-distance-right:0;mso-wrap-distance-bottom:0;mso-position-horizontal:absolute;mso-position-horizontal-relative:page;mso-position-vertical:absolute;mso-position-vertical-relative:text;v-text-anchor:top" o:gfxdata="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" filled="f" strokeweight=".48pt">
                 <v:path arrowok="t"/>
                 <v:textbox inset="0,0,0,0">
                   <w:txbxContent>
@@ -7750,6 +9585,7 @@
                           <w:rFonts w:ascii="SimSun"/>
                         </w:rPr>
                       </w:pPr>
+                      <w:bookmarkStart w:id="181" w:name="NNF_179_5160_480_18_0_K"/>
                       <w:r>
                         <w:rPr>
                           <w:rFonts w:ascii="SimSun"/>
@@ -7851,8 +9687,9 @@
                         <w:rPr>
                           <w:rFonts w:ascii="SimSun"/>
                         </w:rPr>
-                        <w:t>NEST &amp; NOOK PROPERTY CARE</w:t>
+                        <w:t>{{company.account_name}}</w:t>
                       </w:r>
+                      <w:bookmarkEnd w:id="181"/>
                     </w:p>
                     <w:p>
                       <w:pPr>
@@ -7863,6 +9700,7 @@
                           <w:rFonts w:ascii="SimSun"/>
                         </w:rPr>
                       </w:pPr>
+                      <w:bookmarkStart w:id="182" w:name="NNF_180_5160_208_18_0_K"/>
                       <w:r>
                         <w:rPr>
                           <w:rFonts w:ascii="SimSun"/>
@@ -7894,8 +9732,9 @@
                           <w:rFonts w:ascii="SimSun"/>
                           <w:spacing w:val="-2"/>
                         </w:rPr>
-                        <w:t>7101403930</w:t>
+                        <w:t>{{company.account_number}}</w:t>
                       </w:r>
+                      <w:bookmarkEnd w:id="182"/>
                     </w:p>
                     <w:p>
                       <w:pPr>
@@ -7909,6 +9748,7 @@
                           <w:rFonts w:ascii="SimSun"/>
                         </w:rPr>
                       </w:pPr>
+                      <w:bookmarkStart w:id="183" w:name="NNF_181_4440_208_18_0_K"/>
                       <w:r>
                         <w:rPr>
                           <w:rFonts w:ascii="SimSun"/>
@@ -7926,8 +9766,9 @@
                         <w:rPr>
                           <w:rFonts w:ascii="SimSun"/>
                         </w:rPr>
-                        <w:t>OCBC BANK</w:t>
+                        <w:t>{{company.bank}}</w:t>
                       </w:r>
+                      <w:bookmarkEnd w:id="183"/>
                     </w:p>
                   </w:txbxContent>
                 </v:textbox>
@@ -8124,7 +9965,7 @@
           <w:sz w:val="20"/>
         </w:rPr>
         <w:drawing>
-          <wp:anchor distT="0" distB="0" distL="114300" distR="114300" simplePos="0" relativeHeight="251660288" behindDoc="1" locked="0" layoutInCell="1" allowOverlap="1" wp14:anchorId="66A9265C" wp14:editId="5C013A69">
+          <wp:anchor distT="0" distB="0" distL="114300" distR="114300" simplePos="0" relativeHeight="251653632" behindDoc="1" locked="0" layoutInCell="1" allowOverlap="1" wp14:anchorId="66A9265C" wp14:editId="0BFBD680">
             <wp:simplePos x="0" y="0"/>
             <wp:positionH relativeFrom="column">
               <wp:posOffset>4554311</wp:posOffset>
@@ -8149,7 +9990,7 @@
                     </pic:cNvPicPr>
                   </pic:nvPicPr>
                   <pic:blipFill>
-                    <a:blip r:embed="rId7" cstate="print">
+                    <a:blip r:embed="rId8" cstate="print">
                       <a:extLst>
                         <a:ext uri="{28A0092B-C50C-407E-A947-70E740481C1C}">
                           <a14:useLocalDpi xmlns:a14="http://schemas.microsoft.com/office/drawing/2010/main" val="0"/>
@@ -8187,7 +10028,7 @@
           <w:sz w:val="20"/>
         </w:rPr>
         <w:drawing>
-          <wp:inline distT="0" distB="0" distL="0" distR="0" wp14:anchorId="600C27C1" wp14:editId="2BEAB9A4">
+          <wp:inline distT="0" distB="0" distL="0" distR="0" wp14:anchorId="600C27C1" wp14:editId="32C23B2F">
             <wp:extent cx="1425384" cy="800100"/>
             <wp:effectExtent l="0" t="0" r="0" b="0"/>
             <wp:docPr id="216268787" name="Picture 7"/>
@@ -8204,7 +10045,7 @@
                     </pic:cNvPicPr>
                   </pic:nvPicPr>
                   <pic:blipFill>
-                    <a:blip r:embed="rId8" cstate="print">
+                    <a:blip r:embed="rId9" cstate="print">
                       <a:extLst>
                         <a:ext uri="{28A0092B-C50C-407E-A947-70E740481C1C}">
                           <a14:useLocalDpi xmlns:a14="http://schemas.microsoft.com/office/drawing/2010/main" val="0"/>
@@ -8249,6 +10090,7 @@
           <w:sz w:val="20"/>
         </w:rPr>
       </w:pPr>
+      <w:bookmarkStart w:id="184" w:name="NNF_185_4470_249_18_0_D"/>
       <w:r>
         <w:rPr>
           <w:rFonts w:ascii="Cambria" w:eastAsia="Cambria" w:hAnsi="Cambria" w:cs="Cambria"/>
@@ -8273,17 +10115,7 @@
           <w:spacing w:val="49"/>
           <w:sz w:val="20"/>
         </w:rPr>
-        <w:t xml:space="preserve">  </w:t>
-      </w:r>
-      <w:proofErr w:type="gramStart"/>
-      <w:r>
-        <w:rPr>
-          <w:rFonts w:ascii="Cambria" w:eastAsia="Cambria" w:hAnsi="Cambria" w:cs="Cambria"/>
-          <w:b/>
-          <w:spacing w:val="49"/>
-          <w:sz w:val="20"/>
-        </w:rPr>
-        <w:t xml:space="preserve">  </w:t>
+        <w:t xml:space="preserve">    </w:t>
       </w:r>
       <w:r>
         <w:rPr>
@@ -8294,7 +10126,6 @@
         </w:rPr>
         <w:t>:</w:t>
       </w:r>
-      <w:proofErr w:type="gramEnd"/>
       <w:r>
         <w:rPr>
           <w:rFonts w:ascii="Cambria" w:eastAsia="Cambria" w:hAnsi="Cambria" w:cs="Cambria"/>
@@ -8311,7 +10142,7 @@
           <w:spacing w:val="-10"/>
           <w:sz w:val="20"/>
         </w:rPr>
-        <w:t>DI CHIA SENG</w:t>
+        <w:t>{{tenant_name}}</w:t>
       </w:r>
       <w:r>
         <w:rPr>
@@ -8329,17 +10160,7 @@
           <w:spacing w:val="49"/>
           <w:sz w:val="20"/>
         </w:rPr>
-        <w:t xml:space="preserve"> </w:t>
-      </w:r>
-      <w:proofErr w:type="gramStart"/>
-      <w:r>
-        <w:rPr>
-          <w:rFonts w:ascii="Cambria" w:eastAsia="Cambria" w:hAnsi="Cambria" w:cs="Cambria"/>
-          <w:b/>
-          <w:spacing w:val="49"/>
-          <w:sz w:val="20"/>
-        </w:rPr>
-        <w:t xml:space="preserve">  </w:t>
+        <w:t xml:space="preserve">   </w:t>
       </w:r>
       <w:r>
         <w:rPr>
@@ -8348,17 +10169,7 @@
           <w:spacing w:val="-10"/>
           <w:sz w:val="20"/>
         </w:rPr>
-        <w:t>:</w:t>
-      </w:r>
-      <w:proofErr w:type="gramEnd"/>
-      <w:r>
-        <w:rPr>
-          <w:rFonts w:ascii="Cambria" w:eastAsia="Cambria" w:hAnsi="Cambria" w:cs="Cambria"/>
-          <w:b/>
-          <w:spacing w:val="-10"/>
-          <w:sz w:val="20"/>
-        </w:rPr>
-        <w:t xml:space="preserve"> </w:t>
+        <w:t xml:space="preserve">: </w:t>
       </w:r>
       <w:r>
         <w:rPr>
@@ -8367,8 +10178,9 @@
           <w:spacing w:val="-10"/>
           <w:sz w:val="20"/>
         </w:rPr>
-        <w:t>NEST &amp; NOOK PROPERTY CARE</w:t>
+        <w:t>{{company.name}}</w:t>
       </w:r>
+      <w:bookmarkEnd w:id="184"/>
     </w:p>
     <w:p>
       <w:pPr>
@@ -8385,6 +10197,7 @@
           <w:sz w:val="20"/>
         </w:rPr>
       </w:pPr>
+      <w:bookmarkStart w:id="185" w:name="NNF_186_4470_249_18_0_D"/>
       <w:r>
         <w:rPr>
           <w:rFonts w:ascii="Cambria" w:eastAsia="Cambria" w:hAnsi="Cambria" w:cs="Cambria"/>
@@ -8438,7 +10251,7 @@
           <w:sz w:val="20"/>
           <w:szCs w:val="20"/>
         </w:rPr>
-        <w:t>961004-01-5879</w:t>
+        <w:t>{{tenant_id}}</w:t>
       </w:r>
       <w:r>
         <w:rPr>
@@ -8473,17 +10286,7 @@
           <w:spacing w:val="-5"/>
           <w:sz w:val="20"/>
         </w:rPr>
-        <w:t xml:space="preserve"> </w:t>
-      </w:r>
-      <w:proofErr w:type="gramStart"/>
-      <w:r>
-        <w:rPr>
-          <w:rFonts w:ascii="Cambria" w:eastAsia="Cambria" w:hAnsi="Cambria" w:cs="Cambria"/>
-          <w:b/>
-          <w:spacing w:val="-5"/>
-          <w:sz w:val="20"/>
-        </w:rPr>
-        <w:t xml:space="preserve">  </w:t>
+        <w:t xml:space="preserve">   </w:t>
       </w:r>
       <w:r>
         <w:rPr>
@@ -8492,17 +10295,7 @@
           <w:spacing w:val="-10"/>
           <w:sz w:val="20"/>
         </w:rPr>
-        <w:t>:</w:t>
-      </w:r>
-      <w:proofErr w:type="gramEnd"/>
-      <w:r>
-        <w:rPr>
-          <w:rFonts w:ascii="Cambria" w:eastAsia="Cambria" w:hAnsi="Cambria" w:cs="Cambria"/>
-          <w:b/>
-          <w:spacing w:val="-10"/>
-          <w:sz w:val="20"/>
-        </w:rPr>
-        <w:t xml:space="preserve"> </w:t>
+        <w:t xml:space="preserve">: </w:t>
       </w:r>
       <w:r>
         <w:rPr>
@@ -8511,20 +10304,9 @@
           <w:spacing w:val="-10"/>
           <w:sz w:val="20"/>
         </w:rPr>
-        <w:t>202603156166</w:t>
+        <w:t>{{company.registration}}</w:t>
       </w:r>
-      <w:r>
-        <w:t xml:space="preserve"> </w:t>
-      </w:r>
-      <w:r>
-        <w:rPr>
-          <w:rFonts w:ascii="Cambria" w:eastAsia="Cambria" w:hAnsi="Cambria" w:cs="Cambria"/>
-          <w:b/>
-          <w:spacing w:val="-10"/>
-          <w:sz w:val="20"/>
-        </w:rPr>
-        <w:t>(KT0615852-M)</w:t>
-      </w:r>
+      <w:bookmarkEnd w:id="185"/>
     </w:p>
     <w:p>
       <w:pPr>
@@ -8541,6 +10323,7 @@
           <w:sz w:val="20"/>
         </w:rPr>
       </w:pPr>
+      <w:bookmarkStart w:id="186" w:name="NNF_187_9360_260_20_0_B"/>
       <w:r>
         <w:rPr>
           <w:rFonts w:ascii="Cambria" w:eastAsia="Cambria" w:hAnsi="Cambria" w:cs="Cambria"/>
@@ -8565,16 +10348,7 @@
           <w:b/>
           <w:sz w:val="20"/>
         </w:rPr>
-        <w:t xml:space="preserve">      </w:t>
-      </w:r>
-      <w:proofErr w:type="gramStart"/>
-      <w:r>
-        <w:rPr>
-          <w:rFonts w:ascii="Cambria" w:eastAsia="Cambria" w:hAnsi="Cambria" w:cs="Cambria"/>
-          <w:b/>
-          <w:sz w:val="20"/>
-        </w:rPr>
-        <w:t xml:space="preserve">  </w:t>
+        <w:t xml:space="preserve">        </w:t>
       </w:r>
       <w:r>
         <w:rPr>
@@ -8583,17 +10357,7 @@
           <w:spacing w:val="-10"/>
           <w:sz w:val="20"/>
         </w:rPr>
-        <w:t>:</w:t>
-      </w:r>
-      <w:proofErr w:type="gramEnd"/>
-      <w:r>
-        <w:rPr>
-          <w:rFonts w:ascii="Cambria" w:eastAsia="Cambria" w:hAnsi="Cambria" w:cs="Cambria"/>
-          <w:b/>
-          <w:spacing w:val="-10"/>
-          <w:sz w:val="20"/>
-        </w:rPr>
-        <w:t xml:space="preserve"> </w:t>
+        <w:t xml:space="preserve">: </w:t>
       </w:r>
       <w:r>
         <w:rPr>
@@ -8602,54 +10366,7 @@
           <w:spacing w:val="-10"/>
           <w:sz w:val="20"/>
         </w:rPr>
-        <w:t>1</w:t>
-      </w:r>
-      <w:r>
-        <w:rPr>
-          <w:rFonts w:ascii="Cambria" w:eastAsia="Cambria" w:hAnsi="Cambria" w:cs="Cambria"/>
-          <w:b/>
-          <w:spacing w:val="-10"/>
-          <w:sz w:val="20"/>
-        </w:rPr>
-        <w:t xml:space="preserve"> </w:t>
-      </w:r>
-      <w:r>
-        <w:rPr>
-          <w:rFonts w:ascii="Cambria" w:hAnsi="Cambria" w:cs="Cambria" w:hint="eastAsia"/>
-          <w:b/>
-          <w:spacing w:val="-10"/>
-          <w:sz w:val="20"/>
-          <w:lang w:eastAsia="zh-CN"/>
-        </w:rPr>
-        <w:t>JU</w:t>
-      </w:r>
-      <w:r>
-        <w:rPr>
-          <w:rFonts w:ascii="Cambria" w:hAnsi="Cambria" w:cs="Cambria"/>
-          <w:b/>
-          <w:spacing w:val="-10"/>
-          <w:sz w:val="20"/>
-          <w:lang w:eastAsia="zh-CN"/>
-        </w:rPr>
-        <w:t>LY</w:t>
-      </w:r>
-      <w:r>
-        <w:rPr>
-          <w:rFonts w:ascii="Cambria" w:eastAsia="Cambria" w:hAnsi="Cambria" w:cs="Cambria"/>
-          <w:b/>
-          <w:spacing w:val="-10"/>
-          <w:sz w:val="20"/>
-        </w:rPr>
-        <w:t xml:space="preserve"> 202</w:t>
-      </w:r>
-      <w:r>
-        <w:rPr>
-          <w:rFonts w:ascii="Cambria" w:eastAsia="Cambria" w:hAnsi="Cambria" w:cs="Cambria"/>
-          <w:b/>
-          <w:spacing w:val="-10"/>
-          <w:sz w:val="20"/>
-        </w:rPr>
-        <w:t>6</w:t>
+        <w:t>{{agreement_date}}</w:t>
       </w:r>
       <w:r>
         <w:rPr>
@@ -8668,7 +10385,6 @@
         </w:rPr>
         <w:t>Date</w:t>
       </w:r>
-      <w:proofErr w:type="gramStart"/>
       <w:r>
         <w:rPr>
           <w:rFonts w:ascii="Cambria" w:eastAsia="Cambria" w:hAnsi="Cambria" w:cs="Cambria"/>
@@ -8685,17 +10401,7 @@
           <w:spacing w:val="-10"/>
           <w:sz w:val="20"/>
         </w:rPr>
-        <w:t>:</w:t>
-      </w:r>
-      <w:proofErr w:type="gramEnd"/>
-      <w:r>
-        <w:rPr>
-          <w:rFonts w:ascii="Cambria" w:eastAsia="Cambria" w:hAnsi="Cambria" w:cs="Cambria"/>
-          <w:b/>
-          <w:spacing w:val="-10"/>
-          <w:sz w:val="20"/>
-        </w:rPr>
-        <w:t xml:space="preserve"> </w:t>
+        <w:t xml:space="preserve">: </w:t>
       </w:r>
       <w:r>
         <w:rPr>
@@ -8704,37 +10410,9 @@
           <w:spacing w:val="-10"/>
           <w:sz w:val="20"/>
         </w:rPr>
-        <w:t xml:space="preserve">1 </w:t>
+        <w:t>{{agreement_date}}</w:t>
       </w:r>
-      <w:r>
-        <w:rPr>
-          <w:rFonts w:ascii="Cambria" w:hAnsi="Cambria" w:cs="Cambria" w:hint="eastAsia"/>
-          <w:b/>
-          <w:spacing w:val="-10"/>
-          <w:sz w:val="20"/>
-          <w:lang w:eastAsia="zh-CN"/>
-        </w:rPr>
-        <w:t>JU</w:t>
-      </w:r>
-      <w:r>
-        <w:rPr>
-          <w:rFonts w:ascii="Cambria" w:hAnsi="Cambria" w:cs="Cambria"/>
-          <w:b/>
-          <w:spacing w:val="-10"/>
-          <w:sz w:val="20"/>
-          <w:lang w:eastAsia="zh-CN"/>
-        </w:rPr>
-        <w:t>LY</w:t>
-      </w:r>
-      <w:r>
-        <w:rPr>
-          <w:rFonts w:ascii="Cambria" w:eastAsia="Cambria" w:hAnsi="Cambria" w:cs="Cambria"/>
-          <w:b/>
-          <w:spacing w:val="-10"/>
-          <w:sz w:val="20"/>
-        </w:rPr>
-        <w:t xml:space="preserve"> 2026</w:t>
-      </w:r>
+      <w:bookmarkEnd w:id="186"/>
     </w:p>
     <w:p>
       <w:pPr>
@@ -8747,9 +10425,70 @@
           <w:szCs w:val="20"/>
         </w:rPr>
       </w:pPr>
+      <w:r>
+        <w:rPr>
+          <w:noProof/>
+        </w:rPr>
+        <w:drawing>
+          <wp:anchor distT="0" distB="0" distL="114300" distR="114300" simplePos="0" relativeHeight="251662848" behindDoc="1" locked="0" layoutInCell="1" allowOverlap="1" wp14:anchorId="24D0B2A3" wp14:editId="6036D625">
+            <wp:simplePos x="0" y="0"/>
+            <wp:positionH relativeFrom="column">
+              <wp:posOffset>4680857</wp:posOffset>
+            </wp:positionH>
+            <wp:positionV relativeFrom="page">
+              <wp:posOffset>8948057</wp:posOffset>
+            </wp:positionV>
+            <wp:extent cx="1303020" cy="730250"/>
+            <wp:effectExtent l="0" t="0" r="0" b="0"/>
+            <wp:wrapNone/>
+            <wp:docPr id="1650930967" name="Picture 1"/>
+            <wp:cNvGraphicFramePr>
+              <a:graphicFrameLocks xmlns:a="http://schemas.openxmlformats.org/drawingml/2006/main" noChangeAspect="1"/>
+            </wp:cNvGraphicFramePr>
+            <a:graphic xmlns:a="http://schemas.openxmlformats.org/drawingml/2006/main">
+              <a:graphicData uri="http://schemas.openxmlformats.org/drawingml/2006/picture">
+                <pic:pic xmlns:pic="http://schemas.openxmlformats.org/drawingml/2006/picture">
+                  <pic:nvPicPr>
+                    <pic:cNvPr id="263861726" name="Picture 1"/>
+                    <pic:cNvPicPr>
+                      <a:picLocks noChangeAspect="1"/>
+                    </pic:cNvPicPr>
+                  </pic:nvPicPr>
+                  <pic:blipFill>
+                    <a:blip r:embed="rId7" cstate="print">
+                      <a:extLst>
+                        <a:ext uri="{28A0092B-C50C-407E-A947-70E740481C1C}">
+                          <a14:useLocalDpi xmlns:a14="http://schemas.microsoft.com/office/drawing/2010/main" val="0"/>
+                        </a:ext>
+                      </a:extLst>
+                    </a:blip>
+                    <a:srcRect/>
+                    <a:stretch>
+                      <a:fillRect/>
+                    </a:stretch>
+                  </pic:blipFill>
+                  <pic:spPr bwMode="auto">
+                    <a:xfrm>
+                      <a:off x="0" y="0"/>
+                      <a:ext cx="1303020" cy="730250"/>
+                    </a:xfrm>
+                    <a:prstGeom prst="rect">
+                      <a:avLst/>
+                    </a:prstGeom>
+                    <a:noFill/>
+                    <a:ln>
+                      <a:noFill/>
+                    </a:ln>
+                  </pic:spPr>
+                </pic:pic>
+              </a:graphicData>
+            </a:graphic>
+          </wp:anchor>
+        </w:drawing>
+      </w:r>
     </w:p>
     <w:sectPr>
-      <w:headerReference w:type="first" r:id="rId9"/>
+      <w:headerReference w:type="first" r:id="rId10"/>
       <w:type w:val="continuous"/>
       <w:pgSz w:w="12240" w:h="15840"/>
       <w:pgMar w:top="1040" w:right="1080" w:bottom="280" w:left="1440" w:header="1300" w:footer="720" w:gutter="0"/>
@@ -8852,63 +10591,71 @@
       <w:spacing w:after="40"/>
       <w:jc w:val="center"/>
     </w:pPr>
-    <w:bookmarkStart w:id="0" w:name="NestHeader_name"/>
+    <w:bookmarkStart w:id="187" w:name="NestHeader_name"/>
+    <w:bookmarkStart w:id="188" w:name="NNF_188_9720_272_22_1_S"/>
     <w:r>
       <w:rPr>
         <w:rFonts w:ascii="Arial" w:hAnsi="Arial"/>
         <w:b/>
       </w:rPr>
-      <w:t>NEST &amp; NOOK PROPERTY CARE</w:t>
+      <w:t>{{company.name}}</w:t>
     </w:r>
-    <w:bookmarkEnd w:id="0"/>
+    <w:bookmarkEnd w:id="187"/>
+    <w:bookmarkEnd w:id="188"/>
   </w:p>
   <w:p>
     <w:pPr>
       <w:spacing w:after="40"/>
       <w:jc w:val="center"/>
     </w:pPr>
-    <w:bookmarkStart w:id="1" w:name="NestHeader_registration"/>
+    <w:bookmarkStart w:id="189" w:name="NestHeader_registration"/>
+    <w:bookmarkStart w:id="190" w:name="NNF_189_9720_294_24_1_S"/>
     <w:r>
       <w:rPr>
         <w:rFonts w:ascii="Arial" w:hAnsi="Arial"/>
         <w:b/>
         <w:sz w:val="24"/>
       </w:rPr>
-      <w:t>202603156166 (KT0615852-M)</w:t>
+      <w:t>{{company.registration}}</w:t>
     </w:r>
-    <w:bookmarkEnd w:id="1"/>
+    <w:bookmarkEnd w:id="189"/>
+    <w:bookmarkEnd w:id="190"/>
   </w:p>
   <w:p>
     <w:pPr>
       <w:spacing w:after="40"/>
       <w:jc w:val="center"/>
     </w:pPr>
-    <w:bookmarkStart w:id="2" w:name="NestHeader_address"/>
+    <w:bookmarkStart w:id="191" w:name="NestHeader_address"/>
+    <w:bookmarkStart w:id="192" w:name="NNF_190_9720_260_21_1_T"/>
     <w:r>
       <w:rPr>
         <w:rFonts w:ascii="Times New Roman" w:hAnsi="Times New Roman"/>
         <w:b/>
         <w:sz w:val="21"/>
       </w:rPr>
-      <w:t>#16-03, Trellis Residences, 80100, J.B, Johor.</w:t>
+      <w:t>{{company.address}}</w:t>
     </w:r>
-    <w:bookmarkEnd w:id="2"/>
+    <w:bookmarkEnd w:id="191"/>
+    <w:bookmarkEnd w:id="192"/>
   </w:p>
   <w:p>
     <w:pPr>
       <w:spacing w:after="40"/>
       <w:jc w:val="center"/>
     </w:pPr>
-    <w:bookmarkStart w:id="3" w:name="NestHeader_phone"/>
+    <w:bookmarkStart w:id="193" w:name="NestHeader_phone"/>
+    <w:bookmarkStart w:id="194" w:name="NNF_191_9720_281_23_1_T"/>
     <w:r>
       <w:rPr>
         <w:rFonts w:ascii="Times New Roman" w:hAnsi="Times New Roman"/>
         <w:b/>
         <w:sz w:val="23"/>
       </w:rPr>
-      <w:t>TEL NO.: +60111-3380335</w:t>
+      <w:t>TEL NO.: {{company.phone}}</w:t>
     </w:r>
-    <w:bookmarkEnd w:id="3"/>
+    <w:bookmarkEnd w:id="193"/>
+    <w:bookmarkEnd w:id="194"/>
   </w:p>
   <w:p>
     <w:pPr>

--- a/agreements/1. Move in Form - quantity.docx
+++ b/agreements/1. Move in Form - quantity.docx
@@ -887,77 +887,19 @@
       <w:pPr>
         <w:pStyle w:val="Heading1"/>
         <w:spacing w:line="216" w:lineRule="exact"/>
-        <w:ind w:left="40" w:right="27"/>
+        <w:ind w:left="0" w:right="27"/>
         <w:jc w:val="center"/>
+        <w:rPr>
+          <w:spacing w:val="-11"/>
+          <w:u w:val="single"/>
+        </w:rPr>
       </w:pPr>
-      <w:r>
-        <w:rPr>
-          <w:noProof/>
-        </w:rPr>
-        <w:drawing>
-          <wp:anchor distT="0" distB="0" distL="114300" distR="114300" simplePos="0" relativeHeight="251658752" behindDoc="1" locked="0" layoutInCell="1" allowOverlap="1" wp14:anchorId="4117EB9B" wp14:editId="60654992">
-            <wp:simplePos x="0" y="0"/>
-            <wp:positionH relativeFrom="column">
-              <wp:posOffset>4653643</wp:posOffset>
-            </wp:positionH>
-            <wp:positionV relativeFrom="page">
-              <wp:posOffset>8986157</wp:posOffset>
-            </wp:positionV>
-            <wp:extent cx="1303020" cy="730250"/>
-            <wp:effectExtent l="0" t="0" r="0" b="0"/>
-            <wp:wrapNone/>
-            <wp:docPr id="263861726" name="Picture 1"/>
-            <wp:cNvGraphicFramePr>
-              <a:graphicFrameLocks xmlns:a="http://schemas.openxmlformats.org/drawingml/2006/main" noChangeAspect="1"/>
-            </wp:cNvGraphicFramePr>
-            <a:graphic xmlns:a="http://schemas.openxmlformats.org/drawingml/2006/main">
-              <a:graphicData uri="http://schemas.openxmlformats.org/drawingml/2006/picture">
-                <pic:pic xmlns:pic="http://schemas.openxmlformats.org/drawingml/2006/picture">
-                  <pic:nvPicPr>
-                    <pic:cNvPr id="263861726" name="Picture 1"/>
-                    <pic:cNvPicPr>
-                      <a:picLocks noChangeAspect="1"/>
-                    </pic:cNvPicPr>
-                  </pic:nvPicPr>
-                  <pic:blipFill>
-                    <a:blip r:embed="rId7" cstate="print">
-                      <a:extLst>
-                        <a:ext uri="{28A0092B-C50C-407E-A947-70E740481C1C}">
-                          <a14:useLocalDpi xmlns:a14="http://schemas.microsoft.com/office/drawing/2010/main" val="0"/>
-                        </a:ext>
-                      </a:extLst>
-                    </a:blip>
-                    <a:srcRect/>
-                    <a:stretch>
-                      <a:fillRect/>
-                    </a:stretch>
-                  </pic:blipFill>
-                  <pic:spPr bwMode="auto">
-                    <a:xfrm>
-                      <a:off x="0" y="0"/>
-                      <a:ext cx="1303020" cy="730250"/>
-                    </a:xfrm>
-                    <a:prstGeom prst="rect">
-                      <a:avLst/>
-                    </a:prstGeom>
-                    <a:noFill/>
-                    <a:ln>
-                      <a:noFill/>
-                    </a:ln>
-                  </pic:spPr>
-                </pic:pic>
-              </a:graphicData>
-            </a:graphic>
-          </wp:anchor>
-        </w:drawing>
-      </w:r>
     </w:p>
     <w:p>
       <w:pPr>
         <w:pStyle w:val="Heading1"/>
-        <w:pageBreakBefore/>
         <w:spacing w:line="216" w:lineRule="exact"/>
-        <w:ind w:left="40" w:right="27"/>
+        <w:ind w:left="0" w:right="27"/>
         <w:jc w:val="center"/>
         <w:rPr>
           <w:spacing w:val="-11"/>
@@ -969,7 +911,6 @@
           <w:spacing w:val="-11"/>
           <w:u w:val="single"/>
         </w:rPr>
-        <w:lastRenderedPageBreak/>
         <w:t>CHECK-IN</w:t>
       </w:r>
     </w:p>
@@ -9314,505 +9255,13 @@
     </w:p>
     <w:p>
       <w:pPr>
-        <w:spacing w:before="107"/>
-        <w:rPr>
-          <w:sz w:val="20"/>
-        </w:rPr>
-      </w:pPr>
-      <w:r>
-        <w:rPr>
-          <w:noProof/>
-          <w:sz w:val="20"/>
-        </w:rPr>
-        <mc:AlternateContent>
-          <mc:Choice Requires="wps">
-            <w:drawing>
-              <wp:anchor distT="0" distB="0" distL="0" distR="0" simplePos="0" relativeHeight="251654656" behindDoc="1" locked="0" layoutInCell="1" allowOverlap="1" wp14:anchorId="5F67BC36" wp14:editId="161A3125">
-                <wp:simplePos x="0" y="0"/>
-                <wp:positionH relativeFrom="page">
-                  <wp:posOffset>2374264</wp:posOffset>
-                </wp:positionH>
-                <wp:positionV relativeFrom="paragraph">
-                  <wp:posOffset>249212</wp:posOffset>
-                </wp:positionV>
-                <wp:extent cx="3441065" cy="697865"/>
-                <wp:effectExtent l="0" t="0" r="0" b="0"/>
-                <wp:wrapTopAndBottom/>
-                <wp:docPr id="2" name="Textbox 2"/>
-                <wp:cNvGraphicFramePr>
-                  <a:graphicFrameLocks xmlns:a="http://schemas.openxmlformats.org/drawingml/2006/main"/>
-                </wp:cNvGraphicFramePr>
-                <a:graphic xmlns:a="http://schemas.openxmlformats.org/drawingml/2006/main">
-                  <a:graphicData uri="http://schemas.microsoft.com/office/word/2010/wordprocessingShape">
-                    <wps:wsp>
-                      <wps:cNvSpPr txBox="1">
-                        <a:spLocks/>
-                      </wps:cNvSpPr>
-                      <wps:spPr>
-                        <a:xfrm>
-                          <a:off x="0" y="0"/>
-                          <a:ext cx="3441065" cy="697865"/>
-                        </a:xfrm>
-                        <a:prstGeom prst="rect">
-                          <a:avLst/>
-                        </a:prstGeom>
-                        <a:ln w="6096">
-                          <a:solidFill>
-                            <a:srgbClr val="000000"/>
-                          </a:solidFill>
-                          <a:prstDash val="solid"/>
-                        </a:ln>
-                      </wps:spPr>
-                      <wps:txbx>
-                        <w:txbxContent>
-                          <w:p>
-                            <w:pPr>
-                              <w:pStyle w:val="BodyText"/>
-                              <w:spacing w:before="88" w:line="247" w:lineRule="auto"/>
-                              <w:ind w:left="117" w:right="544"/>
-                              <w:rPr>
-                                <w:rFonts w:ascii="SimSun"/>
-                              </w:rPr>
-                            </w:pPr>
-                            <w:bookmarkStart w:id="178" w:name="NNF_179_5160_480_18_0_K"/>
-                            <w:r>
-                              <w:rPr>
-                                <w:rFonts w:ascii="SimSun"/>
-                              </w:rPr>
-                              <w:t>All</w:t>
-                            </w:r>
-                            <w:r>
-                              <w:rPr>
-                                <w:rFonts w:ascii="SimSun"/>
-                                <w:spacing w:val="-1"/>
-                              </w:rPr>
-                              <w:t xml:space="preserve"> </w:t>
-                            </w:r>
-                            <w:r>
-                              <w:rPr>
-                                <w:rFonts w:ascii="SimSun"/>
-                              </w:rPr>
-                              <w:t>the</w:t>
-                            </w:r>
-                            <w:r>
-                              <w:rPr>
-                                <w:rFonts w:ascii="SimSun"/>
-                                <w:spacing w:val="-21"/>
-                              </w:rPr>
-                              <w:t xml:space="preserve"> </w:t>
-                            </w:r>
-                            <w:r>
-                              <w:rPr>
-                                <w:rFonts w:ascii="SimSun"/>
-                              </w:rPr>
-                              <w:t>payment</w:t>
-                            </w:r>
-                            <w:r>
-                              <w:rPr>
-                                <w:rFonts w:ascii="SimSun"/>
-                                <w:spacing w:val="-15"/>
-                              </w:rPr>
-                              <w:t xml:space="preserve"> </w:t>
-                            </w:r>
-                            <w:r>
-                              <w:rPr>
-                                <w:rFonts w:ascii="SimSun"/>
-                              </w:rPr>
-                              <w:t>must</w:t>
-                            </w:r>
-                            <w:r>
-                              <w:rPr>
-                                <w:rFonts w:ascii="SimSun"/>
-                                <w:spacing w:val="-18"/>
-                              </w:rPr>
-                              <w:t xml:space="preserve"> </w:t>
-                            </w:r>
-                            <w:r>
-                              <w:rPr>
-                                <w:rFonts w:ascii="SimSun"/>
-                              </w:rPr>
-                              <w:t>be</w:t>
-                            </w:r>
-                            <w:r>
-                              <w:rPr>
-                                <w:rFonts w:ascii="SimSun"/>
-                                <w:spacing w:val="-17"/>
-                              </w:rPr>
-                              <w:t xml:space="preserve"> </w:t>
-                            </w:r>
-                            <w:r>
-                              <w:rPr>
-                                <w:rFonts w:ascii="SimSun"/>
-                              </w:rPr>
-                              <w:t>made to</w:t>
-                            </w:r>
-                            <w:r>
-                              <w:rPr>
-                                <w:rFonts w:ascii="SimSun"/>
-                                <w:spacing w:val="-1"/>
-                              </w:rPr>
-                              <w:t xml:space="preserve"> </w:t>
-                            </w:r>
-                            <w:r>
-                              <w:rPr>
-                                <w:rFonts w:ascii="SimSun"/>
-                              </w:rPr>
-                              <w:t>our</w:t>
-                            </w:r>
-                            <w:r>
-                              <w:rPr>
-                                <w:rFonts w:ascii="SimSun"/>
-                                <w:spacing w:val="-4"/>
-                              </w:rPr>
-                              <w:t xml:space="preserve"> </w:t>
-                            </w:r>
-                            <w:r>
-                              <w:rPr>
-                                <w:rFonts w:ascii="SimSun"/>
-                              </w:rPr>
-                              <w:t xml:space="preserve">account: Account Name: </w:t>
-                            </w:r>
-                            <w:r>
-                              <w:rPr>
-                                <w:rFonts w:ascii="SimSun"/>
-                              </w:rPr>
-                              <w:t>{{company.account_name}}</w:t>
-                            </w:r>
-                            <w:bookmarkEnd w:id="178"/>
-                          </w:p>
-                          <w:p>
-                            <w:pPr>
-                              <w:pStyle w:val="BodyText"/>
-                              <w:spacing w:line="190" w:lineRule="exact"/>
-                              <w:ind w:left="117"/>
-                              <w:rPr>
-                                <w:rFonts w:ascii="SimSun"/>
-                              </w:rPr>
-                            </w:pPr>
-                            <w:bookmarkStart w:id="179" w:name="NNF_180_5160_208_18_0_K"/>
-                            <w:r>
-                              <w:rPr>
-                                <w:rFonts w:ascii="SimSun"/>
-                              </w:rPr>
-                              <w:t>Account</w:t>
-                            </w:r>
-                            <w:r>
-                              <w:rPr>
-                                <w:rFonts w:ascii="SimSun"/>
-                                <w:spacing w:val="-23"/>
-                              </w:rPr>
-                              <w:t xml:space="preserve"> </w:t>
-                            </w:r>
-                            <w:r>
-                              <w:rPr>
-                                <w:rFonts w:ascii="SimSun"/>
-                              </w:rPr>
-                              <w:t>Number:</w:t>
-                            </w:r>
-                            <w:r>
-                              <w:rPr>
-                                <w:rFonts w:ascii="SimSun"/>
-                                <w:spacing w:val="-19"/>
-                              </w:rPr>
-                              <w:t xml:space="preserve"> </w:t>
-                            </w:r>
-                            <w:r>
-                              <w:rPr>
-                                <w:rFonts w:ascii="SimSun"/>
-                                <w:spacing w:val="-2"/>
-                              </w:rPr>
-                              <w:t>{{company.account_number}}</w:t>
-                            </w:r>
-                            <w:bookmarkEnd w:id="179"/>
-                          </w:p>
-                          <w:p>
-                            <w:pPr>
-                              <w:pStyle w:val="BodyText"/>
-                              <w:tabs>
-                                <w:tab w:val="left" w:pos="837"/>
-                              </w:tabs>
-                              <w:spacing w:line="231" w:lineRule="exact"/>
-                              <w:ind w:left="117"/>
-                              <w:rPr>
-                                <w:rFonts w:ascii="SimSun"/>
-                              </w:rPr>
-                            </w:pPr>
-                            <w:bookmarkStart w:id="180" w:name="NNF_181_4440_208_18_0_K"/>
-                            <w:r>
-                              <w:rPr>
-                                <w:rFonts w:ascii="SimSun"/>
-                                <w:spacing w:val="-2"/>
-                              </w:rPr>
-                              <w:t>Bank:</w:t>
-                            </w:r>
-                            <w:r>
-                              <w:rPr>
-                                <w:rFonts w:ascii="SimSun"/>
-                              </w:rPr>
-                              <w:tab/>
-                            </w:r>
-                            <w:r>
-                              <w:rPr>
-                                <w:rFonts w:ascii="SimSun"/>
-                              </w:rPr>
-                              <w:t>{{company.bank}}</w:t>
-                            </w:r>
-                            <w:bookmarkEnd w:id="180"/>
-                          </w:p>
-                        </w:txbxContent>
-                      </wps:txbx>
-                      <wps:bodyPr wrap="square" lIns="0" tIns="0" rIns="0" bIns="0" rtlCol="0">
-                        <a:noAutofit/>
-                      </wps:bodyPr>
-                    </wps:wsp>
-                  </a:graphicData>
-                </a:graphic>
-              </wp:anchor>
-            </w:drawing>
-          </mc:Choice>
-          <mc:Fallback>
-            <w:pict>
-              <v:shape w14:anchorId="5F67BC36" id="Textbox 2" o:spid="_x0000_s1027" type="#_x0000_t202" style="position:absolute;margin-left:186.95pt;margin-top:19.6pt;width:270.95pt;height:54.95pt;z-index:-251661824;visibility:visible;mso-wrap-style:square;mso-wrap-distance-left:0;mso-wrap-distance-top:0;mso-wrap-distance-right:0;mso-wrap-distance-bottom:0;mso-position-horizontal:absolute;mso-position-horizontal-relative:page;mso-position-vertical:absolute;mso-position-vertical-relative:text;v-text-anchor:top" o:gfxdata="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" filled="f" strokeweight=".48pt">
-                <v:path arrowok="t"/>
-                <v:textbox inset="0,0,0,0">
-                  <w:txbxContent>
-                    <w:p>
-                      <w:pPr>
-                        <w:pStyle w:val="BodyText"/>
-                        <w:spacing w:before="88" w:line="247" w:lineRule="auto"/>
-                        <w:ind w:left="117" w:right="544"/>
-                        <w:rPr>
-                          <w:rFonts w:ascii="SimSun"/>
-                        </w:rPr>
-                      </w:pPr>
-                      <w:bookmarkStart w:id="181" w:name="NNF_179_5160_480_18_0_K"/>
-                      <w:r>
-                        <w:rPr>
-                          <w:rFonts w:ascii="SimSun"/>
-                        </w:rPr>
-                        <w:t>All</w:t>
-                      </w:r>
-                      <w:r>
-                        <w:rPr>
-                          <w:rFonts w:ascii="SimSun"/>
-                          <w:spacing w:val="-1"/>
-                        </w:rPr>
-                        <w:t xml:space="preserve"> </w:t>
-                      </w:r>
-                      <w:r>
-                        <w:rPr>
-                          <w:rFonts w:ascii="SimSun"/>
-                        </w:rPr>
-                        <w:t>the</w:t>
-                      </w:r>
-                      <w:r>
-                        <w:rPr>
-                          <w:rFonts w:ascii="SimSun"/>
-                          <w:spacing w:val="-21"/>
-                        </w:rPr>
-                        <w:t xml:space="preserve"> </w:t>
-                      </w:r>
-                      <w:r>
-                        <w:rPr>
-                          <w:rFonts w:ascii="SimSun"/>
-                        </w:rPr>
-                        <w:t>payment</w:t>
-                      </w:r>
-                      <w:r>
-                        <w:rPr>
-                          <w:rFonts w:ascii="SimSun"/>
-                          <w:spacing w:val="-15"/>
-                        </w:rPr>
-                        <w:t xml:space="preserve"> </w:t>
-                      </w:r>
-                      <w:r>
-                        <w:rPr>
-                          <w:rFonts w:ascii="SimSun"/>
-                        </w:rPr>
-                        <w:t>must</w:t>
-                      </w:r>
-                      <w:r>
-                        <w:rPr>
-                          <w:rFonts w:ascii="SimSun"/>
-                          <w:spacing w:val="-18"/>
-                        </w:rPr>
-                        <w:t xml:space="preserve"> </w:t>
-                      </w:r>
-                      <w:r>
-                        <w:rPr>
-                          <w:rFonts w:ascii="SimSun"/>
-                        </w:rPr>
-                        <w:t>be</w:t>
-                      </w:r>
-                      <w:r>
-                        <w:rPr>
-                          <w:rFonts w:ascii="SimSun"/>
-                          <w:spacing w:val="-17"/>
-                        </w:rPr>
-                        <w:t xml:space="preserve"> </w:t>
-                      </w:r>
-                      <w:r>
-                        <w:rPr>
-                          <w:rFonts w:ascii="SimSun"/>
-                        </w:rPr>
-                        <w:t>made to</w:t>
-                      </w:r>
-                      <w:r>
-                        <w:rPr>
-                          <w:rFonts w:ascii="SimSun"/>
-                          <w:spacing w:val="-1"/>
-                        </w:rPr>
-                        <w:t xml:space="preserve"> </w:t>
-                      </w:r>
-                      <w:r>
-                        <w:rPr>
-                          <w:rFonts w:ascii="SimSun"/>
-                        </w:rPr>
-                        <w:t>our</w:t>
-                      </w:r>
-                      <w:r>
-                        <w:rPr>
-                          <w:rFonts w:ascii="SimSun"/>
-                          <w:spacing w:val="-4"/>
-                        </w:rPr>
-                        <w:t xml:space="preserve"> </w:t>
-                      </w:r>
-                      <w:r>
-                        <w:rPr>
-                          <w:rFonts w:ascii="SimSun"/>
-                        </w:rPr>
-                        <w:t xml:space="preserve">account: Account Name: </w:t>
-                      </w:r>
-                      <w:r>
-                        <w:rPr>
-                          <w:rFonts w:ascii="SimSun"/>
-                        </w:rPr>
-                        <w:t>{{company.account_name}}</w:t>
-                      </w:r>
-                      <w:bookmarkEnd w:id="181"/>
-                    </w:p>
-                    <w:p>
-                      <w:pPr>
-                        <w:pStyle w:val="BodyText"/>
-                        <w:spacing w:line="190" w:lineRule="exact"/>
-                        <w:ind w:left="117"/>
-                        <w:rPr>
-                          <w:rFonts w:ascii="SimSun"/>
-                        </w:rPr>
-                      </w:pPr>
-                      <w:bookmarkStart w:id="182" w:name="NNF_180_5160_208_18_0_K"/>
-                      <w:r>
-                        <w:rPr>
-                          <w:rFonts w:ascii="SimSun"/>
-                        </w:rPr>
-                        <w:t>Account</w:t>
-                      </w:r>
-                      <w:r>
-                        <w:rPr>
-                          <w:rFonts w:ascii="SimSun"/>
-                          <w:spacing w:val="-23"/>
-                        </w:rPr>
-                        <w:t xml:space="preserve"> </w:t>
-                      </w:r>
-                      <w:r>
-                        <w:rPr>
-                          <w:rFonts w:ascii="SimSun"/>
-                        </w:rPr>
-                        <w:t>Number:</w:t>
-                      </w:r>
-                      <w:r>
-                        <w:rPr>
-                          <w:rFonts w:ascii="SimSun"/>
-                          <w:spacing w:val="-19"/>
-                        </w:rPr>
-                        <w:t xml:space="preserve"> </w:t>
-                      </w:r>
-                      <w:r>
-                        <w:rPr>
-                          <w:rFonts w:ascii="SimSun"/>
-                          <w:spacing w:val="-2"/>
-                        </w:rPr>
-                        <w:t>{{company.account_number}}</w:t>
-                      </w:r>
-                      <w:bookmarkEnd w:id="182"/>
-                    </w:p>
-                    <w:p>
-                      <w:pPr>
-                        <w:pStyle w:val="BodyText"/>
-                        <w:tabs>
-                          <w:tab w:val="left" w:pos="837"/>
-                        </w:tabs>
-                        <w:spacing w:line="231" w:lineRule="exact"/>
-                        <w:ind w:left="117"/>
-                        <w:rPr>
-                          <w:rFonts w:ascii="SimSun"/>
-                        </w:rPr>
-                      </w:pPr>
-                      <w:bookmarkStart w:id="183" w:name="NNF_181_4440_208_18_0_K"/>
-                      <w:r>
-                        <w:rPr>
-                          <w:rFonts w:ascii="SimSun"/>
-                          <w:spacing w:val="-2"/>
-                        </w:rPr>
-                        <w:t>Bank:</w:t>
-                      </w:r>
-                      <w:r>
-                        <w:rPr>
-                          <w:rFonts w:ascii="SimSun"/>
-                        </w:rPr>
-                        <w:tab/>
-                      </w:r>
-                      <w:r>
-                        <w:rPr>
-                          <w:rFonts w:ascii="SimSun"/>
-                        </w:rPr>
-                        <w:t>{{company.bank}}</w:t>
-                      </w:r>
-                      <w:bookmarkEnd w:id="183"/>
-                    </w:p>
-                  </w:txbxContent>
-                </v:textbox>
-                <w10:wrap type="topAndBottom" anchorx="page"/>
-              </v:shape>
-            </w:pict>
-          </mc:Fallback>
-        </mc:AlternateContent>
-      </w:r>
-    </w:p>
-    <w:p>
-      <w:pPr>
-        <w:pStyle w:val="Heading1"/>
         <w:tabs>
-          <w:tab w:val="left" w:pos="4550"/>
-        </w:tabs>
-        <w:ind w:left="0"/>
-        <w:rPr>
-          <w:rFonts w:eastAsia="SimSun"/>
-          <w:lang w:eastAsia="zh-CN"/>
-        </w:rPr>
-      </w:pPr>
-    </w:p>
-    <w:p>
-      <w:pPr>
-        <w:pStyle w:val="Heading1"/>
-        <w:tabs>
-          <w:tab w:val="left" w:pos="4550"/>
+          <w:tab w:val="left" w:pos="5331"/>
         </w:tabs>
         <w:rPr>
-          <w:rFonts w:eastAsia="SimSun"/>
-          <w:lang w:eastAsia="zh-CN"/>
-        </w:rPr>
-      </w:pPr>
-    </w:p>
-    <w:p>
-      <w:pPr>
-        <w:pStyle w:val="Heading1"/>
-        <w:tabs>
-          <w:tab w:val="left" w:pos="4550"/>
-        </w:tabs>
-        <w:rPr>
-          <w:rFonts w:eastAsia="SimSun"/>
-          <w:lang w:eastAsia="zh-CN"/>
+          <w:rFonts w:ascii="Cambria" w:eastAsia="Cambria" w:hAnsi="Cambria" w:cs="Cambria"/>
+          <w:b/>
+          <w:sz w:val="20"/>
         </w:rPr>
       </w:pPr>
     </w:p>
@@ -9965,16 +9414,16 @@
           <w:sz w:val="20"/>
         </w:rPr>
         <w:drawing>
-          <wp:anchor distT="0" distB="0" distL="114300" distR="114300" simplePos="0" relativeHeight="251653632" behindDoc="1" locked="0" layoutInCell="1" allowOverlap="1" wp14:anchorId="66A9265C" wp14:editId="0BFBD680">
+          <wp:anchor distT="0" distB="0" distL="114300" distR="114300" simplePos="0" relativeHeight="251657216" behindDoc="1" locked="0" layoutInCell="1" allowOverlap="1" wp14:anchorId="66A9265C" wp14:editId="5319276A">
             <wp:simplePos x="0" y="0"/>
             <wp:positionH relativeFrom="column">
-              <wp:posOffset>4554311</wp:posOffset>
+              <wp:posOffset>4762046</wp:posOffset>
             </wp:positionH>
             <wp:positionV relativeFrom="paragraph">
-              <wp:posOffset>36013</wp:posOffset>
+              <wp:posOffset>91440</wp:posOffset>
             </wp:positionV>
-            <wp:extent cx="760730" cy="772795"/>
-            <wp:effectExtent l="0" t="0" r="1270" b="8255"/>
+            <wp:extent cx="734029" cy="745671"/>
+            <wp:effectExtent l="0" t="0" r="9525" b="0"/>
             <wp:wrapNone/>
             <wp:docPr id="158468785" name="Picture 5"/>
             <wp:cNvGraphicFramePr>
@@ -9985,6 +9434,67 @@
                 <pic:pic xmlns:pic="http://schemas.openxmlformats.org/drawingml/2006/picture">
                   <pic:nvPicPr>
                     <pic:cNvPr id="0" name="Picture 2"/>
+                    <pic:cNvPicPr>
+                      <a:picLocks noChangeAspect="1" noChangeArrowheads="1"/>
+                    </pic:cNvPicPr>
+                  </pic:nvPicPr>
+                  <pic:blipFill>
+                    <a:blip r:embed="rId7" cstate="print">
+                      <a:extLst>
+                        <a:ext uri="{28A0092B-C50C-407E-A947-70E740481C1C}">
+                          <a14:useLocalDpi xmlns:a14="http://schemas.microsoft.com/office/drawing/2010/main" val="0"/>
+                        </a:ext>
+                      </a:extLst>
+                    </a:blip>
+                    <a:srcRect/>
+                    <a:stretch>
+                      <a:fillRect/>
+                    </a:stretch>
+                  </pic:blipFill>
+                  <pic:spPr bwMode="auto">
+                    <a:xfrm>
+                      <a:off x="0" y="0"/>
+                      <a:ext cx="734029" cy="745671"/>
+                    </a:xfrm>
+                    <a:prstGeom prst="rect">
+                      <a:avLst/>
+                    </a:prstGeom>
+                    <a:noFill/>
+                    <a:ln>
+                      <a:noFill/>
+                    </a:ln>
+                  </pic:spPr>
+                </pic:pic>
+              </a:graphicData>
+            </a:graphic>
+            <wp14:sizeRelH relativeFrom="margin">
+              <wp14:pctWidth>0</wp14:pctWidth>
+            </wp14:sizeRelH>
+            <wp14:sizeRelV relativeFrom="margin">
+              <wp14:pctHeight>0</wp14:pctHeight>
+            </wp14:sizeRelV>
+          </wp:anchor>
+        </w:drawing>
+      </w:r>
+      <w:r>
+        <w:rPr>
+          <w:rFonts w:ascii="Cambria" w:eastAsia="Cambria" w:hAnsi="Cambria" w:cs="Cambria"/>
+          <w:noProof/>
+          <w:sz w:val="20"/>
+        </w:rPr>
+        <w:drawing>
+          <wp:inline distT="0" distB="0" distL="0" distR="0" wp14:anchorId="600C27C1" wp14:editId="3FD830AF">
+            <wp:extent cx="1473867" cy="827315"/>
+            <wp:effectExtent l="0" t="0" r="0" b="0"/>
+            <wp:docPr id="216268787" name="Picture 7"/>
+            <wp:cNvGraphicFramePr>
+              <a:graphicFrameLocks xmlns:a="http://schemas.openxmlformats.org/drawingml/2006/main" noChangeAspect="1"/>
+            </wp:cNvGraphicFramePr>
+            <a:graphic xmlns:a="http://schemas.openxmlformats.org/drawingml/2006/main">
+              <a:graphicData uri="http://schemas.openxmlformats.org/drawingml/2006/picture">
+                <pic:pic xmlns:pic="http://schemas.openxmlformats.org/drawingml/2006/picture">
+                  <pic:nvPicPr>
+                    <pic:cNvPr id="0" name="Picture 4"/>
                     <pic:cNvPicPr>
                       <a:picLocks noChangeAspect="1" noChangeArrowheads="1"/>
                     </pic:cNvPicPr>
@@ -10005,62 +9515,7 @@
                   <pic:spPr bwMode="auto">
                     <a:xfrm>
                       <a:off x="0" y="0"/>
-                      <a:ext cx="760730" cy="772795"/>
-                    </a:xfrm>
-                    <a:prstGeom prst="rect">
-                      <a:avLst/>
-                    </a:prstGeom>
-                    <a:noFill/>
-                    <a:ln>
-                      <a:noFill/>
-                    </a:ln>
-                  </pic:spPr>
-                </pic:pic>
-              </a:graphicData>
-            </a:graphic>
-          </wp:anchor>
-        </w:drawing>
-      </w:r>
-      <w:r>
-        <w:rPr>
-          <w:rFonts w:ascii="Cambria" w:eastAsia="Cambria" w:hAnsi="Cambria" w:cs="Cambria"/>
-          <w:noProof/>
-          <w:sz w:val="20"/>
-        </w:rPr>
-        <w:drawing>
-          <wp:inline distT="0" distB="0" distL="0" distR="0" wp14:anchorId="600C27C1" wp14:editId="32C23B2F">
-            <wp:extent cx="1425384" cy="800100"/>
-            <wp:effectExtent l="0" t="0" r="0" b="0"/>
-            <wp:docPr id="216268787" name="Picture 7"/>
-            <wp:cNvGraphicFramePr>
-              <a:graphicFrameLocks xmlns:a="http://schemas.openxmlformats.org/drawingml/2006/main" noChangeAspect="1"/>
-            </wp:cNvGraphicFramePr>
-            <a:graphic xmlns:a="http://schemas.openxmlformats.org/drawingml/2006/main">
-              <a:graphicData uri="http://schemas.openxmlformats.org/drawingml/2006/picture">
-                <pic:pic xmlns:pic="http://schemas.openxmlformats.org/drawingml/2006/picture">
-                  <pic:nvPicPr>
-                    <pic:cNvPr id="0" name="Picture 4"/>
-                    <pic:cNvPicPr>
-                      <a:picLocks noChangeAspect="1" noChangeArrowheads="1"/>
-                    </pic:cNvPicPr>
-                  </pic:nvPicPr>
-                  <pic:blipFill>
-                    <a:blip r:embed="rId9" cstate="print">
-                      <a:extLst>
-                        <a:ext uri="{28A0092B-C50C-407E-A947-70E740481C1C}">
-                          <a14:useLocalDpi xmlns:a14="http://schemas.microsoft.com/office/drawing/2010/main" val="0"/>
-                        </a:ext>
-                      </a:extLst>
-                    </a:blip>
-                    <a:srcRect/>
-                    <a:stretch>
-                      <a:fillRect/>
-                    </a:stretch>
-                  </pic:blipFill>
-                  <pic:spPr bwMode="auto">
-                    <a:xfrm>
-                      <a:off x="0" y="0"/>
-                      <a:ext cx="1439379" cy="807956"/>
+                      <a:ext cx="1497045" cy="840326"/>
                     </a:xfrm>
                     <a:prstGeom prst="rect">
                       <a:avLst/>
@@ -10090,7 +9545,7 @@
           <w:sz w:val="20"/>
         </w:rPr>
       </w:pPr>
-      <w:bookmarkStart w:id="184" w:name="NNF_185_4470_249_18_0_D"/>
+      <w:bookmarkStart w:id="178" w:name="NNF_185_4470_249_18_0_D"/>
       <w:r>
         <w:rPr>
           <w:rFonts w:ascii="Cambria" w:eastAsia="Cambria" w:hAnsi="Cambria" w:cs="Cambria"/>
@@ -10115,7 +9570,17 @@
           <w:spacing w:val="49"/>
           <w:sz w:val="20"/>
         </w:rPr>
-        <w:t xml:space="preserve">    </w:t>
+        <w:t xml:space="preserve">  </w:t>
+      </w:r>
+      <w:proofErr w:type="gramStart"/>
+      <w:r>
+        <w:rPr>
+          <w:rFonts w:ascii="Cambria" w:eastAsia="Cambria" w:hAnsi="Cambria" w:cs="Cambria"/>
+          <w:b/>
+          <w:spacing w:val="49"/>
+          <w:sz w:val="20"/>
+        </w:rPr>
+        <w:t xml:space="preserve">  </w:t>
       </w:r>
       <w:r>
         <w:rPr>
@@ -10126,6 +9591,7 @@
         </w:rPr>
         <w:t>:</w:t>
       </w:r>
+      <w:proofErr w:type="gramEnd"/>
       <w:r>
         <w:rPr>
           <w:rFonts w:ascii="Cambria" w:eastAsia="Cambria" w:hAnsi="Cambria" w:cs="Cambria"/>
@@ -10160,7 +9626,17 @@
           <w:spacing w:val="49"/>
           <w:sz w:val="20"/>
         </w:rPr>
-        <w:t xml:space="preserve">   </w:t>
+        <w:t xml:space="preserve"> </w:t>
+      </w:r>
+      <w:proofErr w:type="gramStart"/>
+      <w:r>
+        <w:rPr>
+          <w:rFonts w:ascii="Cambria" w:eastAsia="Cambria" w:hAnsi="Cambria" w:cs="Cambria"/>
+          <w:b/>
+          <w:spacing w:val="49"/>
+          <w:sz w:val="20"/>
+        </w:rPr>
+        <w:t xml:space="preserve">  </w:t>
       </w:r>
       <w:r>
         <w:rPr>
@@ -10169,7 +9645,17 @@
           <w:spacing w:val="-10"/>
           <w:sz w:val="20"/>
         </w:rPr>
-        <w:t xml:space="preserve">: </w:t>
+        <w:t>:</w:t>
+      </w:r>
+      <w:proofErr w:type="gramEnd"/>
+      <w:r>
+        <w:rPr>
+          <w:rFonts w:ascii="Cambria" w:eastAsia="Cambria" w:hAnsi="Cambria" w:cs="Cambria"/>
+          <w:b/>
+          <w:spacing w:val="-10"/>
+          <w:sz w:val="20"/>
+        </w:rPr>
+        <w:t xml:space="preserve"> </w:t>
       </w:r>
       <w:r>
         <w:rPr>
@@ -10180,7 +9666,7 @@
         </w:rPr>
         <w:t>{{company.name}}</w:t>
       </w:r>
-      <w:bookmarkEnd w:id="184"/>
+      <w:bookmarkEnd w:id="178"/>
     </w:p>
     <w:p>
       <w:pPr>
@@ -10197,7 +9683,7 @@
           <w:sz w:val="20"/>
         </w:rPr>
       </w:pPr>
-      <w:bookmarkStart w:id="185" w:name="NNF_186_4470_249_18_0_D"/>
+      <w:bookmarkStart w:id="179" w:name="NNF_186_4470_249_18_0_D"/>
       <w:r>
         <w:rPr>
           <w:rFonts w:ascii="Cambria" w:eastAsia="Cambria" w:hAnsi="Cambria" w:cs="Cambria"/>
@@ -10223,7 +9709,17 @@
           <w:spacing w:val="-5"/>
           <w:sz w:val="20"/>
         </w:rPr>
-        <w:t xml:space="preserve">         </w:t>
+        <w:t xml:space="preserve">       </w:t>
+      </w:r>
+      <w:proofErr w:type="gramStart"/>
+      <w:r>
+        <w:rPr>
+          <w:rFonts w:ascii="Cambria" w:eastAsia="Cambria" w:hAnsi="Cambria" w:cs="Cambria"/>
+          <w:b/>
+          <w:spacing w:val="-5"/>
+          <w:sz w:val="20"/>
+        </w:rPr>
+        <w:t xml:space="preserve">  </w:t>
       </w:r>
       <w:r>
         <w:rPr>
@@ -10234,6 +9730,7 @@
         </w:rPr>
         <w:t>:</w:t>
       </w:r>
+      <w:proofErr w:type="gramEnd"/>
       <w:r>
         <w:rPr>
           <w:rFonts w:ascii="Cambria" w:eastAsia="Cambria" w:hAnsi="Cambria" w:cs="Cambria"/>
@@ -10286,7 +9783,17 @@
           <w:spacing w:val="-5"/>
           <w:sz w:val="20"/>
         </w:rPr>
-        <w:t xml:space="preserve">   </w:t>
+        <w:t xml:space="preserve"> </w:t>
+      </w:r>
+      <w:proofErr w:type="gramStart"/>
+      <w:r>
+        <w:rPr>
+          <w:rFonts w:ascii="Cambria" w:eastAsia="Cambria" w:hAnsi="Cambria" w:cs="Cambria"/>
+          <w:b/>
+          <w:spacing w:val="-5"/>
+          <w:sz w:val="20"/>
+        </w:rPr>
+        <w:t xml:space="preserve">  </w:t>
       </w:r>
       <w:r>
         <w:rPr>
@@ -10295,7 +9802,17 @@
           <w:spacing w:val="-10"/>
           <w:sz w:val="20"/>
         </w:rPr>
-        <w:t xml:space="preserve">: </w:t>
+        <w:t>:</w:t>
+      </w:r>
+      <w:proofErr w:type="gramEnd"/>
+      <w:r>
+        <w:rPr>
+          <w:rFonts w:ascii="Cambria" w:eastAsia="Cambria" w:hAnsi="Cambria" w:cs="Cambria"/>
+          <w:b/>
+          <w:spacing w:val="-10"/>
+          <w:sz w:val="20"/>
+        </w:rPr>
+        <w:t xml:space="preserve"> </w:t>
       </w:r>
       <w:r>
         <w:rPr>
@@ -10304,9 +9821,29 @@
           <w:spacing w:val="-10"/>
           <w:sz w:val="20"/>
         </w:rPr>
-        <w:t>{{company.registration}}</w:t>
+        <w:t>{{</w:t>
       </w:r>
-      <w:bookmarkEnd w:id="185"/>
+      <w:proofErr w:type="gramStart"/>
+      <w:r>
+        <w:rPr>
+          <w:rFonts w:ascii="Cambria" w:eastAsia="Cambria" w:hAnsi="Cambria" w:cs="Cambria"/>
+          <w:b/>
+          <w:spacing w:val="-10"/>
+          <w:sz w:val="20"/>
+        </w:rPr>
+        <w:t>company.registration</w:t>
+      </w:r>
+      <w:proofErr w:type="gramEnd"/>
+      <w:r>
+        <w:rPr>
+          <w:rFonts w:ascii="Cambria" w:eastAsia="Cambria" w:hAnsi="Cambria" w:cs="Cambria"/>
+          <w:b/>
+          <w:spacing w:val="-10"/>
+          <w:sz w:val="20"/>
+        </w:rPr>
+        <w:t>}}</w:t>
+      </w:r>
+      <w:bookmarkEnd w:id="179"/>
     </w:p>
     <w:p>
       <w:pPr>
@@ -10320,10 +9857,11 @@
         <w:rPr>
           <w:rFonts w:ascii="Cambria" w:eastAsia="Cambria" w:hAnsi="Cambria" w:cs="Cambria"/>
           <w:b/>
+          <w:spacing w:val="-10"/>
           <w:sz w:val="20"/>
         </w:rPr>
       </w:pPr>
-      <w:bookmarkStart w:id="186" w:name="NNF_187_9360_260_20_0_B"/>
+      <w:bookmarkStart w:id="180" w:name="NNF_187_9360_260_20_0_B"/>
       <w:r>
         <w:rPr>
           <w:rFonts w:ascii="Cambria" w:eastAsia="Cambria" w:hAnsi="Cambria" w:cs="Cambria"/>
@@ -10348,7 +9886,16 @@
           <w:b/>
           <w:sz w:val="20"/>
         </w:rPr>
-        <w:t xml:space="preserve">        </w:t>
+        <w:t xml:space="preserve">      </w:t>
+      </w:r>
+      <w:proofErr w:type="gramStart"/>
+      <w:r>
+        <w:rPr>
+          <w:rFonts w:ascii="Cambria" w:eastAsia="Cambria" w:hAnsi="Cambria" w:cs="Cambria"/>
+          <w:b/>
+          <w:sz w:val="20"/>
+        </w:rPr>
+        <w:t xml:space="preserve">  </w:t>
       </w:r>
       <w:r>
         <w:rPr>
@@ -10357,7 +9904,17 @@
           <w:spacing w:val="-10"/>
           <w:sz w:val="20"/>
         </w:rPr>
-        <w:t xml:space="preserve">: </w:t>
+        <w:t>:</w:t>
+      </w:r>
+      <w:proofErr w:type="gramEnd"/>
+      <w:r>
+        <w:rPr>
+          <w:rFonts w:ascii="Cambria" w:eastAsia="Cambria" w:hAnsi="Cambria" w:cs="Cambria"/>
+          <w:b/>
+          <w:spacing w:val="-10"/>
+          <w:sz w:val="20"/>
+        </w:rPr>
+        <w:t xml:space="preserve"> </w:t>
       </w:r>
       <w:r>
         <w:rPr>
@@ -10385,6 +9942,7 @@
         </w:rPr>
         <w:t>Date</w:t>
       </w:r>
+      <w:proofErr w:type="gramStart"/>
       <w:r>
         <w:rPr>
           <w:rFonts w:ascii="Cambria" w:eastAsia="Cambria" w:hAnsi="Cambria" w:cs="Cambria"/>
@@ -10401,7 +9959,17 @@
           <w:spacing w:val="-10"/>
           <w:sz w:val="20"/>
         </w:rPr>
-        <w:t xml:space="preserve">: </w:t>
+        <w:t>:</w:t>
+      </w:r>
+      <w:proofErr w:type="gramEnd"/>
+      <w:r>
+        <w:rPr>
+          <w:rFonts w:ascii="Cambria" w:eastAsia="Cambria" w:hAnsi="Cambria" w:cs="Cambria"/>
+          <w:b/>
+          <w:spacing w:val="-10"/>
+          <w:sz w:val="20"/>
+        </w:rPr>
+        <w:t xml:space="preserve"> </w:t>
       </w:r>
       <w:r>
         <w:rPr>
@@ -10412,83 +9980,15 @@
         </w:rPr>
         <w:t>{{agreement_date}}</w:t>
       </w:r>
-      <w:bookmarkEnd w:id="186"/>
-    </w:p>
-    <w:p>
-      <w:pPr>
-        <w:pStyle w:val="Heading1"/>
-        <w:tabs>
-          <w:tab w:val="left" w:pos="4550"/>
-        </w:tabs>
-        <w:rPr>
-          <w:sz w:val="20"/>
-          <w:szCs w:val="20"/>
-        </w:rPr>
-      </w:pPr>
-      <w:r>
-        <w:rPr>
-          <w:noProof/>
-        </w:rPr>
-        <w:drawing>
-          <wp:anchor distT="0" distB="0" distL="114300" distR="114300" simplePos="0" relativeHeight="251662848" behindDoc="1" locked="0" layoutInCell="1" allowOverlap="1" wp14:anchorId="24D0B2A3" wp14:editId="6036D625">
-            <wp:simplePos x="0" y="0"/>
-            <wp:positionH relativeFrom="column">
-              <wp:posOffset>4680857</wp:posOffset>
-            </wp:positionH>
-            <wp:positionV relativeFrom="page">
-              <wp:posOffset>8948057</wp:posOffset>
-            </wp:positionV>
-            <wp:extent cx="1303020" cy="730250"/>
-            <wp:effectExtent l="0" t="0" r="0" b="0"/>
-            <wp:wrapNone/>
-            <wp:docPr id="1650930967" name="Picture 1"/>
-            <wp:cNvGraphicFramePr>
-              <a:graphicFrameLocks xmlns:a="http://schemas.openxmlformats.org/drawingml/2006/main" noChangeAspect="1"/>
-            </wp:cNvGraphicFramePr>
-            <a:graphic xmlns:a="http://schemas.openxmlformats.org/drawingml/2006/main">
-              <a:graphicData uri="http://schemas.openxmlformats.org/drawingml/2006/picture">
-                <pic:pic xmlns:pic="http://schemas.openxmlformats.org/drawingml/2006/picture">
-                  <pic:nvPicPr>
-                    <pic:cNvPr id="263861726" name="Picture 1"/>
-                    <pic:cNvPicPr>
-                      <a:picLocks noChangeAspect="1"/>
-                    </pic:cNvPicPr>
-                  </pic:nvPicPr>
-                  <pic:blipFill>
-                    <a:blip r:embed="rId7" cstate="print">
-                      <a:extLst>
-                        <a:ext uri="{28A0092B-C50C-407E-A947-70E740481C1C}">
-                          <a14:useLocalDpi xmlns:a14="http://schemas.microsoft.com/office/drawing/2010/main" val="0"/>
-                        </a:ext>
-                      </a:extLst>
-                    </a:blip>
-                    <a:srcRect/>
-                    <a:stretch>
-                      <a:fillRect/>
-                    </a:stretch>
-                  </pic:blipFill>
-                  <pic:spPr bwMode="auto">
-                    <a:xfrm>
-                      <a:off x="0" y="0"/>
-                      <a:ext cx="1303020" cy="730250"/>
-                    </a:xfrm>
-                    <a:prstGeom prst="rect">
-                      <a:avLst/>
-                    </a:prstGeom>
-                    <a:noFill/>
-                    <a:ln>
-                      <a:noFill/>
-                    </a:ln>
-                  </pic:spPr>
-                </pic:pic>
-              </a:graphicData>
-            </a:graphic>
-          </wp:anchor>
-        </w:drawing>
-      </w:r>
+      <w:bookmarkEnd w:id="180"/>
     </w:p>
     <w:sectPr>
-      <w:headerReference w:type="first" r:id="rId10"/>
+      <w:headerReference w:type="even" r:id="rId9"/>
+      <w:headerReference w:type="default" r:id="rId10"/>
+      <w:footerReference w:type="even" r:id="rId11"/>
+      <w:footerReference w:type="default" r:id="rId12"/>
+      <w:headerReference w:type="first" r:id="rId13"/>
+      <w:footerReference w:type="first" r:id="rId14"/>
       <w:type w:val="continuous"/>
       <w:pgSz w:w="12240" w:h="15840"/>
       <w:pgMar w:top="1040" w:right="1080" w:bottom="280" w:left="1440" w:header="1300" w:footer="720" w:gutter="0"/>
@@ -10518,6 +10018,36 @@
 </w:endnotes>
 </file>
 
+<file path=word/footer1.xml><?xml version="1.0" encoding="utf-8"?>
+<w:ftr xmlns:wpc="http://schemas.microsoft.com/office/word/2010/wordprocessingCanvas" xmlns:cx="http://schemas.microsoft.com/office/drawing/2014/chartex" xmlns:cx1="http://schemas.microsoft.com/office/drawing/2015/9/8/chartex" xmlns:cx2="http://schemas.microsoft.com/office/drawing/2015/10/21/chartex" xmlns:cx3="http://schemas.microsoft.com/office/drawing/2016/5/9/chartex" xmlns:cx4="http://schemas.microsoft.com/office/drawing/2016/5/10/chartex" xmlns:cx5="http://schemas.microsoft.com/office/drawing/2016/5/11/chartex" xmlns:cx6="http://schemas.microsoft.com/office/drawing/2016/5/12/chartex" xmlns:cx7="http://schemas.microsoft.com/office/drawing/2016/5/13/chartex" xmlns:cx8="http://schemas.microsoft.com/office/drawing/2016/5/14/chartex" xmlns:mc="http://schemas.openxmlformats.org/markup-compatibility/2006" xmlns:aink="http://schemas.microsoft.com/office/drawing/2016/ink" xmlns:am3d="http://schemas.microsoft.com/office/drawing/2017/model3d" xmlns:o="urn:schemas-microsoft-com:office:office" xmlns:oel="http://schemas.microsoft.com/office/2019/extlst" xmlns:r="http://schemas.openxmlformats.org/officeDocument/2006/relationships" xmlns:m="http://schemas.openxmlformats.org/officeDocument/2006/math" xmlns:v="urn:schemas-microsoft-com:vml" xmlns:wp14="http://schemas.microsoft.com/office/word/2010/wordprocessingDrawing" xmlns:wp="http://schemas.openxmlformats.org/drawingml/2006/wordprocessingDrawing" xmlns:w10="urn:schemas-microsoft-com:office:word" xmlns:w="http://schemas.openxmlformats.org/wordprocessingml/2006/main" xmlns:w14="http://schemas.microsoft.com/office/word/2010/wordml" xmlns:w15="http://schemas.microsoft.com/office/word/2012/wordml" xmlns:w16cex="http://schemas.microsoft.com/office/word/2018/wordml/cex" xmlns:w16cid="http://schemas.microsoft.com/office/word/2016/wordml/cid" xmlns:w16="http://schemas.microsoft.com/office/word/2018/wordml" xmlns:w16du="http://schemas.microsoft.com/office/word/2023/wordml/word16du" xmlns:w16sdtdh="http://schemas.microsoft.com/office/word/2020/wordml/sdtdatahash" xmlns:w16sdtfl="http://schemas.microsoft.com/office/word/2024/wordml/sdtformatlock" xmlns:w16se="http://schemas.microsoft.com/office/word/2015/wordml/symex" xmlns:wpg="http://schemas.microsoft.com/office/word/2010/wordprocessingGroup" xmlns:wpi="http://schemas.microsoft.com/office/word/2010/wordprocessingInk" xmlns:wne="http://schemas.microsoft.com/office/word/2006/wordml" xmlns:wps="http://schemas.microsoft.com/office/word/2010/wordprocessingShape" mc:Ignorable="w14 w15 w16se w16cid w16 w16cex w16sdtdh w16sdtfl w16du wp14">
+  <w:p>
+    <w:pPr>
+      <w:pStyle w:val="Footer"/>
+    </w:pPr>
+  </w:p>
+</w:ftr>
+</file>
+
+<file path=word/footer2.xml><?xml version="1.0" encoding="utf-8"?>
+<w:ftr xmlns:wpc="http://schemas.microsoft.com/office/word/2010/wordprocessingCanvas" xmlns:cx="http://schemas.microsoft.com/office/drawing/2014/chartex" xmlns:cx1="http://schemas.microsoft.com/office/drawing/2015/9/8/chartex" xmlns:cx2="http://schemas.microsoft.com/office/drawing/2015/10/21/chartex" xmlns:cx3="http://schemas.microsoft.com/office/drawing/2016/5/9/chartex" xmlns:cx4="http://schemas.microsoft.com/office/drawing/2016/5/10/chartex" xmlns:cx5="http://schemas.microsoft.com/office/drawing/2016/5/11/chartex" xmlns:cx6="http://schemas.microsoft.com/office/drawing/2016/5/12/chartex" xmlns:cx7="http://schemas.microsoft.com/office/drawing/2016/5/13/chartex" xmlns:cx8="http://schemas.microsoft.com/office/drawing/2016/5/14/chartex" xmlns:mc="http://schemas.openxmlformats.org/markup-compatibility/2006" xmlns:aink="http://schemas.microsoft.com/office/drawing/2016/ink" xmlns:am3d="http://schemas.microsoft.com/office/drawing/2017/model3d" xmlns:o="urn:schemas-microsoft-com:office:office" xmlns:oel="http://schemas.microsoft.com/office/2019/extlst" xmlns:r="http://schemas.openxmlformats.org/officeDocument/2006/relationships" xmlns:m="http://schemas.openxmlformats.org/officeDocument/2006/math" xmlns:v="urn:schemas-microsoft-com:vml" xmlns:wp14="http://schemas.microsoft.com/office/word/2010/wordprocessingDrawing" xmlns:wp="http://schemas.openxmlformats.org/drawingml/2006/wordprocessingDrawing" xmlns:w10="urn:schemas-microsoft-com:office:word" xmlns:w="http://schemas.openxmlformats.org/wordprocessingml/2006/main" xmlns:w14="http://schemas.microsoft.com/office/word/2010/wordml" xmlns:w15="http://schemas.microsoft.com/office/word/2012/wordml" xmlns:w16cex="http://schemas.microsoft.com/office/word/2018/wordml/cex" xmlns:w16cid="http://schemas.microsoft.com/office/word/2016/wordml/cid" xmlns:w16="http://schemas.microsoft.com/office/word/2018/wordml" xmlns:w16du="http://schemas.microsoft.com/office/word/2023/wordml/word16du" xmlns:w16sdtdh="http://schemas.microsoft.com/office/word/2020/wordml/sdtdatahash" xmlns:w16sdtfl="http://schemas.microsoft.com/office/word/2024/wordml/sdtformatlock" xmlns:w16se="http://schemas.microsoft.com/office/word/2015/wordml/symex" xmlns:wpg="http://schemas.microsoft.com/office/word/2010/wordprocessingGroup" xmlns:wpi="http://schemas.microsoft.com/office/word/2010/wordprocessingInk" xmlns:wne="http://schemas.microsoft.com/office/word/2006/wordml" xmlns:wps="http://schemas.microsoft.com/office/word/2010/wordprocessingShape" mc:Ignorable="w14 w15 w16se w16cid w16 w16cex w16sdtdh w16sdtfl w16du wp14">
+  <w:p>
+    <w:pPr>
+      <w:pStyle w:val="Footer"/>
+    </w:pPr>
+  </w:p>
+</w:ftr>
+</file>
+
+<file path=word/footer3.xml><?xml version="1.0" encoding="utf-8"?>
+<w:ftr xmlns:wpc="http://schemas.microsoft.com/office/word/2010/wordprocessingCanvas" xmlns:cx="http://schemas.microsoft.com/office/drawing/2014/chartex" xmlns:cx1="http://schemas.microsoft.com/office/drawing/2015/9/8/chartex" xmlns:cx2="http://schemas.microsoft.com/office/drawing/2015/10/21/chartex" xmlns:cx3="http://schemas.microsoft.com/office/drawing/2016/5/9/chartex" xmlns:cx4="http://schemas.microsoft.com/office/drawing/2016/5/10/chartex" xmlns:cx5="http://schemas.microsoft.com/office/drawing/2016/5/11/chartex" xmlns:cx6="http://schemas.microsoft.com/office/drawing/2016/5/12/chartex" xmlns:cx7="http://schemas.microsoft.com/office/drawing/2016/5/13/chartex" xmlns:cx8="http://schemas.microsoft.com/office/drawing/2016/5/14/chartex" xmlns:mc="http://schemas.openxmlformats.org/markup-compatibility/2006" xmlns:aink="http://schemas.microsoft.com/office/drawing/2016/ink" xmlns:am3d="http://schemas.microsoft.com/office/drawing/2017/model3d" xmlns:o="urn:schemas-microsoft-com:office:office" xmlns:oel="http://schemas.microsoft.com/office/2019/extlst" xmlns:r="http://schemas.openxmlformats.org/officeDocument/2006/relationships" xmlns:m="http://schemas.openxmlformats.org/officeDocument/2006/math" xmlns:v="urn:schemas-microsoft-com:vml" xmlns:wp14="http://schemas.microsoft.com/office/word/2010/wordprocessingDrawing" xmlns:wp="http://schemas.openxmlformats.org/drawingml/2006/wordprocessingDrawing" xmlns:w10="urn:schemas-microsoft-com:office:word" xmlns:w="http://schemas.openxmlformats.org/wordprocessingml/2006/main" xmlns:w14="http://schemas.microsoft.com/office/word/2010/wordml" xmlns:w15="http://schemas.microsoft.com/office/word/2012/wordml" xmlns:w16cex="http://schemas.microsoft.com/office/word/2018/wordml/cex" xmlns:w16cid="http://schemas.microsoft.com/office/word/2016/wordml/cid" xmlns:w16="http://schemas.microsoft.com/office/word/2018/wordml" xmlns:w16du="http://schemas.microsoft.com/office/word/2023/wordml/word16du" xmlns:w16sdtdh="http://schemas.microsoft.com/office/word/2020/wordml/sdtdatahash" xmlns:w16sdtfl="http://schemas.microsoft.com/office/word/2024/wordml/sdtformatlock" xmlns:w16se="http://schemas.microsoft.com/office/word/2015/wordml/symex" xmlns:wpg="http://schemas.microsoft.com/office/word/2010/wordprocessingGroup" xmlns:wpi="http://schemas.microsoft.com/office/word/2010/wordprocessingInk" xmlns:wne="http://schemas.microsoft.com/office/word/2006/wordml" xmlns:wps="http://schemas.microsoft.com/office/word/2010/wordprocessingShape" mc:Ignorable="w14 w15 w16se w16cid w16 w16cex w16sdtdh w16sdtfl w16du wp14">
+  <w:p>
+    <w:pPr>
+      <w:pStyle w:val="Footer"/>
+    </w:pPr>
+  </w:p>
+</w:ftr>
+</file>
+
 <file path=word/footnotes.xml><?xml version="1.0" encoding="utf-8"?>
 <w:footnotes xmlns:wpc="http://schemas.microsoft.com/office/word/2010/wordprocessingCanvas" xmlns:cx="http://schemas.microsoft.com/office/drawing/2014/chartex" xmlns:cx1="http://schemas.microsoft.com/office/drawing/2015/9/8/chartex" xmlns:cx2="http://schemas.microsoft.com/office/drawing/2015/10/21/chartex" xmlns:cx3="http://schemas.microsoft.com/office/drawing/2016/5/9/chartex" xmlns:cx4="http://schemas.microsoft.com/office/drawing/2016/5/10/chartex" xmlns:cx5="http://schemas.microsoft.com/office/drawing/2016/5/11/chartex" xmlns:cx6="http://schemas.microsoft.com/office/drawing/2016/5/12/chartex" xmlns:cx7="http://schemas.microsoft.com/office/drawing/2016/5/13/chartex" xmlns:cx8="http://schemas.microsoft.com/office/drawing/2016/5/14/chartex" xmlns:mc="http://schemas.openxmlformats.org/markup-compatibility/2006" xmlns:aink="http://schemas.microsoft.com/office/drawing/2016/ink" xmlns:am3d="http://schemas.microsoft.com/office/drawing/2017/model3d" xmlns:o="urn:schemas-microsoft-com:office:office" xmlns:oel="http://schemas.microsoft.com/office/2019/extlst" xmlns:r="http://schemas.openxmlformats.org/officeDocument/2006/relationships" xmlns:m="http://schemas.openxmlformats.org/officeDocument/2006/math" xmlns:v="urn:schemas-microsoft-com:vml" xmlns:wp14="http://schemas.microsoft.com/office/word/2010/wordprocessingDrawing" xmlns:wp="http://schemas.openxmlformats.org/drawingml/2006/wordprocessingDrawing" xmlns:w10="urn:schemas-microsoft-com:office:word" xmlns:w="http://schemas.openxmlformats.org/wordprocessingml/2006/main" xmlns:w14="http://schemas.microsoft.com/office/word/2010/wordml" xmlns:w15="http://schemas.microsoft.com/office/word/2012/wordml" xmlns:w16cex="http://schemas.microsoft.com/office/word/2018/wordml/cex" xmlns:w16cid="http://schemas.microsoft.com/office/word/2016/wordml/cid" xmlns:w16="http://schemas.microsoft.com/office/word/2018/wordml" xmlns:w16du="http://schemas.microsoft.com/office/word/2023/wordml/word16du" xmlns:w16sdtdh="http://schemas.microsoft.com/office/word/2020/wordml/sdtdatahash" xmlns:w16sdtfl="http://schemas.microsoft.com/office/word/2024/wordml/sdtformatlock" xmlns:w16se="http://schemas.microsoft.com/office/word/2015/wordml/symex" xmlns:wpg="http://schemas.microsoft.com/office/word/2010/wordprocessingGroup" xmlns:wpi="http://schemas.microsoft.com/office/word/2010/wordprocessingInk" xmlns:wne="http://schemas.microsoft.com/office/word/2006/wordml" xmlns:wps="http://schemas.microsoft.com/office/word/2010/wordprocessingShape" mc:Ignorable="w14 w15 w16se w16cid w16 w16cex w16sdtdh w16sdtfl w16du wp14">
   <w:footnote w:type="separator" w:id="-1">
@@ -10541,122 +10071,257 @@
 <w:hdr xmlns:wpc="http://schemas.microsoft.com/office/word/2010/wordprocessingCanvas" xmlns:cx="http://schemas.microsoft.com/office/drawing/2014/chartex" xmlns:cx1="http://schemas.microsoft.com/office/drawing/2015/9/8/chartex" xmlns:cx2="http://schemas.microsoft.com/office/drawing/2015/10/21/chartex" xmlns:cx3="http://schemas.microsoft.com/office/drawing/2016/5/9/chartex" xmlns:cx4="http://schemas.microsoft.com/office/drawing/2016/5/10/chartex" xmlns:cx5="http://schemas.microsoft.com/office/drawing/2016/5/11/chartex" xmlns:cx6="http://schemas.microsoft.com/office/drawing/2016/5/12/chartex" xmlns:cx7="http://schemas.microsoft.com/office/drawing/2016/5/13/chartex" xmlns:cx8="http://schemas.microsoft.com/office/drawing/2016/5/14/chartex" xmlns:mc="http://schemas.openxmlformats.org/markup-compatibility/2006" xmlns:aink="http://schemas.microsoft.com/office/drawing/2016/ink" xmlns:am3d="http://schemas.microsoft.com/office/drawing/2017/model3d" xmlns:o="urn:schemas-microsoft-com:office:office" xmlns:oel="http://schemas.microsoft.com/office/2019/extlst" xmlns:r="http://schemas.openxmlformats.org/officeDocument/2006/relationships" xmlns:m="http://schemas.openxmlformats.org/officeDocument/2006/math" xmlns:v="urn:schemas-microsoft-com:vml" xmlns:wp14="http://schemas.microsoft.com/office/word/2010/wordprocessingDrawing" xmlns:wp="http://schemas.openxmlformats.org/drawingml/2006/wordprocessingDrawing" xmlns:w10="urn:schemas-microsoft-com:office:word" xmlns:w="http://schemas.openxmlformats.org/wordprocessingml/2006/main" xmlns:w14="http://schemas.microsoft.com/office/word/2010/wordml" xmlns:w15="http://schemas.microsoft.com/office/word/2012/wordml" xmlns:w16cex="http://schemas.microsoft.com/office/word/2018/wordml/cex" xmlns:w16cid="http://schemas.microsoft.com/office/word/2016/wordml/cid" xmlns:w16="http://schemas.microsoft.com/office/word/2018/wordml" xmlns:w16du="http://schemas.microsoft.com/office/word/2023/wordml/word16du" xmlns:w16sdtdh="http://schemas.microsoft.com/office/word/2020/wordml/sdtdatahash" xmlns:w16sdtfl="http://schemas.microsoft.com/office/word/2024/wordml/sdtformatlock" xmlns:w16se="http://schemas.microsoft.com/office/word/2015/wordml/symex" xmlns:wpg="http://schemas.microsoft.com/office/word/2010/wordprocessingGroup" xmlns:wpi="http://schemas.microsoft.com/office/word/2010/wordprocessingInk" xmlns:wne="http://schemas.microsoft.com/office/word/2006/wordml" xmlns:wps="http://schemas.microsoft.com/office/word/2010/wordprocessingShape" mc:Ignorable="w14 w15 w16se w16cid w16 w16cex w16sdtdh w16sdtfl w16du wp14">
   <w:p>
     <w:pPr>
-      <w:spacing w:after="200"/>
-      <w:jc w:val="center"/>
+      <w:pStyle w:val="Header"/>
     </w:pPr>
-    <w:r>
-      <w:rPr>
-        <w:noProof/>
-      </w:rPr>
-      <w:drawing>
-        <wp:inline distT="0" distB="0" distL="0" distR="0" wp14:anchorId="66186BA8" wp14:editId="51E7063D">
-          <wp:extent cx="889000" cy="762000"/>
-          <wp:effectExtent l="0" t="0" r="0" b="0"/>
-          <wp:docPr id="906555684" name="Picture 906555684"/>
-          <wp:cNvGraphicFramePr>
-            <a:graphicFrameLocks xmlns:a="http://schemas.openxmlformats.org/drawingml/2006/main" noChangeAspect="1"/>
-          </wp:cNvGraphicFramePr>
-          <a:graphic xmlns:a="http://schemas.openxmlformats.org/drawingml/2006/main">
-            <a:graphicData uri="http://schemas.openxmlformats.org/drawingml/2006/picture">
-              <pic:pic xmlns:pic="http://schemas.openxmlformats.org/drawingml/2006/picture">
-                <pic:nvPicPr>
-                  <pic:cNvPr id="0" name="business_card.jpg"/>
-                  <pic:cNvPicPr/>
-                </pic:nvPicPr>
-                <pic:blipFill>
-                  <a:blip r:embed="rId1"/>
-                  <a:srcRect l="67619" t="16667" r="6190" b="44167"/>
-                  <a:stretch>
-                    <a:fillRect/>
-                  </a:stretch>
-                </pic:blipFill>
-                <pic:spPr>
-                  <a:xfrm>
-                    <a:off x="0" y="0"/>
-                    <a:ext cx="889000" cy="762000"/>
-                  </a:xfrm>
-                  <a:prstGeom prst="rect">
-                    <a:avLst/>
-                  </a:prstGeom>
-                </pic:spPr>
-              </pic:pic>
-            </a:graphicData>
-          </a:graphic>
-        </wp:inline>
-      </w:drawing>
-    </w:r>
   </w:p>
+</w:hdr>
+</file>
+
+<file path=word/header2.xml><?xml version="1.0" encoding="utf-8"?>
+<w:hdr xmlns:wpc="http://schemas.microsoft.com/office/word/2010/wordprocessingCanvas" xmlns:cx="http://schemas.microsoft.com/office/drawing/2014/chartex" xmlns:cx1="http://schemas.microsoft.com/office/drawing/2015/9/8/chartex" xmlns:cx2="http://schemas.microsoft.com/office/drawing/2015/10/21/chartex" xmlns:cx3="http://schemas.microsoft.com/office/drawing/2016/5/9/chartex" xmlns:cx4="http://schemas.microsoft.com/office/drawing/2016/5/10/chartex" xmlns:cx5="http://schemas.microsoft.com/office/drawing/2016/5/11/chartex" xmlns:cx6="http://schemas.microsoft.com/office/drawing/2016/5/12/chartex" xmlns:cx7="http://schemas.microsoft.com/office/drawing/2016/5/13/chartex" xmlns:cx8="http://schemas.microsoft.com/office/drawing/2016/5/14/chartex" xmlns:mc="http://schemas.openxmlformats.org/markup-compatibility/2006" xmlns:aink="http://schemas.microsoft.com/office/drawing/2016/ink" xmlns:am3d="http://schemas.microsoft.com/office/drawing/2017/model3d" xmlns:o="urn:schemas-microsoft-com:office:office" xmlns:oel="http://schemas.microsoft.com/office/2019/extlst" xmlns:r="http://schemas.openxmlformats.org/officeDocument/2006/relationships" xmlns:m="http://schemas.openxmlformats.org/officeDocument/2006/math" xmlns:v="urn:schemas-microsoft-com:vml" xmlns:wp14="http://schemas.microsoft.com/office/word/2010/wordprocessingDrawing" xmlns:wp="http://schemas.openxmlformats.org/drawingml/2006/wordprocessingDrawing" xmlns:w10="urn:schemas-microsoft-com:office:word" xmlns:w="http://schemas.openxmlformats.org/wordprocessingml/2006/main" xmlns:w14="http://schemas.microsoft.com/office/word/2010/wordml" xmlns:w15="http://schemas.microsoft.com/office/word/2012/wordml" xmlns:w16cex="http://schemas.microsoft.com/office/word/2018/wordml/cex" xmlns:w16cid="http://schemas.microsoft.com/office/word/2016/wordml/cid" xmlns:w16="http://schemas.microsoft.com/office/word/2018/wordml" xmlns:w16du="http://schemas.microsoft.com/office/word/2023/wordml/word16du" xmlns:w16sdtdh="http://schemas.microsoft.com/office/word/2020/wordml/sdtdatahash" xmlns:w16sdtfl="http://schemas.microsoft.com/office/word/2024/wordml/sdtformatlock" xmlns:w16se="http://schemas.microsoft.com/office/word/2015/wordml/symex" xmlns:wpg="http://schemas.microsoft.com/office/word/2010/wordprocessingGroup" xmlns:wpi="http://schemas.microsoft.com/office/word/2010/wordprocessingInk" xmlns:wne="http://schemas.microsoft.com/office/word/2006/wordml" xmlns:wps="http://schemas.microsoft.com/office/word/2010/wordprocessingShape" mc:Ignorable="w14 w15 w16se w16cid w16 w16cex w16sdtdh w16sdtfl w16du wp14">
   <w:p>
     <w:pPr>
-      <w:spacing w:after="40"/>
-      <w:jc w:val="center"/>
+      <w:pStyle w:val="Header"/>
     </w:pPr>
-    <w:bookmarkStart w:id="187" w:name="NestHeader_name"/>
-    <w:bookmarkStart w:id="188" w:name="NNF_188_9720_272_22_1_S"/>
-    <w:r>
-      <w:rPr>
-        <w:rFonts w:ascii="Arial" w:hAnsi="Arial"/>
-        <w:b/>
-      </w:rPr>
-      <w:t>{{company.name}}</w:t>
-    </w:r>
-    <w:bookmarkEnd w:id="187"/>
-    <w:bookmarkEnd w:id="188"/>
   </w:p>
-  <w:p>
-    <w:pPr>
-      <w:spacing w:after="40"/>
-      <w:jc w:val="center"/>
-    </w:pPr>
-    <w:bookmarkStart w:id="189" w:name="NestHeader_registration"/>
-    <w:bookmarkStart w:id="190" w:name="NNF_189_9720_294_24_1_S"/>
-    <w:r>
-      <w:rPr>
-        <w:rFonts w:ascii="Arial" w:hAnsi="Arial"/>
-        <w:b/>
-        <w:sz w:val="24"/>
-      </w:rPr>
-      <w:t>{{company.registration}}</w:t>
-    </w:r>
-    <w:bookmarkEnd w:id="189"/>
-    <w:bookmarkEnd w:id="190"/>
-  </w:p>
-  <w:p>
-    <w:pPr>
-      <w:spacing w:after="40"/>
-      <w:jc w:val="center"/>
-    </w:pPr>
-    <w:bookmarkStart w:id="191" w:name="NestHeader_address"/>
-    <w:bookmarkStart w:id="192" w:name="NNF_190_9720_260_21_1_T"/>
-    <w:r>
-      <w:rPr>
-        <w:rFonts w:ascii="Times New Roman" w:hAnsi="Times New Roman"/>
-        <w:b/>
-        <w:sz w:val="21"/>
-      </w:rPr>
-      <w:t>{{company.address}}</w:t>
-    </w:r>
-    <w:bookmarkEnd w:id="191"/>
-    <w:bookmarkEnd w:id="192"/>
-  </w:p>
-  <w:p>
-    <w:pPr>
-      <w:spacing w:after="40"/>
-      <w:jc w:val="center"/>
-    </w:pPr>
-    <w:bookmarkStart w:id="193" w:name="NestHeader_phone"/>
-    <w:bookmarkStart w:id="194" w:name="NNF_191_9720_281_23_1_T"/>
-    <w:r>
-      <w:rPr>
-        <w:rFonts w:ascii="Times New Roman" w:hAnsi="Times New Roman"/>
-        <w:b/>
-        <w:sz w:val="23"/>
-      </w:rPr>
-      <w:t>TEL NO.: {{company.phone}}</w:t>
-    </w:r>
-    <w:bookmarkEnd w:id="193"/>
-    <w:bookmarkEnd w:id="194"/>
-  </w:p>
+</w:hdr>
+</file>
+
+<file path=word/header3.xml><?xml version="1.0" encoding="utf-8"?>
+<w:hdr xmlns:wpc="http://schemas.microsoft.com/office/word/2010/wordprocessingCanvas" xmlns:cx="http://schemas.microsoft.com/office/drawing/2014/chartex" xmlns:cx1="http://schemas.microsoft.com/office/drawing/2015/9/8/chartex" xmlns:cx2="http://schemas.microsoft.com/office/drawing/2015/10/21/chartex" xmlns:cx3="http://schemas.microsoft.com/office/drawing/2016/5/9/chartex" xmlns:cx4="http://schemas.microsoft.com/office/drawing/2016/5/10/chartex" xmlns:cx5="http://schemas.microsoft.com/office/drawing/2016/5/11/chartex" xmlns:cx6="http://schemas.microsoft.com/office/drawing/2016/5/12/chartex" xmlns:cx7="http://schemas.microsoft.com/office/drawing/2016/5/13/chartex" xmlns:cx8="http://schemas.microsoft.com/office/drawing/2016/5/14/chartex" xmlns:mc="http://schemas.openxmlformats.org/markup-compatibility/2006" xmlns:aink="http://schemas.microsoft.com/office/drawing/2016/ink" xmlns:am3d="http://schemas.microsoft.com/office/drawing/2017/model3d" xmlns:o="urn:schemas-microsoft-com:office:office" xmlns:oel="http://schemas.microsoft.com/office/2019/extlst" xmlns:r="http://schemas.openxmlformats.org/officeDocument/2006/relationships" xmlns:m="http://schemas.openxmlformats.org/officeDocument/2006/math" xmlns:v="urn:schemas-microsoft-com:vml" xmlns:wp14="http://schemas.microsoft.com/office/word/2010/wordprocessingDrawing" xmlns:wp="http://schemas.openxmlformats.org/drawingml/2006/wordprocessingDrawing" xmlns:w10="urn:schemas-microsoft-com:office:word" xmlns:w="http://schemas.openxmlformats.org/wordprocessingml/2006/main" xmlns:w14="http://schemas.microsoft.com/office/word/2010/wordml" xmlns:w15="http://schemas.microsoft.com/office/word/2012/wordml" xmlns:w16cex="http://schemas.microsoft.com/office/word/2018/wordml/cex" xmlns:w16cid="http://schemas.microsoft.com/office/word/2016/wordml/cid" xmlns:w16="http://schemas.microsoft.com/office/word/2018/wordml" xmlns:w16du="http://schemas.microsoft.com/office/word/2023/wordml/word16du" xmlns:w16sdtdh="http://schemas.microsoft.com/office/word/2020/wordml/sdtdatahash" xmlns:w16sdtfl="http://schemas.microsoft.com/office/word/2024/wordml/sdtformatlock" xmlns:w16se="http://schemas.microsoft.com/office/word/2015/wordml/symex" xmlns:wpg="http://schemas.microsoft.com/office/word/2010/wordprocessingGroup" xmlns:wpi="http://schemas.microsoft.com/office/word/2010/wordprocessingInk" xmlns:wne="http://schemas.microsoft.com/office/word/2006/wordml" xmlns:wps="http://schemas.microsoft.com/office/word/2010/wordprocessingShape" mc:Ignorable="w14 w15 w16se w16cid w16 w16cex w16sdtdh w16sdtfl w16du wp14">
+  <w:tbl>
+    <w:tblPr>
+      <w:tblStyle w:val="TableGrid"/>
+      <w:tblW w:w="0" w:type="auto"/>
+      <w:tblLook w:val="04A0" w:firstRow="1" w:lastRow="0" w:firstColumn="1" w:lastColumn="0" w:noHBand="0" w:noVBand="1"/>
+    </w:tblPr>
+    <w:tblGrid>
+      <w:gridCol w:w="4968"/>
+      <w:gridCol w:w="4968"/>
+    </w:tblGrid>
+    <w:tr>
+      <w:trPr>
+        <w:trHeight w:val="900"/>
+      </w:trPr>
+      <w:tc>
+        <w:tcPr>
+          <w:tcW w:w="4968" w:type="dxa"/>
+          <w:tcBorders>
+            <w:top w:val="nil"/>
+            <w:left w:val="nil"/>
+            <w:bottom w:val="nil"/>
+            <w:right w:val="nil"/>
+          </w:tcBorders>
+        </w:tcPr>
+        <w:p>
+          <w:pPr>
+            <w:spacing w:after="200"/>
+            <w:jc w:val="right"/>
+          </w:pPr>
+          <w:r>
+            <w:rPr>
+              <w:noProof/>
+            </w:rPr>
+            <w:drawing>
+              <wp:inline distT="0" distB="0" distL="0" distR="0" wp14:anchorId="22B660BF" wp14:editId="6000975A">
+                <wp:extent cx="511629" cy="438538"/>
+                <wp:effectExtent l="0" t="0" r="3175" b="0"/>
+                <wp:docPr id="906555684" name="Picture 906555684"/>
+                <wp:cNvGraphicFramePr>
+                  <a:graphicFrameLocks xmlns:a="http://schemas.openxmlformats.org/drawingml/2006/main" noChangeAspect="1"/>
+                </wp:cNvGraphicFramePr>
+                <a:graphic xmlns:a="http://schemas.openxmlformats.org/drawingml/2006/main">
+                  <a:graphicData uri="http://schemas.openxmlformats.org/drawingml/2006/picture">
+                    <pic:pic xmlns:pic="http://schemas.openxmlformats.org/drawingml/2006/picture">
+                      <pic:nvPicPr>
+                        <pic:cNvPr id="0" name="business_card.jpg"/>
+                        <pic:cNvPicPr/>
+                      </pic:nvPicPr>
+                      <pic:blipFill>
+                        <a:blip r:embed="rId1"/>
+                        <a:srcRect l="67619" t="16667" r="6190" b="44167"/>
+                        <a:stretch>
+                          <a:fillRect/>
+                        </a:stretch>
+                      </pic:blipFill>
+                      <pic:spPr>
+                        <a:xfrm>
+                          <a:off x="0" y="0"/>
+                          <a:ext cx="551121" cy="472388"/>
+                        </a:xfrm>
+                        <a:prstGeom prst="rect">
+                          <a:avLst/>
+                        </a:prstGeom>
+                      </pic:spPr>
+                    </pic:pic>
+                  </a:graphicData>
+                </a:graphic>
+              </wp:inline>
+            </w:drawing>
+          </w:r>
+        </w:p>
+      </w:tc>
+      <w:tc>
+        <w:tcPr>
+          <w:tcW w:w="4968" w:type="dxa"/>
+          <w:tcBorders>
+            <w:top w:val="nil"/>
+            <w:left w:val="nil"/>
+            <w:bottom w:val="nil"/>
+            <w:right w:val="nil"/>
+          </w:tcBorders>
+        </w:tcPr>
+        <w:p>
+          <w:pPr>
+            <w:spacing w:after="40"/>
+            <w:rPr>
+              <w:sz w:val="16"/>
+              <w:szCs w:val="16"/>
+            </w:rPr>
+          </w:pPr>
+          <w:bookmarkStart w:id="181" w:name="NestHeader_name"/>
+          <w:bookmarkStart w:id="182" w:name="NNF_188_9720_272_22_1_S"/>
+          <w:r>
+            <w:rPr>
+              <w:rFonts w:ascii="Arial" w:hAnsi="Arial"/>
+              <w:b/>
+              <w:sz w:val="16"/>
+              <w:szCs w:val="16"/>
+            </w:rPr>
+            <w:t>{{company.name}}</w:t>
+          </w:r>
+          <w:bookmarkEnd w:id="181"/>
+          <w:bookmarkEnd w:id="182"/>
+        </w:p>
+        <w:p>
+          <w:pPr>
+            <w:spacing w:after="40"/>
+            <w:rPr>
+              <w:sz w:val="14"/>
+              <w:szCs w:val="14"/>
+            </w:rPr>
+          </w:pPr>
+          <w:bookmarkStart w:id="183" w:name="NestHeader_registration"/>
+          <w:bookmarkStart w:id="184" w:name="NNF_189_9720_294_24_1_S"/>
+          <w:r>
+            <w:rPr>
+              <w:rFonts w:ascii="Arial" w:hAnsi="Arial"/>
+              <w:b/>
+              <w:sz w:val="16"/>
+              <w:szCs w:val="14"/>
+            </w:rPr>
+            <w:t>{{</w:t>
+          </w:r>
+          <w:proofErr w:type="gramStart"/>
+          <w:r>
+            <w:rPr>
+              <w:rFonts w:ascii="Arial" w:hAnsi="Arial"/>
+              <w:b/>
+              <w:sz w:val="16"/>
+              <w:szCs w:val="14"/>
+            </w:rPr>
+            <w:t>company.registration</w:t>
+          </w:r>
+          <w:proofErr w:type="gramEnd"/>
+          <w:r>
+            <w:rPr>
+              <w:rFonts w:ascii="Arial" w:hAnsi="Arial"/>
+              <w:b/>
+              <w:sz w:val="16"/>
+              <w:szCs w:val="14"/>
+            </w:rPr>
+            <w:t>}}</w:t>
+          </w:r>
+          <w:bookmarkEnd w:id="183"/>
+          <w:bookmarkEnd w:id="184"/>
+        </w:p>
+        <w:p>
+          <w:pPr>
+            <w:spacing w:after="40"/>
+            <w:rPr>
+              <w:sz w:val="16"/>
+              <w:szCs w:val="16"/>
+            </w:rPr>
+          </w:pPr>
+          <w:bookmarkStart w:id="185" w:name="NestHeader_address"/>
+          <w:bookmarkStart w:id="186" w:name="NNF_190_9720_260_21_1_T"/>
+          <w:r>
+            <w:rPr>
+              <w:rFonts w:ascii="Times New Roman" w:hAnsi="Times New Roman"/>
+              <w:b/>
+              <w:sz w:val="16"/>
+              <w:szCs w:val="16"/>
+            </w:rPr>
+            <w:t>{{</w:t>
+          </w:r>
+          <w:proofErr w:type="gramStart"/>
+          <w:r>
+            <w:rPr>
+              <w:rFonts w:ascii="Times New Roman" w:hAnsi="Times New Roman"/>
+              <w:b/>
+              <w:sz w:val="16"/>
+              <w:szCs w:val="16"/>
+            </w:rPr>
+            <w:t>company.address</w:t>
+          </w:r>
+          <w:proofErr w:type="gramEnd"/>
+          <w:r>
+            <w:rPr>
+              <w:rFonts w:ascii="Times New Roman" w:hAnsi="Times New Roman"/>
+              <w:b/>
+              <w:sz w:val="16"/>
+              <w:szCs w:val="16"/>
+            </w:rPr>
+            <w:t>}}</w:t>
+          </w:r>
+          <w:bookmarkEnd w:id="185"/>
+          <w:bookmarkEnd w:id="186"/>
+        </w:p>
+        <w:p>
+          <w:pPr>
+            <w:spacing w:after="40"/>
+            <w:rPr>
+              <w:sz w:val="16"/>
+              <w:szCs w:val="16"/>
+            </w:rPr>
+          </w:pPr>
+          <w:bookmarkStart w:id="187" w:name="NestHeader_phone"/>
+          <w:bookmarkStart w:id="188" w:name="NNF_191_9720_281_23_1_T"/>
+          <w:r>
+            <w:rPr>
+              <w:rFonts w:ascii="Times New Roman" w:hAnsi="Times New Roman"/>
+              <w:b/>
+              <w:sz w:val="16"/>
+              <w:szCs w:val="14"/>
+            </w:rPr>
+            <w:t>TEL NO</w:t>
+          </w:r>
+          <w:proofErr w:type="gramStart"/>
+          <w:r>
+            <w:rPr>
+              <w:rFonts w:ascii="Times New Roman" w:hAnsi="Times New Roman"/>
+              <w:b/>
+              <w:sz w:val="16"/>
+              <w:szCs w:val="14"/>
+            </w:rPr>
+            <w:t>.: {{company.phone</w:t>
+          </w:r>
+          <w:proofErr w:type="gramEnd"/>
+          <w:r>
+            <w:rPr>
+              <w:rFonts w:ascii="Times New Roman" w:hAnsi="Times New Roman"/>
+              <w:b/>
+              <w:sz w:val="16"/>
+              <w:szCs w:val="14"/>
+            </w:rPr>
+            <w:t>}}</w:t>
+          </w:r>
+          <w:bookmarkEnd w:id="187"/>
+          <w:bookmarkEnd w:id="188"/>
+        </w:p>
+      </w:tc>
+    </w:tr>
+  </w:tbl>
   <w:p>
     <w:pPr>
       <w:pBdr>
@@ -11335,6 +11000,54 @@
       <w:shd w:val="clear" w:color="auto" w:fill="E1DFDD"/>
     </w:rPr>
   </w:style>
+  <w:style w:type="paragraph" w:styleId="Header">
+    <w:name w:val="header"/>
+    <w:basedOn w:val="Normal"/>
+    <w:link w:val="HeaderChar"/>
+    <w:uiPriority w:val="99"/>
+    <w:unhideWhenUsed/>
+    <w:rsid w:val="003736B4"/>
+    <w:pPr>
+      <w:tabs>
+        <w:tab w:val="center" w:pos="4153"/>
+        <w:tab w:val="right" w:pos="8306"/>
+      </w:tabs>
+    </w:pPr>
+  </w:style>
+  <w:style w:type="character" w:customStyle="1" w:styleId="HeaderChar">
+    <w:name w:val="Header Char"/>
+    <w:basedOn w:val="DefaultParagraphFont"/>
+    <w:link w:val="Header"/>
+    <w:uiPriority w:val="99"/>
+    <w:rsid w:val="003736B4"/>
+    <w:rPr>
+      <w:rFonts w:ascii="SimSun" w:hAnsi="SimSun" w:cs="SimSun"/>
+    </w:rPr>
+  </w:style>
+  <w:style w:type="paragraph" w:styleId="Footer">
+    <w:name w:val="footer"/>
+    <w:basedOn w:val="Normal"/>
+    <w:link w:val="FooterChar"/>
+    <w:uiPriority w:val="99"/>
+    <w:unhideWhenUsed/>
+    <w:rsid w:val="003736B4"/>
+    <w:pPr>
+      <w:tabs>
+        <w:tab w:val="center" w:pos="4153"/>
+        <w:tab w:val="right" w:pos="8306"/>
+      </w:tabs>
+    </w:pPr>
+  </w:style>
+  <w:style w:type="character" w:customStyle="1" w:styleId="FooterChar">
+    <w:name w:val="Footer Char"/>
+    <w:basedOn w:val="DefaultParagraphFont"/>
+    <w:link w:val="Footer"/>
+    <w:uiPriority w:val="99"/>
+    <w:rsid w:val="003736B4"/>
+    <w:rPr>
+      <w:rFonts w:ascii="SimSun" w:hAnsi="SimSun" w:cs="SimSun"/>
+    </w:rPr>
+  </w:style>
 </w:styles>
 </file>
 

--- a/agreements/1. Move in Form - quantity.docx
+++ b/agreements/1. Move in Form - quantity.docx
@@ -2001,18 +2001,7 @@
                                       <w:szCs w:val="20"/>
                                       <w:fitText w:val="480" w:id="1031"/>
                                     </w:rPr>
-                                    <w:t>{{q4}</w:t>
-                                  </w:r>
-                                  <w:r>
-                                    <w:rPr>
-                                      <w:rFonts w:ascii="Times New Roman" w:hAnsi="Times New Roman" w:cs="Times New Roman"/>
-                                      <w:spacing w:val="1"/>
-                                      <w:w w:val="82"/>
-                                      <w:sz w:val="20"/>
-                                      <w:szCs w:val="20"/>
-                                      <w:fitText w:val="480" w:id="1031"/>
-                                    </w:rPr>
-                                    <w:t>}</w:t>
+                                    <w:t>{{q4}}</w:t>
                                   </w:r>
                                   <w:bookmarkEnd w:id="30"/>
                                 </w:p>
@@ -6055,18 +6044,7 @@
                                 <w:szCs w:val="20"/>
                                 <w:fitText w:val="480" w:id="1031"/>
                               </w:rPr>
-                              <w:t>{{q4}</w:t>
-                            </w:r>
-                            <w:r>
-                              <w:rPr>
-                                <w:rFonts w:ascii="Times New Roman" w:hAnsi="Times New Roman" w:cs="Times New Roman"/>
-                                <w:spacing w:val="1"/>
-                                <w:w w:val="82"/>
-                                <w:sz w:val="20"/>
-                                <w:szCs w:val="20"/>
-                                <w:fitText w:val="480" w:id="1031"/>
-                              </w:rPr>
-                              <w:t>}</w:t>
+                              <w:t>{{q4}}</w:t>
                             </w:r>
                             <w:bookmarkEnd w:id="113"/>
                           </w:p>
@@ -9983,12 +9961,7 @@
       <w:bookmarkEnd w:id="180"/>
     </w:p>
     <w:sectPr>
-      <w:headerReference w:type="even" r:id="rId9"/>
-      <w:headerReference w:type="default" r:id="rId10"/>
-      <w:footerReference w:type="even" r:id="rId11"/>
-      <w:footerReference w:type="default" r:id="rId12"/>
-      <w:headerReference w:type="first" r:id="rId13"/>
-      <w:footerReference w:type="first" r:id="rId14"/>
+      <w:headerReference w:type="first" r:id="rId9"/>
       <w:type w:val="continuous"/>
       <w:pgSz w:w="12240" w:h="15840"/>
       <w:pgMar w:top="1040" w:right="1080" w:bottom="280" w:left="1440" w:header="1300" w:footer="720" w:gutter="0"/>
@@ -10018,36 +9991,6 @@
 </w:endnotes>
 </file>
 
-<file path=word/footer1.xml><?xml version="1.0" encoding="utf-8"?>
-<w:ftr xmlns:wpc="http://schemas.microsoft.com/office/word/2010/wordprocessingCanvas" xmlns:cx="http://schemas.microsoft.com/office/drawing/2014/chartex" xmlns:cx1="http://schemas.microsoft.com/office/drawing/2015/9/8/chartex" xmlns:cx2="http://schemas.microsoft.com/office/drawing/2015/10/21/chartex" xmlns:cx3="http://schemas.microsoft.com/office/drawing/2016/5/9/chartex" xmlns:cx4="http://schemas.microsoft.com/office/drawing/2016/5/10/chartex" xmlns:cx5="http://schemas.microsoft.com/office/drawing/2016/5/11/chartex" xmlns:cx6="http://schemas.microsoft.com/office/drawing/2016/5/12/chartex" xmlns:cx7="http://schemas.microsoft.com/office/drawing/2016/5/13/chartex" xmlns:cx8="http://schemas.microsoft.com/office/drawing/2016/5/14/chartex" xmlns:mc="http://schemas.openxmlformats.org/markup-compatibility/2006" xmlns:aink="http://schemas.microsoft.com/office/drawing/2016/ink" xmlns:am3d="http://schemas.microsoft.com/office/drawing/2017/model3d" xmlns:o="urn:schemas-microsoft-com:office:office" xmlns:oel="http://schemas.microsoft.com/office/2019/extlst" xmlns:r="http://schemas.openxmlformats.org/officeDocument/2006/relationships" xmlns:m="http://schemas.openxmlformats.org/officeDocument/2006/math" xmlns:v="urn:schemas-microsoft-com:vml" xmlns:wp14="http://schemas.microsoft.com/office/word/2010/wordprocessingDrawing" xmlns:wp="http://schemas.openxmlformats.org/drawingml/2006/wordprocessingDrawing" xmlns:w10="urn:schemas-microsoft-com:office:word" xmlns:w="http://schemas.openxmlformats.org/wordprocessingml/2006/main" xmlns:w14="http://schemas.microsoft.com/office/word/2010/wordml" xmlns:w15="http://schemas.microsoft.com/office/word/2012/wordml" xmlns:w16cex="http://schemas.microsoft.com/office/word/2018/wordml/cex" xmlns:w16cid="http://schemas.microsoft.com/office/word/2016/wordml/cid" xmlns:w16="http://schemas.microsoft.com/office/word/2018/wordml" xmlns:w16du="http://schemas.microsoft.com/office/word/2023/wordml/word16du" xmlns:w16sdtdh="http://schemas.microsoft.com/office/word/2020/wordml/sdtdatahash" xmlns:w16sdtfl="http://schemas.microsoft.com/office/word/2024/wordml/sdtformatlock" xmlns:w16se="http://schemas.microsoft.com/office/word/2015/wordml/symex" xmlns:wpg="http://schemas.microsoft.com/office/word/2010/wordprocessingGroup" xmlns:wpi="http://schemas.microsoft.com/office/word/2010/wordprocessingInk" xmlns:wne="http://schemas.microsoft.com/office/word/2006/wordml" xmlns:wps="http://schemas.microsoft.com/office/word/2010/wordprocessingShape" mc:Ignorable="w14 w15 w16se w16cid w16 w16cex w16sdtdh w16sdtfl w16du wp14">
-  <w:p>
-    <w:pPr>
-      <w:pStyle w:val="Footer"/>
-    </w:pPr>
-  </w:p>
-</w:ftr>
-</file>
-
-<file path=word/footer2.xml><?xml version="1.0" encoding="utf-8"?>
-<w:ftr xmlns:wpc="http://schemas.microsoft.com/office/word/2010/wordprocessingCanvas" xmlns:cx="http://schemas.microsoft.com/office/drawing/2014/chartex" xmlns:cx1="http://schemas.microsoft.com/office/drawing/2015/9/8/chartex" xmlns:cx2="http://schemas.microsoft.com/office/drawing/2015/10/21/chartex" xmlns:cx3="http://schemas.microsoft.com/office/drawing/2016/5/9/chartex" xmlns:cx4="http://schemas.microsoft.com/office/drawing/2016/5/10/chartex" xmlns:cx5="http://schemas.microsoft.com/office/drawing/2016/5/11/chartex" xmlns:cx6="http://schemas.microsoft.com/office/drawing/2016/5/12/chartex" xmlns:cx7="http://schemas.microsoft.com/office/drawing/2016/5/13/chartex" xmlns:cx8="http://schemas.microsoft.com/office/drawing/2016/5/14/chartex" xmlns:mc="http://schemas.openxmlformats.org/markup-compatibility/2006" xmlns:aink="http://schemas.microsoft.com/office/drawing/2016/ink" xmlns:am3d="http://schemas.microsoft.com/office/drawing/2017/model3d" xmlns:o="urn:schemas-microsoft-com:office:office" xmlns:oel="http://schemas.microsoft.com/office/2019/extlst" xmlns:r="http://schemas.openxmlformats.org/officeDocument/2006/relationships" xmlns:m="http://schemas.openxmlformats.org/officeDocument/2006/math" xmlns:v="urn:schemas-microsoft-com:vml" xmlns:wp14="http://schemas.microsoft.com/office/word/2010/wordprocessingDrawing" xmlns:wp="http://schemas.openxmlformats.org/drawingml/2006/wordprocessingDrawing" xmlns:w10="urn:schemas-microsoft-com:office:word" xmlns:w="http://schemas.openxmlformats.org/wordprocessingml/2006/main" xmlns:w14="http://schemas.microsoft.com/office/word/2010/wordml" xmlns:w15="http://schemas.microsoft.com/office/word/2012/wordml" xmlns:w16cex="http://schemas.microsoft.com/office/word/2018/wordml/cex" xmlns:w16cid="http://schemas.microsoft.com/office/word/2016/wordml/cid" xmlns:w16="http://schemas.microsoft.com/office/word/2018/wordml" xmlns:w16du="http://schemas.microsoft.com/office/word/2023/wordml/word16du" xmlns:w16sdtdh="http://schemas.microsoft.com/office/word/2020/wordml/sdtdatahash" xmlns:w16sdtfl="http://schemas.microsoft.com/office/word/2024/wordml/sdtformatlock" xmlns:w16se="http://schemas.microsoft.com/office/word/2015/wordml/symex" xmlns:wpg="http://schemas.microsoft.com/office/word/2010/wordprocessingGroup" xmlns:wpi="http://schemas.microsoft.com/office/word/2010/wordprocessingInk" xmlns:wne="http://schemas.microsoft.com/office/word/2006/wordml" xmlns:wps="http://schemas.microsoft.com/office/word/2010/wordprocessingShape" mc:Ignorable="w14 w15 w16se w16cid w16 w16cex w16sdtdh w16sdtfl w16du wp14">
-  <w:p>
-    <w:pPr>
-      <w:pStyle w:val="Footer"/>
-    </w:pPr>
-  </w:p>
-</w:ftr>
-</file>
-
-<file path=word/footer3.xml><?xml version="1.0" encoding="utf-8"?>
-<w:ftr xmlns:wpc="http://schemas.microsoft.com/office/word/2010/wordprocessingCanvas" xmlns:cx="http://schemas.microsoft.com/office/drawing/2014/chartex" xmlns:cx1="http://schemas.microsoft.com/office/drawing/2015/9/8/chartex" xmlns:cx2="http://schemas.microsoft.com/office/drawing/2015/10/21/chartex" xmlns:cx3="http://schemas.microsoft.com/office/drawing/2016/5/9/chartex" xmlns:cx4="http://schemas.microsoft.com/office/drawing/2016/5/10/chartex" xmlns:cx5="http://schemas.microsoft.com/office/drawing/2016/5/11/chartex" xmlns:cx6="http://schemas.microsoft.com/office/drawing/2016/5/12/chartex" xmlns:cx7="http://schemas.microsoft.com/office/drawing/2016/5/13/chartex" xmlns:cx8="http://schemas.microsoft.com/office/drawing/2016/5/14/chartex" xmlns:mc="http://schemas.openxmlformats.org/markup-compatibility/2006" xmlns:aink="http://schemas.microsoft.com/office/drawing/2016/ink" xmlns:am3d="http://schemas.microsoft.com/office/drawing/2017/model3d" xmlns:o="urn:schemas-microsoft-com:office:office" xmlns:oel="http://schemas.microsoft.com/office/2019/extlst" xmlns:r="http://schemas.openxmlformats.org/officeDocument/2006/relationships" xmlns:m="http://schemas.openxmlformats.org/officeDocument/2006/math" xmlns:v="urn:schemas-microsoft-com:vml" xmlns:wp14="http://schemas.microsoft.com/office/word/2010/wordprocessingDrawing" xmlns:wp="http://schemas.openxmlformats.org/drawingml/2006/wordprocessingDrawing" xmlns:w10="urn:schemas-microsoft-com:office:word" xmlns:w="http://schemas.openxmlformats.org/wordprocessingml/2006/main" xmlns:w14="http://schemas.microsoft.com/office/word/2010/wordml" xmlns:w15="http://schemas.microsoft.com/office/word/2012/wordml" xmlns:w16cex="http://schemas.microsoft.com/office/word/2018/wordml/cex" xmlns:w16cid="http://schemas.microsoft.com/office/word/2016/wordml/cid" xmlns:w16="http://schemas.microsoft.com/office/word/2018/wordml" xmlns:w16du="http://schemas.microsoft.com/office/word/2023/wordml/word16du" xmlns:w16sdtdh="http://schemas.microsoft.com/office/word/2020/wordml/sdtdatahash" xmlns:w16sdtfl="http://schemas.microsoft.com/office/word/2024/wordml/sdtformatlock" xmlns:w16se="http://schemas.microsoft.com/office/word/2015/wordml/symex" xmlns:wpg="http://schemas.microsoft.com/office/word/2010/wordprocessingGroup" xmlns:wpi="http://schemas.microsoft.com/office/word/2010/wordprocessingInk" xmlns:wne="http://schemas.microsoft.com/office/word/2006/wordml" xmlns:wps="http://schemas.microsoft.com/office/word/2010/wordprocessingShape" mc:Ignorable="w14 w15 w16se w16cid w16 w16cex w16sdtdh w16sdtfl w16du wp14">
-  <w:p>
-    <w:pPr>
-      <w:pStyle w:val="Footer"/>
-    </w:pPr>
-  </w:p>
-</w:ftr>
-</file>
-
 <file path=word/footnotes.xml><?xml version="1.0" encoding="utf-8"?>
 <w:footnotes xmlns:wpc="http://schemas.microsoft.com/office/word/2010/wordprocessingCanvas" xmlns:cx="http://schemas.microsoft.com/office/drawing/2014/chartex" xmlns:cx1="http://schemas.microsoft.com/office/drawing/2015/9/8/chartex" xmlns:cx2="http://schemas.microsoft.com/office/drawing/2015/10/21/chartex" xmlns:cx3="http://schemas.microsoft.com/office/drawing/2016/5/9/chartex" xmlns:cx4="http://schemas.microsoft.com/office/drawing/2016/5/10/chartex" xmlns:cx5="http://schemas.microsoft.com/office/drawing/2016/5/11/chartex" xmlns:cx6="http://schemas.microsoft.com/office/drawing/2016/5/12/chartex" xmlns:cx7="http://schemas.microsoft.com/office/drawing/2016/5/13/chartex" xmlns:cx8="http://schemas.microsoft.com/office/drawing/2016/5/14/chartex" xmlns:mc="http://schemas.openxmlformats.org/markup-compatibility/2006" xmlns:aink="http://schemas.microsoft.com/office/drawing/2016/ink" xmlns:am3d="http://schemas.microsoft.com/office/drawing/2017/model3d" xmlns:o="urn:schemas-microsoft-com:office:office" xmlns:oel="http://schemas.microsoft.com/office/2019/extlst" xmlns:r="http://schemas.openxmlformats.org/officeDocument/2006/relationships" xmlns:m="http://schemas.openxmlformats.org/officeDocument/2006/math" xmlns:v="urn:schemas-microsoft-com:vml" xmlns:wp14="http://schemas.microsoft.com/office/word/2010/wordprocessingDrawing" xmlns:wp="http://schemas.openxmlformats.org/drawingml/2006/wordprocessingDrawing" xmlns:w10="urn:schemas-microsoft-com:office:word" xmlns:w="http://schemas.openxmlformats.org/wordprocessingml/2006/main" xmlns:w14="http://schemas.microsoft.com/office/word/2010/wordml" xmlns:w15="http://schemas.microsoft.com/office/word/2012/wordml" xmlns:w16cex="http://schemas.microsoft.com/office/word/2018/wordml/cex" xmlns:w16cid="http://schemas.microsoft.com/office/word/2016/wordml/cid" xmlns:w16="http://schemas.microsoft.com/office/word/2018/wordml" xmlns:w16du="http://schemas.microsoft.com/office/word/2023/wordml/word16du" xmlns:w16sdtdh="http://schemas.microsoft.com/office/word/2020/wordml/sdtdatahash" xmlns:w16sdtfl="http://schemas.microsoft.com/office/word/2024/wordml/sdtformatlock" xmlns:w16se="http://schemas.microsoft.com/office/word/2015/wordml/symex" xmlns:wpg="http://schemas.microsoft.com/office/word/2010/wordprocessingGroup" xmlns:wpi="http://schemas.microsoft.com/office/word/2010/wordprocessingInk" xmlns:wne="http://schemas.microsoft.com/office/word/2006/wordml" xmlns:wps="http://schemas.microsoft.com/office/word/2010/wordprocessingShape" mc:Ignorable="w14 w15 w16se w16cid w16 w16cex w16sdtdh w16sdtfl w16du wp14">
   <w:footnote w:type="separator" w:id="-1">
@@ -10069,26 +10012,6 @@
 
 <file path=word/header1.xml><?xml version="1.0" encoding="utf-8"?>
 <w:hdr xmlns:wpc="http://schemas.microsoft.com/office/word/2010/wordprocessingCanvas" xmlns:cx="http://schemas.microsoft.com/office/drawing/2014/chartex" xmlns:cx1="http://schemas.microsoft.com/office/drawing/2015/9/8/chartex" xmlns:cx2="http://schemas.microsoft.com/office/drawing/2015/10/21/chartex" xmlns:cx3="http://schemas.microsoft.com/office/drawing/2016/5/9/chartex" xmlns:cx4="http://schemas.microsoft.com/office/drawing/2016/5/10/chartex" xmlns:cx5="http://schemas.microsoft.com/office/drawing/2016/5/11/chartex" xmlns:cx6="http://schemas.microsoft.com/office/drawing/2016/5/12/chartex" xmlns:cx7="http://schemas.microsoft.com/office/drawing/2016/5/13/chartex" xmlns:cx8="http://schemas.microsoft.com/office/drawing/2016/5/14/chartex" xmlns:mc="http://schemas.openxmlformats.org/markup-compatibility/2006" xmlns:aink="http://schemas.microsoft.com/office/drawing/2016/ink" xmlns:am3d="http://schemas.microsoft.com/office/drawing/2017/model3d" xmlns:o="urn:schemas-microsoft-com:office:office" xmlns:oel="http://schemas.microsoft.com/office/2019/extlst" xmlns:r="http://schemas.openxmlformats.org/officeDocument/2006/relationships" xmlns:m="http://schemas.openxmlformats.org/officeDocument/2006/math" xmlns:v="urn:schemas-microsoft-com:vml" xmlns:wp14="http://schemas.microsoft.com/office/word/2010/wordprocessingDrawing" xmlns:wp="http://schemas.openxmlformats.org/drawingml/2006/wordprocessingDrawing" xmlns:w10="urn:schemas-microsoft-com:office:word" xmlns:w="http://schemas.openxmlformats.org/wordprocessingml/2006/main" xmlns:w14="http://schemas.microsoft.com/office/word/2010/wordml" xmlns:w15="http://schemas.microsoft.com/office/word/2012/wordml" xmlns:w16cex="http://schemas.microsoft.com/office/word/2018/wordml/cex" xmlns:w16cid="http://schemas.microsoft.com/office/word/2016/wordml/cid" xmlns:w16="http://schemas.microsoft.com/office/word/2018/wordml" xmlns:w16du="http://schemas.microsoft.com/office/word/2023/wordml/word16du" xmlns:w16sdtdh="http://schemas.microsoft.com/office/word/2020/wordml/sdtdatahash" xmlns:w16sdtfl="http://schemas.microsoft.com/office/word/2024/wordml/sdtformatlock" xmlns:w16se="http://schemas.microsoft.com/office/word/2015/wordml/symex" xmlns:wpg="http://schemas.microsoft.com/office/word/2010/wordprocessingGroup" xmlns:wpi="http://schemas.microsoft.com/office/word/2010/wordprocessingInk" xmlns:wne="http://schemas.microsoft.com/office/word/2006/wordml" xmlns:wps="http://schemas.microsoft.com/office/word/2010/wordprocessingShape" mc:Ignorable="w14 w15 w16se w16cid w16 w16cex w16sdtdh w16sdtfl w16du wp14">
-  <w:p>
-    <w:pPr>
-      <w:pStyle w:val="Header"/>
-    </w:pPr>
-  </w:p>
-</w:hdr>
-</file>
-
-<file path=word/header2.xml><?xml version="1.0" encoding="utf-8"?>
-<w:hdr xmlns:wpc="http://schemas.microsoft.com/office/word/2010/wordprocessingCanvas" xmlns:cx="http://schemas.microsoft.com/office/drawing/2014/chartex" xmlns:cx1="http://schemas.microsoft.com/office/drawing/2015/9/8/chartex" xmlns:cx2="http://schemas.microsoft.com/office/drawing/2015/10/21/chartex" xmlns:cx3="http://schemas.microsoft.com/office/drawing/2016/5/9/chartex" xmlns:cx4="http://schemas.microsoft.com/office/drawing/2016/5/10/chartex" xmlns:cx5="http://schemas.microsoft.com/office/drawing/2016/5/11/chartex" xmlns:cx6="http://schemas.microsoft.com/office/drawing/2016/5/12/chartex" xmlns:cx7="http://schemas.microsoft.com/office/drawing/2016/5/13/chartex" xmlns:cx8="http://schemas.microsoft.com/office/drawing/2016/5/14/chartex" xmlns:mc="http://schemas.openxmlformats.org/markup-compatibility/2006" xmlns:aink="http://schemas.microsoft.com/office/drawing/2016/ink" xmlns:am3d="http://schemas.microsoft.com/office/drawing/2017/model3d" xmlns:o="urn:schemas-microsoft-com:office:office" xmlns:oel="http://schemas.microsoft.com/office/2019/extlst" xmlns:r="http://schemas.openxmlformats.org/officeDocument/2006/relationships" xmlns:m="http://schemas.openxmlformats.org/officeDocument/2006/math" xmlns:v="urn:schemas-microsoft-com:vml" xmlns:wp14="http://schemas.microsoft.com/office/word/2010/wordprocessingDrawing" xmlns:wp="http://schemas.openxmlformats.org/drawingml/2006/wordprocessingDrawing" xmlns:w10="urn:schemas-microsoft-com:office:word" xmlns:w="http://schemas.openxmlformats.org/wordprocessingml/2006/main" xmlns:w14="http://schemas.microsoft.com/office/word/2010/wordml" xmlns:w15="http://schemas.microsoft.com/office/word/2012/wordml" xmlns:w16cex="http://schemas.microsoft.com/office/word/2018/wordml/cex" xmlns:w16cid="http://schemas.microsoft.com/office/word/2016/wordml/cid" xmlns:w16="http://schemas.microsoft.com/office/word/2018/wordml" xmlns:w16du="http://schemas.microsoft.com/office/word/2023/wordml/word16du" xmlns:w16sdtdh="http://schemas.microsoft.com/office/word/2020/wordml/sdtdatahash" xmlns:w16sdtfl="http://schemas.microsoft.com/office/word/2024/wordml/sdtformatlock" xmlns:w16se="http://schemas.microsoft.com/office/word/2015/wordml/symex" xmlns:wpg="http://schemas.microsoft.com/office/word/2010/wordprocessingGroup" xmlns:wpi="http://schemas.microsoft.com/office/word/2010/wordprocessingInk" xmlns:wne="http://schemas.microsoft.com/office/word/2006/wordml" xmlns:wps="http://schemas.microsoft.com/office/word/2010/wordprocessingShape" mc:Ignorable="w14 w15 w16se w16cid w16 w16cex w16sdtdh w16sdtfl w16du wp14">
-  <w:p>
-    <w:pPr>
-      <w:pStyle w:val="Header"/>
-    </w:pPr>
-  </w:p>
-</w:hdr>
-</file>
-
-<file path=word/header3.xml><?xml version="1.0" encoding="utf-8"?>
-<w:hdr xmlns:wpc="http://schemas.microsoft.com/office/word/2010/wordprocessingCanvas" xmlns:cx="http://schemas.microsoft.com/office/drawing/2014/chartex" xmlns:cx1="http://schemas.microsoft.com/office/drawing/2015/9/8/chartex" xmlns:cx2="http://schemas.microsoft.com/office/drawing/2015/10/21/chartex" xmlns:cx3="http://schemas.microsoft.com/office/drawing/2016/5/9/chartex" xmlns:cx4="http://schemas.microsoft.com/office/drawing/2016/5/10/chartex" xmlns:cx5="http://schemas.microsoft.com/office/drawing/2016/5/11/chartex" xmlns:cx6="http://schemas.microsoft.com/office/drawing/2016/5/12/chartex" xmlns:cx7="http://schemas.microsoft.com/office/drawing/2016/5/13/chartex" xmlns:cx8="http://schemas.microsoft.com/office/drawing/2016/5/14/chartex" xmlns:mc="http://schemas.openxmlformats.org/markup-compatibility/2006" xmlns:aink="http://schemas.microsoft.com/office/drawing/2016/ink" xmlns:am3d="http://schemas.microsoft.com/office/drawing/2017/model3d" xmlns:o="urn:schemas-microsoft-com:office:office" xmlns:oel="http://schemas.microsoft.com/office/2019/extlst" xmlns:r="http://schemas.openxmlformats.org/officeDocument/2006/relationships" xmlns:m="http://schemas.openxmlformats.org/officeDocument/2006/math" xmlns:v="urn:schemas-microsoft-com:vml" xmlns:wp14="http://schemas.microsoft.com/office/word/2010/wordprocessingDrawing" xmlns:wp="http://schemas.openxmlformats.org/drawingml/2006/wordprocessingDrawing" xmlns:w10="urn:schemas-microsoft-com:office:word" xmlns:w="http://schemas.openxmlformats.org/wordprocessingml/2006/main" xmlns:w14="http://schemas.microsoft.com/office/word/2010/wordml" xmlns:w15="http://schemas.microsoft.com/office/word/2012/wordml" xmlns:w16cex="http://schemas.microsoft.com/office/word/2018/wordml/cex" xmlns:w16cid="http://schemas.microsoft.com/office/word/2016/wordml/cid" xmlns:w16="http://schemas.microsoft.com/office/word/2018/wordml" xmlns:w16du="http://schemas.microsoft.com/office/word/2023/wordml/word16du" xmlns:w16sdtdh="http://schemas.microsoft.com/office/word/2020/wordml/sdtdatahash" xmlns:w16sdtfl="http://schemas.microsoft.com/office/word/2024/wordml/sdtformatlock" xmlns:w16se="http://schemas.microsoft.com/office/word/2015/wordml/symex" xmlns:wpg="http://schemas.microsoft.com/office/word/2010/wordprocessingGroup" xmlns:wpi="http://schemas.microsoft.com/office/word/2010/wordprocessingInk" xmlns:wne="http://schemas.microsoft.com/office/word/2006/wordml" xmlns:wps="http://schemas.microsoft.com/office/word/2010/wordprocessingShape" mc:Ignorable="w14 w15 w16se w16cid w16 w16cex w16sdtdh w16sdtfl w16du wp14">
   <w:tbl>
     <w:tblPr>
       <w:tblStyle w:val="TableGrid"/>
@@ -10096,8 +10019,8 @@
       <w:tblLook w:val="04A0" w:firstRow="1" w:lastRow="0" w:firstColumn="1" w:lastColumn="0" w:noHBand="0" w:noVBand="1"/>
     </w:tblPr>
     <w:tblGrid>
-      <w:gridCol w:w="4968"/>
-      <w:gridCol w:w="4968"/>
+      <w:gridCol w:w="4338"/>
+      <w:gridCol w:w="5598"/>
     </w:tblGrid>
     <w:tr>
       <w:trPr>
@@ -10105,7 +10028,7 @@
       </w:trPr>
       <w:tc>
         <w:tcPr>
-          <w:tcW w:w="4968" w:type="dxa"/>
+          <w:tcW w:w="4338" w:type="dxa"/>
           <w:tcBorders>
             <w:top w:val="nil"/>
             <w:left w:val="nil"/>
@@ -10163,7 +10086,7 @@
       </w:tc>
       <w:tc>
         <w:tcPr>
-          <w:tcW w:w="4968" w:type="dxa"/>
+          <w:tcW w:w="5598" w:type="dxa"/>
           <w:tcBorders>
             <w:top w:val="nil"/>
             <w:left w:val="nil"/>

--- a/agreements/1. Move in Form - quantity.docx
+++ b/agreements/1. Move in Form - quantity.docx
@@ -986,11 +986,10 @@
                               <w:tblLook w:val="01E0" w:firstRow="1" w:lastRow="1" w:firstColumn="1" w:lastColumn="1" w:noHBand="0" w:noVBand="0"/>
                             </w:tblPr>
                             <w:tblGrid>
-                              <w:gridCol w:w="3090"/>
-                              <w:gridCol w:w="600"/>
-                              <w:gridCol w:w="1620"/>
-                              <w:gridCol w:w="990"/>
-                              <w:gridCol w:w="3630"/>
+                              <w:gridCol w:w="3445"/>
+                              <w:gridCol w:w="668"/>
+                              <w:gridCol w:w="1806"/>
+                              <w:gridCol w:w="4047"/>
                             </w:tblGrid>
                             <w:tr>
                               <w:trPr>
@@ -998,7 +997,7 @@
                               </w:trPr>
                               <w:tc>
                                 <w:tcPr>
-                                  <w:tcW w:w="3090" w:type="dxa"/>
+                                  <w:tcW w:w="3445" w:type="dxa"/>
                                 </w:tcPr>
                                 <w:p>
                                   <w:pPr>
@@ -1028,7 +1027,7 @@
                               </w:tc>
                               <w:tc>
                                 <w:tcPr>
-                                  <w:tcW w:w="600" w:type="dxa"/>
+                                  <w:tcW w:w="668" w:type="dxa"/>
                                 </w:tcPr>
                                 <w:p>
                                   <w:pPr>
@@ -1057,7 +1056,7 @@
                               </w:tc>
                               <w:tc>
                                 <w:tcPr>
-                                  <w:tcW w:w="1620" w:type="dxa"/>
+                                  <w:tcW w:w="1806" w:type="dxa"/>
                                 </w:tcPr>
                                 <w:p>
                                   <w:pPr>
@@ -1108,37 +1107,7 @@
                               </w:tc>
                               <w:tc>
                                 <w:tcPr>
-                                  <w:tcW w:w="990" w:type="dxa"/>
-                                </w:tcPr>
-                                <w:p>
-                                  <w:pPr>
-                                    <w:pStyle w:val="TableParagraph"/>
-                                    <w:spacing w:line="214" w:lineRule="exact"/>
-                                    <w:ind w:left="101"/>
-                                    <w:rPr>
-                                      <w:rFonts w:ascii="Times New Roman" w:hAnsi="Times New Roman" w:cs="Times New Roman"/>
-                                      <w:b/>
-                                      <w:bCs/>
-                                      <w:sz w:val="20"/>
-                                      <w:szCs w:val="20"/>
-                                    </w:rPr>
-                                  </w:pPr>
-                                  <w:r>
-                                    <w:rPr>
-                                      <w:rFonts w:ascii="Times New Roman" w:hAnsi="Times New Roman" w:cs="Times New Roman"/>
-                                      <w:b/>
-                                      <w:bCs/>
-                                      <w:spacing w:val="-2"/>
-                                      <w:sz w:val="20"/>
-                                      <w:szCs w:val="20"/>
-                                    </w:rPr>
-                                    <w:t>Broken</w:t>
-                                  </w:r>
-                                </w:p>
-                              </w:tc>
-                              <w:tc>
-                                <w:tcPr>
-                                  <w:tcW w:w="3630" w:type="dxa"/>
+                                  <w:tcW w:w="4047" w:type="dxa"/>
                                 </w:tcPr>
                                 <w:p>
                                   <w:pPr>
@@ -1173,7 +1142,7 @@
                               </w:trPr>
                               <w:tc>
                                 <w:tcPr>
-                                  <w:tcW w:w="3090" w:type="dxa"/>
+                                  <w:tcW w:w="3445" w:type="dxa"/>
                                 </w:tcPr>
                                 <w:p>
                                   <w:pPr>
@@ -1233,7 +1202,7 @@
                               </w:tc>
                               <w:tc>
                                 <w:tcPr>
-                                  <w:tcW w:w="600" w:type="dxa"/>
+                                  <w:tcW w:w="668" w:type="dxa"/>
                                 </w:tcPr>
                                 <w:p>
                                   <w:pPr>
@@ -1272,7 +1241,7 @@
                               </w:tc>
                               <w:tc>
                                 <w:tcPr>
-                                  <w:tcW w:w="1620" w:type="dxa"/>
+                                  <w:tcW w:w="1806" w:type="dxa"/>
                                 </w:tcPr>
                                 <w:p>
                                   <w:pPr>
@@ -1310,65 +1279,27 @@
                               </w:tc>
                               <w:tc>
                                 <w:tcPr>
-                                  <w:tcW w:w="990" w:type="dxa"/>
+                                  <w:tcW w:w="4047" w:type="dxa"/>
                                 </w:tcPr>
                                 <w:p>
                                   <w:pPr>
                                     <w:pStyle w:val="TableParagraph"/>
-                                    <w:jc w:val="center"/>
                                     <w:rPr>
                                       <w:rFonts w:ascii="Times New Roman" w:hAnsi="Times New Roman" w:cs="Times New Roman"/>
                                       <w:sz w:val="20"/>
                                       <w:szCs w:val="20"/>
                                     </w:rPr>
                                   </w:pPr>
-                                  <w:bookmarkStart w:id="14" w:name="NNF_15_869_252_19_1_B"/>
-                                  <w:r>
-                                    <w:rPr>
-                                      <w:rFonts w:ascii="Times New Roman" w:hAnsi="Times New Roman" w:cs="Times New Roman"/>
-                                      <w:spacing w:val="57"/>
-                                      <w:sz w:val="20"/>
-                                      <w:szCs w:val="20"/>
-                                      <w:fitText w:val="869" w:id="1015"/>
-                                    </w:rPr>
-                                    <w:t>{{b0}</w:t>
-                                  </w:r>
-                                  <w:r>
-                                    <w:rPr>
-                                      <w:rFonts w:ascii="Times New Roman" w:hAnsi="Times New Roman" w:cs="Times New Roman"/>
-                                      <w:spacing w:val="1"/>
-                                      <w:sz w:val="20"/>
-                                      <w:szCs w:val="20"/>
-                                      <w:fitText w:val="869" w:id="1015"/>
-                                    </w:rPr>
-                                    <w:t>}</w:t>
+                                  <w:bookmarkStart w:id="14" w:name="NNF_16_3512_252_19_0_B"/>
+                                  <w:r>
+                                    <w:rPr>
+                                      <w:rFonts w:ascii="Times New Roman" w:hAnsi="Times New Roman" w:cs="Times New Roman"/>
+                                      <w:sz w:val="20"/>
+                                      <w:szCs w:val="20"/>
+                                    </w:rPr>
+                                    <w:t>{{r0}}</w:t>
                                   </w:r>
                                   <w:bookmarkEnd w:id="14"/>
-                                </w:p>
-                              </w:tc>
-                              <w:tc>
-                                <w:tcPr>
-                                  <w:tcW w:w="3630" w:type="dxa"/>
-                                </w:tcPr>
-                                <w:p>
-                                  <w:pPr>
-                                    <w:pStyle w:val="TableParagraph"/>
-                                    <w:rPr>
-                                      <w:rFonts w:ascii="Times New Roman" w:hAnsi="Times New Roman" w:cs="Times New Roman"/>
-                                      <w:sz w:val="20"/>
-                                      <w:szCs w:val="20"/>
-                                    </w:rPr>
-                                  </w:pPr>
-                                  <w:bookmarkStart w:id="15" w:name="NNF_16_3512_252_19_0_B"/>
-                                  <w:r>
-                                    <w:rPr>
-                                      <w:rFonts w:ascii="Times New Roman" w:hAnsi="Times New Roman" w:cs="Times New Roman"/>
-                                      <w:sz w:val="20"/>
-                                      <w:szCs w:val="20"/>
-                                    </w:rPr>
-                                    <w:t>{{r0}}</w:t>
-                                  </w:r>
-                                  <w:bookmarkEnd w:id="15"/>
                                 </w:p>
                               </w:tc>
                             </w:tr>
@@ -1378,7 +1309,7 @@
                               </w:trPr>
                               <w:tc>
                                 <w:tcPr>
-                                  <w:tcW w:w="3090" w:type="dxa"/>
+                                  <w:tcW w:w="3445" w:type="dxa"/>
                                 </w:tcPr>
                                 <w:p>
                                   <w:pPr>
@@ -1404,7 +1335,7 @@
                               </w:tc>
                               <w:tc>
                                 <w:tcPr>
-                                  <w:tcW w:w="600" w:type="dxa"/>
+                                  <w:tcW w:w="668" w:type="dxa"/>
                                 </w:tcPr>
                                 <w:p>
                                   <w:pPr>
@@ -1416,7 +1347,7 @@
                                       <w:szCs w:val="20"/>
                                     </w:rPr>
                                   </w:pPr>
-                                  <w:bookmarkStart w:id="16" w:name="NNF_17_480_230_19_1_B"/>
+                                  <w:bookmarkStart w:id="15" w:name="NNF_17_480_230_19_1_B"/>
                                   <w:r>
                                     <w:rPr>
                                       <w:rFonts w:ascii="Times New Roman" w:hAnsi="Times New Roman" w:cs="Times New Roman"/>
@@ -1435,6 +1366,44 @@
                                       <w:sz w:val="20"/>
                                       <w:szCs w:val="20"/>
                                       <w:fitText w:val="480" w:id="1017"/>
+                                    </w:rPr>
+                                    <w:t>}</w:t>
+                                  </w:r>
+                                  <w:bookmarkEnd w:id="15"/>
+                                </w:p>
+                              </w:tc>
+                              <w:tc>
+                                <w:tcPr>
+                                  <w:tcW w:w="1806" w:type="dxa"/>
+                                </w:tcPr>
+                                <w:p>
+                                  <w:pPr>
+                                    <w:pStyle w:val="TableParagraph"/>
+                                    <w:jc w:val="center"/>
+                                    <w:rPr>
+                                      <w:rFonts w:ascii="Times New Roman" w:hAnsi="Times New Roman" w:cs="Times New Roman"/>
+                                      <w:sz w:val="20"/>
+                                      <w:szCs w:val="20"/>
+                                    </w:rPr>
+                                  </w:pPr>
+                                  <w:bookmarkStart w:id="16" w:name="NNF_18_1500_230_19_1_B"/>
+                                  <w:r>
+                                    <w:rPr>
+                                      <w:rFonts w:ascii="Times New Roman" w:hAnsi="Times New Roman" w:cs="Times New Roman"/>
+                                      <w:spacing w:val="183"/>
+                                      <w:sz w:val="20"/>
+                                      <w:szCs w:val="20"/>
+                                      <w:fitText w:val="1500" w:id="1018"/>
+                                    </w:rPr>
+                                    <w:t>{{g1}</w:t>
+                                  </w:r>
+                                  <w:r>
+                                    <w:rPr>
+                                      <w:rFonts w:ascii="Times New Roman" w:hAnsi="Times New Roman" w:cs="Times New Roman"/>
+                                      <w:spacing w:val="2"/>
+                                      <w:sz w:val="20"/>
+                                      <w:szCs w:val="20"/>
+                                      <w:fitText w:val="1500" w:id="1018"/>
                                     </w:rPr>
                                     <w:t>}</w:t>
                                   </w:r>
@@ -1443,103 +1412,27 @@
                               </w:tc>
                               <w:tc>
                                 <w:tcPr>
-                                  <w:tcW w:w="1620" w:type="dxa"/>
+                                  <w:tcW w:w="4047" w:type="dxa"/>
                                 </w:tcPr>
                                 <w:p>
                                   <w:pPr>
                                     <w:pStyle w:val="TableParagraph"/>
-                                    <w:jc w:val="center"/>
                                     <w:rPr>
                                       <w:rFonts w:ascii="Times New Roman" w:hAnsi="Times New Roman" w:cs="Times New Roman"/>
                                       <w:sz w:val="20"/>
                                       <w:szCs w:val="20"/>
                                     </w:rPr>
                                   </w:pPr>
-                                  <w:bookmarkStart w:id="17" w:name="NNF_18_1500_230_19_1_B"/>
-                                  <w:r>
-                                    <w:rPr>
-                                      <w:rFonts w:ascii="Times New Roman" w:hAnsi="Times New Roman" w:cs="Times New Roman"/>
-                                      <w:spacing w:val="183"/>
-                                      <w:sz w:val="20"/>
-                                      <w:szCs w:val="20"/>
-                                      <w:fitText w:val="1500" w:id="1018"/>
-                                    </w:rPr>
-                                    <w:t>{{g1}</w:t>
-                                  </w:r>
-                                  <w:r>
-                                    <w:rPr>
-                                      <w:rFonts w:ascii="Times New Roman" w:hAnsi="Times New Roman" w:cs="Times New Roman"/>
-                                      <w:spacing w:val="2"/>
-                                      <w:sz w:val="20"/>
-                                      <w:szCs w:val="20"/>
-                                      <w:fitText w:val="1500" w:id="1018"/>
-                                    </w:rPr>
-                                    <w:t>}</w:t>
+                                  <w:bookmarkStart w:id="17" w:name="NNF_20_3512_230_19_0_B"/>
+                                  <w:r>
+                                    <w:rPr>
+                                      <w:rFonts w:ascii="Times New Roman" w:hAnsi="Times New Roman" w:cs="Times New Roman"/>
+                                      <w:sz w:val="20"/>
+                                      <w:szCs w:val="20"/>
+                                    </w:rPr>
+                                    <w:t>{{r1}}</w:t>
                                   </w:r>
                                   <w:bookmarkEnd w:id="17"/>
-                                </w:p>
-                              </w:tc>
-                              <w:tc>
-                                <w:tcPr>
-                                  <w:tcW w:w="990" w:type="dxa"/>
-                                </w:tcPr>
-                                <w:p>
-                                  <w:pPr>
-                                    <w:pStyle w:val="TableParagraph"/>
-                                    <w:jc w:val="center"/>
-                                    <w:rPr>
-                                      <w:rFonts w:ascii="Times New Roman" w:hAnsi="Times New Roman" w:cs="Times New Roman"/>
-                                      <w:sz w:val="20"/>
-                                      <w:szCs w:val="20"/>
-                                    </w:rPr>
-                                  </w:pPr>
-                                  <w:bookmarkStart w:id="18" w:name="NNF_19_869_230_19_1_B"/>
-                                  <w:r>
-                                    <w:rPr>
-                                      <w:rFonts w:ascii="Times New Roman" w:hAnsi="Times New Roman" w:cs="Times New Roman"/>
-                                      <w:spacing w:val="57"/>
-                                      <w:sz w:val="20"/>
-                                      <w:szCs w:val="20"/>
-                                      <w:fitText w:val="869" w:id="1019"/>
-                                    </w:rPr>
-                                    <w:t>{{b1}</w:t>
-                                  </w:r>
-                                  <w:r>
-                                    <w:rPr>
-                                      <w:rFonts w:ascii="Times New Roman" w:hAnsi="Times New Roman" w:cs="Times New Roman"/>
-                                      <w:spacing w:val="1"/>
-                                      <w:sz w:val="20"/>
-                                      <w:szCs w:val="20"/>
-                                      <w:fitText w:val="869" w:id="1019"/>
-                                    </w:rPr>
-                                    <w:t>}</w:t>
-                                  </w:r>
-                                  <w:bookmarkEnd w:id="18"/>
-                                </w:p>
-                              </w:tc>
-                              <w:tc>
-                                <w:tcPr>
-                                  <w:tcW w:w="3630" w:type="dxa"/>
-                                </w:tcPr>
-                                <w:p>
-                                  <w:pPr>
-                                    <w:pStyle w:val="TableParagraph"/>
-                                    <w:rPr>
-                                      <w:rFonts w:ascii="Times New Roman" w:hAnsi="Times New Roman" w:cs="Times New Roman"/>
-                                      <w:sz w:val="20"/>
-                                      <w:szCs w:val="20"/>
-                                    </w:rPr>
-                                  </w:pPr>
-                                  <w:bookmarkStart w:id="19" w:name="NNF_20_3512_230_19_0_B"/>
-                                  <w:r>
-                                    <w:rPr>
-                                      <w:rFonts w:ascii="Times New Roman" w:hAnsi="Times New Roman" w:cs="Times New Roman"/>
-                                      <w:sz w:val="20"/>
-                                      <w:szCs w:val="20"/>
-                                    </w:rPr>
-                                    <w:t>{{r1}}</w:t>
-                                  </w:r>
-                                  <w:bookmarkEnd w:id="19"/>
                                 </w:p>
                               </w:tc>
                             </w:tr>
@@ -1549,7 +1442,7 @@
                               </w:trPr>
                               <w:tc>
                                 <w:tcPr>
-                                  <w:tcW w:w="3090" w:type="dxa"/>
+                                  <w:tcW w:w="3445" w:type="dxa"/>
                                 </w:tcPr>
                                 <w:p>
                                   <w:pPr>
@@ -1575,7 +1468,7 @@
                               </w:tc>
                               <w:tc>
                                 <w:tcPr>
-                                  <w:tcW w:w="600" w:type="dxa"/>
+                                  <w:tcW w:w="668" w:type="dxa"/>
                                 </w:tcPr>
                                 <w:p>
                                   <w:pPr>
@@ -1588,7 +1481,7 @@
                                       <w:lang w:eastAsia="zh-CN"/>
                                     </w:rPr>
                                   </w:pPr>
-                                  <w:bookmarkStart w:id="20" w:name="NNF_21_480_230_19_1_B"/>
+                                  <w:bookmarkStart w:id="18" w:name="NNF_21_480_230_19_1_B"/>
                                   <w:r>
                                     <w:rPr>
                                       <w:rFonts w:ascii="Times New Roman" w:hAnsi="Times New Roman" w:cs="Times New Roman" w:hint="eastAsia"/>
@@ -1612,12 +1505,12 @@
                                     </w:rPr>
                                     <w:t>}</w:t>
                                   </w:r>
-                                  <w:bookmarkEnd w:id="20"/>
+                                  <w:bookmarkEnd w:id="18"/>
                                 </w:p>
                               </w:tc>
                               <w:tc>
                                 <w:tcPr>
-                                  <w:tcW w:w="1620" w:type="dxa"/>
+                                  <w:tcW w:w="1806" w:type="dxa"/>
                                 </w:tcPr>
                                 <w:p>
                                   <w:pPr>
@@ -1630,7 +1523,7 @@
                                       <w:lang w:eastAsia="zh-CN"/>
                                     </w:rPr>
                                   </w:pPr>
-                                  <w:bookmarkStart w:id="21" w:name="NNF_22_1500_230_19_1_B"/>
+                                  <w:bookmarkStart w:id="19" w:name="NNF_22_1500_230_19_1_B"/>
                                   <w:r>
                                     <w:rPr>
                                       <w:rFonts w:ascii="Times New Roman" w:hAnsi="Times New Roman" w:cs="Times New Roman" w:hint="eastAsia"/>
@@ -1653,73 +1546,34 @@
                                     </w:rPr>
                                     <w:t>}</w:t>
                                   </w:r>
-                                  <w:bookmarkEnd w:id="21"/>
+                                  <w:bookmarkEnd w:id="19"/>
                                 </w:p>
                               </w:tc>
                               <w:tc>
                                 <w:tcPr>
-                                  <w:tcW w:w="990" w:type="dxa"/>
+                                  <w:tcW w:w="4047" w:type="dxa"/>
                                 </w:tcPr>
                                 <w:p>
                                   <w:pPr>
                                     <w:pStyle w:val="TableParagraph"/>
-                                    <w:jc w:val="center"/>
-                                    <w:rPr>
-                                      <w:rFonts w:ascii="Times New Roman" w:hAnsi="Times New Roman" w:cs="Times New Roman"/>
-                                      <w:sz w:val="20"/>
-                                      <w:szCs w:val="20"/>
+                                    <w:rPr>
+                                      <w:rFonts w:ascii="Times New Roman" w:hAnsi="Times New Roman" w:cs="Times New Roman"/>
+                                      <w:sz w:val="20"/>
+                                      <w:szCs w:val="20"/>
+                                      <w:lang w:eastAsia="zh-CN"/>
                                     </w:rPr>
                                   </w:pPr>
-                                  <w:bookmarkStart w:id="22" w:name="NNF_23_869_230_19_1_B"/>
-                                  <w:r>
-                                    <w:rPr>
-                                      <w:rFonts w:ascii="Times New Roman" w:hAnsi="Times New Roman" w:cs="Times New Roman"/>
-                                      <w:spacing w:val="57"/>
-                                      <w:sz w:val="20"/>
-                                      <w:szCs w:val="20"/>
-                                      <w:fitText w:val="869" w:id="1023"/>
-                                    </w:rPr>
-                                    <w:t>{{b2}</w:t>
-                                  </w:r>
-                                  <w:r>
-                                    <w:rPr>
-                                      <w:rFonts w:ascii="Times New Roman" w:hAnsi="Times New Roman" w:cs="Times New Roman"/>
-                                      <w:spacing w:val="1"/>
-                                      <w:sz w:val="20"/>
-                                      <w:szCs w:val="20"/>
-                                      <w:fitText w:val="869" w:id="1023"/>
-                                    </w:rPr>
-                                    <w:t>}</w:t>
-                                  </w:r>
-                                  <w:bookmarkEnd w:id="22"/>
-                                </w:p>
-                              </w:tc>
-                              <w:tc>
-                                <w:tcPr>
-                                  <w:tcW w:w="3630" w:type="dxa"/>
-                                </w:tcPr>
-                                <w:p>
-                                  <w:pPr>
-                                    <w:pStyle w:val="TableParagraph"/>
-                                    <w:jc w:val="center"/>
+                                  <w:bookmarkStart w:id="20" w:name="NNF_24_3512_230_19_0_B"/>
+                                  <w:r>
                                     <w:rPr>
                                       <w:rFonts w:ascii="Times New Roman" w:hAnsi="Times New Roman" w:cs="Times New Roman"/>
                                       <w:sz w:val="20"/>
                                       <w:szCs w:val="20"/>
                                       <w:lang w:eastAsia="zh-CN"/>
                                     </w:rPr>
-                                  </w:pPr>
-                                  <w:bookmarkStart w:id="23" w:name="NNF_24_3512_230_19_0_B"/>
-                                  <w:r>
-                                    <w:rPr>
-                                      <w:rFonts w:ascii="Times New Roman" w:hAnsi="Times New Roman" w:cs="Times New Roman"/>
-                                      <w:sz w:val="20"/>
-                                      <w:szCs w:val="20"/>
-                                      <w:lang w:eastAsia="zh-CN"/>
-                                    </w:rPr>
                                     <w:t>{{r2}}</w:t>
                                   </w:r>
-                                  <w:bookmarkEnd w:id="23"/>
+                                  <w:bookmarkEnd w:id="20"/>
                                 </w:p>
                               </w:tc>
                             </w:tr>
@@ -1729,7 +1583,7 @@
                               </w:trPr>
                               <w:tc>
                                 <w:tcPr>
-                                  <w:tcW w:w="3090" w:type="dxa"/>
+                                  <w:tcW w:w="3445" w:type="dxa"/>
                                 </w:tcPr>
                                 <w:p>
                                   <w:pPr>
@@ -1756,7 +1610,7 @@
                               </w:tc>
                               <w:tc>
                                 <w:tcPr>
-                                  <w:tcW w:w="600" w:type="dxa"/>
+                                  <w:tcW w:w="668" w:type="dxa"/>
                                 </w:tcPr>
                                 <w:p>
                                   <w:pPr>
@@ -1769,7 +1623,7 @@
                                       <w:lang w:eastAsia="zh-CN"/>
                                     </w:rPr>
                                   </w:pPr>
-                                  <w:bookmarkStart w:id="24" w:name="NNF_25_480_230_19_1_B"/>
+                                  <w:bookmarkStart w:id="21" w:name="NNF_25_480_230_19_1_B"/>
                                   <w:r>
                                     <w:rPr>
                                       <w:rFonts w:ascii="Times New Roman" w:hAnsi="Times New Roman" w:cs="Times New Roman"/>
@@ -1791,12 +1645,12 @@
                                     </w:rPr>
                                     <w:t>}</w:t>
                                   </w:r>
-                                  <w:bookmarkEnd w:id="24"/>
+                                  <w:bookmarkEnd w:id="21"/>
                                 </w:p>
                               </w:tc>
                               <w:tc>
                                 <w:tcPr>
-                                  <w:tcW w:w="1620" w:type="dxa"/>
+                                  <w:tcW w:w="1806" w:type="dxa"/>
                                 </w:tcPr>
                                 <w:p>
                                   <w:pPr>
@@ -1809,7 +1663,7 @@
                                       <w:lang w:eastAsia="zh-CN"/>
                                     </w:rPr>
                                   </w:pPr>
-                                  <w:bookmarkStart w:id="25" w:name="NNF_26_1500_230_19_1_B"/>
+                                  <w:bookmarkStart w:id="22" w:name="NNF_26_1500_230_19_1_B"/>
                                   <w:r>
                                     <w:rPr>
                                       <w:rFonts w:ascii="Times New Roman" w:hAnsi="Times New Roman" w:cs="Times New Roman"/>
@@ -1830,61 +1684,23 @@
                                     </w:rPr>
                                     <w:t>}</w:t>
                                   </w:r>
-                                  <w:bookmarkEnd w:id="25"/>
+                                  <w:bookmarkEnd w:id="22"/>
                                 </w:p>
                               </w:tc>
                               <w:tc>
                                 <w:tcPr>
-                                  <w:tcW w:w="990" w:type="dxa"/>
+                                  <w:tcW w:w="4047" w:type="dxa"/>
                                 </w:tcPr>
                                 <w:p>
                                   <w:pPr>
                                     <w:pStyle w:val="TableParagraph"/>
-                                    <w:jc w:val="center"/>
                                     <w:rPr>
                                       <w:rFonts w:ascii="Times New Roman" w:hAnsi="Times New Roman" w:cs="Times New Roman"/>
                                       <w:sz w:val="20"/>
                                       <w:szCs w:val="20"/>
                                     </w:rPr>
                                   </w:pPr>
-                                  <w:bookmarkStart w:id="26" w:name="NNF_27_869_230_19_1_B"/>
-                                  <w:r>
-                                    <w:rPr>
-                                      <w:rFonts w:ascii="Times New Roman" w:hAnsi="Times New Roman" w:cs="Times New Roman"/>
-                                      <w:spacing w:val="57"/>
-                                      <w:sz w:val="20"/>
-                                      <w:szCs w:val="20"/>
-                                      <w:fitText w:val="869" w:id="1027"/>
-                                    </w:rPr>
-                                    <w:t>{{b3}</w:t>
-                                  </w:r>
-                                  <w:r>
-                                    <w:rPr>
-                                      <w:rFonts w:ascii="Times New Roman" w:hAnsi="Times New Roman" w:cs="Times New Roman"/>
-                                      <w:spacing w:val="1"/>
-                                      <w:sz w:val="20"/>
-                                      <w:szCs w:val="20"/>
-                                      <w:fitText w:val="869" w:id="1027"/>
-                                    </w:rPr>
-                                    <w:t>}</w:t>
-                                  </w:r>
-                                  <w:bookmarkEnd w:id="26"/>
-                                </w:p>
-                              </w:tc>
-                              <w:tc>
-                                <w:tcPr>
-                                  <w:tcW w:w="3630" w:type="dxa"/>
-                                </w:tcPr>
-                                <w:p>
-                                  <w:pPr>
-                                    <w:pStyle w:val="TableParagraph"/>
-                                    <w:rPr>
-                                      <w:rFonts w:ascii="Times New Roman" w:hAnsi="Times New Roman" w:cs="Times New Roman"/>
-                                      <w:sz w:val="20"/>
-                                      <w:szCs w:val="20"/>
-                                    </w:rPr>
-                                  </w:pPr>
-                                  <w:bookmarkStart w:id="27" w:name="NNF_28_3512_230_19_0_B"/>
+                                  <w:bookmarkStart w:id="23" w:name="NNF_28_3512_230_19_0_B"/>
                                   <w:r>
                                     <w:rPr>
                                       <w:rFonts w:ascii="Times New Roman" w:hAnsi="Times New Roman" w:cs="Times New Roman"/>
@@ -1893,17 +1709,17 @@
                                     </w:rPr>
                                     <w:t>{{r3}}</w:t>
                                   </w:r>
-                                  <w:bookmarkEnd w:id="27"/>
+                                  <w:bookmarkEnd w:id="23"/>
                                 </w:p>
                               </w:tc>
                             </w:tr>
                             <w:tr>
                               <w:trPr>
-                                <w:trHeight w:val="928"/>
+                                <w:trHeight w:val="44"/>
                               </w:trPr>
                               <w:tc>
                                 <w:tcPr>
-                                  <w:tcW w:w="3090" w:type="dxa"/>
+                                  <w:tcW w:w="3445" w:type="dxa"/>
                                 </w:tcPr>
                                 <w:p>
                                   <w:pPr>
@@ -1922,7 +1738,7 @@
                                       <w:sz w:val="20"/>
                                       <w:szCs w:val="20"/>
                                     </w:rPr>
-                                    <w:t xml:space="preserve">Makeup </w:t>
+                                    <w:t xml:space="preserve">Study </w:t>
                                   </w:r>
                                   <w:r>
                                     <w:rPr>
@@ -1933,54 +1749,11 @@
                                     </w:rPr>
                                     <w:t>Table</w:t>
                                   </w:r>
-                                </w:p>
-                                <w:p>
-                                  <w:pPr>
-                                    <w:pStyle w:val="TableParagraph"/>
-                                    <w:spacing w:line="223" w:lineRule="exact"/>
-                                    <w:rPr>
-                                      <w:rFonts w:ascii="Times New Roman" w:hAnsi="Times New Roman" w:cs="Times New Roman"/>
-                                      <w:sz w:val="20"/>
-                                      <w:szCs w:val="20"/>
-                                    </w:rPr>
-                                  </w:pPr>
-                                  <w:bookmarkStart w:id="28" w:name="NNF_29_3100_260_20_0_B"/>
-                                  <w:r>
-                                    <w:rPr>
-                                      <w:rFonts w:ascii="Times New Roman" w:hAnsi="Times New Roman" w:cs="Times New Roman"/>
-                                      <w:sz w:val="20"/>
-                                      <w:szCs w:val="20"/>
-                                    </w:rPr>
-                                    <w:t>{{drawer_with}} with drawer</w:t>
-                                  </w:r>
-                                  <w:bookmarkEnd w:id="28"/>
-                                </w:p>
-                                <w:p>
-                                  <w:pPr>
-                                    <w:pStyle w:val="TableParagraph"/>
-                                    <w:spacing w:line="233" w:lineRule="exact"/>
-                                    <w:rPr>
-                                      <w:rFonts w:ascii="Times New Roman" w:hAnsi="Times New Roman" w:cs="Times New Roman"/>
-                                      <w:sz w:val="20"/>
-                                      <w:szCs w:val="20"/>
-                                    </w:rPr>
-                                  </w:pPr>
-                                  <w:bookmarkStart w:id="29" w:name="NNF_30_3100_260_20_0_B"/>
-                                  <w:r>
-                                    <w:rPr>
-                                      <w:rFonts w:ascii="Times New Roman" w:hAnsi="Times New Roman" w:cs="Times New Roman"/>
-                                      <w:spacing w:val="-5"/>
-                                      <w:sz w:val="20"/>
-                                      <w:szCs w:val="20"/>
-                                    </w:rPr>
-                                    <w:t>{{drawer_without}} without drawer</w:t>
-                                  </w:r>
-                                  <w:bookmarkEnd w:id="29"/>
                                 </w:p>
                               </w:tc>
                               <w:tc>
                                 <w:tcPr>
-                                  <w:tcW w:w="600" w:type="dxa"/>
+                                  <w:tcW w:w="668" w:type="dxa"/>
                                 </w:tcPr>
                                 <w:p>
                                   <w:pPr>
@@ -1992,7 +1765,7 @@
                                       <w:szCs w:val="20"/>
                                     </w:rPr>
                                   </w:pPr>
-                                  <w:bookmarkStart w:id="30" w:name="NNF_31_480_928_19_1_B"/>
+                                  <w:bookmarkStart w:id="24" w:name="NNF_31_480_928_19_1_B"/>
                                   <w:r>
                                     <w:rPr>
                                       <w:rFonts w:ascii="Times New Roman" w:hAnsi="Times New Roman" w:cs="Times New Roman"/>
@@ -2003,12 +1776,12 @@
                                     </w:rPr>
                                     <w:t>{{q4}}</w:t>
                                   </w:r>
-                                  <w:bookmarkEnd w:id="30"/>
+                                  <w:bookmarkEnd w:id="24"/>
                                 </w:p>
                               </w:tc>
                               <w:tc>
                                 <w:tcPr>
-                                  <w:tcW w:w="1620" w:type="dxa"/>
+                                  <w:tcW w:w="1806" w:type="dxa"/>
                                 </w:tcPr>
                                 <w:p>
                                   <w:pPr>
@@ -2020,7 +1793,7 @@
                                       <w:szCs w:val="20"/>
                                     </w:rPr>
                                   </w:pPr>
-                                  <w:bookmarkStart w:id="31" w:name="NNF_32_1500_928_19_1_B"/>
+                                  <w:bookmarkStart w:id="25" w:name="NNF_32_1500_928_19_1_B"/>
                                   <w:r>
                                     <w:rPr>
                                       <w:rFonts w:ascii="Times New Roman" w:hAnsi="Times New Roman" w:cs="Times New Roman"/>
@@ -2041,62 +1814,23 @@
                                     </w:rPr>
                                     <w:t>}</w:t>
                                   </w:r>
-                                  <w:bookmarkEnd w:id="31"/>
+                                  <w:bookmarkEnd w:id="25"/>
                                 </w:p>
                               </w:tc>
                               <w:tc>
                                 <w:tcPr>
-                                  <w:tcW w:w="990" w:type="dxa"/>
+                                  <w:tcW w:w="4047" w:type="dxa"/>
                                 </w:tcPr>
                                 <w:p>
                                   <w:pPr>
                                     <w:pStyle w:val="TableParagraph"/>
-                                    <w:jc w:val="center"/>
                                     <w:rPr>
                                       <w:rFonts w:ascii="Times New Roman" w:hAnsi="Times New Roman" w:cs="Times New Roman"/>
                                       <w:sz w:val="20"/>
                                       <w:szCs w:val="20"/>
                                     </w:rPr>
                                   </w:pPr>
-                                  <w:bookmarkStart w:id="32" w:name="NNF_33_869_928_19_1_B"/>
-                                  <w:r>
-                                    <w:rPr>
-                                      <w:rFonts w:ascii="Times New Roman" w:hAnsi="Times New Roman" w:cs="Times New Roman"/>
-                                      <w:spacing w:val="57"/>
-                                      <w:sz w:val="20"/>
-                                      <w:szCs w:val="20"/>
-                                      <w:fitText w:val="869" w:id="1033"/>
-                                    </w:rPr>
-                                    <w:t>{{b4}</w:t>
-                                  </w:r>
-                                  <w:r>
-                                    <w:rPr>
-                                      <w:rFonts w:ascii="Times New Roman" w:hAnsi="Times New Roman" w:cs="Times New Roman"/>
-                                      <w:spacing w:val="1"/>
-                                      <w:sz w:val="20"/>
-                                      <w:szCs w:val="20"/>
-                                      <w:fitText w:val="869" w:id="1033"/>
-                                    </w:rPr>
-                                    <w:t>}</w:t>
-                                  </w:r>
-                                  <w:bookmarkEnd w:id="32"/>
-                                </w:p>
-                              </w:tc>
-                              <w:tc>
-                                <w:tcPr>
-                                  <w:tcW w:w="3630" w:type="dxa"/>
-                                </w:tcPr>
-                                <w:p>
-                                  <w:pPr>
-                                    <w:pStyle w:val="TableParagraph"/>
-                                    <w:jc w:val="center"/>
-                                    <w:rPr>
-                                      <w:rFonts w:ascii="Times New Roman" w:hAnsi="Times New Roman" w:cs="Times New Roman"/>
-                                      <w:sz w:val="20"/>
-                                      <w:szCs w:val="20"/>
-                                    </w:rPr>
-                                  </w:pPr>
-                                  <w:bookmarkStart w:id="33" w:name="NNF_34_3512_928_19_0_B"/>
+                                  <w:bookmarkStart w:id="26" w:name="NNF_34_3512_928_19_0_B"/>
                                   <w:r>
                                     <w:rPr>
                                       <w:rFonts w:ascii="Times New Roman" w:hAnsi="Times New Roman" w:cs="Times New Roman"/>
@@ -2105,7 +1839,7 @@
                                     </w:rPr>
                                     <w:t>{{r4}}</w:t>
                                   </w:r>
-                                  <w:bookmarkEnd w:id="33"/>
+                                  <w:bookmarkEnd w:id="26"/>
                                 </w:p>
                               </w:tc>
                             </w:tr>
@@ -2115,7 +1849,7 @@
                               </w:trPr>
                               <w:tc>
                                 <w:tcPr>
-                                  <w:tcW w:w="3090" w:type="dxa"/>
+                                  <w:tcW w:w="3445" w:type="dxa"/>
                                 </w:tcPr>
                                 <w:p>
                                   <w:pPr>
@@ -2140,7 +1874,7 @@
                               </w:tc>
                               <w:tc>
                                 <w:tcPr>
-                                  <w:tcW w:w="600" w:type="dxa"/>
+                                  <w:tcW w:w="668" w:type="dxa"/>
                                 </w:tcPr>
                                 <w:p>
                                   <w:pPr>
@@ -2153,7 +1887,7 @@
                                       <w:lang w:eastAsia="zh-CN"/>
                                     </w:rPr>
                                   </w:pPr>
-                                  <w:bookmarkStart w:id="34" w:name="NNF_35_480_237_19_1_B"/>
+                                  <w:bookmarkStart w:id="27" w:name="NNF_35_480_237_19_1_B"/>
                                   <w:r>
                                     <w:rPr>
                                       <w:rFonts w:ascii="Times New Roman" w:hAnsi="Times New Roman" w:cs="Times New Roman"/>
@@ -2177,12 +1911,12 @@
                                     </w:rPr>
                                     <w:t>}</w:t>
                                   </w:r>
-                                  <w:bookmarkEnd w:id="34"/>
+                                  <w:bookmarkEnd w:id="27"/>
                                 </w:p>
                               </w:tc>
                               <w:tc>
                                 <w:tcPr>
-                                  <w:tcW w:w="1620" w:type="dxa"/>
+                                  <w:tcW w:w="1806" w:type="dxa"/>
                                 </w:tcPr>
                                 <w:p>
                                   <w:pPr>
@@ -2195,7 +1929,7 @@
                                       <w:lang w:eastAsia="zh-CN"/>
                                     </w:rPr>
                                   </w:pPr>
-                                  <w:bookmarkStart w:id="35" w:name="NNF_36_1500_237_19_1_B"/>
+                                  <w:bookmarkStart w:id="28" w:name="NNF_36_1500_237_19_1_B"/>
                                   <w:r>
                                     <w:rPr>
                                       <w:rFonts w:ascii="Times New Roman" w:hAnsi="Times New Roman" w:cs="Times New Roman"/>
@@ -2218,61 +1952,23 @@
                                     </w:rPr>
                                     <w:t>}</w:t>
                                   </w:r>
-                                  <w:bookmarkEnd w:id="35"/>
+                                  <w:bookmarkEnd w:id="28"/>
                                 </w:p>
                               </w:tc>
                               <w:tc>
                                 <w:tcPr>
-                                  <w:tcW w:w="990" w:type="dxa"/>
+                                  <w:tcW w:w="4047" w:type="dxa"/>
                                 </w:tcPr>
                                 <w:p>
                                   <w:pPr>
                                     <w:pStyle w:val="TableParagraph"/>
-                                    <w:jc w:val="center"/>
                                     <w:rPr>
                                       <w:rFonts w:ascii="Times New Roman" w:hAnsi="Times New Roman" w:cs="Times New Roman"/>
                                       <w:sz w:val="20"/>
                                       <w:szCs w:val="20"/>
                                     </w:rPr>
                                   </w:pPr>
-                                  <w:bookmarkStart w:id="36" w:name="NNF_37_869_237_19_1_B"/>
-                                  <w:r>
-                                    <w:rPr>
-                                      <w:rFonts w:ascii="Times New Roman" w:hAnsi="Times New Roman" w:cs="Times New Roman"/>
-                                      <w:spacing w:val="57"/>
-                                      <w:sz w:val="20"/>
-                                      <w:szCs w:val="20"/>
-                                      <w:fitText w:val="869" w:id="1037"/>
-                                    </w:rPr>
-                                    <w:t>{{b5}</w:t>
-                                  </w:r>
-                                  <w:r>
-                                    <w:rPr>
-                                      <w:rFonts w:ascii="Times New Roman" w:hAnsi="Times New Roman" w:cs="Times New Roman"/>
-                                      <w:spacing w:val="1"/>
-                                      <w:sz w:val="20"/>
-                                      <w:szCs w:val="20"/>
-                                      <w:fitText w:val="869" w:id="1037"/>
-                                    </w:rPr>
-                                    <w:t>}</w:t>
-                                  </w:r>
-                                  <w:bookmarkEnd w:id="36"/>
-                                </w:p>
-                              </w:tc>
-                              <w:tc>
-                                <w:tcPr>
-                                  <w:tcW w:w="3630" w:type="dxa"/>
-                                </w:tcPr>
-                                <w:p>
-                                  <w:pPr>
-                                    <w:pStyle w:val="TableParagraph"/>
-                                    <w:rPr>
-                                      <w:rFonts w:ascii="Times New Roman" w:hAnsi="Times New Roman" w:cs="Times New Roman"/>
-                                      <w:sz w:val="20"/>
-                                      <w:szCs w:val="20"/>
-                                    </w:rPr>
-                                  </w:pPr>
-                                  <w:bookmarkStart w:id="37" w:name="NNF_38_3512_237_19_0_B"/>
+                                  <w:bookmarkStart w:id="29" w:name="NNF_38_3512_237_19_0_B"/>
                                   <w:r>
                                     <w:rPr>
                                       <w:rFonts w:ascii="Times New Roman" w:hAnsi="Times New Roman" w:cs="Times New Roman"/>
@@ -2281,7 +1977,7 @@
                                     </w:rPr>
                                     <w:t>{{r5}}</w:t>
                                   </w:r>
-                                  <w:bookmarkEnd w:id="37"/>
+                                  <w:bookmarkEnd w:id="29"/>
                                 </w:p>
                               </w:tc>
                             </w:tr>
@@ -2291,7 +1987,7 @@
                               </w:trPr>
                               <w:tc>
                                 <w:tcPr>
-                                  <w:tcW w:w="3090" w:type="dxa"/>
+                                  <w:tcW w:w="3445" w:type="dxa"/>
                                 </w:tcPr>
                                 <w:p>
                                   <w:pPr>
@@ -2317,7 +2013,7 @@
                               </w:tc>
                               <w:tc>
                                 <w:tcPr>
-                                  <w:tcW w:w="600" w:type="dxa"/>
+                                  <w:tcW w:w="668" w:type="dxa"/>
                                 </w:tcPr>
                                 <w:p>
                                   <w:pPr>
@@ -2330,7 +2026,7 @@
                                       <w:lang w:eastAsia="zh-CN"/>
                                     </w:rPr>
                                   </w:pPr>
-                                  <w:bookmarkStart w:id="38" w:name="NNF_39_480_230_19_1_B"/>
+                                  <w:bookmarkStart w:id="30" w:name="NNF_39_480_230_19_1_B"/>
                                   <w:r>
                                     <w:rPr>
                                       <w:rFonts w:ascii="Times New Roman" w:hAnsi="Times New Roman" w:cs="Times New Roman" w:hint="eastAsia"/>
@@ -2354,12 +2050,12 @@
                                     </w:rPr>
                                     <w:t>}</w:t>
                                   </w:r>
-                                  <w:bookmarkEnd w:id="38"/>
+                                  <w:bookmarkEnd w:id="30"/>
                                 </w:p>
                               </w:tc>
                               <w:tc>
                                 <w:tcPr>
-                                  <w:tcW w:w="1620" w:type="dxa"/>
+                                  <w:tcW w:w="1806" w:type="dxa"/>
                                 </w:tcPr>
                                 <w:p>
                                   <w:pPr>
@@ -2372,7 +2068,7 @@
                                       <w:lang w:eastAsia="zh-CN"/>
                                     </w:rPr>
                                   </w:pPr>
-                                  <w:bookmarkStart w:id="39" w:name="NNF_40_1500_230_19_1_B"/>
+                                  <w:bookmarkStart w:id="31" w:name="NNF_40_1500_230_19_1_B"/>
                                   <w:r>
                                     <w:rPr>
                                       <w:rFonts w:ascii="Times New Roman" w:hAnsi="Times New Roman" w:cs="Times New Roman" w:hint="eastAsia"/>
@@ -2395,61 +2091,23 @@
                                     </w:rPr>
                                     <w:t>}</w:t>
                                   </w:r>
-                                  <w:bookmarkEnd w:id="39"/>
+                                  <w:bookmarkEnd w:id="31"/>
                                 </w:p>
                               </w:tc>
                               <w:tc>
                                 <w:tcPr>
-                                  <w:tcW w:w="990" w:type="dxa"/>
+                                  <w:tcW w:w="4047" w:type="dxa"/>
                                 </w:tcPr>
                                 <w:p>
                                   <w:pPr>
                                     <w:pStyle w:val="TableParagraph"/>
-                                    <w:jc w:val="center"/>
                                     <w:rPr>
                                       <w:rFonts w:ascii="Times New Roman" w:hAnsi="Times New Roman" w:cs="Times New Roman"/>
                                       <w:sz w:val="20"/>
                                       <w:szCs w:val="20"/>
                                     </w:rPr>
                                   </w:pPr>
-                                  <w:bookmarkStart w:id="40" w:name="NNF_41_869_230_19_1_B"/>
-                                  <w:r>
-                                    <w:rPr>
-                                      <w:rFonts w:ascii="Times New Roman" w:hAnsi="Times New Roman" w:cs="Times New Roman"/>
-                                      <w:spacing w:val="57"/>
-                                      <w:sz w:val="20"/>
-                                      <w:szCs w:val="20"/>
-                                      <w:fitText w:val="869" w:id="1041"/>
-                                    </w:rPr>
-                                    <w:t>{{b6}</w:t>
-                                  </w:r>
-                                  <w:r>
-                                    <w:rPr>
-                                      <w:rFonts w:ascii="Times New Roman" w:hAnsi="Times New Roman" w:cs="Times New Roman"/>
-                                      <w:spacing w:val="1"/>
-                                      <w:sz w:val="20"/>
-                                      <w:szCs w:val="20"/>
-                                      <w:fitText w:val="869" w:id="1041"/>
-                                    </w:rPr>
-                                    <w:t>}</w:t>
-                                  </w:r>
-                                  <w:bookmarkEnd w:id="40"/>
-                                </w:p>
-                              </w:tc>
-                              <w:tc>
-                                <w:tcPr>
-                                  <w:tcW w:w="3630" w:type="dxa"/>
-                                </w:tcPr>
-                                <w:p>
-                                  <w:pPr>
-                                    <w:pStyle w:val="TableParagraph"/>
-                                    <w:rPr>
-                                      <w:rFonts w:ascii="Times New Roman" w:hAnsi="Times New Roman" w:cs="Times New Roman"/>
-                                      <w:sz w:val="20"/>
-                                      <w:szCs w:val="20"/>
-                                    </w:rPr>
-                                  </w:pPr>
-                                  <w:bookmarkStart w:id="41" w:name="NNF_42_3512_230_19_0_B"/>
+                                  <w:bookmarkStart w:id="32" w:name="NNF_42_3512_230_19_0_B"/>
                                   <w:r>
                                     <w:rPr>
                                       <w:rFonts w:ascii="Times New Roman" w:hAnsi="Times New Roman" w:cs="Times New Roman"/>
@@ -2458,7 +2116,7 @@
                                     </w:rPr>
                                     <w:t>{{r6}}</w:t>
                                   </w:r>
-                                  <w:bookmarkEnd w:id="41"/>
+                                  <w:bookmarkEnd w:id="32"/>
                                 </w:p>
                               </w:tc>
                             </w:tr>
@@ -2468,7 +2126,7 @@
                               </w:trPr>
                               <w:tc>
                                 <w:tcPr>
-                                  <w:tcW w:w="3090" w:type="dxa"/>
+                                  <w:tcW w:w="3445" w:type="dxa"/>
                                 </w:tcPr>
                                 <w:p>
                                   <w:pPr>
@@ -2494,7 +2152,7 @@
                               </w:tc>
                               <w:tc>
                                 <w:tcPr>
-                                  <w:tcW w:w="600" w:type="dxa"/>
+                                  <w:tcW w:w="668" w:type="dxa"/>
                                 </w:tcPr>
                                 <w:p>
                                   <w:pPr>
@@ -2506,7 +2164,7 @@
                                       <w:szCs w:val="20"/>
                                     </w:rPr>
                                   </w:pPr>
-                                  <w:bookmarkStart w:id="42" w:name="NNF_43_480_247_19_1_B"/>
+                                  <w:bookmarkStart w:id="33" w:name="NNF_43_480_247_19_1_B"/>
                                   <w:r>
                                     <w:rPr>
                                       <w:rFonts w:ascii="Times New Roman" w:hAnsi="Times New Roman" w:cs="Times New Roman"/>
@@ -2528,12 +2186,12 @@
                                     </w:rPr>
                                     <w:t>}</w:t>
                                   </w:r>
-                                  <w:bookmarkEnd w:id="42"/>
+                                  <w:bookmarkEnd w:id="33"/>
                                 </w:p>
                               </w:tc>
                               <w:tc>
                                 <w:tcPr>
-                                  <w:tcW w:w="1620" w:type="dxa"/>
+                                  <w:tcW w:w="1806" w:type="dxa"/>
                                 </w:tcPr>
                                 <w:p>
                                   <w:pPr>
@@ -2545,7 +2203,7 @@
                                       <w:szCs w:val="20"/>
                                     </w:rPr>
                                   </w:pPr>
-                                  <w:bookmarkStart w:id="43" w:name="NNF_44_1500_247_19_1_B"/>
+                                  <w:bookmarkStart w:id="34" w:name="NNF_44_1500_247_19_1_B"/>
                                   <w:r>
                                     <w:rPr>
                                       <w:rFonts w:ascii="Times New Roman" w:hAnsi="Times New Roman" w:cs="Times New Roman"/>
@@ -2566,61 +2224,23 @@
                                     </w:rPr>
                                     <w:t>}</w:t>
                                   </w:r>
-                                  <w:bookmarkEnd w:id="43"/>
+                                  <w:bookmarkEnd w:id="34"/>
                                 </w:p>
                               </w:tc>
                               <w:tc>
                                 <w:tcPr>
-                                  <w:tcW w:w="990" w:type="dxa"/>
+                                  <w:tcW w:w="4047" w:type="dxa"/>
                                 </w:tcPr>
                                 <w:p>
                                   <w:pPr>
                                     <w:pStyle w:val="TableParagraph"/>
-                                    <w:jc w:val="center"/>
                                     <w:rPr>
                                       <w:rFonts w:ascii="Times New Roman" w:hAnsi="Times New Roman" w:cs="Times New Roman"/>
                                       <w:sz w:val="20"/>
                                       <w:szCs w:val="20"/>
                                     </w:rPr>
                                   </w:pPr>
-                                  <w:bookmarkStart w:id="44" w:name="NNF_45_869_247_19_1_B"/>
-                                  <w:r>
-                                    <w:rPr>
-                                      <w:rFonts w:ascii="Times New Roman" w:hAnsi="Times New Roman" w:cs="Times New Roman"/>
-                                      <w:spacing w:val="57"/>
-                                      <w:sz w:val="20"/>
-                                      <w:szCs w:val="20"/>
-                                      <w:fitText w:val="869" w:id="1045"/>
-                                    </w:rPr>
-                                    <w:t>{{b7}</w:t>
-                                  </w:r>
-                                  <w:r>
-                                    <w:rPr>
-                                      <w:rFonts w:ascii="Times New Roman" w:hAnsi="Times New Roman" w:cs="Times New Roman"/>
-                                      <w:spacing w:val="1"/>
-                                      <w:sz w:val="20"/>
-                                      <w:szCs w:val="20"/>
-                                      <w:fitText w:val="869" w:id="1045"/>
-                                    </w:rPr>
-                                    <w:t>}</w:t>
-                                  </w:r>
-                                  <w:bookmarkEnd w:id="44"/>
-                                </w:p>
-                              </w:tc>
-                              <w:tc>
-                                <w:tcPr>
-                                  <w:tcW w:w="3630" w:type="dxa"/>
-                                </w:tcPr>
-                                <w:p>
-                                  <w:pPr>
-                                    <w:pStyle w:val="TableParagraph"/>
-                                    <w:rPr>
-                                      <w:rFonts w:ascii="Times New Roman" w:hAnsi="Times New Roman" w:cs="Times New Roman"/>
-                                      <w:sz w:val="20"/>
-                                      <w:szCs w:val="20"/>
-                                    </w:rPr>
-                                  </w:pPr>
-                                  <w:bookmarkStart w:id="45" w:name="NNF_46_3512_247_19_0_B"/>
+                                  <w:bookmarkStart w:id="35" w:name="NNF_46_3512_247_19_0_B"/>
                                   <w:r>
                                     <w:rPr>
                                       <w:rFonts w:ascii="Times New Roman" w:hAnsi="Times New Roman" w:cs="Times New Roman"/>
@@ -2629,7 +2249,7 @@
                                     </w:rPr>
                                     <w:t>{{r7}}</w:t>
                                   </w:r>
-                                  <w:bookmarkEnd w:id="45"/>
+                                  <w:bookmarkEnd w:id="35"/>
                                 </w:p>
                               </w:tc>
                             </w:tr>
@@ -2639,7 +2259,7 @@
                               </w:trPr>
                               <w:tc>
                                 <w:tcPr>
-                                  <w:tcW w:w="3090" w:type="dxa"/>
+                                  <w:tcW w:w="3445" w:type="dxa"/>
                                 </w:tcPr>
                                 <w:p>
                                   <w:pPr>
@@ -2665,7 +2285,7 @@
                               </w:tc>
                               <w:tc>
                                 <w:tcPr>
-                                  <w:tcW w:w="600" w:type="dxa"/>
+                                  <w:tcW w:w="668" w:type="dxa"/>
                                 </w:tcPr>
                                 <w:p>
                                   <w:pPr>
@@ -2677,7 +2297,7 @@
                                       <w:szCs w:val="20"/>
                                     </w:rPr>
                                   </w:pPr>
-                                  <w:bookmarkStart w:id="46" w:name="NNF_47_480_230_19_1_B"/>
+                                  <w:bookmarkStart w:id="36" w:name="NNF_47_480_230_19_1_B"/>
                                   <w:r>
                                     <w:rPr>
                                       <w:rFonts w:ascii="Times New Roman" w:hAnsi="Times New Roman" w:cs="Times New Roman"/>
@@ -2699,12 +2319,12 @@
                                     </w:rPr>
                                     <w:t>}</w:t>
                                   </w:r>
-                                  <w:bookmarkEnd w:id="46"/>
+                                  <w:bookmarkEnd w:id="36"/>
                                 </w:p>
                               </w:tc>
                               <w:tc>
                                 <w:tcPr>
-                                  <w:tcW w:w="1620" w:type="dxa"/>
+                                  <w:tcW w:w="1806" w:type="dxa"/>
                                 </w:tcPr>
                                 <w:p>
                                   <w:pPr>
@@ -2716,7 +2336,7 @@
                                       <w:szCs w:val="20"/>
                                     </w:rPr>
                                   </w:pPr>
-                                  <w:bookmarkStart w:id="47" w:name="NNF_48_1500_230_19_1_B"/>
+                                  <w:bookmarkStart w:id="37" w:name="NNF_48_1500_230_19_1_B"/>
                                   <w:r>
                                     <w:rPr>
                                       <w:rFonts w:ascii="Times New Roman" w:hAnsi="Times New Roman" w:cs="Times New Roman"/>
@@ -2737,61 +2357,23 @@
                                     </w:rPr>
                                     <w:t>}</w:t>
                                   </w:r>
-                                  <w:bookmarkEnd w:id="47"/>
+                                  <w:bookmarkEnd w:id="37"/>
                                 </w:p>
                               </w:tc>
                               <w:tc>
                                 <w:tcPr>
-                                  <w:tcW w:w="990" w:type="dxa"/>
+                                  <w:tcW w:w="4047" w:type="dxa"/>
                                 </w:tcPr>
                                 <w:p>
                                   <w:pPr>
                                     <w:pStyle w:val="TableParagraph"/>
-                                    <w:jc w:val="center"/>
                                     <w:rPr>
                                       <w:rFonts w:ascii="Times New Roman" w:hAnsi="Times New Roman" w:cs="Times New Roman"/>
                                       <w:sz w:val="20"/>
                                       <w:szCs w:val="20"/>
                                     </w:rPr>
                                   </w:pPr>
-                                  <w:bookmarkStart w:id="48" w:name="NNF_49_869_230_19_1_B"/>
-                                  <w:r>
-                                    <w:rPr>
-                                      <w:rFonts w:ascii="Times New Roman" w:hAnsi="Times New Roman" w:cs="Times New Roman"/>
-                                      <w:spacing w:val="57"/>
-                                      <w:sz w:val="20"/>
-                                      <w:szCs w:val="20"/>
-                                      <w:fitText w:val="869" w:id="1049"/>
-                                    </w:rPr>
-                                    <w:t>{{b8}</w:t>
-                                  </w:r>
-                                  <w:r>
-                                    <w:rPr>
-                                      <w:rFonts w:ascii="Times New Roman" w:hAnsi="Times New Roman" w:cs="Times New Roman"/>
-                                      <w:spacing w:val="1"/>
-                                      <w:sz w:val="20"/>
-                                      <w:szCs w:val="20"/>
-                                      <w:fitText w:val="869" w:id="1049"/>
-                                    </w:rPr>
-                                    <w:t>}</w:t>
-                                  </w:r>
-                                  <w:bookmarkEnd w:id="48"/>
-                                </w:p>
-                              </w:tc>
-                              <w:tc>
-                                <w:tcPr>
-                                  <w:tcW w:w="3630" w:type="dxa"/>
-                                </w:tcPr>
-                                <w:p>
-                                  <w:pPr>
-                                    <w:pStyle w:val="TableParagraph"/>
-                                    <w:rPr>
-                                      <w:rFonts w:ascii="Times New Roman" w:hAnsi="Times New Roman" w:cs="Times New Roman"/>
-                                      <w:sz w:val="20"/>
-                                      <w:szCs w:val="20"/>
-                                    </w:rPr>
-                                  </w:pPr>
-                                  <w:bookmarkStart w:id="49" w:name="NNF_50_3512_230_19_0_B"/>
+                                  <w:bookmarkStart w:id="38" w:name="NNF_50_3512_230_19_0_B"/>
                                   <w:r>
                                     <w:rPr>
                                       <w:rFonts w:ascii="Times New Roman" w:hAnsi="Times New Roman" w:cs="Times New Roman"/>
@@ -2800,7 +2382,7 @@
                                     </w:rPr>
                                     <w:t>{{r8}}</w:t>
                                   </w:r>
-                                  <w:bookmarkEnd w:id="49"/>
+                                  <w:bookmarkEnd w:id="38"/>
                                 </w:p>
                               </w:tc>
                             </w:tr>
@@ -2810,7 +2392,7 @@
                               </w:trPr>
                               <w:tc>
                                 <w:tcPr>
-                                  <w:tcW w:w="3090" w:type="dxa"/>
+                                  <w:tcW w:w="3445" w:type="dxa"/>
                                 </w:tcPr>
                                 <w:p>
                                   <w:pPr>
@@ -2835,7 +2417,7 @@
                               </w:tc>
                               <w:tc>
                                 <w:tcPr>
-                                  <w:tcW w:w="600" w:type="dxa"/>
+                                  <w:tcW w:w="668" w:type="dxa"/>
                                 </w:tcPr>
                                 <w:p>
                                   <w:pPr>
@@ -2847,7 +2429,7 @@
                                       <w:szCs w:val="20"/>
                                     </w:rPr>
                                   </w:pPr>
-                                  <w:bookmarkStart w:id="50" w:name="NNF_51_480_230_19_1_B"/>
+                                  <w:bookmarkStart w:id="39" w:name="NNF_51_480_230_19_1_B"/>
                                   <w:r>
                                     <w:rPr>
                                       <w:rFonts w:ascii="Times New Roman" w:hAnsi="Times New Roman" w:cs="Times New Roman"/>
@@ -2869,12 +2451,12 @@
                                     </w:rPr>
                                     <w:t>}</w:t>
                                   </w:r>
-                                  <w:bookmarkEnd w:id="50"/>
+                                  <w:bookmarkEnd w:id="39"/>
                                 </w:p>
                               </w:tc>
                               <w:tc>
                                 <w:tcPr>
-                                  <w:tcW w:w="1620" w:type="dxa"/>
+                                  <w:tcW w:w="1806" w:type="dxa"/>
                                 </w:tcPr>
                                 <w:p>
                                   <w:pPr>
@@ -2886,7 +2468,7 @@
                                       <w:szCs w:val="20"/>
                                     </w:rPr>
                                   </w:pPr>
-                                  <w:bookmarkStart w:id="51" w:name="NNF_52_1500_230_19_1_B"/>
+                                  <w:bookmarkStart w:id="40" w:name="NNF_52_1500_230_19_1_B"/>
                                   <w:r>
                                     <w:rPr>
                                       <w:rFonts w:ascii="Times New Roman" w:hAnsi="Times New Roman" w:cs="Times New Roman"/>
@@ -2907,62 +2489,23 @@
                                     </w:rPr>
                                     <w:t>}</w:t>
                                   </w:r>
-                                  <w:bookmarkEnd w:id="51"/>
+                                  <w:bookmarkEnd w:id="40"/>
                                 </w:p>
                               </w:tc>
                               <w:tc>
                                 <w:tcPr>
-                                  <w:tcW w:w="990" w:type="dxa"/>
+                                  <w:tcW w:w="4047" w:type="dxa"/>
                                 </w:tcPr>
                                 <w:p>
                                   <w:pPr>
                                     <w:pStyle w:val="TableParagraph"/>
-                                    <w:jc w:val="center"/>
                                     <w:rPr>
                                       <w:rFonts w:ascii="Times New Roman" w:hAnsi="Times New Roman" w:cs="Times New Roman"/>
                                       <w:sz w:val="20"/>
                                       <w:szCs w:val="20"/>
                                     </w:rPr>
                                   </w:pPr>
-                                  <w:bookmarkStart w:id="52" w:name="NNF_53_869_230_19_1_B"/>
-                                  <w:r>
-                                    <w:rPr>
-                                      <w:rFonts w:ascii="Times New Roman" w:hAnsi="Times New Roman" w:cs="Times New Roman"/>
-                                      <w:spacing w:val="57"/>
-                                      <w:sz w:val="20"/>
-                                      <w:szCs w:val="20"/>
-                                      <w:fitText w:val="869" w:id="1053"/>
-                                    </w:rPr>
-                                    <w:t>{{b9}</w:t>
-                                  </w:r>
-                                  <w:r>
-                                    <w:rPr>
-                                      <w:rFonts w:ascii="Times New Roman" w:hAnsi="Times New Roman" w:cs="Times New Roman"/>
-                                      <w:spacing w:val="1"/>
-                                      <w:sz w:val="20"/>
-                                      <w:szCs w:val="20"/>
-                                      <w:fitText w:val="869" w:id="1053"/>
-                                    </w:rPr>
-                                    <w:t>}</w:t>
-                                  </w:r>
-                                  <w:bookmarkEnd w:id="52"/>
-                                </w:p>
-                              </w:tc>
-                              <w:tc>
-                                <w:tcPr>
-                                  <w:tcW w:w="3630" w:type="dxa"/>
-                                </w:tcPr>
-                                <w:p>
-                                  <w:pPr>
-                                    <w:pStyle w:val="TableParagraph"/>
-                                    <w:jc w:val="center"/>
-                                    <w:rPr>
-                                      <w:rFonts w:ascii="Times New Roman" w:hAnsi="Times New Roman" w:cs="Times New Roman"/>
-                                      <w:sz w:val="20"/>
-                                      <w:szCs w:val="20"/>
-                                    </w:rPr>
-                                  </w:pPr>
-                                  <w:bookmarkStart w:id="53" w:name="NNF_54_3512_230_19_0_B"/>
+                                  <w:bookmarkStart w:id="41" w:name="NNF_54_3512_230_19_0_B"/>
                                   <w:r>
                                     <w:rPr>
                                       <w:rFonts w:ascii="Times New Roman" w:hAnsi="Times New Roman" w:cs="Times New Roman"/>
@@ -2971,7 +2514,7 @@
                                     </w:rPr>
                                     <w:t>{{r9}}</w:t>
                                   </w:r>
-                                  <w:bookmarkEnd w:id="53"/>
+                                  <w:bookmarkEnd w:id="41"/>
                                 </w:p>
                               </w:tc>
                             </w:tr>
@@ -2981,7 +2524,7 @@
                               </w:trPr>
                               <w:tc>
                                 <w:tcPr>
-                                  <w:tcW w:w="3090" w:type="dxa"/>
+                                  <w:tcW w:w="3445" w:type="dxa"/>
                                 </w:tcPr>
                                 <w:p>
                                   <w:pPr>
@@ -3025,7 +2568,7 @@
                               </w:tc>
                               <w:tc>
                                 <w:tcPr>
-                                  <w:tcW w:w="600" w:type="dxa"/>
+                                  <w:tcW w:w="668" w:type="dxa"/>
                                 </w:tcPr>
                                 <w:p>
                                   <w:pPr>
@@ -3037,7 +2580,7 @@
                                       <w:szCs w:val="20"/>
                                     </w:rPr>
                                   </w:pPr>
-                                  <w:bookmarkStart w:id="54" w:name="NNF_55_480_231_19_1_B"/>
+                                  <w:bookmarkStart w:id="42" w:name="NNF_55_480_231_19_1_B"/>
                                   <w:r>
                                     <w:rPr>
                                       <w:rFonts w:ascii="Times New Roman" w:hAnsi="Times New Roman" w:cs="Times New Roman"/>
@@ -3059,12 +2602,12 @@
                                     </w:rPr>
                                     <w:t>}</w:t>
                                   </w:r>
-                                  <w:bookmarkEnd w:id="54"/>
+                                  <w:bookmarkEnd w:id="42"/>
                                 </w:p>
                               </w:tc>
                               <w:tc>
                                 <w:tcPr>
-                                  <w:tcW w:w="1620" w:type="dxa"/>
+                                  <w:tcW w:w="1806" w:type="dxa"/>
                                 </w:tcPr>
                                 <w:p>
                                   <w:pPr>
@@ -3076,7 +2619,7 @@
                                       <w:szCs w:val="20"/>
                                     </w:rPr>
                                   </w:pPr>
-                                  <w:bookmarkStart w:id="55" w:name="NNF_56_1500_231_19_1_B"/>
+                                  <w:bookmarkStart w:id="43" w:name="NNF_56_1500_231_19_1_B"/>
                                   <w:r>
                                     <w:rPr>
                                       <w:rFonts w:ascii="Times New Roman" w:hAnsi="Times New Roman" w:cs="Times New Roman"/>
@@ -3097,61 +2640,23 @@
                                     </w:rPr>
                                     <w:t>}</w:t>
                                   </w:r>
-                                  <w:bookmarkEnd w:id="55"/>
+                                  <w:bookmarkEnd w:id="43"/>
                                 </w:p>
                               </w:tc>
                               <w:tc>
                                 <w:tcPr>
-                                  <w:tcW w:w="990" w:type="dxa"/>
+                                  <w:tcW w:w="4047" w:type="dxa"/>
                                 </w:tcPr>
                                 <w:p>
                                   <w:pPr>
                                     <w:pStyle w:val="TableParagraph"/>
-                                    <w:jc w:val="center"/>
                                     <w:rPr>
                                       <w:rFonts w:ascii="Times New Roman" w:hAnsi="Times New Roman" w:cs="Times New Roman"/>
                                       <w:sz w:val="20"/>
                                       <w:szCs w:val="20"/>
                                     </w:rPr>
                                   </w:pPr>
-                                  <w:bookmarkStart w:id="56" w:name="NNF_57_869_231_19_1_B"/>
-                                  <w:r>
-                                    <w:rPr>
-                                      <w:rFonts w:ascii="Times New Roman" w:hAnsi="Times New Roman" w:cs="Times New Roman"/>
-                                      <w:spacing w:val="30"/>
-                                      <w:sz w:val="20"/>
-                                      <w:szCs w:val="20"/>
-                                      <w:fitText w:val="869" w:id="1057"/>
-                                    </w:rPr>
-                                    <w:t>{{b10}</w:t>
-                                  </w:r>
-                                  <w:r>
-                                    <w:rPr>
-                                      <w:rFonts w:ascii="Times New Roman" w:hAnsi="Times New Roman" w:cs="Times New Roman"/>
-                                      <w:spacing w:val="6"/>
-                                      <w:sz w:val="20"/>
-                                      <w:szCs w:val="20"/>
-                                      <w:fitText w:val="869" w:id="1057"/>
-                                    </w:rPr>
-                                    <w:t>}</w:t>
-                                  </w:r>
-                                  <w:bookmarkEnd w:id="56"/>
-                                </w:p>
-                              </w:tc>
-                              <w:tc>
-                                <w:tcPr>
-                                  <w:tcW w:w="3630" w:type="dxa"/>
-                                </w:tcPr>
-                                <w:p>
-                                  <w:pPr>
-                                    <w:pStyle w:val="TableParagraph"/>
-                                    <w:rPr>
-                                      <w:rFonts w:ascii="Times New Roman" w:hAnsi="Times New Roman" w:cs="Times New Roman"/>
-                                      <w:sz w:val="20"/>
-                                      <w:szCs w:val="20"/>
-                                    </w:rPr>
-                                  </w:pPr>
-                                  <w:bookmarkStart w:id="57" w:name="NNF_58_3512_231_19_0_B"/>
+                                  <w:bookmarkStart w:id="44" w:name="NNF_58_3512_231_19_0_B"/>
                                   <w:r>
                                     <w:rPr>
                                       <w:rFonts w:ascii="Times New Roman" w:hAnsi="Times New Roman" w:cs="Times New Roman"/>
@@ -3160,7 +2665,7 @@
                                     </w:rPr>
                                     <w:t>{{r10}}</w:t>
                                   </w:r>
-                                  <w:bookmarkEnd w:id="57"/>
+                                  <w:bookmarkEnd w:id="44"/>
                                 </w:p>
                               </w:tc>
                             </w:tr>
@@ -3170,7 +2675,7 @@
                               </w:trPr>
                               <w:tc>
                                 <w:tcPr>
-                                  <w:tcW w:w="3090" w:type="dxa"/>
+                                  <w:tcW w:w="3445" w:type="dxa"/>
                                 </w:tcPr>
                                 <w:p>
                                   <w:pPr>
@@ -3197,7 +2702,7 @@
                               </w:tc>
                               <w:tc>
                                 <w:tcPr>
-                                  <w:tcW w:w="600" w:type="dxa"/>
+                                  <w:tcW w:w="668" w:type="dxa"/>
                                 </w:tcPr>
                                 <w:p>
                                   <w:pPr>
@@ -3210,7 +2715,7 @@
                                       <w:lang w:eastAsia="zh-CN"/>
                                     </w:rPr>
                                   </w:pPr>
-                                  <w:bookmarkStart w:id="58" w:name="NNF_59_480_230_19_1_B"/>
+                                  <w:bookmarkStart w:id="45" w:name="NNF_59_480_230_19_1_B"/>
                                   <w:r>
                                     <w:rPr>
                                       <w:rFonts w:ascii="Times New Roman" w:hAnsi="Times New Roman" w:cs="Times New Roman" w:hint="eastAsia"/>
@@ -3234,12 +2739,12 @@
                                     </w:rPr>
                                     <w:t>}</w:t>
                                   </w:r>
-                                  <w:bookmarkEnd w:id="58"/>
+                                  <w:bookmarkEnd w:id="45"/>
                                 </w:p>
                               </w:tc>
                               <w:tc>
                                 <w:tcPr>
-                                  <w:tcW w:w="1620" w:type="dxa"/>
+                                  <w:tcW w:w="1806" w:type="dxa"/>
                                 </w:tcPr>
                                 <w:p>
                                   <w:pPr>
@@ -3252,7 +2757,7 @@
                                       <w:lang w:eastAsia="zh-CN"/>
                                     </w:rPr>
                                   </w:pPr>
-                                  <w:bookmarkStart w:id="59" w:name="NNF_60_1500_230_19_1_B"/>
+                                  <w:bookmarkStart w:id="46" w:name="NNF_60_1500_230_19_1_B"/>
                                   <w:r>
                                     <w:rPr>
                                       <w:rFonts w:ascii="Times New Roman" w:hAnsi="Times New Roman" w:cs="Times New Roman" w:hint="eastAsia"/>
@@ -3275,61 +2780,23 @@
                                     </w:rPr>
                                     <w:t>}</w:t>
                                   </w:r>
-                                  <w:bookmarkEnd w:id="59"/>
+                                  <w:bookmarkEnd w:id="46"/>
                                 </w:p>
                               </w:tc>
                               <w:tc>
                                 <w:tcPr>
-                                  <w:tcW w:w="990" w:type="dxa"/>
+                                  <w:tcW w:w="4047" w:type="dxa"/>
                                 </w:tcPr>
                                 <w:p>
                                   <w:pPr>
                                     <w:pStyle w:val="TableParagraph"/>
-                                    <w:jc w:val="center"/>
                                     <w:rPr>
                                       <w:rFonts w:ascii="Times New Roman" w:hAnsi="Times New Roman" w:cs="Times New Roman"/>
                                       <w:sz w:val="20"/>
                                       <w:szCs w:val="20"/>
                                     </w:rPr>
                                   </w:pPr>
-                                  <w:bookmarkStart w:id="60" w:name="NNF_61_869_230_19_1_B"/>
-                                  <w:r>
-                                    <w:rPr>
-                                      <w:rFonts w:ascii="Times New Roman" w:hAnsi="Times New Roman" w:cs="Times New Roman"/>
-                                      <w:spacing w:val="30"/>
-                                      <w:sz w:val="20"/>
-                                      <w:szCs w:val="20"/>
-                                      <w:fitText w:val="869" w:id="1061"/>
-                                    </w:rPr>
-                                    <w:t>{{b11}</w:t>
-                                  </w:r>
-                                  <w:r>
-                                    <w:rPr>
-                                      <w:rFonts w:ascii="Times New Roman" w:hAnsi="Times New Roman" w:cs="Times New Roman"/>
-                                      <w:spacing w:val="6"/>
-                                      <w:sz w:val="20"/>
-                                      <w:szCs w:val="20"/>
-                                      <w:fitText w:val="869" w:id="1061"/>
-                                    </w:rPr>
-                                    <w:t>}</w:t>
-                                  </w:r>
-                                  <w:bookmarkEnd w:id="60"/>
-                                </w:p>
-                              </w:tc>
-                              <w:tc>
-                                <w:tcPr>
-                                  <w:tcW w:w="3630" w:type="dxa"/>
-                                </w:tcPr>
-                                <w:p>
-                                  <w:pPr>
-                                    <w:pStyle w:val="TableParagraph"/>
-                                    <w:rPr>
-                                      <w:rFonts w:ascii="Times New Roman" w:hAnsi="Times New Roman" w:cs="Times New Roman"/>
-                                      <w:sz w:val="20"/>
-                                      <w:szCs w:val="20"/>
-                                    </w:rPr>
-                                  </w:pPr>
-                                  <w:bookmarkStart w:id="61" w:name="NNF_62_3512_230_19_0_B"/>
+                                  <w:bookmarkStart w:id="47" w:name="NNF_62_3512_230_19_0_B"/>
                                   <w:r>
                                     <w:rPr>
                                       <w:rFonts w:ascii="Times New Roman" w:hAnsi="Times New Roman" w:cs="Times New Roman"/>
@@ -3338,7 +2805,7 @@
                                     </w:rPr>
                                     <w:t>{{r11}}</w:t>
                                   </w:r>
-                                  <w:bookmarkEnd w:id="61"/>
+                                  <w:bookmarkEnd w:id="47"/>
                                 </w:p>
                               </w:tc>
                             </w:tr>
@@ -3348,7 +2815,7 @@
                               </w:trPr>
                               <w:tc>
                                 <w:tcPr>
-                                  <w:tcW w:w="3090" w:type="dxa"/>
+                                  <w:tcW w:w="3445" w:type="dxa"/>
                                 </w:tcPr>
                                 <w:p>
                                   <w:pPr>
@@ -3391,7 +2858,7 @@
                               </w:tc>
                               <w:tc>
                                 <w:tcPr>
-                                  <w:tcW w:w="600" w:type="dxa"/>
+                                  <w:tcW w:w="668" w:type="dxa"/>
                                 </w:tcPr>
                                 <w:p>
                                   <w:pPr>
@@ -3404,7 +2871,7 @@
                                       <w:lang w:eastAsia="zh-CN"/>
                                     </w:rPr>
                                   </w:pPr>
-                                  <w:bookmarkStart w:id="62" w:name="NNF_63_480_230_19_1_B"/>
+                                  <w:bookmarkStart w:id="48" w:name="NNF_63_480_230_19_1_B"/>
                                   <w:r>
                                     <w:rPr>
                                       <w:rFonts w:ascii="Times New Roman" w:hAnsi="Times New Roman" w:cs="Times New Roman" w:hint="eastAsia"/>
@@ -3428,12 +2895,12 @@
                                     </w:rPr>
                                     <w:t>}</w:t>
                                   </w:r>
-                                  <w:bookmarkEnd w:id="62"/>
+                                  <w:bookmarkEnd w:id="48"/>
                                 </w:p>
                               </w:tc>
                               <w:tc>
                                 <w:tcPr>
-                                  <w:tcW w:w="1620" w:type="dxa"/>
+                                  <w:tcW w:w="1806" w:type="dxa"/>
                                 </w:tcPr>
                                 <w:p>
                                   <w:pPr>
@@ -3446,7 +2913,7 @@
                                       <w:lang w:eastAsia="zh-CN"/>
                                     </w:rPr>
                                   </w:pPr>
-                                  <w:bookmarkStart w:id="63" w:name="NNF_64_1500_230_19_1_B"/>
+                                  <w:bookmarkStart w:id="49" w:name="NNF_64_1500_230_19_1_B"/>
                                   <w:r>
                                     <w:rPr>
                                       <w:rFonts w:ascii="Times New Roman" w:hAnsi="Times New Roman" w:cs="Times New Roman" w:hint="eastAsia"/>
@@ -3469,61 +2936,23 @@
                                     </w:rPr>
                                     <w:t>}</w:t>
                                   </w:r>
-                                  <w:bookmarkEnd w:id="63"/>
+                                  <w:bookmarkEnd w:id="49"/>
                                 </w:p>
                               </w:tc>
                               <w:tc>
                                 <w:tcPr>
-                                  <w:tcW w:w="990" w:type="dxa"/>
+                                  <w:tcW w:w="4047" w:type="dxa"/>
                                 </w:tcPr>
                                 <w:p>
                                   <w:pPr>
                                     <w:pStyle w:val="TableParagraph"/>
-                                    <w:jc w:val="center"/>
                                     <w:rPr>
                                       <w:rFonts w:ascii="Times New Roman" w:hAnsi="Times New Roman" w:cs="Times New Roman"/>
                                       <w:sz w:val="20"/>
                                       <w:szCs w:val="20"/>
                                     </w:rPr>
                                   </w:pPr>
-                                  <w:bookmarkStart w:id="64" w:name="NNF_65_869_230_19_1_B"/>
-                                  <w:r>
-                                    <w:rPr>
-                                      <w:rFonts w:ascii="Times New Roman" w:hAnsi="Times New Roman" w:cs="Times New Roman"/>
-                                      <w:spacing w:val="30"/>
-                                      <w:sz w:val="20"/>
-                                      <w:szCs w:val="20"/>
-                                      <w:fitText w:val="869" w:id="1065"/>
-                                    </w:rPr>
-                                    <w:t>{{b12}</w:t>
-                                  </w:r>
-                                  <w:r>
-                                    <w:rPr>
-                                      <w:rFonts w:ascii="Times New Roman" w:hAnsi="Times New Roman" w:cs="Times New Roman"/>
-                                      <w:spacing w:val="6"/>
-                                      <w:sz w:val="20"/>
-                                      <w:szCs w:val="20"/>
-                                      <w:fitText w:val="869" w:id="1065"/>
-                                    </w:rPr>
-                                    <w:t>}</w:t>
-                                  </w:r>
-                                  <w:bookmarkEnd w:id="64"/>
-                                </w:p>
-                              </w:tc>
-                              <w:tc>
-                                <w:tcPr>
-                                  <w:tcW w:w="3630" w:type="dxa"/>
-                                </w:tcPr>
-                                <w:p>
-                                  <w:pPr>
-                                    <w:pStyle w:val="TableParagraph"/>
-                                    <w:rPr>
-                                      <w:rFonts w:ascii="Times New Roman" w:hAnsi="Times New Roman" w:cs="Times New Roman"/>
-                                      <w:sz w:val="20"/>
-                                      <w:szCs w:val="20"/>
-                                    </w:rPr>
-                                  </w:pPr>
-                                  <w:bookmarkStart w:id="65" w:name="NNF_66_3512_230_19_0_B"/>
+                                  <w:bookmarkStart w:id="50" w:name="NNF_66_3512_230_19_0_B"/>
                                   <w:r>
                                     <w:rPr>
                                       <w:rFonts w:ascii="Times New Roman" w:hAnsi="Times New Roman" w:cs="Times New Roman"/>
@@ -3532,7 +2961,7 @@
                                     </w:rPr>
                                     <w:t>{{r12}}</w:t>
                                   </w:r>
-                                  <w:bookmarkEnd w:id="65"/>
+                                  <w:bookmarkEnd w:id="50"/>
                                 </w:p>
                               </w:tc>
                             </w:tr>
@@ -3542,7 +2971,7 @@
                               </w:trPr>
                               <w:tc>
                                 <w:tcPr>
-                                  <w:tcW w:w="3090" w:type="dxa"/>
+                                  <w:tcW w:w="3445" w:type="dxa"/>
                                 </w:tcPr>
                                 <w:p>
                                   <w:pPr>
@@ -3568,7 +2997,7 @@
                               </w:tc>
                               <w:tc>
                                 <w:tcPr>
-                                  <w:tcW w:w="600" w:type="dxa"/>
+                                  <w:tcW w:w="668" w:type="dxa"/>
                                 </w:tcPr>
                                 <w:p>
                                   <w:pPr>
@@ -3580,7 +3009,7 @@
                                       <w:szCs w:val="20"/>
                                     </w:rPr>
                                   </w:pPr>
-                                  <w:bookmarkStart w:id="66" w:name="NNF_67_480_249_19_1_B"/>
+                                  <w:bookmarkStart w:id="51" w:name="NNF_67_480_249_19_1_B"/>
                                   <w:r>
                                     <w:rPr>
                                       <w:rFonts w:ascii="Times New Roman" w:hAnsi="Times New Roman" w:cs="Times New Roman"/>
@@ -3589,25 +3018,14 @@
                                       <w:szCs w:val="20"/>
                                       <w:fitText w:val="480" w:id="1067"/>
                                     </w:rPr>
-                                    <w:t>{{q13}</w:t>
-                                  </w:r>
-                                  <w:r>
-                                    <w:rPr>
-                                      <w:rFonts w:ascii="Times New Roman" w:hAnsi="Times New Roman" w:cs="Times New Roman"/>
-                                      <w:spacing w:val="1"/>
-                                      <w:w w:val="70"/>
-                                      <w:sz w:val="20"/>
-                                      <w:szCs w:val="20"/>
-                                      <w:fitText w:val="480" w:id="1067"/>
-                                    </w:rPr>
-                                    <w:t>}</w:t>
-                                  </w:r>
-                                  <w:bookmarkEnd w:id="66"/>
+                                    <w:t>{{q13}}</w:t>
+                                  </w:r>
+                                  <w:bookmarkEnd w:id="51"/>
                                 </w:p>
                               </w:tc>
                               <w:tc>
                                 <w:tcPr>
-                                  <w:tcW w:w="1620" w:type="dxa"/>
+                                  <w:tcW w:w="1806" w:type="dxa"/>
                                 </w:tcPr>
                                 <w:p>
                                   <w:pPr>
@@ -3619,7 +3037,7 @@
                                       <w:szCs w:val="20"/>
                                     </w:rPr>
                                   </w:pPr>
-                                  <w:bookmarkStart w:id="67" w:name="NNF_68_1500_249_19_1_B"/>
+                                  <w:bookmarkStart w:id="52" w:name="NNF_68_1500_249_19_1_B"/>
                                   <w:r>
                                     <w:rPr>
                                       <w:rFonts w:ascii="Times New Roman" w:hAnsi="Times New Roman" w:cs="Times New Roman"/>
@@ -3640,61 +3058,23 @@
                                     </w:rPr>
                                     <w:t>}</w:t>
                                   </w:r>
-                                  <w:bookmarkEnd w:id="67"/>
+                                  <w:bookmarkEnd w:id="52"/>
                                 </w:p>
                               </w:tc>
                               <w:tc>
                                 <w:tcPr>
-                                  <w:tcW w:w="990" w:type="dxa"/>
+                                  <w:tcW w:w="4047" w:type="dxa"/>
                                 </w:tcPr>
                                 <w:p>
                                   <w:pPr>
                                     <w:pStyle w:val="TableParagraph"/>
-                                    <w:jc w:val="center"/>
                                     <w:rPr>
                                       <w:rFonts w:ascii="Times New Roman" w:hAnsi="Times New Roman" w:cs="Times New Roman"/>
                                       <w:sz w:val="20"/>
                                       <w:szCs w:val="20"/>
                                     </w:rPr>
                                   </w:pPr>
-                                  <w:bookmarkStart w:id="68" w:name="NNF_69_869_249_19_1_B"/>
-                                  <w:r>
-                                    <w:rPr>
-                                      <w:rFonts w:ascii="Times New Roman" w:hAnsi="Times New Roman" w:cs="Times New Roman"/>
-                                      <w:spacing w:val="30"/>
-                                      <w:sz w:val="20"/>
-                                      <w:szCs w:val="20"/>
-                                      <w:fitText w:val="869" w:id="1069"/>
-                                    </w:rPr>
-                                    <w:t>{{b13}</w:t>
-                                  </w:r>
-                                  <w:r>
-                                    <w:rPr>
-                                      <w:rFonts w:ascii="Times New Roman" w:hAnsi="Times New Roman" w:cs="Times New Roman"/>
-                                      <w:spacing w:val="6"/>
-                                      <w:sz w:val="20"/>
-                                      <w:szCs w:val="20"/>
-                                      <w:fitText w:val="869" w:id="1069"/>
-                                    </w:rPr>
-                                    <w:t>}</w:t>
-                                  </w:r>
-                                  <w:bookmarkEnd w:id="68"/>
-                                </w:p>
-                              </w:tc>
-                              <w:tc>
-                                <w:tcPr>
-                                  <w:tcW w:w="3630" w:type="dxa"/>
-                                </w:tcPr>
-                                <w:p>
-                                  <w:pPr>
-                                    <w:pStyle w:val="TableParagraph"/>
-                                    <w:rPr>
-                                      <w:rFonts w:ascii="Times New Roman" w:hAnsi="Times New Roman" w:cs="Times New Roman"/>
-                                      <w:sz w:val="20"/>
-                                      <w:szCs w:val="20"/>
-                                    </w:rPr>
-                                  </w:pPr>
-                                  <w:bookmarkStart w:id="69" w:name="NNF_70_3512_249_19_0_B"/>
+                                  <w:bookmarkStart w:id="53" w:name="NNF_70_3512_249_19_0_B"/>
                                   <w:r>
                                     <w:rPr>
                                       <w:rFonts w:ascii="Times New Roman" w:hAnsi="Times New Roman" w:cs="Times New Roman"/>
@@ -3703,7 +3083,7 @@
                                     </w:rPr>
                                     <w:t>{{r13}}</w:t>
                                   </w:r>
-                                  <w:bookmarkEnd w:id="69"/>
+                                  <w:bookmarkEnd w:id="53"/>
                                 </w:p>
                               </w:tc>
                             </w:tr>
@@ -3713,7 +3093,7 @@
                               </w:trPr>
                               <w:tc>
                                 <w:tcPr>
-                                  <w:tcW w:w="3090" w:type="dxa"/>
+                                  <w:tcW w:w="3445" w:type="dxa"/>
                                 </w:tcPr>
                                 <w:p>
                                   <w:pPr>
@@ -3756,7 +3136,7 @@
                               </w:tc>
                               <w:tc>
                                 <w:tcPr>
-                                  <w:tcW w:w="600" w:type="dxa"/>
+                                  <w:tcW w:w="668" w:type="dxa"/>
                                 </w:tcPr>
                                 <w:p>
                                   <w:pPr>
@@ -3768,7 +3148,7 @@
                                       <w:szCs w:val="20"/>
                                     </w:rPr>
                                   </w:pPr>
-                                  <w:bookmarkStart w:id="70" w:name="NNF_71_480_230_19_1_B"/>
+                                  <w:bookmarkStart w:id="54" w:name="NNF_71_480_230_19_1_B"/>
                                   <w:r>
                                     <w:rPr>
                                       <w:rFonts w:ascii="Times New Roman" w:hAnsi="Times New Roman" w:cs="Times New Roman"/>
@@ -3777,25 +3157,14 @@
                                       <w:szCs w:val="20"/>
                                       <w:fitText w:val="480" w:id="1071"/>
                                     </w:rPr>
-                                    <w:t>{{q14}</w:t>
-                                  </w:r>
-                                  <w:r>
-                                    <w:rPr>
-                                      <w:rFonts w:ascii="Times New Roman" w:hAnsi="Times New Roman" w:cs="Times New Roman"/>
-                                      <w:spacing w:val="1"/>
-                                      <w:w w:val="70"/>
-                                      <w:sz w:val="20"/>
-                                      <w:szCs w:val="20"/>
-                                      <w:fitText w:val="480" w:id="1071"/>
-                                    </w:rPr>
-                                    <w:t>}</w:t>
-                                  </w:r>
-                                  <w:bookmarkEnd w:id="70"/>
+                                    <w:t>{{q14}}</w:t>
+                                  </w:r>
+                                  <w:bookmarkEnd w:id="54"/>
                                 </w:p>
                               </w:tc>
                               <w:tc>
                                 <w:tcPr>
-                                  <w:tcW w:w="1620" w:type="dxa"/>
+                                  <w:tcW w:w="1806" w:type="dxa"/>
                                 </w:tcPr>
                                 <w:p>
                                   <w:pPr>
@@ -3807,7 +3176,7 @@
                                       <w:szCs w:val="20"/>
                                     </w:rPr>
                                   </w:pPr>
-                                  <w:bookmarkStart w:id="71" w:name="NNF_72_1500_230_19_1_B"/>
+                                  <w:bookmarkStart w:id="55" w:name="NNF_72_1500_230_19_1_B"/>
                                   <w:r>
                                     <w:rPr>
                                       <w:rFonts w:ascii="Times New Roman" w:hAnsi="Times New Roman" w:cs="Times New Roman"/>
@@ -3828,61 +3197,23 @@
                                     </w:rPr>
                                     <w:t>}</w:t>
                                   </w:r>
-                                  <w:bookmarkEnd w:id="71"/>
+                                  <w:bookmarkEnd w:id="55"/>
                                 </w:p>
                               </w:tc>
                               <w:tc>
                                 <w:tcPr>
-                                  <w:tcW w:w="990" w:type="dxa"/>
+                                  <w:tcW w:w="4047" w:type="dxa"/>
                                 </w:tcPr>
                                 <w:p>
                                   <w:pPr>
                                     <w:pStyle w:val="TableParagraph"/>
-                                    <w:jc w:val="center"/>
                                     <w:rPr>
                                       <w:rFonts w:ascii="Times New Roman" w:hAnsi="Times New Roman" w:cs="Times New Roman"/>
                                       <w:sz w:val="20"/>
                                       <w:szCs w:val="20"/>
                                     </w:rPr>
                                   </w:pPr>
-                                  <w:bookmarkStart w:id="72" w:name="NNF_73_869_230_19_1_B"/>
-                                  <w:r>
-                                    <w:rPr>
-                                      <w:rFonts w:ascii="Times New Roman" w:hAnsi="Times New Roman" w:cs="Times New Roman"/>
-                                      <w:spacing w:val="30"/>
-                                      <w:sz w:val="20"/>
-                                      <w:szCs w:val="20"/>
-                                      <w:fitText w:val="869" w:id="1073"/>
-                                    </w:rPr>
-                                    <w:t>{{b14}</w:t>
-                                  </w:r>
-                                  <w:r>
-                                    <w:rPr>
-                                      <w:rFonts w:ascii="Times New Roman" w:hAnsi="Times New Roman" w:cs="Times New Roman"/>
-                                      <w:spacing w:val="6"/>
-                                      <w:sz w:val="20"/>
-                                      <w:szCs w:val="20"/>
-                                      <w:fitText w:val="869" w:id="1073"/>
-                                    </w:rPr>
-                                    <w:t>}</w:t>
-                                  </w:r>
-                                  <w:bookmarkEnd w:id="72"/>
-                                </w:p>
-                              </w:tc>
-                              <w:tc>
-                                <w:tcPr>
-                                  <w:tcW w:w="3630" w:type="dxa"/>
-                                </w:tcPr>
-                                <w:p>
-                                  <w:pPr>
-                                    <w:pStyle w:val="TableParagraph"/>
-                                    <w:rPr>
-                                      <w:rFonts w:ascii="Times New Roman" w:hAnsi="Times New Roman" w:cs="Times New Roman"/>
-                                      <w:sz w:val="20"/>
-                                      <w:szCs w:val="20"/>
-                                    </w:rPr>
-                                  </w:pPr>
-                                  <w:bookmarkStart w:id="73" w:name="NNF_74_3512_230_19_0_B"/>
+                                  <w:bookmarkStart w:id="56" w:name="NNF_74_3512_230_19_0_B"/>
                                   <w:r>
                                     <w:rPr>
                                       <w:rFonts w:ascii="Times New Roman" w:hAnsi="Times New Roman" w:cs="Times New Roman"/>
@@ -3891,7 +3222,7 @@
                                     </w:rPr>
                                     <w:t>{{r14}}</w:t>
                                   </w:r>
-                                  <w:bookmarkEnd w:id="73"/>
+                                  <w:bookmarkEnd w:id="56"/>
                                 </w:p>
                               </w:tc>
                             </w:tr>
@@ -3901,7 +3232,7 @@
                               </w:trPr>
                               <w:tc>
                                 <w:tcPr>
-                                  <w:tcW w:w="3090" w:type="dxa"/>
+                                  <w:tcW w:w="3445" w:type="dxa"/>
                                 </w:tcPr>
                                 <w:p>
                                   <w:pPr>
@@ -3945,7 +3276,7 @@
                               </w:tc>
                               <w:tc>
                                 <w:tcPr>
-                                  <w:tcW w:w="600" w:type="dxa"/>
+                                  <w:tcW w:w="668" w:type="dxa"/>
                                 </w:tcPr>
                                 <w:p>
                                   <w:pPr>
@@ -3957,7 +3288,7 @@
                                       <w:szCs w:val="20"/>
                                     </w:rPr>
                                   </w:pPr>
-                                  <w:bookmarkStart w:id="74" w:name="NNF_75_480_230_19_1_B"/>
+                                  <w:bookmarkStart w:id="57" w:name="NNF_75_480_230_19_1_B"/>
                                   <w:r>
                                     <w:rPr>
                                       <w:rFonts w:ascii="Times New Roman" w:hAnsi="Times New Roman" w:cs="Times New Roman"/>
@@ -3979,12 +3310,12 @@
                                     </w:rPr>
                                     <w:t>}</w:t>
                                   </w:r>
-                                  <w:bookmarkEnd w:id="74"/>
+                                  <w:bookmarkEnd w:id="57"/>
                                 </w:p>
                               </w:tc>
                               <w:tc>
                                 <w:tcPr>
-                                  <w:tcW w:w="1620" w:type="dxa"/>
+                                  <w:tcW w:w="1806" w:type="dxa"/>
                                 </w:tcPr>
                                 <w:p>
                                   <w:pPr>
@@ -3996,7 +3327,7 @@
                                       <w:szCs w:val="20"/>
                                     </w:rPr>
                                   </w:pPr>
-                                  <w:bookmarkStart w:id="75" w:name="NNF_76_1500_230_19_1_B"/>
+                                  <w:bookmarkStart w:id="58" w:name="NNF_76_1500_230_19_1_B"/>
                                   <w:r>
                                     <w:rPr>
                                       <w:rFonts w:ascii="Times New Roman" w:hAnsi="Times New Roman" w:cs="Times New Roman"/>
@@ -4017,61 +3348,23 @@
                                     </w:rPr>
                                     <w:t>}</w:t>
                                   </w:r>
-                                  <w:bookmarkEnd w:id="75"/>
+                                  <w:bookmarkEnd w:id="58"/>
                                 </w:p>
                               </w:tc>
                               <w:tc>
                                 <w:tcPr>
-                                  <w:tcW w:w="990" w:type="dxa"/>
+                                  <w:tcW w:w="4047" w:type="dxa"/>
                                 </w:tcPr>
                                 <w:p>
                                   <w:pPr>
                                     <w:pStyle w:val="TableParagraph"/>
-                                    <w:jc w:val="center"/>
                                     <w:rPr>
                                       <w:rFonts w:ascii="Times New Roman" w:hAnsi="Times New Roman" w:cs="Times New Roman"/>
                                       <w:sz w:val="20"/>
                                       <w:szCs w:val="20"/>
                                     </w:rPr>
                                   </w:pPr>
-                                  <w:bookmarkStart w:id="76" w:name="NNF_77_869_230_19_1_B"/>
-                                  <w:r>
-                                    <w:rPr>
-                                      <w:rFonts w:ascii="Times New Roman" w:hAnsi="Times New Roman" w:cs="Times New Roman"/>
-                                      <w:spacing w:val="30"/>
-                                      <w:sz w:val="20"/>
-                                      <w:szCs w:val="20"/>
-                                      <w:fitText w:val="869" w:id="1077"/>
-                                    </w:rPr>
-                                    <w:t>{{b15}</w:t>
-                                  </w:r>
-                                  <w:r>
-                                    <w:rPr>
-                                      <w:rFonts w:ascii="Times New Roman" w:hAnsi="Times New Roman" w:cs="Times New Roman"/>
-                                      <w:spacing w:val="6"/>
-                                      <w:sz w:val="20"/>
-                                      <w:szCs w:val="20"/>
-                                      <w:fitText w:val="869" w:id="1077"/>
-                                    </w:rPr>
-                                    <w:t>}</w:t>
-                                  </w:r>
-                                  <w:bookmarkEnd w:id="76"/>
-                                </w:p>
-                              </w:tc>
-                              <w:tc>
-                                <w:tcPr>
-                                  <w:tcW w:w="3630" w:type="dxa"/>
-                                </w:tcPr>
-                                <w:p>
-                                  <w:pPr>
-                                    <w:pStyle w:val="TableParagraph"/>
-                                    <w:rPr>
-                                      <w:rFonts w:ascii="Times New Roman" w:hAnsi="Times New Roman" w:cs="Times New Roman"/>
-                                      <w:sz w:val="20"/>
-                                      <w:szCs w:val="20"/>
-                                    </w:rPr>
-                                  </w:pPr>
-                                  <w:bookmarkStart w:id="77" w:name="NNF_78_3512_230_19_0_B"/>
+                                  <w:bookmarkStart w:id="59" w:name="NNF_78_3512_230_19_0_B"/>
                                   <w:r>
                                     <w:rPr>
                                       <w:rFonts w:ascii="Times New Roman" w:hAnsi="Times New Roman" w:cs="Times New Roman"/>
@@ -4080,7 +3373,7 @@
                                     </w:rPr>
                                     <w:t>{{r15}}</w:t>
                                   </w:r>
-                                  <w:bookmarkEnd w:id="77"/>
+                                  <w:bookmarkEnd w:id="59"/>
                                 </w:p>
                               </w:tc>
                             </w:tr>
@@ -4090,7 +3383,7 @@
                               </w:trPr>
                               <w:tc>
                                 <w:tcPr>
-                                  <w:tcW w:w="3090" w:type="dxa"/>
+                                  <w:tcW w:w="3445" w:type="dxa"/>
                                 </w:tcPr>
                                 <w:p>
                                   <w:pPr>
@@ -4133,7 +3426,7 @@
                               </w:tc>
                               <w:tc>
                                 <w:tcPr>
-                                  <w:tcW w:w="600" w:type="dxa"/>
+                                  <w:tcW w:w="668" w:type="dxa"/>
                                 </w:tcPr>
                                 <w:p>
                                   <w:pPr>
@@ -4145,7 +3438,7 @@
                                       <w:szCs w:val="20"/>
                                     </w:rPr>
                                   </w:pPr>
-                                  <w:bookmarkStart w:id="78" w:name="NNF_79_480_230_19_1_B"/>
+                                  <w:bookmarkStart w:id="60" w:name="NNF_79_480_230_19_1_B"/>
                                   <w:r>
                                     <w:rPr>
                                       <w:rFonts w:ascii="Times New Roman" w:hAnsi="Times New Roman" w:cs="Times New Roman"/>
@@ -4154,25 +3447,14 @@
                                       <w:szCs w:val="20"/>
                                       <w:fitText w:val="480" w:id="1079"/>
                                     </w:rPr>
-                                    <w:t>{{q16}</w:t>
-                                  </w:r>
-                                  <w:r>
-                                    <w:rPr>
-                                      <w:rFonts w:ascii="Times New Roman" w:hAnsi="Times New Roman" w:cs="Times New Roman"/>
-                                      <w:spacing w:val="1"/>
-                                      <w:w w:val="70"/>
-                                      <w:sz w:val="20"/>
-                                      <w:szCs w:val="20"/>
-                                      <w:fitText w:val="480" w:id="1079"/>
-                                    </w:rPr>
-                                    <w:t>}</w:t>
-                                  </w:r>
-                                  <w:bookmarkEnd w:id="78"/>
+                                    <w:t>{{q16}}</w:t>
+                                  </w:r>
+                                  <w:bookmarkEnd w:id="60"/>
                                 </w:p>
                               </w:tc>
                               <w:tc>
                                 <w:tcPr>
-                                  <w:tcW w:w="1620" w:type="dxa"/>
+                                  <w:tcW w:w="1806" w:type="dxa"/>
                                 </w:tcPr>
                                 <w:p>
                                   <w:pPr>
@@ -4184,7 +3466,7 @@
                                       <w:szCs w:val="20"/>
                                     </w:rPr>
                                   </w:pPr>
-                                  <w:bookmarkStart w:id="79" w:name="NNF_80_1500_230_19_1_B"/>
+                                  <w:bookmarkStart w:id="61" w:name="NNF_80_1500_230_19_1_B"/>
                                   <w:r>
                                     <w:rPr>
                                       <w:rFonts w:ascii="Times New Roman" w:hAnsi="Times New Roman" w:cs="Times New Roman"/>
@@ -4205,61 +3487,23 @@
                                     </w:rPr>
                                     <w:t>}</w:t>
                                   </w:r>
-                                  <w:bookmarkEnd w:id="79"/>
+                                  <w:bookmarkEnd w:id="61"/>
                                 </w:p>
                               </w:tc>
                               <w:tc>
                                 <w:tcPr>
-                                  <w:tcW w:w="990" w:type="dxa"/>
+                                  <w:tcW w:w="4047" w:type="dxa"/>
                                 </w:tcPr>
                                 <w:p>
                                   <w:pPr>
                                     <w:pStyle w:val="TableParagraph"/>
-                                    <w:jc w:val="center"/>
                                     <w:rPr>
                                       <w:rFonts w:ascii="Times New Roman" w:hAnsi="Times New Roman" w:cs="Times New Roman"/>
                                       <w:sz w:val="20"/>
                                       <w:szCs w:val="20"/>
                                     </w:rPr>
                                   </w:pPr>
-                                  <w:bookmarkStart w:id="80" w:name="NNF_81_869_230_19_1_B"/>
-                                  <w:r>
-                                    <w:rPr>
-                                      <w:rFonts w:ascii="Times New Roman" w:hAnsi="Times New Roman" w:cs="Times New Roman"/>
-                                      <w:spacing w:val="30"/>
-                                      <w:sz w:val="20"/>
-                                      <w:szCs w:val="20"/>
-                                      <w:fitText w:val="869" w:id="1081"/>
-                                    </w:rPr>
-                                    <w:t>{{b16}</w:t>
-                                  </w:r>
-                                  <w:r>
-                                    <w:rPr>
-                                      <w:rFonts w:ascii="Times New Roman" w:hAnsi="Times New Roman" w:cs="Times New Roman"/>
-                                      <w:spacing w:val="6"/>
-                                      <w:sz w:val="20"/>
-                                      <w:szCs w:val="20"/>
-                                      <w:fitText w:val="869" w:id="1081"/>
-                                    </w:rPr>
-                                    <w:t>}</w:t>
-                                  </w:r>
-                                  <w:bookmarkEnd w:id="80"/>
-                                </w:p>
-                              </w:tc>
-                              <w:tc>
-                                <w:tcPr>
-                                  <w:tcW w:w="3630" w:type="dxa"/>
-                                </w:tcPr>
-                                <w:p>
-                                  <w:pPr>
-                                    <w:pStyle w:val="TableParagraph"/>
-                                    <w:rPr>
-                                      <w:rFonts w:ascii="Times New Roman" w:hAnsi="Times New Roman" w:cs="Times New Roman"/>
-                                      <w:sz w:val="20"/>
-                                      <w:szCs w:val="20"/>
-                                    </w:rPr>
-                                  </w:pPr>
-                                  <w:bookmarkStart w:id="81" w:name="NNF_82_3512_230_19_0_B"/>
+                                  <w:bookmarkStart w:id="62" w:name="NNF_82_3512_230_19_0_B"/>
                                   <w:r>
                                     <w:rPr>
                                       <w:rFonts w:ascii="Times New Roman" w:hAnsi="Times New Roman" w:cs="Times New Roman"/>
@@ -4268,7 +3512,7 @@
                                     </w:rPr>
                                     <w:t>{{r16}}</w:t>
                                   </w:r>
-                                  <w:bookmarkEnd w:id="81"/>
+                                  <w:bookmarkEnd w:id="62"/>
                                 </w:p>
                               </w:tc>
                             </w:tr>
@@ -4278,7 +3522,7 @@
                               </w:trPr>
                               <w:tc>
                                 <w:tcPr>
-                                  <w:tcW w:w="3090" w:type="dxa"/>
+                                  <w:tcW w:w="3445" w:type="dxa"/>
                                 </w:tcPr>
                                 <w:p>
                                   <w:pPr>
@@ -4321,7 +3565,7 @@
                               </w:tc>
                               <w:tc>
                                 <w:tcPr>
-                                  <w:tcW w:w="600" w:type="dxa"/>
+                                  <w:tcW w:w="668" w:type="dxa"/>
                                 </w:tcPr>
                                 <w:p>
                                   <w:pPr>
@@ -4334,7 +3578,7 @@
                                       <w:lang w:eastAsia="zh-CN"/>
                                     </w:rPr>
                                   </w:pPr>
-                                  <w:bookmarkStart w:id="82" w:name="NNF_83_480_247_19_1_B"/>
+                                  <w:bookmarkStart w:id="63" w:name="NNF_83_480_247_19_1_B"/>
                                   <w:r>
                                     <w:rPr>
                                       <w:rFonts w:ascii="Times New Roman" w:hAnsi="Times New Roman" w:cs="Times New Roman"/>
@@ -4356,12 +3600,12 @@
                                     </w:rPr>
                                     <w:t>}</w:t>
                                   </w:r>
-                                  <w:bookmarkEnd w:id="82"/>
+                                  <w:bookmarkEnd w:id="63"/>
                                 </w:p>
                               </w:tc>
                               <w:tc>
                                 <w:tcPr>
-                                  <w:tcW w:w="1620" w:type="dxa"/>
+                                  <w:tcW w:w="1806" w:type="dxa"/>
                                 </w:tcPr>
                                 <w:p>
                                   <w:pPr>
@@ -4374,7 +3618,7 @@
                                       <w:lang w:eastAsia="zh-CN"/>
                                     </w:rPr>
                                   </w:pPr>
-                                  <w:bookmarkStart w:id="83" w:name="NNF_84_1500_247_19_1_B"/>
+                                  <w:bookmarkStart w:id="64" w:name="NNF_84_1500_247_19_1_B"/>
                                   <w:r>
                                     <w:rPr>
                                       <w:rFonts w:ascii="Times New Roman" w:hAnsi="Times New Roman" w:cs="Times New Roman"/>
@@ -4395,73 +3639,34 @@
                                     </w:rPr>
                                     <w:t>}</w:t>
                                   </w:r>
-                                  <w:bookmarkEnd w:id="83"/>
+                                  <w:bookmarkEnd w:id="64"/>
                                 </w:p>
                               </w:tc>
                               <w:tc>
                                 <w:tcPr>
-                                  <w:tcW w:w="990" w:type="dxa"/>
+                                  <w:tcW w:w="4047" w:type="dxa"/>
                                 </w:tcPr>
                                 <w:p>
                                   <w:pPr>
                                     <w:pStyle w:val="TableParagraph"/>
-                                    <w:jc w:val="center"/>
-                                    <w:rPr>
-                                      <w:rFonts w:ascii="Times New Roman" w:hAnsi="Times New Roman" w:cs="Times New Roman"/>
-                                      <w:sz w:val="20"/>
-                                      <w:szCs w:val="20"/>
+                                    <w:rPr>
+                                      <w:rFonts w:ascii="Times New Roman" w:hAnsi="Times New Roman" w:cs="Times New Roman"/>
+                                      <w:sz w:val="20"/>
+                                      <w:szCs w:val="20"/>
+                                      <w:lang w:eastAsia="zh-CN"/>
                                     </w:rPr>
                                   </w:pPr>
-                                  <w:bookmarkStart w:id="84" w:name="NNF_85_869_247_19_1_B"/>
-                                  <w:r>
-                                    <w:rPr>
-                                      <w:rFonts w:ascii="Times New Roman" w:hAnsi="Times New Roman" w:cs="Times New Roman"/>
-                                      <w:spacing w:val="30"/>
-                                      <w:sz w:val="20"/>
-                                      <w:szCs w:val="20"/>
-                                      <w:fitText w:val="869" w:id="1085"/>
-                                    </w:rPr>
-                                    <w:t>{{b17}</w:t>
-                                  </w:r>
-                                  <w:r>
-                                    <w:rPr>
-                                      <w:rFonts w:ascii="Times New Roman" w:hAnsi="Times New Roman" w:cs="Times New Roman"/>
-                                      <w:spacing w:val="6"/>
-                                      <w:sz w:val="20"/>
-                                      <w:szCs w:val="20"/>
-                                      <w:fitText w:val="869" w:id="1085"/>
-                                    </w:rPr>
-                                    <w:t>}</w:t>
-                                  </w:r>
-                                  <w:bookmarkEnd w:id="84"/>
-                                </w:p>
-                              </w:tc>
-                              <w:tc>
-                                <w:tcPr>
-                                  <w:tcW w:w="3630" w:type="dxa"/>
-                                </w:tcPr>
-                                <w:p>
-                                  <w:pPr>
-                                    <w:pStyle w:val="TableParagraph"/>
-                                    <w:jc w:val="center"/>
+                                  <w:bookmarkStart w:id="65" w:name="NNF_86_3512_247_19_0_B"/>
+                                  <w:r>
                                     <w:rPr>
                                       <w:rFonts w:ascii="Times New Roman" w:hAnsi="Times New Roman" w:cs="Times New Roman"/>
                                       <w:sz w:val="20"/>
                                       <w:szCs w:val="20"/>
                                       <w:lang w:eastAsia="zh-CN"/>
                                     </w:rPr>
-                                  </w:pPr>
-                                  <w:bookmarkStart w:id="85" w:name="NNF_86_3512_247_19_0_B"/>
-                                  <w:r>
-                                    <w:rPr>
-                                      <w:rFonts w:ascii="Times New Roman" w:hAnsi="Times New Roman" w:cs="Times New Roman"/>
-                                      <w:sz w:val="20"/>
-                                      <w:szCs w:val="20"/>
-                                      <w:lang w:eastAsia="zh-CN"/>
-                                    </w:rPr>
                                     <w:t>{{r17}}</w:t>
                                   </w:r>
-                                  <w:bookmarkEnd w:id="85"/>
+                                  <w:bookmarkEnd w:id="65"/>
                                 </w:p>
                               </w:tc>
                             </w:tr>
@@ -4471,7 +3676,7 @@
                               </w:trPr>
                               <w:tc>
                                 <w:tcPr>
-                                  <w:tcW w:w="3090" w:type="dxa"/>
+                                  <w:tcW w:w="3445" w:type="dxa"/>
                                 </w:tcPr>
                                 <w:p>
                                   <w:pPr>
@@ -4514,7 +3719,7 @@
                               </w:tc>
                               <w:tc>
                                 <w:tcPr>
-                                  <w:tcW w:w="600" w:type="dxa"/>
+                                  <w:tcW w:w="668" w:type="dxa"/>
                                 </w:tcPr>
                                 <w:p>
                                   <w:pPr>
@@ -4526,7 +3731,7 @@
                                       <w:szCs w:val="20"/>
                                     </w:rPr>
                                   </w:pPr>
-                                  <w:bookmarkStart w:id="86" w:name="NNF_87_480_230_19_1_B"/>
+                                  <w:bookmarkStart w:id="66" w:name="NNF_87_480_230_19_1_B"/>
                                   <w:r>
                                     <w:rPr>
                                       <w:rFonts w:ascii="Times New Roman" w:hAnsi="Times New Roman" w:cs="Times New Roman"/>
@@ -4548,12 +3753,12 @@
                                     </w:rPr>
                                     <w:t>}</w:t>
                                   </w:r>
-                                  <w:bookmarkEnd w:id="86"/>
+                                  <w:bookmarkEnd w:id="66"/>
                                 </w:p>
                               </w:tc>
                               <w:tc>
                                 <w:tcPr>
-                                  <w:tcW w:w="1620" w:type="dxa"/>
+                                  <w:tcW w:w="1806" w:type="dxa"/>
                                 </w:tcPr>
                                 <w:p>
                                   <w:pPr>
@@ -4565,7 +3770,7 @@
                                       <w:szCs w:val="20"/>
                                     </w:rPr>
                                   </w:pPr>
-                                  <w:bookmarkStart w:id="87" w:name="NNF_88_1500_230_19_1_B"/>
+                                  <w:bookmarkStart w:id="67" w:name="NNF_88_1500_230_19_1_B"/>
                                   <w:r>
                                     <w:rPr>
                                       <w:rFonts w:ascii="Times New Roman" w:hAnsi="Times New Roman" w:cs="Times New Roman"/>
@@ -4586,61 +3791,23 @@
                                     </w:rPr>
                                     <w:t>}</w:t>
                                   </w:r>
-                                  <w:bookmarkEnd w:id="87"/>
+                                  <w:bookmarkEnd w:id="67"/>
                                 </w:p>
                               </w:tc>
                               <w:tc>
                                 <w:tcPr>
-                                  <w:tcW w:w="990" w:type="dxa"/>
+                                  <w:tcW w:w="4047" w:type="dxa"/>
                                 </w:tcPr>
                                 <w:p>
                                   <w:pPr>
                                     <w:pStyle w:val="TableParagraph"/>
-                                    <w:jc w:val="center"/>
                                     <w:rPr>
                                       <w:rFonts w:ascii="Times New Roman" w:hAnsi="Times New Roman" w:cs="Times New Roman"/>
                                       <w:sz w:val="20"/>
                                       <w:szCs w:val="20"/>
                                     </w:rPr>
                                   </w:pPr>
-                                  <w:bookmarkStart w:id="88" w:name="NNF_89_869_230_19_1_B"/>
-                                  <w:r>
-                                    <w:rPr>
-                                      <w:rFonts w:ascii="Times New Roman" w:hAnsi="Times New Roman" w:cs="Times New Roman"/>
-                                      <w:spacing w:val="30"/>
-                                      <w:sz w:val="20"/>
-                                      <w:szCs w:val="20"/>
-                                      <w:fitText w:val="869" w:id="1089"/>
-                                    </w:rPr>
-                                    <w:t>{{b18}</w:t>
-                                  </w:r>
-                                  <w:r>
-                                    <w:rPr>
-                                      <w:rFonts w:ascii="Times New Roman" w:hAnsi="Times New Roman" w:cs="Times New Roman"/>
-                                      <w:spacing w:val="6"/>
-                                      <w:sz w:val="20"/>
-                                      <w:szCs w:val="20"/>
-                                      <w:fitText w:val="869" w:id="1089"/>
-                                    </w:rPr>
-                                    <w:t>}</w:t>
-                                  </w:r>
-                                  <w:bookmarkEnd w:id="88"/>
-                                </w:p>
-                              </w:tc>
-                              <w:tc>
-                                <w:tcPr>
-                                  <w:tcW w:w="3630" w:type="dxa"/>
-                                </w:tcPr>
-                                <w:p>
-                                  <w:pPr>
-                                    <w:pStyle w:val="TableParagraph"/>
-                                    <w:rPr>
-                                      <w:rFonts w:ascii="Times New Roman" w:hAnsi="Times New Roman" w:cs="Times New Roman"/>
-                                      <w:sz w:val="20"/>
-                                      <w:szCs w:val="20"/>
-                                    </w:rPr>
-                                  </w:pPr>
-                                  <w:bookmarkStart w:id="89" w:name="NNF_90_3512_230_19_0_B"/>
+                                  <w:bookmarkStart w:id="68" w:name="NNF_90_3512_230_19_0_B"/>
                                   <w:r>
                                     <w:rPr>
                                       <w:rFonts w:ascii="Times New Roman" w:hAnsi="Times New Roman" w:cs="Times New Roman"/>
@@ -4649,7 +3816,7 @@
                                     </w:rPr>
                                     <w:t>{{r18}}</w:t>
                                   </w:r>
-                                  <w:bookmarkEnd w:id="89"/>
+                                  <w:bookmarkEnd w:id="68"/>
                                 </w:p>
                               </w:tc>
                             </w:tr>
@@ -4659,7 +3826,7 @@
                               </w:trPr>
                               <w:tc>
                                 <w:tcPr>
-                                  <w:tcW w:w="3090" w:type="dxa"/>
+                                  <w:tcW w:w="3445" w:type="dxa"/>
                                 </w:tcPr>
                                 <w:p>
                                   <w:pPr>
@@ -4684,7 +3851,7 @@
                               </w:tc>
                               <w:tc>
                                 <w:tcPr>
-                                  <w:tcW w:w="600" w:type="dxa"/>
+                                  <w:tcW w:w="668" w:type="dxa"/>
                                 </w:tcPr>
                                 <w:p>
                                   <w:pPr>
@@ -4696,7 +3863,7 @@
                                       <w:szCs w:val="20"/>
                                     </w:rPr>
                                   </w:pPr>
-                                  <w:bookmarkStart w:id="90" w:name="NNF_91_480_230_19_1_B"/>
+                                  <w:bookmarkStart w:id="69" w:name="NNF_91_480_230_19_1_B"/>
                                   <w:r>
                                     <w:rPr>
                                       <w:rFonts w:ascii="Times New Roman" w:hAnsi="Times New Roman" w:cs="Times New Roman"/>
@@ -4718,12 +3885,12 @@
                                     </w:rPr>
                                     <w:t>}</w:t>
                                   </w:r>
-                                  <w:bookmarkEnd w:id="90"/>
+                                  <w:bookmarkEnd w:id="69"/>
                                 </w:p>
                               </w:tc>
                               <w:tc>
                                 <w:tcPr>
-                                  <w:tcW w:w="1620" w:type="dxa"/>
+                                  <w:tcW w:w="1806" w:type="dxa"/>
                                 </w:tcPr>
                                 <w:p>
                                   <w:pPr>
@@ -4735,7 +3902,7 @@
                                       <w:szCs w:val="20"/>
                                     </w:rPr>
                                   </w:pPr>
-                                  <w:bookmarkStart w:id="91" w:name="NNF_92_1500_230_19_1_B"/>
+                                  <w:bookmarkStart w:id="70" w:name="NNF_92_1500_230_19_1_B"/>
                                   <w:r>
                                     <w:rPr>
                                       <w:rFonts w:ascii="Times New Roman" w:hAnsi="Times New Roman" w:cs="Times New Roman"/>
@@ -4756,12 +3923,67 @@
                                     </w:rPr>
                                     <w:t>}</w:t>
                                   </w:r>
-                                  <w:bookmarkEnd w:id="91"/>
+                                  <w:bookmarkEnd w:id="70"/>
                                 </w:p>
                               </w:tc>
                               <w:tc>
                                 <w:tcPr>
-                                  <w:tcW w:w="990" w:type="dxa"/>
+                                  <w:tcW w:w="4047" w:type="dxa"/>
+                                </w:tcPr>
+                                <w:p>
+                                  <w:pPr>
+                                    <w:pStyle w:val="TableParagraph"/>
+                                    <w:rPr>
+                                      <w:rFonts w:ascii="Times New Roman" w:hAnsi="Times New Roman" w:cs="Times New Roman"/>
+                                      <w:sz w:val="20"/>
+                                      <w:szCs w:val="20"/>
+                                    </w:rPr>
+                                  </w:pPr>
+                                  <w:bookmarkStart w:id="71" w:name="NNF_94_3512_230_19_0_B"/>
+                                  <w:r>
+                                    <w:rPr>
+                                      <w:rFonts w:ascii="Times New Roman" w:hAnsi="Times New Roman" w:cs="Times New Roman"/>
+                                      <w:sz w:val="20"/>
+                                      <w:szCs w:val="20"/>
+                                    </w:rPr>
+                                    <w:t>{{r19}}</w:t>
+                                  </w:r>
+                                  <w:bookmarkEnd w:id="71"/>
+                                </w:p>
+                              </w:tc>
+                            </w:tr>
+                            <w:tr>
+                              <w:trPr>
+                                <w:trHeight w:val="230"/>
+                              </w:trPr>
+                              <w:tc>
+                                <w:tcPr>
+                                  <w:tcW w:w="3445" w:type="dxa"/>
+                                </w:tcPr>
+                                <w:p>
+                                  <w:pPr>
+                                    <w:pStyle w:val="TableParagraph"/>
+                                    <w:spacing w:line="210" w:lineRule="exact"/>
+                                    <w:ind w:left="100"/>
+                                    <w:rPr>
+                                      <w:rFonts w:ascii="Times New Roman" w:hAnsi="Times New Roman" w:cs="Times New Roman"/>
+                                      <w:sz w:val="20"/>
+                                      <w:szCs w:val="20"/>
+                                    </w:rPr>
+                                  </w:pPr>
+                                  <w:r>
+                                    <w:rPr>
+                                      <w:rFonts w:ascii="Times New Roman" w:hAnsi="Times New Roman" w:cs="Times New Roman"/>
+                                      <w:sz w:val="20"/>
+                                      <w:szCs w:val="20"/>
+                                    </w:rPr>
+                                    <w:t>Lamp</w:t>
+                                  </w:r>
+                                </w:p>
+                              </w:tc>
+                              <w:tc>
+                                <w:tcPr>
+                                  <w:tcW w:w="668" w:type="dxa"/>
                                 </w:tcPr>
                                 <w:p>
                                   <w:pPr>
@@ -4773,53 +3995,117 @@
                                       <w:szCs w:val="20"/>
                                     </w:rPr>
                                   </w:pPr>
-                                  <w:bookmarkStart w:id="92" w:name="NNF_93_869_230_19_1_B"/>
-                                  <w:r>
-                                    <w:rPr>
-                                      <w:rFonts w:ascii="Times New Roman" w:hAnsi="Times New Roman" w:cs="Times New Roman"/>
-                                      <w:spacing w:val="30"/>
-                                      <w:sz w:val="20"/>
-                                      <w:szCs w:val="20"/>
-                                      <w:fitText w:val="869" w:id="1093"/>
-                                    </w:rPr>
-                                    <w:t>{{b19}</w:t>
-                                  </w:r>
-                                  <w:r>
-                                    <w:rPr>
-                                      <w:rFonts w:ascii="Times New Roman" w:hAnsi="Times New Roman" w:cs="Times New Roman"/>
-                                      <w:spacing w:val="6"/>
-                                      <w:sz w:val="20"/>
-                                      <w:szCs w:val="20"/>
-                                      <w:fitText w:val="869" w:id="1093"/>
-                                    </w:rPr>
-                                    <w:t>}</w:t>
-                                  </w:r>
-                                  <w:bookmarkEnd w:id="92"/>
+                                  <w:bookmarkStart w:id="137" w:name="NNF_137_480_230_19_1_B"/>
+                                  <w:r>
+                                    <w:rPr>
+                                      <w:rFonts w:ascii="Times New Roman" w:hAnsi="Times New Roman" w:cs="Times New Roman"/>
+                                      <w:w w:val="70"/>
+                                      <w:sz w:val="20"/>
+                                      <w:szCs w:val="20"/>
+                                      <w:fitText w:val="480" w:id="1091"/>
+                                    </w:rPr>
+                                    <w:t>{{q20}}</w:t>
+                                  </w:r>
+                                  <w:bookmarkEnd w:id="137"/>
                                 </w:p>
                               </w:tc>
                               <w:tc>
                                 <w:tcPr>
-                                  <w:tcW w:w="3630" w:type="dxa"/>
+                                  <w:tcW w:w="1806" w:type="dxa"/>
                                 </w:tcPr>
                                 <w:p>
                                   <w:pPr>
                                     <w:pStyle w:val="TableParagraph"/>
+                                    <w:jc w:val="center"/>
                                     <w:rPr>
                                       <w:rFonts w:ascii="Times New Roman" w:hAnsi="Times New Roman" w:cs="Times New Roman"/>
                                       <w:sz w:val="20"/>
                                       <w:szCs w:val="20"/>
                                     </w:rPr>
                                   </w:pPr>
-                                  <w:bookmarkStart w:id="93" w:name="NNF_94_3512_230_19_0_B"/>
-                                  <w:r>
-                                    <w:rPr>
-                                      <w:rFonts w:ascii="Times New Roman" w:hAnsi="Times New Roman" w:cs="Times New Roman"/>
-                                      <w:sz w:val="20"/>
-                                      <w:szCs w:val="20"/>
-                                    </w:rPr>
-                                    <w:t>{{r19}}</w:t>
-                                  </w:r>
-                                  <w:bookmarkEnd w:id="93"/>
+                                  <w:bookmarkStart w:id="138" w:name="NNF_138_1500_230_19_1_B"/>
+                                  <w:r>
+                                    <w:rPr>
+                                      <w:rFonts w:ascii="Times New Roman" w:hAnsi="Times New Roman" w:cs="Times New Roman"/>
+                                      <w:spacing w:val="136"/>
+                                      <w:sz w:val="20"/>
+                                      <w:szCs w:val="20"/>
+                                      <w:fitText w:val="1500" w:id="1092"/>
+                                    </w:rPr>
+                                    <w:t>{{g</w:t>
+                                  </w:r>
+                                  <w:r>
+                                    <w:rPr>
+                                      <w:rFonts w:ascii="Times New Roman" w:hAnsi="Times New Roman" w:cs="Times New Roman"/>
+                                      <w:spacing w:val="136"/>
+                                      <w:sz w:val="20"/>
+                                      <w:szCs w:val="20"/>
+                                      <w:fitText w:val="1500" w:id="1092"/>
+                                    </w:rPr>
+                                    <w:t>20</w:t>
+                                  </w:r>
+                                  <w:r>
+                                    <w:rPr>
+                                      <w:rFonts w:ascii="Times New Roman" w:hAnsi="Times New Roman" w:cs="Times New Roman"/>
+                                      <w:spacing w:val="136"/>
+                                      <w:sz w:val="20"/>
+                                      <w:szCs w:val="20"/>
+                                      <w:fitText w:val="1500" w:id="1092"/>
+                                    </w:rPr>
+                                    <w:t>}</w:t>
+                                  </w:r>
+                                  <w:r>
+                                    <w:rPr>
+                                      <w:rFonts w:ascii="Times New Roman" w:hAnsi="Times New Roman" w:cs="Times New Roman"/>
+                                      <w:spacing w:val="1"/>
+                                      <w:sz w:val="20"/>
+                                      <w:szCs w:val="20"/>
+                                      <w:fitText w:val="1500" w:id="1092"/>
+                                    </w:rPr>
+                                    <w:t>}</w:t>
+                                  </w:r>
+                                  <w:bookmarkEnd w:id="138"/>
+                                </w:p>
+                              </w:tc>
+                              <w:tc>
+                                <w:tcPr>
+                                  <w:tcW w:w="4047" w:type="dxa"/>
+                                </w:tcPr>
+                                <w:p>
+                                  <w:pPr>
+                                    <w:pStyle w:val="TableParagraph"/>
+                                    <w:rPr>
+                                      <w:rFonts w:ascii="Times New Roman" w:hAnsi="Times New Roman" w:cs="Times New Roman"/>
+                                      <w:sz w:val="20"/>
+                                      <w:szCs w:val="20"/>
+                                    </w:rPr>
+                                  </w:pPr>
+                                  <w:bookmarkStart w:id="139" w:name="NNF_139_3512_230_19_0_B"/>
+                                  <w:r>
+                                    <w:rPr>
+                                      <w:rFonts w:ascii="Times New Roman" w:hAnsi="Times New Roman" w:cs="Times New Roman"/>
+                                      <w:sz w:val="20"/>
+                                      <w:szCs w:val="20"/>
+                                    </w:rPr>
+                                    <w:t>{{r</w:t>
+                                  </w:r>
+                                  <w:r>
+                                    <w:rPr>
+                                      <w:rFonts w:ascii="Times New Roman" w:hAnsi="Times New Roman" w:cs="Times New Roman"/>
+                                      <w:sz w:val="20"/>
+                                      <w:szCs w:val="20"/>
+                                    </w:rPr>
+                                    <w:t>20</w:t>
+                                  </w:r>
+                                  <w:r>
+                                    <w:rPr>
+                                      <w:rFonts w:ascii="Times New Roman" w:hAnsi="Times New Roman" w:cs="Times New Roman"/>
+                                      <w:sz w:val="20"/>
+                                      <w:szCs w:val="20"/>
+                                    </w:rPr>
+                                    <w:t>}}</w:t>
+                                  </w:r>
+                                  <w:bookmarkEnd w:id="139"/>
                                 </w:p>
                               </w:tc>
                             </w:tr>
@@ -4829,7 +4115,7 @@
                               </w:trPr>
                               <w:tc>
                                 <w:tcPr>
-                                  <w:tcW w:w="3090" w:type="dxa"/>
+                                  <w:tcW w:w="3445" w:type="dxa"/>
                                 </w:tcPr>
                                 <w:p>
                                   <w:pPr>
@@ -4881,7 +4167,7 @@
                               </w:tc>
                               <w:tc>
                                 <w:tcPr>
-                                  <w:tcW w:w="600" w:type="dxa"/>
+                                  <w:tcW w:w="668" w:type="dxa"/>
                                 </w:tcPr>
                                 <w:p>
                                   <w:pPr>
@@ -4905,7 +4191,7 @@
                               </w:tc>
                               <w:tc>
                                 <w:tcPr>
-                                  <w:tcW w:w="1620" w:type="dxa"/>
+                                  <w:tcW w:w="1806" w:type="dxa"/>
                                 </w:tcPr>
                                 <w:p>
                                   <w:pPr>
@@ -4929,42 +4215,18 @@
                               </w:tc>
                               <w:tc>
                                 <w:tcPr>
-                                  <w:tcW w:w="990" w:type="dxa"/>
+                                  <w:tcW w:w="4047" w:type="dxa"/>
                                 </w:tcPr>
                                 <w:p>
                                   <w:pPr>
                                     <w:pStyle w:val="TableParagraph"/>
-                                    <w:jc w:val="center"/>
                                     <w:rPr>
                                       <w:rFonts w:ascii="Times New Roman" w:hAnsi="Times New Roman" w:cs="Times New Roman"/>
                                       <w:sz w:val="20"/>
                                       <w:szCs w:val="20"/>
                                     </w:rPr>
                                   </w:pPr>
-                                  <w:r>
-                                    <w:rPr>
-                                      <w:rFonts w:ascii="Times New Roman" w:hAnsi="Times New Roman" w:cs="Times New Roman"/>
-                                      <w:sz w:val="20"/>
-                                      <w:szCs w:val="20"/>
-                                    </w:rPr>
-                                    <w:t>-</w:t>
-                                  </w:r>
-                                </w:p>
-                              </w:tc>
-                              <w:tc>
-                                <w:tcPr>
-                                  <w:tcW w:w="3630" w:type="dxa"/>
-                                </w:tcPr>
-                                <w:p>
-                                  <w:pPr>
-                                    <w:pStyle w:val="TableParagraph"/>
-                                    <w:rPr>
-                                      <w:rFonts w:ascii="Times New Roman" w:hAnsi="Times New Roman" w:cs="Times New Roman"/>
-                                      <w:sz w:val="20"/>
-                                      <w:szCs w:val="20"/>
-                                    </w:rPr>
-                                  </w:pPr>
-                                  <w:bookmarkStart w:id="94" w:name="NNF_95_3512_238_19_0_B"/>
+                                  <w:bookmarkStart w:id="72" w:name="NNF_95_3512_238_19_0_B"/>
                                   <w:r>
                                     <w:rPr>
                                       <w:rFonts w:ascii="Times New Roman" w:hAnsi="Times New Roman" w:cs="Times New Roman"/>
@@ -4973,7 +4235,7 @@
                                     </w:rPr>
                                     <w:t>{{meter_reading}}</w:t>
                                   </w:r>
-                                  <w:bookmarkEnd w:id="94"/>
+                                  <w:bookmarkEnd w:id="72"/>
                                 </w:p>
                               </w:tc>
                             </w:tr>
@@ -5029,11 +4291,10 @@
                         <w:tblLook w:val="01E0" w:firstRow="1" w:lastRow="1" w:firstColumn="1" w:lastColumn="1" w:noHBand="0" w:noVBand="0"/>
                       </w:tblPr>
                       <w:tblGrid>
-                        <w:gridCol w:w="3090"/>
-                        <w:gridCol w:w="600"/>
-                        <w:gridCol w:w="1620"/>
-                        <w:gridCol w:w="990"/>
-                        <w:gridCol w:w="3630"/>
+                        <w:gridCol w:w="3445"/>
+                        <w:gridCol w:w="668"/>
+                        <w:gridCol w:w="1806"/>
+                        <w:gridCol w:w="4047"/>
                       </w:tblGrid>
                       <w:tr>
                         <w:trPr>
@@ -5041,7 +4302,7 @@
                         </w:trPr>
                         <w:tc>
                           <w:tcPr>
-                            <w:tcW w:w="3090" w:type="dxa"/>
+                            <w:tcW w:w="3445" w:type="dxa"/>
                           </w:tcPr>
                           <w:p>
                             <w:pPr>
@@ -5071,7 +4332,7 @@
                         </w:tc>
                         <w:tc>
                           <w:tcPr>
-                            <w:tcW w:w="600" w:type="dxa"/>
+                            <w:tcW w:w="668" w:type="dxa"/>
                           </w:tcPr>
                           <w:p>
                             <w:pPr>
@@ -5100,7 +4361,7 @@
                         </w:tc>
                         <w:tc>
                           <w:tcPr>
-                            <w:tcW w:w="1620" w:type="dxa"/>
+                            <w:tcW w:w="1806" w:type="dxa"/>
                           </w:tcPr>
                           <w:p>
                             <w:pPr>
@@ -5151,37 +4412,7 @@
                         </w:tc>
                         <w:tc>
                           <w:tcPr>
-                            <w:tcW w:w="990" w:type="dxa"/>
-                          </w:tcPr>
-                          <w:p>
-                            <w:pPr>
-                              <w:pStyle w:val="TableParagraph"/>
-                              <w:spacing w:line="214" w:lineRule="exact"/>
-                              <w:ind w:left="101"/>
-                              <w:rPr>
-                                <w:rFonts w:ascii="Times New Roman" w:hAnsi="Times New Roman" w:cs="Times New Roman"/>
-                                <w:b/>
-                                <w:bCs/>
-                                <w:sz w:val="20"/>
-                                <w:szCs w:val="20"/>
-                              </w:rPr>
-                            </w:pPr>
-                            <w:r>
-                              <w:rPr>
-                                <w:rFonts w:ascii="Times New Roman" w:hAnsi="Times New Roman" w:cs="Times New Roman"/>
-                                <w:b/>
-                                <w:bCs/>
-                                <w:spacing w:val="-2"/>
-                                <w:sz w:val="20"/>
-                                <w:szCs w:val="20"/>
-                              </w:rPr>
-                              <w:t>Broken</w:t>
-                            </w:r>
-                          </w:p>
-                        </w:tc>
-                        <w:tc>
-                          <w:tcPr>
-                            <w:tcW w:w="3630" w:type="dxa"/>
+                            <w:tcW w:w="4047" w:type="dxa"/>
                           </w:tcPr>
                           <w:p>
                             <w:pPr>
@@ -5216,7 +4447,7 @@
                         </w:trPr>
                         <w:tc>
                           <w:tcPr>
-                            <w:tcW w:w="3090" w:type="dxa"/>
+                            <w:tcW w:w="3445" w:type="dxa"/>
                           </w:tcPr>
                           <w:p>
                             <w:pPr>
@@ -5276,7 +4507,7 @@
                         </w:tc>
                         <w:tc>
                           <w:tcPr>
-                            <w:tcW w:w="600" w:type="dxa"/>
+                            <w:tcW w:w="668" w:type="dxa"/>
                           </w:tcPr>
                           <w:p>
                             <w:pPr>
@@ -5288,7 +4519,7 @@
                                 <w:szCs w:val="20"/>
                               </w:rPr>
                             </w:pPr>
-                            <w:bookmarkStart w:id="95" w:name="NNF_13_480_252_19_1_B"/>
+                            <w:bookmarkStart w:id="73" w:name="NNF_13_480_252_19_1_B"/>
                             <w:r>
                               <w:rPr>
                                 <w:rFonts w:ascii="Times New Roman" w:hAnsi="Times New Roman" w:cs="Times New Roman"/>
@@ -5310,12 +4541,12 @@
                               </w:rPr>
                               <w:t>}</w:t>
                             </w:r>
-                            <w:bookmarkEnd w:id="95"/>
+                            <w:bookmarkEnd w:id="73"/>
                           </w:p>
                         </w:tc>
                         <w:tc>
                           <w:tcPr>
-                            <w:tcW w:w="1620" w:type="dxa"/>
+                            <w:tcW w:w="1806" w:type="dxa"/>
                           </w:tcPr>
                           <w:p>
                             <w:pPr>
@@ -5327,7 +4558,7 @@
                                 <w:szCs w:val="20"/>
                               </w:rPr>
                             </w:pPr>
-                            <w:bookmarkStart w:id="96" w:name="NNF_14_1500_252_19_1_B"/>
+                            <w:bookmarkStart w:id="74" w:name="NNF_14_1500_252_19_1_B"/>
                             <w:r>
                               <w:rPr>
                                 <w:rFonts w:ascii="Times New Roman" w:hAnsi="Times New Roman" w:cs="Times New Roman"/>
@@ -5348,61 +4579,23 @@
                               </w:rPr>
                               <w:t>}</w:t>
                             </w:r>
-                            <w:bookmarkEnd w:id="96"/>
+                            <w:bookmarkEnd w:id="74"/>
                           </w:p>
                         </w:tc>
                         <w:tc>
                           <w:tcPr>
-                            <w:tcW w:w="990" w:type="dxa"/>
+                            <w:tcW w:w="4047" w:type="dxa"/>
                           </w:tcPr>
                           <w:p>
                             <w:pPr>
                               <w:pStyle w:val="TableParagraph"/>
-                              <w:jc w:val="center"/>
                               <w:rPr>
                                 <w:rFonts w:ascii="Times New Roman" w:hAnsi="Times New Roman" w:cs="Times New Roman"/>
                                 <w:sz w:val="20"/>
                                 <w:szCs w:val="20"/>
                               </w:rPr>
                             </w:pPr>
-                            <w:bookmarkStart w:id="97" w:name="NNF_15_869_252_19_1_B"/>
-                            <w:r>
-                              <w:rPr>
-                                <w:rFonts w:ascii="Times New Roman" w:hAnsi="Times New Roman" w:cs="Times New Roman"/>
-                                <w:spacing w:val="57"/>
-                                <w:sz w:val="20"/>
-                                <w:szCs w:val="20"/>
-                                <w:fitText w:val="869" w:id="1015"/>
-                              </w:rPr>
-                              <w:t>{{b0}</w:t>
-                            </w:r>
-                            <w:r>
-                              <w:rPr>
-                                <w:rFonts w:ascii="Times New Roman" w:hAnsi="Times New Roman" w:cs="Times New Roman"/>
-                                <w:spacing w:val="1"/>
-                                <w:sz w:val="20"/>
-                                <w:szCs w:val="20"/>
-                                <w:fitText w:val="869" w:id="1015"/>
-                              </w:rPr>
-                              <w:t>}</w:t>
-                            </w:r>
-                            <w:bookmarkEnd w:id="97"/>
-                          </w:p>
-                        </w:tc>
-                        <w:tc>
-                          <w:tcPr>
-                            <w:tcW w:w="3630" w:type="dxa"/>
-                          </w:tcPr>
-                          <w:p>
-                            <w:pPr>
-                              <w:pStyle w:val="TableParagraph"/>
-                              <w:rPr>
-                                <w:rFonts w:ascii="Times New Roman" w:hAnsi="Times New Roman" w:cs="Times New Roman"/>
-                                <w:sz w:val="20"/>
-                                <w:szCs w:val="20"/>
-                              </w:rPr>
-                            </w:pPr>
-                            <w:bookmarkStart w:id="98" w:name="NNF_16_3512_252_19_0_B"/>
+                            <w:bookmarkStart w:id="75" w:name="NNF_16_3512_252_19_0_B"/>
                             <w:r>
                               <w:rPr>
                                 <w:rFonts w:ascii="Times New Roman" w:hAnsi="Times New Roman" w:cs="Times New Roman"/>
@@ -5411,7 +4604,7 @@
                               </w:rPr>
                               <w:t>{{r0}}</w:t>
                             </w:r>
-                            <w:bookmarkEnd w:id="98"/>
+                            <w:bookmarkEnd w:id="75"/>
                           </w:p>
                         </w:tc>
                       </w:tr>
@@ -5421,7 +4614,7 @@
                         </w:trPr>
                         <w:tc>
                           <w:tcPr>
-                            <w:tcW w:w="3090" w:type="dxa"/>
+                            <w:tcW w:w="3445" w:type="dxa"/>
                           </w:tcPr>
                           <w:p>
                             <w:pPr>
@@ -5447,7 +4640,7 @@
                         </w:tc>
                         <w:tc>
                           <w:tcPr>
-                            <w:tcW w:w="600" w:type="dxa"/>
+                            <w:tcW w:w="668" w:type="dxa"/>
                           </w:tcPr>
                           <w:p>
                             <w:pPr>
@@ -5459,7 +4652,7 @@
                                 <w:szCs w:val="20"/>
                               </w:rPr>
                             </w:pPr>
-                            <w:bookmarkStart w:id="99" w:name="NNF_17_480_230_19_1_B"/>
+                            <w:bookmarkStart w:id="76" w:name="NNF_17_480_230_19_1_B"/>
                             <w:r>
                               <w:rPr>
                                 <w:rFonts w:ascii="Times New Roman" w:hAnsi="Times New Roman" w:cs="Times New Roman"/>
@@ -5481,12 +4674,12 @@
                               </w:rPr>
                               <w:t>}</w:t>
                             </w:r>
-                            <w:bookmarkEnd w:id="99"/>
+                            <w:bookmarkEnd w:id="76"/>
                           </w:p>
                         </w:tc>
                         <w:tc>
                           <w:tcPr>
-                            <w:tcW w:w="1620" w:type="dxa"/>
+                            <w:tcW w:w="1806" w:type="dxa"/>
                           </w:tcPr>
                           <w:p>
                             <w:pPr>
@@ -5498,7 +4691,7 @@
                                 <w:szCs w:val="20"/>
                               </w:rPr>
                             </w:pPr>
-                            <w:bookmarkStart w:id="100" w:name="NNF_18_1500_230_19_1_B"/>
+                            <w:bookmarkStart w:id="77" w:name="NNF_18_1500_230_19_1_B"/>
                             <w:r>
                               <w:rPr>
                                 <w:rFonts w:ascii="Times New Roman" w:hAnsi="Times New Roman" w:cs="Times New Roman"/>
@@ -5519,61 +4712,23 @@
                               </w:rPr>
                               <w:t>}</w:t>
                             </w:r>
-                            <w:bookmarkEnd w:id="100"/>
+                            <w:bookmarkEnd w:id="77"/>
                           </w:p>
                         </w:tc>
                         <w:tc>
                           <w:tcPr>
-                            <w:tcW w:w="990" w:type="dxa"/>
+                            <w:tcW w:w="4047" w:type="dxa"/>
                           </w:tcPr>
                           <w:p>
                             <w:pPr>
                               <w:pStyle w:val="TableParagraph"/>
-                              <w:jc w:val="center"/>
                               <w:rPr>
                                 <w:rFonts w:ascii="Times New Roman" w:hAnsi="Times New Roman" w:cs="Times New Roman"/>
                                 <w:sz w:val="20"/>
                                 <w:szCs w:val="20"/>
                               </w:rPr>
                             </w:pPr>
-                            <w:bookmarkStart w:id="101" w:name="NNF_19_869_230_19_1_B"/>
-                            <w:r>
-                              <w:rPr>
-                                <w:rFonts w:ascii="Times New Roman" w:hAnsi="Times New Roman" w:cs="Times New Roman"/>
-                                <w:spacing w:val="57"/>
-                                <w:sz w:val="20"/>
-                                <w:szCs w:val="20"/>
-                                <w:fitText w:val="869" w:id="1019"/>
-                              </w:rPr>
-                              <w:t>{{b1}</w:t>
-                            </w:r>
-                            <w:r>
-                              <w:rPr>
-                                <w:rFonts w:ascii="Times New Roman" w:hAnsi="Times New Roman" w:cs="Times New Roman"/>
-                                <w:spacing w:val="1"/>
-                                <w:sz w:val="20"/>
-                                <w:szCs w:val="20"/>
-                                <w:fitText w:val="869" w:id="1019"/>
-                              </w:rPr>
-                              <w:t>}</w:t>
-                            </w:r>
-                            <w:bookmarkEnd w:id="101"/>
-                          </w:p>
-                        </w:tc>
-                        <w:tc>
-                          <w:tcPr>
-                            <w:tcW w:w="3630" w:type="dxa"/>
-                          </w:tcPr>
-                          <w:p>
-                            <w:pPr>
-                              <w:pStyle w:val="TableParagraph"/>
-                              <w:rPr>
-                                <w:rFonts w:ascii="Times New Roman" w:hAnsi="Times New Roman" w:cs="Times New Roman"/>
-                                <w:sz w:val="20"/>
-                                <w:szCs w:val="20"/>
-                              </w:rPr>
-                            </w:pPr>
-                            <w:bookmarkStart w:id="102" w:name="NNF_20_3512_230_19_0_B"/>
+                            <w:bookmarkStart w:id="78" w:name="NNF_20_3512_230_19_0_B"/>
                             <w:r>
                               <w:rPr>
                                 <w:rFonts w:ascii="Times New Roman" w:hAnsi="Times New Roman" w:cs="Times New Roman"/>
@@ -5582,7 +4737,7 @@
                               </w:rPr>
                               <w:t>{{r1}}</w:t>
                             </w:r>
-                            <w:bookmarkEnd w:id="102"/>
+                            <w:bookmarkEnd w:id="78"/>
                           </w:p>
                         </w:tc>
                       </w:tr>
@@ -5592,7 +4747,7 @@
                         </w:trPr>
                         <w:tc>
                           <w:tcPr>
-                            <w:tcW w:w="3090" w:type="dxa"/>
+                            <w:tcW w:w="3445" w:type="dxa"/>
                           </w:tcPr>
                           <w:p>
                             <w:pPr>
@@ -5618,7 +4773,7 @@
                         </w:tc>
                         <w:tc>
                           <w:tcPr>
-                            <w:tcW w:w="600" w:type="dxa"/>
+                            <w:tcW w:w="668" w:type="dxa"/>
                           </w:tcPr>
                           <w:p>
                             <w:pPr>
@@ -5631,7 +4786,7 @@
                                 <w:lang w:eastAsia="zh-CN"/>
                               </w:rPr>
                             </w:pPr>
-                            <w:bookmarkStart w:id="103" w:name="NNF_21_480_230_19_1_B"/>
+                            <w:bookmarkStart w:id="79" w:name="NNF_21_480_230_19_1_B"/>
                             <w:r>
                               <w:rPr>
                                 <w:rFonts w:ascii="Times New Roman" w:hAnsi="Times New Roman" w:cs="Times New Roman" w:hint="eastAsia"/>
@@ -5655,12 +4810,12 @@
                               </w:rPr>
                               <w:t>}</w:t>
                             </w:r>
-                            <w:bookmarkEnd w:id="103"/>
+                            <w:bookmarkEnd w:id="79"/>
                           </w:p>
                         </w:tc>
                         <w:tc>
                           <w:tcPr>
-                            <w:tcW w:w="1620" w:type="dxa"/>
+                            <w:tcW w:w="1806" w:type="dxa"/>
                           </w:tcPr>
                           <w:p>
                             <w:pPr>
@@ -5673,7 +4828,7 @@
                                 <w:lang w:eastAsia="zh-CN"/>
                               </w:rPr>
                             </w:pPr>
-                            <w:bookmarkStart w:id="104" w:name="NNF_22_1500_230_19_1_B"/>
+                            <w:bookmarkStart w:id="80" w:name="NNF_22_1500_230_19_1_B"/>
                             <w:r>
                               <w:rPr>
                                 <w:rFonts w:ascii="Times New Roman" w:hAnsi="Times New Roman" w:cs="Times New Roman" w:hint="eastAsia"/>
@@ -5696,73 +4851,34 @@
                               </w:rPr>
                               <w:t>}</w:t>
                             </w:r>
-                            <w:bookmarkEnd w:id="104"/>
+                            <w:bookmarkEnd w:id="80"/>
                           </w:p>
                         </w:tc>
                         <w:tc>
                           <w:tcPr>
-                            <w:tcW w:w="990" w:type="dxa"/>
+                            <w:tcW w:w="4047" w:type="dxa"/>
                           </w:tcPr>
                           <w:p>
                             <w:pPr>
                               <w:pStyle w:val="TableParagraph"/>
-                              <w:jc w:val="center"/>
-                              <w:rPr>
-                                <w:rFonts w:ascii="Times New Roman" w:hAnsi="Times New Roman" w:cs="Times New Roman"/>
-                                <w:sz w:val="20"/>
-                                <w:szCs w:val="20"/>
+                              <w:rPr>
+                                <w:rFonts w:ascii="Times New Roman" w:hAnsi="Times New Roman" w:cs="Times New Roman"/>
+                                <w:sz w:val="20"/>
+                                <w:szCs w:val="20"/>
+                                <w:lang w:eastAsia="zh-CN"/>
                               </w:rPr>
                             </w:pPr>
-                            <w:bookmarkStart w:id="105" w:name="NNF_23_869_230_19_1_B"/>
-                            <w:r>
-                              <w:rPr>
-                                <w:rFonts w:ascii="Times New Roman" w:hAnsi="Times New Roman" w:cs="Times New Roman"/>
-                                <w:spacing w:val="57"/>
-                                <w:sz w:val="20"/>
-                                <w:szCs w:val="20"/>
-                                <w:fitText w:val="869" w:id="1023"/>
-                              </w:rPr>
-                              <w:t>{{b2}</w:t>
-                            </w:r>
-                            <w:r>
-                              <w:rPr>
-                                <w:rFonts w:ascii="Times New Roman" w:hAnsi="Times New Roman" w:cs="Times New Roman"/>
-                                <w:spacing w:val="1"/>
-                                <w:sz w:val="20"/>
-                                <w:szCs w:val="20"/>
-                                <w:fitText w:val="869" w:id="1023"/>
-                              </w:rPr>
-                              <w:t>}</w:t>
-                            </w:r>
-                            <w:bookmarkEnd w:id="105"/>
-                          </w:p>
-                        </w:tc>
-                        <w:tc>
-                          <w:tcPr>
-                            <w:tcW w:w="3630" w:type="dxa"/>
-                          </w:tcPr>
-                          <w:p>
-                            <w:pPr>
-                              <w:pStyle w:val="TableParagraph"/>
-                              <w:jc w:val="center"/>
+                            <w:bookmarkStart w:id="81" w:name="NNF_24_3512_230_19_0_B"/>
+                            <w:r>
                               <w:rPr>
                                 <w:rFonts w:ascii="Times New Roman" w:hAnsi="Times New Roman" w:cs="Times New Roman"/>
                                 <w:sz w:val="20"/>
                                 <w:szCs w:val="20"/>
                                 <w:lang w:eastAsia="zh-CN"/>
                               </w:rPr>
-                            </w:pPr>
-                            <w:bookmarkStart w:id="106" w:name="NNF_24_3512_230_19_0_B"/>
-                            <w:r>
-                              <w:rPr>
-                                <w:rFonts w:ascii="Times New Roman" w:hAnsi="Times New Roman" w:cs="Times New Roman"/>
-                                <w:sz w:val="20"/>
-                                <w:szCs w:val="20"/>
-                                <w:lang w:eastAsia="zh-CN"/>
-                              </w:rPr>
                               <w:t>{{r2}}</w:t>
                             </w:r>
-                            <w:bookmarkEnd w:id="106"/>
+                            <w:bookmarkEnd w:id="81"/>
                           </w:p>
                         </w:tc>
                       </w:tr>
@@ -5772,7 +4888,7 @@
                         </w:trPr>
                         <w:tc>
                           <w:tcPr>
-                            <w:tcW w:w="3090" w:type="dxa"/>
+                            <w:tcW w:w="3445" w:type="dxa"/>
                           </w:tcPr>
                           <w:p>
                             <w:pPr>
@@ -5799,7 +4915,7 @@
                         </w:tc>
                         <w:tc>
                           <w:tcPr>
-                            <w:tcW w:w="600" w:type="dxa"/>
+                            <w:tcW w:w="668" w:type="dxa"/>
                           </w:tcPr>
                           <w:p>
                             <w:pPr>
@@ -5812,7 +4928,7 @@
                                 <w:lang w:eastAsia="zh-CN"/>
                               </w:rPr>
                             </w:pPr>
-                            <w:bookmarkStart w:id="107" w:name="NNF_25_480_230_19_1_B"/>
+                            <w:bookmarkStart w:id="82" w:name="NNF_25_480_230_19_1_B"/>
                             <w:r>
                               <w:rPr>
                                 <w:rFonts w:ascii="Times New Roman" w:hAnsi="Times New Roman" w:cs="Times New Roman"/>
@@ -5834,12 +4950,12 @@
                               </w:rPr>
                               <w:t>}</w:t>
                             </w:r>
-                            <w:bookmarkEnd w:id="107"/>
+                            <w:bookmarkEnd w:id="82"/>
                           </w:p>
                         </w:tc>
                         <w:tc>
                           <w:tcPr>
-                            <w:tcW w:w="1620" w:type="dxa"/>
+                            <w:tcW w:w="1806" w:type="dxa"/>
                           </w:tcPr>
                           <w:p>
                             <w:pPr>
@@ -5852,7 +4968,7 @@
                                 <w:lang w:eastAsia="zh-CN"/>
                               </w:rPr>
                             </w:pPr>
-                            <w:bookmarkStart w:id="108" w:name="NNF_26_1500_230_19_1_B"/>
+                            <w:bookmarkStart w:id="83" w:name="NNF_26_1500_230_19_1_B"/>
                             <w:r>
                               <w:rPr>
                                 <w:rFonts w:ascii="Times New Roman" w:hAnsi="Times New Roman" w:cs="Times New Roman"/>
@@ -5873,61 +4989,23 @@
                               </w:rPr>
                               <w:t>}</w:t>
                             </w:r>
-                            <w:bookmarkEnd w:id="108"/>
+                            <w:bookmarkEnd w:id="83"/>
                           </w:p>
                         </w:tc>
                         <w:tc>
                           <w:tcPr>
-                            <w:tcW w:w="990" w:type="dxa"/>
+                            <w:tcW w:w="4047" w:type="dxa"/>
                           </w:tcPr>
                           <w:p>
                             <w:pPr>
                               <w:pStyle w:val="TableParagraph"/>
-                              <w:jc w:val="center"/>
                               <w:rPr>
                                 <w:rFonts w:ascii="Times New Roman" w:hAnsi="Times New Roman" w:cs="Times New Roman"/>
                                 <w:sz w:val="20"/>
                                 <w:szCs w:val="20"/>
                               </w:rPr>
                             </w:pPr>
-                            <w:bookmarkStart w:id="109" w:name="NNF_27_869_230_19_1_B"/>
-                            <w:r>
-                              <w:rPr>
-                                <w:rFonts w:ascii="Times New Roman" w:hAnsi="Times New Roman" w:cs="Times New Roman"/>
-                                <w:spacing w:val="57"/>
-                                <w:sz w:val="20"/>
-                                <w:szCs w:val="20"/>
-                                <w:fitText w:val="869" w:id="1027"/>
-                              </w:rPr>
-                              <w:t>{{b3}</w:t>
-                            </w:r>
-                            <w:r>
-                              <w:rPr>
-                                <w:rFonts w:ascii="Times New Roman" w:hAnsi="Times New Roman" w:cs="Times New Roman"/>
-                                <w:spacing w:val="1"/>
-                                <w:sz w:val="20"/>
-                                <w:szCs w:val="20"/>
-                                <w:fitText w:val="869" w:id="1027"/>
-                              </w:rPr>
-                              <w:t>}</w:t>
-                            </w:r>
-                            <w:bookmarkEnd w:id="109"/>
-                          </w:p>
-                        </w:tc>
-                        <w:tc>
-                          <w:tcPr>
-                            <w:tcW w:w="3630" w:type="dxa"/>
-                          </w:tcPr>
-                          <w:p>
-                            <w:pPr>
-                              <w:pStyle w:val="TableParagraph"/>
-                              <w:rPr>
-                                <w:rFonts w:ascii="Times New Roman" w:hAnsi="Times New Roman" w:cs="Times New Roman"/>
-                                <w:sz w:val="20"/>
-                                <w:szCs w:val="20"/>
-                              </w:rPr>
-                            </w:pPr>
-                            <w:bookmarkStart w:id="110" w:name="NNF_28_3512_230_19_0_B"/>
+                            <w:bookmarkStart w:id="84" w:name="NNF_28_3512_230_19_0_B"/>
                             <w:r>
                               <w:rPr>
                                 <w:rFonts w:ascii="Times New Roman" w:hAnsi="Times New Roman" w:cs="Times New Roman"/>
@@ -5936,17 +5014,17 @@
                               </w:rPr>
                               <w:t>{{r3}}</w:t>
                             </w:r>
-                            <w:bookmarkEnd w:id="110"/>
+                            <w:bookmarkEnd w:id="84"/>
                           </w:p>
                         </w:tc>
                       </w:tr>
                       <w:tr>
                         <w:trPr>
-                          <w:trHeight w:val="928"/>
+                          <w:trHeight w:val="44"/>
                         </w:trPr>
                         <w:tc>
                           <w:tcPr>
-                            <w:tcW w:w="3090" w:type="dxa"/>
+                            <w:tcW w:w="3445" w:type="dxa"/>
                           </w:tcPr>
                           <w:p>
                             <w:pPr>
@@ -5965,7 +5043,7 @@
                                 <w:sz w:val="20"/>
                                 <w:szCs w:val="20"/>
                               </w:rPr>
-                              <w:t xml:space="preserve">Makeup </w:t>
+                              <w:t xml:space="preserve">Study </w:t>
                             </w:r>
                             <w:r>
                               <w:rPr>
@@ -5976,54 +5054,11 @@
                               </w:rPr>
                               <w:t>Table</w:t>
                             </w:r>
-                          </w:p>
-                          <w:p>
-                            <w:pPr>
-                              <w:pStyle w:val="TableParagraph"/>
-                              <w:spacing w:line="223" w:lineRule="exact"/>
-                              <w:rPr>
-                                <w:rFonts w:ascii="Times New Roman" w:hAnsi="Times New Roman" w:cs="Times New Roman"/>
-                                <w:sz w:val="20"/>
-                                <w:szCs w:val="20"/>
-                              </w:rPr>
-                            </w:pPr>
-                            <w:bookmarkStart w:id="111" w:name="NNF_29_3100_260_20_0_B"/>
-                            <w:r>
-                              <w:rPr>
-                                <w:rFonts w:ascii="Times New Roman" w:hAnsi="Times New Roman" w:cs="Times New Roman"/>
-                                <w:sz w:val="20"/>
-                                <w:szCs w:val="20"/>
-                              </w:rPr>
-                              <w:t>{{drawer_with}} with drawer</w:t>
-                            </w:r>
-                            <w:bookmarkEnd w:id="111"/>
-                          </w:p>
-                          <w:p>
-                            <w:pPr>
-                              <w:pStyle w:val="TableParagraph"/>
-                              <w:spacing w:line="233" w:lineRule="exact"/>
-                              <w:rPr>
-                                <w:rFonts w:ascii="Times New Roman" w:hAnsi="Times New Roman" w:cs="Times New Roman"/>
-                                <w:sz w:val="20"/>
-                                <w:szCs w:val="20"/>
-                              </w:rPr>
-                            </w:pPr>
-                            <w:bookmarkStart w:id="112" w:name="NNF_30_3100_260_20_0_B"/>
-                            <w:r>
-                              <w:rPr>
-                                <w:rFonts w:ascii="Times New Roman" w:hAnsi="Times New Roman" w:cs="Times New Roman"/>
-                                <w:spacing w:val="-5"/>
-                                <w:sz w:val="20"/>
-                                <w:szCs w:val="20"/>
-                              </w:rPr>
-                              <w:t>{{drawer_without}} without drawer</w:t>
-                            </w:r>
-                            <w:bookmarkEnd w:id="112"/>
                           </w:p>
                         </w:tc>
                         <w:tc>
                           <w:tcPr>
-                            <w:tcW w:w="600" w:type="dxa"/>
+                            <w:tcW w:w="668" w:type="dxa"/>
                           </w:tcPr>
                           <w:p>
                             <w:pPr>
@@ -6035,7 +5070,7 @@
                                 <w:szCs w:val="20"/>
                               </w:rPr>
                             </w:pPr>
-                            <w:bookmarkStart w:id="113" w:name="NNF_31_480_928_19_1_B"/>
+                            <w:bookmarkStart w:id="85" w:name="NNF_31_480_928_19_1_B"/>
                             <w:r>
                               <w:rPr>
                                 <w:rFonts w:ascii="Times New Roman" w:hAnsi="Times New Roman" w:cs="Times New Roman"/>
@@ -6046,12 +5081,12 @@
                               </w:rPr>
                               <w:t>{{q4}}</w:t>
                             </w:r>
-                            <w:bookmarkEnd w:id="113"/>
+                            <w:bookmarkEnd w:id="85"/>
                           </w:p>
                         </w:tc>
                         <w:tc>
                           <w:tcPr>
-                            <w:tcW w:w="1620" w:type="dxa"/>
+                            <w:tcW w:w="1806" w:type="dxa"/>
                           </w:tcPr>
                           <w:p>
                             <w:pPr>
@@ -6063,7 +5098,7 @@
                                 <w:szCs w:val="20"/>
                               </w:rPr>
                             </w:pPr>
-                            <w:bookmarkStart w:id="114" w:name="NNF_32_1500_928_19_1_B"/>
+                            <w:bookmarkStart w:id="86" w:name="NNF_32_1500_928_19_1_B"/>
                             <w:r>
                               <w:rPr>
                                 <w:rFonts w:ascii="Times New Roman" w:hAnsi="Times New Roman" w:cs="Times New Roman"/>
@@ -6084,62 +5119,23 @@
                               </w:rPr>
                               <w:t>}</w:t>
                             </w:r>
-                            <w:bookmarkEnd w:id="114"/>
+                            <w:bookmarkEnd w:id="86"/>
                           </w:p>
                         </w:tc>
                         <w:tc>
                           <w:tcPr>
-                            <w:tcW w:w="990" w:type="dxa"/>
+                            <w:tcW w:w="4047" w:type="dxa"/>
                           </w:tcPr>
                           <w:p>
                             <w:pPr>
                               <w:pStyle w:val="TableParagraph"/>
-                              <w:jc w:val="center"/>
                               <w:rPr>
                                 <w:rFonts w:ascii="Times New Roman" w:hAnsi="Times New Roman" w:cs="Times New Roman"/>
                                 <w:sz w:val="20"/>
                                 <w:szCs w:val="20"/>
                               </w:rPr>
                             </w:pPr>
-                            <w:bookmarkStart w:id="115" w:name="NNF_33_869_928_19_1_B"/>
-                            <w:r>
-                              <w:rPr>
-                                <w:rFonts w:ascii="Times New Roman" w:hAnsi="Times New Roman" w:cs="Times New Roman"/>
-                                <w:spacing w:val="57"/>
-                                <w:sz w:val="20"/>
-                                <w:szCs w:val="20"/>
-                                <w:fitText w:val="869" w:id="1033"/>
-                              </w:rPr>
-                              <w:t>{{b4}</w:t>
-                            </w:r>
-                            <w:r>
-                              <w:rPr>
-                                <w:rFonts w:ascii="Times New Roman" w:hAnsi="Times New Roman" w:cs="Times New Roman"/>
-                                <w:spacing w:val="1"/>
-                                <w:sz w:val="20"/>
-                                <w:szCs w:val="20"/>
-                                <w:fitText w:val="869" w:id="1033"/>
-                              </w:rPr>
-                              <w:t>}</w:t>
-                            </w:r>
-                            <w:bookmarkEnd w:id="115"/>
-                          </w:p>
-                        </w:tc>
-                        <w:tc>
-                          <w:tcPr>
-                            <w:tcW w:w="3630" w:type="dxa"/>
-                          </w:tcPr>
-                          <w:p>
-                            <w:pPr>
-                              <w:pStyle w:val="TableParagraph"/>
-                              <w:jc w:val="center"/>
-                              <w:rPr>
-                                <w:rFonts w:ascii="Times New Roman" w:hAnsi="Times New Roman" w:cs="Times New Roman"/>
-                                <w:sz w:val="20"/>
-                                <w:szCs w:val="20"/>
-                              </w:rPr>
-                            </w:pPr>
-                            <w:bookmarkStart w:id="116" w:name="NNF_34_3512_928_19_0_B"/>
+                            <w:bookmarkStart w:id="87" w:name="NNF_34_3512_928_19_0_B"/>
                             <w:r>
                               <w:rPr>
                                 <w:rFonts w:ascii="Times New Roman" w:hAnsi="Times New Roman" w:cs="Times New Roman"/>
@@ -6148,7 +5144,7 @@
                               </w:rPr>
                               <w:t>{{r4}}</w:t>
                             </w:r>
-                            <w:bookmarkEnd w:id="116"/>
+                            <w:bookmarkEnd w:id="87"/>
                           </w:p>
                         </w:tc>
                       </w:tr>
@@ -6158,7 +5154,7 @@
                         </w:trPr>
                         <w:tc>
                           <w:tcPr>
-                            <w:tcW w:w="3090" w:type="dxa"/>
+                            <w:tcW w:w="3445" w:type="dxa"/>
                           </w:tcPr>
                           <w:p>
                             <w:pPr>
@@ -6183,7 +5179,7 @@
                         </w:tc>
                         <w:tc>
                           <w:tcPr>
-                            <w:tcW w:w="600" w:type="dxa"/>
+                            <w:tcW w:w="668" w:type="dxa"/>
                           </w:tcPr>
                           <w:p>
                             <w:pPr>
@@ -6196,7 +5192,7 @@
                                 <w:lang w:eastAsia="zh-CN"/>
                               </w:rPr>
                             </w:pPr>
-                            <w:bookmarkStart w:id="117" w:name="NNF_35_480_237_19_1_B"/>
+                            <w:bookmarkStart w:id="88" w:name="NNF_35_480_237_19_1_B"/>
                             <w:r>
                               <w:rPr>
                                 <w:rFonts w:ascii="Times New Roman" w:hAnsi="Times New Roman" w:cs="Times New Roman"/>
@@ -6220,12 +5216,12 @@
                               </w:rPr>
                               <w:t>}</w:t>
                             </w:r>
-                            <w:bookmarkEnd w:id="117"/>
+                            <w:bookmarkEnd w:id="88"/>
                           </w:p>
                         </w:tc>
                         <w:tc>
                           <w:tcPr>
-                            <w:tcW w:w="1620" w:type="dxa"/>
+                            <w:tcW w:w="1806" w:type="dxa"/>
                           </w:tcPr>
                           <w:p>
                             <w:pPr>
@@ -6238,7 +5234,7 @@
                                 <w:lang w:eastAsia="zh-CN"/>
                               </w:rPr>
                             </w:pPr>
-                            <w:bookmarkStart w:id="118" w:name="NNF_36_1500_237_19_1_B"/>
+                            <w:bookmarkStart w:id="89" w:name="NNF_36_1500_237_19_1_B"/>
                             <w:r>
                               <w:rPr>
                                 <w:rFonts w:ascii="Times New Roman" w:hAnsi="Times New Roman" w:cs="Times New Roman"/>
@@ -6258,6 +5254,1364 @@
                                 <w:szCs w:val="20"/>
                                 <w:fitText w:val="1500" w:id="1036"/>
                                 <w:lang w:eastAsia="zh-CN"/>
+                              </w:rPr>
+                              <w:t>}</w:t>
+                            </w:r>
+                            <w:bookmarkEnd w:id="89"/>
+                          </w:p>
+                        </w:tc>
+                        <w:tc>
+                          <w:tcPr>
+                            <w:tcW w:w="4047" w:type="dxa"/>
+                          </w:tcPr>
+                          <w:p>
+                            <w:pPr>
+                              <w:pStyle w:val="TableParagraph"/>
+                              <w:rPr>
+                                <w:rFonts w:ascii="Times New Roman" w:hAnsi="Times New Roman" w:cs="Times New Roman"/>
+                                <w:sz w:val="20"/>
+                                <w:szCs w:val="20"/>
+                              </w:rPr>
+                            </w:pPr>
+                            <w:bookmarkStart w:id="90" w:name="NNF_38_3512_237_19_0_B"/>
+                            <w:r>
+                              <w:rPr>
+                                <w:rFonts w:ascii="Times New Roman" w:hAnsi="Times New Roman" w:cs="Times New Roman"/>
+                                <w:sz w:val="20"/>
+                                <w:szCs w:val="20"/>
+                              </w:rPr>
+                              <w:t>{{r5}}</w:t>
+                            </w:r>
+                            <w:bookmarkEnd w:id="90"/>
+                          </w:p>
+                        </w:tc>
+                      </w:tr>
+                      <w:tr>
+                        <w:trPr>
+                          <w:trHeight w:val="230"/>
+                        </w:trPr>
+                        <w:tc>
+                          <w:tcPr>
+                            <w:tcW w:w="3445" w:type="dxa"/>
+                          </w:tcPr>
+                          <w:p>
+                            <w:pPr>
+                              <w:pStyle w:val="TableParagraph"/>
+                              <w:spacing w:line="210" w:lineRule="exact"/>
+                              <w:ind w:left="100"/>
+                              <w:rPr>
+                                <w:rFonts w:ascii="Times New Roman" w:hAnsi="Times New Roman" w:cs="Times New Roman"/>
+                                <w:sz w:val="20"/>
+                                <w:szCs w:val="20"/>
+                              </w:rPr>
+                            </w:pPr>
+                            <w:r>
+                              <w:rPr>
+                                <w:rFonts w:ascii="Times New Roman" w:hAnsi="Times New Roman" w:cs="Times New Roman"/>
+                                <w:spacing w:val="-2"/>
+                                <w:sz w:val="20"/>
+                                <w:szCs w:val="20"/>
+                              </w:rPr>
+                              <w:t>Plant Deco</w:t>
+                            </w:r>
+                          </w:p>
+                        </w:tc>
+                        <w:tc>
+                          <w:tcPr>
+                            <w:tcW w:w="668" w:type="dxa"/>
+                          </w:tcPr>
+                          <w:p>
+                            <w:pPr>
+                              <w:pStyle w:val="TableParagraph"/>
+                              <w:jc w:val="center"/>
+                              <w:rPr>
+                                <w:rFonts w:ascii="Times New Roman" w:hAnsi="Times New Roman" w:cs="Times New Roman"/>
+                                <w:sz w:val="20"/>
+                                <w:szCs w:val="20"/>
+                                <w:lang w:eastAsia="zh-CN"/>
+                              </w:rPr>
+                            </w:pPr>
+                            <w:bookmarkStart w:id="91" w:name="NNF_39_480_230_19_1_B"/>
+                            <w:r>
+                              <w:rPr>
+                                <w:rFonts w:ascii="Times New Roman" w:hAnsi="Times New Roman" w:cs="Times New Roman" w:hint="eastAsia"/>
+                                <w:w w:val="82"/>
+                                <w:sz w:val="20"/>
+                                <w:szCs w:val="20"/>
+                                <w:fitText w:val="480" w:id="1039"/>
+                                <w:lang w:eastAsia="zh-CN"/>
+                              </w:rPr>
+                              <w:t>{{q6}</w:t>
+                            </w:r>
+                            <w:r>
+                              <w:rPr>
+                                <w:rFonts w:ascii="Times New Roman" w:hAnsi="Times New Roman" w:cs="Times New Roman" w:hint="eastAsia"/>
+                                <w:spacing w:val="1"/>
+                                <w:w w:val="82"/>
+                                <w:sz w:val="20"/>
+                                <w:szCs w:val="20"/>
+                                <w:fitText w:val="480" w:id="1039"/>
+                                <w:lang w:eastAsia="zh-CN"/>
+                              </w:rPr>
+                              <w:t>}</w:t>
+                            </w:r>
+                            <w:bookmarkEnd w:id="91"/>
+                          </w:p>
+                        </w:tc>
+                        <w:tc>
+                          <w:tcPr>
+                            <w:tcW w:w="1806" w:type="dxa"/>
+                          </w:tcPr>
+                          <w:p>
+                            <w:pPr>
+                              <w:pStyle w:val="TableParagraph"/>
+                              <w:jc w:val="center"/>
+                              <w:rPr>
+                                <w:rFonts w:ascii="Times New Roman" w:hAnsi="Times New Roman" w:cs="Times New Roman"/>
+                                <w:sz w:val="20"/>
+                                <w:szCs w:val="20"/>
+                                <w:lang w:eastAsia="zh-CN"/>
+                              </w:rPr>
+                            </w:pPr>
+                            <w:bookmarkStart w:id="92" w:name="NNF_40_1500_230_19_1_B"/>
+                            <w:r>
+                              <w:rPr>
+                                <w:rFonts w:ascii="Times New Roman" w:hAnsi="Times New Roman" w:cs="Times New Roman" w:hint="eastAsia"/>
+                                <w:spacing w:val="183"/>
+                                <w:sz w:val="20"/>
+                                <w:szCs w:val="20"/>
+                                <w:fitText w:val="1500" w:id="1040"/>
+                                <w:lang w:eastAsia="zh-CN"/>
+                              </w:rPr>
+                              <w:t>{{g6}</w:t>
+                            </w:r>
+                            <w:r>
+                              <w:rPr>
+                                <w:rFonts w:ascii="Times New Roman" w:hAnsi="Times New Roman" w:cs="Times New Roman" w:hint="eastAsia"/>
+                                <w:spacing w:val="2"/>
+                                <w:sz w:val="20"/>
+                                <w:szCs w:val="20"/>
+                                <w:fitText w:val="1500" w:id="1040"/>
+                                <w:lang w:eastAsia="zh-CN"/>
+                              </w:rPr>
+                              <w:t>}</w:t>
+                            </w:r>
+                            <w:bookmarkEnd w:id="92"/>
+                          </w:p>
+                        </w:tc>
+                        <w:tc>
+                          <w:tcPr>
+                            <w:tcW w:w="4047" w:type="dxa"/>
+                          </w:tcPr>
+                          <w:p>
+                            <w:pPr>
+                              <w:pStyle w:val="TableParagraph"/>
+                              <w:rPr>
+                                <w:rFonts w:ascii="Times New Roman" w:hAnsi="Times New Roman" w:cs="Times New Roman"/>
+                                <w:sz w:val="20"/>
+                                <w:szCs w:val="20"/>
+                              </w:rPr>
+                            </w:pPr>
+                            <w:bookmarkStart w:id="93" w:name="NNF_42_3512_230_19_0_B"/>
+                            <w:r>
+                              <w:rPr>
+                                <w:rFonts w:ascii="Times New Roman" w:hAnsi="Times New Roman" w:cs="Times New Roman"/>
+                                <w:sz w:val="20"/>
+                                <w:szCs w:val="20"/>
+                              </w:rPr>
+                              <w:t>{{r6}}</w:t>
+                            </w:r>
+                            <w:bookmarkEnd w:id="93"/>
+                          </w:p>
+                        </w:tc>
+                      </w:tr>
+                      <w:tr>
+                        <w:trPr>
+                          <w:trHeight w:val="248"/>
+                        </w:trPr>
+                        <w:tc>
+                          <w:tcPr>
+                            <w:tcW w:w="3445" w:type="dxa"/>
+                          </w:tcPr>
+                          <w:p>
+                            <w:pPr>
+                              <w:pStyle w:val="TableParagraph"/>
+                              <w:spacing w:before="28" w:line="201" w:lineRule="exact"/>
+                              <w:ind w:left="100"/>
+                              <w:rPr>
+                                <w:rFonts w:ascii="Times New Roman" w:hAnsi="Times New Roman" w:cs="Times New Roman"/>
+                                <w:sz w:val="20"/>
+                                <w:szCs w:val="20"/>
+                              </w:rPr>
+                            </w:pPr>
+                            <w:r>
+                              <w:rPr>
+                                <w:rFonts w:ascii="Times New Roman" w:hAnsi="Times New Roman" w:cs="Times New Roman"/>
+                                <w:spacing w:val="-2"/>
+                                <w:sz w:val="20"/>
+                                <w:szCs w:val="20"/>
+                              </w:rPr>
+                              <w:t>Curtain</w:t>
+                            </w:r>
+                          </w:p>
+                        </w:tc>
+                        <w:tc>
+                          <w:tcPr>
+                            <w:tcW w:w="668" w:type="dxa"/>
+                          </w:tcPr>
+                          <w:p>
+                            <w:pPr>
+                              <w:pStyle w:val="TableParagraph"/>
+                              <w:jc w:val="center"/>
+                              <w:rPr>
+                                <w:rFonts w:ascii="Times New Roman" w:hAnsi="Times New Roman" w:cs="Times New Roman"/>
+                                <w:sz w:val="20"/>
+                                <w:szCs w:val="20"/>
+                              </w:rPr>
+                            </w:pPr>
+                            <w:bookmarkStart w:id="94" w:name="NNF_43_480_247_19_1_B"/>
+                            <w:r>
+                              <w:rPr>
+                                <w:rFonts w:ascii="Times New Roman" w:hAnsi="Times New Roman" w:cs="Times New Roman"/>
+                                <w:w w:val="82"/>
+                                <w:sz w:val="20"/>
+                                <w:szCs w:val="20"/>
+                                <w:fitText w:val="480" w:id="1043"/>
+                              </w:rPr>
+                              <w:t>{{q7}</w:t>
+                            </w:r>
+                            <w:r>
+                              <w:rPr>
+                                <w:rFonts w:ascii="Times New Roman" w:hAnsi="Times New Roman" w:cs="Times New Roman"/>
+                                <w:spacing w:val="1"/>
+                                <w:w w:val="82"/>
+                                <w:sz w:val="20"/>
+                                <w:szCs w:val="20"/>
+                                <w:fitText w:val="480" w:id="1043"/>
+                              </w:rPr>
+                              <w:t>}</w:t>
+                            </w:r>
+                            <w:bookmarkEnd w:id="94"/>
+                          </w:p>
+                        </w:tc>
+                        <w:tc>
+                          <w:tcPr>
+                            <w:tcW w:w="1806" w:type="dxa"/>
+                          </w:tcPr>
+                          <w:p>
+                            <w:pPr>
+                              <w:pStyle w:val="TableParagraph"/>
+                              <w:jc w:val="center"/>
+                              <w:rPr>
+                                <w:rFonts w:ascii="Times New Roman" w:hAnsi="Times New Roman" w:cs="Times New Roman"/>
+                                <w:sz w:val="20"/>
+                                <w:szCs w:val="20"/>
+                              </w:rPr>
+                            </w:pPr>
+                            <w:bookmarkStart w:id="95" w:name="NNF_44_1500_247_19_1_B"/>
+                            <w:r>
+                              <w:rPr>
+                                <w:rFonts w:ascii="Times New Roman" w:hAnsi="Times New Roman" w:cs="Times New Roman"/>
+                                <w:spacing w:val="183"/>
+                                <w:sz w:val="20"/>
+                                <w:szCs w:val="20"/>
+                                <w:fitText w:val="1500" w:id="1044"/>
+                              </w:rPr>
+                              <w:t>{{g7}</w:t>
+                            </w:r>
+                            <w:r>
+                              <w:rPr>
+                                <w:rFonts w:ascii="Times New Roman" w:hAnsi="Times New Roman" w:cs="Times New Roman"/>
+                                <w:spacing w:val="2"/>
+                                <w:sz w:val="20"/>
+                                <w:szCs w:val="20"/>
+                                <w:fitText w:val="1500" w:id="1044"/>
+                              </w:rPr>
+                              <w:t>}</w:t>
+                            </w:r>
+                            <w:bookmarkEnd w:id="95"/>
+                          </w:p>
+                        </w:tc>
+                        <w:tc>
+                          <w:tcPr>
+                            <w:tcW w:w="4047" w:type="dxa"/>
+                          </w:tcPr>
+                          <w:p>
+                            <w:pPr>
+                              <w:pStyle w:val="TableParagraph"/>
+                              <w:rPr>
+                                <w:rFonts w:ascii="Times New Roman" w:hAnsi="Times New Roman" w:cs="Times New Roman"/>
+                                <w:sz w:val="20"/>
+                                <w:szCs w:val="20"/>
+                              </w:rPr>
+                            </w:pPr>
+                            <w:bookmarkStart w:id="96" w:name="NNF_46_3512_247_19_0_B"/>
+                            <w:r>
+                              <w:rPr>
+                                <w:rFonts w:ascii="Times New Roman" w:hAnsi="Times New Roman" w:cs="Times New Roman"/>
+                                <w:sz w:val="20"/>
+                                <w:szCs w:val="20"/>
+                              </w:rPr>
+                              <w:t>{{r7}}</w:t>
+                            </w:r>
+                            <w:bookmarkEnd w:id="96"/>
+                          </w:p>
+                        </w:tc>
+                      </w:tr>
+                      <w:tr>
+                        <w:trPr>
+                          <w:trHeight w:val="230"/>
+                        </w:trPr>
+                        <w:tc>
+                          <w:tcPr>
+                            <w:tcW w:w="3445" w:type="dxa"/>
+                          </w:tcPr>
+                          <w:p>
+                            <w:pPr>
+                              <w:pStyle w:val="TableParagraph"/>
+                              <w:spacing w:line="210" w:lineRule="exact"/>
+                              <w:ind w:left="100"/>
+                              <w:rPr>
+                                <w:rFonts w:ascii="Times New Roman" w:hAnsi="Times New Roman" w:cs="Times New Roman"/>
+                                <w:sz w:val="20"/>
+                                <w:szCs w:val="20"/>
+                              </w:rPr>
+                            </w:pPr>
+                            <w:r>
+                              <w:rPr>
+                                <w:rFonts w:ascii="Times New Roman" w:hAnsi="Times New Roman" w:cs="Times New Roman"/>
+                                <w:spacing w:val="-2"/>
+                                <w:sz w:val="20"/>
+                                <w:szCs w:val="20"/>
+                              </w:rPr>
+                              <w:t>Wardrobe</w:t>
+                            </w:r>
+                          </w:p>
+                        </w:tc>
+                        <w:tc>
+                          <w:tcPr>
+                            <w:tcW w:w="668" w:type="dxa"/>
+                          </w:tcPr>
+                          <w:p>
+                            <w:pPr>
+                              <w:pStyle w:val="TableParagraph"/>
+                              <w:jc w:val="center"/>
+                              <w:rPr>
+                                <w:rFonts w:ascii="Times New Roman" w:hAnsi="Times New Roman" w:cs="Times New Roman"/>
+                                <w:sz w:val="20"/>
+                                <w:szCs w:val="20"/>
+                              </w:rPr>
+                            </w:pPr>
+                            <w:bookmarkStart w:id="97" w:name="NNF_47_480_230_19_1_B"/>
+                            <w:r>
+                              <w:rPr>
+                                <w:rFonts w:ascii="Times New Roman" w:hAnsi="Times New Roman" w:cs="Times New Roman"/>
+                                <w:w w:val="82"/>
+                                <w:sz w:val="20"/>
+                                <w:szCs w:val="20"/>
+                                <w:fitText w:val="480" w:id="1047"/>
+                              </w:rPr>
+                              <w:t>{{q8}</w:t>
+                            </w:r>
+                            <w:r>
+                              <w:rPr>
+                                <w:rFonts w:ascii="Times New Roman" w:hAnsi="Times New Roman" w:cs="Times New Roman"/>
+                                <w:spacing w:val="1"/>
+                                <w:w w:val="82"/>
+                                <w:sz w:val="20"/>
+                                <w:szCs w:val="20"/>
+                                <w:fitText w:val="480" w:id="1047"/>
+                              </w:rPr>
+                              <w:t>}</w:t>
+                            </w:r>
+                            <w:bookmarkEnd w:id="97"/>
+                          </w:p>
+                        </w:tc>
+                        <w:tc>
+                          <w:tcPr>
+                            <w:tcW w:w="1806" w:type="dxa"/>
+                          </w:tcPr>
+                          <w:p>
+                            <w:pPr>
+                              <w:pStyle w:val="TableParagraph"/>
+                              <w:jc w:val="center"/>
+                              <w:rPr>
+                                <w:rFonts w:ascii="Times New Roman" w:hAnsi="Times New Roman" w:cs="Times New Roman"/>
+                                <w:sz w:val="20"/>
+                                <w:szCs w:val="20"/>
+                              </w:rPr>
+                            </w:pPr>
+                            <w:bookmarkStart w:id="98" w:name="NNF_48_1500_230_19_1_B"/>
+                            <w:r>
+                              <w:rPr>
+                                <w:rFonts w:ascii="Times New Roman" w:hAnsi="Times New Roman" w:cs="Times New Roman"/>
+                                <w:spacing w:val="183"/>
+                                <w:sz w:val="20"/>
+                                <w:szCs w:val="20"/>
+                                <w:fitText w:val="1500" w:id="1048"/>
+                              </w:rPr>
+                              <w:t>{{g8}</w:t>
+                            </w:r>
+                            <w:r>
+                              <w:rPr>
+                                <w:rFonts w:ascii="Times New Roman" w:hAnsi="Times New Roman" w:cs="Times New Roman"/>
+                                <w:spacing w:val="2"/>
+                                <w:sz w:val="20"/>
+                                <w:szCs w:val="20"/>
+                                <w:fitText w:val="1500" w:id="1048"/>
+                              </w:rPr>
+                              <w:t>}</w:t>
+                            </w:r>
+                            <w:bookmarkEnd w:id="98"/>
+                          </w:p>
+                        </w:tc>
+                        <w:tc>
+                          <w:tcPr>
+                            <w:tcW w:w="4047" w:type="dxa"/>
+                          </w:tcPr>
+                          <w:p>
+                            <w:pPr>
+                              <w:pStyle w:val="TableParagraph"/>
+                              <w:rPr>
+                                <w:rFonts w:ascii="Times New Roman" w:hAnsi="Times New Roman" w:cs="Times New Roman"/>
+                                <w:sz w:val="20"/>
+                                <w:szCs w:val="20"/>
+                              </w:rPr>
+                            </w:pPr>
+                            <w:bookmarkStart w:id="99" w:name="NNF_50_3512_230_19_0_B"/>
+                            <w:r>
+                              <w:rPr>
+                                <w:rFonts w:ascii="Times New Roman" w:hAnsi="Times New Roman" w:cs="Times New Roman"/>
+                                <w:sz w:val="20"/>
+                                <w:szCs w:val="20"/>
+                              </w:rPr>
+                              <w:t>{{r8}}</w:t>
+                            </w:r>
+                            <w:bookmarkEnd w:id="99"/>
+                          </w:p>
+                        </w:tc>
+                      </w:tr>
+                      <w:tr>
+                        <w:trPr>
+                          <w:trHeight w:val="230"/>
+                        </w:trPr>
+                        <w:tc>
+                          <w:tcPr>
+                            <w:tcW w:w="3445" w:type="dxa"/>
+                          </w:tcPr>
+                          <w:p>
+                            <w:pPr>
+                              <w:pStyle w:val="TableParagraph"/>
+                              <w:spacing w:line="210" w:lineRule="exact"/>
+                              <w:ind w:left="100"/>
+                              <w:rPr>
+                                <w:rFonts w:ascii="Times New Roman" w:hAnsi="Times New Roman" w:cs="Times New Roman"/>
+                                <w:sz w:val="20"/>
+                                <w:szCs w:val="20"/>
+                              </w:rPr>
+                            </w:pPr>
+                            <w:r>
+                              <w:rPr>
+                                <w:rFonts w:ascii="Times New Roman" w:hAnsi="Times New Roman" w:cs="Times New Roman"/>
+                                <w:sz w:val="20"/>
+                                <w:szCs w:val="20"/>
+                              </w:rPr>
+                              <w:t>Wall Deco Frame</w:t>
+                            </w:r>
+                          </w:p>
+                        </w:tc>
+                        <w:tc>
+                          <w:tcPr>
+                            <w:tcW w:w="668" w:type="dxa"/>
+                          </w:tcPr>
+                          <w:p>
+                            <w:pPr>
+                              <w:pStyle w:val="TableParagraph"/>
+                              <w:jc w:val="center"/>
+                              <w:rPr>
+                                <w:rFonts w:ascii="Times New Roman" w:hAnsi="Times New Roman" w:cs="Times New Roman"/>
+                                <w:sz w:val="20"/>
+                                <w:szCs w:val="20"/>
+                              </w:rPr>
+                            </w:pPr>
+                            <w:bookmarkStart w:id="100" w:name="NNF_51_480_230_19_1_B"/>
+                            <w:r>
+                              <w:rPr>
+                                <w:rFonts w:ascii="Times New Roman" w:hAnsi="Times New Roman" w:cs="Times New Roman"/>
+                                <w:w w:val="82"/>
+                                <w:sz w:val="20"/>
+                                <w:szCs w:val="20"/>
+                                <w:fitText w:val="480" w:id="1051"/>
+                              </w:rPr>
+                              <w:t>{{q9}</w:t>
+                            </w:r>
+                            <w:r>
+                              <w:rPr>
+                                <w:rFonts w:ascii="Times New Roman" w:hAnsi="Times New Roman" w:cs="Times New Roman"/>
+                                <w:spacing w:val="1"/>
+                                <w:w w:val="82"/>
+                                <w:sz w:val="20"/>
+                                <w:szCs w:val="20"/>
+                                <w:fitText w:val="480" w:id="1051"/>
+                              </w:rPr>
+                              <w:t>}</w:t>
+                            </w:r>
+                            <w:bookmarkEnd w:id="100"/>
+                          </w:p>
+                        </w:tc>
+                        <w:tc>
+                          <w:tcPr>
+                            <w:tcW w:w="1806" w:type="dxa"/>
+                          </w:tcPr>
+                          <w:p>
+                            <w:pPr>
+                              <w:pStyle w:val="TableParagraph"/>
+                              <w:jc w:val="center"/>
+                              <w:rPr>
+                                <w:rFonts w:ascii="Times New Roman" w:hAnsi="Times New Roman" w:cs="Times New Roman"/>
+                                <w:sz w:val="20"/>
+                                <w:szCs w:val="20"/>
+                              </w:rPr>
+                            </w:pPr>
+                            <w:bookmarkStart w:id="101" w:name="NNF_52_1500_230_19_1_B"/>
+                            <w:r>
+                              <w:rPr>
+                                <w:rFonts w:ascii="Times New Roman" w:hAnsi="Times New Roman" w:cs="Times New Roman"/>
+                                <w:spacing w:val="183"/>
+                                <w:sz w:val="20"/>
+                                <w:szCs w:val="20"/>
+                                <w:fitText w:val="1500" w:id="1052"/>
+                              </w:rPr>
+                              <w:t>{{g9}</w:t>
+                            </w:r>
+                            <w:r>
+                              <w:rPr>
+                                <w:rFonts w:ascii="Times New Roman" w:hAnsi="Times New Roman" w:cs="Times New Roman"/>
+                                <w:spacing w:val="2"/>
+                                <w:sz w:val="20"/>
+                                <w:szCs w:val="20"/>
+                                <w:fitText w:val="1500" w:id="1052"/>
+                              </w:rPr>
+                              <w:t>}</w:t>
+                            </w:r>
+                            <w:bookmarkEnd w:id="101"/>
+                          </w:p>
+                        </w:tc>
+                        <w:tc>
+                          <w:tcPr>
+                            <w:tcW w:w="4047" w:type="dxa"/>
+                          </w:tcPr>
+                          <w:p>
+                            <w:pPr>
+                              <w:pStyle w:val="TableParagraph"/>
+                              <w:rPr>
+                                <w:rFonts w:ascii="Times New Roman" w:hAnsi="Times New Roman" w:cs="Times New Roman"/>
+                                <w:sz w:val="20"/>
+                                <w:szCs w:val="20"/>
+                              </w:rPr>
+                            </w:pPr>
+                            <w:bookmarkStart w:id="102" w:name="NNF_54_3512_230_19_0_B"/>
+                            <w:r>
+                              <w:rPr>
+                                <w:rFonts w:ascii="Times New Roman" w:hAnsi="Times New Roman" w:cs="Times New Roman"/>
+                                <w:sz w:val="20"/>
+                                <w:szCs w:val="20"/>
+                              </w:rPr>
+                              <w:t>{{r9}}</w:t>
+                            </w:r>
+                            <w:bookmarkEnd w:id="102"/>
+                          </w:p>
+                        </w:tc>
+                      </w:tr>
+                      <w:tr>
+                        <w:trPr>
+                          <w:trHeight w:val="229"/>
+                        </w:trPr>
+                        <w:tc>
+                          <w:tcPr>
+                            <w:tcW w:w="3445" w:type="dxa"/>
+                          </w:tcPr>
+                          <w:p>
+                            <w:pPr>
+                              <w:pStyle w:val="TableParagraph"/>
+                              <w:spacing w:before="19" w:line="190" w:lineRule="exact"/>
+                              <w:ind w:left="100"/>
+                              <w:rPr>
+                                <w:rFonts w:ascii="Times New Roman" w:hAnsi="Times New Roman" w:cs="Times New Roman"/>
+                                <w:sz w:val="20"/>
+                                <w:szCs w:val="20"/>
+                              </w:rPr>
+                            </w:pPr>
+                            <w:r>
+                              <w:rPr>
+                                <w:rFonts w:ascii="Times New Roman" w:hAnsi="Times New Roman" w:cs="Times New Roman"/>
+                                <w:spacing w:val="-2"/>
+                                <w:sz w:val="20"/>
+                                <w:szCs w:val="20"/>
+                              </w:rPr>
+                              <w:t>Rubbish</w:t>
+                            </w:r>
+                            <w:r>
+                              <w:rPr>
+                                <w:rFonts w:ascii="Times New Roman" w:hAnsi="Times New Roman" w:cs="Times New Roman"/>
+                                <w:spacing w:val="-12"/>
+                                <w:sz w:val="20"/>
+                                <w:szCs w:val="20"/>
+                              </w:rPr>
+                              <w:t xml:space="preserve"> </w:t>
+                            </w:r>
+                            <w:r>
+                              <w:rPr>
+                                <w:rFonts w:ascii="Times New Roman" w:hAnsi="Times New Roman" w:cs="Times New Roman"/>
+                                <w:spacing w:val="-5"/>
+                                <w:sz w:val="20"/>
+                                <w:szCs w:val="20"/>
+                              </w:rPr>
+                              <w:t>Bin</w:t>
+                            </w:r>
+                          </w:p>
+                        </w:tc>
+                        <w:tc>
+                          <w:tcPr>
+                            <w:tcW w:w="668" w:type="dxa"/>
+                          </w:tcPr>
+                          <w:p>
+                            <w:pPr>
+                              <w:pStyle w:val="TableParagraph"/>
+                              <w:jc w:val="center"/>
+                              <w:rPr>
+                                <w:rFonts w:ascii="Times New Roman" w:hAnsi="Times New Roman" w:cs="Times New Roman"/>
+                                <w:sz w:val="20"/>
+                                <w:szCs w:val="20"/>
+                              </w:rPr>
+                            </w:pPr>
+                            <w:bookmarkStart w:id="103" w:name="NNF_55_480_231_19_1_B"/>
+                            <w:r>
+                              <w:rPr>
+                                <w:rFonts w:ascii="Times New Roman" w:hAnsi="Times New Roman" w:cs="Times New Roman"/>
+                                <w:w w:val="70"/>
+                                <w:sz w:val="20"/>
+                                <w:szCs w:val="20"/>
+                                <w:fitText w:val="480" w:id="1055"/>
+                              </w:rPr>
+                              <w:t>{{q10}</w:t>
+                            </w:r>
+                            <w:r>
+                              <w:rPr>
+                                <w:rFonts w:ascii="Times New Roman" w:hAnsi="Times New Roman" w:cs="Times New Roman"/>
+                                <w:spacing w:val="1"/>
+                                <w:w w:val="70"/>
+                                <w:sz w:val="20"/>
+                                <w:szCs w:val="20"/>
+                                <w:fitText w:val="480" w:id="1055"/>
+                              </w:rPr>
+                              <w:t>}</w:t>
+                            </w:r>
+                            <w:bookmarkEnd w:id="103"/>
+                          </w:p>
+                        </w:tc>
+                        <w:tc>
+                          <w:tcPr>
+                            <w:tcW w:w="1806" w:type="dxa"/>
+                          </w:tcPr>
+                          <w:p>
+                            <w:pPr>
+                              <w:pStyle w:val="TableParagraph"/>
+                              <w:jc w:val="center"/>
+                              <w:rPr>
+                                <w:rFonts w:ascii="Times New Roman" w:hAnsi="Times New Roman" w:cs="Times New Roman"/>
+                                <w:sz w:val="20"/>
+                                <w:szCs w:val="20"/>
+                              </w:rPr>
+                            </w:pPr>
+                            <w:bookmarkStart w:id="104" w:name="NNF_56_1500_231_19_1_B"/>
+                            <w:r>
+                              <w:rPr>
+                                <w:rFonts w:ascii="Times New Roman" w:hAnsi="Times New Roman" w:cs="Times New Roman"/>
+                                <w:spacing w:val="136"/>
+                                <w:sz w:val="20"/>
+                                <w:szCs w:val="20"/>
+                                <w:fitText w:val="1500" w:id="1056"/>
+                              </w:rPr>
+                              <w:t>{{g10}</w:t>
+                            </w:r>
+                            <w:r>
+                              <w:rPr>
+                                <w:rFonts w:ascii="Times New Roman" w:hAnsi="Times New Roman" w:cs="Times New Roman"/>
+                                <w:spacing w:val="1"/>
+                                <w:sz w:val="20"/>
+                                <w:szCs w:val="20"/>
+                                <w:fitText w:val="1500" w:id="1056"/>
+                              </w:rPr>
+                              <w:t>}</w:t>
+                            </w:r>
+                            <w:bookmarkEnd w:id="104"/>
+                          </w:p>
+                        </w:tc>
+                        <w:tc>
+                          <w:tcPr>
+                            <w:tcW w:w="4047" w:type="dxa"/>
+                          </w:tcPr>
+                          <w:p>
+                            <w:pPr>
+                              <w:pStyle w:val="TableParagraph"/>
+                              <w:rPr>
+                                <w:rFonts w:ascii="Times New Roman" w:hAnsi="Times New Roman" w:cs="Times New Roman"/>
+                                <w:sz w:val="20"/>
+                                <w:szCs w:val="20"/>
+                              </w:rPr>
+                            </w:pPr>
+                            <w:bookmarkStart w:id="105" w:name="NNF_58_3512_231_19_0_B"/>
+                            <w:r>
+                              <w:rPr>
+                                <w:rFonts w:ascii="Times New Roman" w:hAnsi="Times New Roman" w:cs="Times New Roman"/>
+                                <w:sz w:val="20"/>
+                                <w:szCs w:val="20"/>
+                              </w:rPr>
+                              <w:t>{{r10}}</w:t>
+                            </w:r>
+                            <w:bookmarkEnd w:id="105"/>
+                          </w:p>
+                        </w:tc>
+                      </w:tr>
+                      <w:tr>
+                        <w:trPr>
+                          <w:trHeight w:val="229"/>
+                        </w:trPr>
+                        <w:tc>
+                          <w:tcPr>
+                            <w:tcW w:w="3445" w:type="dxa"/>
+                          </w:tcPr>
+                          <w:p>
+                            <w:pPr>
+                              <w:pStyle w:val="TableParagraph"/>
+                              <w:spacing w:before="19" w:line="190" w:lineRule="exact"/>
+                              <w:ind w:left="100"/>
+                              <w:rPr>
+                                <w:rFonts w:ascii="Times New Roman" w:hAnsi="Times New Roman" w:cs="Times New Roman"/>
+                                <w:spacing w:val="-2"/>
+                                <w:sz w:val="20"/>
+                                <w:szCs w:val="20"/>
+                              </w:rPr>
+                            </w:pPr>
+                            <w:r>
+                              <w:rPr>
+                                <w:rFonts w:ascii="Times New Roman" w:hAnsi="Times New Roman" w:cs="Times New Roman"/>
+                                <w:spacing w:val="-2"/>
+                                <w:sz w:val="20"/>
+                                <w:szCs w:val="20"/>
+                              </w:rPr>
+                              <w:t>Blanket</w:t>
+                            </w:r>
+                          </w:p>
+                        </w:tc>
+                        <w:tc>
+                          <w:tcPr>
+                            <w:tcW w:w="668" w:type="dxa"/>
+                          </w:tcPr>
+                          <w:p>
+                            <w:pPr>
+                              <w:pStyle w:val="TableParagraph"/>
+                              <w:jc w:val="center"/>
+                              <w:rPr>
+                                <w:rFonts w:ascii="Times New Roman" w:hAnsi="Times New Roman" w:cs="Times New Roman"/>
+                                <w:sz w:val="20"/>
+                                <w:szCs w:val="20"/>
+                                <w:lang w:eastAsia="zh-CN"/>
+                              </w:rPr>
+                            </w:pPr>
+                            <w:bookmarkStart w:id="106" w:name="NNF_59_480_230_19_1_B"/>
+                            <w:r>
+                              <w:rPr>
+                                <w:rFonts w:ascii="Times New Roman" w:hAnsi="Times New Roman" w:cs="Times New Roman" w:hint="eastAsia"/>
+                                <w:w w:val="70"/>
+                                <w:sz w:val="20"/>
+                                <w:szCs w:val="20"/>
+                                <w:fitText w:val="480" w:id="1059"/>
+                                <w:lang w:eastAsia="zh-CN"/>
+                              </w:rPr>
+                              <w:t>{{q11}</w:t>
+                            </w:r>
+                            <w:r>
+                              <w:rPr>
+                                <w:rFonts w:ascii="Times New Roman" w:hAnsi="Times New Roman" w:cs="Times New Roman" w:hint="eastAsia"/>
+                                <w:spacing w:val="1"/>
+                                <w:w w:val="70"/>
+                                <w:sz w:val="20"/>
+                                <w:szCs w:val="20"/>
+                                <w:fitText w:val="480" w:id="1059"/>
+                                <w:lang w:eastAsia="zh-CN"/>
+                              </w:rPr>
+                              <w:t>}</w:t>
+                            </w:r>
+                            <w:bookmarkEnd w:id="106"/>
+                          </w:p>
+                        </w:tc>
+                        <w:tc>
+                          <w:tcPr>
+                            <w:tcW w:w="1806" w:type="dxa"/>
+                          </w:tcPr>
+                          <w:p>
+                            <w:pPr>
+                              <w:pStyle w:val="TableParagraph"/>
+                              <w:jc w:val="center"/>
+                              <w:rPr>
+                                <w:rFonts w:ascii="Times New Roman" w:hAnsi="Times New Roman" w:cs="Times New Roman"/>
+                                <w:sz w:val="20"/>
+                                <w:szCs w:val="20"/>
+                                <w:lang w:eastAsia="zh-CN"/>
+                              </w:rPr>
+                            </w:pPr>
+                            <w:bookmarkStart w:id="107" w:name="NNF_60_1500_230_19_1_B"/>
+                            <w:r>
+                              <w:rPr>
+                                <w:rFonts w:ascii="Times New Roman" w:hAnsi="Times New Roman" w:cs="Times New Roman" w:hint="eastAsia"/>
+                                <w:spacing w:val="136"/>
+                                <w:sz w:val="20"/>
+                                <w:szCs w:val="20"/>
+                                <w:fitText w:val="1500" w:id="1060"/>
+                                <w:lang w:eastAsia="zh-CN"/>
+                              </w:rPr>
+                              <w:t>{{g11}</w:t>
+                            </w:r>
+                            <w:r>
+                              <w:rPr>
+                                <w:rFonts w:ascii="Times New Roman" w:hAnsi="Times New Roman" w:cs="Times New Roman" w:hint="eastAsia"/>
+                                <w:spacing w:val="1"/>
+                                <w:sz w:val="20"/>
+                                <w:szCs w:val="20"/>
+                                <w:fitText w:val="1500" w:id="1060"/>
+                                <w:lang w:eastAsia="zh-CN"/>
+                              </w:rPr>
+                              <w:t>}</w:t>
+                            </w:r>
+                            <w:bookmarkEnd w:id="107"/>
+                          </w:p>
+                        </w:tc>
+                        <w:tc>
+                          <w:tcPr>
+                            <w:tcW w:w="4047" w:type="dxa"/>
+                          </w:tcPr>
+                          <w:p>
+                            <w:pPr>
+                              <w:pStyle w:val="TableParagraph"/>
+                              <w:rPr>
+                                <w:rFonts w:ascii="Times New Roman" w:hAnsi="Times New Roman" w:cs="Times New Roman"/>
+                                <w:sz w:val="20"/>
+                                <w:szCs w:val="20"/>
+                              </w:rPr>
+                            </w:pPr>
+                            <w:bookmarkStart w:id="108" w:name="NNF_62_3512_230_19_0_B"/>
+                            <w:r>
+                              <w:rPr>
+                                <w:rFonts w:ascii="Times New Roman" w:hAnsi="Times New Roman" w:cs="Times New Roman"/>
+                                <w:sz w:val="20"/>
+                                <w:szCs w:val="20"/>
+                              </w:rPr>
+                              <w:t>{{r11}}</w:t>
+                            </w:r>
+                            <w:bookmarkEnd w:id="108"/>
+                          </w:p>
+                        </w:tc>
+                      </w:tr>
+                      <w:tr>
+                        <w:trPr>
+                          <w:trHeight w:val="230"/>
+                        </w:trPr>
+                        <w:tc>
+                          <w:tcPr>
+                            <w:tcW w:w="3445" w:type="dxa"/>
+                          </w:tcPr>
+                          <w:p>
+                            <w:pPr>
+                              <w:pStyle w:val="TableParagraph"/>
+                              <w:spacing w:before="20" w:line="190" w:lineRule="exact"/>
+                              <w:ind w:left="100"/>
+                              <w:rPr>
+                                <w:rFonts w:ascii="Times New Roman" w:hAnsi="Times New Roman" w:cs="Times New Roman"/>
+                                <w:sz w:val="20"/>
+                                <w:szCs w:val="20"/>
+                              </w:rPr>
+                            </w:pPr>
+                            <w:r>
+                              <w:rPr>
+                                <w:rFonts w:ascii="Times New Roman" w:hAnsi="Times New Roman" w:cs="Times New Roman"/>
+                                <w:sz w:val="20"/>
+                                <w:szCs w:val="20"/>
+                              </w:rPr>
+                              <w:t>Mattress</w:t>
+                            </w:r>
+                            <w:r>
+                              <w:rPr>
+                                <w:rFonts w:ascii="Times New Roman" w:hAnsi="Times New Roman" w:cs="Times New Roman"/>
+                                <w:spacing w:val="-21"/>
+                                <w:sz w:val="20"/>
+                                <w:szCs w:val="20"/>
+                              </w:rPr>
+                              <w:t xml:space="preserve"> </w:t>
+                            </w:r>
+                            <w:r>
+                              <w:rPr>
+                                <w:rFonts w:ascii="Times New Roman" w:hAnsi="Times New Roman" w:cs="Times New Roman"/>
+                                <w:spacing w:val="-2"/>
+                                <w:sz w:val="20"/>
+                                <w:szCs w:val="20"/>
+                              </w:rPr>
+                              <w:t>Cover</w:t>
+                            </w:r>
+                          </w:p>
+                        </w:tc>
+                        <w:tc>
+                          <w:tcPr>
+                            <w:tcW w:w="668" w:type="dxa"/>
+                          </w:tcPr>
+                          <w:p>
+                            <w:pPr>
+                              <w:pStyle w:val="TableParagraph"/>
+                              <w:jc w:val="center"/>
+                              <w:rPr>
+                                <w:rFonts w:ascii="Times New Roman" w:hAnsi="Times New Roman" w:cs="Times New Roman"/>
+                                <w:sz w:val="20"/>
+                                <w:szCs w:val="20"/>
+                                <w:lang w:eastAsia="zh-CN"/>
+                              </w:rPr>
+                            </w:pPr>
+                            <w:bookmarkStart w:id="109" w:name="NNF_63_480_230_19_1_B"/>
+                            <w:r>
+                              <w:rPr>
+                                <w:rFonts w:ascii="Times New Roman" w:hAnsi="Times New Roman" w:cs="Times New Roman" w:hint="eastAsia"/>
+                                <w:w w:val="70"/>
+                                <w:sz w:val="20"/>
+                                <w:szCs w:val="20"/>
+                                <w:fitText w:val="480" w:id="1063"/>
+                                <w:lang w:eastAsia="zh-CN"/>
+                              </w:rPr>
+                              <w:t>{{q12}</w:t>
+                            </w:r>
+                            <w:r>
+                              <w:rPr>
+                                <w:rFonts w:ascii="Times New Roman" w:hAnsi="Times New Roman" w:cs="Times New Roman" w:hint="eastAsia"/>
+                                <w:spacing w:val="1"/>
+                                <w:w w:val="70"/>
+                                <w:sz w:val="20"/>
+                                <w:szCs w:val="20"/>
+                                <w:fitText w:val="480" w:id="1063"/>
+                                <w:lang w:eastAsia="zh-CN"/>
+                              </w:rPr>
+                              <w:t>}</w:t>
+                            </w:r>
+                            <w:bookmarkEnd w:id="109"/>
+                          </w:p>
+                        </w:tc>
+                        <w:tc>
+                          <w:tcPr>
+                            <w:tcW w:w="1806" w:type="dxa"/>
+                          </w:tcPr>
+                          <w:p>
+                            <w:pPr>
+                              <w:pStyle w:val="TableParagraph"/>
+                              <w:jc w:val="center"/>
+                              <w:rPr>
+                                <w:rFonts w:ascii="Times New Roman" w:hAnsi="Times New Roman" w:cs="Times New Roman"/>
+                                <w:sz w:val="20"/>
+                                <w:szCs w:val="20"/>
+                                <w:lang w:eastAsia="zh-CN"/>
+                              </w:rPr>
+                            </w:pPr>
+                            <w:bookmarkStart w:id="110" w:name="NNF_64_1500_230_19_1_B"/>
+                            <w:r>
+                              <w:rPr>
+                                <w:rFonts w:ascii="Times New Roman" w:hAnsi="Times New Roman" w:cs="Times New Roman" w:hint="eastAsia"/>
+                                <w:spacing w:val="136"/>
+                                <w:sz w:val="20"/>
+                                <w:szCs w:val="20"/>
+                                <w:fitText w:val="1500" w:id="1064"/>
+                                <w:lang w:eastAsia="zh-CN"/>
+                              </w:rPr>
+                              <w:t>{{g12}</w:t>
+                            </w:r>
+                            <w:r>
+                              <w:rPr>
+                                <w:rFonts w:ascii="Times New Roman" w:hAnsi="Times New Roman" w:cs="Times New Roman" w:hint="eastAsia"/>
+                                <w:spacing w:val="1"/>
+                                <w:sz w:val="20"/>
+                                <w:szCs w:val="20"/>
+                                <w:fitText w:val="1500" w:id="1064"/>
+                                <w:lang w:eastAsia="zh-CN"/>
+                              </w:rPr>
+                              <w:t>}</w:t>
+                            </w:r>
+                            <w:bookmarkEnd w:id="110"/>
+                          </w:p>
+                        </w:tc>
+                        <w:tc>
+                          <w:tcPr>
+                            <w:tcW w:w="4047" w:type="dxa"/>
+                          </w:tcPr>
+                          <w:p>
+                            <w:pPr>
+                              <w:pStyle w:val="TableParagraph"/>
+                              <w:rPr>
+                                <w:rFonts w:ascii="Times New Roman" w:hAnsi="Times New Roman" w:cs="Times New Roman"/>
+                                <w:sz w:val="20"/>
+                                <w:szCs w:val="20"/>
+                              </w:rPr>
+                            </w:pPr>
+                            <w:bookmarkStart w:id="111" w:name="NNF_66_3512_230_19_0_B"/>
+                            <w:r>
+                              <w:rPr>
+                                <w:rFonts w:ascii="Times New Roman" w:hAnsi="Times New Roman" w:cs="Times New Roman"/>
+                                <w:sz w:val="20"/>
+                                <w:szCs w:val="20"/>
+                              </w:rPr>
+                              <w:t>{{r12}}</w:t>
+                            </w:r>
+                            <w:bookmarkEnd w:id="111"/>
+                          </w:p>
+                        </w:tc>
+                      </w:tr>
+                      <w:tr>
+                        <w:trPr>
+                          <w:trHeight w:val="248"/>
+                        </w:trPr>
+                        <w:tc>
+                          <w:tcPr>
+                            <w:tcW w:w="3445" w:type="dxa"/>
+                          </w:tcPr>
+                          <w:p>
+                            <w:pPr>
+                              <w:pStyle w:val="TableParagraph"/>
+                              <w:spacing w:line="229" w:lineRule="exact"/>
+                              <w:ind w:left="100"/>
+                              <w:rPr>
+                                <w:rFonts w:ascii="Times New Roman" w:hAnsi="Times New Roman" w:cs="Times New Roman"/>
+                                <w:sz w:val="20"/>
+                                <w:szCs w:val="20"/>
+                              </w:rPr>
+                            </w:pPr>
+                            <w:r>
+                              <w:rPr>
+                                <w:rFonts w:ascii="Times New Roman" w:hAnsi="Times New Roman" w:cs="Times New Roman"/>
+                                <w:spacing w:val="-2"/>
+                                <w:sz w:val="20"/>
+                                <w:szCs w:val="20"/>
+                              </w:rPr>
+                              <w:t>Aircond</w:t>
+                            </w:r>
+                          </w:p>
+                        </w:tc>
+                        <w:tc>
+                          <w:tcPr>
+                            <w:tcW w:w="668" w:type="dxa"/>
+                          </w:tcPr>
+                          <w:p>
+                            <w:pPr>
+                              <w:pStyle w:val="TableParagraph"/>
+                              <w:jc w:val="center"/>
+                              <w:rPr>
+                                <w:rFonts w:ascii="Times New Roman" w:hAnsi="Times New Roman" w:cs="Times New Roman"/>
+                                <w:sz w:val="20"/>
+                                <w:szCs w:val="20"/>
+                              </w:rPr>
+                            </w:pPr>
+                            <w:bookmarkStart w:id="112" w:name="NNF_67_480_249_19_1_B"/>
+                            <w:r>
+                              <w:rPr>
+                                <w:rFonts w:ascii="Times New Roman" w:hAnsi="Times New Roman" w:cs="Times New Roman"/>
+                                <w:w w:val="70"/>
+                                <w:sz w:val="20"/>
+                                <w:szCs w:val="20"/>
+                                <w:fitText w:val="480" w:id="1067"/>
+                              </w:rPr>
+                              <w:t>{{q13}}</w:t>
+                            </w:r>
+                            <w:bookmarkEnd w:id="112"/>
+                          </w:p>
+                        </w:tc>
+                        <w:tc>
+                          <w:tcPr>
+                            <w:tcW w:w="1806" w:type="dxa"/>
+                          </w:tcPr>
+                          <w:p>
+                            <w:pPr>
+                              <w:pStyle w:val="TableParagraph"/>
+                              <w:jc w:val="center"/>
+                              <w:rPr>
+                                <w:rFonts w:ascii="Times New Roman" w:hAnsi="Times New Roman" w:cs="Times New Roman"/>
+                                <w:sz w:val="20"/>
+                                <w:szCs w:val="20"/>
+                              </w:rPr>
+                            </w:pPr>
+                            <w:bookmarkStart w:id="113" w:name="NNF_68_1500_249_19_1_B"/>
+                            <w:r>
+                              <w:rPr>
+                                <w:rFonts w:ascii="Times New Roman" w:hAnsi="Times New Roman" w:cs="Times New Roman"/>
+                                <w:spacing w:val="136"/>
+                                <w:sz w:val="20"/>
+                                <w:szCs w:val="20"/>
+                                <w:fitText w:val="1500" w:id="1068"/>
+                              </w:rPr>
+                              <w:t>{{g13}</w:t>
+                            </w:r>
+                            <w:r>
+                              <w:rPr>
+                                <w:rFonts w:ascii="Times New Roman" w:hAnsi="Times New Roman" w:cs="Times New Roman"/>
+                                <w:spacing w:val="1"/>
+                                <w:sz w:val="20"/>
+                                <w:szCs w:val="20"/>
+                                <w:fitText w:val="1500" w:id="1068"/>
+                              </w:rPr>
+                              <w:t>}</w:t>
+                            </w:r>
+                            <w:bookmarkEnd w:id="113"/>
+                          </w:p>
+                        </w:tc>
+                        <w:tc>
+                          <w:tcPr>
+                            <w:tcW w:w="4047" w:type="dxa"/>
+                          </w:tcPr>
+                          <w:p>
+                            <w:pPr>
+                              <w:pStyle w:val="TableParagraph"/>
+                              <w:rPr>
+                                <w:rFonts w:ascii="Times New Roman" w:hAnsi="Times New Roman" w:cs="Times New Roman"/>
+                                <w:sz w:val="20"/>
+                                <w:szCs w:val="20"/>
+                              </w:rPr>
+                            </w:pPr>
+                            <w:bookmarkStart w:id="114" w:name="NNF_70_3512_249_19_0_B"/>
+                            <w:r>
+                              <w:rPr>
+                                <w:rFonts w:ascii="Times New Roman" w:hAnsi="Times New Roman" w:cs="Times New Roman"/>
+                                <w:sz w:val="20"/>
+                                <w:szCs w:val="20"/>
+                              </w:rPr>
+                              <w:t>{{r13}}</w:t>
+                            </w:r>
+                            <w:bookmarkEnd w:id="114"/>
+                          </w:p>
+                        </w:tc>
+                      </w:tr>
+                      <w:tr>
+                        <w:trPr>
+                          <w:trHeight w:val="230"/>
+                        </w:trPr>
+                        <w:tc>
+                          <w:tcPr>
+                            <w:tcW w:w="3445" w:type="dxa"/>
+                          </w:tcPr>
+                          <w:p>
+                            <w:pPr>
+                              <w:pStyle w:val="TableParagraph"/>
+                              <w:spacing w:line="210" w:lineRule="exact"/>
+                              <w:ind w:left="100"/>
+                              <w:rPr>
+                                <w:rFonts w:ascii="Times New Roman" w:hAnsi="Times New Roman" w:cs="Times New Roman"/>
+                                <w:sz w:val="20"/>
+                                <w:szCs w:val="20"/>
+                              </w:rPr>
+                            </w:pPr>
+                            <w:r>
+                              <w:rPr>
+                                <w:rFonts w:ascii="Times New Roman" w:hAnsi="Times New Roman" w:cs="Times New Roman"/>
+                                <w:sz w:val="20"/>
+                                <w:szCs w:val="20"/>
+                              </w:rPr>
+                              <w:t>Aircond</w:t>
+                            </w:r>
+                            <w:r>
+                              <w:rPr>
+                                <w:rFonts w:ascii="Times New Roman" w:hAnsi="Times New Roman" w:cs="Times New Roman"/>
+                                <w:spacing w:val="-19"/>
+                                <w:sz w:val="20"/>
+                                <w:szCs w:val="20"/>
+                              </w:rPr>
+                              <w:t xml:space="preserve"> </w:t>
+                            </w:r>
+                            <w:r>
+                              <w:rPr>
+                                <w:rFonts w:ascii="Times New Roman" w:hAnsi="Times New Roman" w:cs="Times New Roman"/>
+                                <w:spacing w:val="-2"/>
+                                <w:sz w:val="20"/>
+                                <w:szCs w:val="20"/>
+                              </w:rPr>
+                              <w:t>Remote</w:t>
+                            </w:r>
+                          </w:p>
+                        </w:tc>
+                        <w:tc>
+                          <w:tcPr>
+                            <w:tcW w:w="668" w:type="dxa"/>
+                          </w:tcPr>
+                          <w:p>
+                            <w:pPr>
+                              <w:pStyle w:val="TableParagraph"/>
+                              <w:jc w:val="center"/>
+                              <w:rPr>
+                                <w:rFonts w:ascii="Times New Roman" w:hAnsi="Times New Roman" w:cs="Times New Roman"/>
+                                <w:sz w:val="20"/>
+                                <w:szCs w:val="20"/>
+                              </w:rPr>
+                            </w:pPr>
+                            <w:bookmarkStart w:id="115" w:name="NNF_71_480_230_19_1_B"/>
+                            <w:r>
+                              <w:rPr>
+                                <w:rFonts w:ascii="Times New Roman" w:hAnsi="Times New Roman" w:cs="Times New Roman"/>
+                                <w:w w:val="70"/>
+                                <w:sz w:val="20"/>
+                                <w:szCs w:val="20"/>
+                                <w:fitText w:val="480" w:id="1071"/>
+                              </w:rPr>
+                              <w:t>{{q14}}</w:t>
+                            </w:r>
+                            <w:bookmarkEnd w:id="115"/>
+                          </w:p>
+                        </w:tc>
+                        <w:tc>
+                          <w:tcPr>
+                            <w:tcW w:w="1806" w:type="dxa"/>
+                          </w:tcPr>
+                          <w:p>
+                            <w:pPr>
+                              <w:pStyle w:val="TableParagraph"/>
+                              <w:jc w:val="center"/>
+                              <w:rPr>
+                                <w:rFonts w:ascii="Times New Roman" w:hAnsi="Times New Roman" w:cs="Times New Roman"/>
+                                <w:sz w:val="20"/>
+                                <w:szCs w:val="20"/>
+                              </w:rPr>
+                            </w:pPr>
+                            <w:bookmarkStart w:id="116" w:name="NNF_72_1500_230_19_1_B"/>
+                            <w:r>
+                              <w:rPr>
+                                <w:rFonts w:ascii="Times New Roman" w:hAnsi="Times New Roman" w:cs="Times New Roman"/>
+                                <w:spacing w:val="136"/>
+                                <w:sz w:val="20"/>
+                                <w:szCs w:val="20"/>
+                                <w:fitText w:val="1500" w:id="1072"/>
+                              </w:rPr>
+                              <w:t>{{g14}</w:t>
+                            </w:r>
+                            <w:r>
+                              <w:rPr>
+                                <w:rFonts w:ascii="Times New Roman" w:hAnsi="Times New Roman" w:cs="Times New Roman"/>
+                                <w:spacing w:val="1"/>
+                                <w:sz w:val="20"/>
+                                <w:szCs w:val="20"/>
+                                <w:fitText w:val="1500" w:id="1072"/>
+                              </w:rPr>
+                              <w:t>}</w:t>
+                            </w:r>
+                            <w:bookmarkEnd w:id="116"/>
+                          </w:p>
+                        </w:tc>
+                        <w:tc>
+                          <w:tcPr>
+                            <w:tcW w:w="4047" w:type="dxa"/>
+                          </w:tcPr>
+                          <w:p>
+                            <w:pPr>
+                              <w:pStyle w:val="TableParagraph"/>
+                              <w:rPr>
+                                <w:rFonts w:ascii="Times New Roman" w:hAnsi="Times New Roman" w:cs="Times New Roman"/>
+                                <w:sz w:val="20"/>
+                                <w:szCs w:val="20"/>
+                              </w:rPr>
+                            </w:pPr>
+                            <w:bookmarkStart w:id="117" w:name="NNF_74_3512_230_19_0_B"/>
+                            <w:r>
+                              <w:rPr>
+                                <w:rFonts w:ascii="Times New Roman" w:hAnsi="Times New Roman" w:cs="Times New Roman"/>
+                                <w:sz w:val="20"/>
+                                <w:szCs w:val="20"/>
+                              </w:rPr>
+                              <w:t>{{r14}}</w:t>
+                            </w:r>
+                            <w:bookmarkEnd w:id="117"/>
+                          </w:p>
+                        </w:tc>
+                      </w:tr>
+                      <w:tr>
+                        <w:trPr>
+                          <w:trHeight w:val="230"/>
+                        </w:trPr>
+                        <w:tc>
+                          <w:tcPr>
+                            <w:tcW w:w="3445" w:type="dxa"/>
+                          </w:tcPr>
+                          <w:p>
+                            <w:pPr>
+                              <w:pStyle w:val="TableParagraph"/>
+                              <w:spacing w:line="210" w:lineRule="exact"/>
+                              <w:ind w:left="100"/>
+                              <w:rPr>
+                                <w:rFonts w:ascii="Times New Roman" w:hAnsi="Times New Roman" w:cs="Times New Roman"/>
+                                <w:sz w:val="20"/>
+                                <w:szCs w:val="20"/>
+                              </w:rPr>
+                            </w:pPr>
+                            <w:r>
+                              <w:rPr>
+                                <w:rFonts w:ascii="Times New Roman" w:hAnsi="Times New Roman" w:cs="Times New Roman"/>
+                                <w:spacing w:val="-2"/>
+                                <w:sz w:val="20"/>
+                                <w:szCs w:val="20"/>
+                              </w:rPr>
+                              <w:t>Ceiling</w:t>
+                            </w:r>
+                            <w:r>
+                              <w:rPr>
+                                <w:rFonts w:ascii="Times New Roman" w:hAnsi="Times New Roman" w:cs="Times New Roman"/>
+                                <w:spacing w:val="-14"/>
+                                <w:sz w:val="20"/>
+                                <w:szCs w:val="20"/>
+                              </w:rPr>
+                              <w:t xml:space="preserve"> </w:t>
+                            </w:r>
+                            <w:r>
+                              <w:rPr>
+                                <w:rFonts w:ascii="Times New Roman" w:hAnsi="Times New Roman" w:cs="Times New Roman"/>
+                                <w:spacing w:val="-2"/>
+                                <w:sz w:val="20"/>
+                                <w:szCs w:val="20"/>
+                              </w:rPr>
+                              <w:t>Fan</w:t>
+                            </w:r>
+                          </w:p>
+                        </w:tc>
+                        <w:tc>
+                          <w:tcPr>
+                            <w:tcW w:w="668" w:type="dxa"/>
+                          </w:tcPr>
+                          <w:p>
+                            <w:pPr>
+                              <w:pStyle w:val="TableParagraph"/>
+                              <w:jc w:val="center"/>
+                              <w:rPr>
+                                <w:rFonts w:ascii="Times New Roman" w:hAnsi="Times New Roman" w:cs="Times New Roman"/>
+                                <w:sz w:val="20"/>
+                                <w:szCs w:val="20"/>
+                              </w:rPr>
+                            </w:pPr>
+                            <w:bookmarkStart w:id="118" w:name="NNF_75_480_230_19_1_B"/>
+                            <w:r>
+                              <w:rPr>
+                                <w:rFonts w:ascii="Times New Roman" w:hAnsi="Times New Roman" w:cs="Times New Roman"/>
+                                <w:w w:val="70"/>
+                                <w:sz w:val="20"/>
+                                <w:szCs w:val="20"/>
+                                <w:fitText w:val="480" w:id="1075"/>
+                              </w:rPr>
+                              <w:t>{{q15}</w:t>
+                            </w:r>
+                            <w:r>
+                              <w:rPr>
+                                <w:rFonts w:ascii="Times New Roman" w:hAnsi="Times New Roman" w:cs="Times New Roman"/>
+                                <w:spacing w:val="1"/>
+                                <w:w w:val="70"/>
+                                <w:sz w:val="20"/>
+                                <w:szCs w:val="20"/>
+                                <w:fitText w:val="480" w:id="1075"/>
                               </w:rPr>
                               <w:t>}</w:t>
                             </w:r>
@@ -6266,7 +6620,7 @@
                         </w:tc>
                         <w:tc>
                           <w:tcPr>
-                            <w:tcW w:w="990" w:type="dxa"/>
+                            <w:tcW w:w="1806" w:type="dxa"/>
                           </w:tcPr>
                           <w:p>
                             <w:pPr>
@@ -6278,16 +6632,16 @@
                                 <w:szCs w:val="20"/>
                               </w:rPr>
                             </w:pPr>
-                            <w:bookmarkStart w:id="119" w:name="NNF_37_869_237_19_1_B"/>
-                            <w:r>
-                              <w:rPr>
-                                <w:rFonts w:ascii="Times New Roman" w:hAnsi="Times New Roman" w:cs="Times New Roman"/>
-                                <w:spacing w:val="57"/>
-                                <w:sz w:val="20"/>
-                                <w:szCs w:val="20"/>
-                                <w:fitText w:val="869" w:id="1037"/>
-                              </w:rPr>
-                              <w:t>{{b5}</w:t>
+                            <w:bookmarkStart w:id="119" w:name="NNF_76_1500_230_19_1_B"/>
+                            <w:r>
+                              <w:rPr>
+                                <w:rFonts w:ascii="Times New Roman" w:hAnsi="Times New Roman" w:cs="Times New Roman"/>
+                                <w:spacing w:val="136"/>
+                                <w:sz w:val="20"/>
+                                <w:szCs w:val="20"/>
+                                <w:fitText w:val="1500" w:id="1076"/>
+                              </w:rPr>
+                              <w:t>{{g15}</w:t>
                             </w:r>
                             <w:r>
                               <w:rPr>
@@ -6295,7 +6649,7 @@
                                 <w:spacing w:val="1"/>
                                 <w:sz w:val="20"/>
                                 <w:szCs w:val="20"/>
-                                <w:fitText w:val="869" w:id="1037"/>
+                                <w:fitText w:val="1500" w:id="1076"/>
                               </w:rPr>
                               <w:t>}</w:t>
                             </w:r>
@@ -6304,7 +6658,7 @@
                         </w:tc>
                         <w:tc>
                           <w:tcPr>
-                            <w:tcW w:w="3630" w:type="dxa"/>
+                            <w:tcW w:w="4047" w:type="dxa"/>
                           </w:tcPr>
                           <w:p>
                             <w:pPr>
@@ -6315,14 +6669,14 @@
                                 <w:szCs w:val="20"/>
                               </w:rPr>
                             </w:pPr>
-                            <w:bookmarkStart w:id="120" w:name="NNF_38_3512_237_19_0_B"/>
-                            <w:r>
-                              <w:rPr>
-                                <w:rFonts w:ascii="Times New Roman" w:hAnsi="Times New Roman" w:cs="Times New Roman"/>
-                                <w:sz w:val="20"/>
-                                <w:szCs w:val="20"/>
-                              </w:rPr>
-                              <w:t>{{r5}}</w:t>
+                            <w:bookmarkStart w:id="120" w:name="NNF_78_3512_230_19_0_B"/>
+                            <w:r>
+                              <w:rPr>
+                                <w:rFonts w:ascii="Times New Roman" w:hAnsi="Times New Roman" w:cs="Times New Roman"/>
+                                <w:sz w:val="20"/>
+                                <w:szCs w:val="20"/>
+                              </w:rPr>
+                              <w:t>{{r15}}</w:t>
                             </w:r>
                             <w:bookmarkEnd w:id="120"/>
                           </w:p>
@@ -6334,12 +6688,12 @@
                         </w:trPr>
                         <w:tc>
                           <w:tcPr>
-                            <w:tcW w:w="3090" w:type="dxa"/>
+                            <w:tcW w:w="3445" w:type="dxa"/>
                           </w:tcPr>
                           <w:p>
                             <w:pPr>
                               <w:pStyle w:val="TableParagraph"/>
-                              <w:spacing w:line="210" w:lineRule="exact"/>
+                              <w:spacing w:before="22" w:line="187" w:lineRule="exact"/>
                               <w:ind w:left="100"/>
                               <w:rPr>
                                 <w:rFonts w:ascii="Times New Roman" w:hAnsi="Times New Roman" w:cs="Times New Roman"/>
@@ -6350,17 +6704,34 @@
                             <w:r>
                               <w:rPr>
                                 <w:rFonts w:ascii="Times New Roman" w:hAnsi="Times New Roman" w:cs="Times New Roman"/>
+                                <w:sz w:val="20"/>
+                                <w:szCs w:val="20"/>
+                              </w:rPr>
+                              <w:t>Fan</w:t>
+                            </w:r>
+                            <w:r>
+                              <w:rPr>
+                                <w:rFonts w:ascii="Times New Roman" w:hAnsi="Times New Roman" w:cs="Times New Roman"/>
+                                <w:spacing w:val="-12"/>
+                                <w:sz w:val="20"/>
+                                <w:szCs w:val="20"/>
+                              </w:rPr>
+                              <w:t xml:space="preserve"> </w:t>
+                            </w:r>
+                            <w:r>
+                              <w:rPr>
+                                <w:rFonts w:ascii="Times New Roman" w:hAnsi="Times New Roman" w:cs="Times New Roman"/>
                                 <w:spacing w:val="-2"/>
                                 <w:sz w:val="20"/>
                                 <w:szCs w:val="20"/>
                               </w:rPr>
-                              <w:t>Plant Deco</w:t>
+                              <w:t>Remote</w:t>
                             </w:r>
                           </w:p>
                         </w:tc>
                         <w:tc>
                           <w:tcPr>
-                            <w:tcW w:w="600" w:type="dxa"/>
+                            <w:tcW w:w="668" w:type="dxa"/>
                           </w:tcPr>
                           <w:p>
                             <w:pPr>
@@ -6370,39 +6741,25 @@
                                 <w:rFonts w:ascii="Times New Roman" w:hAnsi="Times New Roman" w:cs="Times New Roman"/>
                                 <w:sz w:val="20"/>
                                 <w:szCs w:val="20"/>
-                                <w:lang w:eastAsia="zh-CN"/>
                               </w:rPr>
                             </w:pPr>
-                            <w:bookmarkStart w:id="121" w:name="NNF_39_480_230_19_1_B"/>
-                            <w:r>
-                              <w:rPr>
-                                <w:rFonts w:ascii="Times New Roman" w:hAnsi="Times New Roman" w:cs="Times New Roman" w:hint="eastAsia"/>
-                                <w:w w:val="82"/>
-                                <w:sz w:val="20"/>
-                                <w:szCs w:val="20"/>
-                                <w:fitText w:val="480" w:id="1039"/>
-                                <w:lang w:eastAsia="zh-CN"/>
-                              </w:rPr>
-                              <w:t>{{q6}</w:t>
-                            </w:r>
-                            <w:r>
-                              <w:rPr>
-                                <w:rFonts w:ascii="Times New Roman" w:hAnsi="Times New Roman" w:cs="Times New Roman" w:hint="eastAsia"/>
-                                <w:spacing w:val="1"/>
-                                <w:w w:val="82"/>
-                                <w:sz w:val="20"/>
-                                <w:szCs w:val="20"/>
-                                <w:fitText w:val="480" w:id="1039"/>
-                                <w:lang w:eastAsia="zh-CN"/>
-                              </w:rPr>
-                              <w:t>}</w:t>
+                            <w:bookmarkStart w:id="121" w:name="NNF_79_480_230_19_1_B"/>
+                            <w:r>
+                              <w:rPr>
+                                <w:rFonts w:ascii="Times New Roman" w:hAnsi="Times New Roman" w:cs="Times New Roman"/>
+                                <w:w w:val="70"/>
+                                <w:sz w:val="20"/>
+                                <w:szCs w:val="20"/>
+                                <w:fitText w:val="480" w:id="1079"/>
+                              </w:rPr>
+                              <w:t>{{q16}}</w:t>
                             </w:r>
                             <w:bookmarkEnd w:id="121"/>
                           </w:p>
                         </w:tc>
                         <w:tc>
                           <w:tcPr>
-                            <w:tcW w:w="1620" w:type="dxa"/>
+                            <w:tcW w:w="1806" w:type="dxa"/>
                           </w:tcPr>
                           <w:p>
                             <w:pPr>
@@ -6412,29 +6769,26 @@
                                 <w:rFonts w:ascii="Times New Roman" w:hAnsi="Times New Roman" w:cs="Times New Roman"/>
                                 <w:sz w:val="20"/>
                                 <w:szCs w:val="20"/>
-                                <w:lang w:eastAsia="zh-CN"/>
                               </w:rPr>
                             </w:pPr>
-                            <w:bookmarkStart w:id="122" w:name="NNF_40_1500_230_19_1_B"/>
-                            <w:r>
-                              <w:rPr>
-                                <w:rFonts w:ascii="Times New Roman" w:hAnsi="Times New Roman" w:cs="Times New Roman" w:hint="eastAsia"/>
-                                <w:spacing w:val="183"/>
-                                <w:sz w:val="20"/>
-                                <w:szCs w:val="20"/>
-                                <w:fitText w:val="1500" w:id="1040"/>
-                                <w:lang w:eastAsia="zh-CN"/>
-                              </w:rPr>
-                              <w:t>{{g6}</w:t>
-                            </w:r>
-                            <w:r>
-                              <w:rPr>
-                                <w:rFonts w:ascii="Times New Roman" w:hAnsi="Times New Roman" w:cs="Times New Roman" w:hint="eastAsia"/>
-                                <w:spacing w:val="2"/>
-                                <w:sz w:val="20"/>
-                                <w:szCs w:val="20"/>
-                                <w:fitText w:val="1500" w:id="1040"/>
-                                <w:lang w:eastAsia="zh-CN"/>
+                            <w:bookmarkStart w:id="122" w:name="NNF_80_1500_230_19_1_B"/>
+                            <w:r>
+                              <w:rPr>
+                                <w:rFonts w:ascii="Times New Roman" w:hAnsi="Times New Roman" w:cs="Times New Roman"/>
+                                <w:spacing w:val="136"/>
+                                <w:sz w:val="20"/>
+                                <w:szCs w:val="20"/>
+                                <w:fitText w:val="1500" w:id="1080"/>
+                              </w:rPr>
+                              <w:t>{{g16}</w:t>
+                            </w:r>
+                            <w:r>
+                              <w:rPr>
+                                <w:rFonts w:ascii="Times New Roman" w:hAnsi="Times New Roman" w:cs="Times New Roman"/>
+                                <w:spacing w:val="1"/>
+                                <w:sz w:val="20"/>
+                                <w:szCs w:val="20"/>
+                                <w:fitText w:val="1500" w:id="1080"/>
                               </w:rPr>
                               <w:t>}</w:t>
                             </w:r>
@@ -6443,65 +6797,27 @@
                         </w:tc>
                         <w:tc>
                           <w:tcPr>
-                            <w:tcW w:w="990" w:type="dxa"/>
+                            <w:tcW w:w="4047" w:type="dxa"/>
                           </w:tcPr>
                           <w:p>
                             <w:pPr>
                               <w:pStyle w:val="TableParagraph"/>
-                              <w:jc w:val="center"/>
                               <w:rPr>
                                 <w:rFonts w:ascii="Times New Roman" w:hAnsi="Times New Roman" w:cs="Times New Roman"/>
                                 <w:sz w:val="20"/>
                                 <w:szCs w:val="20"/>
                               </w:rPr>
                             </w:pPr>
-                            <w:bookmarkStart w:id="123" w:name="NNF_41_869_230_19_1_B"/>
-                            <w:r>
-                              <w:rPr>
-                                <w:rFonts w:ascii="Times New Roman" w:hAnsi="Times New Roman" w:cs="Times New Roman"/>
-                                <w:spacing w:val="57"/>
-                                <w:sz w:val="20"/>
-                                <w:szCs w:val="20"/>
-                                <w:fitText w:val="869" w:id="1041"/>
-                              </w:rPr>
-                              <w:t>{{b6}</w:t>
-                            </w:r>
-                            <w:r>
-                              <w:rPr>
-                                <w:rFonts w:ascii="Times New Roman" w:hAnsi="Times New Roman" w:cs="Times New Roman"/>
-                                <w:spacing w:val="1"/>
-                                <w:sz w:val="20"/>
-                                <w:szCs w:val="20"/>
-                                <w:fitText w:val="869" w:id="1041"/>
-                              </w:rPr>
-                              <w:t>}</w:t>
+                            <w:bookmarkStart w:id="123" w:name="NNF_82_3512_230_19_0_B"/>
+                            <w:r>
+                              <w:rPr>
+                                <w:rFonts w:ascii="Times New Roman" w:hAnsi="Times New Roman" w:cs="Times New Roman"/>
+                                <w:sz w:val="20"/>
+                                <w:szCs w:val="20"/>
+                              </w:rPr>
+                              <w:t>{{r16}}</w:t>
                             </w:r>
                             <w:bookmarkEnd w:id="123"/>
-                          </w:p>
-                        </w:tc>
-                        <w:tc>
-                          <w:tcPr>
-                            <w:tcW w:w="3630" w:type="dxa"/>
-                          </w:tcPr>
-                          <w:p>
-                            <w:pPr>
-                              <w:pStyle w:val="TableParagraph"/>
-                              <w:rPr>
-                                <w:rFonts w:ascii="Times New Roman" w:hAnsi="Times New Roman" w:cs="Times New Roman"/>
-                                <w:sz w:val="20"/>
-                                <w:szCs w:val="20"/>
-                              </w:rPr>
-                            </w:pPr>
-                            <w:bookmarkStart w:id="124" w:name="NNF_42_3512_230_19_0_B"/>
-                            <w:r>
-                              <w:rPr>
-                                <w:rFonts w:ascii="Times New Roman" w:hAnsi="Times New Roman" w:cs="Times New Roman"/>
-                                <w:sz w:val="20"/>
-                                <w:szCs w:val="20"/>
-                              </w:rPr>
-                              <w:t>{{r6}}</w:t>
-                            </w:r>
-                            <w:bookmarkEnd w:id="124"/>
                           </w:p>
                         </w:tc>
                       </w:tr>
@@ -6511,12 +6827,12 @@
                         </w:trPr>
                         <w:tc>
                           <w:tcPr>
-                            <w:tcW w:w="3090" w:type="dxa"/>
+                            <w:tcW w:w="3445" w:type="dxa"/>
                           </w:tcPr>
                           <w:p>
                             <w:pPr>
                               <w:pStyle w:val="TableParagraph"/>
-                              <w:spacing w:before="28" w:line="201" w:lineRule="exact"/>
+                              <w:spacing w:line="229" w:lineRule="exact"/>
                               <w:ind w:left="100"/>
                               <w:rPr>
                                 <w:rFonts w:ascii="Times New Roman" w:hAnsi="Times New Roman" w:cs="Times New Roman"/>
@@ -6527,17 +6843,34 @@
                             <w:r>
                               <w:rPr>
                                 <w:rFonts w:ascii="Times New Roman" w:hAnsi="Times New Roman" w:cs="Times New Roman"/>
-                                <w:spacing w:val="-2"/>
-                                <w:sz w:val="20"/>
-                                <w:szCs w:val="20"/>
-                              </w:rPr>
-                              <w:t>Curtain</w:t>
+                                <w:sz w:val="20"/>
+                                <w:szCs w:val="20"/>
+                              </w:rPr>
+                              <w:t>Access</w:t>
+                            </w:r>
+                            <w:r>
+                              <w:rPr>
+                                <w:rFonts w:ascii="Times New Roman" w:hAnsi="Times New Roman" w:cs="Times New Roman"/>
+                                <w:spacing w:val="-18"/>
+                                <w:sz w:val="20"/>
+                                <w:szCs w:val="20"/>
+                              </w:rPr>
+                              <w:t xml:space="preserve"> </w:t>
+                            </w:r>
+                            <w:r>
+                              <w:rPr>
+                                <w:rFonts w:ascii="Times New Roman" w:hAnsi="Times New Roman" w:cs="Times New Roman"/>
+                                <w:spacing w:val="-4"/>
+                                <w:sz w:val="20"/>
+                                <w:szCs w:val="20"/>
+                              </w:rPr>
+                              <w:t>Card</w:t>
                             </w:r>
                           </w:p>
                         </w:tc>
                         <w:tc>
                           <w:tcPr>
-                            <w:tcW w:w="600" w:type="dxa"/>
+                            <w:tcW w:w="668" w:type="dxa"/>
                           </w:tcPr>
                           <w:p>
                             <w:pPr>
@@ -6547,27 +6880,67 @@
                                 <w:rFonts w:ascii="Times New Roman" w:hAnsi="Times New Roman" w:cs="Times New Roman"/>
                                 <w:sz w:val="20"/>
                                 <w:szCs w:val="20"/>
+                                <w:lang w:eastAsia="zh-CN"/>
                               </w:rPr>
                             </w:pPr>
-                            <w:bookmarkStart w:id="125" w:name="NNF_43_480_247_19_1_B"/>
-                            <w:r>
-                              <w:rPr>
-                                <w:rFonts w:ascii="Times New Roman" w:hAnsi="Times New Roman" w:cs="Times New Roman"/>
-                                <w:w w:val="82"/>
-                                <w:sz w:val="20"/>
-                                <w:szCs w:val="20"/>
-                                <w:fitText w:val="480" w:id="1043"/>
-                              </w:rPr>
-                              <w:t>{{q7}</w:t>
+                            <w:bookmarkStart w:id="124" w:name="NNF_83_480_247_19_1_B"/>
+                            <w:r>
+                              <w:rPr>
+                                <w:rFonts w:ascii="Times New Roman" w:hAnsi="Times New Roman" w:cs="Times New Roman"/>
+                                <w:w w:val="70"/>
+                                <w:sz w:val="20"/>
+                                <w:szCs w:val="20"/>
+                                <w:fitText w:val="480" w:id="1083"/>
+                              </w:rPr>
+                              <w:t>{{q17}</w:t>
                             </w:r>
                             <w:r>
                               <w:rPr>
                                 <w:rFonts w:ascii="Times New Roman" w:hAnsi="Times New Roman" w:cs="Times New Roman"/>
                                 <w:spacing w:val="1"/>
-                                <w:w w:val="82"/>
-                                <w:sz w:val="20"/>
-                                <w:szCs w:val="20"/>
-                                <w:fitText w:val="480" w:id="1043"/>
+                                <w:w w:val="70"/>
+                                <w:sz w:val="20"/>
+                                <w:szCs w:val="20"/>
+                                <w:fitText w:val="480" w:id="1083"/>
+                              </w:rPr>
+                              <w:t>}</w:t>
+                            </w:r>
+                            <w:bookmarkEnd w:id="124"/>
+                          </w:p>
+                        </w:tc>
+                        <w:tc>
+                          <w:tcPr>
+                            <w:tcW w:w="1806" w:type="dxa"/>
+                          </w:tcPr>
+                          <w:p>
+                            <w:pPr>
+                              <w:pStyle w:val="TableParagraph"/>
+                              <w:jc w:val="center"/>
+                              <w:rPr>
+                                <w:rFonts w:ascii="Times New Roman" w:hAnsi="Times New Roman" w:cs="Times New Roman"/>
+                                <w:sz w:val="20"/>
+                                <w:szCs w:val="20"/>
+                                <w:lang w:eastAsia="zh-CN"/>
+                              </w:rPr>
+                            </w:pPr>
+                            <w:bookmarkStart w:id="125" w:name="NNF_84_1500_247_19_1_B"/>
+                            <w:r>
+                              <w:rPr>
+                                <w:rFonts w:ascii="Times New Roman" w:hAnsi="Times New Roman" w:cs="Times New Roman"/>
+                                <w:spacing w:val="136"/>
+                                <w:sz w:val="20"/>
+                                <w:szCs w:val="20"/>
+                                <w:fitText w:val="1500" w:id="1084"/>
+                              </w:rPr>
+                              <w:t>{{g17}</w:t>
+                            </w:r>
+                            <w:r>
+                              <w:rPr>
+                                <w:rFonts w:ascii="Times New Roman" w:hAnsi="Times New Roman" w:cs="Times New Roman"/>
+                                <w:spacing w:val="1"/>
+                                <w:sz w:val="20"/>
+                                <w:szCs w:val="20"/>
+                                <w:fitText w:val="1500" w:id="1084"/>
                               </w:rPr>
                               <w:t>}</w:t>
                             </w:r>
@@ -6576,103 +6949,29 @@
                         </w:tc>
                         <w:tc>
                           <w:tcPr>
-                            <w:tcW w:w="1620" w:type="dxa"/>
+                            <w:tcW w:w="4047" w:type="dxa"/>
                           </w:tcPr>
                           <w:p>
                             <w:pPr>
                               <w:pStyle w:val="TableParagraph"/>
-                              <w:jc w:val="center"/>
-                              <w:rPr>
-                                <w:rFonts w:ascii="Times New Roman" w:hAnsi="Times New Roman" w:cs="Times New Roman"/>
-                                <w:sz w:val="20"/>
-                                <w:szCs w:val="20"/>
+                              <w:rPr>
+                                <w:rFonts w:ascii="Times New Roman" w:hAnsi="Times New Roman" w:cs="Times New Roman"/>
+                                <w:sz w:val="20"/>
+                                <w:szCs w:val="20"/>
+                                <w:lang w:eastAsia="zh-CN"/>
                               </w:rPr>
                             </w:pPr>
-                            <w:bookmarkStart w:id="126" w:name="NNF_44_1500_247_19_1_B"/>
-                            <w:r>
-                              <w:rPr>
-                                <w:rFonts w:ascii="Times New Roman" w:hAnsi="Times New Roman" w:cs="Times New Roman"/>
-                                <w:spacing w:val="183"/>
-                                <w:sz w:val="20"/>
-                                <w:szCs w:val="20"/>
-                                <w:fitText w:val="1500" w:id="1044"/>
-                              </w:rPr>
-                              <w:t>{{g7}</w:t>
-                            </w:r>
-                            <w:r>
-                              <w:rPr>
-                                <w:rFonts w:ascii="Times New Roman" w:hAnsi="Times New Roman" w:cs="Times New Roman"/>
-                                <w:spacing w:val="2"/>
-                                <w:sz w:val="20"/>
-                                <w:szCs w:val="20"/>
-                                <w:fitText w:val="1500" w:id="1044"/>
-                              </w:rPr>
-                              <w:t>}</w:t>
+                            <w:bookmarkStart w:id="126" w:name="NNF_86_3512_247_19_0_B"/>
+                            <w:r>
+                              <w:rPr>
+                                <w:rFonts w:ascii="Times New Roman" w:hAnsi="Times New Roman" w:cs="Times New Roman"/>
+                                <w:sz w:val="20"/>
+                                <w:szCs w:val="20"/>
+                                <w:lang w:eastAsia="zh-CN"/>
+                              </w:rPr>
+                              <w:t>{{r17}}</w:t>
                             </w:r>
                             <w:bookmarkEnd w:id="126"/>
-                          </w:p>
-                        </w:tc>
-                        <w:tc>
-                          <w:tcPr>
-                            <w:tcW w:w="990" w:type="dxa"/>
-                          </w:tcPr>
-                          <w:p>
-                            <w:pPr>
-                              <w:pStyle w:val="TableParagraph"/>
-                              <w:jc w:val="center"/>
-                              <w:rPr>
-                                <w:rFonts w:ascii="Times New Roman" w:hAnsi="Times New Roman" w:cs="Times New Roman"/>
-                                <w:sz w:val="20"/>
-                                <w:szCs w:val="20"/>
-                              </w:rPr>
-                            </w:pPr>
-                            <w:bookmarkStart w:id="127" w:name="NNF_45_869_247_19_1_B"/>
-                            <w:r>
-                              <w:rPr>
-                                <w:rFonts w:ascii="Times New Roman" w:hAnsi="Times New Roman" w:cs="Times New Roman"/>
-                                <w:spacing w:val="57"/>
-                                <w:sz w:val="20"/>
-                                <w:szCs w:val="20"/>
-                                <w:fitText w:val="869" w:id="1045"/>
-                              </w:rPr>
-                              <w:t>{{b7}</w:t>
-                            </w:r>
-                            <w:r>
-                              <w:rPr>
-                                <w:rFonts w:ascii="Times New Roman" w:hAnsi="Times New Roman" w:cs="Times New Roman"/>
-                                <w:spacing w:val="1"/>
-                                <w:sz w:val="20"/>
-                                <w:szCs w:val="20"/>
-                                <w:fitText w:val="869" w:id="1045"/>
-                              </w:rPr>
-                              <w:t>}</w:t>
-                            </w:r>
-                            <w:bookmarkEnd w:id="127"/>
-                          </w:p>
-                        </w:tc>
-                        <w:tc>
-                          <w:tcPr>
-                            <w:tcW w:w="3630" w:type="dxa"/>
-                          </w:tcPr>
-                          <w:p>
-                            <w:pPr>
-                              <w:pStyle w:val="TableParagraph"/>
-                              <w:rPr>
-                                <w:rFonts w:ascii="Times New Roman" w:hAnsi="Times New Roman" w:cs="Times New Roman"/>
-                                <w:sz w:val="20"/>
-                                <w:szCs w:val="20"/>
-                              </w:rPr>
-                            </w:pPr>
-                            <w:bookmarkStart w:id="128" w:name="NNF_46_3512_247_19_0_B"/>
-                            <w:r>
-                              <w:rPr>
-                                <w:rFonts w:ascii="Times New Roman" w:hAnsi="Times New Roman" w:cs="Times New Roman"/>
-                                <w:sz w:val="20"/>
-                                <w:szCs w:val="20"/>
-                              </w:rPr>
-                              <w:t>{{r7}}</w:t>
-                            </w:r>
-                            <w:bookmarkEnd w:id="128"/>
                           </w:p>
                         </w:tc>
                       </w:tr>
@@ -6682,7 +6981,7 @@
                         </w:trPr>
                         <w:tc>
                           <w:tcPr>
-                            <w:tcW w:w="3090" w:type="dxa"/>
+                            <w:tcW w:w="3445" w:type="dxa"/>
                           </w:tcPr>
                           <w:p>
                             <w:pPr>
@@ -6698,17 +6997,34 @@
                             <w:r>
                               <w:rPr>
                                 <w:rFonts w:ascii="Times New Roman" w:hAnsi="Times New Roman" w:cs="Times New Roman"/>
-                                <w:spacing w:val="-2"/>
-                                <w:sz w:val="20"/>
-                                <w:szCs w:val="20"/>
-                              </w:rPr>
-                              <w:t>Wardrobe</w:t>
+                                <w:sz w:val="20"/>
+                                <w:szCs w:val="20"/>
+                              </w:rPr>
+                              <w:t>Room</w:t>
+                            </w:r>
+                            <w:r>
+                              <w:rPr>
+                                <w:rFonts w:ascii="Times New Roman" w:hAnsi="Times New Roman" w:cs="Times New Roman"/>
+                                <w:spacing w:val="-17"/>
+                                <w:sz w:val="20"/>
+                                <w:szCs w:val="20"/>
+                              </w:rPr>
+                              <w:t xml:space="preserve"> </w:t>
+                            </w:r>
+                            <w:r>
+                              <w:rPr>
+                                <w:rFonts w:ascii="Times New Roman" w:hAnsi="Times New Roman" w:cs="Times New Roman"/>
+                                <w:spacing w:val="-4"/>
+                                <w:sz w:val="20"/>
+                                <w:szCs w:val="20"/>
+                              </w:rPr>
+                              <w:t>Key</w:t>
                             </w:r>
                           </w:p>
                         </w:tc>
                         <w:tc>
                           <w:tcPr>
-                            <w:tcW w:w="600" w:type="dxa"/>
+                            <w:tcW w:w="668" w:type="dxa"/>
                           </w:tcPr>
                           <w:p>
                             <w:pPr>
@@ -6720,34 +7036,34 @@
                                 <w:szCs w:val="20"/>
                               </w:rPr>
                             </w:pPr>
-                            <w:bookmarkStart w:id="129" w:name="NNF_47_480_230_19_1_B"/>
-                            <w:r>
-                              <w:rPr>
-                                <w:rFonts w:ascii="Times New Roman" w:hAnsi="Times New Roman" w:cs="Times New Roman"/>
-                                <w:w w:val="82"/>
-                                <w:sz w:val="20"/>
-                                <w:szCs w:val="20"/>
-                                <w:fitText w:val="480" w:id="1047"/>
-                              </w:rPr>
-                              <w:t>{{q8}</w:t>
+                            <w:bookmarkStart w:id="127" w:name="NNF_87_480_230_19_1_B"/>
+                            <w:r>
+                              <w:rPr>
+                                <w:rFonts w:ascii="Times New Roman" w:hAnsi="Times New Roman" w:cs="Times New Roman"/>
+                                <w:w w:val="70"/>
+                                <w:sz w:val="20"/>
+                                <w:szCs w:val="20"/>
+                                <w:fitText w:val="480" w:id="1087"/>
+                              </w:rPr>
+                              <w:t>{{q18}</w:t>
                             </w:r>
                             <w:r>
                               <w:rPr>
                                 <w:rFonts w:ascii="Times New Roman" w:hAnsi="Times New Roman" w:cs="Times New Roman"/>
                                 <w:spacing w:val="1"/>
-                                <w:w w:val="82"/>
-                                <w:sz w:val="20"/>
-                                <w:szCs w:val="20"/>
-                                <w:fitText w:val="480" w:id="1047"/>
+                                <w:w w:val="70"/>
+                                <w:sz w:val="20"/>
+                                <w:szCs w:val="20"/>
+                                <w:fitText w:val="480" w:id="1087"/>
                               </w:rPr>
                               <w:t>}</w:t>
                             </w:r>
-                            <w:bookmarkEnd w:id="129"/>
+                            <w:bookmarkEnd w:id="127"/>
                           </w:p>
                         </w:tc>
                         <w:tc>
                           <w:tcPr>
-                            <w:tcW w:w="1620" w:type="dxa"/>
+                            <w:tcW w:w="1806" w:type="dxa"/>
                           </w:tcPr>
                           <w:p>
                             <w:pPr>
@@ -6759,24 +7075,118 @@
                                 <w:szCs w:val="20"/>
                               </w:rPr>
                             </w:pPr>
-                            <w:bookmarkStart w:id="130" w:name="NNF_48_1500_230_19_1_B"/>
-                            <w:r>
-                              <w:rPr>
-                                <w:rFonts w:ascii="Times New Roman" w:hAnsi="Times New Roman" w:cs="Times New Roman"/>
-                                <w:spacing w:val="183"/>
-                                <w:sz w:val="20"/>
-                                <w:szCs w:val="20"/>
-                                <w:fitText w:val="1500" w:id="1048"/>
-                              </w:rPr>
-                              <w:t>{{g8}</w:t>
-                            </w:r>
-                            <w:r>
-                              <w:rPr>
-                                <w:rFonts w:ascii="Times New Roman" w:hAnsi="Times New Roman" w:cs="Times New Roman"/>
-                                <w:spacing w:val="2"/>
-                                <w:sz w:val="20"/>
-                                <w:szCs w:val="20"/>
-                                <w:fitText w:val="1500" w:id="1048"/>
+                            <w:bookmarkStart w:id="128" w:name="NNF_88_1500_230_19_1_B"/>
+                            <w:r>
+                              <w:rPr>
+                                <w:rFonts w:ascii="Times New Roman" w:hAnsi="Times New Roman" w:cs="Times New Roman"/>
+                                <w:spacing w:val="136"/>
+                                <w:sz w:val="20"/>
+                                <w:szCs w:val="20"/>
+                                <w:fitText w:val="1500" w:id="1088"/>
+                              </w:rPr>
+                              <w:t>{{g18}</w:t>
+                            </w:r>
+                            <w:r>
+                              <w:rPr>
+                                <w:rFonts w:ascii="Times New Roman" w:hAnsi="Times New Roman" w:cs="Times New Roman"/>
+                                <w:spacing w:val="1"/>
+                                <w:sz w:val="20"/>
+                                <w:szCs w:val="20"/>
+                                <w:fitText w:val="1500" w:id="1088"/>
+                              </w:rPr>
+                              <w:t>}</w:t>
+                            </w:r>
+                            <w:bookmarkEnd w:id="128"/>
+                          </w:p>
+                        </w:tc>
+                        <w:tc>
+                          <w:tcPr>
+                            <w:tcW w:w="4047" w:type="dxa"/>
+                          </w:tcPr>
+                          <w:p>
+                            <w:pPr>
+                              <w:pStyle w:val="TableParagraph"/>
+                              <w:rPr>
+                                <w:rFonts w:ascii="Times New Roman" w:hAnsi="Times New Roman" w:cs="Times New Roman"/>
+                                <w:sz w:val="20"/>
+                                <w:szCs w:val="20"/>
+                              </w:rPr>
+                            </w:pPr>
+                            <w:bookmarkStart w:id="129" w:name="NNF_90_3512_230_19_0_B"/>
+                            <w:r>
+                              <w:rPr>
+                                <w:rFonts w:ascii="Times New Roman" w:hAnsi="Times New Roman" w:cs="Times New Roman"/>
+                                <w:sz w:val="20"/>
+                                <w:szCs w:val="20"/>
+                              </w:rPr>
+                              <w:t>{{r18}}</w:t>
+                            </w:r>
+                            <w:bookmarkEnd w:id="129"/>
+                          </w:p>
+                        </w:tc>
+                      </w:tr>
+                      <w:tr>
+                        <w:trPr>
+                          <w:trHeight w:val="230"/>
+                        </w:trPr>
+                        <w:tc>
+                          <w:tcPr>
+                            <w:tcW w:w="3445" w:type="dxa"/>
+                          </w:tcPr>
+                          <w:p>
+                            <w:pPr>
+                              <w:pStyle w:val="TableParagraph"/>
+                              <w:spacing w:line="210" w:lineRule="exact"/>
+                              <w:ind w:left="100"/>
+                              <w:rPr>
+                                <w:rFonts w:ascii="Times New Roman" w:hAnsi="Times New Roman" w:cs="Times New Roman"/>
+                                <w:sz w:val="20"/>
+                                <w:szCs w:val="20"/>
+                              </w:rPr>
+                            </w:pPr>
+                            <w:r>
+                              <w:rPr>
+                                <w:rFonts w:ascii="Times New Roman" w:hAnsi="Times New Roman" w:cs="Times New Roman"/>
+                                <w:sz w:val="20"/>
+                                <w:szCs w:val="20"/>
+                              </w:rPr>
+                              <w:t>Main Door Key</w:t>
+                            </w:r>
+                          </w:p>
+                        </w:tc>
+                        <w:tc>
+                          <w:tcPr>
+                            <w:tcW w:w="668" w:type="dxa"/>
+                          </w:tcPr>
+                          <w:p>
+                            <w:pPr>
+                              <w:pStyle w:val="TableParagraph"/>
+                              <w:jc w:val="center"/>
+                              <w:rPr>
+                                <w:rFonts w:ascii="Times New Roman" w:hAnsi="Times New Roman" w:cs="Times New Roman"/>
+                                <w:sz w:val="20"/>
+                                <w:szCs w:val="20"/>
+                              </w:rPr>
+                            </w:pPr>
+                            <w:bookmarkStart w:id="130" w:name="NNF_91_480_230_19_1_B"/>
+                            <w:r>
+                              <w:rPr>
+                                <w:rFonts w:ascii="Times New Roman" w:hAnsi="Times New Roman" w:cs="Times New Roman"/>
+                                <w:w w:val="70"/>
+                                <w:sz w:val="20"/>
+                                <w:szCs w:val="20"/>
+                                <w:fitText w:val="480" w:id="1091"/>
+                              </w:rPr>
+                              <w:t>{{q19}</w:t>
+                            </w:r>
+                            <w:r>
+                              <w:rPr>
+                                <w:rFonts w:ascii="Times New Roman" w:hAnsi="Times New Roman" w:cs="Times New Roman"/>
+                                <w:spacing w:val="1"/>
+                                <w:w w:val="70"/>
+                                <w:sz w:val="20"/>
+                                <w:szCs w:val="20"/>
+                                <w:fitText w:val="480" w:id="1091"/>
                               </w:rPr>
                               <w:t>}</w:t>
                             </w:r>
@@ -6785,7 +7195,7 @@
                         </w:tc>
                         <w:tc>
                           <w:tcPr>
-                            <w:tcW w:w="990" w:type="dxa"/>
+                            <w:tcW w:w="1806" w:type="dxa"/>
                           </w:tcPr>
                           <w:p>
                             <w:pPr>
@@ -6797,16 +7207,16 @@
                                 <w:szCs w:val="20"/>
                               </w:rPr>
                             </w:pPr>
-                            <w:bookmarkStart w:id="131" w:name="NNF_49_869_230_19_1_B"/>
-                            <w:r>
-                              <w:rPr>
-                                <w:rFonts w:ascii="Times New Roman" w:hAnsi="Times New Roman" w:cs="Times New Roman"/>
-                                <w:spacing w:val="57"/>
-                                <w:sz w:val="20"/>
-                                <w:szCs w:val="20"/>
-                                <w:fitText w:val="869" w:id="1049"/>
-                              </w:rPr>
-                              <w:t>{{b8}</w:t>
+                            <w:bookmarkStart w:id="131" w:name="NNF_92_1500_230_19_1_B"/>
+                            <w:r>
+                              <w:rPr>
+                                <w:rFonts w:ascii="Times New Roman" w:hAnsi="Times New Roman" w:cs="Times New Roman"/>
+                                <w:spacing w:val="136"/>
+                                <w:sz w:val="20"/>
+                                <w:szCs w:val="20"/>
+                                <w:fitText w:val="1500" w:id="1092"/>
+                              </w:rPr>
+                              <w:t>{{g19}</w:t>
                             </w:r>
                             <w:r>
                               <w:rPr>
@@ -6814,7 +7224,7 @@
                                 <w:spacing w:val="1"/>
                                 <w:sz w:val="20"/>
                                 <w:szCs w:val="20"/>
-                                <w:fitText w:val="869" w:id="1049"/>
+                                <w:fitText w:val="1500" w:id="1092"/>
                               </w:rPr>
                               <w:t>}</w:t>
                             </w:r>
@@ -6823,7 +7233,7 @@
                         </w:tc>
                         <w:tc>
                           <w:tcPr>
-                            <w:tcW w:w="3630" w:type="dxa"/>
+                            <w:tcW w:w="4047" w:type="dxa"/>
                           </w:tcPr>
                           <w:p>
                             <w:pPr>
@@ -6834,14 +7244,14 @@
                                 <w:szCs w:val="20"/>
                               </w:rPr>
                             </w:pPr>
-                            <w:bookmarkStart w:id="132" w:name="NNF_50_3512_230_19_0_B"/>
-                            <w:r>
-                              <w:rPr>
-                                <w:rFonts w:ascii="Times New Roman" w:hAnsi="Times New Roman" w:cs="Times New Roman"/>
-                                <w:sz w:val="20"/>
-                                <w:szCs w:val="20"/>
-                              </w:rPr>
-                              <w:t>{{r8}}</w:t>
+                            <w:bookmarkStart w:id="132" w:name="NNF_94_3512_230_19_0_B"/>
+                            <w:r>
+                              <w:rPr>
+                                <w:rFonts w:ascii="Times New Roman" w:hAnsi="Times New Roman" w:cs="Times New Roman"/>
+                                <w:sz w:val="20"/>
+                                <w:szCs w:val="20"/>
+                              </w:rPr>
+                              <w:t>{{r19}}</w:t>
                             </w:r>
                             <w:bookmarkEnd w:id="132"/>
                           </w:p>
@@ -6853,7 +7263,7 @@
                         </w:trPr>
                         <w:tc>
                           <w:tcPr>
-                            <w:tcW w:w="3090" w:type="dxa"/>
+                            <w:tcW w:w="3445" w:type="dxa"/>
                           </w:tcPr>
                           <w:p>
                             <w:pPr>
@@ -6872,13 +7282,13 @@
                                 <w:sz w:val="20"/>
                                 <w:szCs w:val="20"/>
                               </w:rPr>
-                              <w:t>Wall Deco Frame</w:t>
+                              <w:t>Lamp</w:t>
                             </w:r>
                           </w:p>
                         </w:tc>
                         <w:tc>
                           <w:tcPr>
-                            <w:tcW w:w="600" w:type="dxa"/>
+                            <w:tcW w:w="668" w:type="dxa"/>
                           </w:tcPr>
                           <w:p>
                             <w:pPr>
@@ -6890,34 +7300,23 @@
                                 <w:szCs w:val="20"/>
                               </w:rPr>
                             </w:pPr>
-                            <w:bookmarkStart w:id="133" w:name="NNF_51_480_230_19_1_B"/>
-                            <w:r>
-                              <w:rPr>
-                                <w:rFonts w:ascii="Times New Roman" w:hAnsi="Times New Roman" w:cs="Times New Roman"/>
-                                <w:w w:val="82"/>
-                                <w:sz w:val="20"/>
-                                <w:szCs w:val="20"/>
-                                <w:fitText w:val="480" w:id="1051"/>
-                              </w:rPr>
-                              <w:t>{{q9}</w:t>
-                            </w:r>
-                            <w:r>
-                              <w:rPr>
-                                <w:rFonts w:ascii="Times New Roman" w:hAnsi="Times New Roman" w:cs="Times New Roman"/>
-                                <w:spacing w:val="1"/>
-                                <w:w w:val="82"/>
-                                <w:sz w:val="20"/>
-                                <w:szCs w:val="20"/>
-                                <w:fitText w:val="480" w:id="1051"/>
-                              </w:rPr>
-                              <w:t>}</w:t>
-                            </w:r>
-                            <w:bookmarkEnd w:id="133"/>
+                            <w:bookmarkStart w:id="140" w:name="NNF_140_480_230_19_1_B"/>
+                            <w:r>
+                              <w:rPr>
+                                <w:rFonts w:ascii="Times New Roman" w:hAnsi="Times New Roman" w:cs="Times New Roman"/>
+                                <w:w w:val="70"/>
+                                <w:sz w:val="20"/>
+                                <w:szCs w:val="20"/>
+                                <w:fitText w:val="480" w:id="1091"/>
+                              </w:rPr>
+                              <w:t>{{q20}}</w:t>
+                            </w:r>
+                            <w:bookmarkEnd w:id="140"/>
                           </w:p>
                         </w:tc>
                         <w:tc>
                           <w:tcPr>
-                            <w:tcW w:w="1620" w:type="dxa"/>
+                            <w:tcW w:w="1806" w:type="dxa"/>
                           </w:tcPr>
                           <w:p>
                             <w:pPr>
@@ -6929,351 +7328,44 @@
                                 <w:szCs w:val="20"/>
                               </w:rPr>
                             </w:pPr>
-                            <w:bookmarkStart w:id="134" w:name="NNF_52_1500_230_19_1_B"/>
-                            <w:r>
-                              <w:rPr>
-                                <w:rFonts w:ascii="Times New Roman" w:hAnsi="Times New Roman" w:cs="Times New Roman"/>
-                                <w:spacing w:val="183"/>
-                                <w:sz w:val="20"/>
-                                <w:szCs w:val="20"/>
-                                <w:fitText w:val="1500" w:id="1052"/>
-                              </w:rPr>
-                              <w:t>{{g9}</w:t>
-                            </w:r>
-                            <w:r>
-                              <w:rPr>
-                                <w:rFonts w:ascii="Times New Roman" w:hAnsi="Times New Roman" w:cs="Times New Roman"/>
-                                <w:spacing w:val="2"/>
-                                <w:sz w:val="20"/>
-                                <w:szCs w:val="20"/>
-                                <w:fitText w:val="1500" w:id="1052"/>
+                            <w:bookmarkStart w:id="141" w:name="NNF_141_1500_230_19_1_B"/>
+                            <w:r>
+                              <w:rPr>
+                                <w:rFonts w:ascii="Times New Roman" w:hAnsi="Times New Roman" w:cs="Times New Roman"/>
+                                <w:spacing w:val="136"/>
+                                <w:sz w:val="20"/>
+                                <w:szCs w:val="20"/>
+                                <w:fitText w:val="1500" w:id="1092"/>
+                              </w:rPr>
+                              <w:t>{{g</w:t>
+                            </w:r>
+                            <w:r>
+                              <w:rPr>
+                                <w:rFonts w:ascii="Times New Roman" w:hAnsi="Times New Roman" w:cs="Times New Roman"/>
+                                <w:spacing w:val="136"/>
+                                <w:sz w:val="20"/>
+                                <w:szCs w:val="20"/>
+                                <w:fitText w:val="1500" w:id="1092"/>
+                              </w:rPr>
+                              <w:t>20</w:t>
+                            </w:r>
+                            <w:r>
+                              <w:rPr>
+                                <w:rFonts w:ascii="Times New Roman" w:hAnsi="Times New Roman" w:cs="Times New Roman"/>
+                                <w:spacing w:val="136"/>
+                                <w:sz w:val="20"/>
+                                <w:szCs w:val="20"/>
+                                <w:fitText w:val="1500" w:id="1092"/>
                               </w:rPr>
                               <w:t>}</w:t>
                             </w:r>
-                            <w:bookmarkEnd w:id="134"/>
-                          </w:p>
-                        </w:tc>
-                        <w:tc>
-                          <w:tcPr>
-                            <w:tcW w:w="990" w:type="dxa"/>
-                          </w:tcPr>
-                          <w:p>
-                            <w:pPr>
-                              <w:pStyle w:val="TableParagraph"/>
-                              <w:jc w:val="center"/>
-                              <w:rPr>
-                                <w:rFonts w:ascii="Times New Roman" w:hAnsi="Times New Roman" w:cs="Times New Roman"/>
-                                <w:sz w:val="20"/>
-                                <w:szCs w:val="20"/>
-                              </w:rPr>
-                            </w:pPr>
-                            <w:bookmarkStart w:id="135" w:name="NNF_53_869_230_19_1_B"/>
-                            <w:r>
-                              <w:rPr>
-                                <w:rFonts w:ascii="Times New Roman" w:hAnsi="Times New Roman" w:cs="Times New Roman"/>
-                                <w:spacing w:val="57"/>
-                                <w:sz w:val="20"/>
-                                <w:szCs w:val="20"/>
-                                <w:fitText w:val="869" w:id="1053"/>
-                              </w:rPr>
-                              <w:t>{{b9}</w:t>
-                            </w:r>
                             <w:r>
                               <w:rPr>
                                 <w:rFonts w:ascii="Times New Roman" w:hAnsi="Times New Roman" w:cs="Times New Roman"/>
                                 <w:spacing w:val="1"/>
                                 <w:sz w:val="20"/>
                                 <w:szCs w:val="20"/>
-                                <w:fitText w:val="869" w:id="1053"/>
-                              </w:rPr>
-                              <w:t>}</w:t>
-                            </w:r>
-                            <w:bookmarkEnd w:id="135"/>
-                          </w:p>
-                        </w:tc>
-                        <w:tc>
-                          <w:tcPr>
-                            <w:tcW w:w="3630" w:type="dxa"/>
-                          </w:tcPr>
-                          <w:p>
-                            <w:pPr>
-                              <w:pStyle w:val="TableParagraph"/>
-                              <w:jc w:val="center"/>
-                              <w:rPr>
-                                <w:rFonts w:ascii="Times New Roman" w:hAnsi="Times New Roman" w:cs="Times New Roman"/>
-                                <w:sz w:val="20"/>
-                                <w:szCs w:val="20"/>
-                              </w:rPr>
-                            </w:pPr>
-                            <w:bookmarkStart w:id="136" w:name="NNF_54_3512_230_19_0_B"/>
-                            <w:r>
-                              <w:rPr>
-                                <w:rFonts w:ascii="Times New Roman" w:hAnsi="Times New Roman" w:cs="Times New Roman"/>
-                                <w:sz w:val="20"/>
-                                <w:szCs w:val="20"/>
-                              </w:rPr>
-                              <w:t>{{r9}}</w:t>
-                            </w:r>
-                            <w:bookmarkEnd w:id="136"/>
-                          </w:p>
-                        </w:tc>
-                      </w:tr>
-                      <w:tr>
-                        <w:trPr>
-                          <w:trHeight w:val="229"/>
-                        </w:trPr>
-                        <w:tc>
-                          <w:tcPr>
-                            <w:tcW w:w="3090" w:type="dxa"/>
-                          </w:tcPr>
-                          <w:p>
-                            <w:pPr>
-                              <w:pStyle w:val="TableParagraph"/>
-                              <w:spacing w:before="19" w:line="190" w:lineRule="exact"/>
-                              <w:ind w:left="100"/>
-                              <w:rPr>
-                                <w:rFonts w:ascii="Times New Roman" w:hAnsi="Times New Roman" w:cs="Times New Roman"/>
-                                <w:sz w:val="20"/>
-                                <w:szCs w:val="20"/>
-                              </w:rPr>
-                            </w:pPr>
-                            <w:r>
-                              <w:rPr>
-                                <w:rFonts w:ascii="Times New Roman" w:hAnsi="Times New Roman" w:cs="Times New Roman"/>
-                                <w:spacing w:val="-2"/>
-                                <w:sz w:val="20"/>
-                                <w:szCs w:val="20"/>
-                              </w:rPr>
-                              <w:t>Rubbish</w:t>
-                            </w:r>
-                            <w:r>
-                              <w:rPr>
-                                <w:rFonts w:ascii="Times New Roman" w:hAnsi="Times New Roman" w:cs="Times New Roman"/>
-                                <w:spacing w:val="-12"/>
-                                <w:sz w:val="20"/>
-                                <w:szCs w:val="20"/>
-                              </w:rPr>
-                              <w:t xml:space="preserve"> </w:t>
-                            </w:r>
-                            <w:r>
-                              <w:rPr>
-                                <w:rFonts w:ascii="Times New Roman" w:hAnsi="Times New Roman" w:cs="Times New Roman"/>
-                                <w:spacing w:val="-5"/>
-                                <w:sz w:val="20"/>
-                                <w:szCs w:val="20"/>
-                              </w:rPr>
-                              <w:t>Bin</w:t>
-                            </w:r>
-                          </w:p>
-                        </w:tc>
-                        <w:tc>
-                          <w:tcPr>
-                            <w:tcW w:w="600" w:type="dxa"/>
-                          </w:tcPr>
-                          <w:p>
-                            <w:pPr>
-                              <w:pStyle w:val="TableParagraph"/>
-                              <w:jc w:val="center"/>
-                              <w:rPr>
-                                <w:rFonts w:ascii="Times New Roman" w:hAnsi="Times New Roman" w:cs="Times New Roman"/>
-                                <w:sz w:val="20"/>
-                                <w:szCs w:val="20"/>
-                              </w:rPr>
-                            </w:pPr>
-                            <w:bookmarkStart w:id="137" w:name="NNF_55_480_231_19_1_B"/>
-                            <w:r>
-                              <w:rPr>
-                                <w:rFonts w:ascii="Times New Roman" w:hAnsi="Times New Roman" w:cs="Times New Roman"/>
-                                <w:w w:val="70"/>
-                                <w:sz w:val="20"/>
-                                <w:szCs w:val="20"/>
-                                <w:fitText w:val="480" w:id="1055"/>
-                              </w:rPr>
-                              <w:t>{{q10}</w:t>
-                            </w:r>
-                            <w:r>
-                              <w:rPr>
-                                <w:rFonts w:ascii="Times New Roman" w:hAnsi="Times New Roman" w:cs="Times New Roman"/>
-                                <w:spacing w:val="1"/>
-                                <w:w w:val="70"/>
-                                <w:sz w:val="20"/>
-                                <w:szCs w:val="20"/>
-                                <w:fitText w:val="480" w:id="1055"/>
-                              </w:rPr>
-                              <w:t>}</w:t>
-                            </w:r>
-                            <w:bookmarkEnd w:id="137"/>
-                          </w:p>
-                        </w:tc>
-                        <w:tc>
-                          <w:tcPr>
-                            <w:tcW w:w="1620" w:type="dxa"/>
-                          </w:tcPr>
-                          <w:p>
-                            <w:pPr>
-                              <w:pStyle w:val="TableParagraph"/>
-                              <w:jc w:val="center"/>
-                              <w:rPr>
-                                <w:rFonts w:ascii="Times New Roman" w:hAnsi="Times New Roman" w:cs="Times New Roman"/>
-                                <w:sz w:val="20"/>
-                                <w:szCs w:val="20"/>
-                              </w:rPr>
-                            </w:pPr>
-                            <w:bookmarkStart w:id="138" w:name="NNF_56_1500_231_19_1_B"/>
-                            <w:r>
-                              <w:rPr>
-                                <w:rFonts w:ascii="Times New Roman" w:hAnsi="Times New Roman" w:cs="Times New Roman"/>
-                                <w:spacing w:val="136"/>
-                                <w:sz w:val="20"/>
-                                <w:szCs w:val="20"/>
-                                <w:fitText w:val="1500" w:id="1056"/>
-                              </w:rPr>
-                              <w:t>{{g10}</w:t>
-                            </w:r>
-                            <w:r>
-                              <w:rPr>
-                                <w:rFonts w:ascii="Times New Roman" w:hAnsi="Times New Roman" w:cs="Times New Roman"/>
-                                <w:spacing w:val="1"/>
-                                <w:sz w:val="20"/>
-                                <w:szCs w:val="20"/>
-                                <w:fitText w:val="1500" w:id="1056"/>
-                              </w:rPr>
-                              <w:t>}</w:t>
-                            </w:r>
-                            <w:bookmarkEnd w:id="138"/>
-                          </w:p>
-                        </w:tc>
-                        <w:tc>
-                          <w:tcPr>
-                            <w:tcW w:w="990" w:type="dxa"/>
-                          </w:tcPr>
-                          <w:p>
-                            <w:pPr>
-                              <w:pStyle w:val="TableParagraph"/>
-                              <w:jc w:val="center"/>
-                              <w:rPr>
-                                <w:rFonts w:ascii="Times New Roman" w:hAnsi="Times New Roman" w:cs="Times New Roman"/>
-                                <w:sz w:val="20"/>
-                                <w:szCs w:val="20"/>
-                              </w:rPr>
-                            </w:pPr>
-                            <w:bookmarkStart w:id="139" w:name="NNF_57_869_231_19_1_B"/>
-                            <w:r>
-                              <w:rPr>
-                                <w:rFonts w:ascii="Times New Roman" w:hAnsi="Times New Roman" w:cs="Times New Roman"/>
-                                <w:spacing w:val="30"/>
-                                <w:sz w:val="20"/>
-                                <w:szCs w:val="20"/>
-                                <w:fitText w:val="869" w:id="1057"/>
-                              </w:rPr>
-                              <w:t>{{b10}</w:t>
-                            </w:r>
-                            <w:r>
-                              <w:rPr>
-                                <w:rFonts w:ascii="Times New Roman" w:hAnsi="Times New Roman" w:cs="Times New Roman"/>
-                                <w:spacing w:val="6"/>
-                                <w:sz w:val="20"/>
-                                <w:szCs w:val="20"/>
-                                <w:fitText w:val="869" w:id="1057"/>
-                              </w:rPr>
-                              <w:t>}</w:t>
-                            </w:r>
-                            <w:bookmarkEnd w:id="139"/>
-                          </w:p>
-                        </w:tc>
-                        <w:tc>
-                          <w:tcPr>
-                            <w:tcW w:w="3630" w:type="dxa"/>
-                          </w:tcPr>
-                          <w:p>
-                            <w:pPr>
-                              <w:pStyle w:val="TableParagraph"/>
-                              <w:rPr>
-                                <w:rFonts w:ascii="Times New Roman" w:hAnsi="Times New Roman" w:cs="Times New Roman"/>
-                                <w:sz w:val="20"/>
-                                <w:szCs w:val="20"/>
-                              </w:rPr>
-                            </w:pPr>
-                            <w:bookmarkStart w:id="140" w:name="NNF_58_3512_231_19_0_B"/>
-                            <w:r>
-                              <w:rPr>
-                                <w:rFonts w:ascii="Times New Roman" w:hAnsi="Times New Roman" w:cs="Times New Roman"/>
-                                <w:sz w:val="20"/>
-                                <w:szCs w:val="20"/>
-                              </w:rPr>
-                              <w:t>{{r10}}</w:t>
-                            </w:r>
-                            <w:bookmarkEnd w:id="140"/>
-                          </w:p>
-                        </w:tc>
-                      </w:tr>
-                      <w:tr>
-                        <w:trPr>
-                          <w:trHeight w:val="229"/>
-                        </w:trPr>
-                        <w:tc>
-                          <w:tcPr>
-                            <w:tcW w:w="3090" w:type="dxa"/>
-                          </w:tcPr>
-                          <w:p>
-                            <w:pPr>
-                              <w:pStyle w:val="TableParagraph"/>
-                              <w:spacing w:before="19" w:line="190" w:lineRule="exact"/>
-                              <w:ind w:left="100"/>
-                              <w:rPr>
-                                <w:rFonts w:ascii="Times New Roman" w:hAnsi="Times New Roman" w:cs="Times New Roman"/>
-                                <w:spacing w:val="-2"/>
-                                <w:sz w:val="20"/>
-                                <w:szCs w:val="20"/>
-                              </w:rPr>
-                            </w:pPr>
-                            <w:r>
-                              <w:rPr>
-                                <w:rFonts w:ascii="Times New Roman" w:hAnsi="Times New Roman" w:cs="Times New Roman"/>
-                                <w:spacing w:val="-2"/>
-                                <w:sz w:val="20"/>
-                                <w:szCs w:val="20"/>
-                              </w:rPr>
-                              <w:t>Blanket</w:t>
-                            </w:r>
-                          </w:p>
-                        </w:tc>
-                        <w:tc>
-                          <w:tcPr>
-                            <w:tcW w:w="600" w:type="dxa"/>
-                          </w:tcPr>
-                          <w:p>
-                            <w:pPr>
-                              <w:pStyle w:val="TableParagraph"/>
-                              <w:jc w:val="center"/>
-                              <w:rPr>
-                                <w:rFonts w:ascii="Times New Roman" w:hAnsi="Times New Roman" w:cs="Times New Roman"/>
-                                <w:sz w:val="20"/>
-                                <w:szCs w:val="20"/>
-                                <w:lang w:eastAsia="zh-CN"/>
-                              </w:rPr>
-                            </w:pPr>
-                            <w:bookmarkStart w:id="141" w:name="NNF_59_480_230_19_1_B"/>
-                            <w:r>
-                              <w:rPr>
-                                <w:rFonts w:ascii="Times New Roman" w:hAnsi="Times New Roman" w:cs="Times New Roman" w:hint="eastAsia"/>
-                                <w:w w:val="70"/>
-                                <w:sz w:val="20"/>
-                                <w:szCs w:val="20"/>
-                                <w:fitText w:val="480" w:id="1059"/>
-                                <w:lang w:eastAsia="zh-CN"/>
-                              </w:rPr>
-                              <w:t>{{q11}</w:t>
-                            </w:r>
-                            <w:r>
-                              <w:rPr>
-                                <w:rFonts w:ascii="Times New Roman" w:hAnsi="Times New Roman" w:cs="Times New Roman" w:hint="eastAsia"/>
-                                <w:spacing w:val="1"/>
-                                <w:w w:val="70"/>
-                                <w:sz w:val="20"/>
-                                <w:szCs w:val="20"/>
-                                <w:fitText w:val="480" w:id="1059"/>
-                                <w:lang w:eastAsia="zh-CN"/>
+                                <w:fitText w:val="1500" w:id="1092"/>
                               </w:rPr>
                               <w:t>}</w:t>
                             </w:r>
@@ -7282,1587 +7374,43 @@
                         </w:tc>
                         <w:tc>
                           <w:tcPr>
-                            <w:tcW w:w="1620" w:type="dxa"/>
+                            <w:tcW w:w="4047" w:type="dxa"/>
                           </w:tcPr>
                           <w:p>
                             <w:pPr>
                               <w:pStyle w:val="TableParagraph"/>
-                              <w:jc w:val="center"/>
-                              <w:rPr>
-                                <w:rFonts w:ascii="Times New Roman" w:hAnsi="Times New Roman" w:cs="Times New Roman"/>
-                                <w:sz w:val="20"/>
-                                <w:szCs w:val="20"/>
-                                <w:lang w:eastAsia="zh-CN"/>
+                              <w:rPr>
+                                <w:rFonts w:ascii="Times New Roman" w:hAnsi="Times New Roman" w:cs="Times New Roman"/>
+                                <w:sz w:val="20"/>
+                                <w:szCs w:val="20"/>
                               </w:rPr>
                             </w:pPr>
-                            <w:bookmarkStart w:id="142" w:name="NNF_60_1500_230_19_1_B"/>
-                            <w:r>
-                              <w:rPr>
-                                <w:rFonts w:ascii="Times New Roman" w:hAnsi="Times New Roman" w:cs="Times New Roman" w:hint="eastAsia"/>
-                                <w:spacing w:val="136"/>
-                                <w:sz w:val="20"/>
-                                <w:szCs w:val="20"/>
-                                <w:fitText w:val="1500" w:id="1060"/>
-                                <w:lang w:eastAsia="zh-CN"/>
-                              </w:rPr>
-                              <w:t>{{g11}</w:t>
-                            </w:r>
-                            <w:r>
-                              <w:rPr>
-                                <w:rFonts w:ascii="Times New Roman" w:hAnsi="Times New Roman" w:cs="Times New Roman" w:hint="eastAsia"/>
-                                <w:spacing w:val="1"/>
-                                <w:sz w:val="20"/>
-                                <w:szCs w:val="20"/>
-                                <w:fitText w:val="1500" w:id="1060"/>
-                                <w:lang w:eastAsia="zh-CN"/>
-                              </w:rPr>
-                              <w:t>}</w:t>
+                            <w:bookmarkStart w:id="142" w:name="NNF_142_3512_230_19_0_B"/>
+                            <w:r>
+                              <w:rPr>
+                                <w:rFonts w:ascii="Times New Roman" w:hAnsi="Times New Roman" w:cs="Times New Roman"/>
+                                <w:sz w:val="20"/>
+                                <w:szCs w:val="20"/>
+                              </w:rPr>
+                              <w:t>{{r</w:t>
+                            </w:r>
+                            <w:r>
+                              <w:rPr>
+                                <w:rFonts w:ascii="Times New Roman" w:hAnsi="Times New Roman" w:cs="Times New Roman"/>
+                                <w:sz w:val="20"/>
+                                <w:szCs w:val="20"/>
+                              </w:rPr>
+                              <w:t>20</w:t>
+                            </w:r>
+                            <w:r>
+                              <w:rPr>
+                                <w:rFonts w:ascii="Times New Roman" w:hAnsi="Times New Roman" w:cs="Times New Roman"/>
+                                <w:sz w:val="20"/>
+                                <w:szCs w:val="20"/>
+                              </w:rPr>
+                              <w:t>}}</w:t>
                             </w:r>
                             <w:bookmarkEnd w:id="142"/>
-                          </w:p>
-                        </w:tc>
-                        <w:tc>
-                          <w:tcPr>
-                            <w:tcW w:w="990" w:type="dxa"/>
-                          </w:tcPr>
-                          <w:p>
-                            <w:pPr>
-                              <w:pStyle w:val="TableParagraph"/>
-                              <w:jc w:val="center"/>
-                              <w:rPr>
-                                <w:rFonts w:ascii="Times New Roman" w:hAnsi="Times New Roman" w:cs="Times New Roman"/>
-                                <w:sz w:val="20"/>
-                                <w:szCs w:val="20"/>
-                              </w:rPr>
-                            </w:pPr>
-                            <w:bookmarkStart w:id="143" w:name="NNF_61_869_230_19_1_B"/>
-                            <w:r>
-                              <w:rPr>
-                                <w:rFonts w:ascii="Times New Roman" w:hAnsi="Times New Roman" w:cs="Times New Roman"/>
-                                <w:spacing w:val="30"/>
-                                <w:sz w:val="20"/>
-                                <w:szCs w:val="20"/>
-                                <w:fitText w:val="869" w:id="1061"/>
-                              </w:rPr>
-                              <w:t>{{b11}</w:t>
-                            </w:r>
-                            <w:r>
-                              <w:rPr>
-                                <w:rFonts w:ascii="Times New Roman" w:hAnsi="Times New Roman" w:cs="Times New Roman"/>
-                                <w:spacing w:val="6"/>
-                                <w:sz w:val="20"/>
-                                <w:szCs w:val="20"/>
-                                <w:fitText w:val="869" w:id="1061"/>
-                              </w:rPr>
-                              <w:t>}</w:t>
-                            </w:r>
-                            <w:bookmarkEnd w:id="143"/>
-                          </w:p>
-                        </w:tc>
-                        <w:tc>
-                          <w:tcPr>
-                            <w:tcW w:w="3630" w:type="dxa"/>
-                          </w:tcPr>
-                          <w:p>
-                            <w:pPr>
-                              <w:pStyle w:val="TableParagraph"/>
-                              <w:rPr>
-                                <w:rFonts w:ascii="Times New Roman" w:hAnsi="Times New Roman" w:cs="Times New Roman"/>
-                                <w:sz w:val="20"/>
-                                <w:szCs w:val="20"/>
-                              </w:rPr>
-                            </w:pPr>
-                            <w:bookmarkStart w:id="144" w:name="NNF_62_3512_230_19_0_B"/>
-                            <w:r>
-                              <w:rPr>
-                                <w:rFonts w:ascii="Times New Roman" w:hAnsi="Times New Roman" w:cs="Times New Roman"/>
-                                <w:sz w:val="20"/>
-                                <w:szCs w:val="20"/>
-                              </w:rPr>
-                              <w:t>{{r11}}</w:t>
-                            </w:r>
-                            <w:bookmarkEnd w:id="144"/>
-                          </w:p>
-                        </w:tc>
-                      </w:tr>
-                      <w:tr>
-                        <w:trPr>
-                          <w:trHeight w:val="230"/>
-                        </w:trPr>
-                        <w:tc>
-                          <w:tcPr>
-                            <w:tcW w:w="3090" w:type="dxa"/>
-                          </w:tcPr>
-                          <w:p>
-                            <w:pPr>
-                              <w:pStyle w:val="TableParagraph"/>
-                              <w:spacing w:before="20" w:line="190" w:lineRule="exact"/>
-                              <w:ind w:left="100"/>
-                              <w:rPr>
-                                <w:rFonts w:ascii="Times New Roman" w:hAnsi="Times New Roman" w:cs="Times New Roman"/>
-                                <w:sz w:val="20"/>
-                                <w:szCs w:val="20"/>
-                              </w:rPr>
-                            </w:pPr>
-                            <w:r>
-                              <w:rPr>
-                                <w:rFonts w:ascii="Times New Roman" w:hAnsi="Times New Roman" w:cs="Times New Roman"/>
-                                <w:sz w:val="20"/>
-                                <w:szCs w:val="20"/>
-                              </w:rPr>
-                              <w:t>Mattress</w:t>
-                            </w:r>
-                            <w:r>
-                              <w:rPr>
-                                <w:rFonts w:ascii="Times New Roman" w:hAnsi="Times New Roman" w:cs="Times New Roman"/>
-                                <w:spacing w:val="-21"/>
-                                <w:sz w:val="20"/>
-                                <w:szCs w:val="20"/>
-                              </w:rPr>
-                              <w:t xml:space="preserve"> </w:t>
-                            </w:r>
-                            <w:r>
-                              <w:rPr>
-                                <w:rFonts w:ascii="Times New Roman" w:hAnsi="Times New Roman" w:cs="Times New Roman"/>
-                                <w:spacing w:val="-2"/>
-                                <w:sz w:val="20"/>
-                                <w:szCs w:val="20"/>
-                              </w:rPr>
-                              <w:t>Cover</w:t>
-                            </w:r>
-                          </w:p>
-                        </w:tc>
-                        <w:tc>
-                          <w:tcPr>
-                            <w:tcW w:w="600" w:type="dxa"/>
-                          </w:tcPr>
-                          <w:p>
-                            <w:pPr>
-                              <w:pStyle w:val="TableParagraph"/>
-                              <w:jc w:val="center"/>
-                              <w:rPr>
-                                <w:rFonts w:ascii="Times New Roman" w:hAnsi="Times New Roman" w:cs="Times New Roman"/>
-                                <w:sz w:val="20"/>
-                                <w:szCs w:val="20"/>
-                                <w:lang w:eastAsia="zh-CN"/>
-                              </w:rPr>
-                            </w:pPr>
-                            <w:bookmarkStart w:id="145" w:name="NNF_63_480_230_19_1_B"/>
-                            <w:r>
-                              <w:rPr>
-                                <w:rFonts w:ascii="Times New Roman" w:hAnsi="Times New Roman" w:cs="Times New Roman" w:hint="eastAsia"/>
-                                <w:w w:val="70"/>
-                                <w:sz w:val="20"/>
-                                <w:szCs w:val="20"/>
-                                <w:fitText w:val="480" w:id="1063"/>
-                                <w:lang w:eastAsia="zh-CN"/>
-                              </w:rPr>
-                              <w:t>{{q12}</w:t>
-                            </w:r>
-                            <w:r>
-                              <w:rPr>
-                                <w:rFonts w:ascii="Times New Roman" w:hAnsi="Times New Roman" w:cs="Times New Roman" w:hint="eastAsia"/>
-                                <w:spacing w:val="1"/>
-                                <w:w w:val="70"/>
-                                <w:sz w:val="20"/>
-                                <w:szCs w:val="20"/>
-                                <w:fitText w:val="480" w:id="1063"/>
-                                <w:lang w:eastAsia="zh-CN"/>
-                              </w:rPr>
-                              <w:t>}</w:t>
-                            </w:r>
-                            <w:bookmarkEnd w:id="145"/>
-                          </w:p>
-                        </w:tc>
-                        <w:tc>
-                          <w:tcPr>
-                            <w:tcW w:w="1620" w:type="dxa"/>
-                          </w:tcPr>
-                          <w:p>
-                            <w:pPr>
-                              <w:pStyle w:val="TableParagraph"/>
-                              <w:jc w:val="center"/>
-                              <w:rPr>
-                                <w:rFonts w:ascii="Times New Roman" w:hAnsi="Times New Roman" w:cs="Times New Roman"/>
-                                <w:sz w:val="20"/>
-                                <w:szCs w:val="20"/>
-                                <w:lang w:eastAsia="zh-CN"/>
-                              </w:rPr>
-                            </w:pPr>
-                            <w:bookmarkStart w:id="146" w:name="NNF_64_1500_230_19_1_B"/>
-                            <w:r>
-                              <w:rPr>
-                                <w:rFonts w:ascii="Times New Roman" w:hAnsi="Times New Roman" w:cs="Times New Roman" w:hint="eastAsia"/>
-                                <w:spacing w:val="136"/>
-                                <w:sz w:val="20"/>
-                                <w:szCs w:val="20"/>
-                                <w:fitText w:val="1500" w:id="1064"/>
-                                <w:lang w:eastAsia="zh-CN"/>
-                              </w:rPr>
-                              <w:t>{{g12}</w:t>
-                            </w:r>
-                            <w:r>
-                              <w:rPr>
-                                <w:rFonts w:ascii="Times New Roman" w:hAnsi="Times New Roman" w:cs="Times New Roman" w:hint="eastAsia"/>
-                                <w:spacing w:val="1"/>
-                                <w:sz w:val="20"/>
-                                <w:szCs w:val="20"/>
-                                <w:fitText w:val="1500" w:id="1064"/>
-                                <w:lang w:eastAsia="zh-CN"/>
-                              </w:rPr>
-                              <w:t>}</w:t>
-                            </w:r>
-                            <w:bookmarkEnd w:id="146"/>
-                          </w:p>
-                        </w:tc>
-                        <w:tc>
-                          <w:tcPr>
-                            <w:tcW w:w="990" w:type="dxa"/>
-                          </w:tcPr>
-                          <w:p>
-                            <w:pPr>
-                              <w:pStyle w:val="TableParagraph"/>
-                              <w:jc w:val="center"/>
-                              <w:rPr>
-                                <w:rFonts w:ascii="Times New Roman" w:hAnsi="Times New Roman" w:cs="Times New Roman"/>
-                                <w:sz w:val="20"/>
-                                <w:szCs w:val="20"/>
-                              </w:rPr>
-                            </w:pPr>
-                            <w:bookmarkStart w:id="147" w:name="NNF_65_869_230_19_1_B"/>
-                            <w:r>
-                              <w:rPr>
-                                <w:rFonts w:ascii="Times New Roman" w:hAnsi="Times New Roman" w:cs="Times New Roman"/>
-                                <w:spacing w:val="30"/>
-                                <w:sz w:val="20"/>
-                                <w:szCs w:val="20"/>
-                                <w:fitText w:val="869" w:id="1065"/>
-                              </w:rPr>
-                              <w:t>{{b12}</w:t>
-                            </w:r>
-                            <w:r>
-                              <w:rPr>
-                                <w:rFonts w:ascii="Times New Roman" w:hAnsi="Times New Roman" w:cs="Times New Roman"/>
-                                <w:spacing w:val="6"/>
-                                <w:sz w:val="20"/>
-                                <w:szCs w:val="20"/>
-                                <w:fitText w:val="869" w:id="1065"/>
-                              </w:rPr>
-                              <w:t>}</w:t>
-                            </w:r>
-                            <w:bookmarkEnd w:id="147"/>
-                          </w:p>
-                        </w:tc>
-                        <w:tc>
-                          <w:tcPr>
-                            <w:tcW w:w="3630" w:type="dxa"/>
-                          </w:tcPr>
-                          <w:p>
-                            <w:pPr>
-                              <w:pStyle w:val="TableParagraph"/>
-                              <w:rPr>
-                                <w:rFonts w:ascii="Times New Roman" w:hAnsi="Times New Roman" w:cs="Times New Roman"/>
-                                <w:sz w:val="20"/>
-                                <w:szCs w:val="20"/>
-                              </w:rPr>
-                            </w:pPr>
-                            <w:bookmarkStart w:id="148" w:name="NNF_66_3512_230_19_0_B"/>
-                            <w:r>
-                              <w:rPr>
-                                <w:rFonts w:ascii="Times New Roman" w:hAnsi="Times New Roman" w:cs="Times New Roman"/>
-                                <w:sz w:val="20"/>
-                                <w:szCs w:val="20"/>
-                              </w:rPr>
-                              <w:t>{{r12}}</w:t>
-                            </w:r>
-                            <w:bookmarkEnd w:id="148"/>
-                          </w:p>
-                        </w:tc>
-                      </w:tr>
-                      <w:tr>
-                        <w:trPr>
-                          <w:trHeight w:val="248"/>
-                        </w:trPr>
-                        <w:tc>
-                          <w:tcPr>
-                            <w:tcW w:w="3090" w:type="dxa"/>
-                          </w:tcPr>
-                          <w:p>
-                            <w:pPr>
-                              <w:pStyle w:val="TableParagraph"/>
-                              <w:spacing w:line="229" w:lineRule="exact"/>
-                              <w:ind w:left="100"/>
-                              <w:rPr>
-                                <w:rFonts w:ascii="Times New Roman" w:hAnsi="Times New Roman" w:cs="Times New Roman"/>
-                                <w:sz w:val="20"/>
-                                <w:szCs w:val="20"/>
-                              </w:rPr>
-                            </w:pPr>
-                            <w:r>
-                              <w:rPr>
-                                <w:rFonts w:ascii="Times New Roman" w:hAnsi="Times New Roman" w:cs="Times New Roman"/>
-                                <w:spacing w:val="-2"/>
-                                <w:sz w:val="20"/>
-                                <w:szCs w:val="20"/>
-                              </w:rPr>
-                              <w:t>Aircond</w:t>
-                            </w:r>
-                          </w:p>
-                        </w:tc>
-                        <w:tc>
-                          <w:tcPr>
-                            <w:tcW w:w="600" w:type="dxa"/>
-                          </w:tcPr>
-                          <w:p>
-                            <w:pPr>
-                              <w:pStyle w:val="TableParagraph"/>
-                              <w:jc w:val="center"/>
-                              <w:rPr>
-                                <w:rFonts w:ascii="Times New Roman" w:hAnsi="Times New Roman" w:cs="Times New Roman"/>
-                                <w:sz w:val="20"/>
-                                <w:szCs w:val="20"/>
-                              </w:rPr>
-                            </w:pPr>
-                            <w:bookmarkStart w:id="149" w:name="NNF_67_480_249_19_1_B"/>
-                            <w:r>
-                              <w:rPr>
-                                <w:rFonts w:ascii="Times New Roman" w:hAnsi="Times New Roman" w:cs="Times New Roman"/>
-                                <w:w w:val="70"/>
-                                <w:sz w:val="20"/>
-                                <w:szCs w:val="20"/>
-                                <w:fitText w:val="480" w:id="1067"/>
-                              </w:rPr>
-                              <w:t>{{q13}</w:t>
-                            </w:r>
-                            <w:r>
-                              <w:rPr>
-                                <w:rFonts w:ascii="Times New Roman" w:hAnsi="Times New Roman" w:cs="Times New Roman"/>
-                                <w:spacing w:val="1"/>
-                                <w:w w:val="70"/>
-                                <w:sz w:val="20"/>
-                                <w:szCs w:val="20"/>
-                                <w:fitText w:val="480" w:id="1067"/>
-                              </w:rPr>
-                              <w:t>}</w:t>
-                            </w:r>
-                            <w:bookmarkEnd w:id="149"/>
-                          </w:p>
-                        </w:tc>
-                        <w:tc>
-                          <w:tcPr>
-                            <w:tcW w:w="1620" w:type="dxa"/>
-                          </w:tcPr>
-                          <w:p>
-                            <w:pPr>
-                              <w:pStyle w:val="TableParagraph"/>
-                              <w:jc w:val="center"/>
-                              <w:rPr>
-                                <w:rFonts w:ascii="Times New Roman" w:hAnsi="Times New Roman" w:cs="Times New Roman"/>
-                                <w:sz w:val="20"/>
-                                <w:szCs w:val="20"/>
-                              </w:rPr>
-                            </w:pPr>
-                            <w:bookmarkStart w:id="150" w:name="NNF_68_1500_249_19_1_B"/>
-                            <w:r>
-                              <w:rPr>
-                                <w:rFonts w:ascii="Times New Roman" w:hAnsi="Times New Roman" w:cs="Times New Roman"/>
-                                <w:spacing w:val="136"/>
-                                <w:sz w:val="20"/>
-                                <w:szCs w:val="20"/>
-                                <w:fitText w:val="1500" w:id="1068"/>
-                              </w:rPr>
-                              <w:t>{{g13}</w:t>
-                            </w:r>
-                            <w:r>
-                              <w:rPr>
-                                <w:rFonts w:ascii="Times New Roman" w:hAnsi="Times New Roman" w:cs="Times New Roman"/>
-                                <w:spacing w:val="1"/>
-                                <w:sz w:val="20"/>
-                                <w:szCs w:val="20"/>
-                                <w:fitText w:val="1500" w:id="1068"/>
-                              </w:rPr>
-                              <w:t>}</w:t>
-                            </w:r>
-                            <w:bookmarkEnd w:id="150"/>
-                          </w:p>
-                        </w:tc>
-                        <w:tc>
-                          <w:tcPr>
-                            <w:tcW w:w="990" w:type="dxa"/>
-                          </w:tcPr>
-                          <w:p>
-                            <w:pPr>
-                              <w:pStyle w:val="TableParagraph"/>
-                              <w:jc w:val="center"/>
-                              <w:rPr>
-                                <w:rFonts w:ascii="Times New Roman" w:hAnsi="Times New Roman" w:cs="Times New Roman"/>
-                                <w:sz w:val="20"/>
-                                <w:szCs w:val="20"/>
-                              </w:rPr>
-                            </w:pPr>
-                            <w:bookmarkStart w:id="151" w:name="NNF_69_869_249_19_1_B"/>
-                            <w:r>
-                              <w:rPr>
-                                <w:rFonts w:ascii="Times New Roman" w:hAnsi="Times New Roman" w:cs="Times New Roman"/>
-                                <w:spacing w:val="30"/>
-                                <w:sz w:val="20"/>
-                                <w:szCs w:val="20"/>
-                                <w:fitText w:val="869" w:id="1069"/>
-                              </w:rPr>
-                              <w:t>{{b13}</w:t>
-                            </w:r>
-                            <w:r>
-                              <w:rPr>
-                                <w:rFonts w:ascii="Times New Roman" w:hAnsi="Times New Roman" w:cs="Times New Roman"/>
-                                <w:spacing w:val="6"/>
-                                <w:sz w:val="20"/>
-                                <w:szCs w:val="20"/>
-                                <w:fitText w:val="869" w:id="1069"/>
-                              </w:rPr>
-                              <w:t>}</w:t>
-                            </w:r>
-                            <w:bookmarkEnd w:id="151"/>
-                          </w:p>
-                        </w:tc>
-                        <w:tc>
-                          <w:tcPr>
-                            <w:tcW w:w="3630" w:type="dxa"/>
-                          </w:tcPr>
-                          <w:p>
-                            <w:pPr>
-                              <w:pStyle w:val="TableParagraph"/>
-                              <w:rPr>
-                                <w:rFonts w:ascii="Times New Roman" w:hAnsi="Times New Roman" w:cs="Times New Roman"/>
-                                <w:sz w:val="20"/>
-                                <w:szCs w:val="20"/>
-                              </w:rPr>
-                            </w:pPr>
-                            <w:bookmarkStart w:id="152" w:name="NNF_70_3512_249_19_0_B"/>
-                            <w:r>
-                              <w:rPr>
-                                <w:rFonts w:ascii="Times New Roman" w:hAnsi="Times New Roman" w:cs="Times New Roman"/>
-                                <w:sz w:val="20"/>
-                                <w:szCs w:val="20"/>
-                              </w:rPr>
-                              <w:t>{{r13}}</w:t>
-                            </w:r>
-                            <w:bookmarkEnd w:id="152"/>
-                          </w:p>
-                        </w:tc>
-                      </w:tr>
-                      <w:tr>
-                        <w:trPr>
-                          <w:trHeight w:val="230"/>
-                        </w:trPr>
-                        <w:tc>
-                          <w:tcPr>
-                            <w:tcW w:w="3090" w:type="dxa"/>
-                          </w:tcPr>
-                          <w:p>
-                            <w:pPr>
-                              <w:pStyle w:val="TableParagraph"/>
-                              <w:spacing w:line="210" w:lineRule="exact"/>
-                              <w:ind w:left="100"/>
-                              <w:rPr>
-                                <w:rFonts w:ascii="Times New Roman" w:hAnsi="Times New Roman" w:cs="Times New Roman"/>
-                                <w:sz w:val="20"/>
-                                <w:szCs w:val="20"/>
-                              </w:rPr>
-                            </w:pPr>
-                            <w:r>
-                              <w:rPr>
-                                <w:rFonts w:ascii="Times New Roman" w:hAnsi="Times New Roman" w:cs="Times New Roman"/>
-                                <w:sz w:val="20"/>
-                                <w:szCs w:val="20"/>
-                              </w:rPr>
-                              <w:t>Aircond</w:t>
-                            </w:r>
-                            <w:r>
-                              <w:rPr>
-                                <w:rFonts w:ascii="Times New Roman" w:hAnsi="Times New Roman" w:cs="Times New Roman"/>
-                                <w:spacing w:val="-19"/>
-                                <w:sz w:val="20"/>
-                                <w:szCs w:val="20"/>
-                              </w:rPr>
-                              <w:t xml:space="preserve"> </w:t>
-                            </w:r>
-                            <w:r>
-                              <w:rPr>
-                                <w:rFonts w:ascii="Times New Roman" w:hAnsi="Times New Roman" w:cs="Times New Roman"/>
-                                <w:spacing w:val="-2"/>
-                                <w:sz w:val="20"/>
-                                <w:szCs w:val="20"/>
-                              </w:rPr>
-                              <w:t>Remote</w:t>
-                            </w:r>
-                          </w:p>
-                        </w:tc>
-                        <w:tc>
-                          <w:tcPr>
-                            <w:tcW w:w="600" w:type="dxa"/>
-                          </w:tcPr>
-                          <w:p>
-                            <w:pPr>
-                              <w:pStyle w:val="TableParagraph"/>
-                              <w:jc w:val="center"/>
-                              <w:rPr>
-                                <w:rFonts w:ascii="Times New Roman" w:hAnsi="Times New Roman" w:cs="Times New Roman"/>
-                                <w:sz w:val="20"/>
-                                <w:szCs w:val="20"/>
-                              </w:rPr>
-                            </w:pPr>
-                            <w:bookmarkStart w:id="153" w:name="NNF_71_480_230_19_1_B"/>
-                            <w:r>
-                              <w:rPr>
-                                <w:rFonts w:ascii="Times New Roman" w:hAnsi="Times New Roman" w:cs="Times New Roman"/>
-                                <w:w w:val="70"/>
-                                <w:sz w:val="20"/>
-                                <w:szCs w:val="20"/>
-                                <w:fitText w:val="480" w:id="1071"/>
-                              </w:rPr>
-                              <w:t>{{q14}</w:t>
-                            </w:r>
-                            <w:r>
-                              <w:rPr>
-                                <w:rFonts w:ascii="Times New Roman" w:hAnsi="Times New Roman" w:cs="Times New Roman"/>
-                                <w:spacing w:val="1"/>
-                                <w:w w:val="70"/>
-                                <w:sz w:val="20"/>
-                                <w:szCs w:val="20"/>
-                                <w:fitText w:val="480" w:id="1071"/>
-                              </w:rPr>
-                              <w:t>}</w:t>
-                            </w:r>
-                            <w:bookmarkEnd w:id="153"/>
-                          </w:p>
-                        </w:tc>
-                        <w:tc>
-                          <w:tcPr>
-                            <w:tcW w:w="1620" w:type="dxa"/>
-                          </w:tcPr>
-                          <w:p>
-                            <w:pPr>
-                              <w:pStyle w:val="TableParagraph"/>
-                              <w:jc w:val="center"/>
-                              <w:rPr>
-                                <w:rFonts w:ascii="Times New Roman" w:hAnsi="Times New Roman" w:cs="Times New Roman"/>
-                                <w:sz w:val="20"/>
-                                <w:szCs w:val="20"/>
-                              </w:rPr>
-                            </w:pPr>
-                            <w:bookmarkStart w:id="154" w:name="NNF_72_1500_230_19_1_B"/>
-                            <w:r>
-                              <w:rPr>
-                                <w:rFonts w:ascii="Times New Roman" w:hAnsi="Times New Roman" w:cs="Times New Roman"/>
-                                <w:spacing w:val="136"/>
-                                <w:sz w:val="20"/>
-                                <w:szCs w:val="20"/>
-                                <w:fitText w:val="1500" w:id="1072"/>
-                              </w:rPr>
-                              <w:t>{{g14}</w:t>
-                            </w:r>
-                            <w:r>
-                              <w:rPr>
-                                <w:rFonts w:ascii="Times New Roman" w:hAnsi="Times New Roman" w:cs="Times New Roman"/>
-                                <w:spacing w:val="1"/>
-                                <w:sz w:val="20"/>
-                                <w:szCs w:val="20"/>
-                                <w:fitText w:val="1500" w:id="1072"/>
-                              </w:rPr>
-                              <w:t>}</w:t>
-                            </w:r>
-                            <w:bookmarkEnd w:id="154"/>
-                          </w:p>
-                        </w:tc>
-                        <w:tc>
-                          <w:tcPr>
-                            <w:tcW w:w="990" w:type="dxa"/>
-                          </w:tcPr>
-                          <w:p>
-                            <w:pPr>
-                              <w:pStyle w:val="TableParagraph"/>
-                              <w:jc w:val="center"/>
-                              <w:rPr>
-                                <w:rFonts w:ascii="Times New Roman" w:hAnsi="Times New Roman" w:cs="Times New Roman"/>
-                                <w:sz w:val="20"/>
-                                <w:szCs w:val="20"/>
-                              </w:rPr>
-                            </w:pPr>
-                            <w:bookmarkStart w:id="155" w:name="NNF_73_869_230_19_1_B"/>
-                            <w:r>
-                              <w:rPr>
-                                <w:rFonts w:ascii="Times New Roman" w:hAnsi="Times New Roman" w:cs="Times New Roman"/>
-                                <w:spacing w:val="30"/>
-                                <w:sz w:val="20"/>
-                                <w:szCs w:val="20"/>
-                                <w:fitText w:val="869" w:id="1073"/>
-                              </w:rPr>
-                              <w:t>{{b14}</w:t>
-                            </w:r>
-                            <w:r>
-                              <w:rPr>
-                                <w:rFonts w:ascii="Times New Roman" w:hAnsi="Times New Roman" w:cs="Times New Roman"/>
-                                <w:spacing w:val="6"/>
-                                <w:sz w:val="20"/>
-                                <w:szCs w:val="20"/>
-                                <w:fitText w:val="869" w:id="1073"/>
-                              </w:rPr>
-                              <w:t>}</w:t>
-                            </w:r>
-                            <w:bookmarkEnd w:id="155"/>
-                          </w:p>
-                        </w:tc>
-                        <w:tc>
-                          <w:tcPr>
-                            <w:tcW w:w="3630" w:type="dxa"/>
-                          </w:tcPr>
-                          <w:p>
-                            <w:pPr>
-                              <w:pStyle w:val="TableParagraph"/>
-                              <w:rPr>
-                                <w:rFonts w:ascii="Times New Roman" w:hAnsi="Times New Roman" w:cs="Times New Roman"/>
-                                <w:sz w:val="20"/>
-                                <w:szCs w:val="20"/>
-                              </w:rPr>
-                            </w:pPr>
-                            <w:bookmarkStart w:id="156" w:name="NNF_74_3512_230_19_0_B"/>
-                            <w:r>
-                              <w:rPr>
-                                <w:rFonts w:ascii="Times New Roman" w:hAnsi="Times New Roman" w:cs="Times New Roman"/>
-                                <w:sz w:val="20"/>
-                                <w:szCs w:val="20"/>
-                              </w:rPr>
-                              <w:t>{{r14}}</w:t>
-                            </w:r>
-                            <w:bookmarkEnd w:id="156"/>
-                          </w:p>
-                        </w:tc>
-                      </w:tr>
-                      <w:tr>
-                        <w:trPr>
-                          <w:trHeight w:val="230"/>
-                        </w:trPr>
-                        <w:tc>
-                          <w:tcPr>
-                            <w:tcW w:w="3090" w:type="dxa"/>
-                          </w:tcPr>
-                          <w:p>
-                            <w:pPr>
-                              <w:pStyle w:val="TableParagraph"/>
-                              <w:spacing w:line="210" w:lineRule="exact"/>
-                              <w:ind w:left="100"/>
-                              <w:rPr>
-                                <w:rFonts w:ascii="Times New Roman" w:hAnsi="Times New Roman" w:cs="Times New Roman"/>
-                                <w:sz w:val="20"/>
-                                <w:szCs w:val="20"/>
-                              </w:rPr>
-                            </w:pPr>
-                            <w:r>
-                              <w:rPr>
-                                <w:rFonts w:ascii="Times New Roman" w:hAnsi="Times New Roman" w:cs="Times New Roman"/>
-                                <w:spacing w:val="-2"/>
-                                <w:sz w:val="20"/>
-                                <w:szCs w:val="20"/>
-                              </w:rPr>
-                              <w:t>Ceiling</w:t>
-                            </w:r>
-                            <w:r>
-                              <w:rPr>
-                                <w:rFonts w:ascii="Times New Roman" w:hAnsi="Times New Roman" w:cs="Times New Roman"/>
-                                <w:spacing w:val="-14"/>
-                                <w:sz w:val="20"/>
-                                <w:szCs w:val="20"/>
-                              </w:rPr>
-                              <w:t xml:space="preserve"> </w:t>
-                            </w:r>
-                            <w:r>
-                              <w:rPr>
-                                <w:rFonts w:ascii="Times New Roman" w:hAnsi="Times New Roman" w:cs="Times New Roman"/>
-                                <w:spacing w:val="-2"/>
-                                <w:sz w:val="20"/>
-                                <w:szCs w:val="20"/>
-                              </w:rPr>
-                              <w:t>Fan</w:t>
-                            </w:r>
-                          </w:p>
-                        </w:tc>
-                        <w:tc>
-                          <w:tcPr>
-                            <w:tcW w:w="600" w:type="dxa"/>
-                          </w:tcPr>
-                          <w:p>
-                            <w:pPr>
-                              <w:pStyle w:val="TableParagraph"/>
-                              <w:jc w:val="center"/>
-                              <w:rPr>
-                                <w:rFonts w:ascii="Times New Roman" w:hAnsi="Times New Roman" w:cs="Times New Roman"/>
-                                <w:sz w:val="20"/>
-                                <w:szCs w:val="20"/>
-                              </w:rPr>
-                            </w:pPr>
-                            <w:bookmarkStart w:id="157" w:name="NNF_75_480_230_19_1_B"/>
-                            <w:r>
-                              <w:rPr>
-                                <w:rFonts w:ascii="Times New Roman" w:hAnsi="Times New Roman" w:cs="Times New Roman"/>
-                                <w:w w:val="70"/>
-                                <w:sz w:val="20"/>
-                                <w:szCs w:val="20"/>
-                                <w:fitText w:val="480" w:id="1075"/>
-                              </w:rPr>
-                              <w:t>{{q15}</w:t>
-                            </w:r>
-                            <w:r>
-                              <w:rPr>
-                                <w:rFonts w:ascii="Times New Roman" w:hAnsi="Times New Roman" w:cs="Times New Roman"/>
-                                <w:spacing w:val="1"/>
-                                <w:w w:val="70"/>
-                                <w:sz w:val="20"/>
-                                <w:szCs w:val="20"/>
-                                <w:fitText w:val="480" w:id="1075"/>
-                              </w:rPr>
-                              <w:t>}</w:t>
-                            </w:r>
-                            <w:bookmarkEnd w:id="157"/>
-                          </w:p>
-                        </w:tc>
-                        <w:tc>
-                          <w:tcPr>
-                            <w:tcW w:w="1620" w:type="dxa"/>
-                          </w:tcPr>
-                          <w:p>
-                            <w:pPr>
-                              <w:pStyle w:val="TableParagraph"/>
-                              <w:jc w:val="center"/>
-                              <w:rPr>
-                                <w:rFonts w:ascii="Times New Roman" w:hAnsi="Times New Roman" w:cs="Times New Roman"/>
-                                <w:sz w:val="20"/>
-                                <w:szCs w:val="20"/>
-                              </w:rPr>
-                            </w:pPr>
-                            <w:bookmarkStart w:id="158" w:name="NNF_76_1500_230_19_1_B"/>
-                            <w:r>
-                              <w:rPr>
-                                <w:rFonts w:ascii="Times New Roman" w:hAnsi="Times New Roman" w:cs="Times New Roman"/>
-                                <w:spacing w:val="136"/>
-                                <w:sz w:val="20"/>
-                                <w:szCs w:val="20"/>
-                                <w:fitText w:val="1500" w:id="1076"/>
-                              </w:rPr>
-                              <w:t>{{g15}</w:t>
-                            </w:r>
-                            <w:r>
-                              <w:rPr>
-                                <w:rFonts w:ascii="Times New Roman" w:hAnsi="Times New Roman" w:cs="Times New Roman"/>
-                                <w:spacing w:val="1"/>
-                                <w:sz w:val="20"/>
-                                <w:szCs w:val="20"/>
-                                <w:fitText w:val="1500" w:id="1076"/>
-                              </w:rPr>
-                              <w:t>}</w:t>
-                            </w:r>
-                            <w:bookmarkEnd w:id="158"/>
-                          </w:p>
-                        </w:tc>
-                        <w:tc>
-                          <w:tcPr>
-                            <w:tcW w:w="990" w:type="dxa"/>
-                          </w:tcPr>
-                          <w:p>
-                            <w:pPr>
-                              <w:pStyle w:val="TableParagraph"/>
-                              <w:jc w:val="center"/>
-                              <w:rPr>
-                                <w:rFonts w:ascii="Times New Roman" w:hAnsi="Times New Roman" w:cs="Times New Roman"/>
-                                <w:sz w:val="20"/>
-                                <w:szCs w:val="20"/>
-                              </w:rPr>
-                            </w:pPr>
-                            <w:bookmarkStart w:id="159" w:name="NNF_77_869_230_19_1_B"/>
-                            <w:r>
-                              <w:rPr>
-                                <w:rFonts w:ascii="Times New Roman" w:hAnsi="Times New Roman" w:cs="Times New Roman"/>
-                                <w:spacing w:val="30"/>
-                                <w:sz w:val="20"/>
-                                <w:szCs w:val="20"/>
-                                <w:fitText w:val="869" w:id="1077"/>
-                              </w:rPr>
-                              <w:t>{{b15}</w:t>
-                            </w:r>
-                            <w:r>
-                              <w:rPr>
-                                <w:rFonts w:ascii="Times New Roman" w:hAnsi="Times New Roman" w:cs="Times New Roman"/>
-                                <w:spacing w:val="6"/>
-                                <w:sz w:val="20"/>
-                                <w:szCs w:val="20"/>
-                                <w:fitText w:val="869" w:id="1077"/>
-                              </w:rPr>
-                              <w:t>}</w:t>
-                            </w:r>
-                            <w:bookmarkEnd w:id="159"/>
-                          </w:p>
-                        </w:tc>
-                        <w:tc>
-                          <w:tcPr>
-                            <w:tcW w:w="3630" w:type="dxa"/>
-                          </w:tcPr>
-                          <w:p>
-                            <w:pPr>
-                              <w:pStyle w:val="TableParagraph"/>
-                              <w:rPr>
-                                <w:rFonts w:ascii="Times New Roman" w:hAnsi="Times New Roman" w:cs="Times New Roman"/>
-                                <w:sz w:val="20"/>
-                                <w:szCs w:val="20"/>
-                              </w:rPr>
-                            </w:pPr>
-                            <w:bookmarkStart w:id="160" w:name="NNF_78_3512_230_19_0_B"/>
-                            <w:r>
-                              <w:rPr>
-                                <w:rFonts w:ascii="Times New Roman" w:hAnsi="Times New Roman" w:cs="Times New Roman"/>
-                                <w:sz w:val="20"/>
-                                <w:szCs w:val="20"/>
-                              </w:rPr>
-                              <w:t>{{r15}}</w:t>
-                            </w:r>
-                            <w:bookmarkEnd w:id="160"/>
-                          </w:p>
-                        </w:tc>
-                      </w:tr>
-                      <w:tr>
-                        <w:trPr>
-                          <w:trHeight w:val="230"/>
-                        </w:trPr>
-                        <w:tc>
-                          <w:tcPr>
-                            <w:tcW w:w="3090" w:type="dxa"/>
-                          </w:tcPr>
-                          <w:p>
-                            <w:pPr>
-                              <w:pStyle w:val="TableParagraph"/>
-                              <w:spacing w:before="22" w:line="187" w:lineRule="exact"/>
-                              <w:ind w:left="100"/>
-                              <w:rPr>
-                                <w:rFonts w:ascii="Times New Roman" w:hAnsi="Times New Roman" w:cs="Times New Roman"/>
-                                <w:sz w:val="20"/>
-                                <w:szCs w:val="20"/>
-                              </w:rPr>
-                            </w:pPr>
-                            <w:r>
-                              <w:rPr>
-                                <w:rFonts w:ascii="Times New Roman" w:hAnsi="Times New Roman" w:cs="Times New Roman"/>
-                                <w:sz w:val="20"/>
-                                <w:szCs w:val="20"/>
-                              </w:rPr>
-                              <w:t>Fan</w:t>
-                            </w:r>
-                            <w:r>
-                              <w:rPr>
-                                <w:rFonts w:ascii="Times New Roman" w:hAnsi="Times New Roman" w:cs="Times New Roman"/>
-                                <w:spacing w:val="-12"/>
-                                <w:sz w:val="20"/>
-                                <w:szCs w:val="20"/>
-                              </w:rPr>
-                              <w:t xml:space="preserve"> </w:t>
-                            </w:r>
-                            <w:r>
-                              <w:rPr>
-                                <w:rFonts w:ascii="Times New Roman" w:hAnsi="Times New Roman" w:cs="Times New Roman"/>
-                                <w:spacing w:val="-2"/>
-                                <w:sz w:val="20"/>
-                                <w:szCs w:val="20"/>
-                              </w:rPr>
-                              <w:t>Remote</w:t>
-                            </w:r>
-                          </w:p>
-                        </w:tc>
-                        <w:tc>
-                          <w:tcPr>
-                            <w:tcW w:w="600" w:type="dxa"/>
-                          </w:tcPr>
-                          <w:p>
-                            <w:pPr>
-                              <w:pStyle w:val="TableParagraph"/>
-                              <w:jc w:val="center"/>
-                              <w:rPr>
-                                <w:rFonts w:ascii="Times New Roman" w:hAnsi="Times New Roman" w:cs="Times New Roman"/>
-                                <w:sz w:val="20"/>
-                                <w:szCs w:val="20"/>
-                              </w:rPr>
-                            </w:pPr>
-                            <w:bookmarkStart w:id="161" w:name="NNF_79_480_230_19_1_B"/>
-                            <w:r>
-                              <w:rPr>
-                                <w:rFonts w:ascii="Times New Roman" w:hAnsi="Times New Roman" w:cs="Times New Roman"/>
-                                <w:w w:val="70"/>
-                                <w:sz w:val="20"/>
-                                <w:szCs w:val="20"/>
-                                <w:fitText w:val="480" w:id="1079"/>
-                              </w:rPr>
-                              <w:t>{{q16}</w:t>
-                            </w:r>
-                            <w:r>
-                              <w:rPr>
-                                <w:rFonts w:ascii="Times New Roman" w:hAnsi="Times New Roman" w:cs="Times New Roman"/>
-                                <w:spacing w:val="1"/>
-                                <w:w w:val="70"/>
-                                <w:sz w:val="20"/>
-                                <w:szCs w:val="20"/>
-                                <w:fitText w:val="480" w:id="1079"/>
-                              </w:rPr>
-                              <w:t>}</w:t>
-                            </w:r>
-                            <w:bookmarkEnd w:id="161"/>
-                          </w:p>
-                        </w:tc>
-                        <w:tc>
-                          <w:tcPr>
-                            <w:tcW w:w="1620" w:type="dxa"/>
-                          </w:tcPr>
-                          <w:p>
-                            <w:pPr>
-                              <w:pStyle w:val="TableParagraph"/>
-                              <w:jc w:val="center"/>
-                              <w:rPr>
-                                <w:rFonts w:ascii="Times New Roman" w:hAnsi="Times New Roman" w:cs="Times New Roman"/>
-                                <w:sz w:val="20"/>
-                                <w:szCs w:val="20"/>
-                              </w:rPr>
-                            </w:pPr>
-                            <w:bookmarkStart w:id="162" w:name="NNF_80_1500_230_19_1_B"/>
-                            <w:r>
-                              <w:rPr>
-                                <w:rFonts w:ascii="Times New Roman" w:hAnsi="Times New Roman" w:cs="Times New Roman"/>
-                                <w:spacing w:val="136"/>
-                                <w:sz w:val="20"/>
-                                <w:szCs w:val="20"/>
-                                <w:fitText w:val="1500" w:id="1080"/>
-                              </w:rPr>
-                              <w:t>{{g16}</w:t>
-                            </w:r>
-                            <w:r>
-                              <w:rPr>
-                                <w:rFonts w:ascii="Times New Roman" w:hAnsi="Times New Roman" w:cs="Times New Roman"/>
-                                <w:spacing w:val="1"/>
-                                <w:sz w:val="20"/>
-                                <w:szCs w:val="20"/>
-                                <w:fitText w:val="1500" w:id="1080"/>
-                              </w:rPr>
-                              <w:t>}</w:t>
-                            </w:r>
-                            <w:bookmarkEnd w:id="162"/>
-                          </w:p>
-                        </w:tc>
-                        <w:tc>
-                          <w:tcPr>
-                            <w:tcW w:w="990" w:type="dxa"/>
-                          </w:tcPr>
-                          <w:p>
-                            <w:pPr>
-                              <w:pStyle w:val="TableParagraph"/>
-                              <w:jc w:val="center"/>
-                              <w:rPr>
-                                <w:rFonts w:ascii="Times New Roman" w:hAnsi="Times New Roman" w:cs="Times New Roman"/>
-                                <w:sz w:val="20"/>
-                                <w:szCs w:val="20"/>
-                              </w:rPr>
-                            </w:pPr>
-                            <w:bookmarkStart w:id="163" w:name="NNF_81_869_230_19_1_B"/>
-                            <w:r>
-                              <w:rPr>
-                                <w:rFonts w:ascii="Times New Roman" w:hAnsi="Times New Roman" w:cs="Times New Roman"/>
-                                <w:spacing w:val="30"/>
-                                <w:sz w:val="20"/>
-                                <w:szCs w:val="20"/>
-                                <w:fitText w:val="869" w:id="1081"/>
-                              </w:rPr>
-                              <w:t>{{b16}</w:t>
-                            </w:r>
-                            <w:r>
-                              <w:rPr>
-                                <w:rFonts w:ascii="Times New Roman" w:hAnsi="Times New Roman" w:cs="Times New Roman"/>
-                                <w:spacing w:val="6"/>
-                                <w:sz w:val="20"/>
-                                <w:szCs w:val="20"/>
-                                <w:fitText w:val="869" w:id="1081"/>
-                              </w:rPr>
-                              <w:t>}</w:t>
-                            </w:r>
-                            <w:bookmarkEnd w:id="163"/>
-                          </w:p>
-                        </w:tc>
-                        <w:tc>
-                          <w:tcPr>
-                            <w:tcW w:w="3630" w:type="dxa"/>
-                          </w:tcPr>
-                          <w:p>
-                            <w:pPr>
-                              <w:pStyle w:val="TableParagraph"/>
-                              <w:rPr>
-                                <w:rFonts w:ascii="Times New Roman" w:hAnsi="Times New Roman" w:cs="Times New Roman"/>
-                                <w:sz w:val="20"/>
-                                <w:szCs w:val="20"/>
-                              </w:rPr>
-                            </w:pPr>
-                            <w:bookmarkStart w:id="164" w:name="NNF_82_3512_230_19_0_B"/>
-                            <w:r>
-                              <w:rPr>
-                                <w:rFonts w:ascii="Times New Roman" w:hAnsi="Times New Roman" w:cs="Times New Roman"/>
-                                <w:sz w:val="20"/>
-                                <w:szCs w:val="20"/>
-                              </w:rPr>
-                              <w:t>{{r16}}</w:t>
-                            </w:r>
-                            <w:bookmarkEnd w:id="164"/>
-                          </w:p>
-                        </w:tc>
-                      </w:tr>
-                      <w:tr>
-                        <w:trPr>
-                          <w:trHeight w:val="248"/>
-                        </w:trPr>
-                        <w:tc>
-                          <w:tcPr>
-                            <w:tcW w:w="3090" w:type="dxa"/>
-                          </w:tcPr>
-                          <w:p>
-                            <w:pPr>
-                              <w:pStyle w:val="TableParagraph"/>
-                              <w:spacing w:line="229" w:lineRule="exact"/>
-                              <w:ind w:left="100"/>
-                              <w:rPr>
-                                <w:rFonts w:ascii="Times New Roman" w:hAnsi="Times New Roman" w:cs="Times New Roman"/>
-                                <w:sz w:val="20"/>
-                                <w:szCs w:val="20"/>
-                              </w:rPr>
-                            </w:pPr>
-                            <w:r>
-                              <w:rPr>
-                                <w:rFonts w:ascii="Times New Roman" w:hAnsi="Times New Roman" w:cs="Times New Roman"/>
-                                <w:sz w:val="20"/>
-                                <w:szCs w:val="20"/>
-                              </w:rPr>
-                              <w:t>Access</w:t>
-                            </w:r>
-                            <w:r>
-                              <w:rPr>
-                                <w:rFonts w:ascii="Times New Roman" w:hAnsi="Times New Roman" w:cs="Times New Roman"/>
-                                <w:spacing w:val="-18"/>
-                                <w:sz w:val="20"/>
-                                <w:szCs w:val="20"/>
-                              </w:rPr>
-                              <w:t xml:space="preserve"> </w:t>
-                            </w:r>
-                            <w:r>
-                              <w:rPr>
-                                <w:rFonts w:ascii="Times New Roman" w:hAnsi="Times New Roman" w:cs="Times New Roman"/>
-                                <w:spacing w:val="-4"/>
-                                <w:sz w:val="20"/>
-                                <w:szCs w:val="20"/>
-                              </w:rPr>
-                              <w:t>Card</w:t>
-                            </w:r>
-                          </w:p>
-                        </w:tc>
-                        <w:tc>
-                          <w:tcPr>
-                            <w:tcW w:w="600" w:type="dxa"/>
-                          </w:tcPr>
-                          <w:p>
-                            <w:pPr>
-                              <w:pStyle w:val="TableParagraph"/>
-                              <w:jc w:val="center"/>
-                              <w:rPr>
-                                <w:rFonts w:ascii="Times New Roman" w:hAnsi="Times New Roman" w:cs="Times New Roman"/>
-                                <w:sz w:val="20"/>
-                                <w:szCs w:val="20"/>
-                                <w:lang w:eastAsia="zh-CN"/>
-                              </w:rPr>
-                            </w:pPr>
-                            <w:bookmarkStart w:id="165" w:name="NNF_83_480_247_19_1_B"/>
-                            <w:r>
-                              <w:rPr>
-                                <w:rFonts w:ascii="Times New Roman" w:hAnsi="Times New Roman" w:cs="Times New Roman"/>
-                                <w:w w:val="70"/>
-                                <w:sz w:val="20"/>
-                                <w:szCs w:val="20"/>
-                                <w:fitText w:val="480" w:id="1083"/>
-                              </w:rPr>
-                              <w:t>{{q17}</w:t>
-                            </w:r>
-                            <w:r>
-                              <w:rPr>
-                                <w:rFonts w:ascii="Times New Roman" w:hAnsi="Times New Roman" w:cs="Times New Roman"/>
-                                <w:spacing w:val="1"/>
-                                <w:w w:val="70"/>
-                                <w:sz w:val="20"/>
-                                <w:szCs w:val="20"/>
-                                <w:fitText w:val="480" w:id="1083"/>
-                              </w:rPr>
-                              <w:t>}</w:t>
-                            </w:r>
-                            <w:bookmarkEnd w:id="165"/>
-                          </w:p>
-                        </w:tc>
-                        <w:tc>
-                          <w:tcPr>
-                            <w:tcW w:w="1620" w:type="dxa"/>
-                          </w:tcPr>
-                          <w:p>
-                            <w:pPr>
-                              <w:pStyle w:val="TableParagraph"/>
-                              <w:jc w:val="center"/>
-                              <w:rPr>
-                                <w:rFonts w:ascii="Times New Roman" w:hAnsi="Times New Roman" w:cs="Times New Roman"/>
-                                <w:sz w:val="20"/>
-                                <w:szCs w:val="20"/>
-                                <w:lang w:eastAsia="zh-CN"/>
-                              </w:rPr>
-                            </w:pPr>
-                            <w:bookmarkStart w:id="166" w:name="NNF_84_1500_247_19_1_B"/>
-                            <w:r>
-                              <w:rPr>
-                                <w:rFonts w:ascii="Times New Roman" w:hAnsi="Times New Roman" w:cs="Times New Roman"/>
-                                <w:spacing w:val="136"/>
-                                <w:sz w:val="20"/>
-                                <w:szCs w:val="20"/>
-                                <w:fitText w:val="1500" w:id="1084"/>
-                              </w:rPr>
-                              <w:t>{{g17}</w:t>
-                            </w:r>
-                            <w:r>
-                              <w:rPr>
-                                <w:rFonts w:ascii="Times New Roman" w:hAnsi="Times New Roman" w:cs="Times New Roman"/>
-                                <w:spacing w:val="1"/>
-                                <w:sz w:val="20"/>
-                                <w:szCs w:val="20"/>
-                                <w:fitText w:val="1500" w:id="1084"/>
-                              </w:rPr>
-                              <w:t>}</w:t>
-                            </w:r>
-                            <w:bookmarkEnd w:id="166"/>
-                          </w:p>
-                        </w:tc>
-                        <w:tc>
-                          <w:tcPr>
-                            <w:tcW w:w="990" w:type="dxa"/>
-                          </w:tcPr>
-                          <w:p>
-                            <w:pPr>
-                              <w:pStyle w:val="TableParagraph"/>
-                              <w:jc w:val="center"/>
-                              <w:rPr>
-                                <w:rFonts w:ascii="Times New Roman" w:hAnsi="Times New Roman" w:cs="Times New Roman"/>
-                                <w:sz w:val="20"/>
-                                <w:szCs w:val="20"/>
-                              </w:rPr>
-                            </w:pPr>
-                            <w:bookmarkStart w:id="167" w:name="NNF_85_869_247_19_1_B"/>
-                            <w:r>
-                              <w:rPr>
-                                <w:rFonts w:ascii="Times New Roman" w:hAnsi="Times New Roman" w:cs="Times New Roman"/>
-                                <w:spacing w:val="30"/>
-                                <w:sz w:val="20"/>
-                                <w:szCs w:val="20"/>
-                                <w:fitText w:val="869" w:id="1085"/>
-                              </w:rPr>
-                              <w:t>{{b17}</w:t>
-                            </w:r>
-                            <w:r>
-                              <w:rPr>
-                                <w:rFonts w:ascii="Times New Roman" w:hAnsi="Times New Roman" w:cs="Times New Roman"/>
-                                <w:spacing w:val="6"/>
-                                <w:sz w:val="20"/>
-                                <w:szCs w:val="20"/>
-                                <w:fitText w:val="869" w:id="1085"/>
-                              </w:rPr>
-                              <w:t>}</w:t>
-                            </w:r>
-                            <w:bookmarkEnd w:id="167"/>
-                          </w:p>
-                        </w:tc>
-                        <w:tc>
-                          <w:tcPr>
-                            <w:tcW w:w="3630" w:type="dxa"/>
-                          </w:tcPr>
-                          <w:p>
-                            <w:pPr>
-                              <w:pStyle w:val="TableParagraph"/>
-                              <w:jc w:val="center"/>
-                              <w:rPr>
-                                <w:rFonts w:ascii="Times New Roman" w:hAnsi="Times New Roman" w:cs="Times New Roman"/>
-                                <w:sz w:val="20"/>
-                                <w:szCs w:val="20"/>
-                                <w:lang w:eastAsia="zh-CN"/>
-                              </w:rPr>
-                            </w:pPr>
-                            <w:bookmarkStart w:id="168" w:name="NNF_86_3512_247_19_0_B"/>
-                            <w:r>
-                              <w:rPr>
-                                <w:rFonts w:ascii="Times New Roman" w:hAnsi="Times New Roman" w:cs="Times New Roman"/>
-                                <w:sz w:val="20"/>
-                                <w:szCs w:val="20"/>
-                                <w:lang w:eastAsia="zh-CN"/>
-                              </w:rPr>
-                              <w:t>{{r17}}</w:t>
-                            </w:r>
-                            <w:bookmarkEnd w:id="168"/>
-                          </w:p>
-                        </w:tc>
-                      </w:tr>
-                      <w:tr>
-                        <w:trPr>
-                          <w:trHeight w:val="230"/>
-                        </w:trPr>
-                        <w:tc>
-                          <w:tcPr>
-                            <w:tcW w:w="3090" w:type="dxa"/>
-                          </w:tcPr>
-                          <w:p>
-                            <w:pPr>
-                              <w:pStyle w:val="TableParagraph"/>
-                              <w:spacing w:line="210" w:lineRule="exact"/>
-                              <w:ind w:left="100"/>
-                              <w:rPr>
-                                <w:rFonts w:ascii="Times New Roman" w:hAnsi="Times New Roman" w:cs="Times New Roman"/>
-                                <w:sz w:val="20"/>
-                                <w:szCs w:val="20"/>
-                              </w:rPr>
-                            </w:pPr>
-                            <w:r>
-                              <w:rPr>
-                                <w:rFonts w:ascii="Times New Roman" w:hAnsi="Times New Roman" w:cs="Times New Roman"/>
-                                <w:sz w:val="20"/>
-                                <w:szCs w:val="20"/>
-                              </w:rPr>
-                              <w:t>Room</w:t>
-                            </w:r>
-                            <w:r>
-                              <w:rPr>
-                                <w:rFonts w:ascii="Times New Roman" w:hAnsi="Times New Roman" w:cs="Times New Roman"/>
-                                <w:spacing w:val="-17"/>
-                                <w:sz w:val="20"/>
-                                <w:szCs w:val="20"/>
-                              </w:rPr>
-                              <w:t xml:space="preserve"> </w:t>
-                            </w:r>
-                            <w:r>
-                              <w:rPr>
-                                <w:rFonts w:ascii="Times New Roman" w:hAnsi="Times New Roman" w:cs="Times New Roman"/>
-                                <w:spacing w:val="-4"/>
-                                <w:sz w:val="20"/>
-                                <w:szCs w:val="20"/>
-                              </w:rPr>
-                              <w:t>Key</w:t>
-                            </w:r>
-                          </w:p>
-                        </w:tc>
-                        <w:tc>
-                          <w:tcPr>
-                            <w:tcW w:w="600" w:type="dxa"/>
-                          </w:tcPr>
-                          <w:p>
-                            <w:pPr>
-                              <w:pStyle w:val="TableParagraph"/>
-                              <w:jc w:val="center"/>
-                              <w:rPr>
-                                <w:rFonts w:ascii="Times New Roman" w:hAnsi="Times New Roman" w:cs="Times New Roman"/>
-                                <w:sz w:val="20"/>
-                                <w:szCs w:val="20"/>
-                              </w:rPr>
-                            </w:pPr>
-                            <w:bookmarkStart w:id="169" w:name="NNF_87_480_230_19_1_B"/>
-                            <w:r>
-                              <w:rPr>
-                                <w:rFonts w:ascii="Times New Roman" w:hAnsi="Times New Roman" w:cs="Times New Roman"/>
-                                <w:w w:val="70"/>
-                                <w:sz w:val="20"/>
-                                <w:szCs w:val="20"/>
-                                <w:fitText w:val="480" w:id="1087"/>
-                              </w:rPr>
-                              <w:t>{{q18}</w:t>
-                            </w:r>
-                            <w:r>
-                              <w:rPr>
-                                <w:rFonts w:ascii="Times New Roman" w:hAnsi="Times New Roman" w:cs="Times New Roman"/>
-                                <w:spacing w:val="1"/>
-                                <w:w w:val="70"/>
-                                <w:sz w:val="20"/>
-                                <w:szCs w:val="20"/>
-                                <w:fitText w:val="480" w:id="1087"/>
-                              </w:rPr>
-                              <w:t>}</w:t>
-                            </w:r>
-                            <w:bookmarkEnd w:id="169"/>
-                          </w:p>
-                        </w:tc>
-                        <w:tc>
-                          <w:tcPr>
-                            <w:tcW w:w="1620" w:type="dxa"/>
-                          </w:tcPr>
-                          <w:p>
-                            <w:pPr>
-                              <w:pStyle w:val="TableParagraph"/>
-                              <w:jc w:val="center"/>
-                              <w:rPr>
-                                <w:rFonts w:ascii="Times New Roman" w:hAnsi="Times New Roman" w:cs="Times New Roman"/>
-                                <w:sz w:val="20"/>
-                                <w:szCs w:val="20"/>
-                              </w:rPr>
-                            </w:pPr>
-                            <w:bookmarkStart w:id="170" w:name="NNF_88_1500_230_19_1_B"/>
-                            <w:r>
-                              <w:rPr>
-                                <w:rFonts w:ascii="Times New Roman" w:hAnsi="Times New Roman" w:cs="Times New Roman"/>
-                                <w:spacing w:val="136"/>
-                                <w:sz w:val="20"/>
-                                <w:szCs w:val="20"/>
-                                <w:fitText w:val="1500" w:id="1088"/>
-                              </w:rPr>
-                              <w:t>{{g18}</w:t>
-                            </w:r>
-                            <w:r>
-                              <w:rPr>
-                                <w:rFonts w:ascii="Times New Roman" w:hAnsi="Times New Roman" w:cs="Times New Roman"/>
-                                <w:spacing w:val="1"/>
-                                <w:sz w:val="20"/>
-                                <w:szCs w:val="20"/>
-                                <w:fitText w:val="1500" w:id="1088"/>
-                              </w:rPr>
-                              <w:t>}</w:t>
-                            </w:r>
-                            <w:bookmarkEnd w:id="170"/>
-                          </w:p>
-                        </w:tc>
-                        <w:tc>
-                          <w:tcPr>
-                            <w:tcW w:w="990" w:type="dxa"/>
-                          </w:tcPr>
-                          <w:p>
-                            <w:pPr>
-                              <w:pStyle w:val="TableParagraph"/>
-                              <w:jc w:val="center"/>
-                              <w:rPr>
-                                <w:rFonts w:ascii="Times New Roman" w:hAnsi="Times New Roman" w:cs="Times New Roman"/>
-                                <w:sz w:val="20"/>
-                                <w:szCs w:val="20"/>
-                              </w:rPr>
-                            </w:pPr>
-                            <w:bookmarkStart w:id="171" w:name="NNF_89_869_230_19_1_B"/>
-                            <w:r>
-                              <w:rPr>
-                                <w:rFonts w:ascii="Times New Roman" w:hAnsi="Times New Roman" w:cs="Times New Roman"/>
-                                <w:spacing w:val="30"/>
-                                <w:sz w:val="20"/>
-                                <w:szCs w:val="20"/>
-                                <w:fitText w:val="869" w:id="1089"/>
-                              </w:rPr>
-                              <w:t>{{b18}</w:t>
-                            </w:r>
-                            <w:r>
-                              <w:rPr>
-                                <w:rFonts w:ascii="Times New Roman" w:hAnsi="Times New Roman" w:cs="Times New Roman"/>
-                                <w:spacing w:val="6"/>
-                                <w:sz w:val="20"/>
-                                <w:szCs w:val="20"/>
-                                <w:fitText w:val="869" w:id="1089"/>
-                              </w:rPr>
-                              <w:t>}</w:t>
-                            </w:r>
-                            <w:bookmarkEnd w:id="171"/>
-                          </w:p>
-                        </w:tc>
-                        <w:tc>
-                          <w:tcPr>
-                            <w:tcW w:w="3630" w:type="dxa"/>
-                          </w:tcPr>
-                          <w:p>
-                            <w:pPr>
-                              <w:pStyle w:val="TableParagraph"/>
-                              <w:rPr>
-                                <w:rFonts w:ascii="Times New Roman" w:hAnsi="Times New Roman" w:cs="Times New Roman"/>
-                                <w:sz w:val="20"/>
-                                <w:szCs w:val="20"/>
-                              </w:rPr>
-                            </w:pPr>
-                            <w:bookmarkStart w:id="172" w:name="NNF_90_3512_230_19_0_B"/>
-                            <w:r>
-                              <w:rPr>
-                                <w:rFonts w:ascii="Times New Roman" w:hAnsi="Times New Roman" w:cs="Times New Roman"/>
-                                <w:sz w:val="20"/>
-                                <w:szCs w:val="20"/>
-                              </w:rPr>
-                              <w:t>{{r18}}</w:t>
-                            </w:r>
-                            <w:bookmarkEnd w:id="172"/>
-                          </w:p>
-                        </w:tc>
-                      </w:tr>
-                      <w:tr>
-                        <w:trPr>
-                          <w:trHeight w:val="230"/>
-                        </w:trPr>
-                        <w:tc>
-                          <w:tcPr>
-                            <w:tcW w:w="3090" w:type="dxa"/>
-                          </w:tcPr>
-                          <w:p>
-                            <w:pPr>
-                              <w:pStyle w:val="TableParagraph"/>
-                              <w:spacing w:line="210" w:lineRule="exact"/>
-                              <w:ind w:left="100"/>
-                              <w:rPr>
-                                <w:rFonts w:ascii="Times New Roman" w:hAnsi="Times New Roman" w:cs="Times New Roman"/>
-                                <w:sz w:val="20"/>
-                                <w:szCs w:val="20"/>
-                              </w:rPr>
-                            </w:pPr>
-                            <w:r>
-                              <w:rPr>
-                                <w:rFonts w:ascii="Times New Roman" w:hAnsi="Times New Roman" w:cs="Times New Roman"/>
-                                <w:sz w:val="20"/>
-                                <w:szCs w:val="20"/>
-                              </w:rPr>
-                              <w:t>Main Door Key</w:t>
-                            </w:r>
-                          </w:p>
-                        </w:tc>
-                        <w:tc>
-                          <w:tcPr>
-                            <w:tcW w:w="600" w:type="dxa"/>
-                          </w:tcPr>
-                          <w:p>
-                            <w:pPr>
-                              <w:pStyle w:val="TableParagraph"/>
-                              <w:jc w:val="center"/>
-                              <w:rPr>
-                                <w:rFonts w:ascii="Times New Roman" w:hAnsi="Times New Roman" w:cs="Times New Roman"/>
-                                <w:sz w:val="20"/>
-                                <w:szCs w:val="20"/>
-                              </w:rPr>
-                            </w:pPr>
-                            <w:bookmarkStart w:id="173" w:name="NNF_91_480_230_19_1_B"/>
-                            <w:r>
-                              <w:rPr>
-                                <w:rFonts w:ascii="Times New Roman" w:hAnsi="Times New Roman" w:cs="Times New Roman"/>
-                                <w:w w:val="70"/>
-                                <w:sz w:val="20"/>
-                                <w:szCs w:val="20"/>
-                                <w:fitText w:val="480" w:id="1091"/>
-                              </w:rPr>
-                              <w:t>{{q19}</w:t>
-                            </w:r>
-                            <w:r>
-                              <w:rPr>
-                                <w:rFonts w:ascii="Times New Roman" w:hAnsi="Times New Roman" w:cs="Times New Roman"/>
-                                <w:spacing w:val="1"/>
-                                <w:w w:val="70"/>
-                                <w:sz w:val="20"/>
-                                <w:szCs w:val="20"/>
-                                <w:fitText w:val="480" w:id="1091"/>
-                              </w:rPr>
-                              <w:t>}</w:t>
-                            </w:r>
-                            <w:bookmarkEnd w:id="173"/>
-                          </w:p>
-                        </w:tc>
-                        <w:tc>
-                          <w:tcPr>
-                            <w:tcW w:w="1620" w:type="dxa"/>
-                          </w:tcPr>
-                          <w:p>
-                            <w:pPr>
-                              <w:pStyle w:val="TableParagraph"/>
-                              <w:jc w:val="center"/>
-                              <w:rPr>
-                                <w:rFonts w:ascii="Times New Roman" w:hAnsi="Times New Roman" w:cs="Times New Roman"/>
-                                <w:sz w:val="20"/>
-                                <w:szCs w:val="20"/>
-                              </w:rPr>
-                            </w:pPr>
-                            <w:bookmarkStart w:id="174" w:name="NNF_92_1500_230_19_1_B"/>
-                            <w:r>
-                              <w:rPr>
-                                <w:rFonts w:ascii="Times New Roman" w:hAnsi="Times New Roman" w:cs="Times New Roman"/>
-                                <w:spacing w:val="136"/>
-                                <w:sz w:val="20"/>
-                                <w:szCs w:val="20"/>
-                                <w:fitText w:val="1500" w:id="1092"/>
-                              </w:rPr>
-                              <w:t>{{g19}</w:t>
-                            </w:r>
-                            <w:r>
-                              <w:rPr>
-                                <w:rFonts w:ascii="Times New Roman" w:hAnsi="Times New Roman" w:cs="Times New Roman"/>
-                                <w:spacing w:val="1"/>
-                                <w:sz w:val="20"/>
-                                <w:szCs w:val="20"/>
-                                <w:fitText w:val="1500" w:id="1092"/>
-                              </w:rPr>
-                              <w:t>}</w:t>
-                            </w:r>
-                            <w:bookmarkEnd w:id="174"/>
-                          </w:p>
-                        </w:tc>
-                        <w:tc>
-                          <w:tcPr>
-                            <w:tcW w:w="990" w:type="dxa"/>
-                          </w:tcPr>
-                          <w:p>
-                            <w:pPr>
-                              <w:pStyle w:val="TableParagraph"/>
-                              <w:jc w:val="center"/>
-                              <w:rPr>
-                                <w:rFonts w:ascii="Times New Roman" w:hAnsi="Times New Roman" w:cs="Times New Roman"/>
-                                <w:sz w:val="20"/>
-                                <w:szCs w:val="20"/>
-                              </w:rPr>
-                            </w:pPr>
-                            <w:bookmarkStart w:id="175" w:name="NNF_93_869_230_19_1_B"/>
-                            <w:r>
-                              <w:rPr>
-                                <w:rFonts w:ascii="Times New Roman" w:hAnsi="Times New Roman" w:cs="Times New Roman"/>
-                                <w:spacing w:val="30"/>
-                                <w:sz w:val="20"/>
-                                <w:szCs w:val="20"/>
-                                <w:fitText w:val="869" w:id="1093"/>
-                              </w:rPr>
-                              <w:t>{{b19}</w:t>
-                            </w:r>
-                            <w:r>
-                              <w:rPr>
-                                <w:rFonts w:ascii="Times New Roman" w:hAnsi="Times New Roman" w:cs="Times New Roman"/>
-                                <w:spacing w:val="6"/>
-                                <w:sz w:val="20"/>
-                                <w:szCs w:val="20"/>
-                                <w:fitText w:val="869" w:id="1093"/>
-                              </w:rPr>
-                              <w:t>}</w:t>
-                            </w:r>
-                            <w:bookmarkEnd w:id="175"/>
-                          </w:p>
-                        </w:tc>
-                        <w:tc>
-                          <w:tcPr>
-                            <w:tcW w:w="3630" w:type="dxa"/>
-                          </w:tcPr>
-                          <w:p>
-                            <w:pPr>
-                              <w:pStyle w:val="TableParagraph"/>
-                              <w:rPr>
-                                <w:rFonts w:ascii="Times New Roman" w:hAnsi="Times New Roman" w:cs="Times New Roman"/>
-                                <w:sz w:val="20"/>
-                                <w:szCs w:val="20"/>
-                              </w:rPr>
-                            </w:pPr>
-                            <w:bookmarkStart w:id="176" w:name="NNF_94_3512_230_19_0_B"/>
-                            <w:r>
-                              <w:rPr>
-                                <w:rFonts w:ascii="Times New Roman" w:hAnsi="Times New Roman" w:cs="Times New Roman"/>
-                                <w:sz w:val="20"/>
-                                <w:szCs w:val="20"/>
-                              </w:rPr>
-                              <w:t>{{r19}}</w:t>
-                            </w:r>
-                            <w:bookmarkEnd w:id="176"/>
                           </w:p>
                         </w:tc>
                       </w:tr>
@@ -8872,7 +7420,7 @@
                         </w:trPr>
                         <w:tc>
                           <w:tcPr>
-                            <w:tcW w:w="3090" w:type="dxa"/>
+                            <w:tcW w:w="3445" w:type="dxa"/>
                           </w:tcPr>
                           <w:p>
                             <w:pPr>
@@ -8924,7 +7472,7 @@
                         </w:tc>
                         <w:tc>
                           <w:tcPr>
-                            <w:tcW w:w="600" w:type="dxa"/>
+                            <w:tcW w:w="668" w:type="dxa"/>
                           </w:tcPr>
                           <w:p>
                             <w:pPr>
@@ -8948,7 +7496,7 @@
                         </w:tc>
                         <w:tc>
                           <w:tcPr>
-                            <w:tcW w:w="1620" w:type="dxa"/>
+                            <w:tcW w:w="1806" w:type="dxa"/>
                           </w:tcPr>
                           <w:p>
                             <w:pPr>
@@ -8972,42 +7520,18 @@
                         </w:tc>
                         <w:tc>
                           <w:tcPr>
-                            <w:tcW w:w="990" w:type="dxa"/>
+                            <w:tcW w:w="4047" w:type="dxa"/>
                           </w:tcPr>
                           <w:p>
                             <w:pPr>
                               <w:pStyle w:val="TableParagraph"/>
-                              <w:jc w:val="center"/>
                               <w:rPr>
                                 <w:rFonts w:ascii="Times New Roman" w:hAnsi="Times New Roman" w:cs="Times New Roman"/>
                                 <w:sz w:val="20"/>
                                 <w:szCs w:val="20"/>
                               </w:rPr>
                             </w:pPr>
-                            <w:r>
-                              <w:rPr>
-                                <w:rFonts w:ascii="Times New Roman" w:hAnsi="Times New Roman" w:cs="Times New Roman"/>
-                                <w:sz w:val="20"/>
-                                <w:szCs w:val="20"/>
-                              </w:rPr>
-                              <w:t>-</w:t>
-                            </w:r>
-                          </w:p>
-                        </w:tc>
-                        <w:tc>
-                          <w:tcPr>
-                            <w:tcW w:w="3630" w:type="dxa"/>
-                          </w:tcPr>
-                          <w:p>
-                            <w:pPr>
-                              <w:pStyle w:val="TableParagraph"/>
-                              <w:rPr>
-                                <w:rFonts w:ascii="Times New Roman" w:hAnsi="Times New Roman" w:cs="Times New Roman"/>
-                                <w:sz w:val="20"/>
-                                <w:szCs w:val="20"/>
-                              </w:rPr>
-                            </w:pPr>
-                            <w:bookmarkStart w:id="177" w:name="NNF_95_3512_238_19_0_B"/>
+                            <w:bookmarkStart w:id="133" w:name="NNF_95_3512_238_19_0_B"/>
                             <w:r>
                               <w:rPr>
                                 <w:rFonts w:ascii="Times New Roman" w:hAnsi="Times New Roman" w:cs="Times New Roman"/>
@@ -9016,7 +7540,7 @@
                               </w:rPr>
                               <w:t>{{meter_reading}}</w:t>
                             </w:r>
-                            <w:bookmarkEnd w:id="177"/>
+                            <w:bookmarkEnd w:id="133"/>
                           </w:p>
                         </w:tc>
                       </w:tr>
@@ -9523,7 +8047,7 @@
           <w:sz w:val="20"/>
         </w:rPr>
       </w:pPr>
-      <w:bookmarkStart w:id="178" w:name="NNF_185_4470_249_18_0_D"/>
+      <w:bookmarkStart w:id="134" w:name="NNF_185_4470_249_18_0_D"/>
       <w:r>
         <w:rPr>
           <w:rFonts w:ascii="Cambria" w:eastAsia="Cambria" w:hAnsi="Cambria" w:cs="Cambria"/>
@@ -9644,7 +8168,7 @@
         </w:rPr>
         <w:t>{{company.name}}</w:t>
       </w:r>
-      <w:bookmarkEnd w:id="178"/>
+      <w:bookmarkEnd w:id="134"/>
     </w:p>
     <w:p>
       <w:pPr>
@@ -9661,7 +8185,7 @@
           <w:sz w:val="20"/>
         </w:rPr>
       </w:pPr>
-      <w:bookmarkStart w:id="179" w:name="NNF_186_4470_249_18_0_D"/>
+      <w:bookmarkStart w:id="135" w:name="NNF_186_4470_249_18_0_D"/>
       <w:r>
         <w:rPr>
           <w:rFonts w:ascii="Cambria" w:eastAsia="Cambria" w:hAnsi="Cambria" w:cs="Cambria"/>
@@ -9821,7 +8345,7 @@
         </w:rPr>
         <w:t>}}</w:t>
       </w:r>
-      <w:bookmarkEnd w:id="179"/>
+      <w:bookmarkEnd w:id="135"/>
     </w:p>
     <w:p>
       <w:pPr>
@@ -9839,7 +8363,7 @@
           <w:sz w:val="20"/>
         </w:rPr>
       </w:pPr>
-      <w:bookmarkStart w:id="180" w:name="NNF_187_9360_260_20_0_B"/>
+      <w:bookmarkStart w:id="136" w:name="NNF_187_9360_260_20_0_B"/>
       <w:r>
         <w:rPr>
           <w:rFonts w:ascii="Cambria" w:eastAsia="Cambria" w:hAnsi="Cambria" w:cs="Cambria"/>
@@ -9958,7 +8482,7 @@
         </w:rPr>
         <w:t>{{agreement_date}}</w:t>
       </w:r>
-      <w:bookmarkEnd w:id="180"/>
+      <w:bookmarkEnd w:id="136"/>
     </w:p>
     <w:sectPr>
       <w:headerReference w:type="first" r:id="rId9"/>
@@ -10102,8 +8626,8 @@
               <w:szCs w:val="16"/>
             </w:rPr>
           </w:pPr>
-          <w:bookmarkStart w:id="181" w:name="NestHeader_name"/>
-          <w:bookmarkStart w:id="182" w:name="NNF_188_9720_272_22_1_S"/>
+          <w:bookmarkStart w:id="137" w:name="NestHeader_name"/>
+          <w:bookmarkStart w:id="138" w:name="NNF_188_9720_272_22_1_S"/>
           <w:r>
             <w:rPr>
               <w:rFonts w:ascii="Arial" w:hAnsi="Arial"/>
@@ -10113,8 +8637,8 @@
             </w:rPr>
             <w:t>{{company.name}}</w:t>
           </w:r>
-          <w:bookmarkEnd w:id="181"/>
-          <w:bookmarkEnd w:id="182"/>
+          <w:bookmarkEnd w:id="137"/>
+          <w:bookmarkEnd w:id="138"/>
         </w:p>
         <w:p>
           <w:pPr>
@@ -10124,8 +8648,8 @@
               <w:szCs w:val="14"/>
             </w:rPr>
           </w:pPr>
-          <w:bookmarkStart w:id="183" w:name="NestHeader_registration"/>
-          <w:bookmarkStart w:id="184" w:name="NNF_189_9720_294_24_1_S"/>
+          <w:bookmarkStart w:id="139" w:name="NestHeader_registration"/>
+          <w:bookmarkStart w:id="140" w:name="NNF_189_9720_294_24_1_S"/>
           <w:r>
             <w:rPr>
               <w:rFonts w:ascii="Arial" w:hAnsi="Arial"/>
@@ -10155,8 +8679,8 @@
             </w:rPr>
             <w:t>}}</w:t>
           </w:r>
-          <w:bookmarkEnd w:id="183"/>
-          <w:bookmarkEnd w:id="184"/>
+          <w:bookmarkEnd w:id="139"/>
+          <w:bookmarkEnd w:id="140"/>
         </w:p>
         <w:p>
           <w:pPr>
@@ -10166,8 +8690,8 @@
               <w:szCs w:val="16"/>
             </w:rPr>
           </w:pPr>
-          <w:bookmarkStart w:id="185" w:name="NestHeader_address"/>
-          <w:bookmarkStart w:id="186" w:name="NNF_190_9720_260_21_1_T"/>
+          <w:bookmarkStart w:id="141" w:name="NestHeader_address"/>
+          <w:bookmarkStart w:id="142" w:name="NNF_190_9720_260_21_1_T"/>
           <w:r>
             <w:rPr>
               <w:rFonts w:ascii="Times New Roman" w:hAnsi="Times New Roman"/>
@@ -10197,8 +8721,8 @@
             </w:rPr>
             <w:t>}}</w:t>
           </w:r>
-          <w:bookmarkEnd w:id="185"/>
-          <w:bookmarkEnd w:id="186"/>
+          <w:bookmarkEnd w:id="141"/>
+          <w:bookmarkEnd w:id="142"/>
         </w:p>
         <w:p>
           <w:pPr>
@@ -10208,8 +8732,8 @@
               <w:szCs w:val="16"/>
             </w:rPr>
           </w:pPr>
-          <w:bookmarkStart w:id="187" w:name="NestHeader_phone"/>
-          <w:bookmarkStart w:id="188" w:name="NNF_191_9720_281_23_1_T"/>
+          <w:bookmarkStart w:id="143" w:name="NestHeader_phone"/>
+          <w:bookmarkStart w:id="144" w:name="NNF_191_9720_281_23_1_T"/>
           <w:r>
             <w:rPr>
               <w:rFonts w:ascii="Times New Roman" w:hAnsi="Times New Roman"/>
@@ -10239,8 +8763,8 @@
             </w:rPr>
             <w:t>}}</w:t>
           </w:r>
-          <w:bookmarkEnd w:id="187"/>
-          <w:bookmarkEnd w:id="188"/>
+          <w:bookmarkEnd w:id="143"/>
+          <w:bookmarkEnd w:id="144"/>
         </w:p>
       </w:tc>
     </w:tr>

--- a/agreements/1. Move in Form - quantity.docx
+++ b/agreements/1. Move in Form - quantity.docx
@@ -2834,7 +2834,7 @@
                                       <w:sz w:val="20"/>
                                       <w:szCs w:val="20"/>
                                     </w:rPr>
-                                    <w:t>Mattress</w:t>
+                                    <w:t>Bedsheet</w:t>
                                   </w:r>
                                   <w:r>
                                     <w:rPr>
@@ -6139,7 +6139,7 @@
                                 <w:sz w:val="20"/>
                                 <w:szCs w:val="20"/>
                               </w:rPr>
-                              <w:t>Mattress</w:t>
+                              <w:t>Bedsheet</w:t>
                             </w:r>
                             <w:r>
                               <w:rPr>
